--- a/plantillas_maestras/02_seguro_vida/anulacion_indebida/2_o_mas_ddos_varios/varon/TPL_0630_2026_SEGURO_VIDA_ANULACION_INDEBIDA_ASEGURADORA_VARON_R2.docx
+++ b/plantillas_maestras/02_seguro_vida/anulacion_indebida/2_o_mas_ddos_varios/varon/TPL_0630_2026_SEGURO_VIDA_ANULACION_INDEBIDA_ASEGURADORA_VARON_R2.docx
@@ -310,7 +310,7 @@
           <w14:ligatures w14:val="none"/>
         </w:rPr>
         <w:tab/>
-        <w:t xml:space="preserve">:       </w:t>
+        <w:t xml:space="preserve">: </w:t>
       </w:r>
       <w:r>
         <w:rPr>
@@ -678,7 +678,7 @@
           <w:lang w:val="es-ES" w:eastAsia="es-ES"/>
           <w14:ligatures w14:val="none"/>
         </w:rPr>
-        <w:t xml:space="preserve"> presuntas infracciones a la Ley N°29571, </w:t>
+        <w:t xml:space="preserve"> presuntas infracciones a la Ley 29571, </w:t>
       </w:r>
       <w:r>
         <w:rPr>
@@ -805,7 +805,7 @@
           <w:lang w:eastAsia="es-ES"/>
           <w14:ligatures w14:val="none"/>
         </w:rPr>
-        <w:t xml:space="preserve"> – Póliza N°02262/0033085909 y el </w:t>
+        <w:t xml:space="preserve"> – Póliza 02262/0033085909 y el </w:t>
       </w:r>
       <w:r>
         <w:rPr>
@@ -825,7 +825,7 @@
           <w:lang w:eastAsia="es-ES"/>
           <w14:ligatures w14:val="none"/>
         </w:rPr>
-        <w:t xml:space="preserve">– Póliza N°02262/0033085862 (en adelante, </w:t>
+        <w:t xml:space="preserve">– Póliza 02262/0033085862 (en adelante, </w:t>
       </w:r>
       <w:r>
         <w:rPr>
@@ -2005,7 +2005,7 @@
           <w:lang w:eastAsia="es-PE"/>
           <w14:ligatures w14:val="none"/>
         </w:rPr>
-        <w:t>La Secretaría Técnica de la Comisión de Protección al Consumidor N°1 (en adelante, la Secretaría Técnica), en ejercicio de sus facultades</w:t>
+        <w:t>La Secretaría Técnica de la Comisión de Protección al Consumidor 1 (en adelante, la Secretaría Técnica), en ejercicio de sus facultades</w:t>
       </w:r>
       <w:bookmarkEnd w:id="3"/>
       <w:bookmarkEnd w:id="4"/>
@@ -2068,7 +2068,7 @@
           <w:lang w:eastAsia="es-PE"/>
           <w14:ligatures w14:val="none"/>
         </w:rPr>
-        <w:t>la compañía aseguradora habría dejado de realizar el cobro a través del débito automático de la prima de la Póliza N°02262/0033085909 del Seguro de Vida desde octubre de 2024, pese a ser una obligación asumida contractualmente</w:t>
+        <w:t>la compañía aseguradora habría dejado de realizar el cobro a través del débito automático de la prima de la Póliza 02262/0033085909 del Seguro de Vida desde octubre de 2024, pese a ser una obligación asumida contractualmente</w:t>
       </w:r>
       <w:r>
         <w:rPr>
@@ -2086,7 +2086,7 @@
           <w:lang w:eastAsia="es-PE"/>
           <w14:ligatures w14:val="none"/>
         </w:rPr>
-        <w:t>°</w:t>
+        <w:t/>
       </w:r>
       <w:r>
         <w:rPr>
@@ -2104,7 +2104,7 @@
           <w:lang w:eastAsia="es-PE"/>
           <w14:ligatures w14:val="none"/>
         </w:rPr>
-        <w:t>°</w:t>
+        <w:t/>
       </w:r>
       <w:r>
         <w:rPr>
@@ -2202,7 +2202,7 @@
           <w:lang w:eastAsia="es-PE"/>
           <w14:ligatures w14:val="none"/>
         </w:rPr>
-        <w:t>la compañía aseguradora habría dejado de realizar el cobro a través del débito automático de la prima de la Póliza N°02262/0033085862 del Seguro de Vida desde octubre de 2024, pese a ser una obligación asumida contractualmente</w:t>
+        <w:t>la compañía aseguradora habría dejado de realizar el cobro a través del débito automático de la prima de la Póliza 02262/0033085862 del Seguro de Vida desde octubre de 2024, pese a ser una obligación asumida contractualmente</w:t>
       </w:r>
       <w:r>
         <w:rPr>
@@ -2220,7 +2220,7 @@
           <w:lang w:eastAsia="es-PE"/>
           <w14:ligatures w14:val="none"/>
         </w:rPr>
-        <w:t>°</w:t>
+        <w:t/>
       </w:r>
       <w:r>
         <w:rPr>
@@ -2238,7 +2238,7 @@
           <w:lang w:eastAsia="es-PE"/>
           <w14:ligatures w14:val="none"/>
         </w:rPr>
-        <w:t>°</w:t>
+        <w:t/>
       </w:r>
       <w:r>
         <w:rPr>
@@ -2257,7 +2257,7 @@
           <w:lang w:eastAsia="es-PE"/>
           <w14:ligatures w14:val="none"/>
         </w:rPr>
-        <w:t xml:space="preserve">.  </w:t>
+        <w:t xml:space="preserve">. </w:t>
       </w:r>
     </w:p>
     <w:bookmarkEnd w:id="1"/>
@@ -2324,7 +2324,7 @@
           <w:lang w:eastAsia="es-PE"/>
           <w14:ligatures w14:val="none"/>
         </w:rPr>
-        <w:t>la compañía aseguradora habría anulado injustificadamente la Póliza N°02262/0033085909 del Seguro de Vida sin haber comunicado oportunamente al denunciante la existencia de incumplimientos de pago o la eventual pérdida de vigencia de la referida póliza</w:t>
+        <w:t>la compañía aseguradora habría anulado injustificadamente la Póliza 02262/0033085909 del Seguro de Vida sin haber comunicado oportunamente al denunciante la existencia de incumplimientos de pago o la eventual pérdida de vigencia de la referida póliza</w:t>
       </w:r>
       <w:r>
         <w:rPr>
@@ -2342,7 +2342,7 @@
           <w:lang w:eastAsia="es-PE"/>
           <w14:ligatures w14:val="none"/>
         </w:rPr>
-        <w:t>°</w:t>
+        <w:t/>
       </w:r>
       <w:r>
         <w:rPr>
@@ -2360,7 +2360,7 @@
           <w:lang w:eastAsia="es-PE"/>
           <w14:ligatures w14:val="none"/>
         </w:rPr>
-        <w:t>°</w:t>
+        <w:t/>
       </w:r>
       <w:r>
         <w:rPr>
@@ -2450,7 +2450,7 @@
           <w:lang w:eastAsia="es-PE"/>
           <w14:ligatures w14:val="none"/>
         </w:rPr>
-        <w:t>la compañía aseguradora habría anulado injustificadamente la Póliza N°02262/0033085862 del Seguro de Vida sin haber comunicado oportunamente al denunciante la existencia de incumplimientos de pago o la eventual pérdida de vigencia de la referida póliza</w:t>
+        <w:t>la compañía aseguradora habría anulado injustificadamente la Póliza 02262/0033085862 del Seguro de Vida sin haber comunicado oportunamente al denunciante la existencia de incumplimientos de pago o la eventual pérdida de vigencia de la referida póliza</w:t>
       </w:r>
       <w:r>
         <w:rPr>
@@ -2468,7 +2468,7 @@
           <w:lang w:eastAsia="es-PE"/>
           <w14:ligatures w14:val="none"/>
         </w:rPr>
-        <w:t>°</w:t>
+        <w:t/>
       </w:r>
       <w:r>
         <w:rPr>
@@ -2486,7 +2486,7 @@
           <w:lang w:eastAsia="es-PE"/>
           <w14:ligatures w14:val="none"/>
         </w:rPr>
-        <w:t>°</w:t>
+        <w:t/>
       </w:r>
       <w:r>
         <w:rPr>
@@ -2506,7 +2506,7 @@
           <w:lang w:eastAsia="es-PE"/>
           <w14:ligatures w14:val="none"/>
         </w:rPr>
-        <w:t xml:space="preserve">.    </w:t>
+        <w:t xml:space="preserve">. </w:t>
       </w:r>
       <w:bookmarkEnd w:id="16"/>
       <w:bookmarkEnd w:id="18"/>
@@ -2560,7 +2560,7 @@
           <w:lang w:eastAsia="es-PE"/>
           <w14:ligatures w14:val="none"/>
         </w:rPr>
-        <w:t>la compañía aseguradora habría negado injustificadamente la rehabilitación de la Póliza N°02262/0033085909 del Seguro de Vida solicitada por el denunciante el 12 de noviembre de 2025</w:t>
+        <w:t>la compañía aseguradora habría negado injustificadamente la rehabilitación de la Póliza 02262/0033085909 del Seguro de Vida solicitada por el denunciante el 12 de noviembre de 2025</w:t>
       </w:r>
       <w:r>
         <w:rPr>
@@ -2578,7 +2578,7 @@
           <w:lang w:eastAsia="es-PE"/>
           <w14:ligatures w14:val="none"/>
         </w:rPr>
-        <w:t>°</w:t>
+        <w:t/>
       </w:r>
       <w:r>
         <w:rPr>
@@ -2596,7 +2596,7 @@
           <w:lang w:eastAsia="es-PE"/>
           <w14:ligatures w14:val="none"/>
         </w:rPr>
-        <w:t>°</w:t>
+        <w:t/>
       </w:r>
       <w:r>
         <w:rPr>
@@ -2679,7 +2679,7 @@
           <w:lang w:eastAsia="es-PE"/>
           <w14:ligatures w14:val="none"/>
         </w:rPr>
-        <w:t>la compañía aseguradora habría negado injustificadamente la rehabilitación de la Póliza N°02262/0033085862 del Seguro de Vida solicitada por el denunciante el 12 de noviembre de 2025</w:t>
+        <w:t>la compañía aseguradora habría negado injustificadamente la rehabilitación de la Póliza 02262/0033085862 del Seguro de Vida solicitada por el denunciante el 12 de noviembre de 2025</w:t>
       </w:r>
       <w:r>
         <w:rPr>
@@ -2697,7 +2697,7 @@
           <w:lang w:eastAsia="es-PE"/>
           <w14:ligatures w14:val="none"/>
         </w:rPr>
-        <w:t>°</w:t>
+        <w:t/>
       </w:r>
       <w:r>
         <w:rPr>
@@ -2715,7 +2715,7 @@
           <w:lang w:eastAsia="es-PE"/>
           <w14:ligatures w14:val="none"/>
         </w:rPr>
-        <w:t>°</w:t>
+        <w:t/>
       </w:r>
       <w:r>
         <w:rPr>
@@ -2734,7 +2734,7 @@
           <w:lang w:eastAsia="es-PE"/>
           <w14:ligatures w14:val="none"/>
         </w:rPr>
-        <w:t xml:space="preserve">.  </w:t>
+        <w:t xml:space="preserve">. </w:t>
       </w:r>
     </w:p>
     <w:p>
@@ -2810,7 +2810,7 @@
           <w:lang w:eastAsia="es-PE"/>
           <w14:ligatures w14:val="none"/>
         </w:rPr>
-        <w:t>se habría negado injustificadamente a realizar el rescate anticipado de la Póliza N°02262/0033085862 del Seguro de Vida solicitada por el denunciante el 18 de noviembre de 2025</w:t>
+        <w:t>se habría negado injustificadamente a realizar el rescate anticipado de la Póliza 02262/0033085862 del Seguro de Vida solicitada por el denunciante el 18 de noviembre de 2025</w:t>
       </w:r>
       <w:r>
         <w:rPr>
@@ -2837,7 +2837,7 @@
           <w:lang w:eastAsia="es-PE"/>
           <w14:ligatures w14:val="none"/>
         </w:rPr>
-        <w:t>°</w:t>
+        <w:t/>
       </w:r>
       <w:r>
         <w:rPr>
@@ -2855,7 +2855,7 @@
           <w:lang w:eastAsia="es-PE"/>
           <w14:ligatures w14:val="none"/>
         </w:rPr>
-        <w:t>°</w:t>
+        <w:t/>
       </w:r>
       <w:r>
         <w:rPr>
@@ -2950,7 +2950,7 @@
           <w:lang w:eastAsia="es-PE"/>
           <w14:ligatures w14:val="none"/>
         </w:rPr>
-        <w:t>de la Póliza N°02262/0033085862 del Seguro de Vida solicitada por el denunciante el 18 de noviembre de 2025</w:t>
+        <w:t>de la Póliza 02262/0033085862 del Seguro de Vida solicitada por el denunciante el 18 de noviembre de 2025</w:t>
       </w:r>
       <w:r>
         <w:rPr>
@@ -2968,7 +2968,7 @@
           <w:lang w:eastAsia="es-PE"/>
           <w14:ligatures w14:val="none"/>
         </w:rPr>
-        <w:t>°</w:t>
+        <w:t/>
       </w:r>
       <w:r>
         <w:rPr>
@@ -2986,7 +2986,7 @@
           <w:lang w:eastAsia="es-PE"/>
           <w14:ligatures w14:val="none"/>
         </w:rPr>
-        <w:t>°</w:t>
+        <w:t/>
       </w:r>
       <w:r>
         <w:rPr>
@@ -3005,7 +3005,7 @@
           <w:lang w:eastAsia="es-PE"/>
           <w14:ligatures w14:val="none"/>
         </w:rPr>
-        <w:t xml:space="preserve">.    </w:t>
+        <w:t xml:space="preserve">. </w:t>
       </w:r>
     </w:p>
     <w:bookmarkEnd w:id="6"/>
@@ -3246,7 +3246,7 @@
           <w:lang w:val="es-ES" w:eastAsia="es-ES"/>
           <w14:ligatures w14:val="none"/>
         </w:rPr>
-        <w:t xml:space="preserve">ente: (i) presentar una copia completa, legible y debidamente suscrita de la Póliza N° </w:t>
+        <w:t xml:space="preserve">ente: (i) presentar una copia completa, legible y debidamente suscrita de la Póliza </w:t>
       </w:r>
       <w:r>
         <w:rPr>
@@ -3318,7 +3318,7 @@
           <w:lang w:val="es-ES" w:eastAsia="es-ES"/>
           <w14:ligatures w14:val="none"/>
         </w:rPr>
-        <w:t xml:space="preserve">(ii) presentar una copia completa, legible y debidamente suscrita de la Póliza N° 02262/0033085862 del </w:t>
+        <w:t xml:space="preserve">(ii) presentar una copia completa, legible y debidamente suscrita de la Póliza 02262/0033085862 del </w:t>
       </w:r>
       <w:r>
         <w:rPr>
@@ -3398,7 +3398,7 @@
           <w:lang w:val="es-ES" w:eastAsia="es-ES"/>
           <w14:ligatures w14:val="none"/>
         </w:rPr>
-        <w:t>la rehabilitación de la Póliza N°02262/0033085909 del Seguro de Vida y de la Póliza N°02262/0033085862 del Seguro de Vida</w:t>
+        <w:t>la rehabilitación de la Póliza 02262/0033085909 del Seguro de Vida y de la Póliza 02262/0033085862 del Seguro de Vida</w:t>
       </w:r>
       <w:r>
         <w:rPr>
@@ -3539,7 +3539,7 @@
           <w:lang w:eastAsia="es-PE"/>
           <w14:ligatures w14:val="none"/>
         </w:rPr>
-        <w:t xml:space="preserve">RESOLUCIÓN DE LA SECRETARÍA TÉCNICA  </w:t>
+        <w:t xml:space="preserve">RESOLUCIÓN DE LA SECRETARÍA TÉCNICA </w:t>
       </w:r>
     </w:p>
     <w:p>
@@ -3725,15 +3725,15 @@
           <w:kern w:val="0"/>
           <w14:ligatures w14:val="none"/>
         </w:rPr>
-        <w:t>infracción a los artículos 18° y 19° de la Ley</w:t>
-      </w:r>
-      <w:r>
-        <w:rPr>
-          <w:rFonts w:ascii="Arial Narrow" w:eastAsia="Arial Narrow" w:hAnsi="Arial Narrow" w:cs="Arial Narrow"/>
-          <w:kern w:val="0"/>
-          <w14:ligatures w14:val="none"/>
-        </w:rPr>
-        <w:t xml:space="preserve"> N°</w:t>
+        <w:t>infracción a los artículos 18 y 19 de la Ley</w:t>
+      </w:r>
+      <w:r>
+        <w:rPr>
+          <w:rFonts w:ascii="Arial Narrow" w:eastAsia="Arial Narrow" w:hAnsi="Arial Narrow" w:cs="Arial Narrow"/>
+          <w:kern w:val="0"/>
+          <w14:ligatures w14:val="none"/>
+        </w:rPr>
+        <w:t xml:space="preserve"> </w:t>
       </w:r>
       <w:r>
         <w:rPr>
@@ -3789,7 +3789,7 @@
           <w:kern w:val="0"/>
           <w14:ligatures w14:val="none"/>
         </w:rPr>
-        <w:t>de la Póliza N°02262/0033085909 del</w:t>
+        <w:t>de la Póliza 02262/0033085909 del</w:t>
       </w:r>
       <w:r>
         <w:rPr>
@@ -3859,15 +3859,15 @@
           <w:kern w:val="0"/>
           <w14:ligatures w14:val="none"/>
         </w:rPr>
-        <w:t xml:space="preserve">Presunta infracción a los artículos 18° y 19° de la Ley </w:t>
-      </w:r>
-      <w:r>
-        <w:rPr>
-          <w:rFonts w:ascii="Arial Narrow" w:eastAsia="Arial Narrow" w:hAnsi="Arial Narrow" w:cs="Arial Narrow"/>
-          <w:kern w:val="0"/>
-          <w14:ligatures w14:val="none"/>
-        </w:rPr>
-        <w:t xml:space="preserve">N° </w:t>
+        <w:t xml:space="preserve">Presunta infracción a los artículos 18 y 19 de la Ley </w:t>
+      </w:r>
+      <w:r>
+        <w:rPr>
+          <w:rFonts w:ascii="Arial Narrow" w:eastAsia="Arial Narrow" w:hAnsi="Arial Narrow" w:cs="Arial Narrow"/>
+          <w:kern w:val="0"/>
+          <w14:ligatures w14:val="none"/>
+        </w:rPr>
+        <w:t xml:space="preserve"/>
       </w:r>
       <w:r>
         <w:rPr>
@@ -3932,7 +3932,7 @@
           <w:kern w:val="0"/>
           <w14:ligatures w14:val="none"/>
         </w:rPr>
-        <w:t xml:space="preserve">de la Póliza N°02262/0033085862 </w:t>
+        <w:t xml:space="preserve">de la Póliza 02262/0033085862 </w:t>
       </w:r>
       <w:r>
         <w:rPr>
@@ -4003,15 +4003,15 @@
           <w:kern w:val="0"/>
           <w14:ligatures w14:val="none"/>
         </w:rPr>
-        <w:t xml:space="preserve">infracción a los artículos 18° y 19° de la Ley </w:t>
-      </w:r>
-      <w:r>
-        <w:rPr>
-          <w:rFonts w:ascii="Arial Narrow" w:eastAsia="Arial Narrow" w:hAnsi="Arial Narrow" w:cs="Arial Narrow"/>
-          <w:kern w:val="0"/>
-          <w14:ligatures w14:val="none"/>
-        </w:rPr>
-        <w:t xml:space="preserve">N° </w:t>
+        <w:t xml:space="preserve">infracción a los artículos 18 y 19 de la Ley </w:t>
+      </w:r>
+      <w:r>
+        <w:rPr>
+          <w:rFonts w:ascii="Arial Narrow" w:eastAsia="Arial Narrow" w:hAnsi="Arial Narrow" w:cs="Arial Narrow"/>
+          <w:kern w:val="0"/>
+          <w14:ligatures w14:val="none"/>
+        </w:rPr>
+        <w:t xml:space="preserve"/>
       </w:r>
       <w:r>
         <w:rPr>
@@ -4059,7 +4059,7 @@
           <w:kern w:val="0"/>
           <w14:ligatures w14:val="none"/>
         </w:rPr>
-        <w:t xml:space="preserve">la Póliza N°02262/0033085909 del Seguro de Vida </w:t>
+        <w:t xml:space="preserve">la Póliza 02262/0033085909 del Seguro de Vida </w:t>
       </w:r>
       <w:r>
         <w:rPr>
@@ -4148,15 +4148,15 @@
           <w:kern w:val="0"/>
           <w14:ligatures w14:val="none"/>
         </w:rPr>
-        <w:t xml:space="preserve">Presunta infracción a los artículos 18° y 19° de la Ley </w:t>
-      </w:r>
-      <w:r>
-        <w:rPr>
-          <w:rFonts w:ascii="Arial Narrow" w:eastAsia="Arial Narrow" w:hAnsi="Arial Narrow" w:cs="Arial Narrow"/>
-          <w:kern w:val="0"/>
-          <w14:ligatures w14:val="none"/>
-        </w:rPr>
-        <w:t xml:space="preserve">N° </w:t>
+        <w:t xml:space="preserve">Presunta infracción a los artículos 18 y 19 de la Ley </w:t>
+      </w:r>
+      <w:r>
+        <w:rPr>
+          <w:rFonts w:ascii="Arial Narrow" w:eastAsia="Arial Narrow" w:hAnsi="Arial Narrow" w:cs="Arial Narrow"/>
+          <w:kern w:val="0"/>
+          <w14:ligatures w14:val="none"/>
+        </w:rPr>
+        <w:t xml:space="preserve"/>
       </w:r>
       <w:r>
         <w:rPr>
@@ -4180,7 +4180,7 @@
           <w:kern w:val="0"/>
           <w14:ligatures w14:val="none"/>
         </w:rPr>
-        <w:t xml:space="preserve">la Póliza N°02262/0033085862 del Seguro de Vida </w:t>
+        <w:t xml:space="preserve">la Póliza 02262/0033085862 del Seguro de Vida </w:t>
       </w:r>
       <w:r>
         <w:rPr>
@@ -4293,15 +4293,15 @@
           <w:kern w:val="0"/>
           <w14:ligatures w14:val="none"/>
         </w:rPr>
-        <w:t>infracción a los artículos 18° y 19° de la Ley</w:t>
-      </w:r>
-      <w:r>
-        <w:rPr>
-          <w:rFonts w:ascii="Arial Narrow" w:eastAsia="Arial Narrow" w:hAnsi="Arial Narrow" w:cs="Arial Narrow"/>
-          <w:kern w:val="0"/>
-          <w14:ligatures w14:val="none"/>
-        </w:rPr>
-        <w:t xml:space="preserve"> N°</w:t>
+        <w:t>infracción a los artículos 18 y 19 de la Ley</w:t>
+      </w:r>
+      <w:r>
+        <w:rPr>
+          <w:rFonts w:ascii="Arial Narrow" w:eastAsia="Arial Narrow" w:hAnsi="Arial Narrow" w:cs="Arial Narrow"/>
+          <w:kern w:val="0"/>
+          <w14:ligatures w14:val="none"/>
+        </w:rPr>
+        <w:t xml:space="preserve"> </w:t>
       </w:r>
       <w:r>
         <w:rPr>
@@ -4351,7 +4351,7 @@
           <w:lang w:val="es-ES" w:eastAsia="es-ES"/>
           <w14:ligatures w14:val="none"/>
         </w:rPr>
-        <w:t>Póliza N°02262/0033085909 del Seguro de Vida</w:t>
+        <w:t>Póliza 02262/0033085909 del Seguro de Vida</w:t>
       </w:r>
       <w:r>
         <w:rPr>
@@ -4416,15 +4416,15 @@
           <w:kern w:val="0"/>
           <w14:ligatures w14:val="none"/>
         </w:rPr>
-        <w:t>Presunta infracción a los artículos 18° y 19° de la Ley</w:t>
-      </w:r>
-      <w:r>
-        <w:rPr>
-          <w:rFonts w:ascii="Arial Narrow" w:eastAsia="Arial Narrow" w:hAnsi="Arial Narrow" w:cs="Arial Narrow"/>
-          <w:kern w:val="0"/>
-          <w14:ligatures w14:val="none"/>
-        </w:rPr>
-        <w:t xml:space="preserve"> N°</w:t>
+        <w:t>Presunta infracción a los artículos 18 y 19 de la Ley</w:t>
+      </w:r>
+      <w:r>
+        <w:rPr>
+          <w:rFonts w:ascii="Arial Narrow" w:eastAsia="Arial Narrow" w:hAnsi="Arial Narrow" w:cs="Arial Narrow"/>
+          <w:kern w:val="0"/>
+          <w14:ligatures w14:val="none"/>
+        </w:rPr>
+        <w:t xml:space="preserve"> </w:t>
       </w:r>
       <w:r>
         <w:rPr>
@@ -4456,7 +4456,7 @@
           <w:kern w:val="0"/>
           <w14:ligatures w14:val="none"/>
         </w:rPr>
-        <w:t xml:space="preserve">la Póliza N°02262/0033085862 del Seguro de Vida </w:t>
+        <w:t xml:space="preserve">la Póliza 02262/0033085862 del Seguro de Vida </w:t>
       </w:r>
       <w:r>
         <w:rPr>
@@ -4521,15 +4521,15 @@
           <w:kern w:val="0"/>
           <w14:ligatures w14:val="none"/>
         </w:rPr>
-        <w:t>infracción a los artículos 18° y 19° de la Ley</w:t>
-      </w:r>
-      <w:r>
-        <w:rPr>
-          <w:rFonts w:ascii="Arial Narrow" w:eastAsia="Arial Narrow" w:hAnsi="Arial Narrow" w:cs="Arial Narrow"/>
-          <w:kern w:val="0"/>
-          <w14:ligatures w14:val="none"/>
-        </w:rPr>
-        <w:t xml:space="preserve"> N°</w:t>
+        <w:t>infracción a los artículos 18 y 19 de la Ley</w:t>
+      </w:r>
+      <w:r>
+        <w:rPr>
+          <w:rFonts w:ascii="Arial Narrow" w:eastAsia="Arial Narrow" w:hAnsi="Arial Narrow" w:cs="Arial Narrow"/>
+          <w:kern w:val="0"/>
+          <w14:ligatures w14:val="none"/>
+        </w:rPr>
+        <w:t xml:space="preserve"> </w:t>
       </w:r>
       <w:r>
         <w:rPr>
@@ -4611,7 +4611,7 @@
           <w:lang w:val="es-ES" w:eastAsia="es-ES"/>
           <w14:ligatures w14:val="none"/>
         </w:rPr>
-        <w:t xml:space="preserve">Póliza N°02262/0033085909 del Seguro de Vida </w:t>
+        <w:t xml:space="preserve">Póliza 02262/0033085909 del Seguro de Vida </w:t>
       </w:r>
       <w:r>
         <w:rPr>
@@ -4665,15 +4665,15 @@
           <w:kern w:val="0"/>
           <w14:ligatures w14:val="none"/>
         </w:rPr>
-        <w:t>Presunta infracción a los artículos 18° y 19° de la Ley</w:t>
-      </w:r>
-      <w:r>
-        <w:rPr>
-          <w:rFonts w:ascii="Arial Narrow" w:eastAsia="Arial Narrow" w:hAnsi="Arial Narrow" w:cs="Arial Narrow"/>
-          <w:kern w:val="0"/>
-          <w14:ligatures w14:val="none"/>
-        </w:rPr>
-        <w:t xml:space="preserve"> N°</w:t>
+        <w:t>Presunta infracción a los artículos 18 y 19 de la Ley</w:t>
+      </w:r>
+      <w:r>
+        <w:rPr>
+          <w:rFonts w:ascii="Arial Narrow" w:eastAsia="Arial Narrow" w:hAnsi="Arial Narrow" w:cs="Arial Narrow"/>
+          <w:kern w:val="0"/>
+          <w14:ligatures w14:val="none"/>
+        </w:rPr>
+        <w:t xml:space="preserve"> </w:t>
       </w:r>
       <w:r>
         <w:rPr>
@@ -4705,7 +4705,7 @@
           <w:kern w:val="0"/>
           <w14:ligatures w14:val="none"/>
         </w:rPr>
-        <w:t>anticipado de la Póliza N°02262/0033085862 del Seguro de Vida solicitada por el denunciante el 18 de noviembre de 2025</w:t>
+        <w:t>anticipado de la Póliza 02262/0033085862 del Seguro de Vida solicitada por el denunciante el 18 de noviembre de 2025</w:t>
       </w:r>
       <w:r>
         <w:rPr>
@@ -4998,7 +4998,7 @@
           <w:lang w:eastAsia="es-PE"/>
           <w14:ligatures w14:val="none"/>
         </w:rPr>
-        <w:t>°</w:t>
+        <w:t/>
       </w:r>
       <w:r>
         <w:rPr>
@@ -5085,7 +5085,7 @@
           <w:lang w:eastAsia="es-PE"/>
           <w14:ligatures w14:val="none"/>
         </w:rPr>
-        <w:t>°</w:t>
+        <w:t/>
       </w:r>
       <w:r>
         <w:rPr>
@@ -5258,7 +5258,7 @@
           <w:lang w:eastAsia="es-PE"/>
           <w14:ligatures w14:val="none"/>
         </w:rPr>
-        <w:t>°</w:t>
+        <w:t/>
       </w:r>
       <w:r>
         <w:rPr>
@@ -5400,7 +5400,7 @@
           <w:lang w:val="es-ES" w:eastAsia="es-ES"/>
           <w14:ligatures w14:val="none"/>
         </w:rPr>
-        <w:t>(i) presentar una copia completa, legible y debidamente suscrita de la Póliza N° 02262/0033085909 del Seguro de Vida, así como el cargo de remisión de la póliza; (ii) presentar una copia completa, legible y debidamente suscrita de la Póliza N° 02262/0033085862 del Seguro de Vida, así como el cargo de remisión de la póliza; (iii) presentar los medios probatorios que acrediten la justificación de la negativa de otorgar al denunciante la rehabilitación de la Póliza N°02262/0033085909 del Seguro de Vida y de la Póliza N°02262/0033085862 del Seguro de Vida; y, (iv) presentar todas las comunicaciones cursadas con la parte denunciante en virtud de los hechos materia de denuncia</w:t>
+        <w:t>(i) presentar una copia completa, legible y debidamente suscrita de la Póliza 02262/0033085909 del Seguro de Vida, así como el cargo de remisión de la póliza; (ii) presentar una copia completa, legible y debidamente suscrita de la Póliza 02262/0033085862 del Seguro de Vida, así como el cargo de remisión de la póliza; (iii) presentar los medios probatorios que acrediten la justificación de la negativa de otorgar al denunciante la rehabilitación de la Póliza 02262/0033085909 del Seguro de Vida y de la Póliza 02262/0033085862 del Seguro de Vida; y, (iv) presentar todas las comunicaciones cursadas con la parte denunciante en virtud de los hechos materia de denuncia</w:t>
       </w:r>
       <w:r>
         <w:rPr>
@@ -5479,7 +5479,7 @@
           <w:lang w:eastAsia="es-PE"/>
           <w14:ligatures w14:val="none"/>
         </w:rPr>
-        <w:t>°</w:t>
+        <w:t/>
       </w:r>
       <w:r>
         <w:rPr>
@@ -5520,7 +5520,7 @@
           <w:lang w:eastAsia="es-PE"/>
           <w14:ligatures w14:val="none"/>
         </w:rPr>
-        <w:t>°</w:t>
+        <w:t/>
       </w:r>
       <w:r>
         <w:rPr>
@@ -5540,7 +5540,7 @@
           <w:lang w:eastAsia="es-PE"/>
           <w14:ligatures w14:val="none"/>
         </w:rPr>
-        <w:t>°</w:t>
+        <w:t/>
       </w:r>
       <w:r>
         <w:rPr>
@@ -5560,7 +5560,7 @@
           <w:lang w:eastAsia="es-PE"/>
           <w14:ligatures w14:val="none"/>
         </w:rPr>
-        <w:t>°</w:t>
+        <w:t/>
       </w:r>
       <w:r>
         <w:rPr>
@@ -5613,7 +5613,7 @@
           <w:lang w:eastAsia="es-PE"/>
           <w14:ligatures w14:val="none"/>
         </w:rPr>
-        <w:t>°</w:t>
+        <w:t/>
       </w:r>
       <w:r>
         <w:rPr>
@@ -5704,7 +5704,7 @@
           <w:lang w:eastAsia="es-PE"/>
           <w14:ligatures w14:val="none"/>
         </w:rPr>
-        <w:t>°</w:t>
+        <w:t/>
       </w:r>
       <w:r>
         <w:rPr>
@@ -5778,7 +5778,7 @@
           <w:lang w:eastAsia="es-PE"/>
           <w14:ligatures w14:val="none"/>
         </w:rPr>
-        <w:t>°</w:t>
+        <w:t/>
       </w:r>
       <w:r>
         <w:rPr>
@@ -5786,7 +5786,7 @@
           <w:kern w:val="0"/>
           <w14:ligatures w14:val="none"/>
         </w:rPr>
-        <w:t xml:space="preserve"> del Decreto Legislativo N° 807</w:t>
+        <w:t xml:space="preserve"> del Decreto Legislativo 807</w:t>
       </w:r>
       <w:r>
         <w:rPr>
@@ -6074,7 +6074,7 @@
           <w:lang w:eastAsia="es-PE"/>
           <w14:ligatures w14:val="none"/>
         </w:rPr>
-        <w:t>°</w:t>
+        <w:t/>
       </w:r>
       <w:r>
         <w:rPr>
@@ -6099,7 +6099,7 @@
           <w:lang w:eastAsia="es-PE"/>
           <w14:ligatures w14:val="none"/>
         </w:rPr>
-        <w:t>°</w:t>
+        <w:t/>
       </w:r>
       <w:r>
         <w:rPr>
@@ -6247,7 +6247,7 @@
           <w:color w:val="000000"/>
           <w:lang w:eastAsia="es-PE"/>
         </w:rPr>
-        <w:t>Comisión de Protección al Consumidor N°1</w:t>
+        <w:t>Comisión de Protección al Consumidor 1</w:t>
       </w:r>
     </w:p>
     <w:p>
@@ -6530,7 +6530,7 @@
           <w:sz w:val="17"/>
           <w:szCs w:val="17"/>
         </w:rPr>
-        <w:t xml:space="preserve">  </w:t>
+        <w:t xml:space="preserve"> </w:t>
       </w:r>
       <w:r>
         <w:rPr>
@@ -6548,7 +6548,7 @@
           <w:sz w:val="17"/>
           <w:szCs w:val="17"/>
         </w:rPr>
-        <w:t xml:space="preserve">LEY N° 29571, CÓDIGO DE PROTECCIÓN Y DEFENSA DEL CONSUMIDOR, publicado el 2 de setiembre de 2010 y modificado por Decreto Legislativo N° 1308 </w:t>
+        <w:t xml:space="preserve">LEY 29571, CÓDIGO DE PROTECCIÓN Y DEFENSA DEL CONSUMIDOR, publicado el 2 de setiembre de 2010 y modificado por Decreto Legislativo 1308 </w:t>
       </w:r>
     </w:p>
     <w:p>
@@ -6600,7 +6600,7 @@
           <w:szCs w:val="17"/>
         </w:rPr>
         <w:tab/>
-        <w:t xml:space="preserve">El Instituto Nacional de Defensa de la Competencia y de la Protección de la Propiedad Intelectual (Indecopi) es la autoridad con competencia primaria y de alcance nacional para conocer las presuntas infracciones a las disposiciones contenidas en el presente Código, así como para imponer las sanciones y medidas correctivas establecidas en el presente capítulo, conforme al Decreto Legislativo N° 1033, Ley de Organización y Funciones del Indecopi. Dicha competencia solo puede ser negada cuando ella haya sido asignada o se asigne a favor de otro organismo por norma expresa con rango de ley. </w:t>
+        <w:t xml:space="preserve">El Instituto Nacional de Defensa de la Competencia y de la Protección de la Propiedad Intelectual (Indecopi) es la autoridad con competencia primaria y de alcance nacional para conocer las presuntas infracciones a las disposiciones contenidas en el presente Código, así como para imponer las sanciones y medidas correctivas establecidas en el presente capítulo, conforme al Decreto Legislativo 1033, Ley de Organización y Funciones del Indecopi. Dicha competencia solo puede ser negada cuando ella haya sido asignada o se asigne a favor de otro organismo por norma expresa con rango de ley. </w:t>
       </w:r>
     </w:p>
     <w:p>
@@ -6674,7 +6674,7 @@
           <w:sz w:val="17"/>
           <w:szCs w:val="17"/>
         </w:rPr>
-        <w:t xml:space="preserve">LEY DE ORGANIZACIÓN Y FUNCIONES DEL INDECOPI, APROBADA POR DECRETO LEGISLATIVO N° 1033 </w:t>
+        <w:t xml:space="preserve">LEY DE ORGANIZACIÓN Y FUNCIONES DEL INDECOPI, APROBADA POR DECRETO LEGISLATIVO 1033 </w:t>
       </w:r>
     </w:p>
     <w:p>
@@ -6783,7 +6783,7 @@
           <w:sz w:val="17"/>
           <w:szCs w:val="17"/>
         </w:rPr>
-        <w:t xml:space="preserve">           </w:t>
+        <w:t xml:space="preserve"> </w:t>
       </w:r>
       <w:r>
         <w:rPr>
@@ -6801,7 +6801,7 @@
           <w:sz w:val="17"/>
           <w:szCs w:val="17"/>
         </w:rPr>
-        <w:t xml:space="preserve">LEY N° 29571, CÓDIGO DE PROTECCIÓN Y DEFENSA DEL CONSUMIDOR, publicado el 2 de setiembre de 2010 y modificado por Decreto Legislativo N° 1308   </w:t>
+        <w:t xml:space="preserve">LEY 29571, CÓDIGO DE PROTECCIÓN Y DEFENSA DEL CONSUMIDOR, publicado el 2 de setiembre de 2010 y modificado por Decreto Legislativo 1308 </w:t>
       </w:r>
     </w:p>
     <w:p>
@@ -6825,7 +6825,7 @@
           <w:sz w:val="17"/>
           <w:szCs w:val="17"/>
         </w:rPr>
-        <w:t xml:space="preserve">Artículo 18.- Idoneidad   </w:t>
+        <w:t xml:space="preserve">Artículo 18.- Idoneidad </w:t>
       </w:r>
     </w:p>
     <w:p>
@@ -6845,7 +6845,7 @@
           <w:sz w:val="17"/>
           <w:szCs w:val="17"/>
         </w:rPr>
-        <w:t xml:space="preserve">Se entiende por idoneidad la correspondencia entre lo que un consumidor espera y lo que efectivamente recibe, en función a lo que se le hubiera ofrecido, la publicidad e información transmitida, las condiciones y circunstancias de la transacción, las características y naturaleza del producto o servicio, el precio, entre otros factores, atendiendo a las circunstancias del caso.    </w:t>
+        <w:t xml:space="preserve">Se entiende por idoneidad la correspondencia entre lo que un consumidor espera y lo que efectivamente recibe, en función a lo que se le hubiera ofrecido, la publicidad e información transmitida, las condiciones y circunstancias de la transacción, las características y naturaleza del producto o servicio, el precio, entre otros factores, atendiendo a las circunstancias del caso. </w:t>
       </w:r>
     </w:p>
     <w:p>
@@ -6964,7 +6964,7 @@
           <w:sz w:val="17"/>
           <w:szCs w:val="17"/>
         </w:rPr>
-        <w:t xml:space="preserve">  </w:t>
+        <w:t xml:space="preserve"> </w:t>
       </w:r>
       <w:r>
         <w:rPr>
@@ -6982,7 +6982,7 @@
           <w:sz w:val="17"/>
           <w:szCs w:val="17"/>
         </w:rPr>
-        <w:t>LEY SOBRE FACULTADES, NORMAS Y ORGANIZACIÓN DEL INDECOPI, APROBADA POR DECRETO LEGISLATIVO N° 807 Artículo 24.-</w:t>
+        <w:t>LEY SOBRE FACULTADES, NORMAS Y ORGANIZACIÓN DEL INDECOPI, APROBADA POR DECRETO LEGISLATIVO 807 Artículo 24.-</w:t>
       </w:r>
       <w:r>
         <w:rPr>
@@ -7140,7 +7140,7 @@
           <w:szCs w:val="17"/>
         </w:rPr>
         <w:tab/>
-        <w:t>El número de trabajadores se atenderá siempre que la empresa haya sido constituida antes de la vigencia de la Ley Nº 30056, publicada el 2 de julio de 2013, que modificó el artículo 5 del Texto Único Ordenado de la Ley de Promoción de la Competitividad, Formalización y Desarrollo de la Micro y Pequeña Empresa y de Acceso al Empleo Decente (LEY MYPE). Ello, en la medida que la Tercera Disposición Complementaria Transitoria de la norma modificatoria precisa que las empresas constituidas antes de la entrada en vigencia de dicha Ley se rigen por los requisitos de acogimiento al régimen de las micro y pequeñas empresas regulados en el Decreto Legislativo 1086.</w:t>
+        <w:t>El número de trabajadores se atenderá siempre que la empresa haya sido constituida antes de la vigencia de la Ley 30056, publicada el 2 de julio de 2013, que modificó el artículo 5 del Texto Único Ordenado de la Ley de Promoción de la Competitividad, Formalización y Desarrollo de la Micro y Pequeña Empresa y de Acceso al Empleo Decente (LEY MYPE). Ello, en la medida que la Tercera Disposición Complementaria Transitoria de la norma modificatoria precisa que las empresas constituidas antes de la entrada en vigencia de dicha Ley se rigen por los requisitos de acogimiento al régimen de las micro y pequeñas empresas regulados en el Decreto Legislativo 1086.</w:t>
       </w:r>
     </w:p>
     <w:p>
@@ -7219,7 +7219,7 @@
           <w:sz w:val="17"/>
           <w:szCs w:val="17"/>
         </w:rPr>
-        <w:t>publicado el 2 de setiembre de 2010 y modificado por Decreto Legislativo N° 1308</w:t>
+        <w:t>publicado el 2 de setiembre de 2010 y modificado por Decreto Legislativo 1308</w:t>
       </w:r>
     </w:p>
     <w:p>
@@ -7376,7 +7376,7 @@
           <w:szCs w:val="17"/>
           <w:vertAlign w:val="superscript"/>
         </w:rPr>
-        <w:t xml:space="preserve">  </w:t>
+        <w:t xml:space="preserve"> </w:t>
       </w:r>
       <w:r>
         <w:rPr>
@@ -7384,7 +7384,7 @@
           <w:sz w:val="17"/>
           <w:szCs w:val="17"/>
         </w:rPr>
-        <w:t xml:space="preserve">     </w:t>
+        <w:t xml:space="preserve"> </w:t>
       </w:r>
       <w:r>
         <w:rPr>
@@ -7420,7 +7420,7 @@
           <w:sz w:val="17"/>
           <w:szCs w:val="17"/>
         </w:rPr>
-        <w:t>publicado el 2 de setiembre de 2010 y modificado por Decreto Legislativo N° 1308</w:t>
+        <w:t>publicado el 2 de setiembre de 2010 y modificado por Decreto Legislativo 1308</w:t>
       </w:r>
     </w:p>
     <w:p>
@@ -7463,7 +7463,7 @@
           <w:sz w:val="17"/>
           <w:szCs w:val="17"/>
         </w:rPr>
-        <w:t>El órgano resolutivo puede sancionar las infracciones administrativas a que se refiere el artículo 108º con amonestación y multas de hasta cuatrocientos cincuenta (450) Unidades Impositivas Tributarias (UIT), las cuales son calificadas de la siguiente manera:</w:t>
+        <w:t>El órgano resolutivo puede sancionar las infracciones administrativas a que se refiere el artículo 108 con amonestación y multas de hasta cuatrocientos cincuenta (450) Unidades Impositivas Tributarias (UIT), las cuales son calificadas de la siguiente manera:</w:t>
       </w:r>
     </w:p>
     <w:p>
@@ -7586,7 +7586,7 @@
           <w:sz w:val="17"/>
           <w:szCs w:val="17"/>
         </w:rPr>
-        <w:t xml:space="preserve">        </w:t>
+        <w:t xml:space="preserve"> </w:t>
       </w:r>
       <w:r>
         <w:rPr>
@@ -8331,7 +8331,7 @@
           <w:sz w:val="17"/>
           <w:szCs w:val="17"/>
         </w:rPr>
-        <w:t xml:space="preserve">         </w:t>
+        <w:t xml:space="preserve"> </w:t>
       </w:r>
       <w:r>
         <w:rPr>
@@ -8367,7 +8367,7 @@
           <w:sz w:val="17"/>
           <w:szCs w:val="17"/>
         </w:rPr>
-        <w:t>publicado el 2 de setiembre de 2010 y modificado por Decreto Legislativo N° 1308</w:t>
+        <w:t>publicado el 2 de setiembre de 2010 y modificado por Decreto Legislativo 1308</w:t>
       </w:r>
     </w:p>
     <w:p>
@@ -8546,7 +8546,7 @@
           <w:szCs w:val="17"/>
         </w:rPr>
         <w:tab/>
-        <w:t>DECRETO LEGISLATIVO Nº 807, LEY SOBRE FACULTADES, NORMAS Y ORGANIZACIÓN DEL INDECOPI FACULTADES DE LAS COMISIONES Y OFICINAS DEL INDECOPI</w:t>
+        <w:t>DECRETO LEGISLATIVO 807, LEY SOBRE FACULTADES, NORMAS Y ORGANIZACIÓN DEL INDECOPI FACULTADES DE LAS COMISIONES Y OFICINAS DEL INDECOPI</w:t>
       </w:r>
     </w:p>
     <w:p>
@@ -9001,7 +9001,7 @@
               <w:sz w:val="16"/>
               <w:szCs w:val="16"/>
             </w:rPr>
-            <w:t xml:space="preserve">CNICA DE LA    </w:t>
+            <w:t xml:space="preserve">CNICA DE LA </w:t>
           </w:r>
         </w:p>
         <w:p>

--- a/plantillas_maestras/02_seguro_vida/anulacion_indebida/2_o_mas_ddos_varios/varon/TPL_0630_2026_SEGURO_VIDA_ANULACION_INDEBIDA_ASEGURADORA_VARON_R2.docx
+++ b/plantillas_maestras/02_seguro_vida/anulacion_indebida/2_o_mas_ddos_varios/varon/TPL_0630_2026_SEGURO_VIDA_ANULACION_INDEBIDA_ASEGURADORA_VARON_R2.docx
@@ -93,7 +93,7 @@
           <w:lang w:eastAsia="es-PE"/>
           <w14:ligatures w14:val="none"/>
         </w:rPr>
-        <w:t>DENUNCIANTE</w:t>
+        <w:t xml:space="preserve">DENUNCIANTE:[DENUNCIANTE] (SEÑOR [APELLIDO])</w:t>
       </w:r>
       <w:r>
         <w:rPr>
@@ -105,7 +105,7 @@
           <w14:ligatures w14:val="none"/>
         </w:rPr>
         <w:tab/>
-        <w:t>:</w:t>
+        <w:t/>
       </w:r>
       <w:r>
         <w:rPr>
@@ -127,7 +127,7 @@
           <w:lang w:eastAsia="es-PE"/>
           <w14:ligatures w14:val="none"/>
         </w:rPr>
-        <w:t xml:space="preserve">SANDRO ELMO RIVEROS PAREDES </w:t>
+        <w:t xml:space="preserve"/>
       </w:r>
       <w:r>
         <w:rPr>
@@ -138,7 +138,7 @@
           <w:lang w:eastAsia="es-PE"/>
           <w14:ligatures w14:val="none"/>
         </w:rPr>
-        <w:t>(</w:t>
+        <w:t/>
       </w:r>
       <w:r>
         <w:rPr>
@@ -149,7 +149,7 @@
           <w:lang w:eastAsia="es-PE"/>
           <w14:ligatures w14:val="none"/>
         </w:rPr>
-        <w:t xml:space="preserve">SEÑOR </w:t>
+        <w:t xml:space="preserve"/>
       </w:r>
       <w:r>
         <w:rPr>
@@ -160,7 +160,7 @@
           <w:lang w:eastAsia="es-PE"/>
           <w14:ligatures w14:val="none"/>
         </w:rPr>
-        <w:t>RIVEROS</w:t>
+        <w:t/>
       </w:r>
       <w:r>
         <w:rPr>
@@ -171,7 +171,7 @@
           <w:lang w:eastAsia="es-PE"/>
           <w14:ligatures w14:val="none"/>
         </w:rPr>
-        <w:t>)</w:t>
+        <w:t/>
       </w:r>
     </w:p>
     <w:p>
@@ -590,7 +590,7 @@
           <w:lang w:val="es-ES" w:eastAsia="es-ES"/>
           <w14:ligatures w14:val="none"/>
         </w:rPr>
-        <w:t xml:space="preserve">Mediante </w:t>
+        <w:t xml:space="preserve">Mediante el escrito del 22 de febrero de 2026, el señor [APELLIDO] denunció a Rímac por presuntas infracciones a la Ley 29571, Código de Protección y Defensa del Consumidor (en adelante, Código), señalando lo siguiente:</w:t>
       </w:r>
       <w:r>
         <w:rPr>
@@ -600,7 +600,7 @@
           <w:lang w:val="es-ES" w:eastAsia="es-ES"/>
           <w14:ligatures w14:val="none"/>
         </w:rPr>
-        <w:t xml:space="preserve">el escrito del </w:t>
+        <w:t xml:space="preserve"/>
       </w:r>
       <w:r>
         <w:rPr>
@@ -610,7 +610,7 @@
           <w:lang w:val="es-ES" w:eastAsia="es-ES"/>
           <w14:ligatures w14:val="none"/>
         </w:rPr>
-        <w:t>22 de febrero de 2026</w:t>
+        <w:t/>
       </w:r>
       <w:r>
         <w:rPr>
@@ -618,7 +618,7 @@
           <w:kern w:val="0"/>
           <w14:ligatures w14:val="none"/>
         </w:rPr>
-        <w:t>,</w:t>
+        <w:t/>
       </w:r>
       <w:r>
         <w:rPr>
@@ -626,7 +626,7 @@
           <w:kern w:val="0"/>
           <w14:ligatures w14:val="none"/>
         </w:rPr>
-        <w:t xml:space="preserve"> </w:t>
+        <w:t xml:space="preserve"/>
       </w:r>
       <w:r>
         <w:rPr>
@@ -634,7 +634,7 @@
           <w:kern w:val="0"/>
           <w14:ligatures w14:val="none"/>
         </w:rPr>
-        <w:t>el señor</w:t>
+        <w:t/>
       </w:r>
       <w:r>
         <w:rPr>
@@ -642,7 +642,7 @@
           <w:kern w:val="0"/>
           <w14:ligatures w14:val="none"/>
         </w:rPr>
-        <w:t xml:space="preserve"> </w:t>
+        <w:t xml:space="preserve"/>
       </w:r>
       <w:r>
         <w:rPr>
@@ -650,7 +650,7 @@
           <w:kern w:val="0"/>
           <w14:ligatures w14:val="none"/>
         </w:rPr>
-        <w:t xml:space="preserve">Riveros </w:t>
+        <w:t xml:space="preserve"/>
       </w:r>
       <w:r>
         <w:rPr>
@@ -658,7 +658,7 @@
           <w:kern w:val="0"/>
           <w14:ligatures w14:val="none"/>
         </w:rPr>
-        <w:t>d</w:t>
+        <w:t/>
       </w:r>
       <w:r>
         <w:rPr>
@@ -668,7 +668,7 @@
           <w:lang w:val="es-ES" w:eastAsia="es-ES"/>
           <w14:ligatures w14:val="none"/>
         </w:rPr>
-        <w:t>enunció a Rímac por</w:t>
+        <w:t/>
       </w:r>
       <w:r>
         <w:rPr>
@@ -678,7 +678,7 @@
           <w:lang w:val="es-ES" w:eastAsia="es-ES"/>
           <w14:ligatures w14:val="none"/>
         </w:rPr>
-        <w:t xml:space="preserve"> presuntas infracciones a la Ley 29571, </w:t>
+        <w:t xml:space="preserve"/>
       </w:r>
       <w:r>
         <w:rPr>
@@ -688,7 +688,7 @@
           <w:lang w:val="es-ES" w:eastAsia="es-ES"/>
           <w14:ligatures w14:val="none"/>
         </w:rPr>
-        <w:t>Código de Protección y Defensa del Consumidor (en adelante, Código)</w:t>
+        <w:t/>
       </w:r>
       <w:r>
         <w:rPr>
@@ -709,7 +709,7 @@
           <w:lang w:val="es-ES" w:eastAsia="es-ES"/>
           <w14:ligatures w14:val="none"/>
         </w:rPr>
-        <w:t xml:space="preserve">, señalando </w:t>
+        <w:t xml:space="preserve"/>
       </w:r>
       <w:r>
         <w:rPr>
@@ -720,7 +720,7 @@
           <w:lang w:val="es-ES" w:eastAsia="es-ES"/>
           <w14:ligatures w14:val="none"/>
         </w:rPr>
-        <w:t>lo siguiente:</w:t>
+        <w:t/>
       </w:r>
     </w:p>
     <w:p>
@@ -1698,7 +1698,7 @@
           <w:kern w:val="0"/>
           <w14:ligatures w14:val="none"/>
         </w:rPr>
-        <w:t xml:space="preserve">El señor Riveros </w:t>
+        <w:t xml:space="preserve">El señor [APELLIDO] solicitó, en calidad de medida correctiva, que Rímac cumpla con realizar la rehabilitación inmediata de las pólizas de Seguro de Vida; o, en su defecto, realizar la devolución íntegra de los pagos efectuados desde diciembre de 2017 hasta setiembre de 2024, así como el rescate anticipado conforme a las tasas contractuales vigentes para seis (6) años y nueve (9) meses de aportes. Asimismo, no requirió de manera expresa el reembolso de costos y costas del presente procedimiento.</w:t>
       </w:r>
       <w:r>
         <w:rPr>
@@ -1708,7 +1708,7 @@
           <w:lang w:val="es-ES" w:eastAsia="es-ES"/>
           <w14:ligatures w14:val="none"/>
         </w:rPr>
-        <w:t xml:space="preserve">solicitó, en calidad de medida correctiva, que </w:t>
+        <w:t xml:space="preserve"/>
       </w:r>
       <w:r>
         <w:rPr>
@@ -1718,7 +1718,7 @@
           <w:lang w:val="es-ES" w:eastAsia="es-ES"/>
           <w14:ligatures w14:val="none"/>
         </w:rPr>
-        <w:t xml:space="preserve">Rímac </w:t>
+        <w:t xml:space="preserve"/>
       </w:r>
       <w:r>
         <w:rPr>
@@ -1728,7 +1728,7 @@
           <w:lang w:val="es-ES" w:eastAsia="es-ES"/>
           <w14:ligatures w14:val="none"/>
         </w:rPr>
-        <w:t xml:space="preserve">cumpla con </w:t>
+        <w:t xml:space="preserve"/>
       </w:r>
       <w:r>
         <w:rPr>
@@ -1738,7 +1738,7 @@
           <w:lang w:val="es-ES" w:eastAsia="es-ES"/>
           <w14:ligatures w14:val="none"/>
         </w:rPr>
-        <w:t xml:space="preserve">realizar la rehabilitación inmediata de las </w:t>
+        <w:t xml:space="preserve"/>
       </w:r>
       <w:r>
         <w:rPr>
@@ -1748,7 +1748,7 @@
           <w:lang w:eastAsia="es-ES"/>
           <w14:ligatures w14:val="none"/>
         </w:rPr>
-        <w:t>pólizas de Seguro de Vida</w:t>
+        <w:t/>
       </w:r>
       <w:r>
         <w:rPr>
@@ -1758,7 +1758,7 @@
           <w:lang w:val="es-ES" w:eastAsia="es-ES"/>
           <w14:ligatures w14:val="none"/>
         </w:rPr>
-        <w:t xml:space="preserve">; o, en su defecto, realizar la </w:t>
+        <w:t xml:space="preserve"/>
       </w:r>
       <w:r>
         <w:rPr>
@@ -1768,7 +1768,7 @@
           <w:lang w:val="es-ES" w:eastAsia="es-ES"/>
           <w14:ligatures w14:val="none"/>
         </w:rPr>
-        <w:t xml:space="preserve">devolución íntegra de los pagos efectuados desde diciembre de 2017 hasta setiembre de 2024, así como el rescate anticipado conforme a las tasas contractuales vigentes para </w:t>
+        <w:t xml:space="preserve"/>
       </w:r>
       <w:r>
         <w:rPr>
@@ -1778,7 +1778,7 @@
           <w:lang w:val="es-ES" w:eastAsia="es-ES"/>
           <w14:ligatures w14:val="none"/>
         </w:rPr>
-        <w:t>seis (</w:t>
+        <w:t/>
       </w:r>
       <w:r>
         <w:rPr>
@@ -1788,7 +1788,7 @@
           <w:lang w:val="es-ES" w:eastAsia="es-ES"/>
           <w14:ligatures w14:val="none"/>
         </w:rPr>
-        <w:t>6</w:t>
+        <w:t/>
       </w:r>
       <w:r>
         <w:rPr>
@@ -1798,7 +1798,7 @@
           <w:lang w:val="es-ES" w:eastAsia="es-ES"/>
           <w14:ligatures w14:val="none"/>
         </w:rPr>
-        <w:t>)</w:t>
+        <w:t/>
       </w:r>
       <w:r>
         <w:rPr>
@@ -1808,7 +1808,7 @@
           <w:lang w:val="es-ES" w:eastAsia="es-ES"/>
           <w14:ligatures w14:val="none"/>
         </w:rPr>
-        <w:t xml:space="preserve"> años y </w:t>
+        <w:t xml:space="preserve"/>
       </w:r>
       <w:r>
         <w:rPr>
@@ -1818,7 +1818,7 @@
           <w:lang w:val="es-ES" w:eastAsia="es-ES"/>
           <w14:ligatures w14:val="none"/>
         </w:rPr>
-        <w:t>nueve (</w:t>
+        <w:t/>
       </w:r>
       <w:r>
         <w:rPr>
@@ -1828,7 +1828,7 @@
           <w:lang w:val="es-ES" w:eastAsia="es-ES"/>
           <w14:ligatures w14:val="none"/>
         </w:rPr>
-        <w:t>9</w:t>
+        <w:t/>
       </w:r>
       <w:r>
         <w:rPr>
@@ -1838,7 +1838,7 @@
           <w:lang w:val="es-ES" w:eastAsia="es-ES"/>
           <w14:ligatures w14:val="none"/>
         </w:rPr>
-        <w:t>)</w:t>
+        <w:t/>
       </w:r>
       <w:r>
         <w:rPr>
@@ -1848,7 +1848,7 @@
           <w:lang w:val="es-ES" w:eastAsia="es-ES"/>
           <w14:ligatures w14:val="none"/>
         </w:rPr>
-        <w:t xml:space="preserve"> meses de aportes.</w:t>
+        <w:t xml:space="preserve"/>
       </w:r>
       <w:r>
         <w:rPr>
@@ -1858,7 +1858,7 @@
           <w:lang w:val="es-ES" w:eastAsia="es-ES"/>
           <w14:ligatures w14:val="none"/>
         </w:rPr>
-        <w:t xml:space="preserve"> </w:t>
+        <w:t xml:space="preserve"/>
       </w:r>
       <w:r>
         <w:rPr>
@@ -1868,7 +1868,7 @@
           <w:lang w:val="es-ES" w:eastAsia="es-ES"/>
           <w14:ligatures w14:val="none"/>
         </w:rPr>
-        <w:t xml:space="preserve">Asimismo, </w:t>
+        <w:t xml:space="preserve"/>
       </w:r>
       <w:r>
         <w:rPr>
@@ -1878,7 +1878,7 @@
           <w:lang w:val="es-ES" w:eastAsia="es-ES"/>
           <w14:ligatures w14:val="none"/>
         </w:rPr>
-        <w:t xml:space="preserve">no </w:t>
+        <w:t xml:space="preserve"/>
       </w:r>
       <w:r>
         <w:rPr>
@@ -1888,7 +1888,7 @@
           <w:lang w:val="es-ES" w:eastAsia="es-ES"/>
           <w14:ligatures w14:val="none"/>
         </w:rPr>
-        <w:t xml:space="preserve">requirió </w:t>
+        <w:t xml:space="preserve"/>
       </w:r>
       <w:r>
         <w:rPr>
@@ -1898,7 +1898,7 @@
           <w:lang w:val="es-ES" w:eastAsia="es-ES"/>
           <w14:ligatures w14:val="none"/>
         </w:rPr>
-        <w:t xml:space="preserve">de manera expresa </w:t>
+        <w:t xml:space="preserve"/>
       </w:r>
       <w:r>
         <w:rPr>
@@ -1908,7 +1908,7 @@
           <w:lang w:val="es-ES" w:eastAsia="es-ES"/>
           <w14:ligatures w14:val="none"/>
         </w:rPr>
-        <w:t>el reembolso de costos y costas del presente procedimiento.</w:t>
+        <w:t/>
       </w:r>
     </w:p>
     <w:p>
@@ -3577,7 +3577,7 @@
           <w:lang w:eastAsia="es-PE"/>
           <w14:ligatures w14:val="none"/>
         </w:rPr>
-        <w:t xml:space="preserve">PRIMERO: </w:t>
+        <w:t xml:space="preserve">PRIMERO: admitir a trámite la denuncia del 22 de febrero de 2026 interpuesta por el señor [DENUNCIANTE] contra Rímac Seguros y Reaseguros S.A., por lo siguiente:</w:t>
       </w:r>
       <w:r>
         <w:rPr>
@@ -3588,7 +3588,7 @@
           <w:lang w:eastAsia="es-PE"/>
           <w14:ligatures w14:val="none"/>
         </w:rPr>
-        <w:t xml:space="preserve">admitir a trámite la denuncia </w:t>
+        <w:t xml:space="preserve"/>
       </w:r>
       <w:r>
         <w:rPr>
@@ -3599,7 +3599,7 @@
           <w:lang w:eastAsia="es-PE"/>
           <w14:ligatures w14:val="none"/>
         </w:rPr>
-        <w:t xml:space="preserve">del </w:t>
+        <w:t xml:space="preserve"/>
       </w:r>
       <w:r>
         <w:rPr>
@@ -3610,7 +3610,7 @@
           <w:lang w:eastAsia="es-PE"/>
           <w14:ligatures w14:val="none"/>
         </w:rPr>
-        <w:t xml:space="preserve">22 de febrero de 2026 </w:t>
+        <w:t xml:space="preserve"/>
       </w:r>
       <w:r>
         <w:rPr>
@@ -3621,7 +3621,7 @@
           <w:lang w:eastAsia="es-PE"/>
           <w14:ligatures w14:val="none"/>
         </w:rPr>
-        <w:t xml:space="preserve">interpuesta por el </w:t>
+        <w:t xml:space="preserve"/>
       </w:r>
       <w:r>
         <w:rPr>
@@ -3631,7 +3631,7 @@
           <w:kern w:val="0"/>
           <w14:ligatures w14:val="none"/>
         </w:rPr>
-        <w:t xml:space="preserve">señor Sandro Elmo Riveros Paredes </w:t>
+        <w:t xml:space="preserve"/>
       </w:r>
       <w:r>
         <w:rPr>
@@ -3642,7 +3642,7 @@
           <w:lang w:eastAsia="es-PE"/>
           <w14:ligatures w14:val="none"/>
         </w:rPr>
-        <w:t xml:space="preserve">contra </w:t>
+        <w:t xml:space="preserve"/>
       </w:r>
       <w:r>
         <w:rPr>
@@ -3652,7 +3652,7 @@
           <w:kern w:val="0"/>
           <w14:ligatures w14:val="none"/>
         </w:rPr>
-        <w:t>Rímac Seguros y Reaseguros S.A.</w:t>
+        <w:t/>
       </w:r>
       <w:r>
         <w:rPr>
@@ -3663,7 +3663,7 @@
           <w:lang w:eastAsia="es-PE"/>
           <w14:ligatures w14:val="none"/>
         </w:rPr>
-        <w:t xml:space="preserve">, </w:t>
+        <w:t xml:space="preserve"/>
       </w:r>
       <w:bookmarkStart w:id="24" w:name="_Hlk215062067"/>
       <w:r>
@@ -3675,7 +3675,7 @@
           <w:lang w:eastAsia="es-PE"/>
           <w14:ligatures w14:val="none"/>
         </w:rPr>
-        <w:t>por lo siguiente:</w:t>
+        <w:t/>
       </w:r>
       <w:bookmarkStart w:id="25" w:name="_Hlk215162047"/>
     </w:p>
@@ -5922,7 +5922,7 @@
           <w:b/>
           <w:bCs/>
         </w:rPr>
-        <w:t>DÉCIMO</w:t>
+        <w:t xml:space="preserve">DÉCIMO: requerir al señor [DENUNCIANTE] y a Rímac Seguros y Reaseguros S.A. para que, dentro del plazo de dos (2) días hábiles siguientes a la fecha en que reciban la notificación en sus bandejas de correo electrónico, efectúen la confirmación de recepción de la notificación remitida por este despacho a sus correos electrónicos, de conformidad con el segundo párrafo del numeral 4 del artículo 20 del Texto Único Ordenado de la Ley del Procedimiento Administrativo General, aprobado mediante Decreto Supremo 006-2026-JUS, bajo apercibimiento de rehacer el acto de notificación y notificarle conforme al numeral 1 del artículo 20 del citado cuerpo normativo.</w:t>
       </w:r>
       <w:r>
         <w:rPr>
@@ -5932,7 +5932,7 @@
           <w:kern w:val="0"/>
           <w14:ligatures w14:val="none"/>
         </w:rPr>
-        <w:t>:</w:t>
+        <w:t/>
       </w:r>
       <w:r>
         <w:rPr>
@@ -5942,7 +5942,7 @@
           <w:kern w:val="0"/>
           <w14:ligatures w14:val="none"/>
         </w:rPr>
-        <w:t xml:space="preserve"> requerir </w:t>
+        <w:t xml:space="preserve"/>
       </w:r>
       <w:r>
         <w:rPr>
@@ -5952,119 +5952,119 @@
           <w:kern w:val="0"/>
           <w14:ligatures w14:val="none"/>
         </w:rPr>
-        <w:t xml:space="preserve">al señor Sandro Elmo Riveros Paredes y a Rímac Seguros y Reaseguros S.A. </w:t>
+        <w:t xml:space="preserve"/>
       </w:r>
       <w:r>
         <w:rPr>
           <w:rFonts w:ascii="Arial Narrow" w:hAnsi="Arial Narrow"/>
           <w:color w:val="000000"/>
         </w:rPr>
-        <w:t>para que, dentro del plazo de dos (2) días hábiles siguientes a la fecha en que reciba</w:t>
+        <w:t/>
       </w:r>
       <w:r>
         <w:rPr>
           <w:rFonts w:ascii="Arial Narrow" w:hAnsi="Arial Narrow"/>
           <w:color w:val="000000"/>
         </w:rPr>
-        <w:t>n</w:t>
+        <w:t/>
       </w:r>
       <w:r>
         <w:rPr>
           <w:rFonts w:ascii="Arial Narrow" w:hAnsi="Arial Narrow"/>
           <w:color w:val="000000"/>
         </w:rPr>
-        <w:t xml:space="preserve"> la notificación en su</w:t>
+        <w:t xml:space="preserve"/>
       </w:r>
       <w:r>
         <w:rPr>
           <w:rFonts w:ascii="Arial Narrow" w:hAnsi="Arial Narrow"/>
           <w:color w:val="000000"/>
         </w:rPr>
-        <w:t>s</w:t>
+        <w:t/>
       </w:r>
       <w:r>
         <w:rPr>
           <w:rFonts w:ascii="Arial Narrow" w:hAnsi="Arial Narrow"/>
           <w:color w:val="000000"/>
         </w:rPr>
-        <w:t xml:space="preserve"> bandeja</w:t>
+        <w:t xml:space="preserve"/>
       </w:r>
       <w:r>
         <w:rPr>
           <w:rFonts w:ascii="Arial Narrow" w:hAnsi="Arial Narrow"/>
           <w:color w:val="000000"/>
         </w:rPr>
-        <w:t>s</w:t>
+        <w:t/>
       </w:r>
       <w:r>
         <w:rPr>
           <w:rFonts w:ascii="Arial Narrow" w:hAnsi="Arial Narrow"/>
           <w:color w:val="000000"/>
         </w:rPr>
-        <w:t xml:space="preserve"> de correo electrónico, efectúe</w:t>
+        <w:t xml:space="preserve"/>
       </w:r>
       <w:r>
         <w:rPr>
           <w:rFonts w:ascii="Arial Narrow" w:hAnsi="Arial Narrow"/>
           <w:color w:val="000000"/>
         </w:rPr>
-        <w:t>n</w:t>
+        <w:t/>
       </w:r>
       <w:r>
         <w:rPr>
           <w:rFonts w:ascii="Arial Narrow" w:hAnsi="Arial Narrow"/>
           <w:color w:val="000000"/>
         </w:rPr>
-        <w:t xml:space="preserve"> la confirmación de recepción de la notificación remitida por este despacho a su</w:t>
+        <w:t xml:space="preserve"/>
       </w:r>
       <w:r>
         <w:rPr>
           <w:rFonts w:ascii="Arial Narrow" w:hAnsi="Arial Narrow"/>
           <w:color w:val="000000"/>
         </w:rPr>
-        <w:t>s</w:t>
+        <w:t/>
       </w:r>
       <w:r>
         <w:rPr>
           <w:rFonts w:ascii="Arial Narrow" w:hAnsi="Arial Narrow"/>
           <w:color w:val="000000"/>
         </w:rPr>
-        <w:t xml:space="preserve"> correo</w:t>
+        <w:t xml:space="preserve"/>
       </w:r>
       <w:r>
         <w:rPr>
           <w:rFonts w:ascii="Arial Narrow" w:hAnsi="Arial Narrow"/>
           <w:color w:val="000000"/>
         </w:rPr>
-        <w:t>s</w:t>
+        <w:t/>
       </w:r>
       <w:r>
         <w:rPr>
           <w:rFonts w:ascii="Arial Narrow" w:hAnsi="Arial Narrow"/>
           <w:color w:val="000000"/>
         </w:rPr>
-        <w:t xml:space="preserve"> electrónico</w:t>
+        <w:t xml:space="preserve"/>
       </w:r>
       <w:r>
         <w:rPr>
           <w:rFonts w:ascii="Arial Narrow" w:hAnsi="Arial Narrow"/>
           <w:color w:val="000000"/>
         </w:rPr>
-        <w:t>s</w:t>
+        <w:t/>
       </w:r>
       <w:r>
         <w:rPr>
           <w:rFonts w:ascii="Arial Narrow" w:hAnsi="Arial Narrow"/>
           <w:color w:val="000000"/>
         </w:rPr>
-        <w:t>, de conformidad con el segundo párrafo del numeral 4 del</w:t>
+        <w:t/>
       </w:r>
       <w:r>
         <w:rPr>
           <w:rFonts w:ascii="Arial Narrow" w:hAnsi="Arial Narrow"/>
           <w:color w:val="000000"/>
         </w:rPr>
-        <w:t xml:space="preserve"> artículo 20</w:t>
+        <w:t xml:space="preserve"/>
       </w:r>
       <w:r>
         <w:rPr>
@@ -6081,7 +6081,7 @@
           <w:rFonts w:ascii="Arial Narrow" w:hAnsi="Arial Narrow"/>
           <w:color w:val="000000"/>
         </w:rPr>
-        <w:t xml:space="preserve"> del Texto </w:t>
+        <w:t xml:space="preserve"/>
       </w:r>
       <w:r>
         <w:rPr>
@@ -6089,7 +6089,7 @@
           <w:color w:val="000000"/>
         </w:rPr>
         <w:lastRenderedPageBreak/>
-        <w:t>Único Ordenado de la Ley del Procedimiento Administrativo General, aprobado mediante Decreto Supremo 006-2026-JUS, bajo apercibimiento de rehacer el acto de notificación y notificarle conforme al numeral 1 del artículo 20</w:t>
+        <w:t/>
       </w:r>
       <w:r>
         <w:rPr>
@@ -6106,7 +6106,7 @@
           <w:rFonts w:ascii="Arial Narrow" w:hAnsi="Arial Narrow"/>
           <w:color w:val="000000"/>
         </w:rPr>
-        <w:t xml:space="preserve"> del citado cuerpo </w:t>
+        <w:t xml:space="preserve"/>
       </w:r>
       <w:bookmarkStart w:id="30" w:name="_Hlk214964186"/>
       <w:r>
@@ -6114,7 +6114,7 @@
           <w:rFonts w:ascii="Arial Narrow" w:hAnsi="Arial Narrow"/>
           <w:color w:val="000000"/>
         </w:rPr>
-        <w:t>normativo</w:t>
+        <w:t/>
       </w:r>
       <w:r>
         <w:rPr>
@@ -6127,7 +6127,7 @@
         <w:rPr>
           <w:rFonts w:ascii="Arial Narrow" w:hAnsi="Arial Narrow" w:cs="Arial"/>
         </w:rPr>
-        <w:t>.</w:t>
+        <w:t/>
       </w:r>
     </w:p>
     <w:bookmarkEnd w:id="0"/>

--- a/plantillas_maestras/02_seguro_vida/anulacion_indebida/2_o_mas_ddos_varios/varon/TPL_0630_2026_SEGURO_VIDA_ANULACION_INDEBIDA_ASEGURADORA_VARON_R2.docx
+++ b/plantillas_maestras/02_seguro_vida/anulacion_indebida/2_o_mas_ddos_varios/varon/TPL_0630_2026_SEGURO_VIDA_ANULACION_INDEBIDA_ASEGURADORA_VARON_R2.docx
@@ -692,6 +692,7 @@
       </w:r>
       <w:r>
         <w:rPr>
+          <w:rStyle w:val="Refdenotaalpie"/>
           <w:rFonts w:ascii="Arial Narrow" w:eastAsia="Times New Roman" w:hAnsi="Arial Narrow" w:cs="Times New Roman"/>
           <w:color w:val="000000"/>
           <w:kern w:val="0"/>
@@ -2012,6 +2013,7 @@
       <w:bookmarkEnd w:id="5"/>
       <w:r>
         <w:rPr>
+          <w:rStyle w:val="Refdenotaalpie"/>
           <w:rFonts w:ascii="Arial Narrow" w:eastAsia="Arial Narrow" w:hAnsi="Arial Narrow" w:cs="Arial Narrow"/>
           <w:kern w:val="0"/>
           <w:vertAlign w:val="superscript"/>
@@ -2118,6 +2120,7 @@
       <w:bookmarkEnd w:id="7"/>
       <w:r>
         <w:rPr>
+          <w:rStyle w:val="Refdenotaalpie"/>
           <w:rFonts w:ascii="Arial Narrow" w:eastAsia="Arial Narrow" w:hAnsi="Arial Narrow" w:cs="Arial"/>
           <w:kern w:val="0"/>
           <w:vertAlign w:val="superscript"/>
@@ -3054,6 +3057,7 @@
       </w:r>
       <w:r>
         <w:rPr>
+          <w:rStyle w:val="Refdenotaalpie"/>
           <w:rFonts w:ascii="Arial Narrow" w:eastAsia="Arial Narrow" w:hAnsi="Arial Narrow" w:cs="Arial Narrow"/>
           <w:kern w:val="0"/>
           <w:vertAlign w:val="superscript"/>
@@ -5062,6 +5066,7 @@
       </w:r>
       <w:r>
         <w:rPr>
+          <w:rStyle w:val="Refdenotaalpie"/>
           <w:rFonts w:ascii="Arial Narrow" w:eastAsia="Calibri" w:hAnsi="Arial Narrow" w:cs="Arial"/>
           <w:kern w:val="0"/>
           <w:vertAlign w:val="superscript"/>
@@ -5106,6 +5111,7 @@
       </w:r>
       <w:r>
         <w:rPr>
+          <w:rStyle w:val="Refdenotaalpie"/>
           <w:rFonts w:ascii="Arial Narrow" w:eastAsia="Calibri" w:hAnsi="Arial Narrow" w:cs="Arial"/>
           <w:spacing w:val="-2"/>
           <w:kern w:val="0"/>
@@ -5493,6 +5499,7 @@
       </w:r>
       <w:r>
         <w:rPr>
+          <w:rStyle w:val="Refdenotaalpie"/>
           <w:rFonts w:ascii="Arial Narrow" w:eastAsia="Arial Narrow" w:hAnsi="Arial Narrow" w:cs="Times New Roman"/>
           <w:color w:val="000000"/>
           <w:kern w:val="0"/>
@@ -5574,6 +5581,7 @@
       </w:r>
       <w:r>
         <w:rPr>
+          <w:rStyle w:val="Refdenotaalpie"/>
           <w:rFonts w:ascii="Arial Narrow" w:eastAsia="Arial Narrow" w:hAnsi="Arial Narrow" w:cs="Times New Roman"/>
           <w:color w:val="000000"/>
           <w:kern w:val="0"/>
@@ -5627,6 +5635,7 @@
       </w:r>
       <w:r>
         <w:rPr>
+          <w:rStyle w:val="Refdenotaalpie"/>
           <w:rFonts w:ascii="Arial Narrow" w:eastAsia="Arial Narrow" w:hAnsi="Arial Narrow" w:cs="Times New Roman"/>
           <w:color w:val="000000"/>
           <w:kern w:val="0"/>
@@ -5790,6 +5799,7 @@
       </w:r>
       <w:r>
         <w:rPr>
+          <w:rStyle w:val="Refdenotaalpie"/>
           <w:rFonts w:ascii="Arial Narrow" w:eastAsia="Calibri" w:hAnsi="Arial Narrow" w:cs="Arial"/>
           <w:kern w:val="0"/>
           <w:vertAlign w:val="superscript"/>
@@ -6118,6 +6128,7 @@
       </w:r>
       <w:r>
         <w:rPr>
+          <w:rStyle w:val="Refdenotaalpie"/>
           <w:rFonts w:ascii="Arial Narrow" w:hAnsi="Arial Narrow"/>
           <w:vertAlign w:val="superscript"/>
         </w:rPr>
@@ -6141,7 +6152,6 @@
           <w:b/>
           <w:color w:val="000000"/>
           <w:kern w:val="0"/>
-          <w:highlight w:val="magenta"/>
           <w:lang w:val="es-ES" w:eastAsia="es-PE"/>
           <w14:ligatures w14:val="none"/>
         </w:rPr>
@@ -6156,7 +6166,6 @@
           <w:b/>
           <w:color w:val="000000"/>
           <w:kern w:val="0"/>
-          <w:highlight w:val="magenta"/>
           <w:lang w:val="es-ES" w:eastAsia="es-PE"/>
           <w14:ligatures w14:val="none"/>
         </w:rPr>
@@ -6334,14 +6343,14 @@
         <w:tab w:val="right" w:pos="8838"/>
       </w:tabs>
       <w:rPr>
-        <w:rFonts w:ascii="Arial" w:eastAsia="Arial" w:hAnsi="Arial" w:cs="Arial"/>
+        <w:rFonts w:ascii="Arial Narrow" w:eastAsia="Arial" w:hAnsi="Arial Narrow" w:cs="Arial"/>
         <w:sz w:val="16"/>
         <w:szCs w:val="16"/>
       </w:rPr>
     </w:pPr>
     <w:r>
       <w:rPr>
-        <w:rFonts w:ascii="Arial" w:eastAsia="Arial" w:hAnsi="Arial" w:cs="Arial"/>
+        <w:rFonts w:ascii="Arial Narrow" w:eastAsia="Arial" w:hAnsi="Arial Narrow" w:cs="Arial"/>
         <w:sz w:val="16"/>
         <w:szCs w:val="16"/>
       </w:rPr>
@@ -6355,7 +6364,7 @@
     </w:pPr>
     <w:r>
       <w:rPr>
-        <w:rFonts w:ascii="Arial" w:eastAsia="Arial" w:hAnsi="Arial" w:cs="Arial"/>
+        <w:rFonts w:ascii="Arial Narrow" w:eastAsia="Arial" w:hAnsi="Arial Narrow" w:cs="Arial"/>
         <w:sz w:val="16"/>
         <w:szCs w:val="16"/>
       </w:rPr>
@@ -6363,7 +6372,7 @@
     </w:r>
     <w:r>
       <w:rPr>
-        <w:rFonts w:ascii="Arial" w:eastAsia="Arial" w:hAnsi="Arial" w:cs="Arial"/>
+        <w:rFonts w:ascii="Arial Narrow" w:eastAsia="Arial" w:hAnsi="Arial Narrow" w:cs="Arial"/>
         <w:sz w:val="16"/>
         <w:szCs w:val="16"/>
       </w:rPr>
@@ -6371,7 +6380,7 @@
     </w:r>
     <w:r>
       <w:rPr>
-        <w:rFonts w:ascii="Arial" w:eastAsia="Arial" w:hAnsi="Arial" w:cs="Arial"/>
+        <w:rFonts w:ascii="Arial Narrow" w:eastAsia="Arial" w:hAnsi="Arial Narrow" w:cs="Arial"/>
         <w:sz w:val="16"/>
         <w:szCs w:val="16"/>
       </w:rPr>
@@ -6379,7 +6388,7 @@
     </w:r>
     <w:r>
       <w:rPr>
-        <w:rFonts w:ascii="Arial" w:eastAsia="Arial" w:hAnsi="Arial" w:cs="Arial"/>
+        <w:rFonts w:ascii="Arial Narrow" w:eastAsia="Arial" w:hAnsi="Arial Narrow" w:cs="Arial"/>
         <w:sz w:val="16"/>
         <w:szCs w:val="16"/>
       </w:rPr>
@@ -6387,7 +6396,7 @@
     </w:r>
     <w:r>
       <w:rPr>
-        <w:rFonts w:ascii="Arial" w:eastAsia="Arial" w:hAnsi="Arial" w:cs="Arial"/>
+        <w:rFonts w:ascii="Arial Narrow" w:eastAsia="Arial" w:hAnsi="Arial Narrow" w:cs="Arial"/>
         <w:sz w:val="16"/>
         <w:szCs w:val="16"/>
       </w:rPr>
@@ -6445,8 +6454,9 @@
         <w:rPr>
           <w:rStyle w:val="Refdenotaalpie"/>
           <w:rFonts w:ascii="Arial Narrow" w:hAnsi="Arial Narrow" w:cs="Arial"/>
-          <w:sz w:val="17"/>
-          <w:szCs w:val="17"/>
+          <w:sz w:val="16"/>
+          <w:szCs w:val="17"/>
+          <w:vertAlign w:val="superscript"/>
         </w:rPr>
         <w:footnoteRef/>
       </w:r>
@@ -6519,8 +6529,9 @@
         <w:rPr>
           <w:rStyle w:val="Refdenotaalpie"/>
           <w:rFonts w:ascii="Arial Narrow" w:hAnsi="Arial Narrow" w:cs="Arial"/>
-          <w:sz w:val="17"/>
-          <w:szCs w:val="17"/>
+          <w:sz w:val="16"/>
+          <w:szCs w:val="17"/>
+          <w:vertAlign w:val="superscript"/>
         </w:rPr>
         <w:footnoteRef/>
       </w:r>
@@ -6772,8 +6783,9 @@
         <w:rPr>
           <w:rStyle w:val="Refdenotaalpie"/>
           <w:rFonts w:ascii="Arial Narrow" w:hAnsi="Arial Narrow"/>
-          <w:sz w:val="17"/>
-          <w:szCs w:val="17"/>
+          <w:sz w:val="16"/>
+          <w:szCs w:val="17"/>
+          <w:vertAlign w:val="superscript"/>
         </w:rPr>
         <w:footnoteRef/>
       </w:r>
@@ -6953,8 +6965,9 @@
         <w:rPr>
           <w:rStyle w:val="Refdenotaalpie"/>
           <w:rFonts w:ascii="Arial Narrow" w:hAnsi="Arial Narrow" w:cs="Arial"/>
-          <w:sz w:val="17"/>
-          <w:szCs w:val="17"/>
+          <w:sz w:val="16"/>
+          <w:szCs w:val="17"/>
+          <w:vertAlign w:val="superscript"/>
         </w:rPr>
         <w:footnoteRef/>
       </w:r>
@@ -7120,8 +7133,9 @@
         <w:rPr>
           <w:rStyle w:val="Refdenotaalpie"/>
           <w:rFonts w:ascii="Arial Narrow" w:hAnsi="Arial Narrow" w:cs="Arial"/>
-          <w:sz w:val="17"/>
-          <w:szCs w:val="17"/>
+          <w:sz w:val="16"/>
+          <w:szCs w:val="17"/>
+          <w:vertAlign w:val="superscript"/>
         </w:rPr>
         <w:footnoteRef/>
       </w:r>
@@ -7172,8 +7186,9 @@
         <w:rPr>
           <w:rStyle w:val="Refdenotaalpie"/>
           <w:rFonts w:ascii="Arial Narrow" w:hAnsi="Arial Narrow" w:cs="Arial"/>
-          <w:sz w:val="17"/>
-          <w:szCs w:val="17"/>
+          <w:sz w:val="16"/>
+          <w:szCs w:val="17"/>
+          <w:vertAlign w:val="superscript"/>
         </w:rPr>
         <w:footnoteRef/>
       </w:r>
@@ -7361,9 +7376,9 @@
       </w:pPr>
       <w:r>
         <w:rPr>
-          <w:rStyle w:val="TextonotapieCar"/>
+          <w:rStyle w:val="Refdenotaalpie"/>
           <w:rFonts w:ascii="Arial Narrow" w:hAnsi="Arial Narrow" w:cs="Arial"/>
-          <w:sz w:val="17"/>
+          <w:sz w:val="16"/>
           <w:szCs w:val="17"/>
           <w:vertAlign w:val="superscript"/>
         </w:rPr>
@@ -7575,8 +7590,9 @@
         <w:rPr>
           <w:rStyle w:val="Refdenotaalpie"/>
           <w:rFonts w:ascii="Arial Narrow" w:hAnsi="Arial Narrow" w:cs="Arial"/>
-          <w:sz w:val="17"/>
-          <w:szCs w:val="17"/>
+          <w:sz w:val="16"/>
+          <w:szCs w:val="17"/>
+          <w:vertAlign w:val="superscript"/>
         </w:rPr>
         <w:footnoteRef/>
       </w:r>
@@ -8320,8 +8336,9 @@
         <w:rPr>
           <w:rStyle w:val="Refdenotaalpie"/>
           <w:rFonts w:ascii="Arial Narrow" w:hAnsi="Arial Narrow" w:cs="Arial"/>
-          <w:sz w:val="17"/>
-          <w:szCs w:val="17"/>
+          <w:sz w:val="16"/>
+          <w:szCs w:val="17"/>
+          <w:vertAlign w:val="superscript"/>
         </w:rPr>
         <w:footnoteRef/>
       </w:r>
@@ -8522,8 +8539,9 @@
           <w:rFonts w:ascii="Arial Narrow" w:hAnsi="Arial Narrow" w:cs="Arial"/>
           <w:b/>
           <w:bCs/>
-          <w:sz w:val="17"/>
-          <w:szCs w:val="17"/>
+          <w:sz w:val="16"/>
+          <w:szCs w:val="17"/>
+          <w:vertAlign w:val="superscript"/>
         </w:rPr>
         <w:footnoteRef/>
       </w:r>
@@ -8611,8 +8629,9 @@
         <w:rPr>
           <w:rStyle w:val="Refdenotaalpie"/>
           <w:rFonts w:ascii="Arial Narrow" w:hAnsi="Arial Narrow" w:cs="Arial"/>
-          <w:sz w:val="17"/>
-          <w:szCs w:val="17"/>
+          <w:sz w:val="16"/>
+          <w:szCs w:val="17"/>
+          <w:vertAlign w:val="superscript"/>
         </w:rPr>
         <w:footnoteRef/>
       </w:r>
@@ -11097,6 +11116,17 @@
       <w:szCs w:val="20"/>
     </w:rPr>
   </w:style>
+  <w:style w:type="character" w:styleId="FootnoteReference">
+    <w:name w:val="footnote reference"/>
+    <w:basedOn w:val="Fuentedeprrafopredeter"/>
+    <w:uiPriority w:val="99"/>
+    <w:semiHidden/>
+    <w:unhideWhenUsed/>
+    <w:rPr>
+      <w:rFonts w:ascii="Arial Narrow" w:hAnsi="Arial Narrow"/>
+      <w:vertAlign w:val="superscript"/>
+    </w:rPr>
+  </w:style>
 </w:styles>
 </file>
 

--- a/plantillas_maestras/02_seguro_vida/anulacion_indebida/2_o_mas_ddos_varios/varon/TPL_0630_2026_SEGURO_VIDA_ANULACION_INDEBIDA_ASEGURADORA_VARON_R2.docx
+++ b/plantillas_maestras/02_seguro_vida/anulacion_indebida/2_o_mas_ddos_varios/varon/TPL_0630_2026_SEGURO_VIDA_ANULACION_INDEBIDA_ASEGURADORA_VARON_R2.docx
@@ -1,8 +1,8 @@
 
 <file path=word/document.xml><?xml version="1.0" encoding="utf-8"?>
-<w:document xmlns:wpc="http://schemas.microsoft.com/office/word/2010/wordprocessingCanvas" xmlns:cx="http://schemas.microsoft.com/office/drawing/2014/chartex" xmlns:cx1="http://schemas.microsoft.com/office/drawing/2015/9/8/chartex" xmlns:cx2="http://schemas.microsoft.com/office/drawing/2015/10/21/chartex" xmlns:cx3="http://schemas.microsoft.com/office/drawing/2016/5/9/chartex" xmlns:cx4="http://schemas.microsoft.com/office/drawing/2016/5/10/chartex" xmlns:cx5="http://schemas.microsoft.com/office/drawing/2016/5/11/chartex" xmlns:cx6="http://schemas.microsoft.com/office/drawing/2016/5/12/chartex" xmlns:cx7="http://schemas.microsoft.com/office/drawing/2016/5/13/chartex" xmlns:cx8="http://schemas.microsoft.com/office/drawing/2016/5/14/chartex" xmlns:mc="http://schemas.openxmlformats.org/markup-compatibility/2006" xmlns:aink="http://schemas.microsoft.com/office/drawing/2016/ink" xmlns:am3d="http://schemas.microsoft.com/office/drawing/2017/model3d" xmlns:o="urn:schemas-microsoft-com:office:office" xmlns:oel="http://schemas.microsoft.com/office/2019/extlst" xmlns:r="http://schemas.openxmlformats.org/officeDocument/2006/relationships" xmlns:m="http://schemas.openxmlformats.org/officeDocument/2006/math" xmlns:v="urn:schemas-microsoft-com:vml" xmlns:wp14="http://schemas.microsoft.com/office/word/2010/wordprocessingDrawing" xmlns:wp="http://schemas.openxmlformats.org/drawingml/2006/wordprocessingDrawing" xmlns:w10="urn:schemas-microsoft-com:office:word" xmlns:w="http://schemas.openxmlformats.org/wordprocessingml/2006/main" xmlns:w14="http://schemas.microsoft.com/office/word/2010/wordml" xmlns:w15="http://schemas.microsoft.com/office/word/2012/wordml" xmlns:w16cex="http://schemas.microsoft.com/office/word/2018/wordml/cex" xmlns:w16cid="http://schemas.microsoft.com/office/word/2016/wordml/cid" xmlns:w16="http://schemas.microsoft.com/office/word/2018/wordml" xmlns:w16du="http://schemas.microsoft.com/office/word/2023/wordml/word16du" xmlns:w16sdtdh="http://schemas.microsoft.com/office/word/2020/wordml/sdtdatahash" xmlns:w16sdtfl="http://schemas.microsoft.com/office/word/2024/wordml/sdtformatlock" xmlns:w16se="http://schemas.microsoft.com/office/word/2015/wordml/symex" xmlns:wpg="http://schemas.microsoft.com/office/word/2010/wordprocessingGroup" xmlns:wpi="http://schemas.microsoft.com/office/word/2010/wordprocessingInk" xmlns:wne="http://schemas.microsoft.com/office/word/2006/wordml" xmlns:wps="http://schemas.microsoft.com/office/word/2010/wordprocessingShape" mc:Ignorable="w14 w15 w16se w16cid w16 w16cex w16sdtdh w16sdtfl w16du wp14">
+<w:document xmlns:ns1="http://schemas.openxmlformats.org/markup-compatibility/2006" xmlns:ns2="http://schemas.microsoft.com/office/word/2010/wordml" xmlns:ns3="http://schemas.openxmlformats.org/officeDocument/2006/relationships" xmlns:w="http://schemas.openxmlformats.org/wordprocessingml/2006/main" ns1:Ignorable="w14 w15 w16se w16cid w16 w16cex w16sdtdh w16sdtfl w16du wp14">
   <w:body>
-    <w:p>
+    <w:p ns2:paraId="1B509B2D" ns2:textId="7E46B727">
       <w:pPr>
         <w:tabs>
           <w:tab w:val="left" w:pos="1701"/>
@@ -14,7 +14,7 @@
           <w:color w:val="000000"/>
           <w:kern w:val="0"/>
           <w:lang w:eastAsia="es-PE"/>
-          <w14:ligatures w14:val="none"/>
+          <ns2:ligatures ns2:val="none"/>
         </w:rPr>
       </w:pPr>
       <w:bookmarkStart w:id="0" w:name="_Hlk80343540"/>
@@ -25,7 +25,7 @@
           <w:color w:val="000000"/>
           <w:kern w:val="0"/>
           <w:lang w:eastAsia="es-PE"/>
-          <w14:ligatures w14:val="none"/>
+          <ns2:ligatures ns2:val="none"/>
         </w:rPr>
         <w:t xml:space="preserve">EXPEDIENTE </w:t>
       </w:r>
@@ -36,7 +36,7 @@
           <w:color w:val="000000"/>
           <w:kern w:val="0"/>
           <w:lang w:eastAsia="es-PE"/>
-          <w14:ligatures w14:val="none"/>
+          <ns2:ligatures ns2:val="none"/>
         </w:rPr>
         <w:tab/>
         <w:t>:</w:t>
@@ -48,7 +48,7 @@
           <w:color w:val="000000"/>
           <w:kern w:val="0"/>
           <w:lang w:eastAsia="es-PE"/>
-          <w14:ligatures w14:val="none"/>
+          <ns2:ligatures ns2:val="none"/>
         </w:rPr>
         <w:tab/>
       </w:r>
@@ -61,12 +61,12 @@
           <w:kern w:val="0"/>
           <w:shd w:val="clear" w:color="auto" w:fill="FFFFFF"/>
           <w:lang w:eastAsia="es-PE"/>
-          <w14:ligatures w14:val="none"/>
+          <ns2:ligatures ns2:val="none"/>
         </w:rPr>
         <w:t>0630-2026/CC1</w:t>
       </w:r>
     </w:p>
-    <w:p>
+    <w:p ns2:paraId="7E5DC22B" ns2:textId="4FE439BB">
       <w:pPr>
         <w:tabs>
           <w:tab w:val="left" w:pos="1701"/>
@@ -81,7 +81,7 @@
           <w:color w:val="000000"/>
           <w:kern w:val="0"/>
           <w:lang w:eastAsia="es-PE"/>
-          <w14:ligatures w14:val="none"/>
+          <ns2:ligatures ns2:val="none"/>
         </w:rPr>
       </w:pPr>
       <w:r>
@@ -91,7 +91,7 @@
           <w:color w:val="000000"/>
           <w:kern w:val="0"/>
           <w:lang w:eastAsia="es-PE"/>
-          <w14:ligatures w14:val="none"/>
+          <ns2:ligatures ns2:val="none"/>
         </w:rPr>
         <w:t xml:space="preserve">DENUNCIANTE:[DENUNCIANTE] (SEÑOR [APELLIDO])</w:t>
       </w:r>
@@ -102,7 +102,7 @@
           <w:color w:val="000000"/>
           <w:kern w:val="0"/>
           <w:lang w:eastAsia="es-PE"/>
-          <w14:ligatures w14:val="none"/>
+          <ns2:ligatures ns2:val="none"/>
         </w:rPr>
         <w:tab/>
         <w:t/>
@@ -114,7 +114,7 @@
           <w:color w:val="000000"/>
           <w:kern w:val="0"/>
           <w:lang w:eastAsia="es-PE"/>
-          <w14:ligatures w14:val="none"/>
+          <ns2:ligatures ns2:val="none"/>
         </w:rPr>
         <w:tab/>
       </w:r>
@@ -125,7 +125,7 @@
           <w:color w:val="000000"/>
           <w:kern w:val="0"/>
           <w:lang w:eastAsia="es-PE"/>
-          <w14:ligatures w14:val="none"/>
+          <ns2:ligatures ns2:val="none"/>
         </w:rPr>
         <w:t xml:space="preserve"/>
       </w:r>
@@ -136,7 +136,7 @@
           <w:color w:val="000000"/>
           <w:kern w:val="0"/>
           <w:lang w:eastAsia="es-PE"/>
-          <w14:ligatures w14:val="none"/>
+          <ns2:ligatures ns2:val="none"/>
         </w:rPr>
         <w:t/>
       </w:r>
@@ -147,7 +147,7 @@
           <w:color w:val="000000"/>
           <w:kern w:val="0"/>
           <w:lang w:eastAsia="es-PE"/>
-          <w14:ligatures w14:val="none"/>
+          <ns2:ligatures ns2:val="none"/>
         </w:rPr>
         <w:t xml:space="preserve"/>
       </w:r>
@@ -158,7 +158,7 @@
           <w:color w:val="000000"/>
           <w:kern w:val="0"/>
           <w:lang w:eastAsia="es-PE"/>
-          <w14:ligatures w14:val="none"/>
+          <ns2:ligatures ns2:val="none"/>
         </w:rPr>
         <w:t/>
       </w:r>
@@ -169,12 +169,12 @@
           <w:color w:val="000000"/>
           <w:kern w:val="0"/>
           <w:lang w:eastAsia="es-PE"/>
-          <w14:ligatures w14:val="none"/>
+          <ns2:ligatures ns2:val="none"/>
         </w:rPr>
         <w:t/>
       </w:r>
     </w:p>
-    <w:p>
+    <w:p ns2:paraId="6DEEEDFE" ns2:textId="0734F456">
       <w:pPr>
         <w:tabs>
           <w:tab w:val="left" w:pos="1701"/>
@@ -189,7 +189,7 @@
           <w:color w:val="000000"/>
           <w:kern w:val="0"/>
           <w:lang w:eastAsia="es-PE"/>
-          <w14:ligatures w14:val="none"/>
+          <ns2:ligatures ns2:val="none"/>
         </w:rPr>
       </w:pPr>
       <w:r>
@@ -199,7 +199,7 @@
           <w:color w:val="000000"/>
           <w:kern w:val="0"/>
           <w:lang w:eastAsia="es-PE"/>
-          <w14:ligatures w14:val="none"/>
+          <ns2:ligatures ns2:val="none"/>
         </w:rPr>
         <w:t>DENUNCIADO</w:t>
       </w:r>
@@ -210,7 +210,7 @@
           <w:color w:val="000000"/>
           <w:kern w:val="0"/>
           <w:lang w:eastAsia="es-PE"/>
-          <w14:ligatures w14:val="none"/>
+          <ns2:ligatures ns2:val="none"/>
         </w:rPr>
         <w:tab/>
         <w:t>:</w:t>
@@ -222,7 +222,7 @@
           <w:color w:val="000000"/>
           <w:kern w:val="0"/>
           <w:lang w:eastAsia="es-PE"/>
-          <w14:ligatures w14:val="none"/>
+          <ns2:ligatures ns2:val="none"/>
         </w:rPr>
         <w:tab/>
       </w:r>
@@ -233,7 +233,7 @@
           <w:color w:val="000000"/>
           <w:kern w:val="0"/>
           <w:lang w:eastAsia="es-PE"/>
-          <w14:ligatures w14:val="none"/>
+          <ns2:ligatures ns2:val="none"/>
         </w:rPr>
         <w:t>RÍMAC SEGUROS Y REASEGUROS S.A.</w:t>
       </w:r>
@@ -244,7 +244,7 @@
           <w:color w:val="000000"/>
           <w:kern w:val="0"/>
           <w:lang w:eastAsia="es-PE"/>
-          <w14:ligatures w14:val="none"/>
+          <ns2:ligatures ns2:val="none"/>
         </w:rPr>
         <w:t xml:space="preserve"> (</w:t>
       </w:r>
@@ -255,7 +255,7 @@
           <w:color w:val="000000"/>
           <w:kern w:val="0"/>
           <w:lang w:eastAsia="es-PE"/>
-          <w14:ligatures w14:val="none"/>
+          <ns2:ligatures ns2:val="none"/>
         </w:rPr>
         <w:t>RÍMAC</w:t>
       </w:r>
@@ -266,12 +266,12 @@
           <w:color w:val="000000"/>
           <w:kern w:val="0"/>
           <w:lang w:eastAsia="es-PE"/>
-          <w14:ligatures w14:val="none"/>
+          <ns2:ligatures ns2:val="none"/>
         </w:rPr>
         <w:t>)</w:t>
       </w:r>
     </w:p>
-    <w:p>
+    <w:p ns2:paraId="022D2B94" ns2:textId="77777777">
       <w:pPr>
         <w:tabs>
           <w:tab w:val="left" w:pos="1701"/>
@@ -286,7 +286,7 @@
           <w:color w:val="000000"/>
           <w:kern w:val="0"/>
           <w:lang w:eastAsia="es-PE"/>
-          <w14:ligatures w14:val="none"/>
+          <ns2:ligatures ns2:val="none"/>
         </w:rPr>
       </w:pPr>
       <w:r>
@@ -296,7 +296,7 @@
           <w:color w:val="000000"/>
           <w:kern w:val="0"/>
           <w:lang w:eastAsia="es-PE"/>
-          <w14:ligatures w14:val="none"/>
+          <ns2:ligatures ns2:val="none"/>
         </w:rPr>
         <w:t>MATERIAS</w:t>
       </w:r>
@@ -307,7 +307,7 @@
           <w:color w:val="000000"/>
           <w:kern w:val="0"/>
           <w:lang w:eastAsia="es-PE"/>
-          <w14:ligatures w14:val="none"/>
+          <ns2:ligatures ns2:val="none"/>
         </w:rPr>
         <w:tab/>
         <w:t xml:space="preserve">: </w:t>
@@ -319,13 +319,13 @@
           <w:color w:val="000000"/>
           <w:kern w:val="0"/>
           <w:lang w:eastAsia="es-PE"/>
-          <w14:ligatures w14:val="none"/>
+          <ns2:ligatures ns2:val="none"/>
         </w:rPr>
         <w:tab/>
         <w:t>ADMISIÓN A TRÁMITE</w:t>
       </w:r>
     </w:p>
-    <w:p>
+    <w:p ns2:paraId="19ED7B73" ns2:textId="77777777">
       <w:pPr>
         <w:tabs>
           <w:tab w:val="left" w:pos="1701"/>
@@ -340,7 +340,7 @@
           <w:color w:val="000000"/>
           <w:kern w:val="0"/>
           <w:lang w:eastAsia="es-PE"/>
-          <w14:ligatures w14:val="none"/>
+          <ns2:ligatures ns2:val="none"/>
         </w:rPr>
       </w:pPr>
       <w:r>
@@ -350,12 +350,12 @@
           <w:color w:val="000000"/>
           <w:kern w:val="0"/>
           <w:lang w:eastAsia="es-PE"/>
-          <w14:ligatures w14:val="none"/>
+          <ns2:ligatures ns2:val="none"/>
         </w:rPr>
         <w:t xml:space="preserve">REQUERIMIENTO DE INFORMACIÓN </w:t>
       </w:r>
     </w:p>
-    <w:p>
+    <w:p ns2:paraId="46A5A479" ns2:textId="77777777">
       <w:pPr>
         <w:tabs>
           <w:tab w:val="left" w:pos="1701"/>
@@ -369,7 +369,7 @@
           <w:color w:val="000000"/>
           <w:kern w:val="0"/>
           <w:lang w:eastAsia="es-PE"/>
-          <w14:ligatures w14:val="none"/>
+          <ns2:ligatures ns2:val="none"/>
         </w:rPr>
       </w:pPr>
       <w:r>
@@ -379,7 +379,7 @@
           <w:color w:val="000000"/>
           <w:kern w:val="0"/>
           <w:lang w:eastAsia="es-PE"/>
-          <w14:ligatures w14:val="none"/>
+          <ns2:ligatures ns2:val="none"/>
         </w:rPr>
         <w:t xml:space="preserve">RESOLUCIÓN </w:t>
       </w:r>
@@ -390,7 +390,7 @@
           <w:color w:val="000000"/>
           <w:kern w:val="0"/>
           <w:lang w:eastAsia="es-PE"/>
-          <w14:ligatures w14:val="none"/>
+          <ns2:ligatures ns2:val="none"/>
         </w:rPr>
         <w:tab/>
         <w:t>:</w:t>
@@ -402,7 +402,7 @@
           <w:color w:val="000000"/>
           <w:kern w:val="0"/>
           <w:lang w:eastAsia="es-PE"/>
-          <w14:ligatures w14:val="none"/>
+          <ns2:ligatures ns2:val="none"/>
         </w:rPr>
         <w:tab/>
       </w:r>
@@ -413,12 +413,12 @@
           <w:color w:val="000000"/>
           <w:kern w:val="0"/>
           <w:lang w:eastAsia="es-PE"/>
-          <w14:ligatures w14:val="none"/>
+          <ns2:ligatures ns2:val="none"/>
         </w:rPr>
         <w:t>2</w:t>
       </w:r>
     </w:p>
-    <w:p>
+    <w:p ns2:paraId="5BA3A18D" ns2:textId="77777777">
       <w:pPr>
         <w:tabs>
           <w:tab w:val="left" w:pos="1014"/>
@@ -431,11 +431,11 @@
           <w:kern w:val="0"/>
           <w:shd w:val="clear" w:color="auto" w:fill="FFFFFF"/>
           <w:lang w:eastAsia="es-PE"/>
-          <w14:ligatures w14:val="none"/>
-        </w:rPr>
-      </w:pPr>
-    </w:p>
-    <w:p>
+          <ns2:ligatures ns2:val="none"/>
+        </w:rPr>
+      </w:pPr>
+    </w:p>
+    <w:p ns2:paraId="2F799822" ns2:textId="1F90FD84">
       <w:pPr>
         <w:tabs>
           <w:tab w:val="left" w:pos="1014"/>
@@ -448,7 +448,7 @@
           <w:kern w:val="0"/>
           <w:shd w:val="clear" w:color="auto" w:fill="FFFFFF"/>
           <w:lang w:eastAsia="es-PE"/>
-          <w14:ligatures w14:val="none"/>
+          <ns2:ligatures ns2:val="none"/>
         </w:rPr>
       </w:pPr>
       <w:r>
@@ -458,7 +458,7 @@
           <w:kern w:val="0"/>
           <w:shd w:val="clear" w:color="auto" w:fill="FFFFFF"/>
           <w:lang w:eastAsia="es-PE"/>
-          <w14:ligatures w14:val="none"/>
+          <ns2:ligatures ns2:val="none"/>
         </w:rPr>
         <w:t xml:space="preserve">Lima, </w:t>
       </w:r>
@@ -469,7 +469,7 @@
           <w:kern w:val="0"/>
           <w:shd w:val="clear" w:color="auto" w:fill="FFFFFF"/>
           <w:lang w:eastAsia="es-PE"/>
-          <w14:ligatures w14:val="none"/>
+          <ns2:ligatures ns2:val="none"/>
         </w:rPr>
         <w:t>25</w:t>
       </w:r>
@@ -480,7 +480,7 @@
           <w:kern w:val="0"/>
           <w:shd w:val="clear" w:color="auto" w:fill="FFFFFF"/>
           <w:lang w:eastAsia="es-PE"/>
-          <w14:ligatures w14:val="none"/>
+          <ns2:ligatures ns2:val="none"/>
         </w:rPr>
         <w:t xml:space="preserve"> de </w:t>
       </w:r>
@@ -491,7 +491,7 @@
           <w:kern w:val="0"/>
           <w:shd w:val="clear" w:color="auto" w:fill="FFFFFF"/>
           <w:lang w:eastAsia="es-PE"/>
-          <w14:ligatures w14:val="none"/>
+          <ns2:ligatures ns2:val="none"/>
         </w:rPr>
         <w:t>marzo</w:t>
       </w:r>
@@ -502,12 +502,12 @@
           <w:kern w:val="0"/>
           <w:shd w:val="clear" w:color="auto" w:fill="FFFFFF"/>
           <w:lang w:eastAsia="es-PE"/>
-          <w14:ligatures w14:val="none"/>
+          <ns2:ligatures ns2:val="none"/>
         </w:rPr>
         <w:t xml:space="preserve"> de 2026</w:t>
       </w:r>
     </w:p>
-    <w:p>
+    <w:p ns2:paraId="66CE1821" ns2:textId="77777777">
       <w:pPr>
         <w:tabs>
           <w:tab w:val="left" w:pos="1014"/>
@@ -519,11 +519,11 @@
           <w:color w:val="000000"/>
           <w:kern w:val="0"/>
           <w:lang w:eastAsia="es-PE"/>
-          <w14:ligatures w14:val="none"/>
-        </w:rPr>
-      </w:pPr>
-    </w:p>
-    <w:p>
+          <ns2:ligatures ns2:val="none"/>
+        </w:rPr>
+      </w:pPr>
+    </w:p>
+    <w:p ns2:paraId="0B80AAA5" ns2:textId="77777777">
       <w:pPr>
         <w:numPr>
           <w:ilvl w:val="0"/>
@@ -537,7 +537,7 @@
           <w:color w:val="000000"/>
           <w:kern w:val="0"/>
           <w:lang w:eastAsia="es-PE"/>
-          <w14:ligatures w14:val="none"/>
+          <ns2:ligatures ns2:val="none"/>
         </w:rPr>
       </w:pPr>
       <w:r>
@@ -547,12 +547,12 @@
           <w:color w:val="000000"/>
           <w:kern w:val="0"/>
           <w:lang w:eastAsia="es-PE"/>
-          <w14:ligatures w14:val="none"/>
+          <ns2:ligatures ns2:val="none"/>
         </w:rPr>
         <w:t xml:space="preserve">HECHOS </w:t>
       </w:r>
     </w:p>
-    <w:p>
+    <w:p ns2:paraId="621F2AB2" ns2:textId="77777777">
       <w:pPr>
         <w:spacing w:after="0" w:line="240" w:lineRule="auto"/>
         <w:jc w:val="both"/>
@@ -561,11 +561,11 @@
           <w:color w:val="000000"/>
           <w:kern w:val="0"/>
           <w:lang w:eastAsia="es-PE"/>
-          <w14:ligatures w14:val="none"/>
-        </w:rPr>
-      </w:pPr>
-    </w:p>
-    <w:p>
+          <ns2:ligatures ns2:val="none"/>
+        </w:rPr>
+      </w:pPr>
+    </w:p>
+    <w:p ns2:paraId="60B5D5B0" ns2:textId="2F8FC23F">
       <w:pPr>
         <w:numPr>
           <w:ilvl w:val="1"/>
@@ -579,7 +579,7 @@
           <w:color w:val="000000"/>
           <w:kern w:val="0"/>
           <w:lang w:val="es-ES" w:eastAsia="es-ES"/>
-          <w14:ligatures w14:val="none"/>
+          <ns2:ligatures ns2:val="none"/>
         </w:rPr>
       </w:pPr>
       <w:r>
@@ -588,7 +588,7 @@
           <w:color w:val="000000"/>
           <w:kern w:val="0"/>
           <w:lang w:val="es-ES" w:eastAsia="es-ES"/>
-          <w14:ligatures w14:val="none"/>
+          <ns2:ligatures ns2:val="none"/>
         </w:rPr>
         <w:t xml:space="preserve">Mediante el escrito del 22 de febrero de 2026, el señor [APELLIDO] denunció a Rímac por presuntas infracciones a la Ley 29571, Código de Protección y Defensa del Consumidor (en adelante, Código), señalando lo siguiente:</w:t>
       </w:r>
@@ -598,7 +598,7 @@
           <w:color w:val="000000"/>
           <w:kern w:val="0"/>
           <w:lang w:val="es-ES" w:eastAsia="es-ES"/>
-          <w14:ligatures w14:val="none"/>
+          <ns2:ligatures ns2:val="none"/>
         </w:rPr>
         <w:t xml:space="preserve"/>
       </w:r>
@@ -608,7 +608,7 @@
           <w:color w:val="000000"/>
           <w:kern w:val="0"/>
           <w:lang w:val="es-ES" w:eastAsia="es-ES"/>
-          <w14:ligatures w14:val="none"/>
+          <ns2:ligatures ns2:val="none"/>
         </w:rPr>
         <w:t/>
       </w:r>
@@ -616,7 +616,7 @@
         <w:rPr>
           <w:rFonts w:ascii="Arial Narrow" w:eastAsia="Calibri" w:hAnsi="Arial Narrow" w:cs="Arial"/>
           <w:kern w:val="0"/>
-          <w14:ligatures w14:val="none"/>
+          <ns2:ligatures ns2:val="none"/>
         </w:rPr>
         <w:t/>
       </w:r>
@@ -624,7 +624,7 @@
         <w:rPr>
           <w:rFonts w:ascii="Arial Narrow" w:eastAsia="Calibri" w:hAnsi="Arial Narrow" w:cs="Arial"/>
           <w:kern w:val="0"/>
-          <w14:ligatures w14:val="none"/>
+          <ns2:ligatures ns2:val="none"/>
         </w:rPr>
         <w:t xml:space="preserve"/>
       </w:r>
@@ -632,7 +632,7 @@
         <w:rPr>
           <w:rFonts w:ascii="Arial Narrow" w:eastAsia="Calibri" w:hAnsi="Arial Narrow" w:cs="Arial"/>
           <w:kern w:val="0"/>
-          <w14:ligatures w14:val="none"/>
+          <ns2:ligatures ns2:val="none"/>
         </w:rPr>
         <w:t/>
       </w:r>
@@ -640,7 +640,7 @@
         <w:rPr>
           <w:rFonts w:ascii="Arial Narrow" w:eastAsia="Calibri" w:hAnsi="Arial Narrow" w:cs="Arial"/>
           <w:kern w:val="0"/>
-          <w14:ligatures w14:val="none"/>
+          <ns2:ligatures ns2:val="none"/>
         </w:rPr>
         <w:t xml:space="preserve"/>
       </w:r>
@@ -648,7 +648,7 @@
         <w:rPr>
           <w:rFonts w:ascii="Arial Narrow" w:eastAsia="Calibri" w:hAnsi="Arial Narrow" w:cs="Arial"/>
           <w:kern w:val="0"/>
-          <w14:ligatures w14:val="none"/>
+          <ns2:ligatures ns2:val="none"/>
         </w:rPr>
         <w:t xml:space="preserve"/>
       </w:r>
@@ -656,7 +656,7 @@
         <w:rPr>
           <w:rFonts w:ascii="Arial Narrow" w:eastAsia="Calibri" w:hAnsi="Arial Narrow" w:cs="Arial"/>
           <w:kern w:val="0"/>
-          <w14:ligatures w14:val="none"/>
+          <ns2:ligatures ns2:val="none"/>
         </w:rPr>
         <w:t/>
       </w:r>
@@ -666,7 +666,7 @@
           <w:color w:val="000000"/>
           <w:kern w:val="0"/>
           <w:lang w:val="es-ES" w:eastAsia="es-ES"/>
-          <w14:ligatures w14:val="none"/>
+          <ns2:ligatures ns2:val="none"/>
         </w:rPr>
         <w:t/>
       </w:r>
@@ -676,7 +676,7 @@
           <w:color w:val="000000"/>
           <w:kern w:val="0"/>
           <w:lang w:val="es-ES" w:eastAsia="es-ES"/>
-          <w14:ligatures w14:val="none"/>
+          <ns2:ligatures ns2:val="none"/>
         </w:rPr>
         <w:t xml:space="preserve"/>
       </w:r>
@@ -686,7 +686,7 @@
           <w:color w:val="000000"/>
           <w:kern w:val="0"/>
           <w:lang w:val="es-ES" w:eastAsia="es-ES"/>
-          <w14:ligatures w14:val="none"/>
+          <ns2:ligatures ns2:val="none"/>
         </w:rPr>
         <w:t/>
       </w:r>
@@ -698,7 +698,7 @@
           <w:kern w:val="0"/>
           <w:vertAlign w:val="superscript"/>
           <w:lang w:val="es-ES" w:eastAsia="es-ES"/>
-          <w14:ligatures w14:val="none"/>
+          <ns2:ligatures ns2:val="none"/>
         </w:rPr>
         <w:footnoteReference w:id="1"/>
       </w:r>
@@ -708,7 +708,7 @@
           <w:color w:val="000000"/>
           <w:kern w:val="0"/>
           <w:lang w:val="es-ES" w:eastAsia="es-ES"/>
-          <w14:ligatures w14:val="none"/>
+          <ns2:ligatures ns2:val="none"/>
         </w:rPr>
         <w:t xml:space="preserve"/>
       </w:r>
@@ -719,12 +719,12 @@
           <w:color w:val="000000"/>
           <w:kern w:val="0"/>
           <w:lang w:val="es-ES" w:eastAsia="es-ES"/>
-          <w14:ligatures w14:val="none"/>
+          <ns2:ligatures ns2:val="none"/>
         </w:rPr>
         <w:t/>
       </w:r>
     </w:p>
-    <w:p>
+    <w:p ns2:paraId="512911CE" ns2:textId="77777777">
       <w:pPr>
         <w:spacing w:after="0" w:line="240" w:lineRule="auto"/>
         <w:jc w:val="both"/>
@@ -733,11 +733,11 @@
           <w:color w:val="000000"/>
           <w:kern w:val="0"/>
           <w:lang w:eastAsia="es-ES"/>
-          <w14:ligatures w14:val="none"/>
-        </w:rPr>
-      </w:pPr>
-    </w:p>
-    <w:p>
+          <ns2:ligatures ns2:val="none"/>
+        </w:rPr>
+      </w:pPr>
+    </w:p>
+    <w:p ns2:paraId="462BE489" ns2:textId="740DA0B7">
       <w:pPr>
         <w:pStyle w:val="Prrafodelista"/>
         <w:numPr>
@@ -755,7 +755,7 @@
           <w:color w:val="000000"/>
           <w:kern w:val="0"/>
           <w:lang w:eastAsia="es-ES"/>
-          <w14:ligatures w14:val="none"/>
+          <ns2:ligatures ns2:val="none"/>
         </w:rPr>
       </w:pPr>
       <w:r>
@@ -764,7 +764,7 @@
           <w:color w:val="000000"/>
           <w:kern w:val="0"/>
           <w:lang w:eastAsia="es-ES"/>
-          <w14:ligatures w14:val="none"/>
+          <ns2:ligatures ns2:val="none"/>
         </w:rPr>
         <w:t xml:space="preserve">El 1 de diciembre de 2017, </w:t>
       </w:r>
@@ -774,7 +774,7 @@
           <w:color w:val="000000"/>
           <w:kern w:val="0"/>
           <w:lang w:eastAsia="es-ES"/>
-          <w14:ligatures w14:val="none"/>
+          <ns2:ligatures ns2:val="none"/>
         </w:rPr>
         <w:t>adquirió</w:t>
       </w:r>
@@ -784,7 +784,7 @@
           <w:color w:val="000000"/>
           <w:kern w:val="0"/>
           <w:lang w:eastAsia="es-ES"/>
-          <w14:ligatures w14:val="none"/>
+          <ns2:ligatures ns2:val="none"/>
         </w:rPr>
         <w:t xml:space="preserve"> el Seguro </w:t>
       </w:r>
@@ -794,7 +794,7 @@
           <w:color w:val="000000"/>
           <w:kern w:val="0"/>
           <w:lang w:eastAsia="es-ES"/>
-          <w14:ligatures w14:val="none"/>
+          <ns2:ligatures ns2:val="none"/>
         </w:rPr>
         <w:t>de Vida</w:t>
       </w:r>
@@ -804,7 +804,7 @@
           <w:color w:val="000000"/>
           <w:kern w:val="0"/>
           <w:lang w:eastAsia="es-ES"/>
-          <w14:ligatures w14:val="none"/>
+          <ns2:ligatures ns2:val="none"/>
         </w:rPr>
         <w:t xml:space="preserve"> – Póliza 02262/0033085909 y el </w:t>
       </w:r>
@@ -814,7 +814,7 @@
           <w:color w:val="000000"/>
           <w:kern w:val="0"/>
           <w:lang w:eastAsia="es-ES"/>
-          <w14:ligatures w14:val="none"/>
+          <ns2:ligatures ns2:val="none"/>
         </w:rPr>
         <w:t xml:space="preserve">Seguro de Vida </w:t>
       </w:r>
@@ -824,7 +824,7 @@
           <w:color w:val="000000"/>
           <w:kern w:val="0"/>
           <w:lang w:eastAsia="es-ES"/>
-          <w14:ligatures w14:val="none"/>
+          <ns2:ligatures ns2:val="none"/>
         </w:rPr>
         <w:t xml:space="preserve">– Póliza 02262/0033085862 (en adelante, </w:t>
       </w:r>
@@ -834,7 +834,7 @@
           <w:color w:val="000000"/>
           <w:kern w:val="0"/>
           <w:lang w:eastAsia="es-ES"/>
-          <w14:ligatures w14:val="none"/>
+          <ns2:ligatures ns2:val="none"/>
         </w:rPr>
         <w:t>p</w:t>
       </w:r>
@@ -844,7 +844,7 @@
           <w:color w:val="000000"/>
           <w:kern w:val="0"/>
           <w:lang w:eastAsia="es-ES"/>
-          <w14:ligatures w14:val="none"/>
+          <ns2:ligatures ns2:val="none"/>
         </w:rPr>
         <w:t>ólizas de Seguro de Vida</w:t>
       </w:r>
@@ -854,7 +854,7 @@
           <w:color w:val="000000"/>
           <w:kern w:val="0"/>
           <w:lang w:eastAsia="es-ES"/>
-          <w14:ligatures w14:val="none"/>
+          <ns2:ligatures ns2:val="none"/>
         </w:rPr>
         <w:t>)</w:t>
       </w:r>
@@ -864,7 +864,7 @@
           <w:color w:val="000000"/>
           <w:kern w:val="0"/>
           <w:lang w:eastAsia="es-ES"/>
-          <w14:ligatures w14:val="none"/>
+          <ns2:ligatures ns2:val="none"/>
         </w:rPr>
         <w:t xml:space="preserve"> emitidos por </w:t>
       </w:r>
@@ -874,7 +874,7 @@
           <w:color w:val="000000"/>
           <w:kern w:val="0"/>
           <w:lang w:val="es-ES" w:eastAsia="es-ES"/>
-          <w14:ligatures w14:val="none"/>
+          <ns2:ligatures ns2:val="none"/>
         </w:rPr>
         <w:t>Rímac</w:t>
       </w:r>
@@ -884,12 +884,12 @@
           <w:color w:val="000000"/>
           <w:kern w:val="0"/>
           <w:lang w:eastAsia="es-ES"/>
-          <w14:ligatures w14:val="none"/>
+          <ns2:ligatures ns2:val="none"/>
         </w:rPr>
         <w:t>, estableciéndose una prima mensual de S/119,00 para cada una.</w:t>
       </w:r>
     </w:p>
-    <w:p>
+    <w:p ns2:paraId="1CEB2B59" ns2:textId="77777777">
       <w:pPr>
         <w:pStyle w:val="Prrafodelista"/>
         <w:spacing w:after="0" w:line="240" w:lineRule="auto"/>
@@ -900,11 +900,11 @@
           <w:color w:val="000000"/>
           <w:kern w:val="0"/>
           <w:lang w:eastAsia="es-ES"/>
-          <w14:ligatures w14:val="none"/>
-        </w:rPr>
-      </w:pPr>
-    </w:p>
-    <w:p>
+          <ns2:ligatures ns2:val="none"/>
+        </w:rPr>
+      </w:pPr>
+    </w:p>
+    <w:p ns2:paraId="04EAA511" ns2:textId="367AF7B4">
       <w:pPr>
         <w:pStyle w:val="Prrafodelista"/>
         <w:numPr>
@@ -922,7 +922,7 @@
           <w:color w:val="000000"/>
           <w:kern w:val="0"/>
           <w:lang w:eastAsia="es-ES"/>
-          <w14:ligatures w14:val="none"/>
+          <ns2:ligatures ns2:val="none"/>
         </w:rPr>
       </w:pPr>
       <w:r>
@@ -931,7 +931,7 @@
           <w:color w:val="000000"/>
           <w:kern w:val="0"/>
           <w:lang w:eastAsia="es-ES"/>
-          <w14:ligatures w14:val="none"/>
+          <ns2:ligatures ns2:val="none"/>
         </w:rPr>
         <w:t xml:space="preserve">Desde diciembre de 2017 hasta septiembre de 2024, se efectuaron los pagos de las primas </w:t>
       </w:r>
@@ -941,7 +941,7 @@
           <w:color w:val="000000"/>
           <w:kern w:val="0"/>
           <w:lang w:eastAsia="es-ES"/>
-          <w14:ligatures w14:val="none"/>
+          <ns2:ligatures ns2:val="none"/>
         </w:rPr>
         <w:t xml:space="preserve">de las pólizas de Seguro de Vida </w:t>
       </w:r>
@@ -951,7 +951,7 @@
           <w:color w:val="000000"/>
           <w:kern w:val="0"/>
           <w:lang w:eastAsia="es-ES"/>
-          <w14:ligatures w14:val="none"/>
+          <ns2:ligatures ns2:val="none"/>
         </w:rPr>
         <w:t xml:space="preserve">de manera continua mediante el mecanismo de débito automático, sin que se </w:t>
       </w:r>
@@ -961,7 +961,7 @@
           <w:color w:val="000000"/>
           <w:kern w:val="0"/>
           <w:lang w:eastAsia="es-ES"/>
-          <w14:ligatures w14:val="none"/>
+          <ns2:ligatures ns2:val="none"/>
         </w:rPr>
         <w:t>presentaran</w:t>
       </w:r>
@@ -971,7 +971,7 @@
           <w:color w:val="000000"/>
           <w:kern w:val="0"/>
           <w:lang w:eastAsia="es-ES"/>
-          <w14:ligatures w14:val="none"/>
+          <ns2:ligatures ns2:val="none"/>
         </w:rPr>
         <w:t xml:space="preserve"> observaciones ni comunicaciones por parte de </w:t>
       </w:r>
@@ -981,7 +981,7 @@
           <w:color w:val="000000"/>
           <w:kern w:val="0"/>
           <w:lang w:val="es-ES" w:eastAsia="es-ES"/>
-          <w14:ligatures w14:val="none"/>
+          <ns2:ligatures ns2:val="none"/>
         </w:rPr>
         <w:t>Rímac</w:t>
       </w:r>
@@ -991,7 +991,7 @@
           <w:color w:val="000000"/>
           <w:kern w:val="0"/>
           <w:lang w:eastAsia="es-ES"/>
-          <w14:ligatures w14:val="none"/>
+          <ns2:ligatures ns2:val="none"/>
         </w:rPr>
         <w:t xml:space="preserve"> </w:t>
       </w:r>
@@ -1001,12 +1001,12 @@
           <w:color w:val="000000"/>
           <w:kern w:val="0"/>
           <w:lang w:eastAsia="es-ES"/>
-          <w14:ligatures w14:val="none"/>
+          <ns2:ligatures ns2:val="none"/>
         </w:rPr>
         <w:t>respecto de incumplimientos o incidencias en el cobro.</w:t>
       </w:r>
     </w:p>
-    <w:p>
+    <w:p ns2:paraId="74599580" ns2:textId="77777777">
       <w:pPr>
         <w:spacing w:after="0" w:line="240" w:lineRule="auto"/>
         <w:jc w:val="both"/>
@@ -1015,11 +1015,11 @@
           <w:color w:val="000000"/>
           <w:kern w:val="0"/>
           <w:lang w:eastAsia="es-ES"/>
-          <w14:ligatures w14:val="none"/>
-        </w:rPr>
-      </w:pPr>
-    </w:p>
-    <w:p>
+          <ns2:ligatures ns2:val="none"/>
+        </w:rPr>
+      </w:pPr>
+    </w:p>
+    <w:p ns2:paraId="2BC9583F" ns2:textId="4045A575">
       <w:pPr>
         <w:pStyle w:val="Prrafodelista"/>
         <w:numPr>
@@ -1037,7 +1037,7 @@
           <w:color w:val="000000"/>
           <w:kern w:val="0"/>
           <w:lang w:eastAsia="es-ES"/>
-          <w14:ligatures w14:val="none"/>
+          <ns2:ligatures ns2:val="none"/>
         </w:rPr>
       </w:pPr>
       <w:r>
@@ -1046,7 +1046,7 @@
           <w:color w:val="000000"/>
           <w:kern w:val="0"/>
           <w:lang w:eastAsia="es-ES"/>
-          <w14:ligatures w14:val="none"/>
+          <ns2:ligatures ns2:val="none"/>
         </w:rPr>
         <w:t xml:space="preserve">En </w:t>
       </w:r>
@@ -1056,7 +1056,7 @@
           <w:color w:val="000000"/>
           <w:kern w:val="0"/>
           <w:lang w:eastAsia="es-ES"/>
-          <w14:ligatures w14:val="none"/>
+          <ns2:ligatures ns2:val="none"/>
         </w:rPr>
         <w:t>noviembre de 2025</w:t>
       </w:r>
@@ -1066,7 +1066,7 @@
           <w:color w:val="000000"/>
           <w:kern w:val="0"/>
           <w:lang w:eastAsia="es-ES"/>
-          <w14:ligatures w14:val="none"/>
+          <ns2:ligatures ns2:val="none"/>
         </w:rPr>
         <w:t xml:space="preserve">, advirtió que Rímac </w:t>
       </w:r>
@@ -1076,7 +1076,7 @@
           <w:color w:val="000000"/>
           <w:kern w:val="0"/>
           <w:lang w:eastAsia="es-ES"/>
-          <w14:ligatures w14:val="none"/>
+          <ns2:ligatures ns2:val="none"/>
         </w:rPr>
         <w:t xml:space="preserve">había dejado de ejecutar los débitos automáticos </w:t>
       </w:r>
@@ -1086,7 +1086,7 @@
           <w:color w:val="000000"/>
           <w:kern w:val="0"/>
           <w:lang w:eastAsia="es-ES"/>
-          <w14:ligatures w14:val="none"/>
+          <ns2:ligatures ns2:val="none"/>
         </w:rPr>
         <w:t xml:space="preserve">del pago de primas de las </w:t>
       </w:r>
@@ -1096,7 +1096,7 @@
           <w:color w:val="000000"/>
           <w:kern w:val="0"/>
           <w:lang w:eastAsia="es-ES"/>
-          <w14:ligatures w14:val="none"/>
+          <ns2:ligatures ns2:val="none"/>
         </w:rPr>
         <w:t>pólizas de Seguro de Vida</w:t>
       </w:r>
@@ -1106,7 +1106,7 @@
           <w:color w:val="000000"/>
           <w:kern w:val="0"/>
           <w:lang w:eastAsia="es-ES"/>
-          <w14:ligatures w14:val="none"/>
+          <ns2:ligatures ns2:val="none"/>
         </w:rPr>
         <w:t xml:space="preserve"> </w:t>
       </w:r>
@@ -1116,7 +1116,7 @@
           <w:color w:val="000000"/>
           <w:kern w:val="0"/>
           <w:lang w:eastAsia="es-ES"/>
-          <w14:ligatures w14:val="none"/>
+          <ns2:ligatures ns2:val="none"/>
         </w:rPr>
         <w:t>desde</w:t>
       </w:r>
@@ -1126,7 +1126,7 @@
           <w:color w:val="000000"/>
           <w:kern w:val="0"/>
           <w:lang w:eastAsia="es-ES"/>
-          <w14:ligatures w14:val="none"/>
+          <ns2:ligatures ns2:val="none"/>
         </w:rPr>
         <w:t xml:space="preserve"> </w:t>
       </w:r>
@@ -1136,7 +1136,7 @@
           <w:color w:val="000000"/>
           <w:kern w:val="0"/>
           <w:lang w:eastAsia="es-ES"/>
-          <w14:ligatures w14:val="none"/>
+          <ns2:ligatures ns2:val="none"/>
         </w:rPr>
         <w:t xml:space="preserve">octubre de 2024, </w:t>
       </w:r>
@@ -1146,7 +1146,7 @@
           <w:color w:val="000000"/>
           <w:kern w:val="0"/>
           <w:lang w:eastAsia="es-ES"/>
-          <w14:ligatures w14:val="none"/>
+          <ns2:ligatures ns2:val="none"/>
         </w:rPr>
         <w:t>sin recibir</w:t>
       </w:r>
@@ -1156,7 +1156,7 @@
           <w:color w:val="000000"/>
           <w:kern w:val="0"/>
           <w:lang w:eastAsia="es-ES"/>
-          <w14:ligatures w14:val="none"/>
+          <ns2:ligatures ns2:val="none"/>
         </w:rPr>
         <w:t xml:space="preserve"> comunicación alguna por parte de </w:t>
       </w:r>
@@ -1166,7 +1166,7 @@
           <w:color w:val="000000"/>
           <w:kern w:val="0"/>
           <w:lang w:val="es-ES" w:eastAsia="es-ES"/>
-          <w14:ligatures w14:val="none"/>
+          <ns2:ligatures ns2:val="none"/>
         </w:rPr>
         <w:t xml:space="preserve">la </w:t>
       </w:r>
@@ -1176,7 +1176,7 @@
           <w:color w:val="000000"/>
           <w:kern w:val="0"/>
           <w:lang w:val="es-ES" w:eastAsia="es-ES"/>
-          <w14:ligatures w14:val="none"/>
+          <ns2:ligatures ns2:val="none"/>
         </w:rPr>
         <w:t>compañía aseguradora</w:t>
       </w:r>
@@ -1186,7 +1186,7 @@
           <w:color w:val="000000"/>
           <w:kern w:val="0"/>
           <w:lang w:eastAsia="es-ES"/>
-          <w14:ligatures w14:val="none"/>
+          <ns2:ligatures ns2:val="none"/>
         </w:rPr>
         <w:t xml:space="preserve"> </w:t>
       </w:r>
@@ -1196,7 +1196,7 @@
           <w:color w:val="000000"/>
           <w:kern w:val="0"/>
           <w:lang w:eastAsia="es-ES"/>
-          <w14:ligatures w14:val="none"/>
+          <ns2:ligatures ns2:val="none"/>
         </w:rPr>
         <w:t>respecto de la existencia de atrasos en el pago de primas</w:t>
       </w:r>
@@ -1206,7 +1206,7 @@
           <w:color w:val="000000"/>
           <w:kern w:val="0"/>
           <w:lang w:eastAsia="es-ES"/>
-          <w14:ligatures w14:val="none"/>
+          <ns2:ligatures ns2:val="none"/>
         </w:rPr>
         <w:t xml:space="preserve"> de las pólizas de Seguro de Vida</w:t>
       </w:r>
@@ -1216,7 +1216,7 @@
           <w:color w:val="000000"/>
           <w:kern w:val="0"/>
           <w:lang w:eastAsia="es-ES"/>
-          <w14:ligatures w14:val="none"/>
+          <ns2:ligatures ns2:val="none"/>
         </w:rPr>
         <w:t>, suspensión de cobertura o eventual anulación de las pólizas.</w:t>
       </w:r>
@@ -1226,12 +1226,12 @@
           <w:color w:val="000000"/>
           <w:kern w:val="0"/>
           <w:lang w:eastAsia="es-ES"/>
-          <w14:ligatures w14:val="none"/>
+          <ns2:ligatures ns2:val="none"/>
         </w:rPr>
         <w:t xml:space="preserve"> </w:t>
       </w:r>
     </w:p>
-    <w:p>
+    <w:p ns2:paraId="664B2F64" ns2:textId="77777777">
       <w:pPr>
         <w:pStyle w:val="Prrafodelista"/>
         <w:spacing w:after="0" w:line="240" w:lineRule="auto"/>
@@ -1242,11 +1242,11 @@
           <w:color w:val="000000"/>
           <w:kern w:val="0"/>
           <w:lang w:eastAsia="es-ES"/>
-          <w14:ligatures w14:val="none"/>
-        </w:rPr>
-      </w:pPr>
-    </w:p>
-    <w:p>
+          <ns2:ligatures ns2:val="none"/>
+        </w:rPr>
+      </w:pPr>
+    </w:p>
+    <w:p ns2:paraId="7EFE8B1E" ns2:textId="41BA4BC8">
       <w:pPr>
         <w:pStyle w:val="Prrafodelista"/>
         <w:numPr>
@@ -1264,7 +1264,7 @@
           <w:color w:val="000000"/>
           <w:kern w:val="0"/>
           <w:lang w:eastAsia="es-ES"/>
-          <w14:ligatures w14:val="none"/>
+          <ns2:ligatures ns2:val="none"/>
         </w:rPr>
       </w:pPr>
       <w:r>
@@ -1273,7 +1273,7 @@
           <w:color w:val="000000"/>
           <w:kern w:val="0"/>
           <w:lang w:eastAsia="es-ES"/>
-          <w14:ligatures w14:val="none"/>
+          <ns2:ligatures ns2:val="none"/>
         </w:rPr>
         <w:t xml:space="preserve">El 12 de noviembre de 2025, remitió una comunicación </w:t>
       </w:r>
@@ -1283,7 +1283,7 @@
           <w:color w:val="000000"/>
           <w:kern w:val="0"/>
           <w:lang w:eastAsia="es-ES"/>
-          <w14:ligatures w14:val="none"/>
+          <ns2:ligatures ns2:val="none"/>
         </w:rPr>
         <w:t xml:space="preserve">a </w:t>
       </w:r>
@@ -1293,7 +1293,7 @@
           <w:color w:val="000000"/>
           <w:kern w:val="0"/>
           <w:lang w:val="es-ES" w:eastAsia="es-ES"/>
-          <w14:ligatures w14:val="none"/>
+          <ns2:ligatures ns2:val="none"/>
         </w:rPr>
         <w:t>Rímac</w:t>
       </w:r>
@@ -1303,7 +1303,7 @@
           <w:color w:val="000000"/>
           <w:kern w:val="0"/>
           <w:lang w:eastAsia="es-ES"/>
-          <w14:ligatures w14:val="none"/>
+          <ns2:ligatures ns2:val="none"/>
         </w:rPr>
         <w:t xml:space="preserve"> solicitando la rehabilitación de ambas pólizas y manifestando su disposición de regularizar cualquier pago pendiente.</w:t>
       </w:r>
@@ -1313,12 +1313,12 @@
           <w:color w:val="000000"/>
           <w:kern w:val="0"/>
           <w:lang w:eastAsia="es-ES"/>
-          <w14:ligatures w14:val="none"/>
+          <ns2:ligatures ns2:val="none"/>
         </w:rPr>
         <w:t xml:space="preserve"> </w:t>
       </w:r>
     </w:p>
-    <w:p>
+    <w:p ns2:paraId="062C04FF" ns2:textId="77777777">
       <w:pPr>
         <w:spacing w:after="0" w:line="240" w:lineRule="auto"/>
         <w:ind w:left="567"/>
@@ -1328,11 +1328,11 @@
           <w:color w:val="000000"/>
           <w:kern w:val="0"/>
           <w:lang w:eastAsia="es-ES"/>
-          <w14:ligatures w14:val="none"/>
-        </w:rPr>
-      </w:pPr>
-    </w:p>
-    <w:p>
+          <ns2:ligatures ns2:val="none"/>
+        </w:rPr>
+      </w:pPr>
+    </w:p>
+    <w:p ns2:paraId="61C8714B" ns2:textId="00D72B12">
       <w:pPr>
         <w:pStyle w:val="Prrafodelista"/>
         <w:numPr>
@@ -1350,7 +1350,7 @@
           <w:color w:val="000000"/>
           <w:kern w:val="0"/>
           <w:lang w:eastAsia="es-ES"/>
-          <w14:ligatures w14:val="none"/>
+          <ns2:ligatures ns2:val="none"/>
         </w:rPr>
       </w:pPr>
       <w:r>
@@ -1359,7 +1359,7 @@
           <w:color w:val="000000"/>
           <w:kern w:val="0"/>
           <w:lang w:eastAsia="es-ES"/>
-          <w14:ligatures w14:val="none"/>
+          <ns2:ligatures ns2:val="none"/>
         </w:rPr>
         <w:t xml:space="preserve">El 17 de noviembre de 2025, </w:t>
       </w:r>
@@ -1369,7 +1369,7 @@
           <w:color w:val="000000"/>
           <w:kern w:val="0"/>
           <w:lang w:val="es-ES" w:eastAsia="es-ES"/>
-          <w14:ligatures w14:val="none"/>
+          <ns2:ligatures ns2:val="none"/>
         </w:rPr>
         <w:t>Rímac</w:t>
       </w:r>
@@ -1379,7 +1379,7 @@
           <w:color w:val="000000"/>
           <w:kern w:val="0"/>
           <w:lang w:eastAsia="es-ES"/>
-          <w14:ligatures w14:val="none"/>
+          <ns2:ligatures ns2:val="none"/>
         </w:rPr>
         <w:t xml:space="preserve"> le </w:t>
       </w:r>
@@ -1389,7 +1389,7 @@
           <w:color w:val="000000"/>
           <w:kern w:val="0"/>
           <w:lang w:eastAsia="es-ES"/>
-          <w14:ligatures w14:val="none"/>
+          <ns2:ligatures ns2:val="none"/>
         </w:rPr>
         <w:t xml:space="preserve">remitió </w:t>
       </w:r>
@@ -1399,7 +1399,7 @@
           <w:color w:val="000000"/>
           <w:kern w:val="0"/>
           <w:lang w:eastAsia="es-ES"/>
-          <w14:ligatures w14:val="none"/>
+          <ns2:ligatures ns2:val="none"/>
         </w:rPr>
         <w:t xml:space="preserve">una </w:t>
       </w:r>
@@ -1409,7 +1409,7 @@
           <w:color w:val="000000"/>
           <w:kern w:val="0"/>
           <w:lang w:eastAsia="es-ES"/>
-          <w14:ligatures w14:val="none"/>
+          <ns2:ligatures ns2:val="none"/>
         </w:rPr>
         <w:t xml:space="preserve">respuesta indicando la existencia de pagos pendientes desde el 1 de octubre de 2024 y señalando que, debido al tiempo transcurrido, no resultaba posible atender </w:t>
       </w:r>
@@ -1419,7 +1419,7 @@
           <w:color w:val="000000"/>
           <w:kern w:val="0"/>
           <w:lang w:eastAsia="es-ES"/>
-          <w14:ligatures w14:val="none"/>
+          <ns2:ligatures ns2:val="none"/>
         </w:rPr>
         <w:t>su</w:t>
       </w:r>
@@ -1429,7 +1429,7 @@
           <w:color w:val="000000"/>
           <w:kern w:val="0"/>
           <w:lang w:eastAsia="es-ES"/>
-          <w14:ligatures w14:val="none"/>
+          <ns2:ligatures ns2:val="none"/>
         </w:rPr>
         <w:t xml:space="preserve"> solicitud de rehabilitación</w:t>
       </w:r>
@@ -1439,7 +1439,7 @@
           <w:color w:val="000000"/>
           <w:kern w:val="0"/>
           <w:lang w:eastAsia="es-ES"/>
-          <w14:ligatures w14:val="none"/>
+          <ns2:ligatures ns2:val="none"/>
         </w:rPr>
         <w:t xml:space="preserve"> de las pólizas de Seguro de Vida</w:t>
       </w:r>
@@ -1449,7 +1449,7 @@
           <w:color w:val="000000"/>
           <w:kern w:val="0"/>
           <w:lang w:eastAsia="es-ES"/>
-          <w14:ligatures w14:val="none"/>
+          <ns2:ligatures ns2:val="none"/>
         </w:rPr>
         <w:t xml:space="preserve">, constituyendo dicha comunicación la primera en la que se informó sobre supuestos atrasos y la anulación de las </w:t>
       </w:r>
@@ -1459,7 +1459,7 @@
           <w:color w:val="000000"/>
           <w:kern w:val="0"/>
           <w:lang w:eastAsia="es-ES"/>
-          <w14:ligatures w14:val="none"/>
+          <ns2:ligatures ns2:val="none"/>
         </w:rPr>
         <w:t xml:space="preserve">referidas </w:t>
       </w:r>
@@ -1469,7 +1469,7 @@
           <w:color w:val="000000"/>
           <w:kern w:val="0"/>
           <w:lang w:eastAsia="es-ES"/>
-          <w14:ligatures w14:val="none"/>
+          <ns2:ligatures ns2:val="none"/>
         </w:rPr>
         <w:t>pólizas.</w:t>
       </w:r>
@@ -1479,12 +1479,12 @@
           <w:color w:val="000000"/>
           <w:kern w:val="0"/>
           <w:lang w:eastAsia="es-ES"/>
-          <w14:ligatures w14:val="none"/>
+          <ns2:ligatures ns2:val="none"/>
         </w:rPr>
         <w:t xml:space="preserve"> </w:t>
       </w:r>
     </w:p>
-    <w:p>
+    <w:p ns2:paraId="61AF2F19" ns2:textId="77777777">
       <w:pPr>
         <w:pStyle w:val="Prrafodelista"/>
         <w:spacing w:after="0" w:line="240" w:lineRule="auto"/>
@@ -1495,11 +1495,11 @@
           <w:color w:val="000000"/>
           <w:kern w:val="0"/>
           <w:lang w:eastAsia="es-ES"/>
-          <w14:ligatures w14:val="none"/>
-        </w:rPr>
-      </w:pPr>
-    </w:p>
-    <w:p>
+          <ns2:ligatures ns2:val="none"/>
+        </w:rPr>
+      </w:pPr>
+    </w:p>
+    <w:p ns2:paraId="18AEBEA8" ns2:textId="615945E9">
       <w:pPr>
         <w:pStyle w:val="Prrafodelista"/>
         <w:numPr>
@@ -1517,7 +1517,7 @@
           <w:color w:val="000000"/>
           <w:kern w:val="0"/>
           <w:lang w:eastAsia="es-ES"/>
-          <w14:ligatures w14:val="none"/>
+          <ns2:ligatures ns2:val="none"/>
         </w:rPr>
       </w:pPr>
       <w:r>
@@ -1526,7 +1526,7 @@
           <w:color w:val="000000"/>
           <w:kern w:val="0"/>
           <w:lang w:eastAsia="es-ES"/>
-          <w14:ligatures w14:val="none"/>
+          <ns2:ligatures ns2:val="none"/>
         </w:rPr>
         <w:t>El 18 de noviembre de 2025, solicitó la devolución de los aportes efectuados hasta el 30 de septiembre de 2024, así como el rescate anticipado conforme a las condiciones contractuales aplicables al periodo de aportes acumulados</w:t>
       </w:r>
@@ -1536,7 +1536,7 @@
           <w:color w:val="000000"/>
           <w:kern w:val="0"/>
           <w:lang w:eastAsia="es-ES"/>
-          <w14:ligatures w14:val="none"/>
+          <ns2:ligatures ns2:val="none"/>
         </w:rPr>
         <w:t xml:space="preserve"> de las pólizas de Seguro de Vida</w:t>
       </w:r>
@@ -1546,12 +1546,12 @@
           <w:color w:val="000000"/>
           <w:kern w:val="0"/>
           <w:lang w:eastAsia="es-ES"/>
-          <w14:ligatures w14:val="none"/>
+          <ns2:ligatures ns2:val="none"/>
         </w:rPr>
         <w:t>.</w:t>
       </w:r>
     </w:p>
-    <w:p>
+    <w:p ns2:paraId="02D4EE14" ns2:textId="77777777">
       <w:pPr>
         <w:pStyle w:val="Prrafodelista"/>
         <w:spacing w:after="0" w:line="240" w:lineRule="auto"/>
@@ -1562,11 +1562,11 @@
           <w:color w:val="000000"/>
           <w:kern w:val="0"/>
           <w:lang w:eastAsia="es-ES"/>
-          <w14:ligatures w14:val="none"/>
-        </w:rPr>
-      </w:pPr>
-    </w:p>
-    <w:p>
+          <ns2:ligatures ns2:val="none"/>
+        </w:rPr>
+      </w:pPr>
+    </w:p>
+    <w:p ns2:paraId="2F9CF7F5" ns2:textId="75099E8A">
       <w:pPr>
         <w:pStyle w:val="Prrafodelista"/>
         <w:numPr>
@@ -1581,7 +1581,7 @@
           <w:color w:val="000000"/>
           <w:kern w:val="0"/>
           <w:lang w:eastAsia="es-ES"/>
-          <w14:ligatures w14:val="none"/>
+          <ns2:ligatures ns2:val="none"/>
         </w:rPr>
       </w:pPr>
       <w:r>
@@ -1590,7 +1590,7 @@
           <w:color w:val="000000"/>
           <w:kern w:val="0"/>
           <w:lang w:eastAsia="es-ES"/>
-          <w14:ligatures w14:val="none"/>
+          <ns2:ligatures ns2:val="none"/>
         </w:rPr>
         <w:lastRenderedPageBreak/>
         <w:t xml:space="preserve">El 21 de noviembre de 2025, </w:t>
@@ -1601,7 +1601,7 @@
           <w:color w:val="000000"/>
           <w:kern w:val="0"/>
           <w:lang w:val="es-ES" w:eastAsia="es-ES"/>
-          <w14:ligatures w14:val="none"/>
+          <ns2:ligatures ns2:val="none"/>
         </w:rPr>
         <w:t>Rímac</w:t>
       </w:r>
@@ -1611,7 +1611,7 @@
           <w:color w:val="000000"/>
           <w:kern w:val="0"/>
           <w:lang w:eastAsia="es-ES"/>
-          <w14:ligatures w14:val="none"/>
+          <ns2:ligatures ns2:val="none"/>
         </w:rPr>
         <w:t xml:space="preserve"> le </w:t>
       </w:r>
@@ -1621,7 +1621,7 @@
           <w:color w:val="000000"/>
           <w:kern w:val="0"/>
           <w:lang w:eastAsia="es-ES"/>
-          <w14:ligatures w14:val="none"/>
+          <ns2:ligatures ns2:val="none"/>
         </w:rPr>
         <w:t xml:space="preserve">comunicó que no podía atender la solicitud de rescate debido a que las </w:t>
       </w:r>
@@ -1631,7 +1631,7 @@
           <w:color w:val="000000"/>
           <w:kern w:val="0"/>
           <w:lang w:eastAsia="es-ES"/>
-          <w14:ligatures w14:val="none"/>
+          <ns2:ligatures ns2:val="none"/>
         </w:rPr>
         <w:t xml:space="preserve">pólizas de Seguro de Vida </w:t>
       </w:r>
@@ -1641,7 +1641,7 @@
           <w:color w:val="000000"/>
           <w:kern w:val="0"/>
           <w:lang w:eastAsia="es-ES"/>
-          <w14:ligatures w14:val="none"/>
+          <ns2:ligatures ns2:val="none"/>
         </w:rPr>
         <w:t>se encontraban anuladas, indicando que para acceder a dicho beneficio estas debían encontrarse activas y sin pagos pendientes.</w:t>
       </w:r>
@@ -1651,12 +1651,12 @@
           <w:color w:val="000000"/>
           <w:kern w:val="0"/>
           <w:lang w:eastAsia="es-ES"/>
-          <w14:ligatures w14:val="none"/>
+          <ns2:ligatures ns2:val="none"/>
         </w:rPr>
         <w:t xml:space="preserve"> </w:t>
       </w:r>
     </w:p>
-    <w:p>
+    <w:p ns2:paraId="33E14FF7" ns2:textId="77777777">
       <w:pPr>
         <w:tabs>
           <w:tab w:val="left" w:pos="1134"/>
@@ -1668,11 +1668,11 @@
           <w:color w:val="000000"/>
           <w:kern w:val="0"/>
           <w:lang w:eastAsia="es-ES"/>
-          <w14:ligatures w14:val="none"/>
-        </w:rPr>
-      </w:pPr>
-    </w:p>
-    <w:p>
+          <ns2:ligatures ns2:val="none"/>
+        </w:rPr>
+      </w:pPr>
+    </w:p>
+    <w:p ns2:paraId="65C58807" ns2:textId="456D853F">
       <w:pPr>
         <w:numPr>
           <w:ilvl w:val="1"/>
@@ -1690,14 +1690,14 @@
           <w:color w:val="000000"/>
           <w:kern w:val="0"/>
           <w:lang w:val="es-ES" w:eastAsia="es-ES"/>
-          <w14:ligatures w14:val="none"/>
+          <ns2:ligatures ns2:val="none"/>
         </w:rPr>
       </w:pPr>
       <w:r>
         <w:rPr>
           <w:rFonts w:ascii="Arial Narrow" w:eastAsia="Calibri" w:hAnsi="Arial Narrow" w:cs="Arial"/>
           <w:kern w:val="0"/>
-          <w14:ligatures w14:val="none"/>
+          <ns2:ligatures ns2:val="none"/>
         </w:rPr>
         <w:t xml:space="preserve">El señor [APELLIDO] solicitó, en calidad de medida correctiva, que Rímac cumpla con realizar la rehabilitación inmediata de las pólizas de Seguro de Vida; o, en su defecto, realizar la devolución íntegra de los pagos efectuados desde diciembre de 2017 hasta setiembre de 2024, así como el rescate anticipado conforme a las tasas contractuales vigentes para seis (6) años y nueve (9) meses de aportes. Asimismo, no requirió de manera expresa el reembolso de costos y costas del presente procedimiento.</w:t>
       </w:r>
@@ -1707,7 +1707,7 @@
           <w:color w:val="000000"/>
           <w:kern w:val="0"/>
           <w:lang w:val="es-ES" w:eastAsia="es-ES"/>
-          <w14:ligatures w14:val="none"/>
+          <ns2:ligatures ns2:val="none"/>
         </w:rPr>
         <w:t xml:space="preserve"/>
       </w:r>
@@ -1717,7 +1717,7 @@
           <w:color w:val="000000"/>
           <w:kern w:val="0"/>
           <w:lang w:val="es-ES" w:eastAsia="es-ES"/>
-          <w14:ligatures w14:val="none"/>
+          <ns2:ligatures ns2:val="none"/>
         </w:rPr>
         <w:t xml:space="preserve"/>
       </w:r>
@@ -1727,7 +1727,7 @@
           <w:color w:val="000000"/>
           <w:kern w:val="0"/>
           <w:lang w:val="es-ES" w:eastAsia="es-ES"/>
-          <w14:ligatures w14:val="none"/>
+          <ns2:ligatures ns2:val="none"/>
         </w:rPr>
         <w:t xml:space="preserve"/>
       </w:r>
@@ -1737,7 +1737,7 @@
           <w:color w:val="000000"/>
           <w:kern w:val="0"/>
           <w:lang w:val="es-ES" w:eastAsia="es-ES"/>
-          <w14:ligatures w14:val="none"/>
+          <ns2:ligatures ns2:val="none"/>
         </w:rPr>
         <w:t xml:space="preserve"/>
       </w:r>
@@ -1747,7 +1747,7 @@
           <w:color w:val="000000"/>
           <w:kern w:val="0"/>
           <w:lang w:eastAsia="es-ES"/>
-          <w14:ligatures w14:val="none"/>
+          <ns2:ligatures ns2:val="none"/>
         </w:rPr>
         <w:t/>
       </w:r>
@@ -1757,7 +1757,7 @@
           <w:color w:val="000000"/>
           <w:kern w:val="0"/>
           <w:lang w:val="es-ES" w:eastAsia="es-ES"/>
-          <w14:ligatures w14:val="none"/>
+          <ns2:ligatures ns2:val="none"/>
         </w:rPr>
         <w:t xml:space="preserve"/>
       </w:r>
@@ -1767,7 +1767,7 @@
           <w:color w:val="000000"/>
           <w:kern w:val="0"/>
           <w:lang w:val="es-ES" w:eastAsia="es-ES"/>
-          <w14:ligatures w14:val="none"/>
+          <ns2:ligatures ns2:val="none"/>
         </w:rPr>
         <w:t xml:space="preserve"/>
       </w:r>
@@ -1777,7 +1777,7 @@
           <w:color w:val="000000"/>
           <w:kern w:val="0"/>
           <w:lang w:val="es-ES" w:eastAsia="es-ES"/>
-          <w14:ligatures w14:val="none"/>
+          <ns2:ligatures ns2:val="none"/>
         </w:rPr>
         <w:t/>
       </w:r>
@@ -1787,7 +1787,7 @@
           <w:color w:val="000000"/>
           <w:kern w:val="0"/>
           <w:lang w:val="es-ES" w:eastAsia="es-ES"/>
-          <w14:ligatures w14:val="none"/>
+          <ns2:ligatures ns2:val="none"/>
         </w:rPr>
         <w:t/>
       </w:r>
@@ -1797,7 +1797,7 @@
           <w:color w:val="000000"/>
           <w:kern w:val="0"/>
           <w:lang w:val="es-ES" w:eastAsia="es-ES"/>
-          <w14:ligatures w14:val="none"/>
+          <ns2:ligatures ns2:val="none"/>
         </w:rPr>
         <w:t/>
       </w:r>
@@ -1807,7 +1807,7 @@
           <w:color w:val="000000"/>
           <w:kern w:val="0"/>
           <w:lang w:val="es-ES" w:eastAsia="es-ES"/>
-          <w14:ligatures w14:val="none"/>
+          <ns2:ligatures ns2:val="none"/>
         </w:rPr>
         <w:t xml:space="preserve"/>
       </w:r>
@@ -1817,7 +1817,7 @@
           <w:color w:val="000000"/>
           <w:kern w:val="0"/>
           <w:lang w:val="es-ES" w:eastAsia="es-ES"/>
-          <w14:ligatures w14:val="none"/>
+          <ns2:ligatures ns2:val="none"/>
         </w:rPr>
         <w:t/>
       </w:r>
@@ -1827,7 +1827,7 @@
           <w:color w:val="000000"/>
           <w:kern w:val="0"/>
           <w:lang w:val="es-ES" w:eastAsia="es-ES"/>
-          <w14:ligatures w14:val="none"/>
+          <ns2:ligatures ns2:val="none"/>
         </w:rPr>
         <w:t/>
       </w:r>
@@ -1837,7 +1837,7 @@
           <w:color w:val="000000"/>
           <w:kern w:val="0"/>
           <w:lang w:val="es-ES" w:eastAsia="es-ES"/>
-          <w14:ligatures w14:val="none"/>
+          <ns2:ligatures ns2:val="none"/>
         </w:rPr>
         <w:t/>
       </w:r>
@@ -1847,7 +1847,7 @@
           <w:color w:val="000000"/>
           <w:kern w:val="0"/>
           <w:lang w:val="es-ES" w:eastAsia="es-ES"/>
-          <w14:ligatures w14:val="none"/>
+          <ns2:ligatures ns2:val="none"/>
         </w:rPr>
         <w:t xml:space="preserve"/>
       </w:r>
@@ -1857,7 +1857,7 @@
           <w:color w:val="000000"/>
           <w:kern w:val="0"/>
           <w:lang w:val="es-ES" w:eastAsia="es-ES"/>
-          <w14:ligatures w14:val="none"/>
+          <ns2:ligatures ns2:val="none"/>
         </w:rPr>
         <w:t xml:space="preserve"/>
       </w:r>
@@ -1867,7 +1867,7 @@
           <w:color w:val="000000"/>
           <w:kern w:val="0"/>
           <w:lang w:val="es-ES" w:eastAsia="es-ES"/>
-          <w14:ligatures w14:val="none"/>
+          <ns2:ligatures ns2:val="none"/>
         </w:rPr>
         <w:t xml:space="preserve"/>
       </w:r>
@@ -1877,7 +1877,7 @@
           <w:color w:val="000000"/>
           <w:kern w:val="0"/>
           <w:lang w:val="es-ES" w:eastAsia="es-ES"/>
-          <w14:ligatures w14:val="none"/>
+          <ns2:ligatures ns2:val="none"/>
         </w:rPr>
         <w:t xml:space="preserve"/>
       </w:r>
@@ -1887,7 +1887,7 @@
           <w:color w:val="000000"/>
           <w:kern w:val="0"/>
           <w:lang w:val="es-ES" w:eastAsia="es-ES"/>
-          <w14:ligatures w14:val="none"/>
+          <ns2:ligatures ns2:val="none"/>
         </w:rPr>
         <w:t xml:space="preserve"/>
       </w:r>
@@ -1897,7 +1897,7 @@
           <w:color w:val="000000"/>
           <w:kern w:val="0"/>
           <w:lang w:val="es-ES" w:eastAsia="es-ES"/>
-          <w14:ligatures w14:val="none"/>
+          <ns2:ligatures ns2:val="none"/>
         </w:rPr>
         <w:t xml:space="preserve"/>
       </w:r>
@@ -1907,12 +1907,12 @@
           <w:color w:val="000000"/>
           <w:kern w:val="0"/>
           <w:lang w:val="es-ES" w:eastAsia="es-ES"/>
-          <w14:ligatures w14:val="none"/>
+          <ns2:ligatures ns2:val="none"/>
         </w:rPr>
         <w:t/>
       </w:r>
     </w:p>
-    <w:p>
+    <w:p ns2:paraId="66005174" ns2:textId="77777777">
       <w:pPr>
         <w:spacing w:after="0" w:line="240" w:lineRule="auto"/>
         <w:contextualSpacing/>
@@ -1923,11 +1923,11 @@
           <w:color w:val="000000"/>
           <w:kern w:val="0"/>
           <w:lang w:eastAsia="es-PE"/>
-          <w14:ligatures w14:val="none"/>
-        </w:rPr>
-      </w:pPr>
-    </w:p>
-    <w:p>
+          <ns2:ligatures ns2:val="none"/>
+        </w:rPr>
+      </w:pPr>
+    </w:p>
+    <w:p ns2:paraId="3541B1F9" ns2:textId="77777777">
       <w:pPr>
         <w:pStyle w:val="Prrafodelista"/>
         <w:numPr>
@@ -1947,7 +1947,7 @@
           <w:color w:val="000000"/>
           <w:kern w:val="0"/>
           <w:lang w:eastAsia="es-PE"/>
-          <w14:ligatures w14:val="none"/>
+          <ns2:ligatures ns2:val="none"/>
         </w:rPr>
       </w:pPr>
       <w:r>
@@ -1957,12 +1957,12 @@
           <w:color w:val="000000"/>
           <w:kern w:val="0"/>
           <w:lang w:eastAsia="es-PE"/>
-          <w14:ligatures w14:val="none"/>
+          <ns2:ligatures ns2:val="none"/>
         </w:rPr>
         <w:t>DE LA ADMISIÓN A TRÁMITE DE LA DENUNCIA</w:t>
       </w:r>
     </w:p>
-    <w:p>
+    <w:p ns2:paraId="34556756" ns2:textId="77777777">
       <w:pPr>
         <w:spacing w:after="0" w:line="240" w:lineRule="auto"/>
         <w:contextualSpacing/>
@@ -1973,13 +1973,13 @@
           <w:color w:val="000000"/>
           <w:kern w:val="0"/>
           <w:lang w:eastAsia="es-PE"/>
-          <w14:ligatures w14:val="none"/>
+          <ns2:ligatures ns2:val="none"/>
         </w:rPr>
       </w:pPr>
       <w:bookmarkStart w:id="1" w:name="_Hlk212795168"/>
       <w:bookmarkStart w:id="2" w:name="_Hlk218848146"/>
     </w:p>
-    <w:p>
+    <w:p ns2:paraId="5F4266A4" ns2:textId="5A6C3CF6">
       <w:pPr>
         <w:pStyle w:val="Prrafodelista"/>
         <w:numPr>
@@ -1992,7 +1992,7 @@
         <w:rPr>
           <w:rFonts w:ascii="Arial Narrow" w:eastAsia="Arial Narrow" w:hAnsi="Arial Narrow" w:cs="Arial Narrow"/>
           <w:kern w:val="0"/>
-          <w14:ligatures w14:val="none"/>
+          <ns2:ligatures ns2:val="none"/>
         </w:rPr>
       </w:pPr>
       <w:bookmarkStart w:id="3" w:name="_Hlk140755208"/>
@@ -2004,7 +2004,7 @@
           <w:color w:val="000000"/>
           <w:kern w:val="0"/>
           <w:lang w:eastAsia="es-PE"/>
-          <w14:ligatures w14:val="none"/>
+          <ns2:ligatures ns2:val="none"/>
         </w:rPr>
         <w:t>La Secretaría Técnica de la Comisión de Protección al Consumidor 1 (en adelante, la Secretaría Técnica), en ejercicio de sus facultades</w:t>
       </w:r>
@@ -2017,7 +2017,7 @@
           <w:rFonts w:ascii="Arial Narrow" w:eastAsia="Arial Narrow" w:hAnsi="Arial Narrow" w:cs="Arial Narrow"/>
           <w:kern w:val="0"/>
           <w:vertAlign w:val="superscript"/>
-          <w14:ligatures w14:val="none"/>
+          <ns2:ligatures ns2:val="none"/>
         </w:rPr>
         <w:footnoteReference w:id="2"/>
       </w:r>
@@ -2027,7 +2027,7 @@
           <w:color w:val="000000"/>
           <w:kern w:val="0"/>
           <w:lang w:eastAsia="es-PE"/>
-          <w14:ligatures w14:val="none"/>
+          <ns2:ligatures ns2:val="none"/>
         </w:rPr>
         <w:t xml:space="preserve">, </w:t>
       </w:r>
@@ -2037,7 +2037,7 @@
           <w:color w:val="000000"/>
           <w:kern w:val="0"/>
           <w:lang w:eastAsia="es-PE"/>
-          <w14:ligatures w14:val="none"/>
+          <ns2:ligatures ns2:val="none"/>
         </w:rPr>
         <w:t xml:space="preserve">considera </w:t>
       </w:r>
@@ -2045,7 +2045,7 @@
         <w:rPr>
           <w:rFonts w:ascii="Arial Narrow" w:eastAsia="Arial Narrow" w:hAnsi="Arial Narrow" w:cs="Arial Narrow"/>
           <w:kern w:val="0"/>
-          <w14:ligatures w14:val="none"/>
+          <ns2:ligatures ns2:val="none"/>
         </w:rPr>
         <w:t xml:space="preserve">que el hecho denunciado, </w:t>
       </w:r>
@@ -2054,7 +2054,7 @@
         <w:rPr>
           <w:rFonts w:ascii="Arial Narrow" w:eastAsia="Arial Narrow" w:hAnsi="Arial Narrow" w:cs="Arial Narrow"/>
           <w:kern w:val="0"/>
-          <w14:ligatures w14:val="none"/>
+          <ns2:ligatures ns2:val="none"/>
         </w:rPr>
         <w:t xml:space="preserve">consistente en que </w:t>
       </w:r>
@@ -2068,7 +2068,7 @@
           <w:kern w:val="0"/>
           <w:shd w:val="clear" w:color="auto" w:fill="FFFFFF"/>
           <w:lang w:eastAsia="es-PE"/>
-          <w14:ligatures w14:val="none"/>
+          <ns2:ligatures ns2:val="none"/>
         </w:rPr>
         <w:t>la compañía aseguradora habría dejado de realizar el cobro a través del débito automático de la prima de la Póliza 02262/0033085909 del Seguro de Vida desde octubre de 2024, pese a ser una obligación asumida contractualmente</w:t>
       </w:r>
@@ -2076,7 +2076,7 @@
         <w:rPr>
           <w:rFonts w:ascii="Arial Narrow" w:eastAsia="Arial Narrow" w:hAnsi="Arial Narrow" w:cs="Arial Narrow"/>
           <w:kern w:val="0"/>
-          <w14:ligatures w14:val="none"/>
+          <ns2:ligatures ns2:val="none"/>
         </w:rPr>
         <w:t>; involucraría una presunta afectación a sus expectativas, quien no habría encontrado una correspondencia entre lo que esperaba recibir de parte del proveedor y lo que realmente recibió. Por consiguiente, corresponde calificar el hecho materia de denuncia como una presunta infracción al deber de idoneidad, tipificado en los artículos 18</w:t>
       </w:r>
@@ -2086,7 +2086,7 @@
           <w:color w:val="000000"/>
           <w:kern w:val="0"/>
           <w:lang w:eastAsia="es-PE"/>
-          <w14:ligatures w14:val="none"/>
+          <ns2:ligatures ns2:val="none"/>
         </w:rPr>
         <w:t/>
       </w:r>
@@ -2094,7 +2094,7 @@
         <w:rPr>
           <w:rFonts w:ascii="Arial Narrow" w:eastAsia="Arial Narrow" w:hAnsi="Arial Narrow" w:cs="Arial Narrow"/>
           <w:kern w:val="0"/>
-          <w14:ligatures w14:val="none"/>
+          <ns2:ligatures ns2:val="none"/>
         </w:rPr>
         <w:t xml:space="preserve"> y 19</w:t>
       </w:r>
@@ -2104,7 +2104,7 @@
           <w:color w:val="000000"/>
           <w:kern w:val="0"/>
           <w:lang w:eastAsia="es-PE"/>
-          <w14:ligatures w14:val="none"/>
+          <ns2:ligatures ns2:val="none"/>
         </w:rPr>
         <w:t/>
       </w:r>
@@ -2112,7 +2112,7 @@
         <w:rPr>
           <w:rFonts w:ascii="Arial Narrow" w:eastAsia="Arial Narrow" w:hAnsi="Arial Narrow" w:cs="Arial Narrow"/>
           <w:kern w:val="0"/>
-          <w14:ligatures w14:val="none"/>
+          <ns2:ligatures ns2:val="none"/>
         </w:rPr>
         <w:t xml:space="preserve"> del Código</w:t>
       </w:r>
@@ -2124,7 +2124,7 @@
           <w:rFonts w:ascii="Arial Narrow" w:eastAsia="Arial Narrow" w:hAnsi="Arial Narrow" w:cs="Arial"/>
           <w:kern w:val="0"/>
           <w:vertAlign w:val="superscript"/>
-          <w14:ligatures w14:val="none"/>
+          <ns2:ligatures ns2:val="none"/>
         </w:rPr>
         <w:footnoteReference w:id="3"/>
       </w:r>
@@ -2133,13 +2133,13 @@
         <w:rPr>
           <w:rFonts w:ascii="Arial Narrow" w:eastAsia="Arial Narrow" w:hAnsi="Arial Narrow" w:cs="Arial Narrow"/>
           <w:kern w:val="0"/>
-          <w14:ligatures w14:val="none"/>
+          <ns2:ligatures ns2:val="none"/>
         </w:rPr>
         <w:t>.</w:t>
       </w:r>
       <w:bookmarkEnd w:id="8"/>
     </w:p>
-    <w:p>
+    <w:p ns2:paraId="116891C0" ns2:textId="77777777">
       <w:pPr>
         <w:pStyle w:val="Prrafodelista"/>
         <w:spacing w:after="0" w:line="240" w:lineRule="auto"/>
@@ -2148,11 +2148,11 @@
         <w:rPr>
           <w:rFonts w:ascii="Arial Narrow" w:eastAsia="Arial Narrow" w:hAnsi="Arial Narrow" w:cs="Arial Narrow"/>
           <w:kern w:val="0"/>
-          <w14:ligatures w14:val="none"/>
-        </w:rPr>
-      </w:pPr>
-    </w:p>
-    <w:p>
+          <ns2:ligatures ns2:val="none"/>
+        </w:rPr>
+      </w:pPr>
+    </w:p>
+    <w:p ns2:paraId="73AC2300" ns2:textId="6C9F35DF">
       <w:pPr>
         <w:pStyle w:val="Prrafodelista"/>
         <w:numPr>
@@ -2165,7 +2165,7 @@
         <w:rPr>
           <w:rFonts w:ascii="Arial Narrow" w:eastAsia="Arial Narrow" w:hAnsi="Arial Narrow" w:cs="Arial Narrow"/>
           <w:kern w:val="0"/>
-          <w14:ligatures w14:val="none"/>
+          <ns2:ligatures ns2:val="none"/>
         </w:rPr>
       </w:pPr>
       <w:bookmarkStart w:id="11" w:name="_Hlk213150180"/>
@@ -2173,7 +2173,7 @@
         <w:rPr>
           <w:rFonts w:ascii="Arial Narrow" w:eastAsia="Arial Narrow" w:hAnsi="Arial Narrow" w:cs="Arial Narrow"/>
           <w:kern w:val="0"/>
-          <w14:ligatures w14:val="none"/>
+          <ns2:ligatures ns2:val="none"/>
         </w:rPr>
         <w:t xml:space="preserve">Así también, la Secretaría Técnica, en ejercicio de sus facultades, </w:t>
       </w:r>
@@ -2183,7 +2183,7 @@
           <w:color w:val="000000"/>
           <w:kern w:val="0"/>
           <w:lang w:eastAsia="es-PE"/>
-          <w14:ligatures w14:val="none"/>
+          <ns2:ligatures ns2:val="none"/>
         </w:rPr>
         <w:t xml:space="preserve">considera </w:t>
       </w:r>
@@ -2191,7 +2191,7 @@
         <w:rPr>
           <w:rFonts w:ascii="Arial Narrow" w:eastAsia="Arial Narrow" w:hAnsi="Arial Narrow" w:cs="Arial Narrow"/>
           <w:kern w:val="0"/>
-          <w14:ligatures w14:val="none"/>
+          <ns2:ligatures ns2:val="none"/>
         </w:rPr>
         <w:t xml:space="preserve">que el hecho denunciado, consistente en que </w:t>
       </w:r>
@@ -2203,7 +2203,7 @@
           <w:kern w:val="0"/>
           <w:shd w:val="clear" w:color="auto" w:fill="FFFFFF"/>
           <w:lang w:eastAsia="es-PE"/>
-          <w14:ligatures w14:val="none"/>
+          <ns2:ligatures ns2:val="none"/>
         </w:rPr>
         <w:t>la compañía aseguradora habría dejado de realizar el cobro a través del débito automático de la prima de la Póliza 02262/0033085862 del Seguro de Vida desde octubre de 2024, pese a ser una obligación asumida contractualmente</w:t>
       </w:r>
@@ -2211,7 +2211,7 @@
         <w:rPr>
           <w:rFonts w:ascii="Arial Narrow" w:eastAsia="Arial Narrow" w:hAnsi="Arial Narrow" w:cs="Arial Narrow"/>
           <w:kern w:val="0"/>
-          <w14:ligatures w14:val="none"/>
+          <ns2:ligatures ns2:val="none"/>
         </w:rPr>
         <w:t>; involucraría una presunta afectación a sus expectativas, quien no habría encontrado una correspondencia entre lo que esperaba recibir de parte del proveedor y lo que realmente recibió. Por consiguiente, corresponde calificar el hecho materia de denuncia como una presunta infracción al deber de idoneidad, tipificado en los artículos 18</w:t>
       </w:r>
@@ -2221,7 +2221,7 @@
           <w:color w:val="000000"/>
           <w:kern w:val="0"/>
           <w:lang w:eastAsia="es-PE"/>
-          <w14:ligatures w14:val="none"/>
+          <ns2:ligatures ns2:val="none"/>
         </w:rPr>
         <w:t/>
       </w:r>
@@ -2229,7 +2229,7 @@
         <w:rPr>
           <w:rFonts w:ascii="Arial Narrow" w:eastAsia="Arial Narrow" w:hAnsi="Arial Narrow" w:cs="Arial Narrow"/>
           <w:kern w:val="0"/>
-          <w14:ligatures w14:val="none"/>
+          <ns2:ligatures ns2:val="none"/>
         </w:rPr>
         <w:t xml:space="preserve"> y 19</w:t>
       </w:r>
@@ -2239,7 +2239,7 @@
           <w:color w:val="000000"/>
           <w:kern w:val="0"/>
           <w:lang w:eastAsia="es-PE"/>
-          <w14:ligatures w14:val="none"/>
+          <ns2:ligatures ns2:val="none"/>
         </w:rPr>
         <w:t/>
       </w:r>
@@ -2247,7 +2247,7 @@
         <w:rPr>
           <w:rFonts w:ascii="Arial Narrow" w:eastAsia="Arial Narrow" w:hAnsi="Arial Narrow" w:cs="Arial Narrow"/>
           <w:kern w:val="0"/>
-          <w14:ligatures w14:val="none"/>
+          <ns2:ligatures ns2:val="none"/>
         </w:rPr>
         <w:t xml:space="preserve"> del Código</w:t>
       </w:r>
@@ -2258,24 +2258,24 @@
           <w:color w:val="000000"/>
           <w:kern w:val="0"/>
           <w:lang w:eastAsia="es-PE"/>
-          <w14:ligatures w14:val="none"/>
+          <ns2:ligatures ns2:val="none"/>
         </w:rPr>
         <w:t xml:space="preserve">. </w:t>
       </w:r>
     </w:p>
     <w:bookmarkEnd w:id="1"/>
-    <w:p>
-      <w:pPr>
-        <w:spacing w:after="0" w:line="240" w:lineRule="auto"/>
-        <w:jc w:val="both"/>
-        <w:rPr>
-          <w:rFonts w:ascii="Arial Narrow" w:eastAsia="Arial Narrow" w:hAnsi="Arial Narrow" w:cs="Arial Narrow"/>
-          <w:kern w:val="0"/>
-          <w14:ligatures w14:val="none"/>
-        </w:rPr>
-      </w:pPr>
-    </w:p>
-    <w:p>
+    <w:p ns2:paraId="2DC7B64E" ns2:textId="77777777">
+      <w:pPr>
+        <w:spacing w:after="0" w:line="240" w:lineRule="auto"/>
+        <w:jc w:val="both"/>
+        <w:rPr>
+          <w:rFonts w:ascii="Arial Narrow" w:eastAsia="Arial Narrow" w:hAnsi="Arial Narrow" w:cs="Arial Narrow"/>
+          <w:kern w:val="0"/>
+          <ns2:ligatures ns2:val="none"/>
+        </w:rPr>
+      </w:pPr>
+    </w:p>
+    <w:p ns2:paraId="61A99930" ns2:textId="37076E49">
       <w:pPr>
         <w:pStyle w:val="Prrafodelista"/>
         <w:numPr>
@@ -2288,14 +2288,14 @@
         <w:rPr>
           <w:rFonts w:ascii="Arial Narrow" w:eastAsia="Arial Narrow" w:hAnsi="Arial Narrow" w:cs="Arial Narrow"/>
           <w:kern w:val="0"/>
-          <w14:ligatures w14:val="none"/>
-        </w:rPr>
-      </w:pPr>
-      <w:r>
-        <w:rPr>
-          <w:rFonts w:ascii="Arial Narrow" w:eastAsia="Arial Narrow" w:hAnsi="Arial Narrow" w:cs="Arial Narrow"/>
-          <w:kern w:val="0"/>
-          <w14:ligatures w14:val="none"/>
+          <ns2:ligatures ns2:val="none"/>
+        </w:rPr>
+      </w:pPr>
+      <w:r>
+        <w:rPr>
+          <w:rFonts w:ascii="Arial Narrow" w:eastAsia="Arial Narrow" w:hAnsi="Arial Narrow" w:cs="Arial Narrow"/>
+          <w:kern w:val="0"/>
+          <ns2:ligatures ns2:val="none"/>
         </w:rPr>
         <w:t xml:space="preserve">Asimismo, </w:t>
       </w:r>
@@ -2305,7 +2305,7 @@
           <w:color w:val="000000"/>
           <w:kern w:val="0"/>
           <w:lang w:eastAsia="es-PE"/>
-          <w14:ligatures w14:val="none"/>
+          <ns2:ligatures ns2:val="none"/>
         </w:rPr>
         <w:t xml:space="preserve">la Secretaría Técnica, en ejercicio de sus facultades, considera </w:t>
       </w:r>
@@ -2313,7 +2313,7 @@
         <w:rPr>
           <w:rFonts w:ascii="Arial Narrow" w:eastAsia="Arial Narrow" w:hAnsi="Arial Narrow" w:cs="Arial"/>
           <w:kern w:val="0"/>
-          <w14:ligatures w14:val="none"/>
+          <ns2:ligatures ns2:val="none"/>
         </w:rPr>
         <w:t xml:space="preserve">que el hecho denunciado, consistente en que </w:t>
       </w:r>
@@ -2325,7 +2325,7 @@
           <w:kern w:val="0"/>
           <w:shd w:val="clear" w:color="auto" w:fill="FFFFFF"/>
           <w:lang w:eastAsia="es-PE"/>
-          <w14:ligatures w14:val="none"/>
+          <ns2:ligatures ns2:val="none"/>
         </w:rPr>
         <w:t>la compañía aseguradora habría anulado injustificadamente la Póliza 02262/0033085909 del Seguro de Vida sin haber comunicado oportunamente al denunciante la existencia de incumplimientos de pago o la eventual pérdida de vigencia de la referida póliza</w:t>
       </w:r>
@@ -2333,7 +2333,7 @@
         <w:rPr>
           <w:rFonts w:ascii="Arial Narrow" w:eastAsia="Arial Narrow" w:hAnsi="Arial Narrow" w:cs="Arial Narrow"/>
           <w:kern w:val="0"/>
-          <w14:ligatures w14:val="none"/>
+          <ns2:ligatures ns2:val="none"/>
         </w:rPr>
         <w:t>; involucraría una presunta afectación a sus expectativas, quien no habría encontrado una correspondencia entre lo que esperaba recibir de parte del proveedor y lo que realmente recibió. Por consiguiente, corresponde calificar el hecho materia de denuncia como una presunta infracción al deber de idoneidad, tipificado en los artículos 18</w:t>
       </w:r>
@@ -2343,7 +2343,7 @@
           <w:color w:val="000000"/>
           <w:kern w:val="0"/>
           <w:lang w:eastAsia="es-PE"/>
-          <w14:ligatures w14:val="none"/>
+          <ns2:ligatures ns2:val="none"/>
         </w:rPr>
         <w:t/>
       </w:r>
@@ -2351,7 +2351,7 @@
         <w:rPr>
           <w:rFonts w:ascii="Arial Narrow" w:eastAsia="Arial Narrow" w:hAnsi="Arial Narrow" w:cs="Arial Narrow"/>
           <w:kern w:val="0"/>
-          <w14:ligatures w14:val="none"/>
+          <ns2:ligatures ns2:val="none"/>
         </w:rPr>
         <w:t xml:space="preserve"> y 19</w:t>
       </w:r>
@@ -2361,7 +2361,7 @@
           <w:color w:val="000000"/>
           <w:kern w:val="0"/>
           <w:lang w:eastAsia="es-PE"/>
-          <w14:ligatures w14:val="none"/>
+          <ns2:ligatures ns2:val="none"/>
         </w:rPr>
         <w:t/>
       </w:r>
@@ -2369,7 +2369,7 @@
         <w:rPr>
           <w:rFonts w:ascii="Arial Narrow" w:eastAsia="Arial Narrow" w:hAnsi="Arial Narrow" w:cs="Arial Narrow"/>
           <w:kern w:val="0"/>
-          <w14:ligatures w14:val="none"/>
+          <ns2:ligatures ns2:val="none"/>
         </w:rPr>
         <w:t xml:space="preserve"> del Código</w:t>
       </w:r>
@@ -2377,25 +2377,25 @@
         <w:rPr>
           <w:rFonts w:ascii="Arial Narrow" w:eastAsia="Arial Narrow" w:hAnsi="Arial Narrow" w:cs="Arial"/>
           <w:kern w:val="0"/>
-          <w14:ligatures w14:val="none"/>
+          <ns2:ligatures ns2:val="none"/>
         </w:rPr>
         <w:t>.</w:t>
       </w:r>
       <w:bookmarkStart w:id="13" w:name="_Hlk212534267"/>
       <w:bookmarkEnd w:id="12"/>
     </w:p>
-    <w:p>
-      <w:pPr>
-        <w:spacing w:after="0" w:line="240" w:lineRule="auto"/>
-        <w:jc w:val="both"/>
-        <w:rPr>
-          <w:rFonts w:ascii="Arial Narrow" w:eastAsia="Arial Narrow" w:hAnsi="Arial Narrow" w:cs="Arial Narrow"/>
-          <w:kern w:val="0"/>
-          <w14:ligatures w14:val="none"/>
-        </w:rPr>
-      </w:pPr>
-    </w:p>
-    <w:p>
+    <w:p ns2:paraId="4266B1E3" ns2:textId="77777777">
+      <w:pPr>
+        <w:spacing w:after="0" w:line="240" w:lineRule="auto"/>
+        <w:jc w:val="both"/>
+        <w:rPr>
+          <w:rFonts w:ascii="Arial Narrow" w:eastAsia="Arial Narrow" w:hAnsi="Arial Narrow" w:cs="Arial Narrow"/>
+          <w:kern w:val="0"/>
+          <ns2:ligatures ns2:val="none"/>
+        </w:rPr>
+      </w:pPr>
+    </w:p>
+    <w:p ns2:paraId="78C31712" ns2:textId="41CEFEFB">
       <w:pPr>
         <w:pStyle w:val="Prrafodelista"/>
         <w:numPr>
@@ -2408,7 +2408,7 @@
         <w:rPr>
           <w:rFonts w:ascii="Arial Narrow" w:eastAsia="Arial Narrow" w:hAnsi="Arial Narrow" w:cs="Arial Narrow"/>
           <w:kern w:val="0"/>
-          <w14:ligatures w14:val="none"/>
+          <ns2:ligatures ns2:val="none"/>
         </w:rPr>
       </w:pPr>
       <w:bookmarkStart w:id="14" w:name="_Hlk214534552"/>
@@ -2419,7 +2419,7 @@
           <w:color w:val="000000"/>
           <w:kern w:val="0"/>
           <w:lang w:eastAsia="es-PE"/>
-          <w14:ligatures w14:val="none"/>
+          <ns2:ligatures ns2:val="none"/>
         </w:rPr>
         <w:t xml:space="preserve">Además, </w:t>
       </w:r>
@@ -2430,7 +2430,7 @@
           <w:color w:val="000000"/>
           <w:kern w:val="0"/>
           <w:lang w:eastAsia="es-PE"/>
-          <w14:ligatures w14:val="none"/>
+          <ns2:ligatures ns2:val="none"/>
         </w:rPr>
         <w:t xml:space="preserve">la Secretaría Técnica, en ejercicio de sus facultades, considera </w:t>
       </w:r>
@@ -2438,7 +2438,7 @@
         <w:rPr>
           <w:rFonts w:ascii="Arial Narrow" w:eastAsia="Arial Narrow" w:hAnsi="Arial Narrow" w:cs="Arial"/>
           <w:kern w:val="0"/>
-          <w14:ligatures w14:val="none"/>
+          <ns2:ligatures ns2:val="none"/>
         </w:rPr>
         <w:t xml:space="preserve">que el hecho denunciado, consistente en que </w:t>
       </w:r>
@@ -2451,7 +2451,7 @@
           <w:kern w:val="0"/>
           <w:shd w:val="clear" w:color="auto" w:fill="FFFFFF"/>
           <w:lang w:eastAsia="es-PE"/>
-          <w14:ligatures w14:val="none"/>
+          <ns2:ligatures ns2:val="none"/>
         </w:rPr>
         <w:t>la compañía aseguradora habría anulado injustificadamente la Póliza 02262/0033085862 del Seguro de Vida sin haber comunicado oportunamente al denunciante la existencia de incumplimientos de pago o la eventual pérdida de vigencia de la referida póliza</w:t>
       </w:r>
@@ -2459,7 +2459,7 @@
         <w:rPr>
           <w:rFonts w:ascii="Arial Narrow" w:eastAsia="Arial Narrow" w:hAnsi="Arial Narrow" w:cs="Arial Narrow"/>
           <w:kern w:val="0"/>
-          <w14:ligatures w14:val="none"/>
+          <ns2:ligatures ns2:val="none"/>
         </w:rPr>
         <w:t>; involucraría una presunta afectación a sus expectativas, quien no habría encontrado una correspondencia entre lo que esperaba recibir de parte del proveedor y lo que realmente recibió. Por consiguiente, corresponde calificar el hecho materia de denuncia como una presunta infracción al deber de idoneidad, tipificado en los artículos 18</w:t>
       </w:r>
@@ -2469,7 +2469,7 @@
           <w:color w:val="000000"/>
           <w:kern w:val="0"/>
           <w:lang w:eastAsia="es-PE"/>
-          <w14:ligatures w14:val="none"/>
+          <ns2:ligatures ns2:val="none"/>
         </w:rPr>
         <w:t/>
       </w:r>
@@ -2477,7 +2477,7 @@
         <w:rPr>
           <w:rFonts w:ascii="Arial Narrow" w:eastAsia="Arial Narrow" w:hAnsi="Arial Narrow" w:cs="Arial Narrow"/>
           <w:kern w:val="0"/>
-          <w14:ligatures w14:val="none"/>
+          <ns2:ligatures ns2:val="none"/>
         </w:rPr>
         <w:t xml:space="preserve"> y 19</w:t>
       </w:r>
@@ -2487,7 +2487,7 @@
           <w:color w:val="000000"/>
           <w:kern w:val="0"/>
           <w:lang w:eastAsia="es-PE"/>
-          <w14:ligatures w14:val="none"/>
+          <ns2:ligatures ns2:val="none"/>
         </w:rPr>
         <w:t/>
       </w:r>
@@ -2495,7 +2495,7 @@
         <w:rPr>
           <w:rFonts w:ascii="Arial Narrow" w:eastAsia="Arial Narrow" w:hAnsi="Arial Narrow" w:cs="Arial Narrow"/>
           <w:kern w:val="0"/>
-          <w14:ligatures w14:val="none"/>
+          <ns2:ligatures ns2:val="none"/>
         </w:rPr>
         <w:t xml:space="preserve"> del Código</w:t>
       </w:r>
@@ -2507,7 +2507,7 @@
           <w:color w:val="000000"/>
           <w:kern w:val="0"/>
           <w:lang w:eastAsia="es-PE"/>
-          <w14:ligatures w14:val="none"/>
+          <ns2:ligatures ns2:val="none"/>
         </w:rPr>
         <w:t xml:space="preserve">. </w:t>
       </w:r>
@@ -2516,18 +2516,18 @@
     </w:p>
     <w:bookmarkEnd w:id="13"/>
     <w:bookmarkEnd w:id="14"/>
-    <w:p>
+    <w:p ns2:paraId="7A2CF596" ns2:textId="77777777">
       <w:pPr>
         <w:pStyle w:val="Prrafodelista"/>
         <w:spacing w:line="240" w:lineRule="auto"/>
         <w:rPr>
           <w:rFonts w:ascii="Arial Narrow" w:eastAsia="Arial Narrow" w:hAnsi="Arial Narrow" w:cs="Arial Narrow"/>
           <w:kern w:val="0"/>
-          <w14:ligatures w14:val="none"/>
-        </w:rPr>
-      </w:pPr>
-    </w:p>
-    <w:p>
+          <ns2:ligatures ns2:val="none"/>
+        </w:rPr>
+      </w:pPr>
+    </w:p>
+    <w:p ns2:paraId="07559B21" ns2:textId="7300501B">
       <w:pPr>
         <w:pStyle w:val="Prrafodelista"/>
         <w:numPr>
@@ -2540,7 +2540,7 @@
         <w:rPr>
           <w:rFonts w:ascii="Arial Narrow" w:eastAsia="Arial Narrow" w:hAnsi="Arial Narrow" w:cs="Arial Narrow"/>
           <w:kern w:val="0"/>
-          <w14:ligatures w14:val="none"/>
+          <ns2:ligatures ns2:val="none"/>
         </w:rPr>
       </w:pPr>
       <w:bookmarkStart w:id="19" w:name="_Hlk214962902"/>
@@ -2549,7 +2549,7 @@
         <w:rPr>
           <w:rFonts w:ascii="Arial Narrow" w:eastAsia="Arial Narrow" w:hAnsi="Arial Narrow" w:cs="Arial Narrow"/>
           <w:kern w:val="0"/>
-          <w14:ligatures w14:val="none"/>
+          <ns2:ligatures ns2:val="none"/>
         </w:rPr>
         <w:t xml:space="preserve">Asimismo, la Secretaría Técnica, en ejercicio de sus facultades, considera que el hecho denunciado, consistente en que </w:t>
       </w:r>
@@ -2561,7 +2561,7 @@
           <w:kern w:val="0"/>
           <w:shd w:val="clear" w:color="auto" w:fill="FFFFFF"/>
           <w:lang w:eastAsia="es-PE"/>
-          <w14:ligatures w14:val="none"/>
+          <ns2:ligatures ns2:val="none"/>
         </w:rPr>
         <w:t>la compañía aseguradora habría negado injustificadamente la rehabilitación de la Póliza 02262/0033085909 del Seguro de Vida solicitada por el denunciante el 12 de noviembre de 2025</w:t>
       </w:r>
@@ -2569,7 +2569,7 @@
         <w:rPr>
           <w:rFonts w:ascii="Arial Narrow" w:eastAsia="Arial Narrow" w:hAnsi="Arial Narrow" w:cs="Arial Narrow"/>
           <w:kern w:val="0"/>
-          <w14:ligatures w14:val="none"/>
+          <ns2:ligatures ns2:val="none"/>
         </w:rPr>
         <w:t>; involucraría una presunta afectación a sus expectativas, quien no habría encontrado una correspondencia entre lo que esperaba recibir de parte del proveedor y lo que realmente recibió. Por consiguiente, corresponde calificar el hecho materia de denuncia como una presunta infracción al deber de idoneidad, tipificado en los artículos 18</w:t>
       </w:r>
@@ -2579,7 +2579,7 @@
           <w:color w:val="000000"/>
           <w:kern w:val="0"/>
           <w:lang w:eastAsia="es-PE"/>
-          <w14:ligatures w14:val="none"/>
+          <ns2:ligatures ns2:val="none"/>
         </w:rPr>
         <w:t/>
       </w:r>
@@ -2587,7 +2587,7 @@
         <w:rPr>
           <w:rFonts w:ascii="Arial Narrow" w:eastAsia="Arial Narrow" w:hAnsi="Arial Narrow" w:cs="Arial Narrow"/>
           <w:kern w:val="0"/>
-          <w14:ligatures w14:val="none"/>
+          <ns2:ligatures ns2:val="none"/>
         </w:rPr>
         <w:t xml:space="preserve"> y 19</w:t>
       </w:r>
@@ -2597,7 +2597,7 @@
           <w:color w:val="000000"/>
           <w:kern w:val="0"/>
           <w:lang w:eastAsia="es-PE"/>
-          <w14:ligatures w14:val="none"/>
+          <ns2:ligatures ns2:val="none"/>
         </w:rPr>
         <w:t/>
       </w:r>
@@ -2605,7 +2605,7 @@
         <w:rPr>
           <w:rFonts w:ascii="Arial Narrow" w:eastAsia="Arial Narrow" w:hAnsi="Arial Narrow" w:cs="Arial Narrow"/>
           <w:kern w:val="0"/>
-          <w14:ligatures w14:val="none"/>
+          <ns2:ligatures ns2:val="none"/>
         </w:rPr>
         <w:t xml:space="preserve"> del Código</w:t>
       </w:r>
@@ -2616,22 +2616,22 @@
           <w:color w:val="000000"/>
           <w:kern w:val="0"/>
           <w:lang w:eastAsia="es-PE"/>
-          <w14:ligatures w14:val="none"/>
+          <ns2:ligatures ns2:val="none"/>
         </w:rPr>
         <w:t>.</w:t>
       </w:r>
     </w:p>
-    <w:p>
+    <w:p ns2:paraId="7FAEDFCC" ns2:textId="77777777">
       <w:pPr>
         <w:pStyle w:val="Prrafodelista"/>
         <w:rPr>
           <w:rFonts w:ascii="Arial Narrow" w:eastAsia="Arial Narrow" w:hAnsi="Arial Narrow" w:cs="Arial Narrow"/>
           <w:kern w:val="0"/>
-          <w14:ligatures w14:val="none"/>
-        </w:rPr>
-      </w:pPr>
-    </w:p>
-    <w:p>
+          <ns2:ligatures ns2:val="none"/>
+        </w:rPr>
+      </w:pPr>
+    </w:p>
+    <w:p ns2:paraId="1A0FF592" ns2:textId="782A714E">
       <w:pPr>
         <w:pStyle w:val="Prrafodelista"/>
         <w:numPr>
@@ -2644,14 +2644,14 @@
         <w:rPr>
           <w:rFonts w:ascii="Arial Narrow" w:eastAsia="Arial Narrow" w:hAnsi="Arial Narrow" w:cs="Arial Narrow"/>
           <w:kern w:val="0"/>
-          <w14:ligatures w14:val="none"/>
-        </w:rPr>
-      </w:pPr>
-      <w:r>
-        <w:rPr>
-          <w:rFonts w:ascii="Arial Narrow" w:eastAsia="Arial Narrow" w:hAnsi="Arial Narrow" w:cs="Arial Narrow"/>
-          <w:kern w:val="0"/>
-          <w14:ligatures w14:val="none"/>
+          <ns2:ligatures ns2:val="none"/>
+        </w:rPr>
+      </w:pPr>
+      <w:r>
+        <w:rPr>
+          <w:rFonts w:ascii="Arial Narrow" w:eastAsia="Arial Narrow" w:hAnsi="Arial Narrow" w:cs="Arial Narrow"/>
+          <w:kern w:val="0"/>
+          <ns2:ligatures ns2:val="none"/>
         </w:rPr>
         <w:t xml:space="preserve">Así también, la Secretaría Técnica, en ejercicio de sus facultades, </w:t>
       </w:r>
@@ -2661,7 +2661,7 @@
           <w:color w:val="000000"/>
           <w:kern w:val="0"/>
           <w:lang w:eastAsia="es-PE"/>
-          <w14:ligatures w14:val="none"/>
+          <ns2:ligatures ns2:val="none"/>
         </w:rPr>
         <w:t xml:space="preserve">considera </w:t>
       </w:r>
@@ -2669,7 +2669,7 @@
         <w:rPr>
           <w:rFonts w:ascii="Arial Narrow" w:eastAsia="Arial Narrow" w:hAnsi="Arial Narrow" w:cs="Arial Narrow"/>
           <w:kern w:val="0"/>
-          <w14:ligatures w14:val="none"/>
+          <ns2:ligatures ns2:val="none"/>
         </w:rPr>
         <w:t xml:space="preserve">que el hecho denunciado, consistente en que </w:t>
       </w:r>
@@ -2680,7 +2680,7 @@
           <w:kern w:val="0"/>
           <w:shd w:val="clear" w:color="auto" w:fill="FFFFFF"/>
           <w:lang w:eastAsia="es-PE"/>
-          <w14:ligatures w14:val="none"/>
+          <ns2:ligatures ns2:val="none"/>
         </w:rPr>
         <w:t>la compañía aseguradora habría negado injustificadamente la rehabilitación de la Póliza 02262/0033085862 del Seguro de Vida solicitada por el denunciante el 12 de noviembre de 2025</w:t>
       </w:r>
@@ -2688,7 +2688,7 @@
         <w:rPr>
           <w:rFonts w:ascii="Arial Narrow" w:eastAsia="Arial Narrow" w:hAnsi="Arial Narrow" w:cs="Arial Narrow"/>
           <w:kern w:val="0"/>
-          <w14:ligatures w14:val="none"/>
+          <ns2:ligatures ns2:val="none"/>
         </w:rPr>
         <w:t>; involucraría una presunta afectación a sus expectativas, quien no habría encontrado una correspondencia entre lo que esperaba recibir de parte del proveedor y lo que realmente recibió. Por consiguiente, corresponde calificar el hecho materia de denuncia como una presunta infracción al deber de idoneidad, tipificado en los artículos 18</w:t>
       </w:r>
@@ -2698,7 +2698,7 @@
           <w:color w:val="000000"/>
           <w:kern w:val="0"/>
           <w:lang w:eastAsia="es-PE"/>
-          <w14:ligatures w14:val="none"/>
+          <ns2:ligatures ns2:val="none"/>
         </w:rPr>
         <w:t/>
       </w:r>
@@ -2706,7 +2706,7 @@
         <w:rPr>
           <w:rFonts w:ascii="Arial Narrow" w:eastAsia="Arial Narrow" w:hAnsi="Arial Narrow" w:cs="Arial Narrow"/>
           <w:kern w:val="0"/>
-          <w14:ligatures w14:val="none"/>
+          <ns2:ligatures ns2:val="none"/>
         </w:rPr>
         <w:t xml:space="preserve"> y 19</w:t>
       </w:r>
@@ -2716,7 +2716,7 @@
           <w:color w:val="000000"/>
           <w:kern w:val="0"/>
           <w:lang w:eastAsia="es-PE"/>
-          <w14:ligatures w14:val="none"/>
+          <ns2:ligatures ns2:val="none"/>
         </w:rPr>
         <w:t/>
       </w:r>
@@ -2724,7 +2724,7 @@
         <w:rPr>
           <w:rFonts w:ascii="Arial Narrow" w:eastAsia="Arial Narrow" w:hAnsi="Arial Narrow" w:cs="Arial Narrow"/>
           <w:kern w:val="0"/>
-          <w14:ligatures w14:val="none"/>
+          <ns2:ligatures ns2:val="none"/>
         </w:rPr>
         <w:t xml:space="preserve"> del Código</w:t>
       </w:r>
@@ -2735,23 +2735,23 @@
           <w:color w:val="000000"/>
           <w:kern w:val="0"/>
           <w:lang w:eastAsia="es-PE"/>
-          <w14:ligatures w14:val="none"/>
+          <ns2:ligatures ns2:val="none"/>
         </w:rPr>
         <w:t xml:space="preserve">. </w:t>
       </w:r>
     </w:p>
-    <w:p>
-      <w:pPr>
-        <w:spacing w:after="0" w:line="240" w:lineRule="auto"/>
-        <w:jc w:val="both"/>
-        <w:rPr>
-          <w:rFonts w:ascii="Arial Narrow" w:eastAsia="Arial Narrow" w:hAnsi="Arial Narrow" w:cs="Arial Narrow"/>
-          <w:kern w:val="0"/>
-          <w14:ligatures w14:val="none"/>
-        </w:rPr>
-      </w:pPr>
-    </w:p>
-    <w:p>
+    <w:p ns2:paraId="714CA8B2" ns2:textId="77777777">
+      <w:pPr>
+        <w:spacing w:after="0" w:line="240" w:lineRule="auto"/>
+        <w:jc w:val="both"/>
+        <w:rPr>
+          <w:rFonts w:ascii="Arial Narrow" w:eastAsia="Arial Narrow" w:hAnsi="Arial Narrow" w:cs="Arial Narrow"/>
+          <w:kern w:val="0"/>
+          <ns2:ligatures ns2:val="none"/>
+        </w:rPr>
+      </w:pPr>
+    </w:p>
+    <w:p ns2:paraId="24F09985" ns2:textId="1AA5D2A3">
       <w:pPr>
         <w:pStyle w:val="Prrafodelista"/>
         <w:numPr>
@@ -2764,14 +2764,14 @@
         <w:rPr>
           <w:rFonts w:ascii="Arial Narrow" w:eastAsia="Arial Narrow" w:hAnsi="Arial Narrow" w:cs="Arial Narrow"/>
           <w:kern w:val="0"/>
-          <w14:ligatures w14:val="none"/>
-        </w:rPr>
-      </w:pPr>
-      <w:r>
-        <w:rPr>
-          <w:rFonts w:ascii="Arial Narrow" w:eastAsia="Arial Narrow" w:hAnsi="Arial Narrow" w:cs="Arial Narrow"/>
-          <w:kern w:val="0"/>
-          <w14:ligatures w14:val="none"/>
+          <ns2:ligatures ns2:val="none"/>
+        </w:rPr>
+      </w:pPr>
+      <w:r>
+        <w:rPr>
+          <w:rFonts w:ascii="Arial Narrow" w:eastAsia="Arial Narrow" w:hAnsi="Arial Narrow" w:cs="Arial Narrow"/>
+          <w:kern w:val="0"/>
+          <ns2:ligatures ns2:val="none"/>
         </w:rPr>
         <w:t xml:space="preserve">Asimismo, </w:t>
       </w:r>
@@ -2781,7 +2781,7 @@
           <w:color w:val="000000"/>
           <w:kern w:val="0"/>
           <w:lang w:eastAsia="es-PE"/>
-          <w14:ligatures w14:val="none"/>
+          <ns2:ligatures ns2:val="none"/>
         </w:rPr>
         <w:t xml:space="preserve">la Secretaría Técnica, en ejercicio de sus facultades, considera </w:t>
       </w:r>
@@ -2789,7 +2789,7 @@
         <w:rPr>
           <w:rFonts w:ascii="Arial Narrow" w:eastAsia="Arial Narrow" w:hAnsi="Arial Narrow" w:cs="Arial"/>
           <w:kern w:val="0"/>
-          <w14:ligatures w14:val="none"/>
+          <ns2:ligatures ns2:val="none"/>
         </w:rPr>
         <w:t xml:space="preserve">que el hecho denunciado, consistente en que </w:t>
       </w:r>
@@ -2800,7 +2800,7 @@
           <w:kern w:val="0"/>
           <w:shd w:val="clear" w:color="auto" w:fill="FFFFFF"/>
           <w:lang w:eastAsia="es-PE"/>
-          <w14:ligatures w14:val="none"/>
+          <ns2:ligatures ns2:val="none"/>
         </w:rPr>
         <w:t xml:space="preserve">la compañía aseguradora </w:t>
       </w:r>
@@ -2811,7 +2811,7 @@
           <w:kern w:val="0"/>
           <w:shd w:val="clear" w:color="auto" w:fill="FFFFFF"/>
           <w:lang w:eastAsia="es-PE"/>
-          <w14:ligatures w14:val="none"/>
+          <ns2:ligatures ns2:val="none"/>
         </w:rPr>
         <w:t>se habría negado injustificadamente a realizar el rescate anticipado de la Póliza 02262/0033085862 del Seguro de Vida solicitada por el denunciante el 18 de noviembre de 2025</w:t>
       </w:r>
@@ -2819,7 +2819,7 @@
         <w:rPr>
           <w:rFonts w:ascii="Arial Narrow" w:eastAsia="Arial Narrow" w:hAnsi="Arial Narrow" w:cs="Arial Narrow"/>
           <w:kern w:val="0"/>
-          <w14:ligatures w14:val="none"/>
+          <ns2:ligatures ns2:val="none"/>
         </w:rPr>
         <w:t xml:space="preserve">; involucraría una presunta afectación a sus expectativas, quien no habría encontrado una correspondencia entre lo que esperaba recibir de parte del </w:t>
       </w:r>
@@ -2827,7 +2827,7 @@
         <w:rPr>
           <w:rFonts w:ascii="Arial Narrow" w:eastAsia="Arial Narrow" w:hAnsi="Arial Narrow" w:cs="Arial Narrow"/>
           <w:kern w:val="0"/>
-          <w14:ligatures w14:val="none"/>
+          <ns2:ligatures ns2:val="none"/>
         </w:rPr>
         <w:lastRenderedPageBreak/>
         <w:t>proveedor y lo que realmente recibió. Por consiguiente, corresponde calificar el hecho materia de denuncia como una presunta infracción al deber de idoneidad, tipificado en los artículos 18</w:t>
@@ -2838,7 +2838,7 @@
           <w:color w:val="000000"/>
           <w:kern w:val="0"/>
           <w:lang w:eastAsia="es-PE"/>
-          <w14:ligatures w14:val="none"/>
+          <ns2:ligatures ns2:val="none"/>
         </w:rPr>
         <w:t/>
       </w:r>
@@ -2846,7 +2846,7 @@
         <w:rPr>
           <w:rFonts w:ascii="Arial Narrow" w:eastAsia="Arial Narrow" w:hAnsi="Arial Narrow" w:cs="Arial Narrow"/>
           <w:kern w:val="0"/>
-          <w14:ligatures w14:val="none"/>
+          <ns2:ligatures ns2:val="none"/>
         </w:rPr>
         <w:t xml:space="preserve"> y 19</w:t>
       </w:r>
@@ -2856,7 +2856,7 @@
           <w:color w:val="000000"/>
           <w:kern w:val="0"/>
           <w:lang w:eastAsia="es-PE"/>
-          <w14:ligatures w14:val="none"/>
+          <ns2:ligatures ns2:val="none"/>
         </w:rPr>
         <w:t/>
       </w:r>
@@ -2864,7 +2864,7 @@
         <w:rPr>
           <w:rFonts w:ascii="Arial Narrow" w:eastAsia="Arial Narrow" w:hAnsi="Arial Narrow" w:cs="Arial Narrow"/>
           <w:kern w:val="0"/>
-          <w14:ligatures w14:val="none"/>
+          <ns2:ligatures ns2:val="none"/>
         </w:rPr>
         <w:t xml:space="preserve"> del Código</w:t>
       </w:r>
@@ -2872,23 +2872,23 @@
         <w:rPr>
           <w:rFonts w:ascii="Arial Narrow" w:eastAsia="Arial Narrow" w:hAnsi="Arial Narrow" w:cs="Arial"/>
           <w:kern w:val="0"/>
-          <w14:ligatures w14:val="none"/>
+          <ns2:ligatures ns2:val="none"/>
         </w:rPr>
         <w:t>.</w:t>
       </w:r>
     </w:p>
-    <w:p>
-      <w:pPr>
-        <w:spacing w:after="0" w:line="240" w:lineRule="auto"/>
-        <w:jc w:val="both"/>
-        <w:rPr>
-          <w:rFonts w:ascii="Arial Narrow" w:eastAsia="Arial Narrow" w:hAnsi="Arial Narrow" w:cs="Arial Narrow"/>
-          <w:kern w:val="0"/>
-          <w14:ligatures w14:val="none"/>
-        </w:rPr>
-      </w:pPr>
-    </w:p>
-    <w:p>
+    <w:p ns2:paraId="3D3E49AD" ns2:textId="77777777">
+      <w:pPr>
+        <w:spacing w:after="0" w:line="240" w:lineRule="auto"/>
+        <w:jc w:val="both"/>
+        <w:rPr>
+          <w:rFonts w:ascii="Arial Narrow" w:eastAsia="Arial Narrow" w:hAnsi="Arial Narrow" w:cs="Arial Narrow"/>
+          <w:kern w:val="0"/>
+          <ns2:ligatures ns2:val="none"/>
+        </w:rPr>
+      </w:pPr>
+    </w:p>
+    <w:p ns2:paraId="2972B083" ns2:textId="3B7C65A8">
       <w:pPr>
         <w:pStyle w:val="Prrafodelista"/>
         <w:numPr>
@@ -2901,16 +2901,16 @@
         <w:rPr>
           <w:rFonts w:ascii="Arial Narrow" w:eastAsia="Arial Narrow" w:hAnsi="Arial Narrow" w:cs="Arial Narrow"/>
           <w:kern w:val="0"/>
-          <w14:ligatures w14:val="none"/>
-        </w:rPr>
-      </w:pPr>
-      <w:r>
-        <w:rPr>
-          <w:rFonts w:ascii="Arial Narrow" w:eastAsia="Times New Roman" w:hAnsi="Arial Narrow" w:cs="Arial"/>
-          <w:color w:val="000000"/>
-          <w:kern w:val="0"/>
-          <w:lang w:eastAsia="es-PE"/>
-          <w14:ligatures w14:val="none"/>
+          <ns2:ligatures ns2:val="none"/>
+        </w:rPr>
+      </w:pPr>
+      <w:r>
+        <w:rPr>
+          <w:rFonts w:ascii="Arial Narrow" w:eastAsia="Times New Roman" w:hAnsi="Arial Narrow" w:cs="Arial"/>
+          <w:color w:val="000000"/>
+          <w:kern w:val="0"/>
+          <w:lang w:eastAsia="es-PE"/>
+          <ns2:ligatures ns2:val="none"/>
         </w:rPr>
         <w:t xml:space="preserve">Además, la Secretaría Técnica, en ejercicio de sus facultades, considera </w:t>
       </w:r>
@@ -2918,7 +2918,7 @@
         <w:rPr>
           <w:rFonts w:ascii="Arial Narrow" w:eastAsia="Arial Narrow" w:hAnsi="Arial Narrow" w:cs="Arial"/>
           <w:kern w:val="0"/>
-          <w14:ligatures w14:val="none"/>
+          <ns2:ligatures ns2:val="none"/>
         </w:rPr>
         <w:t xml:space="preserve">que el hecho denunciado, consistente en que </w:t>
       </w:r>
@@ -2929,7 +2929,7 @@
           <w:kern w:val="0"/>
           <w:shd w:val="clear" w:color="auto" w:fill="FFFFFF"/>
           <w:lang w:eastAsia="es-PE"/>
-          <w14:ligatures w14:val="none"/>
+          <ns2:ligatures ns2:val="none"/>
         </w:rPr>
         <w:t xml:space="preserve">la compañía aseguradora </w:t>
       </w:r>
@@ -2940,7 +2940,7 @@
           <w:kern w:val="0"/>
           <w:shd w:val="clear" w:color="auto" w:fill="FFFFFF"/>
           <w:lang w:eastAsia="es-PE"/>
-          <w14:ligatures w14:val="none"/>
+          <ns2:ligatures ns2:val="none"/>
         </w:rPr>
         <w:t xml:space="preserve">se habría negado injustificadamente a realizar el rescate anticipado </w:t>
       </w:r>
@@ -2951,7 +2951,7 @@
           <w:kern w:val="0"/>
           <w:shd w:val="clear" w:color="auto" w:fill="FFFFFF"/>
           <w:lang w:eastAsia="es-PE"/>
-          <w14:ligatures w14:val="none"/>
+          <ns2:ligatures ns2:val="none"/>
         </w:rPr>
         <w:t>de la Póliza 02262/0033085862 del Seguro de Vida solicitada por el denunciante el 18 de noviembre de 2025</w:t>
       </w:r>
@@ -2959,7 +2959,7 @@
         <w:rPr>
           <w:rFonts w:ascii="Arial Narrow" w:eastAsia="Arial Narrow" w:hAnsi="Arial Narrow" w:cs="Arial Narrow"/>
           <w:kern w:val="0"/>
-          <w14:ligatures w14:val="none"/>
+          <ns2:ligatures ns2:val="none"/>
         </w:rPr>
         <w:t>; involucraría una presunta afectación a sus expectativas, quien no habría encontrado una correspondencia entre lo que esperaba recibir de parte del proveedor y lo que realmente recibió. Por consiguiente, corresponde calificar el hecho materia de denuncia como una presunta infracción al deber de idoneidad, tipificado en los artículos 18</w:t>
       </w:r>
@@ -2969,7 +2969,7 @@
           <w:color w:val="000000"/>
           <w:kern w:val="0"/>
           <w:lang w:eastAsia="es-PE"/>
-          <w14:ligatures w14:val="none"/>
+          <ns2:ligatures ns2:val="none"/>
         </w:rPr>
         <w:t/>
       </w:r>
@@ -2977,7 +2977,7 @@
         <w:rPr>
           <w:rFonts w:ascii="Arial Narrow" w:eastAsia="Arial Narrow" w:hAnsi="Arial Narrow" w:cs="Arial Narrow"/>
           <w:kern w:val="0"/>
-          <w14:ligatures w14:val="none"/>
+          <ns2:ligatures ns2:val="none"/>
         </w:rPr>
         <w:t xml:space="preserve"> y 19</w:t>
       </w:r>
@@ -2987,7 +2987,7 @@
           <w:color w:val="000000"/>
           <w:kern w:val="0"/>
           <w:lang w:eastAsia="es-PE"/>
-          <w14:ligatures w14:val="none"/>
+          <ns2:ligatures ns2:val="none"/>
         </w:rPr>
         <w:t/>
       </w:r>
@@ -2995,7 +2995,7 @@
         <w:rPr>
           <w:rFonts w:ascii="Arial Narrow" w:eastAsia="Arial Narrow" w:hAnsi="Arial Narrow" w:cs="Arial Narrow"/>
           <w:kern w:val="0"/>
-          <w14:ligatures w14:val="none"/>
+          <ns2:ligatures ns2:val="none"/>
         </w:rPr>
         <w:t xml:space="preserve"> del Código</w:t>
       </w:r>
@@ -3006,7 +3006,7 @@
           <w:color w:val="000000"/>
           <w:kern w:val="0"/>
           <w:lang w:eastAsia="es-PE"/>
-          <w14:ligatures w14:val="none"/>
+          <ns2:ligatures ns2:val="none"/>
         </w:rPr>
         <w:t xml:space="preserve">. </w:t>
       </w:r>
@@ -3015,7 +3015,7 @@
     <w:bookmarkEnd w:id="9"/>
     <w:bookmarkEnd w:id="15"/>
     <w:bookmarkEnd w:id="20"/>
-    <w:p>
+    <w:p ns2:paraId="432038D6" ns2:textId="0A9F6D75">
       <w:pPr>
         <w:spacing w:after="0" w:line="240" w:lineRule="auto"/>
         <w:jc w:val="both"/>
@@ -3023,12 +3023,12 @@
           <w:rFonts w:ascii="Arial Narrow" w:eastAsia="Calibri" w:hAnsi="Arial Narrow" w:cs="Arial Narrow"/>
           <w:kern w:val="0"/>
           <w:lang w:eastAsia="es-PE"/>
-          <w14:ligatures w14:val="none"/>
+          <ns2:ligatures ns2:val="none"/>
         </w:rPr>
       </w:pPr>
     </w:p>
     <w:bookmarkEnd w:id="2"/>
-    <w:p>
+    <w:p ns2:paraId="463134E5" ns2:textId="77777777">
       <w:pPr>
         <w:pStyle w:val="Prrafodelista"/>
         <w:numPr>
@@ -3042,7 +3042,7 @@
           <w:rFonts w:ascii="Arial Narrow" w:eastAsia="Calibri" w:hAnsi="Arial Narrow" w:cs="Arial Narrow"/>
           <w:kern w:val="0"/>
           <w:lang w:eastAsia="es-PE"/>
-          <w14:ligatures w14:val="none"/>
+          <ns2:ligatures ns2:val="none"/>
         </w:rPr>
       </w:pPr>
       <w:r>
@@ -3051,7 +3051,7 @@
           <w:color w:val="000000"/>
           <w:kern w:val="0"/>
           <w:lang w:eastAsia="es-PE"/>
-          <w14:ligatures w14:val="none"/>
+          <ns2:ligatures ns2:val="none"/>
         </w:rPr>
         <w:t>En tanto la denuncia reúne los requisitos establecidos por la norma citada, corresponde admitirla a trámite</w:t>
       </w:r>
@@ -3061,7 +3061,7 @@
           <w:rFonts w:ascii="Arial Narrow" w:eastAsia="Arial Narrow" w:hAnsi="Arial Narrow" w:cs="Arial Narrow"/>
           <w:kern w:val="0"/>
           <w:vertAlign w:val="superscript"/>
-          <w14:ligatures w14:val="none"/>
+          <ns2:ligatures ns2:val="none"/>
         </w:rPr>
         <w:footnoteReference w:id="4"/>
       </w:r>
@@ -3071,13 +3071,13 @@
           <w:color w:val="000000"/>
           <w:kern w:val="0"/>
           <w:lang w:eastAsia="es-PE"/>
-          <w14:ligatures w14:val="none"/>
+          <ns2:ligatures ns2:val="none"/>
         </w:rPr>
         <w:t>.</w:t>
       </w:r>
       <w:bookmarkStart w:id="21" w:name="_Hlk214963039"/>
     </w:p>
-    <w:p>
+    <w:p ns2:paraId="68C71625" ns2:textId="77777777">
       <w:pPr>
         <w:spacing w:after="0" w:line="240" w:lineRule="auto"/>
         <w:ind w:left="567"/>
@@ -3088,12 +3088,12 @@
           <w:color w:val="000000"/>
           <w:kern w:val="0"/>
           <w:lang w:eastAsia="es-PE"/>
-          <w14:ligatures w14:val="none"/>
+          <ns2:ligatures ns2:val="none"/>
         </w:rPr>
       </w:pPr>
       <w:bookmarkStart w:id="22" w:name="_Hlk214963071"/>
     </w:p>
-    <w:p>
+    <w:p ns2:paraId="38A98B4B" ns2:textId="77777777">
       <w:pPr>
         <w:pStyle w:val="Prrafodelista"/>
         <w:numPr>
@@ -3113,7 +3113,7 @@
           <w:color w:val="000000"/>
           <w:kern w:val="0"/>
           <w:lang w:eastAsia="es-PE"/>
-          <w14:ligatures w14:val="none"/>
+          <ns2:ligatures ns2:val="none"/>
         </w:rPr>
       </w:pPr>
       <w:r>
@@ -3123,7 +3123,7 @@
           <w:color w:val="000000"/>
           <w:kern w:val="0"/>
           <w:lang w:eastAsia="es-PE"/>
-          <w14:ligatures w14:val="none"/>
+          <ns2:ligatures ns2:val="none"/>
         </w:rPr>
         <w:t>REQUERIMIENTO DE INFORMACI</w:t>
       </w:r>
@@ -3134,7 +3134,7 @@
           <w:color w:val="000000"/>
           <w:kern w:val="0"/>
           <w:lang w:eastAsia="es-PE"/>
-          <w14:ligatures w14:val="none"/>
+          <ns2:ligatures ns2:val="none"/>
         </w:rPr>
         <w:t>Ó</w:t>
       </w:r>
@@ -3145,12 +3145,12 @@
           <w:color w:val="000000"/>
           <w:kern w:val="0"/>
           <w:lang w:eastAsia="es-PE"/>
-          <w14:ligatures w14:val="none"/>
+          <ns2:ligatures ns2:val="none"/>
         </w:rPr>
         <w:t>N</w:t>
       </w:r>
     </w:p>
-    <w:p>
+    <w:p ns2:paraId="5B518DC4" ns2:textId="77777777">
       <w:pPr>
         <w:spacing w:after="0" w:line="240" w:lineRule="auto"/>
         <w:jc w:val="both"/>
@@ -3159,11 +3159,11 @@
           <w:color w:val="000000"/>
           <w:kern w:val="0"/>
           <w:lang w:val="es-ES" w:eastAsia="es-ES"/>
-          <w14:ligatures w14:val="none"/>
-        </w:rPr>
-      </w:pPr>
-    </w:p>
-    <w:p>
+          <ns2:ligatures ns2:val="none"/>
+        </w:rPr>
+      </w:pPr>
+    </w:p>
+    <w:p ns2:paraId="62B88A04" ns2:textId="1C3EB64D">
       <w:pPr>
         <w:pStyle w:val="Prrafodelista"/>
         <w:numPr>
@@ -3178,7 +3178,7 @@
           <w:color w:val="000000"/>
           <w:kern w:val="0"/>
           <w:lang w:val="es-ES" w:eastAsia="es-ES"/>
-          <w14:ligatures w14:val="none"/>
+          <ns2:ligatures ns2:val="none"/>
         </w:rPr>
       </w:pPr>
       <w:r>
@@ -3187,7 +3187,7 @@
           <w:color w:val="000000"/>
           <w:kern w:val="0"/>
           <w:lang w:val="es-ES" w:eastAsia="es-ES"/>
-          <w14:ligatures w14:val="none"/>
+          <ns2:ligatures ns2:val="none"/>
         </w:rPr>
         <w:t xml:space="preserve">A efectos de tener mayores elementos </w:t>
       </w:r>
@@ -3198,7 +3198,7 @@
           <w:color w:val="000000"/>
           <w:kern w:val="0"/>
           <w:lang w:val="es-ES" w:eastAsia="es-ES"/>
-          <w14:ligatures w14:val="none"/>
+          <ns2:ligatures ns2:val="none"/>
         </w:rPr>
         <w:t xml:space="preserve">que sirvan para la resolución definitiva del presente caso, la Secretaría Técnica, en ejercicio de las facultades que la ley le confiere, </w:t>
       </w:r>
@@ -3208,7 +3208,7 @@
           <w:color w:val="000000"/>
           <w:kern w:val="0"/>
           <w:lang w:val="es-ES" w:eastAsia="es-ES"/>
-          <w14:ligatures w14:val="none"/>
+          <ns2:ligatures ns2:val="none"/>
         </w:rPr>
         <w:t xml:space="preserve">conviene requerir </w:t>
       </w:r>
@@ -3218,7 +3218,7 @@
           <w:color w:val="000000"/>
           <w:kern w:val="0"/>
           <w:lang w:val="es-ES" w:eastAsia="es-ES"/>
-          <w14:ligatures w14:val="none"/>
+          <ns2:ligatures ns2:val="none"/>
         </w:rPr>
         <w:t>a la compañía aseguradora</w:t>
       </w:r>
@@ -3228,7 +3228,7 @@
           <w:color w:val="000000"/>
           <w:kern w:val="0"/>
           <w:lang w:val="es-ES" w:eastAsia="es-ES"/>
-          <w14:ligatures w14:val="none"/>
+          <ns2:ligatures ns2:val="none"/>
         </w:rPr>
         <w:t xml:space="preserve"> que,</w:t>
       </w:r>
@@ -3238,7 +3238,7 @@
           <w:color w:val="000000"/>
           <w:kern w:val="0"/>
           <w:lang w:val="es-ES" w:eastAsia="es-ES"/>
-          <w14:ligatures w14:val="none"/>
+          <ns2:ligatures ns2:val="none"/>
         </w:rPr>
         <w:t xml:space="preserve"> en un plazo no mayor de cinco (5) días hábiles contado a partir del día siguiente de la notificación de la presente resolución, cumpla con lo sigui</w:t>
       </w:r>
@@ -3248,7 +3248,7 @@
           <w:color w:val="000000"/>
           <w:kern w:val="0"/>
           <w:lang w:val="es-ES" w:eastAsia="es-ES"/>
-          <w14:ligatures w14:val="none"/>
+          <ns2:ligatures ns2:val="none"/>
         </w:rPr>
         <w:t xml:space="preserve">ente: (i) presentar una copia completa, legible y debidamente suscrita de la Póliza </w:t>
       </w:r>
@@ -3258,7 +3258,7 @@
           <w:color w:val="000000"/>
           <w:kern w:val="0"/>
           <w:lang w:val="es-ES" w:eastAsia="es-ES"/>
-          <w14:ligatures w14:val="none"/>
+          <ns2:ligatures ns2:val="none"/>
         </w:rPr>
         <w:t xml:space="preserve">02262/0033085909 </w:t>
       </w:r>
@@ -3268,7 +3268,7 @@
           <w:color w:val="000000"/>
           <w:kern w:val="0"/>
           <w:lang w:val="es-ES" w:eastAsia="es-ES"/>
-          <w14:ligatures w14:val="none"/>
+          <ns2:ligatures ns2:val="none"/>
         </w:rPr>
         <w:t xml:space="preserve">del </w:t>
       </w:r>
@@ -3278,7 +3278,7 @@
           <w:color w:val="000000"/>
           <w:kern w:val="0"/>
           <w:lang w:val="es-ES" w:eastAsia="es-ES"/>
-          <w14:ligatures w14:val="none"/>
+          <ns2:ligatures ns2:val="none"/>
         </w:rPr>
         <w:t>Seguro de Vida</w:t>
       </w:r>
@@ -3288,7 +3288,7 @@
           <w:color w:val="000000"/>
           <w:kern w:val="0"/>
           <w:lang w:val="es-ES" w:eastAsia="es-ES"/>
-          <w14:ligatures w14:val="none"/>
+          <ns2:ligatures ns2:val="none"/>
         </w:rPr>
         <w:t xml:space="preserve">, </w:t>
       </w:r>
@@ -3299,7 +3299,7 @@
           <w:color w:val="000000"/>
           <w:kern w:val="0"/>
           <w:lang w:val="es-ES" w:eastAsia="es-ES"/>
-          <w14:ligatures w14:val="none"/>
+          <ns2:ligatures ns2:val="none"/>
         </w:rPr>
         <w:t>así como el cargo de remisión de la póliza</w:t>
       </w:r>
@@ -3310,7 +3310,7 @@
           <w:color w:val="000000"/>
           <w:kern w:val="0"/>
           <w:lang w:val="es-ES" w:eastAsia="es-ES"/>
-          <w14:ligatures w14:val="none"/>
+          <ns2:ligatures ns2:val="none"/>
         </w:rPr>
         <w:t xml:space="preserve">; </w:t>
       </w:r>
@@ -3320,7 +3320,7 @@
           <w:color w:val="000000"/>
           <w:kern w:val="0"/>
           <w:lang w:val="es-ES" w:eastAsia="es-ES"/>
-          <w14:ligatures w14:val="none"/>
+          <ns2:ligatures ns2:val="none"/>
         </w:rPr>
         <w:t xml:space="preserve">(ii) presentar una copia completa, legible y debidamente suscrita de la Póliza 02262/0033085862 del </w:t>
       </w:r>
@@ -3330,7 +3330,7 @@
           <w:color w:val="000000"/>
           <w:kern w:val="0"/>
           <w:lang w:val="es-ES" w:eastAsia="es-ES"/>
-          <w14:ligatures w14:val="none"/>
+          <ns2:ligatures ns2:val="none"/>
         </w:rPr>
         <w:t>Seguro de Vida</w:t>
       </w:r>
@@ -3340,7 +3340,7 @@
           <w:color w:val="000000"/>
           <w:kern w:val="0"/>
           <w:lang w:val="es-ES" w:eastAsia="es-ES"/>
-          <w14:ligatures w14:val="none"/>
+          <ns2:ligatures ns2:val="none"/>
         </w:rPr>
         <w:t xml:space="preserve">, así como el cargo de remisión de la póliza; </w:t>
       </w:r>
@@ -3350,7 +3350,7 @@
           <w:color w:val="000000"/>
           <w:kern w:val="0"/>
           <w:lang w:val="es-ES" w:eastAsia="es-ES"/>
-          <w14:ligatures w14:val="none"/>
+          <ns2:ligatures ns2:val="none"/>
         </w:rPr>
         <w:t>(i</w:t>
       </w:r>
@@ -3360,7 +3360,7 @@
           <w:color w:val="000000"/>
           <w:kern w:val="0"/>
           <w:lang w:val="es-ES" w:eastAsia="es-ES"/>
-          <w14:ligatures w14:val="none"/>
+          <ns2:ligatures ns2:val="none"/>
         </w:rPr>
         <w:t>i</w:t>
       </w:r>
@@ -3370,7 +3370,7 @@
           <w:color w:val="000000"/>
           <w:kern w:val="0"/>
           <w:lang w:val="es-ES" w:eastAsia="es-ES"/>
-          <w14:ligatures w14:val="none"/>
+          <ns2:ligatures ns2:val="none"/>
         </w:rPr>
         <w:t xml:space="preserve">i) </w:t>
       </w:r>
@@ -3380,7 +3380,7 @@
           <w:color w:val="000000"/>
           <w:kern w:val="0"/>
           <w:lang w:val="es-ES" w:eastAsia="es-ES"/>
-          <w14:ligatures w14:val="none"/>
+          <ns2:ligatures ns2:val="none"/>
         </w:rPr>
         <w:t xml:space="preserve">presentar los medios probatorios que acrediten la justificación de la negativa de otorgar </w:t>
       </w:r>
@@ -3390,7 +3390,7 @@
           <w:color w:val="000000"/>
           <w:kern w:val="0"/>
           <w:lang w:val="es-ES" w:eastAsia="es-ES"/>
-          <w14:ligatures w14:val="none"/>
+          <ns2:ligatures ns2:val="none"/>
         </w:rPr>
         <w:t xml:space="preserve">al denunciante </w:t>
       </w:r>
@@ -3400,7 +3400,7 @@
           <w:color w:val="000000"/>
           <w:kern w:val="0"/>
           <w:lang w:val="es-ES" w:eastAsia="es-ES"/>
-          <w14:ligatures w14:val="none"/>
+          <ns2:ligatures ns2:val="none"/>
         </w:rPr>
         <w:t>la rehabilitación de la Póliza 02262/0033085909 del Seguro de Vida y de la Póliza 02262/0033085862 del Seguro de Vida</w:t>
       </w:r>
@@ -3410,7 +3410,7 @@
           <w:color w:val="000000"/>
           <w:kern w:val="0"/>
           <w:lang w:val="es-ES" w:eastAsia="es-ES"/>
-          <w14:ligatures w14:val="none"/>
+          <ns2:ligatures ns2:val="none"/>
         </w:rPr>
         <w:t>; y, (</w:t>
       </w:r>
@@ -3420,7 +3420,7 @@
           <w:color w:val="000000"/>
           <w:kern w:val="0"/>
           <w:lang w:val="es-ES" w:eastAsia="es-ES"/>
-          <w14:ligatures w14:val="none"/>
+          <ns2:ligatures ns2:val="none"/>
         </w:rPr>
         <w:t>iv</w:t>
       </w:r>
@@ -3430,7 +3430,7 @@
           <w:color w:val="000000"/>
           <w:kern w:val="0"/>
           <w:lang w:val="es-ES" w:eastAsia="es-ES"/>
-          <w14:ligatures w14:val="none"/>
+          <ns2:ligatures ns2:val="none"/>
         </w:rPr>
         <w:t xml:space="preserve">) presentar todas las comunicaciones cursadas </w:t>
       </w:r>
@@ -3440,7 +3440,7 @@
           <w:color w:val="000000"/>
           <w:kern w:val="0"/>
           <w:lang w:val="es-ES" w:eastAsia="es-ES"/>
-          <w14:ligatures w14:val="none"/>
+          <ns2:ligatures ns2:val="none"/>
         </w:rPr>
         <w:t xml:space="preserve">con la parte denunciante </w:t>
       </w:r>
@@ -3450,7 +3450,7 @@
           <w:color w:val="000000"/>
           <w:kern w:val="0"/>
           <w:lang w:val="es-ES" w:eastAsia="es-ES"/>
-          <w14:ligatures w14:val="none"/>
+          <ns2:ligatures ns2:val="none"/>
         </w:rPr>
         <w:t xml:space="preserve">en virtud </w:t>
       </w:r>
@@ -3460,7 +3460,7 @@
           <w:color w:val="000000"/>
           <w:kern w:val="0"/>
           <w:lang w:val="es-ES" w:eastAsia="es-ES"/>
-          <w14:ligatures w14:val="none"/>
+          <ns2:ligatures ns2:val="none"/>
         </w:rPr>
         <w:t xml:space="preserve">de los hechos materia </w:t>
       </w:r>
@@ -3470,7 +3470,7 @@
           <w:color w:val="000000"/>
           <w:kern w:val="0"/>
           <w:lang w:val="es-ES" w:eastAsia="es-ES"/>
-          <w14:ligatures w14:val="none"/>
+          <ns2:ligatures ns2:val="none"/>
         </w:rPr>
         <w:t>de denuncia.</w:t>
       </w:r>
@@ -3480,7 +3480,7 @@
           <w:color w:val="000000"/>
           <w:kern w:val="0"/>
           <w:lang w:eastAsia="es-ES"/>
-          <w14:ligatures w14:val="none"/>
+          <ns2:ligatures ns2:val="none"/>
         </w:rPr>
         <w:t xml:space="preserve"> </w:t>
       </w:r>
@@ -3490,13 +3490,13 @@
           <w:color w:val="000000"/>
           <w:kern w:val="0"/>
           <w:lang w:eastAsia="es-ES"/>
-          <w14:ligatures w14:val="none"/>
+          <ns2:ligatures ns2:val="none"/>
         </w:rPr>
         <w:t xml:space="preserve"> </w:t>
       </w:r>
     </w:p>
     <w:bookmarkEnd w:id="22"/>
-    <w:p>
+    <w:p ns2:paraId="5C93B848" ns2:textId="77777777">
       <w:pPr>
         <w:pStyle w:val="Prrafodelista"/>
         <w:spacing w:after="0" w:line="240" w:lineRule="auto"/>
@@ -3507,11 +3507,11 @@
           <w:color w:val="000000"/>
           <w:kern w:val="0"/>
           <w:lang w:val="es-ES" w:eastAsia="es-ES"/>
-          <w14:ligatures w14:val="none"/>
-        </w:rPr>
-      </w:pPr>
-    </w:p>
-    <w:p>
+          <ns2:ligatures ns2:val="none"/>
+        </w:rPr>
+      </w:pPr>
+    </w:p>
+    <w:p ns2:paraId="2A119386" ns2:textId="77777777">
       <w:pPr>
         <w:pStyle w:val="Prrafodelista"/>
         <w:numPr>
@@ -3531,7 +3531,7 @@
           <w:color w:val="000000"/>
           <w:kern w:val="0"/>
           <w:lang w:eastAsia="es-PE"/>
-          <w14:ligatures w14:val="none"/>
+          <ns2:ligatures ns2:val="none"/>
         </w:rPr>
       </w:pPr>
       <w:r>
@@ -3541,12 +3541,12 @@
           <w:color w:val="000000"/>
           <w:kern w:val="0"/>
           <w:lang w:eastAsia="es-PE"/>
-          <w14:ligatures w14:val="none"/>
+          <ns2:ligatures ns2:val="none"/>
         </w:rPr>
         <w:t xml:space="preserve">RESOLUCIÓN DE LA SECRETARÍA TÉCNICA </w:t>
       </w:r>
     </w:p>
-    <w:p>
+    <w:p ns2:paraId="7F554EB2" ns2:textId="77777777">
       <w:pPr>
         <w:spacing w:after="0" w:line="240" w:lineRule="auto"/>
         <w:jc w:val="both"/>
@@ -3556,11 +3556,11 @@
           <w:color w:val="000000"/>
           <w:kern w:val="0"/>
           <w:lang w:eastAsia="es-PE"/>
-          <w14:ligatures w14:val="none"/>
-        </w:rPr>
-      </w:pPr>
-    </w:p>
-    <w:p>
+          <ns2:ligatures ns2:val="none"/>
+        </w:rPr>
+      </w:pPr>
+    </w:p>
+    <w:p ns2:paraId="6909AE61" ns2:textId="33446265">
       <w:pPr>
         <w:spacing w:after="0" w:line="240" w:lineRule="auto"/>
         <w:jc w:val="both"/>
@@ -3569,7 +3569,7 @@
           <w:color w:val="000000"/>
           <w:kern w:val="0"/>
           <w:lang w:eastAsia="es-PE"/>
-          <w14:ligatures w14:val="none"/>
+          <ns2:ligatures ns2:val="none"/>
         </w:rPr>
       </w:pPr>
       <w:r>
@@ -3579,7 +3579,7 @@
           <w:color w:val="000000"/>
           <w:kern w:val="0"/>
           <w:lang w:eastAsia="es-PE"/>
-          <w14:ligatures w14:val="none"/>
+          <ns2:ligatures ns2:val="none"/>
         </w:rPr>
         <w:t xml:space="preserve">PRIMERO: admitir a trámite la denuncia del 22 de febrero de 2026 interpuesta por el señor [DENUNCIANTE] contra Rímac Seguros y Reaseguros S.A., por lo siguiente:</w:t>
       </w:r>
@@ -3590,7 +3590,7 @@
           <w:kern w:val="0"/>
           <w:shd w:val="clear" w:color="auto" w:fill="FFFFFF"/>
           <w:lang w:eastAsia="es-PE"/>
-          <w14:ligatures w14:val="none"/>
+          <ns2:ligatures ns2:val="none"/>
         </w:rPr>
         <w:t xml:space="preserve"/>
       </w:r>
@@ -3601,7 +3601,7 @@
           <w:kern w:val="0"/>
           <w:shd w:val="clear" w:color="auto" w:fill="FFFFFF"/>
           <w:lang w:eastAsia="es-PE"/>
-          <w14:ligatures w14:val="none"/>
+          <ns2:ligatures ns2:val="none"/>
         </w:rPr>
         <w:t xml:space="preserve"/>
       </w:r>
@@ -3612,7 +3612,7 @@
           <w:kern w:val="0"/>
           <w:shd w:val="clear" w:color="auto" w:fill="FFFFFF"/>
           <w:lang w:eastAsia="es-PE"/>
-          <w14:ligatures w14:val="none"/>
+          <ns2:ligatures ns2:val="none"/>
         </w:rPr>
         <w:t xml:space="preserve"/>
       </w:r>
@@ -3623,7 +3623,7 @@
           <w:kern w:val="0"/>
           <w:shd w:val="clear" w:color="auto" w:fill="FFFFFF"/>
           <w:lang w:eastAsia="es-PE"/>
-          <w14:ligatures w14:val="none"/>
+          <ns2:ligatures ns2:val="none"/>
         </w:rPr>
         <w:t xml:space="preserve"/>
       </w:r>
@@ -3633,7 +3633,7 @@
           <w:bCs/>
           <w:spacing w:val="-3"/>
           <w:kern w:val="0"/>
-          <w14:ligatures w14:val="none"/>
+          <ns2:ligatures ns2:val="none"/>
         </w:rPr>
         <w:t xml:space="preserve"/>
       </w:r>
@@ -3644,7 +3644,7 @@
           <w:kern w:val="0"/>
           <w:shd w:val="clear" w:color="auto" w:fill="FFFFFF"/>
           <w:lang w:eastAsia="es-PE"/>
-          <w14:ligatures w14:val="none"/>
+          <ns2:ligatures ns2:val="none"/>
         </w:rPr>
         <w:t xml:space="preserve"/>
       </w:r>
@@ -3654,7 +3654,7 @@
           <w:bCs/>
           <w:spacing w:val="-3"/>
           <w:kern w:val="0"/>
-          <w14:ligatures w14:val="none"/>
+          <ns2:ligatures ns2:val="none"/>
         </w:rPr>
         <w:t/>
       </w:r>
@@ -3665,7 +3665,7 @@
           <w:kern w:val="0"/>
           <w:shd w:val="clear" w:color="auto" w:fill="FFFFFF"/>
           <w:lang w:eastAsia="es-PE"/>
-          <w14:ligatures w14:val="none"/>
+          <ns2:ligatures ns2:val="none"/>
         </w:rPr>
         <w:t xml:space="preserve"/>
       </w:r>
@@ -3677,13 +3677,13 @@
           <w:kern w:val="0"/>
           <w:shd w:val="clear" w:color="auto" w:fill="FFFFFF"/>
           <w:lang w:eastAsia="es-PE"/>
-          <w14:ligatures w14:val="none"/>
+          <ns2:ligatures ns2:val="none"/>
         </w:rPr>
         <w:t/>
       </w:r>
       <w:bookmarkStart w:id="25" w:name="_Hlk215162047"/>
     </w:p>
-    <w:p>
+    <w:p ns2:paraId="773A4B84" ns2:textId="77777777">
       <w:pPr>
         <w:pStyle w:val="Prrafodelista"/>
         <w:spacing w:after="0" w:line="240" w:lineRule="auto"/>
@@ -3692,11 +3692,11 @@
         <w:rPr>
           <w:rFonts w:ascii="Arial Narrow" w:eastAsia="Arial Narrow" w:hAnsi="Arial Narrow" w:cs="Arial Narrow"/>
           <w:kern w:val="0"/>
-          <w14:ligatures w14:val="none"/>
-        </w:rPr>
-      </w:pPr>
-    </w:p>
-    <w:p>
+          <ns2:ligatures ns2:val="none"/>
+        </w:rPr>
+      </w:pPr>
+    </w:p>
+    <w:p ns2:paraId="2C723104" ns2:textId="163A29C0">
       <w:pPr>
         <w:pStyle w:val="Prrafodelista"/>
         <w:numPr>
@@ -3712,14 +3712,14 @@
         <w:rPr>
           <w:rFonts w:ascii="Arial Narrow" w:eastAsia="Arial Narrow" w:hAnsi="Arial Narrow" w:cs="Arial Narrow"/>
           <w:kern w:val="0"/>
-          <w14:ligatures w14:val="none"/>
-        </w:rPr>
-      </w:pPr>
-      <w:r>
-        <w:rPr>
-          <w:rFonts w:ascii="Arial Narrow" w:eastAsia="Arial Narrow" w:hAnsi="Arial Narrow" w:cs="Arial Narrow"/>
-          <w:kern w:val="0"/>
-          <w14:ligatures w14:val="none"/>
+          <ns2:ligatures ns2:val="none"/>
+        </w:rPr>
+      </w:pPr>
+      <w:r>
+        <w:rPr>
+          <w:rFonts w:ascii="Arial Narrow" w:eastAsia="Arial Narrow" w:hAnsi="Arial Narrow" w:cs="Arial Narrow"/>
+          <w:kern w:val="0"/>
+          <ns2:ligatures ns2:val="none"/>
         </w:rPr>
         <w:t xml:space="preserve">Presunta </w:t>
       </w:r>
@@ -3727,7 +3727,7 @@
         <w:rPr>
           <w:rFonts w:ascii="Arial Narrow" w:eastAsia="Arial Narrow" w:hAnsi="Arial Narrow" w:cs="Arial Narrow"/>
           <w:kern w:val="0"/>
-          <w14:ligatures w14:val="none"/>
+          <ns2:ligatures ns2:val="none"/>
         </w:rPr>
         <w:t>infracción a los artículos 18 y 19 de la Ley</w:t>
       </w:r>
@@ -3735,7 +3735,7 @@
         <w:rPr>
           <w:rFonts w:ascii="Arial Narrow" w:eastAsia="Arial Narrow" w:hAnsi="Arial Narrow" w:cs="Arial Narrow"/>
           <w:kern w:val="0"/>
-          <w14:ligatures w14:val="none"/>
+          <ns2:ligatures ns2:val="none"/>
         </w:rPr>
         <w:t xml:space="preserve"> </w:t>
       </w:r>
@@ -3743,7 +3743,7 @@
         <w:rPr>
           <w:rFonts w:ascii="Arial Narrow" w:eastAsia="Arial Narrow" w:hAnsi="Arial Narrow" w:cs="Arial Narrow"/>
           <w:kern w:val="0"/>
-          <w14:ligatures w14:val="none"/>
+          <ns2:ligatures ns2:val="none"/>
         </w:rPr>
         <w:t xml:space="preserve"> 29571, Código de Protección y Defensa del Consumidor</w:t>
       </w:r>
@@ -3751,7 +3751,7 @@
         <w:rPr>
           <w:rFonts w:ascii="Arial Narrow" w:eastAsia="Arial Narrow" w:hAnsi="Arial Narrow" w:cs="Arial Narrow"/>
           <w:kern w:val="0"/>
-          <w14:ligatures w14:val="none"/>
+          <ns2:ligatures ns2:val="none"/>
         </w:rPr>
         <w:t xml:space="preserve">, en tanto </w:t>
       </w:r>
@@ -3759,7 +3759,7 @@
         <w:rPr>
           <w:rFonts w:ascii="Arial Narrow" w:eastAsia="Arial Narrow" w:hAnsi="Arial Narrow" w:cs="Arial Narrow"/>
           <w:kern w:val="0"/>
-          <w14:ligatures w14:val="none"/>
+          <ns2:ligatures ns2:val="none"/>
         </w:rPr>
         <w:t xml:space="preserve">la compañía aseguradora </w:t>
       </w:r>
@@ -3767,7 +3767,7 @@
         <w:rPr>
           <w:rFonts w:ascii="Arial Narrow" w:eastAsia="Arial Narrow" w:hAnsi="Arial Narrow" w:cs="Arial Narrow"/>
           <w:kern w:val="0"/>
-          <w14:ligatures w14:val="none"/>
+          <ns2:ligatures ns2:val="none"/>
         </w:rPr>
         <w:t xml:space="preserve">habría dejado de </w:t>
       </w:r>
@@ -3775,7 +3775,7 @@
         <w:rPr>
           <w:rFonts w:ascii="Arial Narrow" w:eastAsia="Arial Narrow" w:hAnsi="Arial Narrow" w:cs="Arial Narrow"/>
           <w:kern w:val="0"/>
-          <w14:ligatures w14:val="none"/>
+          <ns2:ligatures ns2:val="none"/>
         </w:rPr>
         <w:t>realizar el cobro a través del</w:t>
       </w:r>
@@ -3783,7 +3783,7 @@
         <w:rPr>
           <w:rFonts w:ascii="Arial Narrow" w:eastAsia="Arial Narrow" w:hAnsi="Arial Narrow" w:cs="Arial Narrow"/>
           <w:kern w:val="0"/>
-          <w14:ligatures w14:val="none"/>
+          <ns2:ligatures ns2:val="none"/>
         </w:rPr>
         <w:t xml:space="preserve"> débito automático de la prima </w:t>
       </w:r>
@@ -3791,7 +3791,7 @@
         <w:rPr>
           <w:rFonts w:ascii="Arial Narrow" w:eastAsia="Arial Narrow" w:hAnsi="Arial Narrow" w:cs="Arial Narrow"/>
           <w:kern w:val="0"/>
-          <w14:ligatures w14:val="none"/>
+          <ns2:ligatures ns2:val="none"/>
         </w:rPr>
         <w:t>de la Póliza 02262/0033085909 del</w:t>
       </w:r>
@@ -3799,7 +3799,7 @@
         <w:rPr>
           <w:rFonts w:ascii="Arial Narrow" w:eastAsia="Arial Narrow" w:hAnsi="Arial Narrow" w:cs="Arial Narrow"/>
           <w:kern w:val="0"/>
-          <w14:ligatures w14:val="none"/>
+          <ns2:ligatures ns2:val="none"/>
         </w:rPr>
         <w:t xml:space="preserve"> Seguro de Vida desde octubre de 2024, </w:t>
       </w:r>
@@ -3807,7 +3807,7 @@
         <w:rPr>
           <w:rFonts w:ascii="Arial Narrow" w:eastAsia="Arial Narrow" w:hAnsi="Arial Narrow" w:cs="Arial Narrow"/>
           <w:kern w:val="0"/>
-          <w14:ligatures w14:val="none"/>
+          <ns2:ligatures ns2:val="none"/>
         </w:rPr>
         <w:t>pese a ser una obligación asumida contractualmente</w:t>
       </w:r>
@@ -3815,7 +3815,7 @@
         <w:rPr>
           <w:rFonts w:ascii="Arial Narrow" w:eastAsia="Arial Narrow" w:hAnsi="Arial Narrow" w:cs="Arial Narrow"/>
           <w:kern w:val="0"/>
-          <w14:ligatures w14:val="none"/>
+          <ns2:ligatures ns2:val="none"/>
         </w:rPr>
         <w:t>.</w:t>
       </w:r>
@@ -3823,22 +3823,22 @@
         <w:rPr>
           <w:rFonts w:ascii="Arial Narrow" w:eastAsia="Arial Narrow" w:hAnsi="Arial Narrow" w:cs="Arial Narrow"/>
           <w:kern w:val="0"/>
-          <w14:ligatures w14:val="none"/>
+          <ns2:ligatures ns2:val="none"/>
         </w:rPr>
         <w:t xml:space="preserve"> </w:t>
       </w:r>
     </w:p>
-    <w:p>
+    <w:p ns2:paraId="1B1DB5CA" ns2:textId="77777777">
       <w:pPr>
         <w:pStyle w:val="Prrafodelista"/>
         <w:rPr>
           <w:rFonts w:ascii="Arial Narrow" w:eastAsia="Arial Narrow" w:hAnsi="Arial Narrow" w:cs="Arial Narrow"/>
           <w:kern w:val="0"/>
-          <w14:ligatures w14:val="none"/>
-        </w:rPr>
-      </w:pPr>
-    </w:p>
-    <w:p>
+          <ns2:ligatures ns2:val="none"/>
+        </w:rPr>
+      </w:pPr>
+    </w:p>
+    <w:p ns2:paraId="743E750F" ns2:textId="26C5244E">
       <w:pPr>
         <w:pStyle w:val="Prrafodelista"/>
         <w:numPr>
@@ -3854,14 +3854,14 @@
         <w:rPr>
           <w:rFonts w:ascii="Arial Narrow" w:eastAsia="Arial Narrow" w:hAnsi="Arial Narrow" w:cs="Arial Narrow"/>
           <w:kern w:val="0"/>
-          <w14:ligatures w14:val="none"/>
-        </w:rPr>
-      </w:pPr>
-      <w:r>
-        <w:rPr>
-          <w:rFonts w:ascii="Arial Narrow" w:eastAsia="Arial Narrow" w:hAnsi="Arial Narrow" w:cs="Arial Narrow"/>
-          <w:kern w:val="0"/>
-          <w14:ligatures w14:val="none"/>
+          <ns2:ligatures ns2:val="none"/>
+        </w:rPr>
+      </w:pPr>
+      <w:r>
+        <w:rPr>
+          <w:rFonts w:ascii="Arial Narrow" w:eastAsia="Arial Narrow" w:hAnsi="Arial Narrow" w:cs="Arial Narrow"/>
+          <w:kern w:val="0"/>
+          <ns2:ligatures ns2:val="none"/>
         </w:rPr>
         <w:t xml:space="preserve">Presunta infracción a los artículos 18 y 19 de la Ley </w:t>
       </w:r>
@@ -3869,7 +3869,7 @@
         <w:rPr>
           <w:rFonts w:ascii="Arial Narrow" w:eastAsia="Arial Narrow" w:hAnsi="Arial Narrow" w:cs="Arial Narrow"/>
           <w:kern w:val="0"/>
-          <w14:ligatures w14:val="none"/>
+          <ns2:ligatures ns2:val="none"/>
         </w:rPr>
         <w:t xml:space="preserve"/>
       </w:r>
@@ -3877,7 +3877,7 @@
         <w:rPr>
           <w:rFonts w:ascii="Arial Narrow" w:eastAsia="Arial Narrow" w:hAnsi="Arial Narrow" w:cs="Arial Narrow"/>
           <w:kern w:val="0"/>
-          <w14:ligatures w14:val="none"/>
+          <ns2:ligatures ns2:val="none"/>
         </w:rPr>
         <w:t xml:space="preserve">29571, Código de Protección y Defensa del Consumidor, en tanto </w:t>
       </w:r>
@@ -3885,7 +3885,7 @@
         <w:rPr>
           <w:rFonts w:ascii="Arial Narrow" w:eastAsia="Arial Narrow" w:hAnsi="Arial Narrow" w:cs="Arial Narrow"/>
           <w:kern w:val="0"/>
-          <w14:ligatures w14:val="none"/>
+          <ns2:ligatures ns2:val="none"/>
         </w:rPr>
         <w:t xml:space="preserve">la compañía aseguradora </w:t>
       </w:r>
@@ -3893,7 +3893,7 @@
         <w:rPr>
           <w:rFonts w:ascii="Arial Narrow" w:eastAsia="Arial Narrow" w:hAnsi="Arial Narrow" w:cs="Arial Narrow"/>
           <w:kern w:val="0"/>
-          <w14:ligatures w14:val="none"/>
+          <ns2:ligatures ns2:val="none"/>
         </w:rPr>
         <w:t xml:space="preserve">habría dejado de </w:t>
       </w:r>
@@ -3901,7 +3901,7 @@
         <w:rPr>
           <w:rFonts w:ascii="Arial Narrow" w:eastAsia="Arial Narrow" w:hAnsi="Arial Narrow" w:cs="Arial Narrow"/>
           <w:kern w:val="0"/>
-          <w14:ligatures w14:val="none"/>
+          <ns2:ligatures ns2:val="none"/>
         </w:rPr>
         <w:t>realizar el cobro a través del</w:t>
       </w:r>
@@ -3909,7 +3909,7 @@
         <w:rPr>
           <w:rFonts w:ascii="Arial Narrow" w:eastAsia="Arial Narrow" w:hAnsi="Arial Narrow" w:cs="Arial Narrow"/>
           <w:kern w:val="0"/>
-          <w14:ligatures w14:val="none"/>
+          <ns2:ligatures ns2:val="none"/>
         </w:rPr>
         <w:t xml:space="preserve"> </w:t>
       </w:r>
@@ -3917,7 +3917,7 @@
         <w:rPr>
           <w:rFonts w:ascii="Arial Narrow" w:eastAsia="Arial Narrow" w:hAnsi="Arial Narrow" w:cs="Arial Narrow"/>
           <w:kern w:val="0"/>
-          <w14:ligatures w14:val="none"/>
+          <ns2:ligatures ns2:val="none"/>
         </w:rPr>
         <w:lastRenderedPageBreak/>
         <w:t xml:space="preserve">débito automático </w:t>
@@ -3926,7 +3926,7 @@
         <w:rPr>
           <w:rFonts w:ascii="Arial Narrow" w:eastAsia="Arial Narrow" w:hAnsi="Arial Narrow" w:cs="Arial Narrow"/>
           <w:kern w:val="0"/>
-          <w14:ligatures w14:val="none"/>
+          <ns2:ligatures ns2:val="none"/>
         </w:rPr>
         <w:t xml:space="preserve">de la prima </w:t>
       </w:r>
@@ -3934,7 +3934,7 @@
         <w:rPr>
           <w:rFonts w:ascii="Arial Narrow" w:eastAsia="Arial Narrow" w:hAnsi="Arial Narrow" w:cs="Arial Narrow"/>
           <w:kern w:val="0"/>
-          <w14:ligatures w14:val="none"/>
+          <ns2:ligatures ns2:val="none"/>
         </w:rPr>
         <w:t xml:space="preserve">de la Póliza 02262/0033085862 </w:t>
       </w:r>
@@ -3942,7 +3942,7 @@
         <w:rPr>
           <w:rFonts w:ascii="Arial Narrow" w:eastAsia="Arial Narrow" w:hAnsi="Arial Narrow" w:cs="Arial Narrow"/>
           <w:kern w:val="0"/>
-          <w14:ligatures w14:val="none"/>
+          <ns2:ligatures ns2:val="none"/>
         </w:rPr>
         <w:t xml:space="preserve">del Seguro de Vida desde octubre de 2024, </w:t>
       </w:r>
@@ -3950,7 +3950,7 @@
         <w:rPr>
           <w:rFonts w:ascii="Arial Narrow" w:eastAsia="Arial Narrow" w:hAnsi="Arial Narrow" w:cs="Arial Narrow"/>
           <w:kern w:val="0"/>
-          <w14:ligatures w14:val="none"/>
+          <ns2:ligatures ns2:val="none"/>
         </w:rPr>
         <w:t>pese a ser una obligación asumida contractualmente</w:t>
       </w:r>
@@ -3958,23 +3958,23 @@
         <w:rPr>
           <w:rFonts w:ascii="Arial Narrow" w:eastAsia="Arial Narrow" w:hAnsi="Arial Narrow" w:cs="Arial Narrow"/>
           <w:kern w:val="0"/>
-          <w14:ligatures w14:val="none"/>
+          <ns2:ligatures ns2:val="none"/>
         </w:rPr>
         <w:t xml:space="preserve">. </w:t>
       </w:r>
     </w:p>
-    <w:p>
-      <w:pPr>
-        <w:spacing w:after="0" w:line="240" w:lineRule="auto"/>
-        <w:jc w:val="both"/>
-        <w:rPr>
-          <w:rFonts w:ascii="Arial Narrow" w:eastAsia="Arial Narrow" w:hAnsi="Arial Narrow" w:cs="Arial Narrow"/>
-          <w:kern w:val="0"/>
-          <w14:ligatures w14:val="none"/>
-        </w:rPr>
-      </w:pPr>
-    </w:p>
-    <w:p>
+    <w:p ns2:paraId="5C7006E1" ns2:textId="77777777">
+      <w:pPr>
+        <w:spacing w:after="0" w:line="240" w:lineRule="auto"/>
+        <w:jc w:val="both"/>
+        <w:rPr>
+          <w:rFonts w:ascii="Arial Narrow" w:eastAsia="Arial Narrow" w:hAnsi="Arial Narrow" w:cs="Arial Narrow"/>
+          <w:kern w:val="0"/>
+          <ns2:ligatures ns2:val="none"/>
+        </w:rPr>
+      </w:pPr>
+    </w:p>
+    <w:p ns2:paraId="606B22A4" ns2:textId="1394FD26">
       <w:pPr>
         <w:pStyle w:val="Prrafodelista"/>
         <w:numPr>
@@ -3990,14 +3990,14 @@
         <w:rPr>
           <w:rFonts w:ascii="Arial Narrow" w:eastAsia="Arial Narrow" w:hAnsi="Arial Narrow" w:cs="Arial Narrow"/>
           <w:kern w:val="0"/>
-          <w14:ligatures w14:val="none"/>
-        </w:rPr>
-      </w:pPr>
-      <w:r>
-        <w:rPr>
-          <w:rFonts w:ascii="Arial Narrow" w:eastAsia="Arial Narrow" w:hAnsi="Arial Narrow" w:cs="Arial Narrow"/>
-          <w:kern w:val="0"/>
-          <w14:ligatures w14:val="none"/>
+          <ns2:ligatures ns2:val="none"/>
+        </w:rPr>
+      </w:pPr>
+      <w:r>
+        <w:rPr>
+          <w:rFonts w:ascii="Arial Narrow" w:eastAsia="Arial Narrow" w:hAnsi="Arial Narrow" w:cs="Arial Narrow"/>
+          <w:kern w:val="0"/>
+          <ns2:ligatures ns2:val="none"/>
         </w:rPr>
         <w:t xml:space="preserve">Presunta </w:t>
       </w:r>
@@ -4005,7 +4005,7 @@
         <w:rPr>
           <w:rFonts w:ascii="Arial Narrow" w:eastAsia="Arial Narrow" w:hAnsi="Arial Narrow" w:cs="Arial Narrow"/>
           <w:kern w:val="0"/>
-          <w14:ligatures w14:val="none"/>
+          <ns2:ligatures ns2:val="none"/>
         </w:rPr>
         <w:t xml:space="preserve">infracción a los artículos 18 y 19 de la Ley </w:t>
       </w:r>
@@ -4013,7 +4013,7 @@
         <w:rPr>
           <w:rFonts w:ascii="Arial Narrow" w:eastAsia="Arial Narrow" w:hAnsi="Arial Narrow" w:cs="Arial Narrow"/>
           <w:kern w:val="0"/>
-          <w14:ligatures w14:val="none"/>
+          <ns2:ligatures ns2:val="none"/>
         </w:rPr>
         <w:t xml:space="preserve"/>
       </w:r>
@@ -4021,7 +4021,7 @@
         <w:rPr>
           <w:rFonts w:ascii="Arial Narrow" w:eastAsia="Arial Narrow" w:hAnsi="Arial Narrow" w:cs="Arial Narrow"/>
           <w:kern w:val="0"/>
-          <w14:ligatures w14:val="none"/>
+          <ns2:ligatures ns2:val="none"/>
         </w:rPr>
         <w:t>29571, Código de Protección y Defensa del Consumidor</w:t>
       </w:r>
@@ -4029,7 +4029,7 @@
         <w:rPr>
           <w:rFonts w:ascii="Arial Narrow" w:eastAsia="Arial Narrow" w:hAnsi="Arial Narrow" w:cs="Arial Narrow"/>
           <w:kern w:val="0"/>
-          <w14:ligatures w14:val="none"/>
+          <ns2:ligatures ns2:val="none"/>
         </w:rPr>
         <w:t xml:space="preserve">, en tanto </w:t>
       </w:r>
@@ -4037,7 +4037,7 @@
         <w:rPr>
           <w:rFonts w:ascii="Arial Narrow" w:eastAsia="Arial Narrow" w:hAnsi="Arial Narrow" w:cs="Arial Narrow"/>
           <w:kern w:val="0"/>
-          <w14:ligatures w14:val="none"/>
+          <ns2:ligatures ns2:val="none"/>
         </w:rPr>
         <w:t xml:space="preserve">la compañía aseguradora </w:t>
       </w:r>
@@ -4045,7 +4045,7 @@
         <w:rPr>
           <w:rFonts w:ascii="Arial Narrow" w:eastAsia="Arial Narrow" w:hAnsi="Arial Narrow" w:cs="Arial Narrow"/>
           <w:kern w:val="0"/>
-          <w14:ligatures w14:val="none"/>
+          <ns2:ligatures ns2:val="none"/>
         </w:rPr>
         <w:t xml:space="preserve">habría anulado </w:t>
       </w:r>
@@ -4053,7 +4053,7 @@
         <w:rPr>
           <w:rFonts w:ascii="Arial Narrow" w:eastAsia="Arial Narrow" w:hAnsi="Arial Narrow" w:cs="Arial Narrow"/>
           <w:kern w:val="0"/>
-          <w14:ligatures w14:val="none"/>
+          <ns2:ligatures ns2:val="none"/>
         </w:rPr>
         <w:t xml:space="preserve">injustificadamente </w:t>
       </w:r>
@@ -4061,7 +4061,7 @@
         <w:rPr>
           <w:rFonts w:ascii="Arial Narrow" w:eastAsia="Arial Narrow" w:hAnsi="Arial Narrow" w:cs="Arial Narrow"/>
           <w:kern w:val="0"/>
-          <w14:ligatures w14:val="none"/>
+          <ns2:ligatures ns2:val="none"/>
         </w:rPr>
         <w:t xml:space="preserve">la Póliza 02262/0033085909 del Seguro de Vida </w:t>
       </w:r>
@@ -4069,7 +4069,7 @@
         <w:rPr>
           <w:rFonts w:ascii="Arial Narrow" w:eastAsia="Arial Narrow" w:hAnsi="Arial Narrow" w:cs="Arial Narrow"/>
           <w:kern w:val="0"/>
-          <w14:ligatures w14:val="none"/>
+          <ns2:ligatures ns2:val="none"/>
         </w:rPr>
         <w:t xml:space="preserve">sin haber comunicado </w:t>
       </w:r>
@@ -4077,7 +4077,7 @@
         <w:rPr>
           <w:rFonts w:ascii="Arial Narrow" w:eastAsia="Arial Narrow" w:hAnsi="Arial Narrow" w:cs="Arial Narrow"/>
           <w:kern w:val="0"/>
-          <w14:ligatures w14:val="none"/>
+          <ns2:ligatures ns2:val="none"/>
         </w:rPr>
         <w:t>oportunamente</w:t>
       </w:r>
@@ -4085,7 +4085,7 @@
         <w:rPr>
           <w:rFonts w:ascii="Arial Narrow" w:eastAsia="Arial Narrow" w:hAnsi="Arial Narrow" w:cs="Arial Narrow"/>
           <w:kern w:val="0"/>
-          <w14:ligatures w14:val="none"/>
+          <ns2:ligatures ns2:val="none"/>
         </w:rPr>
         <w:t xml:space="preserve"> al denunciante la existencia de incumplimientos</w:t>
       </w:r>
@@ -4093,7 +4093,7 @@
         <w:rPr>
           <w:rFonts w:ascii="Arial Narrow" w:eastAsia="Arial Narrow" w:hAnsi="Arial Narrow" w:cs="Arial Narrow"/>
           <w:kern w:val="0"/>
-          <w14:ligatures w14:val="none"/>
+          <ns2:ligatures ns2:val="none"/>
         </w:rPr>
         <w:t xml:space="preserve"> de pago</w:t>
       </w:r>
@@ -4101,7 +4101,7 @@
         <w:rPr>
           <w:rFonts w:ascii="Arial Narrow" w:eastAsia="Arial Narrow" w:hAnsi="Arial Narrow" w:cs="Arial Narrow"/>
           <w:kern w:val="0"/>
-          <w14:ligatures w14:val="none"/>
+          <ns2:ligatures ns2:val="none"/>
         </w:rPr>
         <w:t xml:space="preserve"> o la eventual pérdida de vigencia de la referida póliza</w:t>
       </w:r>
@@ -4109,12 +4109,12 @@
         <w:rPr>
           <w:rFonts w:ascii="Arial Narrow" w:eastAsia="Arial Narrow" w:hAnsi="Arial Narrow" w:cs="Arial Narrow"/>
           <w:kern w:val="0"/>
-          <w14:ligatures w14:val="none"/>
+          <ns2:ligatures ns2:val="none"/>
         </w:rPr>
         <w:t>.</w:t>
       </w:r>
     </w:p>
-    <w:p>
+    <w:p ns2:paraId="1050427D" ns2:textId="77777777">
       <w:pPr>
         <w:pStyle w:val="Prrafodelista"/>
         <w:spacing w:after="0" w:line="240" w:lineRule="auto"/>
@@ -4123,11 +4123,11 @@
         <w:rPr>
           <w:rFonts w:ascii="Arial Narrow" w:eastAsia="Arial Narrow" w:hAnsi="Arial Narrow" w:cs="Arial Narrow"/>
           <w:kern w:val="0"/>
-          <w14:ligatures w14:val="none"/>
-        </w:rPr>
-      </w:pPr>
-    </w:p>
-    <w:p>
+          <ns2:ligatures ns2:val="none"/>
+        </w:rPr>
+      </w:pPr>
+    </w:p>
+    <w:p ns2:paraId="7021EC17" ns2:textId="089E4F6F">
       <w:pPr>
         <w:pStyle w:val="Prrafodelista"/>
         <w:numPr>
@@ -4143,14 +4143,14 @@
         <w:rPr>
           <w:rFonts w:ascii="Arial Narrow" w:eastAsia="Arial Narrow" w:hAnsi="Arial Narrow" w:cs="Arial Narrow"/>
           <w:kern w:val="0"/>
-          <w14:ligatures w14:val="none"/>
-        </w:rPr>
-      </w:pPr>
-      <w:r>
-        <w:rPr>
-          <w:rFonts w:ascii="Arial Narrow" w:eastAsia="Arial Narrow" w:hAnsi="Arial Narrow" w:cs="Arial Narrow"/>
-          <w:kern w:val="0"/>
-          <w14:ligatures w14:val="none"/>
+          <ns2:ligatures ns2:val="none"/>
+        </w:rPr>
+      </w:pPr>
+      <w:r>
+        <w:rPr>
+          <w:rFonts w:ascii="Arial Narrow" w:eastAsia="Arial Narrow" w:hAnsi="Arial Narrow" w:cs="Arial Narrow"/>
+          <w:kern w:val="0"/>
+          <ns2:ligatures ns2:val="none"/>
         </w:rPr>
         <w:t xml:space="preserve">Presunta infracción a los artículos 18 y 19 de la Ley </w:t>
       </w:r>
@@ -4158,7 +4158,7 @@
         <w:rPr>
           <w:rFonts w:ascii="Arial Narrow" w:eastAsia="Arial Narrow" w:hAnsi="Arial Narrow" w:cs="Arial Narrow"/>
           <w:kern w:val="0"/>
-          <w14:ligatures w14:val="none"/>
+          <ns2:ligatures ns2:val="none"/>
         </w:rPr>
         <w:t xml:space="preserve"/>
       </w:r>
@@ -4166,7 +4166,7 @@
         <w:rPr>
           <w:rFonts w:ascii="Arial Narrow" w:eastAsia="Arial Narrow" w:hAnsi="Arial Narrow" w:cs="Arial Narrow"/>
           <w:kern w:val="0"/>
-          <w14:ligatures w14:val="none"/>
+          <ns2:ligatures ns2:val="none"/>
         </w:rPr>
         <w:t xml:space="preserve">29571, Código de Protección y Defensa del Consumidor, en tanto </w:t>
       </w:r>
@@ -4174,7 +4174,7 @@
         <w:rPr>
           <w:rFonts w:ascii="Arial Narrow" w:eastAsia="Arial Narrow" w:hAnsi="Arial Narrow" w:cs="Arial Narrow"/>
           <w:kern w:val="0"/>
-          <w14:ligatures w14:val="none"/>
+          <ns2:ligatures ns2:val="none"/>
         </w:rPr>
         <w:t xml:space="preserve">la compañía aseguradora habría anulado injustificadamente </w:t>
       </w:r>
@@ -4182,7 +4182,7 @@
         <w:rPr>
           <w:rFonts w:ascii="Arial Narrow" w:eastAsia="Arial Narrow" w:hAnsi="Arial Narrow" w:cs="Arial Narrow"/>
           <w:kern w:val="0"/>
-          <w14:ligatures w14:val="none"/>
+          <ns2:ligatures ns2:val="none"/>
         </w:rPr>
         <w:t xml:space="preserve">la Póliza 02262/0033085862 del Seguro de Vida </w:t>
       </w:r>
@@ -4190,7 +4190,7 @@
         <w:rPr>
           <w:rFonts w:ascii="Arial Narrow" w:eastAsia="Arial Narrow" w:hAnsi="Arial Narrow" w:cs="Arial Narrow"/>
           <w:kern w:val="0"/>
-          <w14:ligatures w14:val="none"/>
+          <ns2:ligatures ns2:val="none"/>
         </w:rPr>
         <w:t xml:space="preserve">sin haber comunicado </w:t>
       </w:r>
@@ -4198,7 +4198,7 @@
         <w:rPr>
           <w:rFonts w:ascii="Arial Narrow" w:eastAsia="Arial Narrow" w:hAnsi="Arial Narrow" w:cs="Arial Narrow"/>
           <w:kern w:val="0"/>
-          <w14:ligatures w14:val="none"/>
+          <ns2:ligatures ns2:val="none"/>
         </w:rPr>
         <w:t xml:space="preserve">oportunamente </w:t>
       </w:r>
@@ -4206,7 +4206,7 @@
         <w:rPr>
           <w:rFonts w:ascii="Arial Narrow" w:eastAsia="Arial Narrow" w:hAnsi="Arial Narrow" w:cs="Arial Narrow"/>
           <w:kern w:val="0"/>
-          <w14:ligatures w14:val="none"/>
+          <ns2:ligatures ns2:val="none"/>
         </w:rPr>
         <w:t xml:space="preserve">al denunciante la existencia de incumplimientos </w:t>
       </w:r>
@@ -4214,7 +4214,7 @@
         <w:rPr>
           <w:rFonts w:ascii="Arial Narrow" w:eastAsia="Arial Narrow" w:hAnsi="Arial Narrow" w:cs="Arial Narrow"/>
           <w:kern w:val="0"/>
-          <w14:ligatures w14:val="none"/>
+          <ns2:ligatures ns2:val="none"/>
         </w:rPr>
         <w:t xml:space="preserve">de pago </w:t>
       </w:r>
@@ -4222,7 +4222,7 @@
         <w:rPr>
           <w:rFonts w:ascii="Arial Narrow" w:eastAsia="Arial Narrow" w:hAnsi="Arial Narrow" w:cs="Arial Narrow"/>
           <w:kern w:val="0"/>
-          <w14:ligatures w14:val="none"/>
+          <ns2:ligatures ns2:val="none"/>
         </w:rPr>
         <w:t xml:space="preserve">o la eventual pérdida de vigencia de </w:t>
       </w:r>
@@ -4230,7 +4230,7 @@
         <w:rPr>
           <w:rFonts w:ascii="Arial Narrow" w:eastAsia="Arial Narrow" w:hAnsi="Arial Narrow" w:cs="Arial Narrow"/>
           <w:kern w:val="0"/>
-          <w14:ligatures w14:val="none"/>
+          <ns2:ligatures ns2:val="none"/>
         </w:rPr>
         <w:t>la referida póliza</w:t>
       </w:r>
@@ -4238,7 +4238,7 @@
         <w:rPr>
           <w:rFonts w:ascii="Arial Narrow" w:eastAsia="Arial Narrow" w:hAnsi="Arial Narrow" w:cs="Arial Narrow"/>
           <w:kern w:val="0"/>
-          <w14:ligatures w14:val="none"/>
+          <ns2:ligatures ns2:val="none"/>
         </w:rPr>
         <w:t>.</w:t>
       </w:r>
@@ -4246,12 +4246,12 @@
         <w:rPr>
           <w:rFonts w:ascii="Arial Narrow" w:eastAsia="Arial Narrow" w:hAnsi="Arial Narrow" w:cs="Arial Narrow"/>
           <w:kern w:val="0"/>
-          <w14:ligatures w14:val="none"/>
+          <ns2:ligatures ns2:val="none"/>
         </w:rPr>
         <w:t xml:space="preserve"> </w:t>
       </w:r>
     </w:p>
-    <w:p>
+    <w:p ns2:paraId="27B6F9C6" ns2:textId="77777777">
       <w:pPr>
         <w:pStyle w:val="Prrafodelista"/>
         <w:spacing w:after="0" w:line="240" w:lineRule="auto"/>
@@ -4260,11 +4260,11 @@
         <w:rPr>
           <w:rFonts w:ascii="Arial Narrow" w:eastAsia="Arial Narrow" w:hAnsi="Arial Narrow" w:cs="Arial Narrow"/>
           <w:kern w:val="0"/>
-          <w14:ligatures w14:val="none"/>
-        </w:rPr>
-      </w:pPr>
-    </w:p>
-    <w:p>
+          <ns2:ligatures ns2:val="none"/>
+        </w:rPr>
+      </w:pPr>
+    </w:p>
+    <w:p ns2:paraId="0238B891" ns2:textId="7CB01EC3">
       <w:pPr>
         <w:pStyle w:val="Prrafodelista"/>
         <w:numPr>
@@ -4280,14 +4280,14 @@
         <w:rPr>
           <w:rFonts w:ascii="Arial Narrow" w:eastAsia="Arial Narrow" w:hAnsi="Arial Narrow" w:cs="Arial Narrow"/>
           <w:kern w:val="0"/>
-          <w14:ligatures w14:val="none"/>
-        </w:rPr>
-      </w:pPr>
-      <w:r>
-        <w:rPr>
-          <w:rFonts w:ascii="Arial Narrow" w:eastAsia="Arial Narrow" w:hAnsi="Arial Narrow" w:cs="Arial Narrow"/>
-          <w:kern w:val="0"/>
-          <w14:ligatures w14:val="none"/>
+          <ns2:ligatures ns2:val="none"/>
+        </w:rPr>
+      </w:pPr>
+      <w:r>
+        <w:rPr>
+          <w:rFonts w:ascii="Arial Narrow" w:eastAsia="Arial Narrow" w:hAnsi="Arial Narrow" w:cs="Arial Narrow"/>
+          <w:kern w:val="0"/>
+          <ns2:ligatures ns2:val="none"/>
         </w:rPr>
         <w:t xml:space="preserve">Presunta </w:t>
       </w:r>
@@ -4295,7 +4295,7 @@
         <w:rPr>
           <w:rFonts w:ascii="Arial Narrow" w:eastAsia="Arial Narrow" w:hAnsi="Arial Narrow" w:cs="Arial Narrow"/>
           <w:kern w:val="0"/>
-          <w14:ligatures w14:val="none"/>
+          <ns2:ligatures ns2:val="none"/>
         </w:rPr>
         <w:t>infracción a los artículos 18 y 19 de la Ley</w:t>
       </w:r>
@@ -4303,7 +4303,7 @@
         <w:rPr>
           <w:rFonts w:ascii="Arial Narrow" w:eastAsia="Arial Narrow" w:hAnsi="Arial Narrow" w:cs="Arial Narrow"/>
           <w:kern w:val="0"/>
-          <w14:ligatures w14:val="none"/>
+          <ns2:ligatures ns2:val="none"/>
         </w:rPr>
         <w:t xml:space="preserve"> </w:t>
       </w:r>
@@ -4311,7 +4311,7 @@
         <w:rPr>
           <w:rFonts w:ascii="Arial Narrow" w:eastAsia="Arial Narrow" w:hAnsi="Arial Narrow" w:cs="Arial Narrow"/>
           <w:kern w:val="0"/>
-          <w14:ligatures w14:val="none"/>
+          <ns2:ligatures ns2:val="none"/>
         </w:rPr>
         <w:t xml:space="preserve"> 29571, Código de Protección y Defensa del Consumidor</w:t>
       </w:r>
@@ -4319,7 +4319,7 @@
         <w:rPr>
           <w:rFonts w:ascii="Arial Narrow" w:eastAsia="Arial Narrow" w:hAnsi="Arial Narrow" w:cs="Arial Narrow"/>
           <w:kern w:val="0"/>
-          <w14:ligatures w14:val="none"/>
+          <ns2:ligatures ns2:val="none"/>
         </w:rPr>
         <w:t xml:space="preserve">, en tanto </w:t>
       </w:r>
@@ -4327,7 +4327,7 @@
         <w:rPr>
           <w:rFonts w:ascii="Arial Narrow" w:eastAsia="Arial Narrow" w:hAnsi="Arial Narrow" w:cs="Arial Narrow"/>
           <w:kern w:val="0"/>
-          <w14:ligatures w14:val="none"/>
+          <ns2:ligatures ns2:val="none"/>
         </w:rPr>
         <w:t xml:space="preserve">la compañía aseguradora </w:t>
       </w:r>
@@ -4335,7 +4335,7 @@
         <w:rPr>
           <w:rFonts w:ascii="Arial Narrow" w:eastAsia="Arial Narrow" w:hAnsi="Arial Narrow" w:cs="Arial Narrow"/>
           <w:kern w:val="0"/>
-          <w14:ligatures w14:val="none"/>
+          <ns2:ligatures ns2:val="none"/>
         </w:rPr>
         <w:t xml:space="preserve">se habría negado injustificadamente a rehabilitar </w:t>
       </w:r>
@@ -4343,7 +4343,7 @@
         <w:rPr>
           <w:rFonts w:ascii="Arial Narrow" w:eastAsia="Arial Narrow" w:hAnsi="Arial Narrow" w:cs="Arial Narrow"/>
           <w:kern w:val="0"/>
-          <w14:ligatures w14:val="none"/>
+          <ns2:ligatures ns2:val="none"/>
         </w:rPr>
         <w:t xml:space="preserve">la </w:t>
       </w:r>
@@ -4353,7 +4353,7 @@
           <w:color w:val="000000"/>
           <w:kern w:val="0"/>
           <w:lang w:val="es-ES" w:eastAsia="es-ES"/>
-          <w14:ligatures w14:val="none"/>
+          <ns2:ligatures ns2:val="none"/>
         </w:rPr>
         <w:t>Póliza 02262/0033085909 del Seguro de Vida</w:t>
       </w:r>
@@ -4361,7 +4361,7 @@
         <w:rPr>
           <w:rFonts w:ascii="Arial Narrow" w:eastAsia="Arial Narrow" w:hAnsi="Arial Narrow" w:cs="Arial Narrow"/>
           <w:kern w:val="0"/>
-          <w14:ligatures w14:val="none"/>
+          <ns2:ligatures ns2:val="none"/>
         </w:rPr>
         <w:t xml:space="preserve"> </w:t>
       </w:r>
@@ -4369,7 +4369,7 @@
         <w:rPr>
           <w:rFonts w:ascii="Arial Narrow" w:eastAsia="Arial Narrow" w:hAnsi="Arial Narrow" w:cs="Arial Narrow"/>
           <w:kern w:val="0"/>
-          <w14:ligatures w14:val="none"/>
+          <ns2:ligatures ns2:val="none"/>
         </w:rPr>
         <w:t>solicitada por el denunciante el 12 de noviembre de 2025</w:t>
       </w:r>
@@ -4377,12 +4377,12 @@
         <w:rPr>
           <w:rFonts w:ascii="Arial Narrow" w:eastAsia="Arial Narrow" w:hAnsi="Arial Narrow" w:cs="Arial Narrow"/>
           <w:kern w:val="0"/>
-          <w14:ligatures w14:val="none"/>
+          <ns2:ligatures ns2:val="none"/>
         </w:rPr>
         <w:t>.</w:t>
       </w:r>
     </w:p>
-    <w:p>
+    <w:p ns2:paraId="659D9EAD" ns2:textId="77777777">
       <w:pPr>
         <w:pStyle w:val="Prrafodelista"/>
         <w:spacing w:after="0" w:line="240" w:lineRule="auto"/>
@@ -4391,11 +4391,11 @@
         <w:rPr>
           <w:rFonts w:ascii="Arial Narrow" w:eastAsia="Arial Narrow" w:hAnsi="Arial Narrow" w:cs="Arial Narrow"/>
           <w:kern w:val="0"/>
-          <w14:ligatures w14:val="none"/>
-        </w:rPr>
-      </w:pPr>
-    </w:p>
-    <w:p>
+          <ns2:ligatures ns2:val="none"/>
+        </w:rPr>
+      </w:pPr>
+    </w:p>
+    <w:p ns2:paraId="23E0CD82" ns2:textId="0A4463AA">
       <w:pPr>
         <w:pStyle w:val="Prrafodelista"/>
         <w:numPr>
@@ -4411,14 +4411,14 @@
         <w:rPr>
           <w:rFonts w:ascii="Arial Narrow" w:eastAsia="Arial Narrow" w:hAnsi="Arial Narrow" w:cs="Arial Narrow"/>
           <w:kern w:val="0"/>
-          <w14:ligatures w14:val="none"/>
-        </w:rPr>
-      </w:pPr>
-      <w:r>
-        <w:rPr>
-          <w:rFonts w:ascii="Arial Narrow" w:eastAsia="Arial Narrow" w:hAnsi="Arial Narrow" w:cs="Arial Narrow"/>
-          <w:kern w:val="0"/>
-          <w14:ligatures w14:val="none"/>
+          <ns2:ligatures ns2:val="none"/>
+        </w:rPr>
+      </w:pPr>
+      <w:r>
+        <w:rPr>
+          <w:rFonts w:ascii="Arial Narrow" w:eastAsia="Arial Narrow" w:hAnsi="Arial Narrow" w:cs="Arial Narrow"/>
+          <w:kern w:val="0"/>
+          <ns2:ligatures ns2:val="none"/>
         </w:rPr>
         <w:t>Presunta infracción a los artículos 18 y 19 de la Ley</w:t>
       </w:r>
@@ -4426,7 +4426,7 @@
         <w:rPr>
           <w:rFonts w:ascii="Arial Narrow" w:eastAsia="Arial Narrow" w:hAnsi="Arial Narrow" w:cs="Arial Narrow"/>
           <w:kern w:val="0"/>
-          <w14:ligatures w14:val="none"/>
+          <ns2:ligatures ns2:val="none"/>
         </w:rPr>
         <w:t xml:space="preserve"> </w:t>
       </w:r>
@@ -4434,7 +4434,7 @@
         <w:rPr>
           <w:rFonts w:ascii="Arial Narrow" w:eastAsia="Arial Narrow" w:hAnsi="Arial Narrow" w:cs="Arial Narrow"/>
           <w:kern w:val="0"/>
-          <w14:ligatures w14:val="none"/>
+          <ns2:ligatures ns2:val="none"/>
         </w:rPr>
         <w:t xml:space="preserve"> 29571, Código de Protección y Defensa del Consumidor, en tanto </w:t>
       </w:r>
@@ -4442,7 +4442,7 @@
         <w:rPr>
           <w:rFonts w:ascii="Arial Narrow" w:eastAsia="Arial Narrow" w:hAnsi="Arial Narrow" w:cs="Arial Narrow"/>
           <w:kern w:val="0"/>
-          <w14:ligatures w14:val="none"/>
+          <ns2:ligatures ns2:val="none"/>
         </w:rPr>
         <w:t xml:space="preserve">la compañía aseguradora </w:t>
       </w:r>
@@ -4450,7 +4450,7 @@
         <w:rPr>
           <w:rFonts w:ascii="Arial Narrow" w:eastAsia="Arial Narrow" w:hAnsi="Arial Narrow" w:cs="Arial Narrow"/>
           <w:kern w:val="0"/>
-          <w14:ligatures w14:val="none"/>
+          <ns2:ligatures ns2:val="none"/>
         </w:rPr>
         <w:t xml:space="preserve">se habría negado injustificadamente a rehabilitar </w:t>
       </w:r>
@@ -4458,7 +4458,7 @@
         <w:rPr>
           <w:rFonts w:ascii="Arial Narrow" w:eastAsia="Arial Narrow" w:hAnsi="Arial Narrow" w:cs="Arial Narrow"/>
           <w:kern w:val="0"/>
-          <w14:ligatures w14:val="none"/>
+          <ns2:ligatures ns2:val="none"/>
         </w:rPr>
         <w:t xml:space="preserve">la Póliza 02262/0033085862 del Seguro de Vida </w:t>
       </w:r>
@@ -4466,7 +4466,7 @@
         <w:rPr>
           <w:rFonts w:ascii="Arial Narrow" w:eastAsia="Arial Narrow" w:hAnsi="Arial Narrow" w:cs="Arial Narrow"/>
           <w:kern w:val="0"/>
-          <w14:ligatures w14:val="none"/>
+          <ns2:ligatures ns2:val="none"/>
         </w:rPr>
         <w:t>solicitada por el denunciante el 12 de noviembre de 2025</w:t>
       </w:r>
@@ -4474,12 +4474,12 @@
         <w:rPr>
           <w:rFonts w:ascii="Arial Narrow" w:eastAsia="Arial Narrow" w:hAnsi="Arial Narrow" w:cs="Arial Narrow"/>
           <w:kern w:val="0"/>
-          <w14:ligatures w14:val="none"/>
+          <ns2:ligatures ns2:val="none"/>
         </w:rPr>
         <w:t>.</w:t>
       </w:r>
     </w:p>
-    <w:p>
+    <w:p ns2:paraId="53A59713" ns2:textId="77777777">
       <w:pPr>
         <w:pStyle w:val="Prrafodelista"/>
         <w:spacing w:after="0" w:line="240" w:lineRule="auto"/>
@@ -4488,11 +4488,11 @@
         <w:rPr>
           <w:rFonts w:ascii="Arial Narrow" w:eastAsia="Arial Narrow" w:hAnsi="Arial Narrow" w:cs="Arial Narrow"/>
           <w:kern w:val="0"/>
-          <w14:ligatures w14:val="none"/>
-        </w:rPr>
-      </w:pPr>
-    </w:p>
-    <w:p>
+          <ns2:ligatures ns2:val="none"/>
+        </w:rPr>
+      </w:pPr>
+    </w:p>
+    <w:p ns2:paraId="12A1A040" ns2:textId="357B757E">
       <w:pPr>
         <w:pStyle w:val="Prrafodelista"/>
         <w:numPr>
@@ -4508,14 +4508,14 @@
         <w:rPr>
           <w:rFonts w:ascii="Arial Narrow" w:eastAsia="Arial Narrow" w:hAnsi="Arial Narrow" w:cs="Arial Narrow"/>
           <w:kern w:val="0"/>
-          <w14:ligatures w14:val="none"/>
-        </w:rPr>
-      </w:pPr>
-      <w:r>
-        <w:rPr>
-          <w:rFonts w:ascii="Arial Narrow" w:eastAsia="Arial Narrow" w:hAnsi="Arial Narrow" w:cs="Arial Narrow"/>
-          <w:kern w:val="0"/>
-          <w14:ligatures w14:val="none"/>
+          <ns2:ligatures ns2:val="none"/>
+        </w:rPr>
+      </w:pPr>
+      <w:r>
+        <w:rPr>
+          <w:rFonts w:ascii="Arial Narrow" w:eastAsia="Arial Narrow" w:hAnsi="Arial Narrow" w:cs="Arial Narrow"/>
+          <w:kern w:val="0"/>
+          <ns2:ligatures ns2:val="none"/>
         </w:rPr>
         <w:t xml:space="preserve">Presunta </w:t>
       </w:r>
@@ -4523,7 +4523,7 @@
         <w:rPr>
           <w:rFonts w:ascii="Arial Narrow" w:eastAsia="Arial Narrow" w:hAnsi="Arial Narrow" w:cs="Arial Narrow"/>
           <w:kern w:val="0"/>
-          <w14:ligatures w14:val="none"/>
+          <ns2:ligatures ns2:val="none"/>
         </w:rPr>
         <w:t>infracción a los artículos 18 y 19 de la Ley</w:t>
       </w:r>
@@ -4531,7 +4531,7 @@
         <w:rPr>
           <w:rFonts w:ascii="Arial Narrow" w:eastAsia="Arial Narrow" w:hAnsi="Arial Narrow" w:cs="Arial Narrow"/>
           <w:kern w:val="0"/>
-          <w14:ligatures w14:val="none"/>
+          <ns2:ligatures ns2:val="none"/>
         </w:rPr>
         <w:t xml:space="preserve"> </w:t>
       </w:r>
@@ -4539,7 +4539,7 @@
         <w:rPr>
           <w:rFonts w:ascii="Arial Narrow" w:eastAsia="Arial Narrow" w:hAnsi="Arial Narrow" w:cs="Arial Narrow"/>
           <w:kern w:val="0"/>
-          <w14:ligatures w14:val="none"/>
+          <ns2:ligatures ns2:val="none"/>
         </w:rPr>
         <w:t xml:space="preserve"> 29571, Código de Protección y Defensa del Consumidor</w:t>
       </w:r>
@@ -4547,7 +4547,7 @@
         <w:rPr>
           <w:rFonts w:ascii="Arial Narrow" w:eastAsia="Arial Narrow" w:hAnsi="Arial Narrow" w:cs="Arial Narrow"/>
           <w:kern w:val="0"/>
-          <w14:ligatures w14:val="none"/>
+          <ns2:ligatures ns2:val="none"/>
         </w:rPr>
         <w:t xml:space="preserve">, en tanto </w:t>
       </w:r>
@@ -4555,7 +4555,7 @@
         <w:rPr>
           <w:rFonts w:ascii="Arial Narrow" w:eastAsia="Arial Narrow" w:hAnsi="Arial Narrow" w:cs="Arial Narrow"/>
           <w:kern w:val="0"/>
-          <w14:ligatures w14:val="none"/>
+          <ns2:ligatures ns2:val="none"/>
         </w:rPr>
         <w:t xml:space="preserve">la compañía aseguradora </w:t>
       </w:r>
@@ -4563,7 +4563,7 @@
         <w:rPr>
           <w:rFonts w:ascii="Arial Narrow" w:eastAsia="Arial Narrow" w:hAnsi="Arial Narrow" w:cs="Arial Narrow"/>
           <w:kern w:val="0"/>
-          <w14:ligatures w14:val="none"/>
+          <ns2:ligatures ns2:val="none"/>
         </w:rPr>
         <w:t xml:space="preserve">se </w:t>
       </w:r>
@@ -4571,7 +4571,7 @@
         <w:rPr>
           <w:rFonts w:ascii="Arial Narrow" w:eastAsia="Arial Narrow" w:hAnsi="Arial Narrow" w:cs="Arial Narrow"/>
           <w:kern w:val="0"/>
-          <w14:ligatures w14:val="none"/>
+          <ns2:ligatures ns2:val="none"/>
         </w:rPr>
         <w:t xml:space="preserve">habría negado </w:t>
       </w:r>
@@ -4579,7 +4579,7 @@
         <w:rPr>
           <w:rFonts w:ascii="Arial Narrow" w:eastAsia="Arial Narrow" w:hAnsi="Arial Narrow" w:cs="Arial Narrow"/>
           <w:kern w:val="0"/>
-          <w14:ligatures w14:val="none"/>
+          <ns2:ligatures ns2:val="none"/>
         </w:rPr>
         <w:t xml:space="preserve">injustificadamente </w:t>
       </w:r>
@@ -4587,7 +4587,7 @@
         <w:rPr>
           <w:rFonts w:ascii="Arial Narrow" w:eastAsia="Arial Narrow" w:hAnsi="Arial Narrow" w:cs="Arial Narrow"/>
           <w:kern w:val="0"/>
-          <w14:ligatures w14:val="none"/>
+          <ns2:ligatures ns2:val="none"/>
         </w:rPr>
         <w:t xml:space="preserve">a realizar </w:t>
       </w:r>
@@ -4595,7 +4595,7 @@
         <w:rPr>
           <w:rFonts w:ascii="Arial Narrow" w:eastAsia="Arial Narrow" w:hAnsi="Arial Narrow" w:cs="Arial Narrow"/>
           <w:kern w:val="0"/>
-          <w14:ligatures w14:val="none"/>
+          <ns2:ligatures ns2:val="none"/>
         </w:rPr>
         <w:t xml:space="preserve">el rescate anticipado de </w:t>
       </w:r>
@@ -4603,7 +4603,7 @@
         <w:rPr>
           <w:rFonts w:ascii="Arial Narrow" w:eastAsia="Arial Narrow" w:hAnsi="Arial Narrow" w:cs="Arial Narrow"/>
           <w:kern w:val="0"/>
-          <w14:ligatures w14:val="none"/>
+          <ns2:ligatures ns2:val="none"/>
         </w:rPr>
         <w:t xml:space="preserve">la </w:t>
       </w:r>
@@ -4613,7 +4613,7 @@
           <w:color w:val="000000"/>
           <w:kern w:val="0"/>
           <w:lang w:val="es-ES" w:eastAsia="es-ES"/>
-          <w14:ligatures w14:val="none"/>
+          <ns2:ligatures ns2:val="none"/>
         </w:rPr>
         <w:t xml:space="preserve">Póliza 02262/0033085909 del Seguro de Vida </w:t>
       </w:r>
@@ -4621,7 +4621,7 @@
         <w:rPr>
           <w:rFonts w:ascii="Arial Narrow" w:eastAsia="Arial Narrow" w:hAnsi="Arial Narrow" w:cs="Arial Narrow"/>
           <w:kern w:val="0"/>
-          <w14:ligatures w14:val="none"/>
+          <ns2:ligatures ns2:val="none"/>
         </w:rPr>
         <w:t>solicitada por el denunciante el 18 de noviembre de 2025</w:t>
       </w:r>
@@ -4629,22 +4629,22 @@
         <w:rPr>
           <w:rFonts w:ascii="Arial Narrow" w:eastAsia="Arial Narrow" w:hAnsi="Arial Narrow" w:cs="Arial Narrow"/>
           <w:kern w:val="0"/>
-          <w14:ligatures w14:val="none"/>
+          <ns2:ligatures ns2:val="none"/>
         </w:rPr>
         <w:t>.</w:t>
       </w:r>
     </w:p>
-    <w:p>
+    <w:p ns2:paraId="6630AC3C" ns2:textId="77777777">
       <w:pPr>
         <w:pStyle w:val="Prrafodelista"/>
         <w:rPr>
           <w:rFonts w:ascii="Arial Narrow" w:eastAsia="Arial Narrow" w:hAnsi="Arial Narrow" w:cs="Arial Narrow"/>
           <w:kern w:val="0"/>
-          <w14:ligatures w14:val="none"/>
-        </w:rPr>
-      </w:pPr>
-    </w:p>
-    <w:p>
+          <ns2:ligatures ns2:val="none"/>
+        </w:rPr>
+      </w:pPr>
+    </w:p>
+    <w:p ns2:paraId="5913C31A" ns2:textId="1362385B">
       <w:pPr>
         <w:pStyle w:val="Prrafodelista"/>
         <w:numPr>
@@ -4660,14 +4660,14 @@
         <w:rPr>
           <w:rFonts w:ascii="Arial Narrow" w:eastAsia="Arial Narrow" w:hAnsi="Arial Narrow" w:cs="Arial Narrow"/>
           <w:kern w:val="0"/>
-          <w14:ligatures w14:val="none"/>
-        </w:rPr>
-      </w:pPr>
-      <w:r>
-        <w:rPr>
-          <w:rFonts w:ascii="Arial Narrow" w:eastAsia="Arial Narrow" w:hAnsi="Arial Narrow" w:cs="Arial Narrow"/>
-          <w:kern w:val="0"/>
-          <w14:ligatures w14:val="none"/>
+          <ns2:ligatures ns2:val="none"/>
+        </w:rPr>
+      </w:pPr>
+      <w:r>
+        <w:rPr>
+          <w:rFonts w:ascii="Arial Narrow" w:eastAsia="Arial Narrow" w:hAnsi="Arial Narrow" w:cs="Arial Narrow"/>
+          <w:kern w:val="0"/>
+          <ns2:ligatures ns2:val="none"/>
         </w:rPr>
         <w:t>Presunta infracción a los artículos 18 y 19 de la Ley</w:t>
       </w:r>
@@ -4675,7 +4675,7 @@
         <w:rPr>
           <w:rFonts w:ascii="Arial Narrow" w:eastAsia="Arial Narrow" w:hAnsi="Arial Narrow" w:cs="Arial Narrow"/>
           <w:kern w:val="0"/>
-          <w14:ligatures w14:val="none"/>
+          <ns2:ligatures ns2:val="none"/>
         </w:rPr>
         <w:t xml:space="preserve"> </w:t>
       </w:r>
@@ -4683,7 +4683,7 @@
         <w:rPr>
           <w:rFonts w:ascii="Arial Narrow" w:eastAsia="Arial Narrow" w:hAnsi="Arial Narrow" w:cs="Arial Narrow"/>
           <w:kern w:val="0"/>
-          <w14:ligatures w14:val="none"/>
+          <ns2:ligatures ns2:val="none"/>
         </w:rPr>
         <w:t xml:space="preserve"> 29571, Código de Protección y Defensa del Consumidor, en tanto </w:t>
       </w:r>
@@ -4691,7 +4691,7 @@
         <w:rPr>
           <w:rFonts w:ascii="Arial Narrow" w:eastAsia="Arial Narrow" w:hAnsi="Arial Narrow" w:cs="Arial Narrow"/>
           <w:kern w:val="0"/>
-          <w14:ligatures w14:val="none"/>
+          <ns2:ligatures ns2:val="none"/>
         </w:rPr>
         <w:t xml:space="preserve">la compañía aseguradora </w:t>
       </w:r>
@@ -4699,7 +4699,7 @@
         <w:rPr>
           <w:rFonts w:ascii="Arial Narrow" w:eastAsia="Arial Narrow" w:hAnsi="Arial Narrow" w:cs="Arial Narrow"/>
           <w:kern w:val="0"/>
-          <w14:ligatures w14:val="none"/>
+          <ns2:ligatures ns2:val="none"/>
         </w:rPr>
         <w:t xml:space="preserve">se habría negado injustificadamente a realizar el rescate </w:t>
       </w:r>
@@ -4707,7 +4707,7 @@
         <w:rPr>
           <w:rFonts w:ascii="Arial Narrow" w:eastAsia="Arial Narrow" w:hAnsi="Arial Narrow" w:cs="Arial Narrow"/>
           <w:kern w:val="0"/>
-          <w14:ligatures w14:val="none"/>
+          <ns2:ligatures ns2:val="none"/>
         </w:rPr>
         <w:t>anticipado de la Póliza 02262/0033085862 del Seguro de Vida solicitada por el denunciante el 18 de noviembre de 2025</w:t>
       </w:r>
@@ -4715,25 +4715,25 @@
         <w:rPr>
           <w:rFonts w:ascii="Arial Narrow" w:eastAsia="Arial Narrow" w:hAnsi="Arial Narrow" w:cs="Arial Narrow"/>
           <w:kern w:val="0"/>
-          <w14:ligatures w14:val="none"/>
+          <ns2:ligatures ns2:val="none"/>
         </w:rPr>
         <w:t>.</w:t>
       </w:r>
     </w:p>
     <w:bookmarkEnd w:id="24"/>
     <w:bookmarkEnd w:id="25"/>
-    <w:p>
-      <w:pPr>
-        <w:spacing w:after="0" w:line="240" w:lineRule="auto"/>
-        <w:jc w:val="both"/>
-        <w:rPr>
-          <w:rFonts w:ascii="Arial Narrow" w:eastAsia="Arial Narrow" w:hAnsi="Arial Narrow" w:cs="Arial Narrow"/>
-          <w:kern w:val="0"/>
-          <w14:ligatures w14:val="none"/>
-        </w:rPr>
-      </w:pPr>
-    </w:p>
-    <w:p>
+    <w:p ns2:paraId="042B3F54" ns2:textId="777BBF33">
+      <w:pPr>
+        <w:spacing w:after="0" w:line="240" w:lineRule="auto"/>
+        <w:jc w:val="both"/>
+        <w:rPr>
+          <w:rFonts w:ascii="Arial Narrow" w:eastAsia="Arial Narrow" w:hAnsi="Arial Narrow" w:cs="Arial Narrow"/>
+          <w:kern w:val="0"/>
+          <ns2:ligatures ns2:val="none"/>
+        </w:rPr>
+      </w:pPr>
+    </w:p>
+    <w:p ns2:paraId="0A292C9F" ns2:textId="4AB96C08">
       <w:pPr>
         <w:spacing w:line="240" w:lineRule="auto"/>
         <w:contextualSpacing/>
@@ -4741,7 +4741,7 @@
         <w:rPr>
           <w:rFonts w:ascii="Arial Narrow" w:eastAsia="Calibri" w:hAnsi="Arial Narrow" w:cs="Arial"/>
           <w:kern w:val="0"/>
-          <w14:ligatures w14:val="none"/>
+          <ns2:ligatures ns2:val="none"/>
         </w:rPr>
       </w:pPr>
       <w:r>
@@ -4751,7 +4751,7 @@
           <w:color w:val="000000"/>
           <w:kern w:val="0"/>
           <w:lang w:eastAsia="es-PE"/>
-          <w14:ligatures w14:val="none"/>
+          <ns2:ligatures ns2:val="none"/>
         </w:rPr>
         <w:t>SEGUNDO:</w:t>
       </w:r>
@@ -4761,7 +4761,7 @@
           <w:color w:val="000000"/>
           <w:kern w:val="0"/>
           <w:lang w:eastAsia="es-PE"/>
-          <w14:ligatures w14:val="none"/>
+          <ns2:ligatures ns2:val="none"/>
         </w:rPr>
         <w:t xml:space="preserve"> tener por ofrecidos</w:t>
       </w:r>
@@ -4771,7 +4771,7 @@
           <w:color w:val="000000"/>
           <w:kern w:val="0"/>
           <w:lang w:eastAsia="es-PE"/>
-          <w14:ligatures w14:val="none"/>
+          <ns2:ligatures ns2:val="none"/>
         </w:rPr>
         <w:t xml:space="preserve"> los medios probatorios presentados en el escrito de denuncia </w:t>
       </w:r>
@@ -4781,7 +4781,7 @@
           <w:color w:val="000000"/>
           <w:kern w:val="0"/>
           <w:lang w:val="es-ES" w:eastAsia="es-ES"/>
-          <w14:ligatures w14:val="none"/>
+          <ns2:ligatures ns2:val="none"/>
         </w:rPr>
         <w:t xml:space="preserve">del </w:t>
       </w:r>
@@ -4791,7 +4791,7 @@
           <w:color w:val="000000"/>
           <w:kern w:val="0"/>
           <w:lang w:val="es-ES" w:eastAsia="es-ES"/>
-          <w14:ligatures w14:val="none"/>
+          <ns2:ligatures ns2:val="none"/>
         </w:rPr>
         <w:t>22 de febrero de 2026</w:t>
       </w:r>
@@ -4799,12 +4799,12 @@
         <w:rPr>
           <w:rFonts w:ascii="Arial Narrow" w:eastAsia="Calibri" w:hAnsi="Arial Narrow" w:cs="Arial"/>
           <w:kern w:val="0"/>
-          <w14:ligatures w14:val="none"/>
+          <ns2:ligatures ns2:val="none"/>
         </w:rPr>
         <w:t>.</w:t>
       </w:r>
     </w:p>
-    <w:p>
+    <w:p ns2:paraId="68A17E97" ns2:textId="77777777">
       <w:pPr>
         <w:spacing w:line="240" w:lineRule="auto"/>
         <w:contextualSpacing/>
@@ -4814,20 +4814,20 @@
           <w:color w:val="000000"/>
           <w:kern w:val="0"/>
           <w:lang w:eastAsia="es-PE"/>
-          <w14:ligatures w14:val="none"/>
-        </w:rPr>
-      </w:pPr>
-    </w:p>
-    <w:p>
-      <w:pPr>
-        <w:spacing w:after="0" w:line="240" w:lineRule="auto"/>
-        <w:jc w:val="both"/>
-        <w:rPr>
-          <w:rFonts w:ascii="Arial Narrow" w:eastAsia="Arial Narrow" w:hAnsi="Arial Narrow" w:cs="Arial Narrow"/>
-          <w:color w:val="000000"/>
-          <w:kern w:val="0"/>
-          <w:lang w:eastAsia="es-PE"/>
-          <w14:ligatures w14:val="none"/>
+          <ns2:ligatures ns2:val="none"/>
+        </w:rPr>
+      </w:pPr>
+    </w:p>
+    <w:p ns2:paraId="168254DA" ns2:textId="2F25D4BF">
+      <w:pPr>
+        <w:spacing w:after="0" w:line="240" w:lineRule="auto"/>
+        <w:jc w:val="both"/>
+        <w:rPr>
+          <w:rFonts w:ascii="Arial Narrow" w:eastAsia="Arial Narrow" w:hAnsi="Arial Narrow" w:cs="Arial Narrow"/>
+          <w:color w:val="000000"/>
+          <w:kern w:val="0"/>
+          <w:lang w:eastAsia="es-PE"/>
+          <ns2:ligatures ns2:val="none"/>
         </w:rPr>
       </w:pPr>
       <w:r>
@@ -4837,7 +4837,7 @@
           <w:color w:val="000000"/>
           <w:kern w:val="0"/>
           <w:lang w:eastAsia="es-PE"/>
-          <w14:ligatures w14:val="none"/>
+          <ns2:ligatures ns2:val="none"/>
         </w:rPr>
         <w:t xml:space="preserve">TERCERO: </w:t>
       </w:r>
@@ -4847,7 +4847,7 @@
           <w:color w:val="000000"/>
           <w:kern w:val="0"/>
           <w:lang w:eastAsia="es-PE"/>
-          <w14:ligatures w14:val="none"/>
+          <ns2:ligatures ns2:val="none"/>
         </w:rPr>
         <w:t xml:space="preserve">requerir a </w:t>
       </w:r>
@@ -4857,7 +4857,7 @@
           <w:bCs/>
           <w:spacing w:val="-3"/>
           <w:kern w:val="0"/>
-          <w14:ligatures w14:val="none"/>
+          <ns2:ligatures ns2:val="none"/>
         </w:rPr>
         <w:t xml:space="preserve">Rímac Seguros y Reaseguros S.A. </w:t>
       </w:r>
@@ -4867,12 +4867,12 @@
           <w:color w:val="000000"/>
           <w:kern w:val="0"/>
           <w:lang w:eastAsia="es-PE"/>
-          <w14:ligatures w14:val="none"/>
+          <ns2:ligatures ns2:val="none"/>
         </w:rPr>
         <w:t>que cumpla con lo siguiente:</w:t>
       </w:r>
     </w:p>
-    <w:p>
+    <w:p ns2:paraId="20FDFB8D" ns2:textId="77777777">
       <w:pPr>
         <w:spacing w:after="0" w:line="240" w:lineRule="auto"/>
         <w:jc w:val="both"/>
@@ -4881,11 +4881,11 @@
           <w:color w:val="000000"/>
           <w:kern w:val="0"/>
           <w:lang w:eastAsia="es-PE"/>
-          <w14:ligatures w14:val="none"/>
-        </w:rPr>
-      </w:pPr>
-    </w:p>
-    <w:p>
+          <ns2:ligatures ns2:val="none"/>
+        </w:rPr>
+      </w:pPr>
+    </w:p>
+    <w:p ns2:paraId="4AA80738" ns2:textId="77777777">
       <w:pPr>
         <w:numPr>
           <w:ilvl w:val="0"/>
@@ -4899,21 +4899,21 @@
           <w:color w:val="000000"/>
           <w:kern w:val="0"/>
           <w:lang w:eastAsia="es-PE"/>
-          <w14:ligatures w14:val="none"/>
-        </w:rPr>
-      </w:pPr>
-      <w:r>
-        <w:rPr>
-          <w:rFonts w:ascii="Arial Narrow" w:eastAsia="Arial Narrow" w:hAnsi="Arial Narrow" w:cs="Arial Narrow"/>
-          <w:color w:val="000000"/>
-          <w:kern w:val="0"/>
-          <w:lang w:eastAsia="es-PE"/>
-          <w14:ligatures w14:val="none"/>
+          <ns2:ligatures ns2:val="none"/>
+        </w:rPr>
+      </w:pPr>
+      <w:r>
+        <w:rPr>
+          <w:rFonts w:ascii="Arial Narrow" w:eastAsia="Arial Narrow" w:hAnsi="Arial Narrow" w:cs="Arial Narrow"/>
+          <w:color w:val="000000"/>
+          <w:kern w:val="0"/>
+          <w:lang w:eastAsia="es-PE"/>
+          <ns2:ligatures ns2:val="none"/>
         </w:rPr>
         <w:t>presentar documentos que acrediten su inscripción en los Registros Públicos o una declaración jurada que indique que cuenta con dicha inscripción;</w:t>
       </w:r>
     </w:p>
-    <w:p>
+    <w:p ns2:paraId="2B29D59F" ns2:textId="77777777">
       <w:pPr>
         <w:numPr>
           <w:ilvl w:val="0"/>
@@ -4927,21 +4927,21 @@
           <w:color w:val="000000"/>
           <w:kern w:val="0"/>
           <w:lang w:eastAsia="es-PE"/>
-          <w14:ligatures w14:val="none"/>
-        </w:rPr>
-      </w:pPr>
-      <w:r>
-        <w:rPr>
-          <w:rFonts w:ascii="Arial Narrow" w:eastAsia="Arial Narrow" w:hAnsi="Arial Narrow" w:cs="Arial Narrow"/>
-          <w:color w:val="000000"/>
-          <w:kern w:val="0"/>
-          <w:lang w:eastAsia="es-PE"/>
-          <w14:ligatures w14:val="none"/>
+          <ns2:ligatures ns2:val="none"/>
+        </w:rPr>
+      </w:pPr>
+      <w:r>
+        <w:rPr>
+          <w:rFonts w:ascii="Arial Narrow" w:eastAsia="Arial Narrow" w:hAnsi="Arial Narrow" w:cs="Arial Narrow"/>
+          <w:color w:val="000000"/>
+          <w:kern w:val="0"/>
+          <w:lang w:eastAsia="es-PE"/>
+          <ns2:ligatures ns2:val="none"/>
         </w:rPr>
         <w:t>presentar copia simple de las facultades de representación de su representante legal en el presente procedimiento o la declaración jurada que indique que cuenta con dichas facultades y que estas se encuentran vigentes;</w:t>
       </w:r>
     </w:p>
-    <w:p>
+    <w:p ns2:paraId="7EF50C46" ns2:textId="77777777">
       <w:pPr>
         <w:numPr>
           <w:ilvl w:val="0"/>
@@ -4955,21 +4955,21 @@
           <w:color w:val="000000"/>
           <w:kern w:val="0"/>
           <w:lang w:eastAsia="es-PE"/>
-          <w14:ligatures w14:val="none"/>
-        </w:rPr>
-      </w:pPr>
-      <w:r>
-        <w:rPr>
-          <w:rFonts w:ascii="Arial Narrow" w:eastAsia="Arial Narrow" w:hAnsi="Arial Narrow" w:cs="Arial Narrow"/>
-          <w:color w:val="000000"/>
-          <w:kern w:val="0"/>
-          <w:lang w:eastAsia="es-PE"/>
-          <w14:ligatures w14:val="none"/>
+          <ns2:ligatures ns2:val="none"/>
+        </w:rPr>
+      </w:pPr>
+      <w:r>
+        <w:rPr>
+          <w:rFonts w:ascii="Arial Narrow" w:eastAsia="Arial Narrow" w:hAnsi="Arial Narrow" w:cs="Arial Narrow"/>
+          <w:color w:val="000000"/>
+          <w:kern w:val="0"/>
+          <w:lang w:eastAsia="es-PE"/>
+          <ns2:ligatures ns2:val="none"/>
         </w:rPr>
         <w:t>consignar el Número de Registro Único de Contribuyentes (RUC); y,</w:t>
       </w:r>
     </w:p>
-    <w:p>
+    <w:p ns2:paraId="19E4DFA1" ns2:textId="77777777">
       <w:pPr>
         <w:numPr>
           <w:ilvl w:val="0"/>
@@ -4981,16 +4981,16 @@
         <w:rPr>
           <w:rFonts w:ascii="Arial Narrow" w:eastAsia="Calibri" w:hAnsi="Arial Narrow" w:cs="Arial"/>
           <w:kern w:val="0"/>
-          <w14:ligatures w14:val="none"/>
-        </w:rPr>
-      </w:pPr>
-      <w:r>
-        <w:rPr>
-          <w:rFonts w:ascii="Arial Narrow" w:eastAsia="Arial Narrow" w:hAnsi="Arial Narrow" w:cs="Arial Narrow"/>
-          <w:color w:val="000000"/>
-          <w:kern w:val="0"/>
-          <w:lang w:eastAsia="es-PE"/>
-          <w14:ligatures w14:val="none"/>
+          <ns2:ligatures ns2:val="none"/>
+        </w:rPr>
+      </w:pPr>
+      <w:r>
+        <w:rPr>
+          <w:rFonts w:ascii="Arial Narrow" w:eastAsia="Arial Narrow" w:hAnsi="Arial Narrow" w:cs="Arial Narrow"/>
+          <w:color w:val="000000"/>
+          <w:kern w:val="0"/>
+          <w:lang w:eastAsia="es-PE"/>
+          <ns2:ligatures ns2:val="none"/>
         </w:rPr>
         <w:t>fijar domicilio procesal para el procedimiento, de conformidad con el numeral 1 del artículo 442</w:t>
       </w:r>
@@ -5000,7 +5000,7 @@
           <w:color w:val="000000"/>
           <w:kern w:val="0"/>
           <w:lang w:eastAsia="es-PE"/>
-          <w14:ligatures w14:val="none"/>
+          <ns2:ligatures ns2:val="none"/>
         </w:rPr>
         <w:t/>
       </w:r>
@@ -5010,7 +5010,7 @@
           <w:color w:val="000000"/>
           <w:kern w:val="0"/>
           <w:lang w:eastAsia="es-PE"/>
-          <w14:ligatures w14:val="none"/>
+          <ns2:ligatures ns2:val="none"/>
         </w:rPr>
         <w:t xml:space="preserve"> del Código Procesal Civil. </w:t>
       </w:r>
@@ -5018,7 +5018,7 @@
         <w:rPr>
           <w:rFonts w:ascii="Arial Narrow" w:eastAsia="Calibri" w:hAnsi="Arial Narrow" w:cs="Arial"/>
           <w:kern w:val="0"/>
-          <w14:ligatures w14:val="none"/>
+          <ns2:ligatures ns2:val="none"/>
         </w:rPr>
         <w:t>Para ello podrá señalar domicilio físico o una dirección electrónica a la que pueda remitirse las notificaciones</w:t>
       </w:r>
@@ -5027,12 +5027,12 @@
           <w:rFonts w:ascii="Arial Narrow" w:eastAsia="Arial" w:hAnsi="Arial Narrow" w:cs="Arial"/>
           <w:kern w:val="0"/>
           <w:lang w:val="es"/>
-          <w14:ligatures w14:val="none"/>
+          <ns2:ligatures ns2:val="none"/>
         </w:rPr>
         <w:t>;</w:t>
       </w:r>
     </w:p>
-    <w:p>
+    <w:p ns2:paraId="7C63E340" ns2:textId="77777777">
       <w:pPr>
         <w:numPr>
           <w:ilvl w:val="0"/>
@@ -5044,14 +5044,14 @@
         <w:rPr>
           <w:rFonts w:ascii="Arial Narrow" w:eastAsia="Calibri" w:hAnsi="Arial Narrow" w:cs="Arial"/>
           <w:kern w:val="0"/>
-          <w14:ligatures w14:val="none"/>
+          <ns2:ligatures ns2:val="none"/>
         </w:rPr>
       </w:pPr>
       <w:r>
         <w:rPr>
           <w:rFonts w:ascii="Arial Narrow" w:eastAsia="Calibri" w:hAnsi="Arial Narrow" w:cs="Arial"/>
           <w:kern w:val="0"/>
-          <w14:ligatures w14:val="none"/>
+          <ns2:ligatures ns2:val="none"/>
         </w:rPr>
         <w:t xml:space="preserve">en caso califique como micro empresa o pequeña empresa, presentar los documentos que acrediten su volumen de ventas o ingresos brutos percibidos el año anterior relativo a todas sus actividades </w:t>
       </w:r>
@@ -5059,7 +5059,7 @@
         <w:rPr>
           <w:rFonts w:ascii="Arial Narrow" w:eastAsia="Calibri" w:hAnsi="Arial Narrow" w:cs="Arial"/>
           <w:kern w:val="0"/>
-          <w14:ligatures w14:val="none"/>
+          <ns2:ligatures ns2:val="none"/>
         </w:rPr>
         <w:lastRenderedPageBreak/>
         <w:t>económicas y el número de trabajadores con el que cuenta</w:t>
@@ -5070,7 +5070,7 @@
           <w:rFonts w:ascii="Arial Narrow" w:eastAsia="Calibri" w:hAnsi="Arial Narrow" w:cs="Arial"/>
           <w:kern w:val="0"/>
           <w:vertAlign w:val="superscript"/>
-          <w14:ligatures w14:val="none"/>
+          <ns2:ligatures ns2:val="none"/>
         </w:rPr>
         <w:footnoteReference w:id="5"/>
       </w:r>
@@ -5078,7 +5078,7 @@
         <w:rPr>
           <w:rFonts w:ascii="Arial Narrow" w:eastAsia="Calibri" w:hAnsi="Arial Narrow" w:cs="Arial"/>
           <w:kern w:val="0"/>
-          <w14:ligatures w14:val="none"/>
+          <ns2:ligatures ns2:val="none"/>
         </w:rPr>
         <w:t>. Ello, a fin de que la Comisión pueda meritar dicha documentación, conforme lo establece el artículo 110</w:t>
       </w:r>
@@ -5088,7 +5088,7 @@
           <w:color w:val="000000"/>
           <w:kern w:val="0"/>
           <w:lang w:eastAsia="es-PE"/>
-          <w14:ligatures w14:val="none"/>
+          <ns2:ligatures ns2:val="none"/>
         </w:rPr>
         <w:t/>
       </w:r>
@@ -5096,7 +5096,7 @@
         <w:rPr>
           <w:rFonts w:ascii="Arial Narrow" w:eastAsia="Calibri" w:hAnsi="Arial Narrow" w:cs="Arial"/>
           <w:kern w:val="0"/>
-          <w14:ligatures w14:val="none"/>
+          <ns2:ligatures ns2:val="none"/>
         </w:rPr>
         <w:t xml:space="preserve"> del </w:t>
       </w:r>
@@ -5105,7 +5105,7 @@
           <w:rFonts w:ascii="Arial Narrow" w:eastAsia="Calibri" w:hAnsi="Arial Narrow" w:cs="Arial"/>
           <w:spacing w:val="-2"/>
           <w:kern w:val="0"/>
-          <w14:ligatures w14:val="none"/>
+          <ns2:ligatures ns2:val="none"/>
         </w:rPr>
         <w:t>Código</w:t>
       </w:r>
@@ -5116,7 +5116,7 @@
           <w:spacing w:val="-2"/>
           <w:kern w:val="0"/>
           <w:vertAlign w:val="superscript"/>
-          <w14:ligatures w14:val="none"/>
+          <ns2:ligatures ns2:val="none"/>
         </w:rPr>
         <w:footnoteReference w:id="6"/>
       </w:r>
@@ -5125,35 +5125,79 @@
           <w:rFonts w:ascii="Arial Narrow" w:eastAsia="Calibri" w:hAnsi="Arial Narrow" w:cs="Arial"/>
           <w:spacing w:val="-2"/>
           <w:kern w:val="0"/>
-          <w14:ligatures w14:val="none"/>
+          <ns2:ligatures ns2:val="none"/>
         </w:rPr>
         <w:t>.</w:t>
       </w:r>
     </w:p>
+    <w:p ns2:paraId="1F11FE32" ns2:textId="77777777">
+      <w:pPr>
+        <w:spacing w:after="0" w:line="240" w:lineRule="auto"/>
+        <w:ind w:left="567"/>
+        <w:jc w:val="both"/>
+        <w:rPr>
+          <w:rFonts w:ascii="Arial Narrow" w:eastAsia="Arial Narrow" w:hAnsi="Arial Narrow" w:cs="Arial Narrow"/>
+          <w:color w:val="000000"/>
+          <w:kern w:val="0"/>
+          <w:lang w:eastAsia="es-PE"/>
+          <ns2:ligatures ns2:val="none"/>
+        </w:rPr>
+      </w:pPr>
+    </w:p>
     <w:p>
       <w:pPr>
         <w:spacing w:after="0" w:line="240" w:lineRule="auto"/>
-        <w:ind w:left="567"/>
-        <w:jc w:val="both"/>
-        <w:rPr>
-          <w:rFonts w:ascii="Arial Narrow" w:eastAsia="Arial Narrow" w:hAnsi="Arial Narrow" w:cs="Arial Narrow"/>
-          <w:color w:val="000000"/>
-          <w:kern w:val="0"/>
-          <w:lang w:eastAsia="es-PE"/>
-          <w14:ligatures w14:val="none"/>
-        </w:rPr>
-      </w:pPr>
-    </w:p>
-    <w:p>
-      <w:pPr>
-        <w:spacing w:after="0" w:line="240" w:lineRule="auto"/>
-        <w:jc w:val="both"/>
-        <w:rPr>
-          <w:rFonts w:ascii="Arial Narrow" w:eastAsia="Arial Narrow" w:hAnsi="Arial Narrow" w:cs="Arial Narrow"/>
-          <w:color w:val="000000"/>
-          <w:kern w:val="0"/>
-          <w:lang w:eastAsia="es-PE"/>
-          <w14:ligatures w14:val="none"/>
+        <w:jc w:val="both"/>
+        <w:rPr>
+          <w:rFonts w:ascii="Arial Narrow" w:eastAsia="Arial Narrow" w:hAnsi="Arial Narrow" w:cs="Arial Narrow"/>
+          <w:color w:val="000000"/>
+          <w:kern w:val="0"/>
+          <w:lang w:eastAsia="es-PE"/>
+          <ns2:ligatures ns2:val="none"/>
+        </w:rPr>
+      </w:pPr>
+      <w:r>
+        <w:rPr>
+          <w:rFonts w:ascii="Arial Narrow" w:hAnsi="Arial Narrow" w:cs="Arial Narrow"/>
+          <w:b w:val="1"/>
+          <w:bCs w:val="1"/>
+          <w:sz w:val="20"/>
+          <w:szCs w:val="20"/>
+        </w:rPr>
+        <w:t xml:space="preserve">CUARTO: </w:t>
+      </w:r>
+      <w:r>
+        <w:rPr>
+          <w:rFonts w:ascii="Arial Narrow" w:hAnsi="Arial Narrow" w:cs="Arial Narrow"/>
+          <w:sz w:val="20"/>
+          <w:szCs w:val="20"/>
+        </w:rPr>
+        <w:t xml:space="preserve">correr traslado de la presente resolución a Rímac Seguros y Reaseguros S.A para que, de conformidad con lo dispuesto por el artículo 26° de la Ley sobre Facultades, Normas y Organización del Indecopi, aprobado por Decreto Legislativo N° 8079, presenten sus descargos sobre la imputación de cargos realizada en un plazo no mayor a cinco (5) días hábiles contado a partir del día siguiente de la notificación de la presente resolución, vencido el cual, el Secretario Técnico declarará en rebeldía a los denunciados que no lo hubieran presentado. Debe precisarse que de conformidad con lo establecido por el artículo 223° del Texto Único Ordenado de la Ley N° 27444, Ley del Procedimiento Administrativo General, las alegaciones y los hechos relevantes de la reclamación, salvo que hayan sido específicamente negadas en la contestación, se tendrán por aceptadas o meritadas como ciertas.</w:t>
+      </w:r>
+    </w:p>
+    <w:p ns2:paraId="228F876C" ns2:textId="77777777">
+      <w:pPr>
+        <w:spacing w:after="0" w:line="240" w:lineRule="auto"/>
+        <w:jc w:val="both"/>
+        <w:rPr>
+          <w:rFonts w:ascii="Arial Narrow" w:eastAsia="Arial Narrow" w:hAnsi="Arial Narrow" w:cs="Arial Narrow"/>
+          <w:color w:val="000000"/>
+          <w:kern w:val="0"/>
+          <w:lang w:eastAsia="es-PE"/>
+          <ns2:ligatures ns2:val="none"/>
+        </w:rPr>
+      </w:pPr>
+    </w:p>
+    <w:p ns2:paraId="774AFBA5" ns2:textId="25D89F23">
+      <w:pPr>
+        <w:spacing w:after="0" w:line="240" w:lineRule="auto"/>
+        <w:jc w:val="both"/>
+        <w:rPr>
+          <w:rFonts w:ascii="Arial Narrow" w:eastAsia="Times New Roman" w:hAnsi="Arial Narrow" w:cs="Arial"/>
+          <w:color w:val="000000"/>
+          <w:kern w:val="0"/>
+          <w:lang w:val="es-ES" w:eastAsia="es-ES"/>
+          <ns2:ligatures ns2:val="none"/>
         </w:rPr>
       </w:pPr>
       <w:r>
@@ -5163,19 +5207,20 @@
           <w:color w:val="000000"/>
           <w:kern w:val="0"/>
           <w:lang w:eastAsia="es-PE"/>
-          <w14:ligatures w14:val="none"/>
-        </w:rPr>
-        <w:t xml:space="preserve">CUARTO: </w:t>
-      </w:r>
-      <w:r>
-        <w:rPr>
-          <w:rFonts w:ascii="Arial Narrow" w:eastAsia="Arial Narrow" w:hAnsi="Arial Narrow" w:cs="Arial Narrow"/>
-          <w:color w:val="000000"/>
-          <w:kern w:val="0"/>
-          <w:lang w:eastAsia="es-PE"/>
-          <w14:ligatures w14:val="none"/>
-        </w:rPr>
-        <w:t xml:space="preserve">correr traslado de la denuncia interpuesta </w:t>
+          <ns2:ligatures ns2:val="none"/>
+        </w:rPr>
+        <w:t xml:space="preserve">QUINTO: </w:t>
+      </w:r>
+      <w:bookmarkStart w:id="26" w:name="_Hlk188286813"/>
+      <w:r>
+        <w:rPr>
+          <w:rFonts w:ascii="Arial Narrow" w:eastAsia="Times New Roman" w:hAnsi="Arial Narrow" w:cs="Arial"/>
+          <w:color w:val="000000"/>
+          <w:kern w:val="0"/>
+          <w:lang w:eastAsia="es-ES"/>
+          <ns2:ligatures ns2:val="none"/>
+        </w:rPr>
+        <w:t xml:space="preserve">requerir </w:t>
       </w:r>
       <w:r>
         <w:rPr>
@@ -5183,19 +5228,63 @@
           <w:color w:val="000000"/>
           <w:kern w:val="0"/>
           <w:lang w:val="es-ES" w:eastAsia="es-ES"/>
-          <w14:ligatures w14:val="none"/>
-        </w:rPr>
-        <w:t xml:space="preserve">el </w:t>
-      </w:r>
+          <ns2:ligatures ns2:val="none"/>
+        </w:rPr>
+        <w:t xml:space="preserve">que, en un </w:t>
+      </w:r>
+      <w:r>
+        <w:rPr>
+          <w:rFonts w:ascii="Arial Narrow" w:eastAsia="Times New Roman" w:hAnsi="Arial Narrow" w:cs="Arial"/>
+          <w:color w:val="000000"/>
+          <w:kern w:val="0"/>
+          <w:lang w:eastAsia="es-ES"/>
+          <ns2:ligatures ns2:val="none"/>
+        </w:rPr>
+        <w:t>plazo no mayor de cinco (5) días hábiles contado a partir del día siguiente de la notificación de la presente resolución</w:t>
+      </w:r>
+      <w:bookmarkEnd w:id="26"/>
+      <w:r>
+        <w:rPr>
+          <w:rFonts w:ascii="Arial Narrow" w:eastAsia="Times New Roman" w:hAnsi="Arial Narrow" w:cs="Arial"/>
+          <w:color w:val="000000"/>
+          <w:kern w:val="0"/>
+          <w:lang w:eastAsia="es-ES"/>
+          <ns2:ligatures ns2:val="none"/>
+        </w:rPr>
+        <w:t xml:space="preserve">, </w:t>
+      </w:r>
+      <w:bookmarkStart w:id="27" w:name="_Hlk188286828"/>
+      <w:r>
+        <w:rPr>
+          <w:rFonts w:ascii="Arial Narrow" w:eastAsia="Times New Roman" w:hAnsi="Arial Narrow" w:cs="Times New Roman"/>
+          <w:color w:val="000000"/>
+          <w:kern w:val="0"/>
+          <w:shd w:val="clear" w:color="auto" w:fill="FFFFFF"/>
+          <w:lang w:eastAsia="es-PE"/>
+          <ns2:ligatures ns2:val="none"/>
+        </w:rPr>
+        <w:t>el proveedor denunciado</w:t>
+      </w:r>
+      <w:r>
+        <w:rPr>
+          <w:rFonts w:ascii="Arial Narrow" w:eastAsia="Times New Roman" w:hAnsi="Arial Narrow" w:cs="Arial"/>
+          <w:color w:val="000000"/>
+          <w:kern w:val="0"/>
+          <w:lang w:eastAsia="es-ES"/>
+          <ns2:ligatures ns2:val="none"/>
+        </w:rPr>
+        <w:t xml:space="preserve"> </w:t>
+      </w:r>
+      <w:bookmarkEnd w:id="27"/>
       <w:r>
         <w:rPr>
           <w:rFonts w:ascii="Arial Narrow" w:eastAsia="Times New Roman" w:hAnsi="Arial Narrow" w:cs="Arial"/>
           <w:color w:val="000000"/>
           <w:kern w:val="0"/>
           <w:lang w:val="es-ES" w:eastAsia="es-ES"/>
-          <w14:ligatures w14:val="none"/>
-        </w:rPr>
-        <w:t xml:space="preserve">22 de febrero de </w:t>
+          <ns2:ligatures ns2:val="none"/>
+        </w:rPr>
+        <w:t xml:space="preserve">cumpla con: </w:t>
       </w:r>
       <w:r>
         <w:rPr>
@@ -5203,38 +5292,545 @@
           <w:color w:val="000000"/>
           <w:kern w:val="0"/>
           <w:lang w:val="es-ES" w:eastAsia="es-ES"/>
-          <w14:ligatures w14:val="none"/>
-        </w:rPr>
-        <w:t>2026</w:t>
-      </w:r>
-      <w:r>
+          <ns2:ligatures ns2:val="none"/>
+        </w:rPr>
+        <w:t>(i) presentar una copia completa, legible y debidamente suscrita de la Póliza 02262/0033085909 del Seguro de Vida, así como el cargo de remisión de la póliza; (ii) presentar una copia completa, legible y debidamente suscrita de la Póliza 02262/0033085862 del Seguro de Vida, así como el cargo de remisión de la póliza; (iii) presentar los medios probatorios que acrediten la justificación de la negativa de otorgar al denunciante la rehabilitación de la Póliza 02262/0033085909 del Seguro de Vida y de la Póliza 02262/0033085862 del Seguro de Vida; y, (iv) presentar todas las comunicaciones cursadas con la parte denunciante en virtud de los hechos materia de denuncia</w:t>
+      </w:r>
+      <w:r>
+        <w:rPr>
+          <w:rFonts w:ascii="Arial Narrow" w:eastAsia="Times New Roman" w:hAnsi="Arial Narrow" w:cs="Arial"/>
+          <w:color w:val="000000"/>
+          <w:kern w:val="0"/>
+          <w:lang w:val="es-ES" w:eastAsia="es-ES"/>
+          <ns2:ligatures ns2:val="none"/>
+        </w:rPr>
+        <w:t>.</w:t>
+      </w:r>
+    </w:p>
+    <w:p ns2:paraId="12A4D8BD" ns2:textId="77777777">
+      <w:pPr>
+        <w:spacing w:after="0" w:line="240" w:lineRule="auto"/>
+        <w:jc w:val="both"/>
+        <w:rPr>
+          <w:rFonts w:ascii="Arial Narrow" w:eastAsia="Arial Narrow" w:hAnsi="Arial Narrow" w:cs="Arial Narrow"/>
+          <w:b/>
+          <w:color w:val="000000"/>
+          <w:kern w:val="0"/>
+          <w:lang w:val="es-ES" w:eastAsia="es-PE"/>
+          <ns2:ligatures ns2:val="none"/>
+        </w:rPr>
+      </w:pPr>
+    </w:p>
+    <w:p ns2:paraId="591B7E6F" ns2:textId="77777777">
+      <w:pPr>
+        <w:spacing w:after="0" w:line="240" w:lineRule="auto"/>
+        <w:jc w:val="both"/>
+        <w:rPr>
+          <w:rFonts w:ascii="Arial Narrow" w:eastAsia="Arial Narrow" w:hAnsi="Arial Narrow" w:cs="Arial Narrow"/>
+          <w:color w:val="000000"/>
+          <w:kern w:val="0"/>
+          <w:lang w:eastAsia="es-PE"/>
+          <ns2:ligatures ns2:val="none"/>
+        </w:rPr>
+      </w:pPr>
+      <w:r>
+        <w:rPr>
+          <w:rFonts w:ascii="Arial Narrow" w:eastAsia="Arial Narrow" w:hAnsi="Arial Narrow" w:cs="Arial Narrow"/>
+          <w:b/>
+          <w:color w:val="000000"/>
+          <w:kern w:val="0"/>
+          <w:lang w:eastAsia="es-PE"/>
+          <ns2:ligatures ns2:val="none"/>
+        </w:rPr>
+        <w:t>SEXTO:</w:t>
+      </w:r>
+      <w:r>
+        <w:rPr>
+          <w:rFonts w:ascii="Arial Narrow" w:eastAsia="Arial Narrow" w:hAnsi="Arial Narrow" w:cs="Arial Narrow"/>
+          <w:color w:val="000000"/>
+          <w:kern w:val="0"/>
+          <w:lang w:eastAsia="es-PE"/>
+          <ns2:ligatures ns2:val="none"/>
+        </w:rPr>
+        <w:t xml:space="preserve"> </w:t>
+      </w:r>
+      <w:bookmarkStart w:id="28" w:name="_Hlk188286915"/>
+      <w:r>
+        <w:rPr>
+          <w:rFonts w:ascii="Arial Narrow" w:eastAsia="Arial Narrow" w:hAnsi="Arial Narrow" w:cs="Arial Narrow"/>
+          <w:color w:val="000000"/>
+          <w:kern w:val="0"/>
+          <w:lang w:eastAsia="es-PE"/>
+          <ns2:ligatures ns2:val="none"/>
+        </w:rPr>
+        <w:t>informar a las partes que el artículo 110</w:t>
+      </w:r>
+      <w:r>
+        <w:rPr>
+          <w:rFonts w:ascii="Arial Narrow" w:eastAsia="Times New Roman" w:hAnsi="Arial Narrow" w:cs="Segoe UI"/>
+          <w:color w:val="000000"/>
+          <w:kern w:val="0"/>
+          <w:lang w:eastAsia="es-PE"/>
+          <ns2:ligatures ns2:val="none"/>
+        </w:rPr>
+        <w:t/>
+      </w:r>
+      <w:r>
+        <w:rPr>
+          <w:rFonts w:ascii="Arial Narrow" w:eastAsia="Arial Narrow" w:hAnsi="Arial Narrow" w:cs="Arial Narrow"/>
+          <w:color w:val="000000"/>
+          <w:kern w:val="0"/>
+          <w:lang w:eastAsia="es-PE"/>
+          <ns2:ligatures ns2:val="none"/>
+        </w:rPr>
+        <w:t xml:space="preserve"> de la Ley 29571, Código de Protección y Defensa del Consumidor</w:t>
+      </w:r>
+      <w:r>
+        <w:rPr>
+          <w:rStyle w:val="Refdenotaalpie"/>
+          <w:rFonts w:ascii="Arial Narrow" w:eastAsia="Arial Narrow" w:hAnsi="Arial Narrow" w:cs="Times New Roman"/>
+          <w:color w:val="000000"/>
+          <w:kern w:val="0"/>
+          <w:vertAlign w:val="superscript"/>
+          <w:lang w:eastAsia="es-PE"/>
+          <ns2:ligatures ns2:val="none"/>
+        </w:rPr>
+        <w:footnoteReference w:id="7"/>
+      </w:r>
+      <w:r>
+        <w:rPr>
+          <w:rFonts w:ascii="Arial Narrow" w:eastAsia="Arial Narrow" w:hAnsi="Arial Narrow" w:cs="Arial Narrow"/>
+          <w:color w:val="000000"/>
+          <w:kern w:val="0"/>
+          <w:lang w:eastAsia="es-PE"/>
+          <ns2:ligatures ns2:val="none"/>
+        </w:rPr>
+        <w:t>, faculta a la Comisión a calificar las infracciones de la referida norma como leves, graves o muy graves e imponer sanciones que van desde una amonestación hasta una multa por un máximo de 450 Unidades Impositivas Tributarias, sin perjuicio de las medidas correctivas, reparadoras y complementarias, que puedan ordenarse de acuerdo a lo estipulado en los artículos 114</w:t>
+      </w:r>
+      <w:r>
+        <w:rPr>
+          <w:rFonts w:ascii="Arial Narrow" w:eastAsia="Times New Roman" w:hAnsi="Arial Narrow" w:cs="Segoe UI"/>
+          <w:color w:val="000000"/>
+          <w:kern w:val="0"/>
+          <w:lang w:eastAsia="es-PE"/>
+          <ns2:ligatures ns2:val="none"/>
+        </w:rPr>
+        <w:t/>
+      </w:r>
+      <w:r>
+        <w:rPr>
+          <w:rFonts w:ascii="Arial Narrow" w:eastAsia="Arial Narrow" w:hAnsi="Arial Narrow" w:cs="Arial Narrow"/>
+          <w:color w:val="000000"/>
+          <w:kern w:val="0"/>
+          <w:lang w:eastAsia="es-PE"/>
+          <ns2:ligatures ns2:val="none"/>
+        </w:rPr>
+        <w:t>, 115</w:t>
+      </w:r>
+      <w:r>
+        <w:rPr>
+          <w:rFonts w:ascii="Arial Narrow" w:eastAsia="Times New Roman" w:hAnsi="Arial Narrow" w:cs="Segoe UI"/>
+          <w:color w:val="000000"/>
+          <w:kern w:val="0"/>
+          <w:lang w:eastAsia="es-PE"/>
+          <ns2:ligatures ns2:val="none"/>
+        </w:rPr>
+        <w:t/>
+      </w:r>
+      <w:r>
+        <w:rPr>
+          <w:rFonts w:ascii="Arial Narrow" w:eastAsia="Arial Narrow" w:hAnsi="Arial Narrow" w:cs="Arial Narrow"/>
+          <w:color w:val="000000"/>
+          <w:kern w:val="0"/>
+          <w:lang w:eastAsia="es-PE"/>
+          <ns2:ligatures ns2:val="none"/>
+        </w:rPr>
+        <w:t xml:space="preserve"> y 116</w:t>
+      </w:r>
+      <w:r>
+        <w:rPr>
+          <w:rFonts w:ascii="Arial Narrow" w:eastAsia="Times New Roman" w:hAnsi="Arial Narrow" w:cs="Segoe UI"/>
+          <w:color w:val="000000"/>
+          <w:kern w:val="0"/>
+          <w:lang w:eastAsia="es-PE"/>
+          <ns2:ligatures ns2:val="none"/>
+        </w:rPr>
+        <w:t/>
+      </w:r>
+      <w:r>
+        <w:rPr>
+          <w:rFonts w:ascii="Arial Narrow" w:eastAsia="Arial Narrow" w:hAnsi="Arial Narrow" w:cs="Arial Narrow"/>
+          <w:color w:val="000000"/>
+          <w:kern w:val="0"/>
+          <w:lang w:eastAsia="es-PE"/>
+          <ns2:ligatures ns2:val="none"/>
+        </w:rPr>
+        <w:t xml:space="preserve"> de la referida norma</w:t>
+      </w:r>
+      <w:r>
+        <w:rPr>
+          <w:rStyle w:val="Refdenotaalpie"/>
+          <w:rFonts w:ascii="Arial Narrow" w:eastAsia="Arial Narrow" w:hAnsi="Arial Narrow" w:cs="Times New Roman"/>
+          <w:color w:val="000000"/>
+          <w:kern w:val="0"/>
+          <w:vertAlign w:val="superscript"/>
+          <w:lang w:eastAsia="es-PE"/>
+          <ns2:ligatures ns2:val="none"/>
+        </w:rPr>
+        <w:footnoteReference w:id="8"/>
+      </w:r>
+      <w:r>
+        <w:rPr>
+          <w:rFonts w:ascii="Arial Narrow" w:eastAsia="Arial Narrow" w:hAnsi="Arial Narrow" w:cs="Arial Narrow"/>
+          <w:color w:val="000000"/>
+          <w:kern w:val="0"/>
+          <w:lang w:eastAsia="es-PE"/>
+          <ns2:ligatures ns2:val="none"/>
+        </w:rPr>
+        <w:t xml:space="preserve">. </w:t>
+      </w:r>
+      <w:bookmarkEnd w:id="28"/>
+      <w:r>
+        <w:rPr>
+          <w:rFonts w:ascii="Arial Narrow" w:eastAsia="Arial Narrow" w:hAnsi="Arial Narrow" w:cs="Arial Narrow"/>
+          <w:color w:val="000000"/>
+          <w:kern w:val="0"/>
+          <w:lang w:eastAsia="es-PE"/>
+          <ns2:ligatures ns2:val="none"/>
+        </w:rPr>
+        <w:lastRenderedPageBreak/>
+        <w:t>Asimismo, se consideran circunstancias atenuantes para la graduación de la sanción, el allanamiento de la denuncia o el reconocimiento de las pretensiones en ella contenidas, de acuerdo con el artículo 112</w:t>
+      </w:r>
+      <w:r>
+        <w:rPr>
+          <w:rFonts w:ascii="Arial Narrow" w:eastAsia="Times New Roman" w:hAnsi="Arial Narrow" w:cs="Segoe UI"/>
+          <w:color w:val="000000"/>
+          <w:kern w:val="0"/>
+          <w:lang w:eastAsia="es-PE"/>
+          <ns2:ligatures ns2:val="none"/>
+        </w:rPr>
+        <w:t/>
+      </w:r>
+      <w:r>
+        <w:rPr>
+          <w:rFonts w:ascii="Arial Narrow" w:eastAsia="Arial Narrow" w:hAnsi="Arial Narrow" w:cs="Arial Narrow"/>
+          <w:color w:val="000000"/>
+          <w:kern w:val="0"/>
+          <w:lang w:eastAsia="es-PE"/>
+          <ns2:ligatures ns2:val="none"/>
+        </w:rPr>
+        <w:t xml:space="preserve"> del Código</w:t>
+      </w:r>
+      <w:r>
+        <w:rPr>
+          <w:rStyle w:val="Refdenotaalpie"/>
+          <w:rFonts w:ascii="Arial Narrow" w:eastAsia="Arial Narrow" w:hAnsi="Arial Narrow" w:cs="Times New Roman"/>
+          <w:color w:val="000000"/>
+          <w:kern w:val="0"/>
+          <w:vertAlign w:val="superscript"/>
+          <w:lang w:eastAsia="es-PE"/>
+          <ns2:ligatures ns2:val="none"/>
+        </w:rPr>
+        <w:footnoteReference w:id="9"/>
+      </w:r>
+      <w:r>
+        <w:rPr>
+          <w:rFonts w:ascii="Arial Narrow" w:eastAsia="Arial Narrow" w:hAnsi="Arial Narrow" w:cs="Arial Narrow"/>
+          <w:color w:val="000000"/>
+          <w:kern w:val="0"/>
+          <w:lang w:eastAsia="es-PE"/>
+          <ns2:ligatures ns2:val="none"/>
+        </w:rPr>
+        <w:t>.</w:t>
+      </w:r>
+    </w:p>
+    <w:p ns2:paraId="0ECE55DF" ns2:textId="77777777">
+      <w:pPr>
+        <w:shd w:val="clear" w:color="auto" w:fill="FFFFFF"/>
+        <w:spacing w:after="0" w:line="240" w:lineRule="auto"/>
+        <w:jc w:val="both"/>
+        <w:rPr>
+          <w:rFonts w:ascii="Arial Narrow" w:eastAsia="Arial Narrow" w:hAnsi="Arial Narrow" w:cs="Arial Narrow"/>
+          <w:b/>
+          <w:color w:val="000000"/>
+          <w:kern w:val="0"/>
+          <w:lang w:eastAsia="es-PE"/>
+          <ns2:ligatures ns2:val="none"/>
+        </w:rPr>
+      </w:pPr>
+    </w:p>
+    <w:p ns2:paraId="1CC114EB" ns2:textId="77777777">
+      <w:pPr>
+        <w:shd w:val="clear" w:color="auto" w:fill="FFFFFF"/>
+        <w:spacing w:after="0" w:line="240" w:lineRule="auto"/>
+        <w:jc w:val="both"/>
+        <w:rPr>
+          <w:rFonts w:ascii="Arial Narrow" w:eastAsia="Arial Narrow" w:hAnsi="Arial Narrow" w:cs="Arial Narrow"/>
+          <w:color w:val="000000"/>
+          <w:kern w:val="0"/>
+          <w:lang w:eastAsia="es-PE"/>
+          <ns2:ligatures ns2:val="none"/>
+        </w:rPr>
+      </w:pPr>
+      <w:r>
+        <w:rPr>
+          <w:rFonts w:ascii="Arial Narrow" w:eastAsia="Arial Narrow" w:hAnsi="Arial Narrow" w:cs="Arial Narrow"/>
+          <w:b/>
+          <w:color w:val="000000"/>
+          <w:kern w:val="0"/>
+          <w:lang w:eastAsia="es-PE"/>
+          <ns2:ligatures ns2:val="none"/>
+        </w:rPr>
+        <w:t>SÉTIMO:</w:t>
+      </w:r>
+      <w:r>
+        <w:rPr>
+          <w:rFonts w:ascii="Arial Narrow" w:eastAsia="Arial Narrow" w:hAnsi="Arial Narrow" w:cs="Arial Narrow"/>
+          <w:color w:val="000000"/>
+          <w:kern w:val="0"/>
+          <w:lang w:eastAsia="es-PE"/>
+          <ns2:ligatures ns2:val="none"/>
+        </w:rPr>
+        <w:t xml:space="preserve"> informar a las partes que conforme a lo establecido en el artículo 39</w:t>
+      </w:r>
+      <w:r>
+        <w:rPr>
+          <w:rFonts w:ascii="Arial Narrow" w:eastAsia="Times New Roman" w:hAnsi="Arial Narrow" w:cs="Segoe UI"/>
+          <w:color w:val="000000"/>
+          <w:kern w:val="0"/>
+          <w:lang w:eastAsia="es-PE"/>
+          <ns2:ligatures ns2:val="none"/>
+        </w:rPr>
+        <w:t/>
+      </w:r>
+      <w:r>
+        <w:rPr>
+          <w:rFonts w:ascii="Arial Narrow" w:eastAsia="Arial Narrow" w:hAnsi="Arial Narrow" w:cs="Arial Narrow"/>
+          <w:color w:val="000000"/>
+          <w:kern w:val="0"/>
+          <w:lang w:eastAsia="es-PE"/>
+          <ns2:ligatures ns2:val="none"/>
+        </w:rPr>
+        <w:t xml:space="preserve"> de la Ley sobre Facultades, Normas y Organización del Indecopi, aprobada por Decreto Legislativo 807, los gastos por los peritajes realizados, actuación de pruebas, inspecciones y otros derivados de la tramitación del proceso serán de cargo de la parte que solicita la prueba, salvo pacto en contrario. En todos los casos, la resolución final determinará si los gastos deben ser asumidos por alguna de las partes, o reembolsados a la otra parte o al Indecopi, según sea el caso, de manera adicional a la sanción que haya podido imponerse. </w:t>
+      </w:r>
+    </w:p>
+    <w:p ns2:paraId="364C4B19" ns2:textId="77777777">
+      <w:pPr>
+        <w:shd w:val="clear" w:color="auto" w:fill="FFFFFF"/>
+        <w:spacing w:after="0" w:line="240" w:lineRule="auto"/>
+        <w:jc w:val="both"/>
+        <w:rPr>
+          <w:rFonts w:ascii="Arial Narrow" w:eastAsia="Arial Narrow" w:hAnsi="Arial Narrow" w:cs="Arial Narrow"/>
+          <w:color w:val="000000"/>
+          <w:kern w:val="0"/>
+          <w:lang w:eastAsia="es-PE"/>
+          <ns2:ligatures ns2:val="none"/>
+        </w:rPr>
+      </w:pPr>
+    </w:p>
+    <w:p ns2:paraId="27E9BBC0" ns2:textId="77777777">
+      <w:pPr>
+        <w:suppressAutoHyphens/>
+        <w:spacing w:after="0" w:line="240" w:lineRule="auto"/>
+        <w:jc w:val="both"/>
         <w:rPr>
           <w:rFonts w:ascii="Arial Narrow" w:eastAsia="Calibri" w:hAnsi="Arial Narrow" w:cs="Arial"/>
           <w:kern w:val="0"/>
-          <w14:ligatures w14:val="none"/>
-        </w:rPr>
-        <w:t xml:space="preserve">, </w:t>
-      </w:r>
-      <w:r>
-        <w:rPr>
-          <w:rFonts w:ascii="Arial Narrow" w:eastAsia="Arial Narrow" w:hAnsi="Arial Narrow" w:cs="Arial Narrow"/>
-          <w:color w:val="000000"/>
-          <w:kern w:val="0"/>
-          <w:lang w:eastAsia="es-PE"/>
-          <w14:ligatures w14:val="none"/>
-        </w:rPr>
-        <w:t>a</w:t>
-      </w:r>
-      <w:r>
+          <w:u w:val="single"/>
+          <ns2:ligatures ns2:val="none"/>
+        </w:rPr>
+      </w:pPr>
+      <w:r>
+        <w:rPr>
+          <w:rFonts w:ascii="Arial Narrow" w:eastAsia="Calibri" w:hAnsi="Arial Narrow" w:cs="Arial"/>
+          <w:b/>
+          <w:bCs/>
+          <w:kern w:val="0"/>
+          <ns2:ligatures ns2:val="none"/>
+        </w:rPr>
+        <w:t>OCTAVO</w:t>
+      </w:r>
+      <w:r>
+        <w:rPr>
+          <w:rFonts w:ascii="Arial Narrow" w:eastAsia="Calibri" w:hAnsi="Arial Narrow" w:cs="Arial"/>
+          <w:b/>
+          <w:kern w:val="0"/>
+          <ns2:ligatures ns2:val="none"/>
+        </w:rPr>
+        <w:t>:</w:t>
+      </w:r>
+      <w:r>
+        <w:rPr>
+          <w:rFonts w:ascii="Arial Narrow" w:eastAsia="Calibri" w:hAnsi="Arial Narrow" w:cs="Arial"/>
+          <w:kern w:val="0"/>
+          <ns2:ligatures ns2:val="none"/>
+        </w:rPr>
+        <w:t xml:space="preserve"> comunicar a las partes que, de acuerdo a lo señalado por el artículo 29</w:t>
+      </w:r>
+      <w:r>
+        <w:rPr>
+          <w:rFonts w:ascii="Arial Narrow" w:eastAsia="Times New Roman" w:hAnsi="Arial Narrow" w:cs="Segoe UI"/>
+          <w:color w:val="000000"/>
+          <w:kern w:val="0"/>
+          <w:lang w:eastAsia="es-PE"/>
+          <ns2:ligatures ns2:val="none"/>
+        </w:rPr>
+        <w:t/>
+      </w:r>
+      <w:r>
+        <w:rPr>
+          <w:rFonts w:ascii="Arial Narrow" w:eastAsia="Calibri" w:hAnsi="Arial Narrow" w:cs="Arial"/>
+          <w:kern w:val="0"/>
+          <ns2:ligatures ns2:val="none"/>
+        </w:rPr>
+        <w:t xml:space="preserve"> del Decreto Legislativo 807</w:t>
+      </w:r>
+      <w:r>
+        <w:rPr>
+          <w:rStyle w:val="Refdenotaalpie"/>
+          <w:rFonts w:ascii="Arial Narrow" w:eastAsia="Calibri" w:hAnsi="Arial Narrow" w:cs="Arial"/>
+          <w:kern w:val="0"/>
+          <w:vertAlign w:val="superscript"/>
+          <ns2:ligatures ns2:val="none"/>
+        </w:rPr>
+        <w:footnoteReference w:id="10"/>
+      </w:r>
+      <w:r>
+        <w:rPr>
+          <w:rFonts w:ascii="Arial Narrow" w:eastAsia="Calibri" w:hAnsi="Arial Narrow" w:cs="Arial"/>
+          <w:kern w:val="0"/>
+          <ns2:ligatures ns2:val="none"/>
+        </w:rPr>
+        <w:t xml:space="preserve">, hasta antes de la emisión de la Resolución Final tienen la posibilidad de solicitar una audiencia de conciliación. En caso deleguen a favor de una tercera persona su actuación en la diligencia programada, esta deberá presentar un poder especial con firma legalizada ante Notario Público, donde conste </w:t>
+      </w:r>
+      <w:r>
+        <w:rPr>
+          <w:rFonts w:ascii="Arial Narrow" w:eastAsia="Calibri" w:hAnsi="Arial Narrow" w:cs="Arial"/>
+          <w:kern w:val="0"/>
+          <w:u w:val="single"/>
+          <ns2:ligatures ns2:val="none"/>
+        </w:rPr>
+        <w:t>expresamente su facultad para asistir y conciliar en su representación</w:t>
+      </w:r>
+      <w:r>
+        <w:rPr>
+          <w:rFonts w:ascii="Arial Narrow" w:eastAsia="Calibri" w:hAnsi="Arial Narrow" w:cs="Arial"/>
+          <w:bCs/>
+          <w:kern w:val="0"/>
+          <ns2:ligatures ns2:val="none"/>
+        </w:rPr>
+        <w:t>.</w:t>
+      </w:r>
+      <w:r>
+        <w:rPr>
+          <w:rFonts w:ascii="Arial Narrow" w:eastAsia="Calibri" w:hAnsi="Arial Narrow" w:cs="Arial"/>
+          <w:b/>
+          <w:bCs/>
+          <w:kern w:val="0"/>
+          <ns2:ligatures ns2:val="none"/>
+        </w:rPr>
+        <w:t xml:space="preserve"> </w:t>
+      </w:r>
+      <w:r>
+        <w:rPr>
+          <w:rFonts w:ascii="Arial Narrow" w:eastAsia="Calibri" w:hAnsi="Arial Narrow" w:cs="Arial"/>
+          <w:kern w:val="0"/>
+          <w:u w:val="single"/>
+          <ns2:ligatures ns2:val="none"/>
+        </w:rPr>
+        <w:t xml:space="preserve">Ello bajo apercibimiento de no realizar la audiencia de conciliación y levantar el acta de inasistencia correspondiente. </w:t>
+      </w:r>
+    </w:p>
+    <w:p ns2:paraId="4CD47B08" ns2:textId="77777777">
+      <w:pPr>
+        <w:suppressAutoHyphens/>
+        <w:spacing w:after="0" w:line="240" w:lineRule="auto"/>
+        <w:jc w:val="both"/>
+        <w:rPr>
+          <w:rFonts w:ascii="Arial Narrow" w:eastAsia="Calibri" w:hAnsi="Arial Narrow" w:cs="Arial"/>
+          <w:kern w:val="0"/>
+          <w:u w:val="single"/>
+          <ns2:ligatures ns2:val="none"/>
+        </w:rPr>
+      </w:pPr>
+    </w:p>
+    <w:p ns2:paraId="0E80CA49" ns2:textId="77777777">
+      <w:pPr>
+        <w:suppressAutoHyphens/>
+        <w:spacing w:after="0" w:line="240" w:lineRule="auto"/>
+        <w:jc w:val="both"/>
         <w:rPr>
           <w:rFonts w:ascii="Arial Narrow" w:eastAsia="Times New Roman" w:hAnsi="Arial Narrow" w:cs="Times New Roman"/>
           <w:color w:val="000000"/>
           <w:kern w:val="0"/>
-          <w:shd w:val="clear" w:color="auto" w:fill="FFFFFF"/>
-          <w:lang w:eastAsia="es-PE"/>
-          <w14:ligatures w14:val="none"/>
-        </w:rPr>
-        <w:t xml:space="preserve"> </w:t>
+          <w:lang w:eastAsia="es-PE"/>
+          <ns2:ligatures ns2:val="none"/>
+        </w:rPr>
+      </w:pPr>
+      <w:r>
+        <w:rPr>
+          <w:rFonts w:ascii="Arial Narrow" w:eastAsia="Times New Roman" w:hAnsi="Arial Narrow" w:cs="Times New Roman"/>
+          <w:b/>
+          <w:color w:val="000000"/>
+          <w:kern w:val="0"/>
+          <w:lang w:eastAsia="es-PE"/>
+          <ns2:ligatures ns2:val="none"/>
+        </w:rPr>
+        <w:t>NOVENO:</w:t>
+      </w:r>
+      <w:r>
+        <w:rPr>
+          <w:rFonts w:ascii="Arial Narrow" w:eastAsia="Times New Roman" w:hAnsi="Arial Narrow" w:cs="Times New Roman"/>
+          <w:color w:val="000000"/>
+          <w:kern w:val="0"/>
+          <w:lang w:eastAsia="es-PE"/>
+          <ns2:ligatures ns2:val="none"/>
+        </w:rPr>
+        <w:t xml:space="preserve"> poner en conocimiento de las partes que, antes de la emisión de la Resolución Final, tienen la posibilidad de formular su desistimiento o presentar el acuerdo arribado mediante la conciliación, mediación, transacción o cualquier otro que, de forma indubitable, deje constancia que se ha solucionado la controversia materia de denuncia.</w:t>
+      </w:r>
+      <w:bookmarkStart w:id="29" w:name="h.gjdgxs" w:colFirst="0" w:colLast="0"/>
+      <w:bookmarkEnd w:id="29"/>
+    </w:p>
+    <w:p ns2:paraId="7DDD06F7" ns2:textId="77777777">
+      <w:pPr>
+        <w:suppressAutoHyphens/>
+        <w:spacing w:after="0" w:line="240" w:lineRule="auto"/>
+        <w:jc w:val="both"/>
+        <w:rPr>
+          <w:rFonts w:ascii="Arial Narrow" w:eastAsia="Times New Roman" w:hAnsi="Arial Narrow" w:cs="Times New Roman"/>
+          <w:color w:val="000000"/>
+          <w:kern w:val="0"/>
+          <w:lang w:eastAsia="es-PE"/>
+          <ns2:ligatures ns2:val="none"/>
+        </w:rPr>
+      </w:pPr>
+    </w:p>
+    <w:p ns2:paraId="236137A1" ns2:textId="4CCBCB8D">
+      <w:pPr>
+        <w:suppressAutoHyphens/>
+        <w:spacing w:after="0" w:line="240" w:lineRule="auto"/>
+        <w:jc w:val="both"/>
+        <w:rPr>
+          <w:rFonts w:ascii="Arial Narrow" w:hAnsi="Arial Narrow" w:cs="Arial"/>
+        </w:rPr>
+      </w:pPr>
+      <w:r>
+        <w:rPr>
+          <w:rFonts w:ascii="Arial Narrow" w:eastAsia="Arial Narrow" w:hAnsi="Arial Narrow" w:cs="Arial Narrow"/>
+          <w:b/>
+          <w:bCs/>
+        </w:rPr>
+        <w:t xml:space="preserve">DÉCIMO: requerir al señor [DENUNCIANTE] y a Rímac Seguros y Reaseguros S.A. para que, dentro del plazo de dos (2) días hábiles siguientes a la fecha en que reciban la notificación en sus bandejas de correo electrónico, efectúen la confirmación de recepción de la notificación remitida por este despacho a sus correos electrónicos, de conformidad con el segundo párrafo del numeral 4 del artículo 20 del Texto Único Ordenado de la Ley del Procedimiento Administrativo General, aprobado mediante Decreto Supremo 006-2026-JUS, bajo apercibimiento de rehacer el acto de notificación y notificarle conforme al numeral 1 del artículo 20 del citado cuerpo normativo.</w:t>
+      </w:r>
+      <w:r>
+        <w:rPr>
+          <w:rFonts w:ascii="Arial Narrow" w:hAnsi="Arial Narrow" w:cs="Arial"/>
+          <w:b/>
+          <w:spacing w:val="-3"/>
+          <w:kern w:val="0"/>
+          <ns2:ligatures ns2:val="none"/>
+        </w:rPr>
+        <w:t/>
       </w:r>
       <w:r>
         <w:rPr>
@@ -5242,707 +5838,9 @@
           <w:bCs/>
           <w:spacing w:val="-3"/>
           <w:kern w:val="0"/>
-          <w14:ligatures w14:val="none"/>
-        </w:rPr>
-        <w:t>Rímac Seguros y Reaseguros S.A.</w:t>
-      </w:r>
-      <w:r>
-        <w:rPr>
-          <w:rFonts w:ascii="Arial Narrow" w:eastAsia="Arial Narrow" w:hAnsi="Arial Narrow" w:cs="Arial Narrow"/>
-          <w:color w:val="000000"/>
-          <w:kern w:val="0"/>
-          <w:lang w:eastAsia="es-PE"/>
-          <w14:ligatures w14:val="none"/>
-        </w:rPr>
-        <w:t>, para que, de conformidad con lo dispuesto por el artículo 26</w:t>
-      </w:r>
-      <w:r>
-        <w:rPr>
-          <w:rFonts w:ascii="Arial Narrow" w:eastAsia="Times New Roman" w:hAnsi="Arial Narrow" w:cs="Segoe UI"/>
-          <w:color w:val="000000"/>
-          <w:kern w:val="0"/>
-          <w:lang w:eastAsia="es-PE"/>
-          <w14:ligatures w14:val="none"/>
-        </w:rPr>
-        <w:t/>
-      </w:r>
-      <w:r>
-        <w:rPr>
-          <w:rFonts w:ascii="Arial Narrow" w:eastAsia="Arial Narrow" w:hAnsi="Arial Narrow" w:cs="Arial Narrow"/>
-          <w:color w:val="000000"/>
-          <w:kern w:val="0"/>
-          <w:lang w:eastAsia="es-PE"/>
-          <w14:ligatures w14:val="none"/>
-        </w:rPr>
-        <w:t xml:space="preserve"> d</w:t>
-      </w:r>
-      <w:r>
-        <w:rPr>
-          <w:rFonts w:ascii="Arial Narrow" w:eastAsia="Arial Narrow" w:hAnsi="Arial Narrow" w:cs="Arial Narrow"/>
-          <w:color w:val="000000"/>
-          <w:kern w:val="0"/>
-          <w:lang w:eastAsia="es-PE"/>
-          <w14:ligatures w14:val="none"/>
-        </w:rPr>
-        <w:t xml:space="preserve">e la Ley sobre Facultades, Normas y Organización del Indecopi, aprobada por Decreto Legislativo 807, presente sus descargos en un plazo no mayor de cinco (5) días hábiles contados desde la notificación. </w:t>
-      </w:r>
-    </w:p>
-    <w:p>
-      <w:pPr>
-        <w:spacing w:after="0" w:line="240" w:lineRule="auto"/>
-        <w:jc w:val="both"/>
-        <w:rPr>
-          <w:rFonts w:ascii="Arial Narrow" w:eastAsia="Arial Narrow" w:hAnsi="Arial Narrow" w:cs="Arial Narrow"/>
-          <w:color w:val="000000"/>
-          <w:kern w:val="0"/>
-          <w:lang w:eastAsia="es-PE"/>
-          <w14:ligatures w14:val="none"/>
-        </w:rPr>
-      </w:pPr>
-    </w:p>
-    <w:p>
-      <w:pPr>
-        <w:spacing w:after="0" w:line="240" w:lineRule="auto"/>
-        <w:jc w:val="both"/>
-        <w:rPr>
-          <w:rFonts w:ascii="Arial Narrow" w:eastAsia="Times New Roman" w:hAnsi="Arial Narrow" w:cs="Arial"/>
-          <w:color w:val="000000"/>
-          <w:kern w:val="0"/>
-          <w:lang w:val="es-ES" w:eastAsia="es-ES"/>
-          <w14:ligatures w14:val="none"/>
-        </w:rPr>
-      </w:pPr>
-      <w:r>
-        <w:rPr>
-          <w:rFonts w:ascii="Arial Narrow" w:eastAsia="Arial Narrow" w:hAnsi="Arial Narrow" w:cs="Arial Narrow"/>
-          <w:b/>
-          <w:color w:val="000000"/>
-          <w:kern w:val="0"/>
-          <w:lang w:eastAsia="es-PE"/>
-          <w14:ligatures w14:val="none"/>
-        </w:rPr>
-        <w:t xml:space="preserve">QUINTO: </w:t>
-      </w:r>
-      <w:bookmarkStart w:id="26" w:name="_Hlk188286813"/>
-      <w:r>
-        <w:rPr>
-          <w:rFonts w:ascii="Arial Narrow" w:eastAsia="Times New Roman" w:hAnsi="Arial Narrow" w:cs="Arial"/>
-          <w:color w:val="000000"/>
-          <w:kern w:val="0"/>
-          <w:lang w:eastAsia="es-ES"/>
-          <w14:ligatures w14:val="none"/>
-        </w:rPr>
-        <w:t xml:space="preserve">requerir </w:t>
-      </w:r>
-      <w:r>
-        <w:rPr>
-          <w:rFonts w:ascii="Arial Narrow" w:eastAsia="Times New Roman" w:hAnsi="Arial Narrow" w:cs="Arial"/>
-          <w:color w:val="000000"/>
-          <w:kern w:val="0"/>
-          <w:lang w:val="es-ES" w:eastAsia="es-ES"/>
-          <w14:ligatures w14:val="none"/>
-        </w:rPr>
-        <w:t xml:space="preserve">que, en un </w:t>
-      </w:r>
-      <w:r>
-        <w:rPr>
-          <w:rFonts w:ascii="Arial Narrow" w:eastAsia="Times New Roman" w:hAnsi="Arial Narrow" w:cs="Arial"/>
-          <w:color w:val="000000"/>
-          <w:kern w:val="0"/>
-          <w:lang w:eastAsia="es-ES"/>
-          <w14:ligatures w14:val="none"/>
-        </w:rPr>
-        <w:t>plazo no mayor de cinco (5) días hábiles contado a partir del día siguiente de la notificación de la presente resolución</w:t>
-      </w:r>
-      <w:bookmarkEnd w:id="26"/>
-      <w:r>
-        <w:rPr>
-          <w:rFonts w:ascii="Arial Narrow" w:eastAsia="Times New Roman" w:hAnsi="Arial Narrow" w:cs="Arial"/>
-          <w:color w:val="000000"/>
-          <w:kern w:val="0"/>
-          <w:lang w:eastAsia="es-ES"/>
-          <w14:ligatures w14:val="none"/>
-        </w:rPr>
-        <w:t xml:space="preserve">, </w:t>
-      </w:r>
-      <w:bookmarkStart w:id="27" w:name="_Hlk188286828"/>
-      <w:r>
-        <w:rPr>
-          <w:rFonts w:ascii="Arial Narrow" w:eastAsia="Times New Roman" w:hAnsi="Arial Narrow" w:cs="Times New Roman"/>
-          <w:color w:val="000000"/>
-          <w:kern w:val="0"/>
-          <w:shd w:val="clear" w:color="auto" w:fill="FFFFFF"/>
-          <w:lang w:eastAsia="es-PE"/>
-          <w14:ligatures w14:val="none"/>
-        </w:rPr>
-        <w:t>el proveedor denunciado</w:t>
-      </w:r>
-      <w:r>
-        <w:rPr>
-          <w:rFonts w:ascii="Arial Narrow" w:eastAsia="Times New Roman" w:hAnsi="Arial Narrow" w:cs="Arial"/>
-          <w:color w:val="000000"/>
-          <w:kern w:val="0"/>
-          <w:lang w:eastAsia="es-ES"/>
-          <w14:ligatures w14:val="none"/>
-        </w:rPr>
-        <w:t xml:space="preserve"> </w:t>
-      </w:r>
-      <w:bookmarkEnd w:id="27"/>
-      <w:r>
-        <w:rPr>
-          <w:rFonts w:ascii="Arial Narrow" w:eastAsia="Times New Roman" w:hAnsi="Arial Narrow" w:cs="Arial"/>
-          <w:color w:val="000000"/>
-          <w:kern w:val="0"/>
-          <w:lang w:val="es-ES" w:eastAsia="es-ES"/>
-          <w14:ligatures w14:val="none"/>
-        </w:rPr>
-        <w:t xml:space="preserve">cumpla con: </w:t>
-      </w:r>
-      <w:r>
-        <w:rPr>
-          <w:rFonts w:ascii="Arial Narrow" w:eastAsia="Times New Roman" w:hAnsi="Arial Narrow" w:cs="Arial"/>
-          <w:color w:val="000000"/>
-          <w:kern w:val="0"/>
-          <w:lang w:val="es-ES" w:eastAsia="es-ES"/>
-          <w14:ligatures w14:val="none"/>
-        </w:rPr>
-        <w:t>(i) presentar una copia completa, legible y debidamente suscrita de la Póliza 02262/0033085909 del Seguro de Vida, así como el cargo de remisión de la póliza; (ii) presentar una copia completa, legible y debidamente suscrita de la Póliza 02262/0033085862 del Seguro de Vida, así como el cargo de remisión de la póliza; (iii) presentar los medios probatorios que acrediten la justificación de la negativa de otorgar al denunciante la rehabilitación de la Póliza 02262/0033085909 del Seguro de Vida y de la Póliza 02262/0033085862 del Seguro de Vida; y, (iv) presentar todas las comunicaciones cursadas con la parte denunciante en virtud de los hechos materia de denuncia</w:t>
-      </w:r>
-      <w:r>
-        <w:rPr>
-          <w:rFonts w:ascii="Arial Narrow" w:eastAsia="Times New Roman" w:hAnsi="Arial Narrow" w:cs="Arial"/>
-          <w:color w:val="000000"/>
-          <w:kern w:val="0"/>
-          <w:lang w:val="es-ES" w:eastAsia="es-ES"/>
-          <w14:ligatures w14:val="none"/>
-        </w:rPr>
-        <w:t>.</w:t>
-      </w:r>
-    </w:p>
-    <w:p>
-      <w:pPr>
-        <w:spacing w:after="0" w:line="240" w:lineRule="auto"/>
-        <w:jc w:val="both"/>
-        <w:rPr>
-          <w:rFonts w:ascii="Arial Narrow" w:eastAsia="Arial Narrow" w:hAnsi="Arial Narrow" w:cs="Arial Narrow"/>
-          <w:b/>
-          <w:color w:val="000000"/>
-          <w:kern w:val="0"/>
-          <w:lang w:val="es-ES" w:eastAsia="es-PE"/>
-          <w14:ligatures w14:val="none"/>
-        </w:rPr>
-      </w:pPr>
-    </w:p>
-    <w:p>
-      <w:pPr>
-        <w:spacing w:after="0" w:line="240" w:lineRule="auto"/>
-        <w:jc w:val="both"/>
-        <w:rPr>
-          <w:rFonts w:ascii="Arial Narrow" w:eastAsia="Arial Narrow" w:hAnsi="Arial Narrow" w:cs="Arial Narrow"/>
-          <w:color w:val="000000"/>
-          <w:kern w:val="0"/>
-          <w:lang w:eastAsia="es-PE"/>
-          <w14:ligatures w14:val="none"/>
-        </w:rPr>
-      </w:pPr>
-      <w:r>
-        <w:rPr>
-          <w:rFonts w:ascii="Arial Narrow" w:eastAsia="Arial Narrow" w:hAnsi="Arial Narrow" w:cs="Arial Narrow"/>
-          <w:b/>
-          <w:color w:val="000000"/>
-          <w:kern w:val="0"/>
-          <w:lang w:eastAsia="es-PE"/>
-          <w14:ligatures w14:val="none"/>
-        </w:rPr>
-        <w:t>SEXTO:</w:t>
-      </w:r>
-      <w:r>
-        <w:rPr>
-          <w:rFonts w:ascii="Arial Narrow" w:eastAsia="Arial Narrow" w:hAnsi="Arial Narrow" w:cs="Arial Narrow"/>
-          <w:color w:val="000000"/>
-          <w:kern w:val="0"/>
-          <w:lang w:eastAsia="es-PE"/>
-          <w14:ligatures w14:val="none"/>
-        </w:rPr>
-        <w:t xml:space="preserve"> </w:t>
-      </w:r>
-      <w:bookmarkStart w:id="28" w:name="_Hlk188286915"/>
-      <w:r>
-        <w:rPr>
-          <w:rFonts w:ascii="Arial Narrow" w:eastAsia="Arial Narrow" w:hAnsi="Arial Narrow" w:cs="Arial Narrow"/>
-          <w:color w:val="000000"/>
-          <w:kern w:val="0"/>
-          <w:lang w:eastAsia="es-PE"/>
-          <w14:ligatures w14:val="none"/>
-        </w:rPr>
-        <w:t>informar a las partes que el artículo 110</w:t>
-      </w:r>
-      <w:r>
-        <w:rPr>
-          <w:rFonts w:ascii="Arial Narrow" w:eastAsia="Times New Roman" w:hAnsi="Arial Narrow" w:cs="Segoe UI"/>
-          <w:color w:val="000000"/>
-          <w:kern w:val="0"/>
-          <w:lang w:eastAsia="es-PE"/>
-          <w14:ligatures w14:val="none"/>
-        </w:rPr>
-        <w:t/>
-      </w:r>
-      <w:r>
-        <w:rPr>
-          <w:rFonts w:ascii="Arial Narrow" w:eastAsia="Arial Narrow" w:hAnsi="Arial Narrow" w:cs="Arial Narrow"/>
-          <w:color w:val="000000"/>
-          <w:kern w:val="0"/>
-          <w:lang w:eastAsia="es-PE"/>
-          <w14:ligatures w14:val="none"/>
-        </w:rPr>
-        <w:t xml:space="preserve"> de la Ley 29571, Código de Protección y Defensa del Consumidor</w:t>
-      </w:r>
-      <w:r>
-        <w:rPr>
-          <w:rStyle w:val="Refdenotaalpie"/>
-          <w:rFonts w:ascii="Arial Narrow" w:eastAsia="Arial Narrow" w:hAnsi="Arial Narrow" w:cs="Times New Roman"/>
-          <w:color w:val="000000"/>
-          <w:kern w:val="0"/>
-          <w:vertAlign w:val="superscript"/>
-          <w:lang w:eastAsia="es-PE"/>
-          <w14:ligatures w14:val="none"/>
-        </w:rPr>
-        <w:footnoteReference w:id="7"/>
-      </w:r>
-      <w:r>
-        <w:rPr>
-          <w:rFonts w:ascii="Arial Narrow" w:eastAsia="Arial Narrow" w:hAnsi="Arial Narrow" w:cs="Arial Narrow"/>
-          <w:color w:val="000000"/>
-          <w:kern w:val="0"/>
-          <w:lang w:eastAsia="es-PE"/>
-          <w14:ligatures w14:val="none"/>
-        </w:rPr>
-        <w:t>, faculta a la Comisión a calificar las infracciones de la referida norma como leves, graves o muy graves e imponer sanciones que van desde una amonestación hasta una multa por un máximo de 450 Unidades Impositivas Tributarias, sin perjuicio de las medidas correctivas, reparadoras y complementarias, que puedan ordenarse de acuerdo a lo estipulado en los artículos 114</w:t>
-      </w:r>
-      <w:r>
-        <w:rPr>
-          <w:rFonts w:ascii="Arial Narrow" w:eastAsia="Times New Roman" w:hAnsi="Arial Narrow" w:cs="Segoe UI"/>
-          <w:color w:val="000000"/>
-          <w:kern w:val="0"/>
-          <w:lang w:eastAsia="es-PE"/>
-          <w14:ligatures w14:val="none"/>
-        </w:rPr>
-        <w:t/>
-      </w:r>
-      <w:r>
-        <w:rPr>
-          <w:rFonts w:ascii="Arial Narrow" w:eastAsia="Arial Narrow" w:hAnsi="Arial Narrow" w:cs="Arial Narrow"/>
-          <w:color w:val="000000"/>
-          <w:kern w:val="0"/>
-          <w:lang w:eastAsia="es-PE"/>
-          <w14:ligatures w14:val="none"/>
-        </w:rPr>
-        <w:t>, 115</w:t>
-      </w:r>
-      <w:r>
-        <w:rPr>
-          <w:rFonts w:ascii="Arial Narrow" w:eastAsia="Times New Roman" w:hAnsi="Arial Narrow" w:cs="Segoe UI"/>
-          <w:color w:val="000000"/>
-          <w:kern w:val="0"/>
-          <w:lang w:eastAsia="es-PE"/>
-          <w14:ligatures w14:val="none"/>
-        </w:rPr>
-        <w:t/>
-      </w:r>
-      <w:r>
-        <w:rPr>
-          <w:rFonts w:ascii="Arial Narrow" w:eastAsia="Arial Narrow" w:hAnsi="Arial Narrow" w:cs="Arial Narrow"/>
-          <w:color w:val="000000"/>
-          <w:kern w:val="0"/>
-          <w:lang w:eastAsia="es-PE"/>
-          <w14:ligatures w14:val="none"/>
-        </w:rPr>
-        <w:t xml:space="preserve"> y 116</w:t>
-      </w:r>
-      <w:r>
-        <w:rPr>
-          <w:rFonts w:ascii="Arial Narrow" w:eastAsia="Times New Roman" w:hAnsi="Arial Narrow" w:cs="Segoe UI"/>
-          <w:color w:val="000000"/>
-          <w:kern w:val="0"/>
-          <w:lang w:eastAsia="es-PE"/>
-          <w14:ligatures w14:val="none"/>
-        </w:rPr>
-        <w:t/>
-      </w:r>
-      <w:r>
-        <w:rPr>
-          <w:rFonts w:ascii="Arial Narrow" w:eastAsia="Arial Narrow" w:hAnsi="Arial Narrow" w:cs="Arial Narrow"/>
-          <w:color w:val="000000"/>
-          <w:kern w:val="0"/>
-          <w:lang w:eastAsia="es-PE"/>
-          <w14:ligatures w14:val="none"/>
-        </w:rPr>
-        <w:t xml:space="preserve"> de la referida norma</w:t>
-      </w:r>
-      <w:r>
-        <w:rPr>
-          <w:rStyle w:val="Refdenotaalpie"/>
-          <w:rFonts w:ascii="Arial Narrow" w:eastAsia="Arial Narrow" w:hAnsi="Arial Narrow" w:cs="Times New Roman"/>
-          <w:color w:val="000000"/>
-          <w:kern w:val="0"/>
-          <w:vertAlign w:val="superscript"/>
-          <w:lang w:eastAsia="es-PE"/>
-          <w14:ligatures w14:val="none"/>
-        </w:rPr>
-        <w:footnoteReference w:id="8"/>
-      </w:r>
-      <w:r>
-        <w:rPr>
-          <w:rFonts w:ascii="Arial Narrow" w:eastAsia="Arial Narrow" w:hAnsi="Arial Narrow" w:cs="Arial Narrow"/>
-          <w:color w:val="000000"/>
-          <w:kern w:val="0"/>
-          <w:lang w:eastAsia="es-PE"/>
-          <w14:ligatures w14:val="none"/>
-        </w:rPr>
-        <w:t xml:space="preserve">. </w:t>
-      </w:r>
-      <w:bookmarkEnd w:id="28"/>
-      <w:r>
-        <w:rPr>
-          <w:rFonts w:ascii="Arial Narrow" w:eastAsia="Arial Narrow" w:hAnsi="Arial Narrow" w:cs="Arial Narrow"/>
-          <w:color w:val="000000"/>
-          <w:kern w:val="0"/>
-          <w:lang w:eastAsia="es-PE"/>
-          <w14:ligatures w14:val="none"/>
-        </w:rPr>
-        <w:lastRenderedPageBreak/>
-        <w:t>Asimismo, se consideran circunstancias atenuantes para la graduación de la sanción, el allanamiento de la denuncia o el reconocimiento de las pretensiones en ella contenidas, de acuerdo con el artículo 112</w:t>
-      </w:r>
-      <w:r>
-        <w:rPr>
-          <w:rFonts w:ascii="Arial Narrow" w:eastAsia="Times New Roman" w:hAnsi="Arial Narrow" w:cs="Segoe UI"/>
-          <w:color w:val="000000"/>
-          <w:kern w:val="0"/>
-          <w:lang w:eastAsia="es-PE"/>
-          <w14:ligatures w14:val="none"/>
-        </w:rPr>
-        <w:t/>
-      </w:r>
-      <w:r>
-        <w:rPr>
-          <w:rFonts w:ascii="Arial Narrow" w:eastAsia="Arial Narrow" w:hAnsi="Arial Narrow" w:cs="Arial Narrow"/>
-          <w:color w:val="000000"/>
-          <w:kern w:val="0"/>
-          <w:lang w:eastAsia="es-PE"/>
-          <w14:ligatures w14:val="none"/>
-        </w:rPr>
-        <w:t xml:space="preserve"> del Código</w:t>
-      </w:r>
-      <w:r>
-        <w:rPr>
-          <w:rStyle w:val="Refdenotaalpie"/>
-          <w:rFonts w:ascii="Arial Narrow" w:eastAsia="Arial Narrow" w:hAnsi="Arial Narrow" w:cs="Times New Roman"/>
-          <w:color w:val="000000"/>
-          <w:kern w:val="0"/>
-          <w:vertAlign w:val="superscript"/>
-          <w:lang w:eastAsia="es-PE"/>
-          <w14:ligatures w14:val="none"/>
-        </w:rPr>
-        <w:footnoteReference w:id="9"/>
-      </w:r>
-      <w:r>
-        <w:rPr>
-          <w:rFonts w:ascii="Arial Narrow" w:eastAsia="Arial Narrow" w:hAnsi="Arial Narrow" w:cs="Arial Narrow"/>
-          <w:color w:val="000000"/>
-          <w:kern w:val="0"/>
-          <w:lang w:eastAsia="es-PE"/>
-          <w14:ligatures w14:val="none"/>
-        </w:rPr>
-        <w:t>.</w:t>
-      </w:r>
-    </w:p>
-    <w:p>
-      <w:pPr>
-        <w:shd w:val="clear" w:color="auto" w:fill="FFFFFF"/>
-        <w:spacing w:after="0" w:line="240" w:lineRule="auto"/>
-        <w:jc w:val="both"/>
-        <w:rPr>
-          <w:rFonts w:ascii="Arial Narrow" w:eastAsia="Arial Narrow" w:hAnsi="Arial Narrow" w:cs="Arial Narrow"/>
-          <w:b/>
-          <w:color w:val="000000"/>
-          <w:kern w:val="0"/>
-          <w:lang w:eastAsia="es-PE"/>
-          <w14:ligatures w14:val="none"/>
-        </w:rPr>
-      </w:pPr>
-    </w:p>
-    <w:p>
-      <w:pPr>
-        <w:shd w:val="clear" w:color="auto" w:fill="FFFFFF"/>
-        <w:spacing w:after="0" w:line="240" w:lineRule="auto"/>
-        <w:jc w:val="both"/>
-        <w:rPr>
-          <w:rFonts w:ascii="Arial Narrow" w:eastAsia="Arial Narrow" w:hAnsi="Arial Narrow" w:cs="Arial Narrow"/>
-          <w:color w:val="000000"/>
-          <w:kern w:val="0"/>
-          <w:lang w:eastAsia="es-PE"/>
-          <w14:ligatures w14:val="none"/>
-        </w:rPr>
-      </w:pPr>
-      <w:r>
-        <w:rPr>
-          <w:rFonts w:ascii="Arial Narrow" w:eastAsia="Arial Narrow" w:hAnsi="Arial Narrow" w:cs="Arial Narrow"/>
-          <w:b/>
-          <w:color w:val="000000"/>
-          <w:kern w:val="0"/>
-          <w:lang w:eastAsia="es-PE"/>
-          <w14:ligatures w14:val="none"/>
-        </w:rPr>
-        <w:t>SÉTIMO:</w:t>
-      </w:r>
-      <w:r>
-        <w:rPr>
-          <w:rFonts w:ascii="Arial Narrow" w:eastAsia="Arial Narrow" w:hAnsi="Arial Narrow" w:cs="Arial Narrow"/>
-          <w:color w:val="000000"/>
-          <w:kern w:val="0"/>
-          <w:lang w:eastAsia="es-PE"/>
-          <w14:ligatures w14:val="none"/>
-        </w:rPr>
-        <w:t xml:space="preserve"> informar a las partes que conforme a lo establecido en el artículo 39</w:t>
-      </w:r>
-      <w:r>
-        <w:rPr>
-          <w:rFonts w:ascii="Arial Narrow" w:eastAsia="Times New Roman" w:hAnsi="Arial Narrow" w:cs="Segoe UI"/>
-          <w:color w:val="000000"/>
-          <w:kern w:val="0"/>
-          <w:lang w:eastAsia="es-PE"/>
-          <w14:ligatures w14:val="none"/>
-        </w:rPr>
-        <w:t/>
-      </w:r>
-      <w:r>
-        <w:rPr>
-          <w:rFonts w:ascii="Arial Narrow" w:eastAsia="Arial Narrow" w:hAnsi="Arial Narrow" w:cs="Arial Narrow"/>
-          <w:color w:val="000000"/>
-          <w:kern w:val="0"/>
-          <w:lang w:eastAsia="es-PE"/>
-          <w14:ligatures w14:val="none"/>
-        </w:rPr>
-        <w:t xml:space="preserve"> de la Ley sobre Facultades, Normas y Organización del Indecopi, aprobada por Decreto Legislativo 807, los gastos por los peritajes realizados, actuación de pruebas, inspecciones y otros derivados de la tramitación del proceso serán de cargo de la parte que solicita la prueba, salvo pacto en contrario. En todos los casos, la resolución final determinará si los gastos deben ser asumidos por alguna de las partes, o reembolsados a la otra parte o al Indecopi, según sea el caso, de manera adicional a la sanción que haya podido imponerse. </w:t>
-      </w:r>
-    </w:p>
-    <w:p>
-      <w:pPr>
-        <w:shd w:val="clear" w:color="auto" w:fill="FFFFFF"/>
-        <w:spacing w:after="0" w:line="240" w:lineRule="auto"/>
-        <w:jc w:val="both"/>
-        <w:rPr>
-          <w:rFonts w:ascii="Arial Narrow" w:eastAsia="Arial Narrow" w:hAnsi="Arial Narrow" w:cs="Arial Narrow"/>
-          <w:color w:val="000000"/>
-          <w:kern w:val="0"/>
-          <w:lang w:eastAsia="es-PE"/>
-          <w14:ligatures w14:val="none"/>
-        </w:rPr>
-      </w:pPr>
-    </w:p>
-    <w:p>
-      <w:pPr>
-        <w:suppressAutoHyphens/>
-        <w:spacing w:after="0" w:line="240" w:lineRule="auto"/>
-        <w:jc w:val="both"/>
-        <w:rPr>
-          <w:rFonts w:ascii="Arial Narrow" w:eastAsia="Calibri" w:hAnsi="Arial Narrow" w:cs="Arial"/>
-          <w:kern w:val="0"/>
-          <w:u w:val="single"/>
-          <w14:ligatures w14:val="none"/>
-        </w:rPr>
-      </w:pPr>
-      <w:r>
-        <w:rPr>
-          <w:rFonts w:ascii="Arial Narrow" w:eastAsia="Calibri" w:hAnsi="Arial Narrow" w:cs="Arial"/>
-          <w:b/>
-          <w:bCs/>
-          <w:kern w:val="0"/>
-          <w14:ligatures w14:val="none"/>
-        </w:rPr>
-        <w:t>OCTAVO</w:t>
-      </w:r>
-      <w:r>
-        <w:rPr>
-          <w:rFonts w:ascii="Arial Narrow" w:eastAsia="Calibri" w:hAnsi="Arial Narrow" w:cs="Arial"/>
-          <w:b/>
-          <w:kern w:val="0"/>
-          <w14:ligatures w14:val="none"/>
-        </w:rPr>
-        <w:t>:</w:t>
-      </w:r>
-      <w:r>
-        <w:rPr>
-          <w:rFonts w:ascii="Arial Narrow" w:eastAsia="Calibri" w:hAnsi="Arial Narrow" w:cs="Arial"/>
-          <w:kern w:val="0"/>
-          <w14:ligatures w14:val="none"/>
-        </w:rPr>
-        <w:t xml:space="preserve"> comunicar a las partes que, de acuerdo a lo señalado por el artículo 29</w:t>
-      </w:r>
-      <w:r>
-        <w:rPr>
-          <w:rFonts w:ascii="Arial Narrow" w:eastAsia="Times New Roman" w:hAnsi="Arial Narrow" w:cs="Segoe UI"/>
-          <w:color w:val="000000"/>
-          <w:kern w:val="0"/>
-          <w:lang w:eastAsia="es-PE"/>
-          <w14:ligatures w14:val="none"/>
-        </w:rPr>
-        <w:t/>
-      </w:r>
-      <w:r>
-        <w:rPr>
-          <w:rFonts w:ascii="Arial Narrow" w:eastAsia="Calibri" w:hAnsi="Arial Narrow" w:cs="Arial"/>
-          <w:kern w:val="0"/>
-          <w14:ligatures w14:val="none"/>
-        </w:rPr>
-        <w:t xml:space="preserve"> del Decreto Legislativo 807</w:t>
-      </w:r>
-      <w:r>
-        <w:rPr>
-          <w:rStyle w:val="Refdenotaalpie"/>
-          <w:rFonts w:ascii="Arial Narrow" w:eastAsia="Calibri" w:hAnsi="Arial Narrow" w:cs="Arial"/>
-          <w:kern w:val="0"/>
-          <w:vertAlign w:val="superscript"/>
-          <w14:ligatures w14:val="none"/>
-        </w:rPr>
-        <w:footnoteReference w:id="10"/>
-      </w:r>
-      <w:r>
-        <w:rPr>
-          <w:rFonts w:ascii="Arial Narrow" w:eastAsia="Calibri" w:hAnsi="Arial Narrow" w:cs="Arial"/>
-          <w:kern w:val="0"/>
-          <w14:ligatures w14:val="none"/>
-        </w:rPr>
-        <w:t xml:space="preserve">, hasta antes de la emisión de la Resolución Final tienen la posibilidad de solicitar una audiencia de conciliación. En caso deleguen a favor de una tercera persona su actuación en la diligencia programada, esta deberá presentar un poder especial con firma legalizada ante Notario Público, donde conste </w:t>
-      </w:r>
-      <w:r>
-        <w:rPr>
-          <w:rFonts w:ascii="Arial Narrow" w:eastAsia="Calibri" w:hAnsi="Arial Narrow" w:cs="Arial"/>
-          <w:kern w:val="0"/>
-          <w:u w:val="single"/>
-          <w14:ligatures w14:val="none"/>
-        </w:rPr>
-        <w:t>expresamente su facultad para asistir y conciliar en su representación</w:t>
-      </w:r>
-      <w:r>
-        <w:rPr>
-          <w:rFonts w:ascii="Arial Narrow" w:eastAsia="Calibri" w:hAnsi="Arial Narrow" w:cs="Arial"/>
-          <w:bCs/>
-          <w:kern w:val="0"/>
-          <w14:ligatures w14:val="none"/>
-        </w:rPr>
-        <w:t>.</w:t>
-      </w:r>
-      <w:r>
-        <w:rPr>
-          <w:rFonts w:ascii="Arial Narrow" w:eastAsia="Calibri" w:hAnsi="Arial Narrow" w:cs="Arial"/>
-          <w:b/>
-          <w:bCs/>
-          <w:kern w:val="0"/>
-          <w14:ligatures w14:val="none"/>
-        </w:rPr>
-        <w:t xml:space="preserve"> </w:t>
-      </w:r>
-      <w:r>
-        <w:rPr>
-          <w:rFonts w:ascii="Arial Narrow" w:eastAsia="Calibri" w:hAnsi="Arial Narrow" w:cs="Arial"/>
-          <w:kern w:val="0"/>
-          <w:u w:val="single"/>
-          <w14:ligatures w14:val="none"/>
-        </w:rPr>
-        <w:t xml:space="preserve">Ello bajo apercibimiento de no realizar la audiencia de conciliación y levantar el acta de inasistencia correspondiente. </w:t>
-      </w:r>
-    </w:p>
-    <w:p>
-      <w:pPr>
-        <w:suppressAutoHyphens/>
-        <w:spacing w:after="0" w:line="240" w:lineRule="auto"/>
-        <w:jc w:val="both"/>
-        <w:rPr>
-          <w:rFonts w:ascii="Arial Narrow" w:eastAsia="Calibri" w:hAnsi="Arial Narrow" w:cs="Arial"/>
-          <w:kern w:val="0"/>
-          <w:u w:val="single"/>
-          <w14:ligatures w14:val="none"/>
-        </w:rPr>
-      </w:pPr>
-    </w:p>
-    <w:p>
-      <w:pPr>
-        <w:suppressAutoHyphens/>
-        <w:spacing w:after="0" w:line="240" w:lineRule="auto"/>
-        <w:jc w:val="both"/>
-        <w:rPr>
-          <w:rFonts w:ascii="Arial Narrow" w:eastAsia="Times New Roman" w:hAnsi="Arial Narrow" w:cs="Times New Roman"/>
-          <w:color w:val="000000"/>
-          <w:kern w:val="0"/>
-          <w:lang w:eastAsia="es-PE"/>
-          <w14:ligatures w14:val="none"/>
-        </w:rPr>
-      </w:pPr>
-      <w:r>
-        <w:rPr>
-          <w:rFonts w:ascii="Arial Narrow" w:eastAsia="Times New Roman" w:hAnsi="Arial Narrow" w:cs="Times New Roman"/>
-          <w:b/>
-          <w:color w:val="000000"/>
-          <w:kern w:val="0"/>
-          <w:lang w:eastAsia="es-PE"/>
-          <w14:ligatures w14:val="none"/>
-        </w:rPr>
-        <w:t>NOVENO:</w:t>
-      </w:r>
-      <w:r>
-        <w:rPr>
-          <w:rFonts w:ascii="Arial Narrow" w:eastAsia="Times New Roman" w:hAnsi="Arial Narrow" w:cs="Times New Roman"/>
-          <w:color w:val="000000"/>
-          <w:kern w:val="0"/>
-          <w:lang w:eastAsia="es-PE"/>
-          <w14:ligatures w14:val="none"/>
-        </w:rPr>
-        <w:t xml:space="preserve"> poner en conocimiento de las partes que, antes de la emisión de la Resolución Final, tienen la posibilidad de formular su desistimiento o presentar el acuerdo arribado mediante la conciliación, mediación, transacción o cualquier otro que, de forma indubitable, deje constancia que se ha solucionado la controversia materia de denuncia.</w:t>
-      </w:r>
-      <w:bookmarkStart w:id="29" w:name="h.gjdgxs" w:colFirst="0" w:colLast="0"/>
-      <w:bookmarkEnd w:id="29"/>
-    </w:p>
-    <w:p>
-      <w:pPr>
-        <w:suppressAutoHyphens/>
-        <w:spacing w:after="0" w:line="240" w:lineRule="auto"/>
-        <w:jc w:val="both"/>
-        <w:rPr>
-          <w:rFonts w:ascii="Arial Narrow" w:eastAsia="Times New Roman" w:hAnsi="Arial Narrow" w:cs="Times New Roman"/>
-          <w:color w:val="000000"/>
-          <w:kern w:val="0"/>
-          <w:lang w:eastAsia="es-PE"/>
-          <w14:ligatures w14:val="none"/>
-        </w:rPr>
-      </w:pPr>
-    </w:p>
-    <w:p>
-      <w:pPr>
-        <w:suppressAutoHyphens/>
-        <w:spacing w:after="0" w:line="240" w:lineRule="auto"/>
-        <w:jc w:val="both"/>
-        <w:rPr>
-          <w:rFonts w:ascii="Arial Narrow" w:hAnsi="Arial Narrow" w:cs="Arial"/>
-        </w:rPr>
-      </w:pPr>
-      <w:r>
-        <w:rPr>
-          <w:rFonts w:ascii="Arial Narrow" w:eastAsia="Arial Narrow" w:hAnsi="Arial Narrow" w:cs="Arial Narrow"/>
-          <w:b/>
-          <w:bCs/>
-        </w:rPr>
-        <w:t xml:space="preserve">DÉCIMO: requerir al señor [DENUNCIANTE] y a Rímac Seguros y Reaseguros S.A. para que, dentro del plazo de dos (2) días hábiles siguientes a la fecha en que reciban la notificación en sus bandejas de correo electrónico, efectúen la confirmación de recepción de la notificación remitida por este despacho a sus correos electrónicos, de conformidad con el segundo párrafo del numeral 4 del artículo 20 del Texto Único Ordenado de la Ley del Procedimiento Administrativo General, aprobado mediante Decreto Supremo 006-2026-JUS, bajo apercibimiento de rehacer el acto de notificación y notificarle conforme al numeral 1 del artículo 20 del citado cuerpo normativo.</w:t>
-      </w:r>
-      <w:r>
-        <w:rPr>
-          <w:rFonts w:ascii="Arial Narrow" w:hAnsi="Arial Narrow" w:cs="Arial"/>
-          <w:b/>
-          <w:spacing w:val="-3"/>
-          <w:kern w:val="0"/>
-          <w14:ligatures w14:val="none"/>
-        </w:rPr>
-        <w:t/>
+          <ns2:ligatures ns2:val="none"/>
+        </w:rPr>
+        <w:t xml:space="preserve"/>
       </w:r>
       <w:r>
         <w:rPr>
@@ -5950,17 +5848,28 @@
           <w:bCs/>
           <w:spacing w:val="-3"/>
           <w:kern w:val="0"/>
-          <w14:ligatures w14:val="none"/>
+          <ns2:ligatures ns2:val="none"/>
         </w:rPr>
         <w:t xml:space="preserve"/>
       </w:r>
       <w:r>
         <w:rPr>
-          <w:rFonts w:ascii="Arial Narrow" w:hAnsi="Arial Narrow" w:cs="Arial"/>
-          <w:bCs/>
-          <w:spacing w:val="-3"/>
-          <w:kern w:val="0"/>
-          <w14:ligatures w14:val="none"/>
+          <w:rFonts w:ascii="Arial Narrow" w:hAnsi="Arial Narrow"/>
+          <w:color w:val="000000"/>
+        </w:rPr>
+        <w:t/>
+      </w:r>
+      <w:r>
+        <w:rPr>
+          <w:rFonts w:ascii="Arial Narrow" w:hAnsi="Arial Narrow"/>
+          <w:color w:val="000000"/>
+        </w:rPr>
+        <w:t/>
+      </w:r>
+      <w:r>
+        <w:rPr>
+          <w:rFonts w:ascii="Arial Narrow" w:hAnsi="Arial Narrow"/>
+          <w:color w:val="000000"/>
         </w:rPr>
         <w:t xml:space="preserve"/>
       </w:r>
@@ -5976,6 +5885,13 @@
           <w:rFonts w:ascii="Arial Narrow" w:hAnsi="Arial Narrow"/>
           <w:color w:val="000000"/>
         </w:rPr>
+        <w:t xml:space="preserve"/>
+      </w:r>
+      <w:r>
+        <w:rPr>
+          <w:rFonts w:ascii="Arial Narrow" w:hAnsi="Arial Narrow"/>
+          <w:color w:val="000000"/>
+        </w:rPr>
         <w:t/>
       </w:r>
       <w:r>
@@ -6039,50 +5955,22 @@
           <w:rFonts w:ascii="Arial Narrow" w:hAnsi="Arial Narrow"/>
           <w:color w:val="000000"/>
         </w:rPr>
+        <w:t/>
+      </w:r>
+      <w:r>
+        <w:rPr>
+          <w:rFonts w:ascii="Arial Narrow" w:hAnsi="Arial Narrow"/>
+          <w:color w:val="000000"/>
+        </w:rPr>
         <w:t xml:space="preserve"/>
       </w:r>
       <w:r>
         <w:rPr>
-          <w:rFonts w:ascii="Arial Narrow" w:hAnsi="Arial Narrow"/>
-          <w:color w:val="000000"/>
-        </w:rPr>
-        <w:t/>
-      </w:r>
-      <w:r>
-        <w:rPr>
-          <w:rFonts w:ascii="Arial Narrow" w:hAnsi="Arial Narrow"/>
-          <w:color w:val="000000"/>
-        </w:rPr>
-        <w:t xml:space="preserve"/>
-      </w:r>
-      <w:r>
-        <w:rPr>
-          <w:rFonts w:ascii="Arial Narrow" w:hAnsi="Arial Narrow"/>
-          <w:color w:val="000000"/>
-        </w:rPr>
-        <w:t/>
-      </w:r>
-      <w:r>
-        <w:rPr>
-          <w:rFonts w:ascii="Arial Narrow" w:hAnsi="Arial Narrow"/>
-          <w:color w:val="000000"/>
-        </w:rPr>
-        <w:t/>
-      </w:r>
-      <w:r>
-        <w:rPr>
-          <w:rFonts w:ascii="Arial Narrow" w:hAnsi="Arial Narrow"/>
-          <w:color w:val="000000"/>
-        </w:rPr>
-        <w:t xml:space="preserve"/>
-      </w:r>
-      <w:r>
-        <w:rPr>
           <w:rFonts w:ascii="Arial Narrow" w:eastAsia="Times New Roman" w:hAnsi="Arial Narrow" w:cs="Segoe UI"/>
           <w:color w:val="000000"/>
           <w:kern w:val="0"/>
           <w:lang w:eastAsia="es-PE"/>
-          <w14:ligatures w14:val="none"/>
+          <ns2:ligatures ns2:val="none"/>
         </w:rPr>
         <w:t/>
       </w:r>
@@ -6107,7 +5995,7 @@
           <w:color w:val="000000"/>
           <w:kern w:val="0"/>
           <w:lang w:eastAsia="es-PE"/>
-          <w14:ligatures w14:val="none"/>
+          <ns2:ligatures ns2:val="none"/>
         </w:rPr>
         <w:t/>
       </w:r>
@@ -6143,7 +6031,7 @@
     </w:p>
     <w:bookmarkEnd w:id="0"/>
     <w:bookmarkEnd w:id="30"/>
-    <w:p>
+    <w:p ns2:paraId="2E71D930" ns2:textId="77777777">
       <w:pPr>
         <w:spacing w:after="0" w:line="240" w:lineRule="auto"/>
         <w:jc w:val="both"/>
@@ -6153,11 +6041,11 @@
           <w:color w:val="000000"/>
           <w:kern w:val="0"/>
           <w:lang w:val="es-ES" w:eastAsia="es-PE"/>
-          <w14:ligatures w14:val="none"/>
-        </w:rPr>
-      </w:pPr>
-    </w:p>
-    <w:p>
+          <ns2:ligatures ns2:val="none"/>
+        </w:rPr>
+      </w:pPr>
+    </w:p>
+    <w:p ns2:paraId="150305C2" ns2:textId="77777777">
       <w:pPr>
         <w:spacing w:after="0" w:line="240" w:lineRule="auto"/>
         <w:jc w:val="both"/>
@@ -6167,11 +6055,11 @@
           <w:color w:val="000000"/>
           <w:kern w:val="0"/>
           <w:lang w:val="es-ES" w:eastAsia="es-PE"/>
-          <w14:ligatures w14:val="none"/>
-        </w:rPr>
-      </w:pPr>
-    </w:p>
-    <w:p>
+          <ns2:ligatures ns2:val="none"/>
+        </w:rPr>
+      </w:pPr>
+    </w:p>
+    <w:p ns2:paraId="03CAC917" ns2:textId="77777777">
       <w:pPr>
         <w:shd w:val="clear" w:color="auto" w:fill="FFFFFF"/>
         <w:spacing w:after="0" w:line="240" w:lineRule="auto"/>
@@ -6193,7 +6081,7 @@
         <w:t xml:space="preserve">Firmado digitalmente por </w:t>
       </w:r>
     </w:p>
-    <w:p>
+    <w:p ns2:paraId="1591267D" ns2:textId="77777777">
       <w:pPr>
         <w:shd w:val="clear" w:color="auto" w:fill="FFFFFF"/>
         <w:spacing w:after="0" w:line="240" w:lineRule="auto"/>
@@ -6215,7 +6103,7 @@
         <w:t xml:space="preserve">EVELING ROA QUISPE </w:t>
       </w:r>
     </w:p>
-    <w:p>
+    <w:p ns2:paraId="7C7E468C" ns2:textId="77777777">
       <w:pPr>
         <w:shd w:val="clear" w:color="auto" w:fill="FFFFFF"/>
         <w:spacing w:after="0" w:line="240" w:lineRule="auto"/>
@@ -6237,7 +6125,7 @@
         <w:t>Secretaria Técnica</w:t>
       </w:r>
     </w:p>
-    <w:p>
+    <w:p ns2:paraId="13657175" ns2:textId="77777777">
       <w:pPr>
         <w:shd w:val="clear" w:color="auto" w:fill="FFFFFF"/>
         <w:spacing w:after="0" w:line="240" w:lineRule="auto"/>
@@ -6259,7 +6147,7 @@
         <w:t>Comisión de Protección al Consumidor 1</w:t>
       </w:r>
     </w:p>
-    <w:p>
+    <w:p ns2:paraId="74AAB5F4" ns2:textId="64BF8D98">
       <w:pPr>
         <w:spacing w:after="0" w:line="240" w:lineRule="auto"/>
         <w:rPr>
@@ -6277,12 +6165,12 @@
       </w:r>
     </w:p>
     <w:sectPr>
-      <w:headerReference w:type="even" r:id="rId8"/>
-      <w:headerReference w:type="default" r:id="rId9"/>
-      <w:footerReference w:type="even" r:id="rId10"/>
-      <w:footerReference w:type="default" r:id="rId11"/>
-      <w:headerReference w:type="first" r:id="rId12"/>
-      <w:footerReference w:type="first" r:id="rId13"/>
+      <w:headerReference w:type="even" ns3:id="rId8"/>
+      <w:headerReference w:type="default" ns3:id="rId9"/>
+      <w:footerReference w:type="even" ns3:id="rId10"/>
+      <w:footerReference w:type="default" ns3:id="rId11"/>
+      <w:headerReference w:type="first" ns3:id="rId12"/>
+      <w:footerReference w:type="first" ns3:id="rId13"/>
       <w:pgSz w:w="11906" w:h="16838"/>
       <w:pgMar w:top="1417" w:right="1701" w:bottom="1417" w:left="1701" w:header="708" w:footer="708" w:gutter="0"/>
       <w:cols w:space="708"/>

--- a/plantillas_maestras/02_seguro_vida/anulacion_indebida/2_o_mas_ddos_varios/varon/TPL_0630_2026_SEGURO_VIDA_ANULACION_INDEBIDA_ASEGURADORA_VARON_R2.docx
+++ b/plantillas_maestras/02_seguro_vida/anulacion_indebida/2_o_mas_ddos_varios/varon/TPL_0630_2026_SEGURO_VIDA_ANULACION_INDEBIDA_ASEGURADORA_VARON_R2.docx
@@ -5172,7 +5172,7 @@
           <w:sz w:val="20"/>
           <w:szCs w:val="20"/>
         </w:rPr>
-        <w:t xml:space="preserve">correr traslado de la presente resolución a Rímac Seguros y Reaseguros S.A para que, de conformidad con lo dispuesto por el artículo 26° de la Ley sobre Facultades, Normas y Organización del Indecopi, aprobado por Decreto Legislativo N° 8079, presenten sus descargos sobre la imputación de cargos realizada en un plazo no mayor a cinco (5) días hábiles contado a partir del día siguiente de la notificación de la presente resolución, vencido el cual, el Secretario Técnico declarará en rebeldía a los denunciados que no lo hubieran presentado. Debe precisarse que de conformidad con lo establecido por el artículo 223° del Texto Único Ordenado de la Ley N° 27444, Ley del Procedimiento Administrativo General, las alegaciones y los hechos relevantes de la reclamación, salvo que hayan sido específicamente negadas en la contestación, se tendrán por aceptadas o meritadas como ciertas.</w:t>
+        <w:t xml:space="preserve">correr traslado de la presente resolución a Rímac Seguros y Reaseguros S.A. para que, de conformidad con lo dispuesto por el artículo 26 de la Ley sobre Facultades, Normas y Organización del Indecopi, aprobada por Decreto Legislativo 807, presente sus descargos sobre la imputación de cargos realizada en un plazo no mayor a cinco (5) días hábiles contado a partir del día siguiente de la notificación de la presente resolución, vencido el cual, el Secretario Técnico declarará en rebeldía al denunciado que no lo hubiera presentado. Debe precisarse que de conformidad con lo establecido por el artículo 223 del Texto Único Ordenado de la Ley 27444, Ley del Procedimiento Administrativo General, las alegaciones y los hechos relevantes de la reclamación, salvo que hayan sido específicamente negadas en la contestación, se tendrán por aceptadas o merituadas como ciertas.</w:t>
       </w:r>
     </w:p>
     <w:p ns2:paraId="228F876C" ns2:textId="77777777">
@@ -6100,7 +6100,7 @@
           <w:color w:val="000000"/>
           <w:lang w:eastAsia="es-PE"/>
         </w:rPr>
-        <w:t xml:space="preserve">EVELING ROA QUISPE </w:t>
+        <w:t xml:space="preserve">LUISA ANALÍ SILVA MALPARTIDA</w:t>
       </w:r>
     </w:p>
     <w:p ns2:paraId="7C7E468C" ns2:textId="77777777">
@@ -6122,7 +6122,7 @@
           <w:color w:val="000000"/>
           <w:lang w:eastAsia="es-PE"/>
         </w:rPr>
-        <w:t>Secretaria Técnica</w:t>
+        <w:t xml:space="preserve">Secretaria Técnica Ad Hoc</w:t>
       </w:r>
     </w:p>
     <w:p ns2:paraId="13657175" ns2:textId="77777777">

--- a/plantillas_maestras/02_seguro_vida/anulacion_indebida/2_o_mas_ddos_varios/varon/TPL_0630_2026_SEGURO_VIDA_ANULACION_INDEBIDA_ASEGURADORA_VARON_R2.docx
+++ b/plantillas_maestras/02_seguro_vida/anulacion_indebida/2_o_mas_ddos_varios/varon/TPL_0630_2026_SEGURO_VIDA_ANULACION_INDEBIDA_ASEGURADORA_VARON_R2.docx
@@ -471,7 +471,7 @@
           <w:lang w:eastAsia="es-PE"/>
           <ns2:ligatures ns2:val="none"/>
         </w:rPr>
-        <w:t>25</w:t>
+        <w:t xml:space="preserve">25 de marzo de 2026</w:t>
       </w:r>
       <w:r>
         <w:rPr>
@@ -482,7 +482,7 @@
           <w:lang w:eastAsia="es-PE"/>
           <ns2:ligatures ns2:val="none"/>
         </w:rPr>
-        <w:t xml:space="preserve"> de </w:t>
+        <w:t xml:space="preserve"/>
       </w:r>
       <w:r>
         <w:rPr>
@@ -493,7 +493,7 @@
           <w:lang w:eastAsia="es-PE"/>
           <ns2:ligatures ns2:val="none"/>
         </w:rPr>
-        <w:t>marzo</w:t>
+        <w:t xml:space="preserve"/>
       </w:r>
       <w:r>
         <w:rPr>
@@ -504,7 +504,7 @@
           <w:lang w:eastAsia="es-PE"/>
           <ns2:ligatures ns2:val="none"/>
         </w:rPr>
-        <w:t xml:space="preserve"> de 2026</w:t>
+        <w:t xml:space="preserve"/>
       </w:r>
     </w:p>
     <w:p ns2:paraId="66CE1821" ns2:textId="77777777">
@@ -1528,7 +1528,7 @@
           <w:lang w:eastAsia="es-ES"/>
           <ns2:ligatures ns2:val="none"/>
         </w:rPr>
-        <w:t>El 18 de noviembre de 2025, solicitó la devolución de los aportes efectuados hasta el 30 de septiembre de 2024, así como el rescate anticipado conforme a las condiciones contractuales aplicables al periodo de aportes acumulados</w:t>
+        <w:t xml:space="preserve">El 18 de noviembre de 2025, solicitó la devolución de los aportes efectuados hasta el 30 de setiembre de 2024, así como el rescate anticipado conforme a las condiciones contractuales aplicables al periodo de aportes acumulados</w:t>
       </w:r>
       <w:r>
         <w:rPr>
@@ -6380,7 +6380,7 @@
           <w:sz w:val="17"/>
           <w:szCs w:val="17"/>
         </w:rPr>
-        <w:t>el 2 de setiembre del 2010 en el Diario Oficial El Peruano, vigente desde el 2 de octubre del 2010 y modificado por Decreto Legislativo 1308.</w:t>
+        <w:t xml:space="preserve">el 2 de setiembre de 2010 en el Diario Oficial El Peruano, vigente desde el 2 de octubre de 2010 y modificado por Decreto Legislativo 1308.</w:t>
       </w:r>
     </w:p>
     <w:p>

--- a/plantillas_maestras/02_seguro_vida/anulacion_indebida/2_o_mas_ddos_varios/varon/TPL_0630_2026_SEGURO_VIDA_ANULACION_INDEBIDA_ASEGURADORA_VARON_R2.docx
+++ b/plantillas_maestras/02_seguro_vida/anulacion_indebida/2_o_mas_ddos_varios/varon/TPL_0630_2026_SEGURO_VIDA_ANULACION_INDEBIDA_ASEGURADORA_VARON_R2.docx
@@ -1,8 +1,8 @@
 
 <file path=word/document.xml><?xml version="1.0" encoding="utf-8"?>
-<w:document xmlns:ns1="http://schemas.openxmlformats.org/markup-compatibility/2006" xmlns:ns2="http://schemas.microsoft.com/office/word/2010/wordml" xmlns:ns3="http://schemas.openxmlformats.org/officeDocument/2006/relationships" xmlns:w="http://schemas.openxmlformats.org/wordprocessingml/2006/main" ns1:Ignorable="w14 w15 w16se w16cid w16 w16cex w16sdtdh w16sdtfl w16du wp14">
+<w:document xmlns:mc="http://schemas.openxmlformats.org/markup-compatibility/2006" xmlns:r="http://schemas.openxmlformats.org/officeDocument/2006/relationships" xmlns:w="http://schemas.openxmlformats.org/wordprocessingml/2006/main" xmlns:w14="http://schemas.microsoft.com/office/word/2010/wordml" xmlns:w15="http://schemas.microsoft.com/office/word/2012/wordml" xmlns:w16="http://schemas.microsoft.com/office/word/2018/wordml" xmlns:w16cex="http://schemas.microsoft.com/office/word/2018/wordml/cex" xmlns:w16cid="http://schemas.microsoft.com/office/word/2016/wordml/cid" xmlns:w16du="http://schemas.microsoft.com/office/word/2023/wordml/word16du" xmlns:w16sdtdh="http://schemas.microsoft.com/office/word/2020/wordml/sdtdatahash" xmlns:w16se="http://schemas.microsoft.com/office/word/2015/wordml/symex" xmlns:wp14="http://schemas.microsoft.com/office/word/2010/wordprocessingDrawing" mc:Ignorable="w14 w15 w16se w16cid w16 w16cex w16sdtdh w16du wp14">
   <w:body>
-    <w:p ns2:paraId="1B509B2D" ns2:textId="7E46B727">
+    <w:p>
       <w:pPr>
         <w:tabs>
           <w:tab w:val="left" w:pos="1701"/>
@@ -14,7 +14,7 @@
           <w:color w:val="000000"/>
           <w:kern w:val="0"/>
           <w:lang w:eastAsia="es-PE"/>
-          <ns2:ligatures ns2:val="none"/>
+          <w14:ligatures w14:val="none"/>
         </w:rPr>
       </w:pPr>
       <w:bookmarkStart w:id="0" w:name="_Hlk80343540"/>
@@ -25,7 +25,7 @@
           <w:color w:val="000000"/>
           <w:kern w:val="0"/>
           <w:lang w:eastAsia="es-PE"/>
-          <ns2:ligatures ns2:val="none"/>
+          <w14:ligatures w14:val="none"/>
         </w:rPr>
         <w:t xml:space="preserve">EXPEDIENTE </w:t>
       </w:r>
@@ -36,7 +36,7 @@
           <w:color w:val="000000"/>
           <w:kern w:val="0"/>
           <w:lang w:eastAsia="es-PE"/>
-          <ns2:ligatures ns2:val="none"/>
+          <w14:ligatures w14:val="none"/>
         </w:rPr>
         <w:tab/>
         <w:t>:</w:t>
@@ -48,7 +48,7 @@
           <w:color w:val="000000"/>
           <w:kern w:val="0"/>
           <w:lang w:eastAsia="es-PE"/>
-          <ns2:ligatures ns2:val="none"/>
+          <w14:ligatures w14:val="none"/>
         </w:rPr>
         <w:tab/>
       </w:r>
@@ -61,12 +61,12 @@
           <w:kern w:val="0"/>
           <w:shd w:val="clear" w:color="auto" w:fill="FFFFFF"/>
           <w:lang w:eastAsia="es-PE"/>
-          <ns2:ligatures ns2:val="none"/>
+          <w14:ligatures w14:val="none"/>
         </w:rPr>
         <w:t>0630-2026/CC1</w:t>
       </w:r>
     </w:p>
-    <w:p ns2:paraId="7E5DC22B" ns2:textId="4FE439BB">
+    <w:p>
       <w:pPr>
         <w:tabs>
           <w:tab w:val="left" w:pos="1701"/>
@@ -81,7 +81,7 @@
           <w:color w:val="000000"/>
           <w:kern w:val="0"/>
           <w:lang w:eastAsia="es-PE"/>
-          <ns2:ligatures ns2:val="none"/>
+          <w14:ligatures w14:val="none"/>
         </w:rPr>
       </w:pPr>
       <w:r>
@@ -91,90 +91,16 @@
           <w:color w:val="000000"/>
           <w:kern w:val="0"/>
           <w:lang w:eastAsia="es-PE"/>
-          <ns2:ligatures ns2:val="none"/>
-        </w:rPr>
-        <w:t xml:space="preserve">DENUNCIANTE:[DENUNCIANTE] (SEÑOR [APELLIDO])</w:t>
-      </w:r>
-      <w:r>
-        <w:rPr>
-          <w:rFonts w:ascii="Arial Narrow" w:eastAsia="Arial Narrow" w:hAnsi="Arial Narrow" w:cs="Arial Narrow"/>
-          <w:b/>
-          <w:color w:val="000000"/>
-          <w:kern w:val="0"/>
-          <w:lang w:eastAsia="es-PE"/>
-          <ns2:ligatures ns2:val="none"/>
-        </w:rPr>
+          <w14:ligatures w14:val="none"/>
+        </w:rPr>
+        <w:t>DENUNCIANTE</w:t>
         <w:tab/>
-        <w:t/>
-      </w:r>
-      <w:r>
-        <w:rPr>
-          <w:rFonts w:ascii="Arial Narrow" w:eastAsia="Arial Narrow" w:hAnsi="Arial Narrow" w:cs="Arial Narrow"/>
-          <w:b/>
-          <w:color w:val="000000"/>
-          <w:kern w:val="0"/>
-          <w:lang w:eastAsia="es-PE"/>
-          <ns2:ligatures ns2:val="none"/>
-        </w:rPr>
+        <w:t>:</w:t>
         <w:tab/>
-      </w:r>
-      <w:r>
-        <w:rPr>
-          <w:rFonts w:ascii="Arial Narrow" w:eastAsia="Arial Narrow" w:hAnsi="Arial Narrow" w:cs="Arial Narrow"/>
-          <w:b/>
-          <w:color w:val="000000"/>
-          <w:kern w:val="0"/>
-          <w:lang w:eastAsia="es-PE"/>
-          <ns2:ligatures ns2:val="none"/>
-        </w:rPr>
-        <w:t xml:space="preserve"/>
-      </w:r>
-      <w:r>
-        <w:rPr>
-          <w:rFonts w:ascii="Arial Narrow" w:eastAsia="Arial Narrow" w:hAnsi="Arial Narrow" w:cs="Arial Narrow"/>
-          <w:b/>
-          <w:color w:val="000000"/>
-          <w:kern w:val="0"/>
-          <w:lang w:eastAsia="es-PE"/>
-          <ns2:ligatures ns2:val="none"/>
-        </w:rPr>
-        <w:t/>
-      </w:r>
-      <w:r>
-        <w:rPr>
-          <w:rFonts w:ascii="Arial Narrow" w:eastAsia="Arial Narrow" w:hAnsi="Arial Narrow" w:cs="Arial Narrow"/>
-          <w:b/>
-          <w:color w:val="000000"/>
-          <w:kern w:val="0"/>
-          <w:lang w:eastAsia="es-PE"/>
-          <ns2:ligatures ns2:val="none"/>
-        </w:rPr>
-        <w:t xml:space="preserve"/>
-      </w:r>
-      <w:r>
-        <w:rPr>
-          <w:rFonts w:ascii="Arial Narrow" w:eastAsia="Arial Narrow" w:hAnsi="Arial Narrow" w:cs="Arial Narrow"/>
-          <w:b/>
-          <w:color w:val="000000"/>
-          <w:kern w:val="0"/>
-          <w:lang w:eastAsia="es-PE"/>
-          <ns2:ligatures ns2:val="none"/>
-        </w:rPr>
-        <w:t/>
-      </w:r>
-      <w:r>
-        <w:rPr>
-          <w:rFonts w:ascii="Arial Narrow" w:eastAsia="Arial Narrow" w:hAnsi="Arial Narrow" w:cs="Arial Narrow"/>
-          <w:b/>
-          <w:color w:val="000000"/>
-          <w:kern w:val="0"/>
-          <w:lang w:eastAsia="es-PE"/>
-          <ns2:ligatures ns2:val="none"/>
-        </w:rPr>
-        <w:t/>
-      </w:r>
-    </w:p>
-    <w:p ns2:paraId="6DEEEDFE" ns2:textId="0734F456">
+        <w:t xml:space="preserve">[DENUNCIANTE] (SEÑOR [APELLIDO])</w:t>
+      </w:r>
+    </w:p>
+    <w:p>
       <w:pPr>
         <w:tabs>
           <w:tab w:val="left" w:pos="1701"/>
@@ -189,7 +115,7 @@
           <w:color w:val="000000"/>
           <w:kern w:val="0"/>
           <w:lang w:eastAsia="es-PE"/>
-          <ns2:ligatures ns2:val="none"/>
+          <w14:ligatures w14:val="none"/>
         </w:rPr>
       </w:pPr>
       <w:r>
@@ -199,7 +125,7 @@
           <w:color w:val="000000"/>
           <w:kern w:val="0"/>
           <w:lang w:eastAsia="es-PE"/>
-          <ns2:ligatures ns2:val="none"/>
+          <w14:ligatures w14:val="none"/>
         </w:rPr>
         <w:t>DENUNCIADO</w:t>
       </w:r>
@@ -210,7 +136,7 @@
           <w:color w:val="000000"/>
           <w:kern w:val="0"/>
           <w:lang w:eastAsia="es-PE"/>
-          <ns2:ligatures ns2:val="none"/>
+          <w14:ligatures w14:val="none"/>
         </w:rPr>
         <w:tab/>
         <w:t>:</w:t>
@@ -222,7 +148,7 @@
           <w:color w:val="000000"/>
           <w:kern w:val="0"/>
           <w:lang w:eastAsia="es-PE"/>
-          <ns2:ligatures ns2:val="none"/>
+          <w14:ligatures w14:val="none"/>
         </w:rPr>
         <w:tab/>
       </w:r>
@@ -233,7 +159,7 @@
           <w:color w:val="000000"/>
           <w:kern w:val="0"/>
           <w:lang w:eastAsia="es-PE"/>
-          <ns2:ligatures ns2:val="none"/>
+          <w14:ligatures w14:val="none"/>
         </w:rPr>
         <w:t>RÍMAC SEGUROS Y REASEGUROS S.A.</w:t>
       </w:r>
@@ -244,7 +170,7 @@
           <w:color w:val="000000"/>
           <w:kern w:val="0"/>
           <w:lang w:eastAsia="es-PE"/>
-          <ns2:ligatures ns2:val="none"/>
+          <w14:ligatures w14:val="none"/>
         </w:rPr>
         <w:t xml:space="preserve"> (</w:t>
       </w:r>
@@ -255,7 +181,7 @@
           <w:color w:val="000000"/>
           <w:kern w:val="0"/>
           <w:lang w:eastAsia="es-PE"/>
-          <ns2:ligatures ns2:val="none"/>
+          <w14:ligatures w14:val="none"/>
         </w:rPr>
         <w:t>RÍMAC</w:t>
       </w:r>
@@ -266,12 +192,12 @@
           <w:color w:val="000000"/>
           <w:kern w:val="0"/>
           <w:lang w:eastAsia="es-PE"/>
-          <ns2:ligatures ns2:val="none"/>
+          <w14:ligatures w14:val="none"/>
         </w:rPr>
         <w:t>)</w:t>
       </w:r>
     </w:p>
-    <w:p ns2:paraId="022D2B94" ns2:textId="77777777">
+    <w:p>
       <w:pPr>
         <w:tabs>
           <w:tab w:val="left" w:pos="1701"/>
@@ -286,7 +212,7 @@
           <w:color w:val="000000"/>
           <w:kern w:val="0"/>
           <w:lang w:eastAsia="es-PE"/>
-          <ns2:ligatures ns2:val="none"/>
+          <w14:ligatures w14:val="none"/>
         </w:rPr>
       </w:pPr>
       <w:r>
@@ -296,7 +222,7 @@
           <w:color w:val="000000"/>
           <w:kern w:val="0"/>
           <w:lang w:eastAsia="es-PE"/>
-          <ns2:ligatures ns2:val="none"/>
+          <w14:ligatures w14:val="none"/>
         </w:rPr>
         <w:t>MATERIAS</w:t>
       </w:r>
@@ -307,7 +233,7 @@
           <w:color w:val="000000"/>
           <w:kern w:val="0"/>
           <w:lang w:eastAsia="es-PE"/>
-          <ns2:ligatures ns2:val="none"/>
+          <w14:ligatures w14:val="none"/>
         </w:rPr>
         <w:tab/>
         <w:t xml:space="preserve">: </w:t>
@@ -319,13 +245,13 @@
           <w:color w:val="000000"/>
           <w:kern w:val="0"/>
           <w:lang w:eastAsia="es-PE"/>
-          <ns2:ligatures ns2:val="none"/>
+          <w14:ligatures w14:val="none"/>
         </w:rPr>
         <w:tab/>
         <w:t>ADMISIÓN A TRÁMITE</w:t>
       </w:r>
     </w:p>
-    <w:p ns2:paraId="19ED7B73" ns2:textId="77777777">
+    <w:p>
       <w:pPr>
         <w:tabs>
           <w:tab w:val="left" w:pos="1701"/>
@@ -340,7 +266,7 @@
           <w:color w:val="000000"/>
           <w:kern w:val="0"/>
           <w:lang w:eastAsia="es-PE"/>
-          <ns2:ligatures ns2:val="none"/>
+          <w14:ligatures w14:val="none"/>
         </w:rPr>
       </w:pPr>
       <w:r>
@@ -350,12 +276,12 @@
           <w:color w:val="000000"/>
           <w:kern w:val="0"/>
           <w:lang w:eastAsia="es-PE"/>
-          <ns2:ligatures ns2:val="none"/>
+          <w14:ligatures w14:val="none"/>
         </w:rPr>
         <w:t xml:space="preserve">REQUERIMIENTO DE INFORMACIÓN </w:t>
       </w:r>
     </w:p>
-    <w:p ns2:paraId="46A5A479" ns2:textId="77777777">
+    <w:p>
       <w:pPr>
         <w:tabs>
           <w:tab w:val="left" w:pos="1701"/>
@@ -369,7 +295,7 @@
           <w:color w:val="000000"/>
           <w:kern w:val="0"/>
           <w:lang w:eastAsia="es-PE"/>
-          <ns2:ligatures ns2:val="none"/>
+          <w14:ligatures w14:val="none"/>
         </w:rPr>
       </w:pPr>
       <w:r>
@@ -379,7 +305,7 @@
           <w:color w:val="000000"/>
           <w:kern w:val="0"/>
           <w:lang w:eastAsia="es-PE"/>
-          <ns2:ligatures ns2:val="none"/>
+          <w14:ligatures w14:val="none"/>
         </w:rPr>
         <w:t xml:space="preserve">RESOLUCIÓN </w:t>
       </w:r>
@@ -390,7 +316,7 @@
           <w:color w:val="000000"/>
           <w:kern w:val="0"/>
           <w:lang w:eastAsia="es-PE"/>
-          <ns2:ligatures ns2:val="none"/>
+          <w14:ligatures w14:val="none"/>
         </w:rPr>
         <w:tab/>
         <w:t>:</w:t>
@@ -402,7 +328,7 @@
           <w:color w:val="000000"/>
           <w:kern w:val="0"/>
           <w:lang w:eastAsia="es-PE"/>
-          <ns2:ligatures ns2:val="none"/>
+          <w14:ligatures w14:val="none"/>
         </w:rPr>
         <w:tab/>
       </w:r>
@@ -413,12 +339,12 @@
           <w:color w:val="000000"/>
           <w:kern w:val="0"/>
           <w:lang w:eastAsia="es-PE"/>
-          <ns2:ligatures ns2:val="none"/>
+          <w14:ligatures w14:val="none"/>
         </w:rPr>
         <w:t>2</w:t>
       </w:r>
     </w:p>
-    <w:p ns2:paraId="5BA3A18D" ns2:textId="77777777">
+    <w:p>
       <w:pPr>
         <w:tabs>
           <w:tab w:val="left" w:pos="1014"/>
@@ -431,11 +357,11 @@
           <w:kern w:val="0"/>
           <w:shd w:val="clear" w:color="auto" w:fill="FFFFFF"/>
           <w:lang w:eastAsia="es-PE"/>
-          <ns2:ligatures ns2:val="none"/>
-        </w:rPr>
-      </w:pPr>
-    </w:p>
-    <w:p ns2:paraId="2F799822" ns2:textId="1F90FD84">
+          <w14:ligatures w14:val="none"/>
+        </w:rPr>
+      </w:pPr>
+    </w:p>
+    <w:p>
       <w:pPr>
         <w:tabs>
           <w:tab w:val="left" w:pos="1014"/>
@@ -448,7 +374,7 @@
           <w:kern w:val="0"/>
           <w:shd w:val="clear" w:color="auto" w:fill="FFFFFF"/>
           <w:lang w:eastAsia="es-PE"/>
-          <ns2:ligatures ns2:val="none"/>
+          <w14:ligatures w14:val="none"/>
         </w:rPr>
       </w:pPr>
       <w:r>
@@ -458,7 +384,7 @@
           <w:kern w:val="0"/>
           <w:shd w:val="clear" w:color="auto" w:fill="FFFFFF"/>
           <w:lang w:eastAsia="es-PE"/>
-          <ns2:ligatures ns2:val="none"/>
+          <w14:ligatures w14:val="none"/>
         </w:rPr>
         <w:t xml:space="preserve">Lima, </w:t>
       </w:r>
@@ -469,7 +395,7 @@
           <w:kern w:val="0"/>
           <w:shd w:val="clear" w:color="auto" w:fill="FFFFFF"/>
           <w:lang w:eastAsia="es-PE"/>
-          <ns2:ligatures ns2:val="none"/>
+          <w14:ligatures w14:val="none"/>
         </w:rPr>
         <w:t xml:space="preserve">25 de marzo de 2026</w:t>
       </w:r>
@@ -480,7 +406,7 @@
           <w:kern w:val="0"/>
           <w:shd w:val="clear" w:color="auto" w:fill="FFFFFF"/>
           <w:lang w:eastAsia="es-PE"/>
-          <ns2:ligatures ns2:val="none"/>
+          <w14:ligatures w14:val="none"/>
         </w:rPr>
         <w:t xml:space="preserve"/>
       </w:r>
@@ -491,7 +417,7 @@
           <w:kern w:val="0"/>
           <w:shd w:val="clear" w:color="auto" w:fill="FFFFFF"/>
           <w:lang w:eastAsia="es-PE"/>
-          <ns2:ligatures ns2:val="none"/>
+          <w14:ligatures w14:val="none"/>
         </w:rPr>
         <w:t xml:space="preserve"/>
       </w:r>
@@ -502,12 +428,12 @@
           <w:kern w:val="0"/>
           <w:shd w:val="clear" w:color="auto" w:fill="FFFFFF"/>
           <w:lang w:eastAsia="es-PE"/>
-          <ns2:ligatures ns2:val="none"/>
+          <w14:ligatures w14:val="none"/>
         </w:rPr>
         <w:t xml:space="preserve"/>
       </w:r>
     </w:p>
-    <w:p ns2:paraId="66CE1821" ns2:textId="77777777">
+    <w:p>
       <w:pPr>
         <w:tabs>
           <w:tab w:val="left" w:pos="1014"/>
@@ -519,11 +445,11 @@
           <w:color w:val="000000"/>
           <w:kern w:val="0"/>
           <w:lang w:eastAsia="es-PE"/>
-          <ns2:ligatures ns2:val="none"/>
-        </w:rPr>
-      </w:pPr>
-    </w:p>
-    <w:p ns2:paraId="0B80AAA5" ns2:textId="77777777">
+          <w14:ligatures w14:val="none"/>
+        </w:rPr>
+      </w:pPr>
+    </w:p>
+    <w:p>
       <w:pPr>
         <w:numPr>
           <w:ilvl w:val="0"/>
@@ -537,7 +463,7 @@
           <w:color w:val="000000"/>
           <w:kern w:val="0"/>
           <w:lang w:eastAsia="es-PE"/>
-          <ns2:ligatures ns2:val="none"/>
+          <w14:ligatures w14:val="none"/>
         </w:rPr>
       </w:pPr>
       <w:r>
@@ -547,12 +473,12 @@
           <w:color w:val="000000"/>
           <w:kern w:val="0"/>
           <w:lang w:eastAsia="es-PE"/>
-          <ns2:ligatures ns2:val="none"/>
+          <w14:ligatures w14:val="none"/>
         </w:rPr>
         <w:t xml:space="preserve">HECHOS </w:t>
       </w:r>
     </w:p>
-    <w:p ns2:paraId="621F2AB2" ns2:textId="77777777">
+    <w:p>
       <w:pPr>
         <w:spacing w:after="0" w:line="240" w:lineRule="auto"/>
         <w:jc w:val="both"/>
@@ -561,11 +487,11 @@
           <w:color w:val="000000"/>
           <w:kern w:val="0"/>
           <w:lang w:eastAsia="es-PE"/>
-          <ns2:ligatures ns2:val="none"/>
-        </w:rPr>
-      </w:pPr>
-    </w:p>
-    <w:p ns2:paraId="60B5D5B0" ns2:textId="2F8FC23F">
+          <w14:ligatures w14:val="none"/>
+        </w:rPr>
+      </w:pPr>
+    </w:p>
+    <w:p>
       <w:pPr>
         <w:numPr>
           <w:ilvl w:val="1"/>
@@ -579,7 +505,7 @@
           <w:color w:val="000000"/>
           <w:kern w:val="0"/>
           <w:lang w:val="es-ES" w:eastAsia="es-ES"/>
-          <ns2:ligatures ns2:val="none"/>
+          <w14:ligatures w14:val="none"/>
         </w:rPr>
       </w:pPr>
       <w:r>
@@ -588,7 +514,7 @@
           <w:color w:val="000000"/>
           <w:kern w:val="0"/>
           <w:lang w:val="es-ES" w:eastAsia="es-ES"/>
-          <ns2:ligatures ns2:val="none"/>
+          <w14:ligatures w14:val="none"/>
         </w:rPr>
         <w:t xml:space="preserve">Mediante el escrito del 22 de febrero de 2026, el señor [APELLIDO] denunció a Rímac por presuntas infracciones a la Ley 29571, Código de Protección y Defensa del Consumidor (en adelante, Código), señalando lo siguiente:</w:t>
       </w:r>
@@ -598,7 +524,7 @@
           <w:color w:val="000000"/>
           <w:kern w:val="0"/>
           <w:lang w:val="es-ES" w:eastAsia="es-ES"/>
-          <ns2:ligatures ns2:val="none"/>
+          <w14:ligatures w14:val="none"/>
         </w:rPr>
         <w:t xml:space="preserve"/>
       </w:r>
@@ -608,7 +534,7 @@
           <w:color w:val="000000"/>
           <w:kern w:val="0"/>
           <w:lang w:val="es-ES" w:eastAsia="es-ES"/>
-          <ns2:ligatures ns2:val="none"/>
+          <w14:ligatures w14:val="none"/>
         </w:rPr>
         <w:t/>
       </w:r>
@@ -616,7 +542,7 @@
         <w:rPr>
           <w:rFonts w:ascii="Arial Narrow" w:eastAsia="Calibri" w:hAnsi="Arial Narrow" w:cs="Arial"/>
           <w:kern w:val="0"/>
-          <ns2:ligatures ns2:val="none"/>
+          <w14:ligatures w14:val="none"/>
         </w:rPr>
         <w:t/>
       </w:r>
@@ -624,7 +550,7 @@
         <w:rPr>
           <w:rFonts w:ascii="Arial Narrow" w:eastAsia="Calibri" w:hAnsi="Arial Narrow" w:cs="Arial"/>
           <w:kern w:val="0"/>
-          <ns2:ligatures ns2:val="none"/>
+          <w14:ligatures w14:val="none"/>
         </w:rPr>
         <w:t xml:space="preserve"/>
       </w:r>
@@ -632,7 +558,7 @@
         <w:rPr>
           <w:rFonts w:ascii="Arial Narrow" w:eastAsia="Calibri" w:hAnsi="Arial Narrow" w:cs="Arial"/>
           <w:kern w:val="0"/>
-          <ns2:ligatures ns2:val="none"/>
+          <w14:ligatures w14:val="none"/>
         </w:rPr>
         <w:t/>
       </w:r>
@@ -640,7 +566,7 @@
         <w:rPr>
           <w:rFonts w:ascii="Arial Narrow" w:eastAsia="Calibri" w:hAnsi="Arial Narrow" w:cs="Arial"/>
           <w:kern w:val="0"/>
-          <ns2:ligatures ns2:val="none"/>
+          <w14:ligatures w14:val="none"/>
         </w:rPr>
         <w:t xml:space="preserve"/>
       </w:r>
@@ -648,7 +574,7 @@
         <w:rPr>
           <w:rFonts w:ascii="Arial Narrow" w:eastAsia="Calibri" w:hAnsi="Arial Narrow" w:cs="Arial"/>
           <w:kern w:val="0"/>
-          <ns2:ligatures ns2:val="none"/>
+          <w14:ligatures w14:val="none"/>
         </w:rPr>
         <w:t xml:space="preserve"/>
       </w:r>
@@ -656,7 +582,7 @@
         <w:rPr>
           <w:rFonts w:ascii="Arial Narrow" w:eastAsia="Calibri" w:hAnsi="Arial Narrow" w:cs="Arial"/>
           <w:kern w:val="0"/>
-          <ns2:ligatures ns2:val="none"/>
+          <w14:ligatures w14:val="none"/>
         </w:rPr>
         <w:t/>
       </w:r>
@@ -666,7 +592,7 @@
           <w:color w:val="000000"/>
           <w:kern w:val="0"/>
           <w:lang w:val="es-ES" w:eastAsia="es-ES"/>
-          <ns2:ligatures ns2:val="none"/>
+          <w14:ligatures w14:val="none"/>
         </w:rPr>
         <w:t/>
       </w:r>
@@ -676,7 +602,7 @@
           <w:color w:val="000000"/>
           <w:kern w:val="0"/>
           <w:lang w:val="es-ES" w:eastAsia="es-ES"/>
-          <ns2:ligatures ns2:val="none"/>
+          <w14:ligatures w14:val="none"/>
         </w:rPr>
         <w:t xml:space="preserve"/>
       </w:r>
@@ -686,7 +612,7 @@
           <w:color w:val="000000"/>
           <w:kern w:val="0"/>
           <w:lang w:val="es-ES" w:eastAsia="es-ES"/>
-          <ns2:ligatures ns2:val="none"/>
+          <w14:ligatures w14:val="none"/>
         </w:rPr>
         <w:t/>
       </w:r>
@@ -698,7 +624,7 @@
           <w:kern w:val="0"/>
           <w:vertAlign w:val="superscript"/>
           <w:lang w:val="es-ES" w:eastAsia="es-ES"/>
-          <ns2:ligatures ns2:val="none"/>
+          <w14:ligatures w14:val="none"/>
         </w:rPr>
         <w:footnoteReference w:id="1"/>
       </w:r>
@@ -708,7 +634,7 @@
           <w:color w:val="000000"/>
           <w:kern w:val="0"/>
           <w:lang w:val="es-ES" w:eastAsia="es-ES"/>
-          <ns2:ligatures ns2:val="none"/>
+          <w14:ligatures w14:val="none"/>
         </w:rPr>
         <w:t xml:space="preserve"/>
       </w:r>
@@ -719,12 +645,12 @@
           <w:color w:val="000000"/>
           <w:kern w:val="0"/>
           <w:lang w:val="es-ES" w:eastAsia="es-ES"/>
-          <ns2:ligatures ns2:val="none"/>
+          <w14:ligatures w14:val="none"/>
         </w:rPr>
         <w:t/>
       </w:r>
     </w:p>
-    <w:p ns2:paraId="512911CE" ns2:textId="77777777">
+    <w:p>
       <w:pPr>
         <w:spacing w:after="0" w:line="240" w:lineRule="auto"/>
         <w:jc w:val="both"/>
@@ -733,11 +659,11 @@
           <w:color w:val="000000"/>
           <w:kern w:val="0"/>
           <w:lang w:eastAsia="es-ES"/>
-          <ns2:ligatures ns2:val="none"/>
-        </w:rPr>
-      </w:pPr>
-    </w:p>
-    <w:p ns2:paraId="462BE489" ns2:textId="740DA0B7">
+          <w14:ligatures w14:val="none"/>
+        </w:rPr>
+      </w:pPr>
+    </w:p>
+    <w:p>
       <w:pPr>
         <w:pStyle w:val="Prrafodelista"/>
         <w:numPr>
@@ -755,7 +681,7 @@
           <w:color w:val="000000"/>
           <w:kern w:val="0"/>
           <w:lang w:eastAsia="es-ES"/>
-          <ns2:ligatures ns2:val="none"/>
+          <w14:ligatures w14:val="none"/>
         </w:rPr>
       </w:pPr>
       <w:r>
@@ -764,7 +690,7 @@
           <w:color w:val="000000"/>
           <w:kern w:val="0"/>
           <w:lang w:eastAsia="es-ES"/>
-          <ns2:ligatures ns2:val="none"/>
+          <w14:ligatures w14:val="none"/>
         </w:rPr>
         <w:t xml:space="preserve">El 1 de diciembre de 2017, </w:t>
       </w:r>
@@ -774,7 +700,7 @@
           <w:color w:val="000000"/>
           <w:kern w:val="0"/>
           <w:lang w:eastAsia="es-ES"/>
-          <ns2:ligatures ns2:val="none"/>
+          <w14:ligatures w14:val="none"/>
         </w:rPr>
         <w:t>adquirió</w:t>
       </w:r>
@@ -784,7 +710,7 @@
           <w:color w:val="000000"/>
           <w:kern w:val="0"/>
           <w:lang w:eastAsia="es-ES"/>
-          <ns2:ligatures ns2:val="none"/>
+          <w14:ligatures w14:val="none"/>
         </w:rPr>
         <w:t xml:space="preserve"> el Seguro </w:t>
       </w:r>
@@ -794,7 +720,7 @@
           <w:color w:val="000000"/>
           <w:kern w:val="0"/>
           <w:lang w:eastAsia="es-ES"/>
-          <ns2:ligatures ns2:val="none"/>
+          <w14:ligatures w14:val="none"/>
         </w:rPr>
         <w:t>de Vida</w:t>
       </w:r>
@@ -804,7 +730,7 @@
           <w:color w:val="000000"/>
           <w:kern w:val="0"/>
           <w:lang w:eastAsia="es-ES"/>
-          <ns2:ligatures ns2:val="none"/>
+          <w14:ligatures w14:val="none"/>
         </w:rPr>
         <w:t xml:space="preserve"> – Póliza 02262/0033085909 y el </w:t>
       </w:r>
@@ -814,7 +740,7 @@
           <w:color w:val="000000"/>
           <w:kern w:val="0"/>
           <w:lang w:eastAsia="es-ES"/>
-          <ns2:ligatures ns2:val="none"/>
+          <w14:ligatures w14:val="none"/>
         </w:rPr>
         <w:t xml:space="preserve">Seguro de Vida </w:t>
       </w:r>
@@ -824,7 +750,7 @@
           <w:color w:val="000000"/>
           <w:kern w:val="0"/>
           <w:lang w:eastAsia="es-ES"/>
-          <ns2:ligatures ns2:val="none"/>
+          <w14:ligatures w14:val="none"/>
         </w:rPr>
         <w:t xml:space="preserve">– Póliza 02262/0033085862 (en adelante, </w:t>
       </w:r>
@@ -834,7 +760,7 @@
           <w:color w:val="000000"/>
           <w:kern w:val="0"/>
           <w:lang w:eastAsia="es-ES"/>
-          <ns2:ligatures ns2:val="none"/>
+          <w14:ligatures w14:val="none"/>
         </w:rPr>
         <w:t>p</w:t>
       </w:r>
@@ -844,7 +770,7 @@
           <w:color w:val="000000"/>
           <w:kern w:val="0"/>
           <w:lang w:eastAsia="es-ES"/>
-          <ns2:ligatures ns2:val="none"/>
+          <w14:ligatures w14:val="none"/>
         </w:rPr>
         <w:t>ólizas de Seguro de Vida</w:t>
       </w:r>
@@ -854,7 +780,7 @@
           <w:color w:val="000000"/>
           <w:kern w:val="0"/>
           <w:lang w:eastAsia="es-ES"/>
-          <ns2:ligatures ns2:val="none"/>
+          <w14:ligatures w14:val="none"/>
         </w:rPr>
         <w:t>)</w:t>
       </w:r>
@@ -864,7 +790,7 @@
           <w:color w:val="000000"/>
           <w:kern w:val="0"/>
           <w:lang w:eastAsia="es-ES"/>
-          <ns2:ligatures ns2:val="none"/>
+          <w14:ligatures w14:val="none"/>
         </w:rPr>
         <w:t xml:space="preserve"> emitidos por </w:t>
       </w:r>
@@ -874,7 +800,7 @@
           <w:color w:val="000000"/>
           <w:kern w:val="0"/>
           <w:lang w:val="es-ES" w:eastAsia="es-ES"/>
-          <ns2:ligatures ns2:val="none"/>
+          <w14:ligatures w14:val="none"/>
         </w:rPr>
         <w:t>Rímac</w:t>
       </w:r>
@@ -884,12 +810,12 @@
           <w:color w:val="000000"/>
           <w:kern w:val="0"/>
           <w:lang w:eastAsia="es-ES"/>
-          <ns2:ligatures ns2:val="none"/>
+          <w14:ligatures w14:val="none"/>
         </w:rPr>
         <w:t>, estableciéndose una prima mensual de S/119,00 para cada una.</w:t>
       </w:r>
     </w:p>
-    <w:p ns2:paraId="1CEB2B59" ns2:textId="77777777">
+    <w:p>
       <w:pPr>
         <w:pStyle w:val="Prrafodelista"/>
         <w:spacing w:after="0" w:line="240" w:lineRule="auto"/>
@@ -900,11 +826,11 @@
           <w:color w:val="000000"/>
           <w:kern w:val="0"/>
           <w:lang w:eastAsia="es-ES"/>
-          <ns2:ligatures ns2:val="none"/>
-        </w:rPr>
-      </w:pPr>
-    </w:p>
-    <w:p ns2:paraId="04EAA511" ns2:textId="367AF7B4">
+          <w14:ligatures w14:val="none"/>
+        </w:rPr>
+      </w:pPr>
+    </w:p>
+    <w:p>
       <w:pPr>
         <w:pStyle w:val="Prrafodelista"/>
         <w:numPr>
@@ -922,7 +848,7 @@
           <w:color w:val="000000"/>
           <w:kern w:val="0"/>
           <w:lang w:eastAsia="es-ES"/>
-          <ns2:ligatures ns2:val="none"/>
+          <w14:ligatures w14:val="none"/>
         </w:rPr>
       </w:pPr>
       <w:r>
@@ -931,7 +857,7 @@
           <w:color w:val="000000"/>
           <w:kern w:val="0"/>
           <w:lang w:eastAsia="es-ES"/>
-          <ns2:ligatures ns2:val="none"/>
+          <w14:ligatures w14:val="none"/>
         </w:rPr>
         <w:t xml:space="preserve">Desde diciembre de 2017 hasta septiembre de 2024, se efectuaron los pagos de las primas </w:t>
       </w:r>
@@ -941,7 +867,7 @@
           <w:color w:val="000000"/>
           <w:kern w:val="0"/>
           <w:lang w:eastAsia="es-ES"/>
-          <ns2:ligatures ns2:val="none"/>
+          <w14:ligatures w14:val="none"/>
         </w:rPr>
         <w:t xml:space="preserve">de las pólizas de Seguro de Vida </w:t>
       </w:r>
@@ -951,7 +877,7 @@
           <w:color w:val="000000"/>
           <w:kern w:val="0"/>
           <w:lang w:eastAsia="es-ES"/>
-          <ns2:ligatures ns2:val="none"/>
+          <w14:ligatures w14:val="none"/>
         </w:rPr>
         <w:t xml:space="preserve">de manera continua mediante el mecanismo de débito automático, sin que se </w:t>
       </w:r>
@@ -961,7 +887,7 @@
           <w:color w:val="000000"/>
           <w:kern w:val="0"/>
           <w:lang w:eastAsia="es-ES"/>
-          <ns2:ligatures ns2:val="none"/>
+          <w14:ligatures w14:val="none"/>
         </w:rPr>
         <w:t>presentaran</w:t>
       </w:r>
@@ -971,7 +897,7 @@
           <w:color w:val="000000"/>
           <w:kern w:val="0"/>
           <w:lang w:eastAsia="es-ES"/>
-          <ns2:ligatures ns2:val="none"/>
+          <w14:ligatures w14:val="none"/>
         </w:rPr>
         <w:t xml:space="preserve"> observaciones ni comunicaciones por parte de </w:t>
       </w:r>
@@ -981,7 +907,7 @@
           <w:color w:val="000000"/>
           <w:kern w:val="0"/>
           <w:lang w:val="es-ES" w:eastAsia="es-ES"/>
-          <ns2:ligatures ns2:val="none"/>
+          <w14:ligatures w14:val="none"/>
         </w:rPr>
         <w:t>Rímac</w:t>
       </w:r>
@@ -991,7 +917,7 @@
           <w:color w:val="000000"/>
           <w:kern w:val="0"/>
           <w:lang w:eastAsia="es-ES"/>
-          <ns2:ligatures ns2:val="none"/>
+          <w14:ligatures w14:val="none"/>
         </w:rPr>
         <w:t xml:space="preserve"> </w:t>
       </w:r>
@@ -1001,12 +927,12 @@
           <w:color w:val="000000"/>
           <w:kern w:val="0"/>
           <w:lang w:eastAsia="es-ES"/>
-          <ns2:ligatures ns2:val="none"/>
+          <w14:ligatures w14:val="none"/>
         </w:rPr>
         <w:t>respecto de incumplimientos o incidencias en el cobro.</w:t>
       </w:r>
     </w:p>
-    <w:p ns2:paraId="74599580" ns2:textId="77777777">
+    <w:p>
       <w:pPr>
         <w:spacing w:after="0" w:line="240" w:lineRule="auto"/>
         <w:jc w:val="both"/>
@@ -1015,11 +941,11 @@
           <w:color w:val="000000"/>
           <w:kern w:val="0"/>
           <w:lang w:eastAsia="es-ES"/>
-          <ns2:ligatures ns2:val="none"/>
-        </w:rPr>
-      </w:pPr>
-    </w:p>
-    <w:p ns2:paraId="2BC9583F" ns2:textId="4045A575">
+          <w14:ligatures w14:val="none"/>
+        </w:rPr>
+      </w:pPr>
+    </w:p>
+    <w:p>
       <w:pPr>
         <w:pStyle w:val="Prrafodelista"/>
         <w:numPr>
@@ -1037,7 +963,7 @@
           <w:color w:val="000000"/>
           <w:kern w:val="0"/>
           <w:lang w:eastAsia="es-ES"/>
-          <ns2:ligatures ns2:val="none"/>
+          <w14:ligatures w14:val="none"/>
         </w:rPr>
       </w:pPr>
       <w:r>
@@ -1046,7 +972,7 @@
           <w:color w:val="000000"/>
           <w:kern w:val="0"/>
           <w:lang w:eastAsia="es-ES"/>
-          <ns2:ligatures ns2:val="none"/>
+          <w14:ligatures w14:val="none"/>
         </w:rPr>
         <w:t xml:space="preserve">En </w:t>
       </w:r>
@@ -1056,7 +982,7 @@
           <w:color w:val="000000"/>
           <w:kern w:val="0"/>
           <w:lang w:eastAsia="es-ES"/>
-          <ns2:ligatures ns2:val="none"/>
+          <w14:ligatures w14:val="none"/>
         </w:rPr>
         <w:t>noviembre de 2025</w:t>
       </w:r>
@@ -1066,7 +992,7 @@
           <w:color w:val="000000"/>
           <w:kern w:val="0"/>
           <w:lang w:eastAsia="es-ES"/>
-          <ns2:ligatures ns2:val="none"/>
+          <w14:ligatures w14:val="none"/>
         </w:rPr>
         <w:t xml:space="preserve">, advirtió que Rímac </w:t>
       </w:r>
@@ -1076,7 +1002,7 @@
           <w:color w:val="000000"/>
           <w:kern w:val="0"/>
           <w:lang w:eastAsia="es-ES"/>
-          <ns2:ligatures ns2:val="none"/>
+          <w14:ligatures w14:val="none"/>
         </w:rPr>
         <w:t xml:space="preserve">había dejado de ejecutar los débitos automáticos </w:t>
       </w:r>
@@ -1086,7 +1012,7 @@
           <w:color w:val="000000"/>
           <w:kern w:val="0"/>
           <w:lang w:eastAsia="es-ES"/>
-          <ns2:ligatures ns2:val="none"/>
+          <w14:ligatures w14:val="none"/>
         </w:rPr>
         <w:t xml:space="preserve">del pago de primas de las </w:t>
       </w:r>
@@ -1096,7 +1022,7 @@
           <w:color w:val="000000"/>
           <w:kern w:val="0"/>
           <w:lang w:eastAsia="es-ES"/>
-          <ns2:ligatures ns2:val="none"/>
+          <w14:ligatures w14:val="none"/>
         </w:rPr>
         <w:t>pólizas de Seguro de Vida</w:t>
       </w:r>
@@ -1106,7 +1032,7 @@
           <w:color w:val="000000"/>
           <w:kern w:val="0"/>
           <w:lang w:eastAsia="es-ES"/>
-          <ns2:ligatures ns2:val="none"/>
+          <w14:ligatures w14:val="none"/>
         </w:rPr>
         <w:t xml:space="preserve"> </w:t>
       </w:r>
@@ -1116,7 +1042,7 @@
           <w:color w:val="000000"/>
           <w:kern w:val="0"/>
           <w:lang w:eastAsia="es-ES"/>
-          <ns2:ligatures ns2:val="none"/>
+          <w14:ligatures w14:val="none"/>
         </w:rPr>
         <w:t>desde</w:t>
       </w:r>
@@ -1126,7 +1052,7 @@
           <w:color w:val="000000"/>
           <w:kern w:val="0"/>
           <w:lang w:eastAsia="es-ES"/>
-          <ns2:ligatures ns2:val="none"/>
+          <w14:ligatures w14:val="none"/>
         </w:rPr>
         <w:t xml:space="preserve"> </w:t>
       </w:r>
@@ -1136,7 +1062,7 @@
           <w:color w:val="000000"/>
           <w:kern w:val="0"/>
           <w:lang w:eastAsia="es-ES"/>
-          <ns2:ligatures ns2:val="none"/>
+          <w14:ligatures w14:val="none"/>
         </w:rPr>
         <w:t xml:space="preserve">octubre de 2024, </w:t>
       </w:r>
@@ -1146,7 +1072,7 @@
           <w:color w:val="000000"/>
           <w:kern w:val="0"/>
           <w:lang w:eastAsia="es-ES"/>
-          <ns2:ligatures ns2:val="none"/>
+          <w14:ligatures w14:val="none"/>
         </w:rPr>
         <w:t>sin recibir</w:t>
       </w:r>
@@ -1156,7 +1082,7 @@
           <w:color w:val="000000"/>
           <w:kern w:val="0"/>
           <w:lang w:eastAsia="es-ES"/>
-          <ns2:ligatures ns2:val="none"/>
+          <w14:ligatures w14:val="none"/>
         </w:rPr>
         <w:t xml:space="preserve"> comunicación alguna por parte de </w:t>
       </w:r>
@@ -1166,7 +1092,7 @@
           <w:color w:val="000000"/>
           <w:kern w:val="0"/>
           <w:lang w:val="es-ES" w:eastAsia="es-ES"/>
-          <ns2:ligatures ns2:val="none"/>
+          <w14:ligatures w14:val="none"/>
         </w:rPr>
         <w:t xml:space="preserve">la </w:t>
       </w:r>
@@ -1176,7 +1102,7 @@
           <w:color w:val="000000"/>
           <w:kern w:val="0"/>
           <w:lang w:val="es-ES" w:eastAsia="es-ES"/>
-          <ns2:ligatures ns2:val="none"/>
+          <w14:ligatures w14:val="none"/>
         </w:rPr>
         <w:t>compañía aseguradora</w:t>
       </w:r>
@@ -1186,7 +1112,7 @@
           <w:color w:val="000000"/>
           <w:kern w:val="0"/>
           <w:lang w:eastAsia="es-ES"/>
-          <ns2:ligatures ns2:val="none"/>
+          <w14:ligatures w14:val="none"/>
         </w:rPr>
         <w:t xml:space="preserve"> </w:t>
       </w:r>
@@ -1196,7 +1122,7 @@
           <w:color w:val="000000"/>
           <w:kern w:val="0"/>
           <w:lang w:eastAsia="es-ES"/>
-          <ns2:ligatures ns2:val="none"/>
+          <w14:ligatures w14:val="none"/>
         </w:rPr>
         <w:t>respecto de la existencia de atrasos en el pago de primas</w:t>
       </w:r>
@@ -1206,7 +1132,7 @@
           <w:color w:val="000000"/>
           <w:kern w:val="0"/>
           <w:lang w:eastAsia="es-ES"/>
-          <ns2:ligatures ns2:val="none"/>
+          <w14:ligatures w14:val="none"/>
         </w:rPr>
         <w:t xml:space="preserve"> de las pólizas de Seguro de Vida</w:t>
       </w:r>
@@ -1216,7 +1142,7 @@
           <w:color w:val="000000"/>
           <w:kern w:val="0"/>
           <w:lang w:eastAsia="es-ES"/>
-          <ns2:ligatures ns2:val="none"/>
+          <w14:ligatures w14:val="none"/>
         </w:rPr>
         <w:t>, suspensión de cobertura o eventual anulación de las pólizas.</w:t>
       </w:r>
@@ -1226,12 +1152,12 @@
           <w:color w:val="000000"/>
           <w:kern w:val="0"/>
           <w:lang w:eastAsia="es-ES"/>
-          <ns2:ligatures ns2:val="none"/>
+          <w14:ligatures w14:val="none"/>
         </w:rPr>
         <w:t xml:space="preserve"> </w:t>
       </w:r>
     </w:p>
-    <w:p ns2:paraId="664B2F64" ns2:textId="77777777">
+    <w:p>
       <w:pPr>
         <w:pStyle w:val="Prrafodelista"/>
         <w:spacing w:after="0" w:line="240" w:lineRule="auto"/>
@@ -1242,11 +1168,11 @@
           <w:color w:val="000000"/>
           <w:kern w:val="0"/>
           <w:lang w:eastAsia="es-ES"/>
-          <ns2:ligatures ns2:val="none"/>
-        </w:rPr>
-      </w:pPr>
-    </w:p>
-    <w:p ns2:paraId="7EFE8B1E" ns2:textId="41BA4BC8">
+          <w14:ligatures w14:val="none"/>
+        </w:rPr>
+      </w:pPr>
+    </w:p>
+    <w:p>
       <w:pPr>
         <w:pStyle w:val="Prrafodelista"/>
         <w:numPr>
@@ -1264,7 +1190,7 @@
           <w:color w:val="000000"/>
           <w:kern w:val="0"/>
           <w:lang w:eastAsia="es-ES"/>
-          <ns2:ligatures ns2:val="none"/>
+          <w14:ligatures w14:val="none"/>
         </w:rPr>
       </w:pPr>
       <w:r>
@@ -1273,7 +1199,7 @@
           <w:color w:val="000000"/>
           <w:kern w:val="0"/>
           <w:lang w:eastAsia="es-ES"/>
-          <ns2:ligatures ns2:val="none"/>
+          <w14:ligatures w14:val="none"/>
         </w:rPr>
         <w:t xml:space="preserve">El 12 de noviembre de 2025, remitió una comunicación </w:t>
       </w:r>
@@ -1283,7 +1209,7 @@
           <w:color w:val="000000"/>
           <w:kern w:val="0"/>
           <w:lang w:eastAsia="es-ES"/>
-          <ns2:ligatures ns2:val="none"/>
+          <w14:ligatures w14:val="none"/>
         </w:rPr>
         <w:t xml:space="preserve">a </w:t>
       </w:r>
@@ -1293,7 +1219,7 @@
           <w:color w:val="000000"/>
           <w:kern w:val="0"/>
           <w:lang w:val="es-ES" w:eastAsia="es-ES"/>
-          <ns2:ligatures ns2:val="none"/>
+          <w14:ligatures w14:val="none"/>
         </w:rPr>
         <w:t>Rímac</w:t>
       </w:r>
@@ -1303,7 +1229,7 @@
           <w:color w:val="000000"/>
           <w:kern w:val="0"/>
           <w:lang w:eastAsia="es-ES"/>
-          <ns2:ligatures ns2:val="none"/>
+          <w14:ligatures w14:val="none"/>
         </w:rPr>
         <w:t xml:space="preserve"> solicitando la rehabilitación de ambas pólizas y manifestando su disposición de regularizar cualquier pago pendiente.</w:t>
       </w:r>
@@ -1313,12 +1239,12 @@
           <w:color w:val="000000"/>
           <w:kern w:val="0"/>
           <w:lang w:eastAsia="es-ES"/>
-          <ns2:ligatures ns2:val="none"/>
+          <w14:ligatures w14:val="none"/>
         </w:rPr>
         <w:t xml:space="preserve"> </w:t>
       </w:r>
     </w:p>
-    <w:p ns2:paraId="062C04FF" ns2:textId="77777777">
+    <w:p>
       <w:pPr>
         <w:spacing w:after="0" w:line="240" w:lineRule="auto"/>
         <w:ind w:left="567"/>
@@ -1328,11 +1254,11 @@
           <w:color w:val="000000"/>
           <w:kern w:val="0"/>
           <w:lang w:eastAsia="es-ES"/>
-          <ns2:ligatures ns2:val="none"/>
-        </w:rPr>
-      </w:pPr>
-    </w:p>
-    <w:p ns2:paraId="61C8714B" ns2:textId="00D72B12">
+          <w14:ligatures w14:val="none"/>
+        </w:rPr>
+      </w:pPr>
+    </w:p>
+    <w:p>
       <w:pPr>
         <w:pStyle w:val="Prrafodelista"/>
         <w:numPr>
@@ -1350,7 +1276,7 @@
           <w:color w:val="000000"/>
           <w:kern w:val="0"/>
           <w:lang w:eastAsia="es-ES"/>
-          <ns2:ligatures ns2:val="none"/>
+          <w14:ligatures w14:val="none"/>
         </w:rPr>
       </w:pPr>
       <w:r>
@@ -1359,7 +1285,7 @@
           <w:color w:val="000000"/>
           <w:kern w:val="0"/>
           <w:lang w:eastAsia="es-ES"/>
-          <ns2:ligatures ns2:val="none"/>
+          <w14:ligatures w14:val="none"/>
         </w:rPr>
         <w:t xml:space="preserve">El 17 de noviembre de 2025, </w:t>
       </w:r>
@@ -1369,7 +1295,7 @@
           <w:color w:val="000000"/>
           <w:kern w:val="0"/>
           <w:lang w:val="es-ES" w:eastAsia="es-ES"/>
-          <ns2:ligatures ns2:val="none"/>
+          <w14:ligatures w14:val="none"/>
         </w:rPr>
         <w:t>Rímac</w:t>
       </w:r>
@@ -1379,7 +1305,7 @@
           <w:color w:val="000000"/>
           <w:kern w:val="0"/>
           <w:lang w:eastAsia="es-ES"/>
-          <ns2:ligatures ns2:val="none"/>
+          <w14:ligatures w14:val="none"/>
         </w:rPr>
         <w:t xml:space="preserve"> le </w:t>
       </w:r>
@@ -1389,7 +1315,7 @@
           <w:color w:val="000000"/>
           <w:kern w:val="0"/>
           <w:lang w:eastAsia="es-ES"/>
-          <ns2:ligatures ns2:val="none"/>
+          <w14:ligatures w14:val="none"/>
         </w:rPr>
         <w:t xml:space="preserve">remitió </w:t>
       </w:r>
@@ -1399,7 +1325,7 @@
           <w:color w:val="000000"/>
           <w:kern w:val="0"/>
           <w:lang w:eastAsia="es-ES"/>
-          <ns2:ligatures ns2:val="none"/>
+          <w14:ligatures w14:val="none"/>
         </w:rPr>
         <w:t xml:space="preserve">una </w:t>
       </w:r>
@@ -1409,7 +1335,7 @@
           <w:color w:val="000000"/>
           <w:kern w:val="0"/>
           <w:lang w:eastAsia="es-ES"/>
-          <ns2:ligatures ns2:val="none"/>
+          <w14:ligatures w14:val="none"/>
         </w:rPr>
         <w:t xml:space="preserve">respuesta indicando la existencia de pagos pendientes desde el 1 de octubre de 2024 y señalando que, debido al tiempo transcurrido, no resultaba posible atender </w:t>
       </w:r>
@@ -1419,7 +1345,7 @@
           <w:color w:val="000000"/>
           <w:kern w:val="0"/>
           <w:lang w:eastAsia="es-ES"/>
-          <ns2:ligatures ns2:val="none"/>
+          <w14:ligatures w14:val="none"/>
         </w:rPr>
         <w:t>su</w:t>
       </w:r>
@@ -1429,7 +1355,7 @@
           <w:color w:val="000000"/>
           <w:kern w:val="0"/>
           <w:lang w:eastAsia="es-ES"/>
-          <ns2:ligatures ns2:val="none"/>
+          <w14:ligatures w14:val="none"/>
         </w:rPr>
         <w:t xml:space="preserve"> solicitud de rehabilitación</w:t>
       </w:r>
@@ -1439,7 +1365,7 @@
           <w:color w:val="000000"/>
           <w:kern w:val="0"/>
           <w:lang w:eastAsia="es-ES"/>
-          <ns2:ligatures ns2:val="none"/>
+          <w14:ligatures w14:val="none"/>
         </w:rPr>
         <w:t xml:space="preserve"> de las pólizas de Seguro de Vida</w:t>
       </w:r>
@@ -1449,7 +1375,7 @@
           <w:color w:val="000000"/>
           <w:kern w:val="0"/>
           <w:lang w:eastAsia="es-ES"/>
-          <ns2:ligatures ns2:val="none"/>
+          <w14:ligatures w14:val="none"/>
         </w:rPr>
         <w:t xml:space="preserve">, constituyendo dicha comunicación la primera en la que se informó sobre supuestos atrasos y la anulación de las </w:t>
       </w:r>
@@ -1459,7 +1385,7 @@
           <w:color w:val="000000"/>
           <w:kern w:val="0"/>
           <w:lang w:eastAsia="es-ES"/>
-          <ns2:ligatures ns2:val="none"/>
+          <w14:ligatures w14:val="none"/>
         </w:rPr>
         <w:t xml:space="preserve">referidas </w:t>
       </w:r>
@@ -1469,7 +1395,7 @@
           <w:color w:val="000000"/>
           <w:kern w:val="0"/>
           <w:lang w:eastAsia="es-ES"/>
-          <ns2:ligatures ns2:val="none"/>
+          <w14:ligatures w14:val="none"/>
         </w:rPr>
         <w:t>pólizas.</w:t>
       </w:r>
@@ -1479,12 +1405,12 @@
           <w:color w:val="000000"/>
           <w:kern w:val="0"/>
           <w:lang w:eastAsia="es-ES"/>
-          <ns2:ligatures ns2:val="none"/>
+          <w14:ligatures w14:val="none"/>
         </w:rPr>
         <w:t xml:space="preserve"> </w:t>
       </w:r>
     </w:p>
-    <w:p ns2:paraId="61AF2F19" ns2:textId="77777777">
+    <w:p>
       <w:pPr>
         <w:pStyle w:val="Prrafodelista"/>
         <w:spacing w:after="0" w:line="240" w:lineRule="auto"/>
@@ -1495,11 +1421,11 @@
           <w:color w:val="000000"/>
           <w:kern w:val="0"/>
           <w:lang w:eastAsia="es-ES"/>
-          <ns2:ligatures ns2:val="none"/>
-        </w:rPr>
-      </w:pPr>
-    </w:p>
-    <w:p ns2:paraId="18AEBEA8" ns2:textId="615945E9">
+          <w14:ligatures w14:val="none"/>
+        </w:rPr>
+      </w:pPr>
+    </w:p>
+    <w:p>
       <w:pPr>
         <w:pStyle w:val="Prrafodelista"/>
         <w:numPr>
@@ -1517,7 +1443,7 @@
           <w:color w:val="000000"/>
           <w:kern w:val="0"/>
           <w:lang w:eastAsia="es-ES"/>
-          <ns2:ligatures ns2:val="none"/>
+          <w14:ligatures w14:val="none"/>
         </w:rPr>
       </w:pPr>
       <w:r>
@@ -1526,7 +1452,7 @@
           <w:color w:val="000000"/>
           <w:kern w:val="0"/>
           <w:lang w:eastAsia="es-ES"/>
-          <ns2:ligatures ns2:val="none"/>
+          <w14:ligatures w14:val="none"/>
         </w:rPr>
         <w:t xml:space="preserve">El 18 de noviembre de 2025, solicitó la devolución de los aportes efectuados hasta el 30 de setiembre de 2024, así como el rescate anticipado conforme a las condiciones contractuales aplicables al periodo de aportes acumulados</w:t>
       </w:r>
@@ -1536,7 +1462,7 @@
           <w:color w:val="000000"/>
           <w:kern w:val="0"/>
           <w:lang w:eastAsia="es-ES"/>
-          <ns2:ligatures ns2:val="none"/>
+          <w14:ligatures w14:val="none"/>
         </w:rPr>
         <w:t xml:space="preserve"> de las pólizas de Seguro de Vida</w:t>
       </w:r>
@@ -1546,12 +1472,12 @@
           <w:color w:val="000000"/>
           <w:kern w:val="0"/>
           <w:lang w:eastAsia="es-ES"/>
-          <ns2:ligatures ns2:val="none"/>
+          <w14:ligatures w14:val="none"/>
         </w:rPr>
         <w:t>.</w:t>
       </w:r>
     </w:p>
-    <w:p ns2:paraId="02D4EE14" ns2:textId="77777777">
+    <w:p>
       <w:pPr>
         <w:pStyle w:val="Prrafodelista"/>
         <w:spacing w:after="0" w:line="240" w:lineRule="auto"/>
@@ -1562,11 +1488,11 @@
           <w:color w:val="000000"/>
           <w:kern w:val="0"/>
           <w:lang w:eastAsia="es-ES"/>
-          <ns2:ligatures ns2:val="none"/>
-        </w:rPr>
-      </w:pPr>
-    </w:p>
-    <w:p ns2:paraId="2F9CF7F5" ns2:textId="75099E8A">
+          <w14:ligatures w14:val="none"/>
+        </w:rPr>
+      </w:pPr>
+    </w:p>
+    <w:p>
       <w:pPr>
         <w:pStyle w:val="Prrafodelista"/>
         <w:numPr>
@@ -1581,7 +1507,7 @@
           <w:color w:val="000000"/>
           <w:kern w:val="0"/>
           <w:lang w:eastAsia="es-ES"/>
-          <ns2:ligatures ns2:val="none"/>
+          <w14:ligatures w14:val="none"/>
         </w:rPr>
       </w:pPr>
       <w:r>
@@ -1590,7 +1516,7 @@
           <w:color w:val="000000"/>
           <w:kern w:val="0"/>
           <w:lang w:eastAsia="es-ES"/>
-          <ns2:ligatures ns2:val="none"/>
+          <w14:ligatures w14:val="none"/>
         </w:rPr>
         <w:lastRenderedPageBreak/>
         <w:t xml:space="preserve">El 21 de noviembre de 2025, </w:t>
@@ -1601,7 +1527,7 @@
           <w:color w:val="000000"/>
           <w:kern w:val="0"/>
           <w:lang w:val="es-ES" w:eastAsia="es-ES"/>
-          <ns2:ligatures ns2:val="none"/>
+          <w14:ligatures w14:val="none"/>
         </w:rPr>
         <w:t>Rímac</w:t>
       </w:r>
@@ -1611,7 +1537,7 @@
           <w:color w:val="000000"/>
           <w:kern w:val="0"/>
           <w:lang w:eastAsia="es-ES"/>
-          <ns2:ligatures ns2:val="none"/>
+          <w14:ligatures w14:val="none"/>
         </w:rPr>
         <w:t xml:space="preserve"> le </w:t>
       </w:r>
@@ -1621,7 +1547,7 @@
           <w:color w:val="000000"/>
           <w:kern w:val="0"/>
           <w:lang w:eastAsia="es-ES"/>
-          <ns2:ligatures ns2:val="none"/>
+          <w14:ligatures w14:val="none"/>
         </w:rPr>
         <w:t xml:space="preserve">comunicó que no podía atender la solicitud de rescate debido a que las </w:t>
       </w:r>
@@ -1631,7 +1557,7 @@
           <w:color w:val="000000"/>
           <w:kern w:val="0"/>
           <w:lang w:eastAsia="es-ES"/>
-          <ns2:ligatures ns2:val="none"/>
+          <w14:ligatures w14:val="none"/>
         </w:rPr>
         <w:t xml:space="preserve">pólizas de Seguro de Vida </w:t>
       </w:r>
@@ -1641,7 +1567,7 @@
           <w:color w:val="000000"/>
           <w:kern w:val="0"/>
           <w:lang w:eastAsia="es-ES"/>
-          <ns2:ligatures ns2:val="none"/>
+          <w14:ligatures w14:val="none"/>
         </w:rPr>
         <w:t>se encontraban anuladas, indicando que para acceder a dicho beneficio estas debían encontrarse activas y sin pagos pendientes.</w:t>
       </w:r>
@@ -1651,12 +1577,12 @@
           <w:color w:val="000000"/>
           <w:kern w:val="0"/>
           <w:lang w:eastAsia="es-ES"/>
-          <ns2:ligatures ns2:val="none"/>
+          <w14:ligatures w14:val="none"/>
         </w:rPr>
         <w:t xml:space="preserve"> </w:t>
       </w:r>
     </w:p>
-    <w:p ns2:paraId="33E14FF7" ns2:textId="77777777">
+    <w:p>
       <w:pPr>
         <w:tabs>
           <w:tab w:val="left" w:pos="1134"/>
@@ -1668,11 +1594,11 @@
           <w:color w:val="000000"/>
           <w:kern w:val="0"/>
           <w:lang w:eastAsia="es-ES"/>
-          <ns2:ligatures ns2:val="none"/>
-        </w:rPr>
-      </w:pPr>
-    </w:p>
-    <w:p ns2:paraId="65C58807" ns2:textId="456D853F">
+          <w14:ligatures w14:val="none"/>
+        </w:rPr>
+      </w:pPr>
+    </w:p>
+    <w:p>
       <w:pPr>
         <w:numPr>
           <w:ilvl w:val="1"/>
@@ -1690,14 +1616,14 @@
           <w:color w:val="000000"/>
           <w:kern w:val="0"/>
           <w:lang w:val="es-ES" w:eastAsia="es-ES"/>
-          <ns2:ligatures ns2:val="none"/>
+          <w14:ligatures w14:val="none"/>
         </w:rPr>
       </w:pPr>
       <w:r>
         <w:rPr>
           <w:rFonts w:ascii="Arial Narrow" w:eastAsia="Calibri" w:hAnsi="Arial Narrow" w:cs="Arial"/>
           <w:kern w:val="0"/>
-          <ns2:ligatures ns2:val="none"/>
+          <w14:ligatures w14:val="none"/>
         </w:rPr>
         <w:t xml:space="preserve">El señor [APELLIDO] solicitó, en calidad de medida correctiva, que Rímac cumpla con realizar la rehabilitación inmediata de las pólizas de Seguro de Vida; o, en su defecto, realizar la devolución íntegra de los pagos efectuados desde diciembre de 2017 hasta setiembre de 2024, así como el rescate anticipado conforme a las tasas contractuales vigentes para seis (6) años y nueve (9) meses de aportes. Asimismo, no requirió de manera expresa el reembolso de costos y costas del presente procedimiento.</w:t>
       </w:r>
@@ -1707,7 +1633,7 @@
           <w:color w:val="000000"/>
           <w:kern w:val="0"/>
           <w:lang w:val="es-ES" w:eastAsia="es-ES"/>
-          <ns2:ligatures ns2:val="none"/>
+          <w14:ligatures w14:val="none"/>
         </w:rPr>
         <w:t xml:space="preserve"/>
       </w:r>
@@ -1717,7 +1643,7 @@
           <w:color w:val="000000"/>
           <w:kern w:val="0"/>
           <w:lang w:val="es-ES" w:eastAsia="es-ES"/>
-          <ns2:ligatures ns2:val="none"/>
+          <w14:ligatures w14:val="none"/>
         </w:rPr>
         <w:t xml:space="preserve"/>
       </w:r>
@@ -1727,7 +1653,7 @@
           <w:color w:val="000000"/>
           <w:kern w:val="0"/>
           <w:lang w:val="es-ES" w:eastAsia="es-ES"/>
-          <ns2:ligatures ns2:val="none"/>
+          <w14:ligatures w14:val="none"/>
         </w:rPr>
         <w:t xml:space="preserve"/>
       </w:r>
@@ -1737,7 +1663,7 @@
           <w:color w:val="000000"/>
           <w:kern w:val="0"/>
           <w:lang w:val="es-ES" w:eastAsia="es-ES"/>
-          <ns2:ligatures ns2:val="none"/>
+          <w14:ligatures w14:val="none"/>
         </w:rPr>
         <w:t xml:space="preserve"/>
       </w:r>
@@ -1747,7 +1673,7 @@
           <w:color w:val="000000"/>
           <w:kern w:val="0"/>
           <w:lang w:eastAsia="es-ES"/>
-          <ns2:ligatures ns2:val="none"/>
+          <w14:ligatures w14:val="none"/>
         </w:rPr>
         <w:t/>
       </w:r>
@@ -1757,7 +1683,7 @@
           <w:color w:val="000000"/>
           <w:kern w:val="0"/>
           <w:lang w:val="es-ES" w:eastAsia="es-ES"/>
-          <ns2:ligatures ns2:val="none"/>
+          <w14:ligatures w14:val="none"/>
         </w:rPr>
         <w:t xml:space="preserve"/>
       </w:r>
@@ -1767,7 +1693,7 @@
           <w:color w:val="000000"/>
           <w:kern w:val="0"/>
           <w:lang w:val="es-ES" w:eastAsia="es-ES"/>
-          <ns2:ligatures ns2:val="none"/>
+          <w14:ligatures w14:val="none"/>
         </w:rPr>
         <w:t xml:space="preserve"/>
       </w:r>
@@ -1777,7 +1703,7 @@
           <w:color w:val="000000"/>
           <w:kern w:val="0"/>
           <w:lang w:val="es-ES" w:eastAsia="es-ES"/>
-          <ns2:ligatures ns2:val="none"/>
+          <w14:ligatures w14:val="none"/>
         </w:rPr>
         <w:t/>
       </w:r>
@@ -1787,7 +1713,7 @@
           <w:color w:val="000000"/>
           <w:kern w:val="0"/>
           <w:lang w:val="es-ES" w:eastAsia="es-ES"/>
-          <ns2:ligatures ns2:val="none"/>
+          <w14:ligatures w14:val="none"/>
         </w:rPr>
         <w:t/>
       </w:r>
@@ -1797,7 +1723,7 @@
           <w:color w:val="000000"/>
           <w:kern w:val="0"/>
           <w:lang w:val="es-ES" w:eastAsia="es-ES"/>
-          <ns2:ligatures ns2:val="none"/>
+          <w14:ligatures w14:val="none"/>
         </w:rPr>
         <w:t/>
       </w:r>
@@ -1807,7 +1733,7 @@
           <w:color w:val="000000"/>
           <w:kern w:val="0"/>
           <w:lang w:val="es-ES" w:eastAsia="es-ES"/>
-          <ns2:ligatures ns2:val="none"/>
+          <w14:ligatures w14:val="none"/>
         </w:rPr>
         <w:t xml:space="preserve"/>
       </w:r>
@@ -1817,7 +1743,7 @@
           <w:color w:val="000000"/>
           <w:kern w:val="0"/>
           <w:lang w:val="es-ES" w:eastAsia="es-ES"/>
-          <ns2:ligatures ns2:val="none"/>
+          <w14:ligatures w14:val="none"/>
         </w:rPr>
         <w:t/>
       </w:r>
@@ -1827,7 +1753,7 @@
           <w:color w:val="000000"/>
           <w:kern w:val="0"/>
           <w:lang w:val="es-ES" w:eastAsia="es-ES"/>
-          <ns2:ligatures ns2:val="none"/>
+          <w14:ligatures w14:val="none"/>
         </w:rPr>
         <w:t/>
       </w:r>
@@ -1837,7 +1763,7 @@
           <w:color w:val="000000"/>
           <w:kern w:val="0"/>
           <w:lang w:val="es-ES" w:eastAsia="es-ES"/>
-          <ns2:ligatures ns2:val="none"/>
+          <w14:ligatures w14:val="none"/>
         </w:rPr>
         <w:t/>
       </w:r>
@@ -1847,7 +1773,7 @@
           <w:color w:val="000000"/>
           <w:kern w:val="0"/>
           <w:lang w:val="es-ES" w:eastAsia="es-ES"/>
-          <ns2:ligatures ns2:val="none"/>
+          <w14:ligatures w14:val="none"/>
         </w:rPr>
         <w:t xml:space="preserve"/>
       </w:r>
@@ -1857,7 +1783,7 @@
           <w:color w:val="000000"/>
           <w:kern w:val="0"/>
           <w:lang w:val="es-ES" w:eastAsia="es-ES"/>
-          <ns2:ligatures ns2:val="none"/>
+          <w14:ligatures w14:val="none"/>
         </w:rPr>
         <w:t xml:space="preserve"/>
       </w:r>
@@ -1867,7 +1793,7 @@
           <w:color w:val="000000"/>
           <w:kern w:val="0"/>
           <w:lang w:val="es-ES" w:eastAsia="es-ES"/>
-          <ns2:ligatures ns2:val="none"/>
+          <w14:ligatures w14:val="none"/>
         </w:rPr>
         <w:t xml:space="preserve"/>
       </w:r>
@@ -1877,7 +1803,7 @@
           <w:color w:val="000000"/>
           <w:kern w:val="0"/>
           <w:lang w:val="es-ES" w:eastAsia="es-ES"/>
-          <ns2:ligatures ns2:val="none"/>
+          <w14:ligatures w14:val="none"/>
         </w:rPr>
         <w:t xml:space="preserve"/>
       </w:r>
@@ -1887,7 +1813,7 @@
           <w:color w:val="000000"/>
           <w:kern w:val="0"/>
           <w:lang w:val="es-ES" w:eastAsia="es-ES"/>
-          <ns2:ligatures ns2:val="none"/>
+          <w14:ligatures w14:val="none"/>
         </w:rPr>
         <w:t xml:space="preserve"/>
       </w:r>
@@ -1897,7 +1823,7 @@
           <w:color w:val="000000"/>
           <w:kern w:val="0"/>
           <w:lang w:val="es-ES" w:eastAsia="es-ES"/>
-          <ns2:ligatures ns2:val="none"/>
+          <w14:ligatures w14:val="none"/>
         </w:rPr>
         <w:t xml:space="preserve"/>
       </w:r>
@@ -1907,12 +1833,12 @@
           <w:color w:val="000000"/>
           <w:kern w:val="0"/>
           <w:lang w:val="es-ES" w:eastAsia="es-ES"/>
-          <ns2:ligatures ns2:val="none"/>
+          <w14:ligatures w14:val="none"/>
         </w:rPr>
         <w:t/>
       </w:r>
     </w:p>
-    <w:p ns2:paraId="66005174" ns2:textId="77777777">
+    <w:p>
       <w:pPr>
         <w:spacing w:after="0" w:line="240" w:lineRule="auto"/>
         <w:contextualSpacing/>
@@ -1923,11 +1849,11 @@
           <w:color w:val="000000"/>
           <w:kern w:val="0"/>
           <w:lang w:eastAsia="es-PE"/>
-          <ns2:ligatures ns2:val="none"/>
-        </w:rPr>
-      </w:pPr>
-    </w:p>
-    <w:p ns2:paraId="3541B1F9" ns2:textId="77777777">
+          <w14:ligatures w14:val="none"/>
+        </w:rPr>
+      </w:pPr>
+    </w:p>
+    <w:p>
       <w:pPr>
         <w:pStyle w:val="Prrafodelista"/>
         <w:numPr>
@@ -1947,7 +1873,7 @@
           <w:color w:val="000000"/>
           <w:kern w:val="0"/>
           <w:lang w:eastAsia="es-PE"/>
-          <ns2:ligatures ns2:val="none"/>
+          <w14:ligatures w14:val="none"/>
         </w:rPr>
       </w:pPr>
       <w:r>
@@ -1957,12 +1883,12 @@
           <w:color w:val="000000"/>
           <w:kern w:val="0"/>
           <w:lang w:eastAsia="es-PE"/>
-          <ns2:ligatures ns2:val="none"/>
+          <w14:ligatures w14:val="none"/>
         </w:rPr>
         <w:t>DE LA ADMISIÓN A TRÁMITE DE LA DENUNCIA</w:t>
       </w:r>
     </w:p>
-    <w:p ns2:paraId="34556756" ns2:textId="77777777">
+    <w:p>
       <w:pPr>
         <w:spacing w:after="0" w:line="240" w:lineRule="auto"/>
         <w:contextualSpacing/>
@@ -1973,13 +1899,13 @@
           <w:color w:val="000000"/>
           <w:kern w:val="0"/>
           <w:lang w:eastAsia="es-PE"/>
-          <ns2:ligatures ns2:val="none"/>
+          <w14:ligatures w14:val="none"/>
         </w:rPr>
       </w:pPr>
       <w:bookmarkStart w:id="1" w:name="_Hlk212795168"/>
       <w:bookmarkStart w:id="2" w:name="_Hlk218848146"/>
     </w:p>
-    <w:p ns2:paraId="5F4266A4" ns2:textId="5A6C3CF6">
+    <w:p>
       <w:pPr>
         <w:pStyle w:val="Prrafodelista"/>
         <w:numPr>
@@ -1992,7 +1918,7 @@
         <w:rPr>
           <w:rFonts w:ascii="Arial Narrow" w:eastAsia="Arial Narrow" w:hAnsi="Arial Narrow" w:cs="Arial Narrow"/>
           <w:kern w:val="0"/>
-          <ns2:ligatures ns2:val="none"/>
+          <w14:ligatures w14:val="none"/>
         </w:rPr>
       </w:pPr>
       <w:bookmarkStart w:id="3" w:name="_Hlk140755208"/>
@@ -2004,7 +1930,7 @@
           <w:color w:val="000000"/>
           <w:kern w:val="0"/>
           <w:lang w:eastAsia="es-PE"/>
-          <ns2:ligatures ns2:val="none"/>
+          <w14:ligatures w14:val="none"/>
         </w:rPr>
         <w:t>La Secretaría Técnica de la Comisión de Protección al Consumidor 1 (en adelante, la Secretaría Técnica), en ejercicio de sus facultades</w:t>
       </w:r>
@@ -2017,7 +1943,7 @@
           <w:rFonts w:ascii="Arial Narrow" w:eastAsia="Arial Narrow" w:hAnsi="Arial Narrow" w:cs="Arial Narrow"/>
           <w:kern w:val="0"/>
           <w:vertAlign w:val="superscript"/>
-          <ns2:ligatures ns2:val="none"/>
+          <w14:ligatures w14:val="none"/>
         </w:rPr>
         <w:footnoteReference w:id="2"/>
       </w:r>
@@ -2027,7 +1953,7 @@
           <w:color w:val="000000"/>
           <w:kern w:val="0"/>
           <w:lang w:eastAsia="es-PE"/>
-          <ns2:ligatures ns2:val="none"/>
+          <w14:ligatures w14:val="none"/>
         </w:rPr>
         <w:t xml:space="preserve">, </w:t>
       </w:r>
@@ -2037,7 +1963,7 @@
           <w:color w:val="000000"/>
           <w:kern w:val="0"/>
           <w:lang w:eastAsia="es-PE"/>
-          <ns2:ligatures ns2:val="none"/>
+          <w14:ligatures w14:val="none"/>
         </w:rPr>
         <w:t xml:space="preserve">considera </w:t>
       </w:r>
@@ -2045,7 +1971,7 @@
         <w:rPr>
           <w:rFonts w:ascii="Arial Narrow" w:eastAsia="Arial Narrow" w:hAnsi="Arial Narrow" w:cs="Arial Narrow"/>
           <w:kern w:val="0"/>
-          <ns2:ligatures ns2:val="none"/>
+          <w14:ligatures w14:val="none"/>
         </w:rPr>
         <w:t xml:space="preserve">que el hecho denunciado, </w:t>
       </w:r>
@@ -2054,7 +1980,7 @@
         <w:rPr>
           <w:rFonts w:ascii="Arial Narrow" w:eastAsia="Arial Narrow" w:hAnsi="Arial Narrow" w:cs="Arial Narrow"/>
           <w:kern w:val="0"/>
-          <ns2:ligatures ns2:val="none"/>
+          <w14:ligatures w14:val="none"/>
         </w:rPr>
         <w:t xml:space="preserve">consistente en que </w:t>
       </w:r>
@@ -2068,7 +1994,7 @@
           <w:kern w:val="0"/>
           <w:shd w:val="clear" w:color="auto" w:fill="FFFFFF"/>
           <w:lang w:eastAsia="es-PE"/>
-          <ns2:ligatures ns2:val="none"/>
+          <w14:ligatures w14:val="none"/>
         </w:rPr>
         <w:t>la compañía aseguradora habría dejado de realizar el cobro a través del débito automático de la prima de la Póliza 02262/0033085909 del Seguro de Vida desde octubre de 2024, pese a ser una obligación asumida contractualmente</w:t>
       </w:r>
@@ -2076,7 +2002,7 @@
         <w:rPr>
           <w:rFonts w:ascii="Arial Narrow" w:eastAsia="Arial Narrow" w:hAnsi="Arial Narrow" w:cs="Arial Narrow"/>
           <w:kern w:val="0"/>
-          <ns2:ligatures ns2:val="none"/>
+          <w14:ligatures w14:val="none"/>
         </w:rPr>
         <w:t>; involucraría una presunta afectación a sus expectativas, quien no habría encontrado una correspondencia entre lo que esperaba recibir de parte del proveedor y lo que realmente recibió. Por consiguiente, corresponde calificar el hecho materia de denuncia como una presunta infracción al deber de idoneidad, tipificado en los artículos 18</w:t>
       </w:r>
@@ -2086,7 +2012,7 @@
           <w:color w:val="000000"/>
           <w:kern w:val="0"/>
           <w:lang w:eastAsia="es-PE"/>
-          <ns2:ligatures ns2:val="none"/>
+          <w14:ligatures w14:val="none"/>
         </w:rPr>
         <w:t/>
       </w:r>
@@ -2094,7 +2020,7 @@
         <w:rPr>
           <w:rFonts w:ascii="Arial Narrow" w:eastAsia="Arial Narrow" w:hAnsi="Arial Narrow" w:cs="Arial Narrow"/>
           <w:kern w:val="0"/>
-          <ns2:ligatures ns2:val="none"/>
+          <w14:ligatures w14:val="none"/>
         </w:rPr>
         <w:t xml:space="preserve"> y 19</w:t>
       </w:r>
@@ -2104,7 +2030,7 @@
           <w:color w:val="000000"/>
           <w:kern w:val="0"/>
           <w:lang w:eastAsia="es-PE"/>
-          <ns2:ligatures ns2:val="none"/>
+          <w14:ligatures w14:val="none"/>
         </w:rPr>
         <w:t/>
       </w:r>
@@ -2112,7 +2038,7 @@
         <w:rPr>
           <w:rFonts w:ascii="Arial Narrow" w:eastAsia="Arial Narrow" w:hAnsi="Arial Narrow" w:cs="Arial Narrow"/>
           <w:kern w:val="0"/>
-          <ns2:ligatures ns2:val="none"/>
+          <w14:ligatures w14:val="none"/>
         </w:rPr>
         <w:t xml:space="preserve"> del Código</w:t>
       </w:r>
@@ -2124,7 +2050,7 @@
           <w:rFonts w:ascii="Arial Narrow" w:eastAsia="Arial Narrow" w:hAnsi="Arial Narrow" w:cs="Arial"/>
           <w:kern w:val="0"/>
           <w:vertAlign w:val="superscript"/>
-          <ns2:ligatures ns2:val="none"/>
+          <w14:ligatures w14:val="none"/>
         </w:rPr>
         <w:footnoteReference w:id="3"/>
       </w:r>
@@ -2133,13 +2059,13 @@
         <w:rPr>
           <w:rFonts w:ascii="Arial Narrow" w:eastAsia="Arial Narrow" w:hAnsi="Arial Narrow" w:cs="Arial Narrow"/>
           <w:kern w:val="0"/>
-          <ns2:ligatures ns2:val="none"/>
+          <w14:ligatures w14:val="none"/>
         </w:rPr>
         <w:t>.</w:t>
       </w:r>
       <w:bookmarkEnd w:id="8"/>
     </w:p>
-    <w:p ns2:paraId="116891C0" ns2:textId="77777777">
+    <w:p>
       <w:pPr>
         <w:pStyle w:val="Prrafodelista"/>
         <w:spacing w:after="0" w:line="240" w:lineRule="auto"/>
@@ -2148,11 +2074,11 @@
         <w:rPr>
           <w:rFonts w:ascii="Arial Narrow" w:eastAsia="Arial Narrow" w:hAnsi="Arial Narrow" w:cs="Arial Narrow"/>
           <w:kern w:val="0"/>
-          <ns2:ligatures ns2:val="none"/>
-        </w:rPr>
-      </w:pPr>
-    </w:p>
-    <w:p ns2:paraId="73AC2300" ns2:textId="6C9F35DF">
+          <w14:ligatures w14:val="none"/>
+        </w:rPr>
+      </w:pPr>
+    </w:p>
+    <w:p>
       <w:pPr>
         <w:pStyle w:val="Prrafodelista"/>
         <w:numPr>
@@ -2165,7 +2091,7 @@
         <w:rPr>
           <w:rFonts w:ascii="Arial Narrow" w:eastAsia="Arial Narrow" w:hAnsi="Arial Narrow" w:cs="Arial Narrow"/>
           <w:kern w:val="0"/>
-          <ns2:ligatures ns2:val="none"/>
+          <w14:ligatures w14:val="none"/>
         </w:rPr>
       </w:pPr>
       <w:bookmarkStart w:id="11" w:name="_Hlk213150180"/>
@@ -2173,7 +2099,7 @@
         <w:rPr>
           <w:rFonts w:ascii="Arial Narrow" w:eastAsia="Arial Narrow" w:hAnsi="Arial Narrow" w:cs="Arial Narrow"/>
           <w:kern w:val="0"/>
-          <ns2:ligatures ns2:val="none"/>
+          <w14:ligatures w14:val="none"/>
         </w:rPr>
         <w:t xml:space="preserve">Así también, la Secretaría Técnica, en ejercicio de sus facultades, </w:t>
       </w:r>
@@ -2183,7 +2109,7 @@
           <w:color w:val="000000"/>
           <w:kern w:val="0"/>
           <w:lang w:eastAsia="es-PE"/>
-          <ns2:ligatures ns2:val="none"/>
+          <w14:ligatures w14:val="none"/>
         </w:rPr>
         <w:t xml:space="preserve">considera </w:t>
       </w:r>
@@ -2191,7 +2117,7 @@
         <w:rPr>
           <w:rFonts w:ascii="Arial Narrow" w:eastAsia="Arial Narrow" w:hAnsi="Arial Narrow" w:cs="Arial Narrow"/>
           <w:kern w:val="0"/>
-          <ns2:ligatures ns2:val="none"/>
+          <w14:ligatures w14:val="none"/>
         </w:rPr>
         <w:t xml:space="preserve">que el hecho denunciado, consistente en que </w:t>
       </w:r>
@@ -2203,7 +2129,7 @@
           <w:kern w:val="0"/>
           <w:shd w:val="clear" w:color="auto" w:fill="FFFFFF"/>
           <w:lang w:eastAsia="es-PE"/>
-          <ns2:ligatures ns2:val="none"/>
+          <w14:ligatures w14:val="none"/>
         </w:rPr>
         <w:t>la compañía aseguradora habría dejado de realizar el cobro a través del débito automático de la prima de la Póliza 02262/0033085862 del Seguro de Vida desde octubre de 2024, pese a ser una obligación asumida contractualmente</w:t>
       </w:r>
@@ -2211,7 +2137,7 @@
         <w:rPr>
           <w:rFonts w:ascii="Arial Narrow" w:eastAsia="Arial Narrow" w:hAnsi="Arial Narrow" w:cs="Arial Narrow"/>
           <w:kern w:val="0"/>
-          <ns2:ligatures ns2:val="none"/>
+          <w14:ligatures w14:val="none"/>
         </w:rPr>
         <w:t>; involucraría una presunta afectación a sus expectativas, quien no habría encontrado una correspondencia entre lo que esperaba recibir de parte del proveedor y lo que realmente recibió. Por consiguiente, corresponde calificar el hecho materia de denuncia como una presunta infracción al deber de idoneidad, tipificado en los artículos 18</w:t>
       </w:r>
@@ -2221,7 +2147,7 @@
           <w:color w:val="000000"/>
           <w:kern w:val="0"/>
           <w:lang w:eastAsia="es-PE"/>
-          <ns2:ligatures ns2:val="none"/>
+          <w14:ligatures w14:val="none"/>
         </w:rPr>
         <w:t/>
       </w:r>
@@ -2229,7 +2155,7 @@
         <w:rPr>
           <w:rFonts w:ascii="Arial Narrow" w:eastAsia="Arial Narrow" w:hAnsi="Arial Narrow" w:cs="Arial Narrow"/>
           <w:kern w:val="0"/>
-          <ns2:ligatures ns2:val="none"/>
+          <w14:ligatures w14:val="none"/>
         </w:rPr>
         <w:t xml:space="preserve"> y 19</w:t>
       </w:r>
@@ -2239,7 +2165,7 @@
           <w:color w:val="000000"/>
           <w:kern w:val="0"/>
           <w:lang w:eastAsia="es-PE"/>
-          <ns2:ligatures ns2:val="none"/>
+          <w14:ligatures w14:val="none"/>
         </w:rPr>
         <w:t/>
       </w:r>
@@ -2247,7 +2173,7 @@
         <w:rPr>
           <w:rFonts w:ascii="Arial Narrow" w:eastAsia="Arial Narrow" w:hAnsi="Arial Narrow" w:cs="Arial Narrow"/>
           <w:kern w:val="0"/>
-          <ns2:ligatures ns2:val="none"/>
+          <w14:ligatures w14:val="none"/>
         </w:rPr>
         <w:t xml:space="preserve"> del Código</w:t>
       </w:r>
@@ -2258,24 +2184,24 @@
           <w:color w:val="000000"/>
           <w:kern w:val="0"/>
           <w:lang w:eastAsia="es-PE"/>
-          <ns2:ligatures ns2:val="none"/>
+          <w14:ligatures w14:val="none"/>
         </w:rPr>
         <w:t xml:space="preserve">. </w:t>
       </w:r>
     </w:p>
     <w:bookmarkEnd w:id="1"/>
-    <w:p ns2:paraId="2DC7B64E" ns2:textId="77777777">
-      <w:pPr>
-        <w:spacing w:after="0" w:line="240" w:lineRule="auto"/>
-        <w:jc w:val="both"/>
-        <w:rPr>
-          <w:rFonts w:ascii="Arial Narrow" w:eastAsia="Arial Narrow" w:hAnsi="Arial Narrow" w:cs="Arial Narrow"/>
-          <w:kern w:val="0"/>
-          <ns2:ligatures ns2:val="none"/>
-        </w:rPr>
-      </w:pPr>
-    </w:p>
-    <w:p ns2:paraId="61A99930" ns2:textId="37076E49">
+    <w:p>
+      <w:pPr>
+        <w:spacing w:after="0" w:line="240" w:lineRule="auto"/>
+        <w:jc w:val="both"/>
+        <w:rPr>
+          <w:rFonts w:ascii="Arial Narrow" w:eastAsia="Arial Narrow" w:hAnsi="Arial Narrow" w:cs="Arial Narrow"/>
+          <w:kern w:val="0"/>
+          <w14:ligatures w14:val="none"/>
+        </w:rPr>
+      </w:pPr>
+    </w:p>
+    <w:p>
       <w:pPr>
         <w:pStyle w:val="Prrafodelista"/>
         <w:numPr>
@@ -2288,14 +2214,14 @@
         <w:rPr>
           <w:rFonts w:ascii="Arial Narrow" w:eastAsia="Arial Narrow" w:hAnsi="Arial Narrow" w:cs="Arial Narrow"/>
           <w:kern w:val="0"/>
-          <ns2:ligatures ns2:val="none"/>
-        </w:rPr>
-      </w:pPr>
-      <w:r>
-        <w:rPr>
-          <w:rFonts w:ascii="Arial Narrow" w:eastAsia="Arial Narrow" w:hAnsi="Arial Narrow" w:cs="Arial Narrow"/>
-          <w:kern w:val="0"/>
-          <ns2:ligatures ns2:val="none"/>
+          <w14:ligatures w14:val="none"/>
+        </w:rPr>
+      </w:pPr>
+      <w:r>
+        <w:rPr>
+          <w:rFonts w:ascii="Arial Narrow" w:eastAsia="Arial Narrow" w:hAnsi="Arial Narrow" w:cs="Arial Narrow"/>
+          <w:kern w:val="0"/>
+          <w14:ligatures w14:val="none"/>
         </w:rPr>
         <w:t xml:space="preserve">Asimismo, </w:t>
       </w:r>
@@ -2305,7 +2231,7 @@
           <w:color w:val="000000"/>
           <w:kern w:val="0"/>
           <w:lang w:eastAsia="es-PE"/>
-          <ns2:ligatures ns2:val="none"/>
+          <w14:ligatures w14:val="none"/>
         </w:rPr>
         <w:t xml:space="preserve">la Secretaría Técnica, en ejercicio de sus facultades, considera </w:t>
       </w:r>
@@ -2313,7 +2239,7 @@
         <w:rPr>
           <w:rFonts w:ascii="Arial Narrow" w:eastAsia="Arial Narrow" w:hAnsi="Arial Narrow" w:cs="Arial"/>
           <w:kern w:val="0"/>
-          <ns2:ligatures ns2:val="none"/>
+          <w14:ligatures w14:val="none"/>
         </w:rPr>
         <w:t xml:space="preserve">que el hecho denunciado, consistente en que </w:t>
       </w:r>
@@ -2325,7 +2251,7 @@
           <w:kern w:val="0"/>
           <w:shd w:val="clear" w:color="auto" w:fill="FFFFFF"/>
           <w:lang w:eastAsia="es-PE"/>
-          <ns2:ligatures ns2:val="none"/>
+          <w14:ligatures w14:val="none"/>
         </w:rPr>
         <w:t>la compañía aseguradora habría anulado injustificadamente la Póliza 02262/0033085909 del Seguro de Vida sin haber comunicado oportunamente al denunciante la existencia de incumplimientos de pago o la eventual pérdida de vigencia de la referida póliza</w:t>
       </w:r>
@@ -2333,7 +2259,7 @@
         <w:rPr>
           <w:rFonts w:ascii="Arial Narrow" w:eastAsia="Arial Narrow" w:hAnsi="Arial Narrow" w:cs="Arial Narrow"/>
           <w:kern w:val="0"/>
-          <ns2:ligatures ns2:val="none"/>
+          <w14:ligatures w14:val="none"/>
         </w:rPr>
         <w:t>; involucraría una presunta afectación a sus expectativas, quien no habría encontrado una correspondencia entre lo que esperaba recibir de parte del proveedor y lo que realmente recibió. Por consiguiente, corresponde calificar el hecho materia de denuncia como una presunta infracción al deber de idoneidad, tipificado en los artículos 18</w:t>
       </w:r>
@@ -2343,7 +2269,7 @@
           <w:color w:val="000000"/>
           <w:kern w:val="0"/>
           <w:lang w:eastAsia="es-PE"/>
-          <ns2:ligatures ns2:val="none"/>
+          <w14:ligatures w14:val="none"/>
         </w:rPr>
         <w:t/>
       </w:r>
@@ -2351,7 +2277,7 @@
         <w:rPr>
           <w:rFonts w:ascii="Arial Narrow" w:eastAsia="Arial Narrow" w:hAnsi="Arial Narrow" w:cs="Arial Narrow"/>
           <w:kern w:val="0"/>
-          <ns2:ligatures ns2:val="none"/>
+          <w14:ligatures w14:val="none"/>
         </w:rPr>
         <w:t xml:space="preserve"> y 19</w:t>
       </w:r>
@@ -2361,7 +2287,7 @@
           <w:color w:val="000000"/>
           <w:kern w:val="0"/>
           <w:lang w:eastAsia="es-PE"/>
-          <ns2:ligatures ns2:val="none"/>
+          <w14:ligatures w14:val="none"/>
         </w:rPr>
         <w:t/>
       </w:r>
@@ -2369,7 +2295,7 @@
         <w:rPr>
           <w:rFonts w:ascii="Arial Narrow" w:eastAsia="Arial Narrow" w:hAnsi="Arial Narrow" w:cs="Arial Narrow"/>
           <w:kern w:val="0"/>
-          <ns2:ligatures ns2:val="none"/>
+          <w14:ligatures w14:val="none"/>
         </w:rPr>
         <w:t xml:space="preserve"> del Código</w:t>
       </w:r>
@@ -2377,25 +2303,25 @@
         <w:rPr>
           <w:rFonts w:ascii="Arial Narrow" w:eastAsia="Arial Narrow" w:hAnsi="Arial Narrow" w:cs="Arial"/>
           <w:kern w:val="0"/>
-          <ns2:ligatures ns2:val="none"/>
+          <w14:ligatures w14:val="none"/>
         </w:rPr>
         <w:t>.</w:t>
       </w:r>
       <w:bookmarkStart w:id="13" w:name="_Hlk212534267"/>
       <w:bookmarkEnd w:id="12"/>
     </w:p>
-    <w:p ns2:paraId="4266B1E3" ns2:textId="77777777">
-      <w:pPr>
-        <w:spacing w:after="0" w:line="240" w:lineRule="auto"/>
-        <w:jc w:val="both"/>
-        <w:rPr>
-          <w:rFonts w:ascii="Arial Narrow" w:eastAsia="Arial Narrow" w:hAnsi="Arial Narrow" w:cs="Arial Narrow"/>
-          <w:kern w:val="0"/>
-          <ns2:ligatures ns2:val="none"/>
-        </w:rPr>
-      </w:pPr>
-    </w:p>
-    <w:p ns2:paraId="78C31712" ns2:textId="41CEFEFB">
+    <w:p>
+      <w:pPr>
+        <w:spacing w:after="0" w:line="240" w:lineRule="auto"/>
+        <w:jc w:val="both"/>
+        <w:rPr>
+          <w:rFonts w:ascii="Arial Narrow" w:eastAsia="Arial Narrow" w:hAnsi="Arial Narrow" w:cs="Arial Narrow"/>
+          <w:kern w:val="0"/>
+          <w14:ligatures w14:val="none"/>
+        </w:rPr>
+      </w:pPr>
+    </w:p>
+    <w:p>
       <w:pPr>
         <w:pStyle w:val="Prrafodelista"/>
         <w:numPr>
@@ -2408,7 +2334,7 @@
         <w:rPr>
           <w:rFonts w:ascii="Arial Narrow" w:eastAsia="Arial Narrow" w:hAnsi="Arial Narrow" w:cs="Arial Narrow"/>
           <w:kern w:val="0"/>
-          <ns2:ligatures ns2:val="none"/>
+          <w14:ligatures w14:val="none"/>
         </w:rPr>
       </w:pPr>
       <w:bookmarkStart w:id="14" w:name="_Hlk214534552"/>
@@ -2419,7 +2345,7 @@
           <w:color w:val="000000"/>
           <w:kern w:val="0"/>
           <w:lang w:eastAsia="es-PE"/>
-          <ns2:ligatures ns2:val="none"/>
+          <w14:ligatures w14:val="none"/>
         </w:rPr>
         <w:t xml:space="preserve">Además, </w:t>
       </w:r>
@@ -2430,7 +2356,7 @@
           <w:color w:val="000000"/>
           <w:kern w:val="0"/>
           <w:lang w:eastAsia="es-PE"/>
-          <ns2:ligatures ns2:val="none"/>
+          <w14:ligatures w14:val="none"/>
         </w:rPr>
         <w:t xml:space="preserve">la Secretaría Técnica, en ejercicio de sus facultades, considera </w:t>
       </w:r>
@@ -2438,7 +2364,7 @@
         <w:rPr>
           <w:rFonts w:ascii="Arial Narrow" w:eastAsia="Arial Narrow" w:hAnsi="Arial Narrow" w:cs="Arial"/>
           <w:kern w:val="0"/>
-          <ns2:ligatures ns2:val="none"/>
+          <w14:ligatures w14:val="none"/>
         </w:rPr>
         <w:t xml:space="preserve">que el hecho denunciado, consistente en que </w:t>
       </w:r>
@@ -2451,7 +2377,7 @@
           <w:kern w:val="0"/>
           <w:shd w:val="clear" w:color="auto" w:fill="FFFFFF"/>
           <w:lang w:eastAsia="es-PE"/>
-          <ns2:ligatures ns2:val="none"/>
+          <w14:ligatures w14:val="none"/>
         </w:rPr>
         <w:t>la compañía aseguradora habría anulado injustificadamente la Póliza 02262/0033085862 del Seguro de Vida sin haber comunicado oportunamente al denunciante la existencia de incumplimientos de pago o la eventual pérdida de vigencia de la referida póliza</w:t>
       </w:r>
@@ -2459,7 +2385,7 @@
         <w:rPr>
           <w:rFonts w:ascii="Arial Narrow" w:eastAsia="Arial Narrow" w:hAnsi="Arial Narrow" w:cs="Arial Narrow"/>
           <w:kern w:val="0"/>
-          <ns2:ligatures ns2:val="none"/>
+          <w14:ligatures w14:val="none"/>
         </w:rPr>
         <w:t>; involucraría una presunta afectación a sus expectativas, quien no habría encontrado una correspondencia entre lo que esperaba recibir de parte del proveedor y lo que realmente recibió. Por consiguiente, corresponde calificar el hecho materia de denuncia como una presunta infracción al deber de idoneidad, tipificado en los artículos 18</w:t>
       </w:r>
@@ -2469,7 +2395,7 @@
           <w:color w:val="000000"/>
           <w:kern w:val="0"/>
           <w:lang w:eastAsia="es-PE"/>
-          <ns2:ligatures ns2:val="none"/>
+          <w14:ligatures w14:val="none"/>
         </w:rPr>
         <w:t/>
       </w:r>
@@ -2477,7 +2403,7 @@
         <w:rPr>
           <w:rFonts w:ascii="Arial Narrow" w:eastAsia="Arial Narrow" w:hAnsi="Arial Narrow" w:cs="Arial Narrow"/>
           <w:kern w:val="0"/>
-          <ns2:ligatures ns2:val="none"/>
+          <w14:ligatures w14:val="none"/>
         </w:rPr>
         <w:t xml:space="preserve"> y 19</w:t>
       </w:r>
@@ -2487,7 +2413,7 @@
           <w:color w:val="000000"/>
           <w:kern w:val="0"/>
           <w:lang w:eastAsia="es-PE"/>
-          <ns2:ligatures ns2:val="none"/>
+          <w14:ligatures w14:val="none"/>
         </w:rPr>
         <w:t/>
       </w:r>
@@ -2495,7 +2421,7 @@
         <w:rPr>
           <w:rFonts w:ascii="Arial Narrow" w:eastAsia="Arial Narrow" w:hAnsi="Arial Narrow" w:cs="Arial Narrow"/>
           <w:kern w:val="0"/>
-          <ns2:ligatures ns2:val="none"/>
+          <w14:ligatures w14:val="none"/>
         </w:rPr>
         <w:t xml:space="preserve"> del Código</w:t>
       </w:r>
@@ -2507,7 +2433,7 @@
           <w:color w:val="000000"/>
           <w:kern w:val="0"/>
           <w:lang w:eastAsia="es-PE"/>
-          <ns2:ligatures ns2:val="none"/>
+          <w14:ligatures w14:val="none"/>
         </w:rPr>
         <w:t xml:space="preserve">. </w:t>
       </w:r>
@@ -2516,18 +2442,18 @@
     </w:p>
     <w:bookmarkEnd w:id="13"/>
     <w:bookmarkEnd w:id="14"/>
-    <w:p ns2:paraId="7A2CF596" ns2:textId="77777777">
+    <w:p>
       <w:pPr>
         <w:pStyle w:val="Prrafodelista"/>
         <w:spacing w:line="240" w:lineRule="auto"/>
         <w:rPr>
           <w:rFonts w:ascii="Arial Narrow" w:eastAsia="Arial Narrow" w:hAnsi="Arial Narrow" w:cs="Arial Narrow"/>
           <w:kern w:val="0"/>
-          <ns2:ligatures ns2:val="none"/>
-        </w:rPr>
-      </w:pPr>
-    </w:p>
-    <w:p ns2:paraId="07559B21" ns2:textId="7300501B">
+          <w14:ligatures w14:val="none"/>
+        </w:rPr>
+      </w:pPr>
+    </w:p>
+    <w:p>
       <w:pPr>
         <w:pStyle w:val="Prrafodelista"/>
         <w:numPr>
@@ -2540,7 +2466,7 @@
         <w:rPr>
           <w:rFonts w:ascii="Arial Narrow" w:eastAsia="Arial Narrow" w:hAnsi="Arial Narrow" w:cs="Arial Narrow"/>
           <w:kern w:val="0"/>
-          <ns2:ligatures ns2:val="none"/>
+          <w14:ligatures w14:val="none"/>
         </w:rPr>
       </w:pPr>
       <w:bookmarkStart w:id="19" w:name="_Hlk214962902"/>
@@ -2549,7 +2475,7 @@
         <w:rPr>
           <w:rFonts w:ascii="Arial Narrow" w:eastAsia="Arial Narrow" w:hAnsi="Arial Narrow" w:cs="Arial Narrow"/>
           <w:kern w:val="0"/>
-          <ns2:ligatures ns2:val="none"/>
+          <w14:ligatures w14:val="none"/>
         </w:rPr>
         <w:t xml:space="preserve">Asimismo, la Secretaría Técnica, en ejercicio de sus facultades, considera que el hecho denunciado, consistente en que </w:t>
       </w:r>
@@ -2561,7 +2487,7 @@
           <w:kern w:val="0"/>
           <w:shd w:val="clear" w:color="auto" w:fill="FFFFFF"/>
           <w:lang w:eastAsia="es-PE"/>
-          <ns2:ligatures ns2:val="none"/>
+          <w14:ligatures w14:val="none"/>
         </w:rPr>
         <w:t>la compañía aseguradora habría negado injustificadamente la rehabilitación de la Póliza 02262/0033085909 del Seguro de Vida solicitada por el denunciante el 12 de noviembre de 2025</w:t>
       </w:r>
@@ -2569,7 +2495,7 @@
         <w:rPr>
           <w:rFonts w:ascii="Arial Narrow" w:eastAsia="Arial Narrow" w:hAnsi="Arial Narrow" w:cs="Arial Narrow"/>
           <w:kern w:val="0"/>
-          <ns2:ligatures ns2:val="none"/>
+          <w14:ligatures w14:val="none"/>
         </w:rPr>
         <w:t>; involucraría una presunta afectación a sus expectativas, quien no habría encontrado una correspondencia entre lo que esperaba recibir de parte del proveedor y lo que realmente recibió. Por consiguiente, corresponde calificar el hecho materia de denuncia como una presunta infracción al deber de idoneidad, tipificado en los artículos 18</w:t>
       </w:r>
@@ -2579,7 +2505,7 @@
           <w:color w:val="000000"/>
           <w:kern w:val="0"/>
           <w:lang w:eastAsia="es-PE"/>
-          <ns2:ligatures ns2:val="none"/>
+          <w14:ligatures w14:val="none"/>
         </w:rPr>
         <w:t/>
       </w:r>
@@ -2587,7 +2513,7 @@
         <w:rPr>
           <w:rFonts w:ascii="Arial Narrow" w:eastAsia="Arial Narrow" w:hAnsi="Arial Narrow" w:cs="Arial Narrow"/>
           <w:kern w:val="0"/>
-          <ns2:ligatures ns2:val="none"/>
+          <w14:ligatures w14:val="none"/>
         </w:rPr>
         <w:t xml:space="preserve"> y 19</w:t>
       </w:r>
@@ -2597,7 +2523,7 @@
           <w:color w:val="000000"/>
           <w:kern w:val="0"/>
           <w:lang w:eastAsia="es-PE"/>
-          <ns2:ligatures ns2:val="none"/>
+          <w14:ligatures w14:val="none"/>
         </w:rPr>
         <w:t/>
       </w:r>
@@ -2605,7 +2531,7 @@
         <w:rPr>
           <w:rFonts w:ascii="Arial Narrow" w:eastAsia="Arial Narrow" w:hAnsi="Arial Narrow" w:cs="Arial Narrow"/>
           <w:kern w:val="0"/>
-          <ns2:ligatures ns2:val="none"/>
+          <w14:ligatures w14:val="none"/>
         </w:rPr>
         <w:t xml:space="preserve"> del Código</w:t>
       </w:r>
@@ -2616,22 +2542,22 @@
           <w:color w:val="000000"/>
           <w:kern w:val="0"/>
           <w:lang w:eastAsia="es-PE"/>
-          <ns2:ligatures ns2:val="none"/>
+          <w14:ligatures w14:val="none"/>
         </w:rPr>
         <w:t>.</w:t>
       </w:r>
     </w:p>
-    <w:p ns2:paraId="7FAEDFCC" ns2:textId="77777777">
+    <w:p>
       <w:pPr>
         <w:pStyle w:val="Prrafodelista"/>
         <w:rPr>
           <w:rFonts w:ascii="Arial Narrow" w:eastAsia="Arial Narrow" w:hAnsi="Arial Narrow" w:cs="Arial Narrow"/>
           <w:kern w:val="0"/>
-          <ns2:ligatures ns2:val="none"/>
-        </w:rPr>
-      </w:pPr>
-    </w:p>
-    <w:p ns2:paraId="1A0FF592" ns2:textId="782A714E">
+          <w14:ligatures w14:val="none"/>
+        </w:rPr>
+      </w:pPr>
+    </w:p>
+    <w:p>
       <w:pPr>
         <w:pStyle w:val="Prrafodelista"/>
         <w:numPr>
@@ -2644,14 +2570,14 @@
         <w:rPr>
           <w:rFonts w:ascii="Arial Narrow" w:eastAsia="Arial Narrow" w:hAnsi="Arial Narrow" w:cs="Arial Narrow"/>
           <w:kern w:val="0"/>
-          <ns2:ligatures ns2:val="none"/>
-        </w:rPr>
-      </w:pPr>
-      <w:r>
-        <w:rPr>
-          <w:rFonts w:ascii="Arial Narrow" w:eastAsia="Arial Narrow" w:hAnsi="Arial Narrow" w:cs="Arial Narrow"/>
-          <w:kern w:val="0"/>
-          <ns2:ligatures ns2:val="none"/>
+          <w14:ligatures w14:val="none"/>
+        </w:rPr>
+      </w:pPr>
+      <w:r>
+        <w:rPr>
+          <w:rFonts w:ascii="Arial Narrow" w:eastAsia="Arial Narrow" w:hAnsi="Arial Narrow" w:cs="Arial Narrow"/>
+          <w:kern w:val="0"/>
+          <w14:ligatures w14:val="none"/>
         </w:rPr>
         <w:t xml:space="preserve">Así también, la Secretaría Técnica, en ejercicio de sus facultades, </w:t>
       </w:r>
@@ -2661,7 +2587,7 @@
           <w:color w:val="000000"/>
           <w:kern w:val="0"/>
           <w:lang w:eastAsia="es-PE"/>
-          <ns2:ligatures ns2:val="none"/>
+          <w14:ligatures w14:val="none"/>
         </w:rPr>
         <w:t xml:space="preserve">considera </w:t>
       </w:r>
@@ -2669,7 +2595,7 @@
         <w:rPr>
           <w:rFonts w:ascii="Arial Narrow" w:eastAsia="Arial Narrow" w:hAnsi="Arial Narrow" w:cs="Arial Narrow"/>
           <w:kern w:val="0"/>
-          <ns2:ligatures ns2:val="none"/>
+          <w14:ligatures w14:val="none"/>
         </w:rPr>
         <w:t xml:space="preserve">que el hecho denunciado, consistente en que </w:t>
       </w:r>
@@ -2680,7 +2606,7 @@
           <w:kern w:val="0"/>
           <w:shd w:val="clear" w:color="auto" w:fill="FFFFFF"/>
           <w:lang w:eastAsia="es-PE"/>
-          <ns2:ligatures ns2:val="none"/>
+          <w14:ligatures w14:val="none"/>
         </w:rPr>
         <w:t>la compañía aseguradora habría negado injustificadamente la rehabilitación de la Póliza 02262/0033085862 del Seguro de Vida solicitada por el denunciante el 12 de noviembre de 2025</w:t>
       </w:r>
@@ -2688,7 +2614,7 @@
         <w:rPr>
           <w:rFonts w:ascii="Arial Narrow" w:eastAsia="Arial Narrow" w:hAnsi="Arial Narrow" w:cs="Arial Narrow"/>
           <w:kern w:val="0"/>
-          <ns2:ligatures ns2:val="none"/>
+          <w14:ligatures w14:val="none"/>
         </w:rPr>
         <w:t>; involucraría una presunta afectación a sus expectativas, quien no habría encontrado una correspondencia entre lo que esperaba recibir de parte del proveedor y lo que realmente recibió. Por consiguiente, corresponde calificar el hecho materia de denuncia como una presunta infracción al deber de idoneidad, tipificado en los artículos 18</w:t>
       </w:r>
@@ -2698,7 +2624,7 @@
           <w:color w:val="000000"/>
           <w:kern w:val="0"/>
           <w:lang w:eastAsia="es-PE"/>
-          <ns2:ligatures ns2:val="none"/>
+          <w14:ligatures w14:val="none"/>
         </w:rPr>
         <w:t/>
       </w:r>
@@ -2706,7 +2632,7 @@
         <w:rPr>
           <w:rFonts w:ascii="Arial Narrow" w:eastAsia="Arial Narrow" w:hAnsi="Arial Narrow" w:cs="Arial Narrow"/>
           <w:kern w:val="0"/>
-          <ns2:ligatures ns2:val="none"/>
+          <w14:ligatures w14:val="none"/>
         </w:rPr>
         <w:t xml:space="preserve"> y 19</w:t>
       </w:r>
@@ -2716,7 +2642,7 @@
           <w:color w:val="000000"/>
           <w:kern w:val="0"/>
           <w:lang w:eastAsia="es-PE"/>
-          <ns2:ligatures ns2:val="none"/>
+          <w14:ligatures w14:val="none"/>
         </w:rPr>
         <w:t/>
       </w:r>
@@ -2724,7 +2650,7 @@
         <w:rPr>
           <w:rFonts w:ascii="Arial Narrow" w:eastAsia="Arial Narrow" w:hAnsi="Arial Narrow" w:cs="Arial Narrow"/>
           <w:kern w:val="0"/>
-          <ns2:ligatures ns2:val="none"/>
+          <w14:ligatures w14:val="none"/>
         </w:rPr>
         <w:t xml:space="preserve"> del Código</w:t>
       </w:r>
@@ -2735,23 +2661,23 @@
           <w:color w:val="000000"/>
           <w:kern w:val="0"/>
           <w:lang w:eastAsia="es-PE"/>
-          <ns2:ligatures ns2:val="none"/>
+          <w14:ligatures w14:val="none"/>
         </w:rPr>
         <w:t xml:space="preserve">. </w:t>
       </w:r>
     </w:p>
-    <w:p ns2:paraId="714CA8B2" ns2:textId="77777777">
-      <w:pPr>
-        <w:spacing w:after="0" w:line="240" w:lineRule="auto"/>
-        <w:jc w:val="both"/>
-        <w:rPr>
-          <w:rFonts w:ascii="Arial Narrow" w:eastAsia="Arial Narrow" w:hAnsi="Arial Narrow" w:cs="Arial Narrow"/>
-          <w:kern w:val="0"/>
-          <ns2:ligatures ns2:val="none"/>
-        </w:rPr>
-      </w:pPr>
-    </w:p>
-    <w:p ns2:paraId="24F09985" ns2:textId="1AA5D2A3">
+    <w:p>
+      <w:pPr>
+        <w:spacing w:after="0" w:line="240" w:lineRule="auto"/>
+        <w:jc w:val="both"/>
+        <w:rPr>
+          <w:rFonts w:ascii="Arial Narrow" w:eastAsia="Arial Narrow" w:hAnsi="Arial Narrow" w:cs="Arial Narrow"/>
+          <w:kern w:val="0"/>
+          <w14:ligatures w14:val="none"/>
+        </w:rPr>
+      </w:pPr>
+    </w:p>
+    <w:p>
       <w:pPr>
         <w:pStyle w:val="Prrafodelista"/>
         <w:numPr>
@@ -2764,14 +2690,14 @@
         <w:rPr>
           <w:rFonts w:ascii="Arial Narrow" w:eastAsia="Arial Narrow" w:hAnsi="Arial Narrow" w:cs="Arial Narrow"/>
           <w:kern w:val="0"/>
-          <ns2:ligatures ns2:val="none"/>
-        </w:rPr>
-      </w:pPr>
-      <w:r>
-        <w:rPr>
-          <w:rFonts w:ascii="Arial Narrow" w:eastAsia="Arial Narrow" w:hAnsi="Arial Narrow" w:cs="Arial Narrow"/>
-          <w:kern w:val="0"/>
-          <ns2:ligatures ns2:val="none"/>
+          <w14:ligatures w14:val="none"/>
+        </w:rPr>
+      </w:pPr>
+      <w:r>
+        <w:rPr>
+          <w:rFonts w:ascii="Arial Narrow" w:eastAsia="Arial Narrow" w:hAnsi="Arial Narrow" w:cs="Arial Narrow"/>
+          <w:kern w:val="0"/>
+          <w14:ligatures w14:val="none"/>
         </w:rPr>
         <w:t xml:space="preserve">Asimismo, </w:t>
       </w:r>
@@ -2781,7 +2707,7 @@
           <w:color w:val="000000"/>
           <w:kern w:val="0"/>
           <w:lang w:eastAsia="es-PE"/>
-          <ns2:ligatures ns2:val="none"/>
+          <w14:ligatures w14:val="none"/>
         </w:rPr>
         <w:t xml:space="preserve">la Secretaría Técnica, en ejercicio de sus facultades, considera </w:t>
       </w:r>
@@ -2789,7 +2715,7 @@
         <w:rPr>
           <w:rFonts w:ascii="Arial Narrow" w:eastAsia="Arial Narrow" w:hAnsi="Arial Narrow" w:cs="Arial"/>
           <w:kern w:val="0"/>
-          <ns2:ligatures ns2:val="none"/>
+          <w14:ligatures w14:val="none"/>
         </w:rPr>
         <w:t xml:space="preserve">que el hecho denunciado, consistente en que </w:t>
       </w:r>
@@ -2800,7 +2726,7 @@
           <w:kern w:val="0"/>
           <w:shd w:val="clear" w:color="auto" w:fill="FFFFFF"/>
           <w:lang w:eastAsia="es-PE"/>
-          <ns2:ligatures ns2:val="none"/>
+          <w14:ligatures w14:val="none"/>
         </w:rPr>
         <w:t xml:space="preserve">la compañía aseguradora </w:t>
       </w:r>
@@ -2811,7 +2737,7 @@
           <w:kern w:val="0"/>
           <w:shd w:val="clear" w:color="auto" w:fill="FFFFFF"/>
           <w:lang w:eastAsia="es-PE"/>
-          <ns2:ligatures ns2:val="none"/>
+          <w14:ligatures w14:val="none"/>
         </w:rPr>
         <w:t>se habría negado injustificadamente a realizar el rescate anticipado de la Póliza 02262/0033085862 del Seguro de Vida solicitada por el denunciante el 18 de noviembre de 2025</w:t>
       </w:r>
@@ -2819,7 +2745,7 @@
         <w:rPr>
           <w:rFonts w:ascii="Arial Narrow" w:eastAsia="Arial Narrow" w:hAnsi="Arial Narrow" w:cs="Arial Narrow"/>
           <w:kern w:val="0"/>
-          <ns2:ligatures ns2:val="none"/>
+          <w14:ligatures w14:val="none"/>
         </w:rPr>
         <w:t xml:space="preserve">; involucraría una presunta afectación a sus expectativas, quien no habría encontrado una correspondencia entre lo que esperaba recibir de parte del </w:t>
       </w:r>
@@ -2827,7 +2753,7 @@
         <w:rPr>
           <w:rFonts w:ascii="Arial Narrow" w:eastAsia="Arial Narrow" w:hAnsi="Arial Narrow" w:cs="Arial Narrow"/>
           <w:kern w:val="0"/>
-          <ns2:ligatures ns2:val="none"/>
+          <w14:ligatures w14:val="none"/>
         </w:rPr>
         <w:lastRenderedPageBreak/>
         <w:t>proveedor y lo que realmente recibió. Por consiguiente, corresponde calificar el hecho materia de denuncia como una presunta infracción al deber de idoneidad, tipificado en los artículos 18</w:t>
@@ -2838,7 +2764,7 @@
           <w:color w:val="000000"/>
           <w:kern w:val="0"/>
           <w:lang w:eastAsia="es-PE"/>
-          <ns2:ligatures ns2:val="none"/>
+          <w14:ligatures w14:val="none"/>
         </w:rPr>
         <w:t/>
       </w:r>
@@ -2846,7 +2772,7 @@
         <w:rPr>
           <w:rFonts w:ascii="Arial Narrow" w:eastAsia="Arial Narrow" w:hAnsi="Arial Narrow" w:cs="Arial Narrow"/>
           <w:kern w:val="0"/>
-          <ns2:ligatures ns2:val="none"/>
+          <w14:ligatures w14:val="none"/>
         </w:rPr>
         <w:t xml:space="preserve"> y 19</w:t>
       </w:r>
@@ -2856,7 +2782,7 @@
           <w:color w:val="000000"/>
           <w:kern w:val="0"/>
           <w:lang w:eastAsia="es-PE"/>
-          <ns2:ligatures ns2:val="none"/>
+          <w14:ligatures w14:val="none"/>
         </w:rPr>
         <w:t/>
       </w:r>
@@ -2864,7 +2790,7 @@
         <w:rPr>
           <w:rFonts w:ascii="Arial Narrow" w:eastAsia="Arial Narrow" w:hAnsi="Arial Narrow" w:cs="Arial Narrow"/>
           <w:kern w:val="0"/>
-          <ns2:ligatures ns2:val="none"/>
+          <w14:ligatures w14:val="none"/>
         </w:rPr>
         <w:t xml:space="preserve"> del Código</w:t>
       </w:r>
@@ -2872,23 +2798,23 @@
         <w:rPr>
           <w:rFonts w:ascii="Arial Narrow" w:eastAsia="Arial Narrow" w:hAnsi="Arial Narrow" w:cs="Arial"/>
           <w:kern w:val="0"/>
-          <ns2:ligatures ns2:val="none"/>
+          <w14:ligatures w14:val="none"/>
         </w:rPr>
         <w:t>.</w:t>
       </w:r>
     </w:p>
-    <w:p ns2:paraId="3D3E49AD" ns2:textId="77777777">
-      <w:pPr>
-        <w:spacing w:after="0" w:line="240" w:lineRule="auto"/>
-        <w:jc w:val="both"/>
-        <w:rPr>
-          <w:rFonts w:ascii="Arial Narrow" w:eastAsia="Arial Narrow" w:hAnsi="Arial Narrow" w:cs="Arial Narrow"/>
-          <w:kern w:val="0"/>
-          <ns2:ligatures ns2:val="none"/>
-        </w:rPr>
-      </w:pPr>
-    </w:p>
-    <w:p ns2:paraId="2972B083" ns2:textId="3B7C65A8">
+    <w:p>
+      <w:pPr>
+        <w:spacing w:after="0" w:line="240" w:lineRule="auto"/>
+        <w:jc w:val="both"/>
+        <w:rPr>
+          <w:rFonts w:ascii="Arial Narrow" w:eastAsia="Arial Narrow" w:hAnsi="Arial Narrow" w:cs="Arial Narrow"/>
+          <w:kern w:val="0"/>
+          <w14:ligatures w14:val="none"/>
+        </w:rPr>
+      </w:pPr>
+    </w:p>
+    <w:p>
       <w:pPr>
         <w:pStyle w:val="Prrafodelista"/>
         <w:numPr>
@@ -2901,16 +2827,16 @@
         <w:rPr>
           <w:rFonts w:ascii="Arial Narrow" w:eastAsia="Arial Narrow" w:hAnsi="Arial Narrow" w:cs="Arial Narrow"/>
           <w:kern w:val="0"/>
-          <ns2:ligatures ns2:val="none"/>
-        </w:rPr>
-      </w:pPr>
-      <w:r>
-        <w:rPr>
-          <w:rFonts w:ascii="Arial Narrow" w:eastAsia="Times New Roman" w:hAnsi="Arial Narrow" w:cs="Arial"/>
-          <w:color w:val="000000"/>
-          <w:kern w:val="0"/>
-          <w:lang w:eastAsia="es-PE"/>
-          <ns2:ligatures ns2:val="none"/>
+          <w14:ligatures w14:val="none"/>
+        </w:rPr>
+      </w:pPr>
+      <w:r>
+        <w:rPr>
+          <w:rFonts w:ascii="Arial Narrow" w:eastAsia="Times New Roman" w:hAnsi="Arial Narrow" w:cs="Arial"/>
+          <w:color w:val="000000"/>
+          <w:kern w:val="0"/>
+          <w:lang w:eastAsia="es-PE"/>
+          <w14:ligatures w14:val="none"/>
         </w:rPr>
         <w:t xml:space="preserve">Además, la Secretaría Técnica, en ejercicio de sus facultades, considera </w:t>
       </w:r>
@@ -2918,7 +2844,7 @@
         <w:rPr>
           <w:rFonts w:ascii="Arial Narrow" w:eastAsia="Arial Narrow" w:hAnsi="Arial Narrow" w:cs="Arial"/>
           <w:kern w:val="0"/>
-          <ns2:ligatures ns2:val="none"/>
+          <w14:ligatures w14:val="none"/>
         </w:rPr>
         <w:t xml:space="preserve">que el hecho denunciado, consistente en que </w:t>
       </w:r>
@@ -2929,7 +2855,7 @@
           <w:kern w:val="0"/>
           <w:shd w:val="clear" w:color="auto" w:fill="FFFFFF"/>
           <w:lang w:eastAsia="es-PE"/>
-          <ns2:ligatures ns2:val="none"/>
+          <w14:ligatures w14:val="none"/>
         </w:rPr>
         <w:t xml:space="preserve">la compañía aseguradora </w:t>
       </w:r>
@@ -2940,7 +2866,7 @@
           <w:kern w:val="0"/>
           <w:shd w:val="clear" w:color="auto" w:fill="FFFFFF"/>
           <w:lang w:eastAsia="es-PE"/>
-          <ns2:ligatures ns2:val="none"/>
+          <w14:ligatures w14:val="none"/>
         </w:rPr>
         <w:t xml:space="preserve">se habría negado injustificadamente a realizar el rescate anticipado </w:t>
       </w:r>
@@ -2951,7 +2877,7 @@
           <w:kern w:val="0"/>
           <w:shd w:val="clear" w:color="auto" w:fill="FFFFFF"/>
           <w:lang w:eastAsia="es-PE"/>
-          <ns2:ligatures ns2:val="none"/>
+          <w14:ligatures w14:val="none"/>
         </w:rPr>
         <w:t>de la Póliza 02262/0033085862 del Seguro de Vida solicitada por el denunciante el 18 de noviembre de 2025</w:t>
       </w:r>
@@ -2959,7 +2885,7 @@
         <w:rPr>
           <w:rFonts w:ascii="Arial Narrow" w:eastAsia="Arial Narrow" w:hAnsi="Arial Narrow" w:cs="Arial Narrow"/>
           <w:kern w:val="0"/>
-          <ns2:ligatures ns2:val="none"/>
+          <w14:ligatures w14:val="none"/>
         </w:rPr>
         <w:t>; involucraría una presunta afectación a sus expectativas, quien no habría encontrado una correspondencia entre lo que esperaba recibir de parte del proveedor y lo que realmente recibió. Por consiguiente, corresponde calificar el hecho materia de denuncia como una presunta infracción al deber de idoneidad, tipificado en los artículos 18</w:t>
       </w:r>
@@ -2969,7 +2895,7 @@
           <w:color w:val="000000"/>
           <w:kern w:val="0"/>
           <w:lang w:eastAsia="es-PE"/>
-          <ns2:ligatures ns2:val="none"/>
+          <w14:ligatures w14:val="none"/>
         </w:rPr>
         <w:t/>
       </w:r>
@@ -2977,7 +2903,7 @@
         <w:rPr>
           <w:rFonts w:ascii="Arial Narrow" w:eastAsia="Arial Narrow" w:hAnsi="Arial Narrow" w:cs="Arial Narrow"/>
           <w:kern w:val="0"/>
-          <ns2:ligatures ns2:val="none"/>
+          <w14:ligatures w14:val="none"/>
         </w:rPr>
         <w:t xml:space="preserve"> y 19</w:t>
       </w:r>
@@ -2987,7 +2913,7 @@
           <w:color w:val="000000"/>
           <w:kern w:val="0"/>
           <w:lang w:eastAsia="es-PE"/>
-          <ns2:ligatures ns2:val="none"/>
+          <w14:ligatures w14:val="none"/>
         </w:rPr>
         <w:t/>
       </w:r>
@@ -2995,7 +2921,7 @@
         <w:rPr>
           <w:rFonts w:ascii="Arial Narrow" w:eastAsia="Arial Narrow" w:hAnsi="Arial Narrow" w:cs="Arial Narrow"/>
           <w:kern w:val="0"/>
-          <ns2:ligatures ns2:val="none"/>
+          <w14:ligatures w14:val="none"/>
         </w:rPr>
         <w:t xml:space="preserve"> del Código</w:t>
       </w:r>
@@ -3006,7 +2932,7 @@
           <w:color w:val="000000"/>
           <w:kern w:val="0"/>
           <w:lang w:eastAsia="es-PE"/>
-          <ns2:ligatures ns2:val="none"/>
+          <w14:ligatures w14:val="none"/>
         </w:rPr>
         <w:t xml:space="preserve">. </w:t>
       </w:r>
@@ -3015,7 +2941,7 @@
     <w:bookmarkEnd w:id="9"/>
     <w:bookmarkEnd w:id="15"/>
     <w:bookmarkEnd w:id="20"/>
-    <w:p ns2:paraId="432038D6" ns2:textId="0A9F6D75">
+    <w:p>
       <w:pPr>
         <w:spacing w:after="0" w:line="240" w:lineRule="auto"/>
         <w:jc w:val="both"/>
@@ -3023,12 +2949,12 @@
           <w:rFonts w:ascii="Arial Narrow" w:eastAsia="Calibri" w:hAnsi="Arial Narrow" w:cs="Arial Narrow"/>
           <w:kern w:val="0"/>
           <w:lang w:eastAsia="es-PE"/>
-          <ns2:ligatures ns2:val="none"/>
+          <w14:ligatures w14:val="none"/>
         </w:rPr>
       </w:pPr>
     </w:p>
     <w:bookmarkEnd w:id="2"/>
-    <w:p ns2:paraId="463134E5" ns2:textId="77777777">
+    <w:p>
       <w:pPr>
         <w:pStyle w:val="Prrafodelista"/>
         <w:numPr>
@@ -3042,7 +2968,7 @@
           <w:rFonts w:ascii="Arial Narrow" w:eastAsia="Calibri" w:hAnsi="Arial Narrow" w:cs="Arial Narrow"/>
           <w:kern w:val="0"/>
           <w:lang w:eastAsia="es-PE"/>
-          <ns2:ligatures ns2:val="none"/>
+          <w14:ligatures w14:val="none"/>
         </w:rPr>
       </w:pPr>
       <w:r>
@@ -3051,7 +2977,7 @@
           <w:color w:val="000000"/>
           <w:kern w:val="0"/>
           <w:lang w:eastAsia="es-PE"/>
-          <ns2:ligatures ns2:val="none"/>
+          <w14:ligatures w14:val="none"/>
         </w:rPr>
         <w:t>En tanto la denuncia reúne los requisitos establecidos por la norma citada, corresponde admitirla a trámite</w:t>
       </w:r>
@@ -3061,7 +2987,7 @@
           <w:rFonts w:ascii="Arial Narrow" w:eastAsia="Arial Narrow" w:hAnsi="Arial Narrow" w:cs="Arial Narrow"/>
           <w:kern w:val="0"/>
           <w:vertAlign w:val="superscript"/>
-          <ns2:ligatures ns2:val="none"/>
+          <w14:ligatures w14:val="none"/>
         </w:rPr>
         <w:footnoteReference w:id="4"/>
       </w:r>
@@ -3071,13 +2997,13 @@
           <w:color w:val="000000"/>
           <w:kern w:val="0"/>
           <w:lang w:eastAsia="es-PE"/>
-          <ns2:ligatures ns2:val="none"/>
+          <w14:ligatures w14:val="none"/>
         </w:rPr>
         <w:t>.</w:t>
       </w:r>
       <w:bookmarkStart w:id="21" w:name="_Hlk214963039"/>
     </w:p>
-    <w:p ns2:paraId="68C71625" ns2:textId="77777777">
+    <w:p>
       <w:pPr>
         <w:spacing w:after="0" w:line="240" w:lineRule="auto"/>
         <w:ind w:left="567"/>
@@ -3088,12 +3014,12 @@
           <w:color w:val="000000"/>
           <w:kern w:val="0"/>
           <w:lang w:eastAsia="es-PE"/>
-          <ns2:ligatures ns2:val="none"/>
+          <w14:ligatures w14:val="none"/>
         </w:rPr>
       </w:pPr>
       <w:bookmarkStart w:id="22" w:name="_Hlk214963071"/>
     </w:p>
-    <w:p ns2:paraId="38A98B4B" ns2:textId="77777777">
+    <w:p>
       <w:pPr>
         <w:pStyle w:val="Prrafodelista"/>
         <w:numPr>
@@ -3113,7 +3039,7 @@
           <w:color w:val="000000"/>
           <w:kern w:val="0"/>
           <w:lang w:eastAsia="es-PE"/>
-          <ns2:ligatures ns2:val="none"/>
+          <w14:ligatures w14:val="none"/>
         </w:rPr>
       </w:pPr>
       <w:r>
@@ -3123,7 +3049,7 @@
           <w:color w:val="000000"/>
           <w:kern w:val="0"/>
           <w:lang w:eastAsia="es-PE"/>
-          <ns2:ligatures ns2:val="none"/>
+          <w14:ligatures w14:val="none"/>
         </w:rPr>
         <w:t>REQUERIMIENTO DE INFORMACI</w:t>
       </w:r>
@@ -3134,7 +3060,7 @@
           <w:color w:val="000000"/>
           <w:kern w:val="0"/>
           <w:lang w:eastAsia="es-PE"/>
-          <ns2:ligatures ns2:val="none"/>
+          <w14:ligatures w14:val="none"/>
         </w:rPr>
         <w:t>Ó</w:t>
       </w:r>
@@ -3145,12 +3071,12 @@
           <w:color w:val="000000"/>
           <w:kern w:val="0"/>
           <w:lang w:eastAsia="es-PE"/>
-          <ns2:ligatures ns2:val="none"/>
+          <w14:ligatures w14:val="none"/>
         </w:rPr>
         <w:t>N</w:t>
       </w:r>
     </w:p>
-    <w:p ns2:paraId="5B518DC4" ns2:textId="77777777">
+    <w:p>
       <w:pPr>
         <w:spacing w:after="0" w:line="240" w:lineRule="auto"/>
         <w:jc w:val="both"/>
@@ -3159,11 +3085,11 @@
           <w:color w:val="000000"/>
           <w:kern w:val="0"/>
           <w:lang w:val="es-ES" w:eastAsia="es-ES"/>
-          <ns2:ligatures ns2:val="none"/>
-        </w:rPr>
-      </w:pPr>
-    </w:p>
-    <w:p ns2:paraId="62B88A04" ns2:textId="1C3EB64D">
+          <w14:ligatures w14:val="none"/>
+        </w:rPr>
+      </w:pPr>
+    </w:p>
+    <w:p>
       <w:pPr>
         <w:pStyle w:val="Prrafodelista"/>
         <w:numPr>
@@ -3178,7 +3104,7 @@
           <w:color w:val="000000"/>
           <w:kern w:val="0"/>
           <w:lang w:val="es-ES" w:eastAsia="es-ES"/>
-          <ns2:ligatures ns2:val="none"/>
+          <w14:ligatures w14:val="none"/>
         </w:rPr>
       </w:pPr>
       <w:r>
@@ -3187,7 +3113,7 @@
           <w:color w:val="000000"/>
           <w:kern w:val="0"/>
           <w:lang w:val="es-ES" w:eastAsia="es-ES"/>
-          <ns2:ligatures ns2:val="none"/>
+          <w14:ligatures w14:val="none"/>
         </w:rPr>
         <w:t xml:space="preserve">A efectos de tener mayores elementos </w:t>
       </w:r>
@@ -3198,7 +3124,7 @@
           <w:color w:val="000000"/>
           <w:kern w:val="0"/>
           <w:lang w:val="es-ES" w:eastAsia="es-ES"/>
-          <ns2:ligatures ns2:val="none"/>
+          <w14:ligatures w14:val="none"/>
         </w:rPr>
         <w:t xml:space="preserve">que sirvan para la resolución definitiva del presente caso, la Secretaría Técnica, en ejercicio de las facultades que la ley le confiere, </w:t>
       </w:r>
@@ -3208,7 +3134,7 @@
           <w:color w:val="000000"/>
           <w:kern w:val="0"/>
           <w:lang w:val="es-ES" w:eastAsia="es-ES"/>
-          <ns2:ligatures ns2:val="none"/>
+          <w14:ligatures w14:val="none"/>
         </w:rPr>
         <w:t xml:space="preserve">conviene requerir </w:t>
       </w:r>
@@ -3218,7 +3144,7 @@
           <w:color w:val="000000"/>
           <w:kern w:val="0"/>
           <w:lang w:val="es-ES" w:eastAsia="es-ES"/>
-          <ns2:ligatures ns2:val="none"/>
+          <w14:ligatures w14:val="none"/>
         </w:rPr>
         <w:t>a la compañía aseguradora</w:t>
       </w:r>
@@ -3228,7 +3154,7 @@
           <w:color w:val="000000"/>
           <w:kern w:val="0"/>
           <w:lang w:val="es-ES" w:eastAsia="es-ES"/>
-          <ns2:ligatures ns2:val="none"/>
+          <w14:ligatures w14:val="none"/>
         </w:rPr>
         <w:t xml:space="preserve"> que,</w:t>
       </w:r>
@@ -3238,7 +3164,7 @@
           <w:color w:val="000000"/>
           <w:kern w:val="0"/>
           <w:lang w:val="es-ES" w:eastAsia="es-ES"/>
-          <ns2:ligatures ns2:val="none"/>
+          <w14:ligatures w14:val="none"/>
         </w:rPr>
         <w:t xml:space="preserve"> en un plazo no mayor de cinco (5) días hábiles contado a partir del día siguiente de la notificación de la presente resolución, cumpla con lo sigui</w:t>
       </w:r>
@@ -3248,7 +3174,7 @@
           <w:color w:val="000000"/>
           <w:kern w:val="0"/>
           <w:lang w:val="es-ES" w:eastAsia="es-ES"/>
-          <ns2:ligatures ns2:val="none"/>
+          <w14:ligatures w14:val="none"/>
         </w:rPr>
         <w:t xml:space="preserve">ente: (i) presentar una copia completa, legible y debidamente suscrita de la Póliza </w:t>
       </w:r>
@@ -3258,7 +3184,7 @@
           <w:color w:val="000000"/>
           <w:kern w:val="0"/>
           <w:lang w:val="es-ES" w:eastAsia="es-ES"/>
-          <ns2:ligatures ns2:val="none"/>
+          <w14:ligatures w14:val="none"/>
         </w:rPr>
         <w:t xml:space="preserve">02262/0033085909 </w:t>
       </w:r>
@@ -3268,7 +3194,7 @@
           <w:color w:val="000000"/>
           <w:kern w:val="0"/>
           <w:lang w:val="es-ES" w:eastAsia="es-ES"/>
-          <ns2:ligatures ns2:val="none"/>
+          <w14:ligatures w14:val="none"/>
         </w:rPr>
         <w:t xml:space="preserve">del </w:t>
       </w:r>
@@ -3278,7 +3204,7 @@
           <w:color w:val="000000"/>
           <w:kern w:val="0"/>
           <w:lang w:val="es-ES" w:eastAsia="es-ES"/>
-          <ns2:ligatures ns2:val="none"/>
+          <w14:ligatures w14:val="none"/>
         </w:rPr>
         <w:t>Seguro de Vida</w:t>
       </w:r>
@@ -3288,7 +3214,7 @@
           <w:color w:val="000000"/>
           <w:kern w:val="0"/>
           <w:lang w:val="es-ES" w:eastAsia="es-ES"/>
-          <ns2:ligatures ns2:val="none"/>
+          <w14:ligatures w14:val="none"/>
         </w:rPr>
         <w:t xml:space="preserve">, </w:t>
       </w:r>
@@ -3299,7 +3225,7 @@
           <w:color w:val="000000"/>
           <w:kern w:val="0"/>
           <w:lang w:val="es-ES" w:eastAsia="es-ES"/>
-          <ns2:ligatures ns2:val="none"/>
+          <w14:ligatures w14:val="none"/>
         </w:rPr>
         <w:t>así como el cargo de remisión de la póliza</w:t>
       </w:r>
@@ -3310,7 +3236,7 @@
           <w:color w:val="000000"/>
           <w:kern w:val="0"/>
           <w:lang w:val="es-ES" w:eastAsia="es-ES"/>
-          <ns2:ligatures ns2:val="none"/>
+          <w14:ligatures w14:val="none"/>
         </w:rPr>
         <w:t xml:space="preserve">; </w:t>
       </w:r>
@@ -3320,7 +3246,7 @@
           <w:color w:val="000000"/>
           <w:kern w:val="0"/>
           <w:lang w:val="es-ES" w:eastAsia="es-ES"/>
-          <ns2:ligatures ns2:val="none"/>
+          <w14:ligatures w14:val="none"/>
         </w:rPr>
         <w:t xml:space="preserve">(ii) presentar una copia completa, legible y debidamente suscrita de la Póliza 02262/0033085862 del </w:t>
       </w:r>
@@ -3330,7 +3256,7 @@
           <w:color w:val="000000"/>
           <w:kern w:val="0"/>
           <w:lang w:val="es-ES" w:eastAsia="es-ES"/>
-          <ns2:ligatures ns2:val="none"/>
+          <w14:ligatures w14:val="none"/>
         </w:rPr>
         <w:t>Seguro de Vida</w:t>
       </w:r>
@@ -3340,7 +3266,7 @@
           <w:color w:val="000000"/>
           <w:kern w:val="0"/>
           <w:lang w:val="es-ES" w:eastAsia="es-ES"/>
-          <ns2:ligatures ns2:val="none"/>
+          <w14:ligatures w14:val="none"/>
         </w:rPr>
         <w:t xml:space="preserve">, así como el cargo de remisión de la póliza; </w:t>
       </w:r>
@@ -3350,7 +3276,7 @@
           <w:color w:val="000000"/>
           <w:kern w:val="0"/>
           <w:lang w:val="es-ES" w:eastAsia="es-ES"/>
-          <ns2:ligatures ns2:val="none"/>
+          <w14:ligatures w14:val="none"/>
         </w:rPr>
         <w:t>(i</w:t>
       </w:r>
@@ -3360,7 +3286,7 @@
           <w:color w:val="000000"/>
           <w:kern w:val="0"/>
           <w:lang w:val="es-ES" w:eastAsia="es-ES"/>
-          <ns2:ligatures ns2:val="none"/>
+          <w14:ligatures w14:val="none"/>
         </w:rPr>
         <w:t>i</w:t>
       </w:r>
@@ -3370,7 +3296,7 @@
           <w:color w:val="000000"/>
           <w:kern w:val="0"/>
           <w:lang w:val="es-ES" w:eastAsia="es-ES"/>
-          <ns2:ligatures ns2:val="none"/>
+          <w14:ligatures w14:val="none"/>
         </w:rPr>
         <w:t xml:space="preserve">i) </w:t>
       </w:r>
@@ -3380,7 +3306,7 @@
           <w:color w:val="000000"/>
           <w:kern w:val="0"/>
           <w:lang w:val="es-ES" w:eastAsia="es-ES"/>
-          <ns2:ligatures ns2:val="none"/>
+          <w14:ligatures w14:val="none"/>
         </w:rPr>
         <w:t xml:space="preserve">presentar los medios probatorios que acrediten la justificación de la negativa de otorgar </w:t>
       </w:r>
@@ -3390,7 +3316,7 @@
           <w:color w:val="000000"/>
           <w:kern w:val="0"/>
           <w:lang w:val="es-ES" w:eastAsia="es-ES"/>
-          <ns2:ligatures ns2:val="none"/>
+          <w14:ligatures w14:val="none"/>
         </w:rPr>
         <w:t xml:space="preserve">al denunciante </w:t>
       </w:r>
@@ -3400,7 +3326,7 @@
           <w:color w:val="000000"/>
           <w:kern w:val="0"/>
           <w:lang w:val="es-ES" w:eastAsia="es-ES"/>
-          <ns2:ligatures ns2:val="none"/>
+          <w14:ligatures w14:val="none"/>
         </w:rPr>
         <w:t>la rehabilitación de la Póliza 02262/0033085909 del Seguro de Vida y de la Póliza 02262/0033085862 del Seguro de Vida</w:t>
       </w:r>
@@ -3410,7 +3336,7 @@
           <w:color w:val="000000"/>
           <w:kern w:val="0"/>
           <w:lang w:val="es-ES" w:eastAsia="es-ES"/>
-          <ns2:ligatures ns2:val="none"/>
+          <w14:ligatures w14:val="none"/>
         </w:rPr>
         <w:t>; y, (</w:t>
       </w:r>
@@ -3420,7 +3346,7 @@
           <w:color w:val="000000"/>
           <w:kern w:val="0"/>
           <w:lang w:val="es-ES" w:eastAsia="es-ES"/>
-          <ns2:ligatures ns2:val="none"/>
+          <w14:ligatures w14:val="none"/>
         </w:rPr>
         <w:t>iv</w:t>
       </w:r>
@@ -3430,7 +3356,7 @@
           <w:color w:val="000000"/>
           <w:kern w:val="0"/>
           <w:lang w:val="es-ES" w:eastAsia="es-ES"/>
-          <ns2:ligatures ns2:val="none"/>
+          <w14:ligatures w14:val="none"/>
         </w:rPr>
         <w:t xml:space="preserve">) presentar todas las comunicaciones cursadas </w:t>
       </w:r>
@@ -3440,7 +3366,7 @@
           <w:color w:val="000000"/>
           <w:kern w:val="0"/>
           <w:lang w:val="es-ES" w:eastAsia="es-ES"/>
-          <ns2:ligatures ns2:val="none"/>
+          <w14:ligatures w14:val="none"/>
         </w:rPr>
         <w:t xml:space="preserve">con la parte denunciante </w:t>
       </w:r>
@@ -3450,7 +3376,7 @@
           <w:color w:val="000000"/>
           <w:kern w:val="0"/>
           <w:lang w:val="es-ES" w:eastAsia="es-ES"/>
-          <ns2:ligatures ns2:val="none"/>
+          <w14:ligatures w14:val="none"/>
         </w:rPr>
         <w:t xml:space="preserve">en virtud </w:t>
       </w:r>
@@ -3460,7 +3386,7 @@
           <w:color w:val="000000"/>
           <w:kern w:val="0"/>
           <w:lang w:val="es-ES" w:eastAsia="es-ES"/>
-          <ns2:ligatures ns2:val="none"/>
+          <w14:ligatures w14:val="none"/>
         </w:rPr>
         <w:t xml:space="preserve">de los hechos materia </w:t>
       </w:r>
@@ -3470,7 +3396,7 @@
           <w:color w:val="000000"/>
           <w:kern w:val="0"/>
           <w:lang w:val="es-ES" w:eastAsia="es-ES"/>
-          <ns2:ligatures ns2:val="none"/>
+          <w14:ligatures w14:val="none"/>
         </w:rPr>
         <w:t>de denuncia.</w:t>
       </w:r>
@@ -3480,7 +3406,7 @@
           <w:color w:val="000000"/>
           <w:kern w:val="0"/>
           <w:lang w:eastAsia="es-ES"/>
-          <ns2:ligatures ns2:val="none"/>
+          <w14:ligatures w14:val="none"/>
         </w:rPr>
         <w:t xml:space="preserve"> </w:t>
       </w:r>
@@ -3490,13 +3416,13 @@
           <w:color w:val="000000"/>
           <w:kern w:val="0"/>
           <w:lang w:eastAsia="es-ES"/>
-          <ns2:ligatures ns2:val="none"/>
+          <w14:ligatures w14:val="none"/>
         </w:rPr>
         <w:t xml:space="preserve"> </w:t>
       </w:r>
     </w:p>
     <w:bookmarkEnd w:id="22"/>
-    <w:p ns2:paraId="5C93B848" ns2:textId="77777777">
+    <w:p>
       <w:pPr>
         <w:pStyle w:val="Prrafodelista"/>
         <w:spacing w:after="0" w:line="240" w:lineRule="auto"/>
@@ -3507,11 +3433,11 @@
           <w:color w:val="000000"/>
           <w:kern w:val="0"/>
           <w:lang w:val="es-ES" w:eastAsia="es-ES"/>
-          <ns2:ligatures ns2:val="none"/>
-        </w:rPr>
-      </w:pPr>
-    </w:p>
-    <w:p ns2:paraId="2A119386" ns2:textId="77777777">
+          <w14:ligatures w14:val="none"/>
+        </w:rPr>
+      </w:pPr>
+    </w:p>
+    <w:p>
       <w:pPr>
         <w:pStyle w:val="Prrafodelista"/>
         <w:numPr>
@@ -3531,7 +3457,7 @@
           <w:color w:val="000000"/>
           <w:kern w:val="0"/>
           <w:lang w:eastAsia="es-PE"/>
-          <ns2:ligatures ns2:val="none"/>
+          <w14:ligatures w14:val="none"/>
         </w:rPr>
       </w:pPr>
       <w:r>
@@ -3541,12 +3467,12 @@
           <w:color w:val="000000"/>
           <w:kern w:val="0"/>
           <w:lang w:eastAsia="es-PE"/>
-          <ns2:ligatures ns2:val="none"/>
+          <w14:ligatures w14:val="none"/>
         </w:rPr>
         <w:t xml:space="preserve">RESOLUCIÓN DE LA SECRETARÍA TÉCNICA </w:t>
       </w:r>
     </w:p>
-    <w:p ns2:paraId="7F554EB2" ns2:textId="77777777">
+    <w:p>
       <w:pPr>
         <w:spacing w:after="0" w:line="240" w:lineRule="auto"/>
         <w:jc w:val="both"/>
@@ -3556,11 +3482,11 @@
           <w:color w:val="000000"/>
           <w:kern w:val="0"/>
           <w:lang w:eastAsia="es-PE"/>
-          <ns2:ligatures ns2:val="none"/>
-        </w:rPr>
-      </w:pPr>
-    </w:p>
-    <w:p ns2:paraId="6909AE61" ns2:textId="33446265">
+          <w14:ligatures w14:val="none"/>
+        </w:rPr>
+      </w:pPr>
+    </w:p>
+    <w:p>
       <w:pPr>
         <w:spacing w:after="0" w:line="240" w:lineRule="auto"/>
         <w:jc w:val="both"/>
@@ -3569,7 +3495,7 @@
           <w:color w:val="000000"/>
           <w:kern w:val="0"/>
           <w:lang w:eastAsia="es-PE"/>
-          <ns2:ligatures ns2:val="none"/>
+          <w14:ligatures w14:val="none"/>
         </w:rPr>
       </w:pPr>
       <w:r>
@@ -3579,7 +3505,7 @@
           <w:color w:val="000000"/>
           <w:kern w:val="0"/>
           <w:lang w:eastAsia="es-PE"/>
-          <ns2:ligatures ns2:val="none"/>
+          <w14:ligatures w14:val="none"/>
         </w:rPr>
         <w:t xml:space="preserve">PRIMERO: admitir a trámite la denuncia del 22 de febrero de 2026 interpuesta por el señor [DENUNCIANTE] contra Rímac Seguros y Reaseguros S.A., por lo siguiente:</w:t>
       </w:r>
@@ -3590,7 +3516,7 @@
           <w:kern w:val="0"/>
           <w:shd w:val="clear" w:color="auto" w:fill="FFFFFF"/>
           <w:lang w:eastAsia="es-PE"/>
-          <ns2:ligatures ns2:val="none"/>
+          <w14:ligatures w14:val="none"/>
         </w:rPr>
         <w:t xml:space="preserve"/>
       </w:r>
@@ -3601,7 +3527,7 @@
           <w:kern w:val="0"/>
           <w:shd w:val="clear" w:color="auto" w:fill="FFFFFF"/>
           <w:lang w:eastAsia="es-PE"/>
-          <ns2:ligatures ns2:val="none"/>
+          <w14:ligatures w14:val="none"/>
         </w:rPr>
         <w:t xml:space="preserve"/>
       </w:r>
@@ -3612,7 +3538,7 @@
           <w:kern w:val="0"/>
           <w:shd w:val="clear" w:color="auto" w:fill="FFFFFF"/>
           <w:lang w:eastAsia="es-PE"/>
-          <ns2:ligatures ns2:val="none"/>
+          <w14:ligatures w14:val="none"/>
         </w:rPr>
         <w:t xml:space="preserve"/>
       </w:r>
@@ -3623,7 +3549,7 @@
           <w:kern w:val="0"/>
           <w:shd w:val="clear" w:color="auto" w:fill="FFFFFF"/>
           <w:lang w:eastAsia="es-PE"/>
-          <ns2:ligatures ns2:val="none"/>
+          <w14:ligatures w14:val="none"/>
         </w:rPr>
         <w:t xml:space="preserve"/>
       </w:r>
@@ -3633,7 +3559,7 @@
           <w:bCs/>
           <w:spacing w:val="-3"/>
           <w:kern w:val="0"/>
-          <ns2:ligatures ns2:val="none"/>
+          <w14:ligatures w14:val="none"/>
         </w:rPr>
         <w:t xml:space="preserve"/>
       </w:r>
@@ -3644,7 +3570,7 @@
           <w:kern w:val="0"/>
           <w:shd w:val="clear" w:color="auto" w:fill="FFFFFF"/>
           <w:lang w:eastAsia="es-PE"/>
-          <ns2:ligatures ns2:val="none"/>
+          <w14:ligatures w14:val="none"/>
         </w:rPr>
         <w:t xml:space="preserve"/>
       </w:r>
@@ -3654,7 +3580,7 @@
           <w:bCs/>
           <w:spacing w:val="-3"/>
           <w:kern w:val="0"/>
-          <ns2:ligatures ns2:val="none"/>
+          <w14:ligatures w14:val="none"/>
         </w:rPr>
         <w:t/>
       </w:r>
@@ -3665,7 +3591,7 @@
           <w:kern w:val="0"/>
           <w:shd w:val="clear" w:color="auto" w:fill="FFFFFF"/>
           <w:lang w:eastAsia="es-PE"/>
-          <ns2:ligatures ns2:val="none"/>
+          <w14:ligatures w14:val="none"/>
         </w:rPr>
         <w:t xml:space="preserve"/>
       </w:r>
@@ -3677,13 +3603,13 @@
           <w:kern w:val="0"/>
           <w:shd w:val="clear" w:color="auto" w:fill="FFFFFF"/>
           <w:lang w:eastAsia="es-PE"/>
-          <ns2:ligatures ns2:val="none"/>
+          <w14:ligatures w14:val="none"/>
         </w:rPr>
         <w:t/>
       </w:r>
       <w:bookmarkStart w:id="25" w:name="_Hlk215162047"/>
     </w:p>
-    <w:p ns2:paraId="773A4B84" ns2:textId="77777777">
+    <w:p>
       <w:pPr>
         <w:pStyle w:val="Prrafodelista"/>
         <w:spacing w:after="0" w:line="240" w:lineRule="auto"/>
@@ -3692,11 +3618,11 @@
         <w:rPr>
           <w:rFonts w:ascii="Arial Narrow" w:eastAsia="Arial Narrow" w:hAnsi="Arial Narrow" w:cs="Arial Narrow"/>
           <w:kern w:val="0"/>
-          <ns2:ligatures ns2:val="none"/>
-        </w:rPr>
-      </w:pPr>
-    </w:p>
-    <w:p ns2:paraId="2C723104" ns2:textId="163A29C0">
+          <w14:ligatures w14:val="none"/>
+        </w:rPr>
+      </w:pPr>
+    </w:p>
+    <w:p>
       <w:pPr>
         <w:pStyle w:val="Prrafodelista"/>
         <w:numPr>
@@ -3712,14 +3638,14 @@
         <w:rPr>
           <w:rFonts w:ascii="Arial Narrow" w:eastAsia="Arial Narrow" w:hAnsi="Arial Narrow" w:cs="Arial Narrow"/>
           <w:kern w:val="0"/>
-          <ns2:ligatures ns2:val="none"/>
-        </w:rPr>
-      </w:pPr>
-      <w:r>
-        <w:rPr>
-          <w:rFonts w:ascii="Arial Narrow" w:eastAsia="Arial Narrow" w:hAnsi="Arial Narrow" w:cs="Arial Narrow"/>
-          <w:kern w:val="0"/>
-          <ns2:ligatures ns2:val="none"/>
+          <w14:ligatures w14:val="none"/>
+        </w:rPr>
+      </w:pPr>
+      <w:r>
+        <w:rPr>
+          <w:rFonts w:ascii="Arial Narrow" w:eastAsia="Arial Narrow" w:hAnsi="Arial Narrow" w:cs="Arial Narrow"/>
+          <w:kern w:val="0"/>
+          <w14:ligatures w14:val="none"/>
         </w:rPr>
         <w:t xml:space="preserve">Presunta </w:t>
       </w:r>
@@ -3727,7 +3653,7 @@
         <w:rPr>
           <w:rFonts w:ascii="Arial Narrow" w:eastAsia="Arial Narrow" w:hAnsi="Arial Narrow" w:cs="Arial Narrow"/>
           <w:kern w:val="0"/>
-          <ns2:ligatures ns2:val="none"/>
+          <w14:ligatures w14:val="none"/>
         </w:rPr>
         <w:t>infracción a los artículos 18 y 19 de la Ley</w:t>
       </w:r>
@@ -3735,7 +3661,7 @@
         <w:rPr>
           <w:rFonts w:ascii="Arial Narrow" w:eastAsia="Arial Narrow" w:hAnsi="Arial Narrow" w:cs="Arial Narrow"/>
           <w:kern w:val="0"/>
-          <ns2:ligatures ns2:val="none"/>
+          <w14:ligatures w14:val="none"/>
         </w:rPr>
         <w:t xml:space="preserve"> </w:t>
       </w:r>
@@ -3743,7 +3669,7 @@
         <w:rPr>
           <w:rFonts w:ascii="Arial Narrow" w:eastAsia="Arial Narrow" w:hAnsi="Arial Narrow" w:cs="Arial Narrow"/>
           <w:kern w:val="0"/>
-          <ns2:ligatures ns2:val="none"/>
+          <w14:ligatures w14:val="none"/>
         </w:rPr>
         <w:t xml:space="preserve"> 29571, Código de Protección y Defensa del Consumidor</w:t>
       </w:r>
@@ -3751,7 +3677,7 @@
         <w:rPr>
           <w:rFonts w:ascii="Arial Narrow" w:eastAsia="Arial Narrow" w:hAnsi="Arial Narrow" w:cs="Arial Narrow"/>
           <w:kern w:val="0"/>
-          <ns2:ligatures ns2:val="none"/>
+          <w14:ligatures w14:val="none"/>
         </w:rPr>
         <w:t xml:space="preserve">, en tanto </w:t>
       </w:r>
@@ -3759,7 +3685,7 @@
         <w:rPr>
           <w:rFonts w:ascii="Arial Narrow" w:eastAsia="Arial Narrow" w:hAnsi="Arial Narrow" w:cs="Arial Narrow"/>
           <w:kern w:val="0"/>
-          <ns2:ligatures ns2:val="none"/>
+          <w14:ligatures w14:val="none"/>
         </w:rPr>
         <w:t xml:space="preserve">la compañía aseguradora </w:t>
       </w:r>
@@ -3767,7 +3693,7 @@
         <w:rPr>
           <w:rFonts w:ascii="Arial Narrow" w:eastAsia="Arial Narrow" w:hAnsi="Arial Narrow" w:cs="Arial Narrow"/>
           <w:kern w:val="0"/>
-          <ns2:ligatures ns2:val="none"/>
+          <w14:ligatures w14:val="none"/>
         </w:rPr>
         <w:t xml:space="preserve">habría dejado de </w:t>
       </w:r>
@@ -3775,7 +3701,7 @@
         <w:rPr>
           <w:rFonts w:ascii="Arial Narrow" w:eastAsia="Arial Narrow" w:hAnsi="Arial Narrow" w:cs="Arial Narrow"/>
           <w:kern w:val="0"/>
-          <ns2:ligatures ns2:val="none"/>
+          <w14:ligatures w14:val="none"/>
         </w:rPr>
         <w:t>realizar el cobro a través del</w:t>
       </w:r>
@@ -3783,7 +3709,7 @@
         <w:rPr>
           <w:rFonts w:ascii="Arial Narrow" w:eastAsia="Arial Narrow" w:hAnsi="Arial Narrow" w:cs="Arial Narrow"/>
           <w:kern w:val="0"/>
-          <ns2:ligatures ns2:val="none"/>
+          <w14:ligatures w14:val="none"/>
         </w:rPr>
         <w:t xml:space="preserve"> débito automático de la prima </w:t>
       </w:r>
@@ -3791,7 +3717,7 @@
         <w:rPr>
           <w:rFonts w:ascii="Arial Narrow" w:eastAsia="Arial Narrow" w:hAnsi="Arial Narrow" w:cs="Arial Narrow"/>
           <w:kern w:val="0"/>
-          <ns2:ligatures ns2:val="none"/>
+          <w14:ligatures w14:val="none"/>
         </w:rPr>
         <w:t>de la Póliza 02262/0033085909 del</w:t>
       </w:r>
@@ -3799,7 +3725,7 @@
         <w:rPr>
           <w:rFonts w:ascii="Arial Narrow" w:eastAsia="Arial Narrow" w:hAnsi="Arial Narrow" w:cs="Arial Narrow"/>
           <w:kern w:val="0"/>
-          <ns2:ligatures ns2:val="none"/>
+          <w14:ligatures w14:val="none"/>
         </w:rPr>
         <w:t xml:space="preserve"> Seguro de Vida desde octubre de 2024, </w:t>
       </w:r>
@@ -3807,7 +3733,7 @@
         <w:rPr>
           <w:rFonts w:ascii="Arial Narrow" w:eastAsia="Arial Narrow" w:hAnsi="Arial Narrow" w:cs="Arial Narrow"/>
           <w:kern w:val="0"/>
-          <ns2:ligatures ns2:val="none"/>
+          <w14:ligatures w14:val="none"/>
         </w:rPr>
         <w:t>pese a ser una obligación asumida contractualmente</w:t>
       </w:r>
@@ -3815,7 +3741,7 @@
         <w:rPr>
           <w:rFonts w:ascii="Arial Narrow" w:eastAsia="Arial Narrow" w:hAnsi="Arial Narrow" w:cs="Arial Narrow"/>
           <w:kern w:val="0"/>
-          <ns2:ligatures ns2:val="none"/>
+          <w14:ligatures w14:val="none"/>
         </w:rPr>
         <w:t>.</w:t>
       </w:r>
@@ -3823,22 +3749,22 @@
         <w:rPr>
           <w:rFonts w:ascii="Arial Narrow" w:eastAsia="Arial Narrow" w:hAnsi="Arial Narrow" w:cs="Arial Narrow"/>
           <w:kern w:val="0"/>
-          <ns2:ligatures ns2:val="none"/>
+          <w14:ligatures w14:val="none"/>
         </w:rPr>
         <w:t xml:space="preserve"> </w:t>
       </w:r>
     </w:p>
-    <w:p ns2:paraId="1B1DB5CA" ns2:textId="77777777">
+    <w:p>
       <w:pPr>
         <w:pStyle w:val="Prrafodelista"/>
         <w:rPr>
           <w:rFonts w:ascii="Arial Narrow" w:eastAsia="Arial Narrow" w:hAnsi="Arial Narrow" w:cs="Arial Narrow"/>
           <w:kern w:val="0"/>
-          <ns2:ligatures ns2:val="none"/>
-        </w:rPr>
-      </w:pPr>
-    </w:p>
-    <w:p ns2:paraId="743E750F" ns2:textId="26C5244E">
+          <w14:ligatures w14:val="none"/>
+        </w:rPr>
+      </w:pPr>
+    </w:p>
+    <w:p>
       <w:pPr>
         <w:pStyle w:val="Prrafodelista"/>
         <w:numPr>
@@ -3854,14 +3780,14 @@
         <w:rPr>
           <w:rFonts w:ascii="Arial Narrow" w:eastAsia="Arial Narrow" w:hAnsi="Arial Narrow" w:cs="Arial Narrow"/>
           <w:kern w:val="0"/>
-          <ns2:ligatures ns2:val="none"/>
-        </w:rPr>
-      </w:pPr>
-      <w:r>
-        <w:rPr>
-          <w:rFonts w:ascii="Arial Narrow" w:eastAsia="Arial Narrow" w:hAnsi="Arial Narrow" w:cs="Arial Narrow"/>
-          <w:kern w:val="0"/>
-          <ns2:ligatures ns2:val="none"/>
+          <w14:ligatures w14:val="none"/>
+        </w:rPr>
+      </w:pPr>
+      <w:r>
+        <w:rPr>
+          <w:rFonts w:ascii="Arial Narrow" w:eastAsia="Arial Narrow" w:hAnsi="Arial Narrow" w:cs="Arial Narrow"/>
+          <w:kern w:val="0"/>
+          <w14:ligatures w14:val="none"/>
         </w:rPr>
         <w:t xml:space="preserve">Presunta infracción a los artículos 18 y 19 de la Ley </w:t>
       </w:r>
@@ -3869,7 +3795,7 @@
         <w:rPr>
           <w:rFonts w:ascii="Arial Narrow" w:eastAsia="Arial Narrow" w:hAnsi="Arial Narrow" w:cs="Arial Narrow"/>
           <w:kern w:val="0"/>
-          <ns2:ligatures ns2:val="none"/>
+          <w14:ligatures w14:val="none"/>
         </w:rPr>
         <w:t xml:space="preserve"/>
       </w:r>
@@ -3877,7 +3803,7 @@
         <w:rPr>
           <w:rFonts w:ascii="Arial Narrow" w:eastAsia="Arial Narrow" w:hAnsi="Arial Narrow" w:cs="Arial Narrow"/>
           <w:kern w:val="0"/>
-          <ns2:ligatures ns2:val="none"/>
+          <w14:ligatures w14:val="none"/>
         </w:rPr>
         <w:t xml:space="preserve">29571, Código de Protección y Defensa del Consumidor, en tanto </w:t>
       </w:r>
@@ -3885,7 +3811,7 @@
         <w:rPr>
           <w:rFonts w:ascii="Arial Narrow" w:eastAsia="Arial Narrow" w:hAnsi="Arial Narrow" w:cs="Arial Narrow"/>
           <w:kern w:val="0"/>
-          <ns2:ligatures ns2:val="none"/>
+          <w14:ligatures w14:val="none"/>
         </w:rPr>
         <w:t xml:space="preserve">la compañía aseguradora </w:t>
       </w:r>
@@ -3893,7 +3819,7 @@
         <w:rPr>
           <w:rFonts w:ascii="Arial Narrow" w:eastAsia="Arial Narrow" w:hAnsi="Arial Narrow" w:cs="Arial Narrow"/>
           <w:kern w:val="0"/>
-          <ns2:ligatures ns2:val="none"/>
+          <w14:ligatures w14:val="none"/>
         </w:rPr>
         <w:t xml:space="preserve">habría dejado de </w:t>
       </w:r>
@@ -3901,7 +3827,7 @@
         <w:rPr>
           <w:rFonts w:ascii="Arial Narrow" w:eastAsia="Arial Narrow" w:hAnsi="Arial Narrow" w:cs="Arial Narrow"/>
           <w:kern w:val="0"/>
-          <ns2:ligatures ns2:val="none"/>
+          <w14:ligatures w14:val="none"/>
         </w:rPr>
         <w:t>realizar el cobro a través del</w:t>
       </w:r>
@@ -3909,7 +3835,7 @@
         <w:rPr>
           <w:rFonts w:ascii="Arial Narrow" w:eastAsia="Arial Narrow" w:hAnsi="Arial Narrow" w:cs="Arial Narrow"/>
           <w:kern w:val="0"/>
-          <ns2:ligatures ns2:val="none"/>
+          <w14:ligatures w14:val="none"/>
         </w:rPr>
         <w:t xml:space="preserve"> </w:t>
       </w:r>
@@ -3917,7 +3843,7 @@
         <w:rPr>
           <w:rFonts w:ascii="Arial Narrow" w:eastAsia="Arial Narrow" w:hAnsi="Arial Narrow" w:cs="Arial Narrow"/>
           <w:kern w:val="0"/>
-          <ns2:ligatures ns2:val="none"/>
+          <w14:ligatures w14:val="none"/>
         </w:rPr>
         <w:lastRenderedPageBreak/>
         <w:t xml:space="preserve">débito automático </w:t>
@@ -3926,7 +3852,7 @@
         <w:rPr>
           <w:rFonts w:ascii="Arial Narrow" w:eastAsia="Arial Narrow" w:hAnsi="Arial Narrow" w:cs="Arial Narrow"/>
           <w:kern w:val="0"/>
-          <ns2:ligatures ns2:val="none"/>
+          <w14:ligatures w14:val="none"/>
         </w:rPr>
         <w:t xml:space="preserve">de la prima </w:t>
       </w:r>
@@ -3934,7 +3860,7 @@
         <w:rPr>
           <w:rFonts w:ascii="Arial Narrow" w:eastAsia="Arial Narrow" w:hAnsi="Arial Narrow" w:cs="Arial Narrow"/>
           <w:kern w:val="0"/>
-          <ns2:ligatures ns2:val="none"/>
+          <w14:ligatures w14:val="none"/>
         </w:rPr>
         <w:t xml:space="preserve">de la Póliza 02262/0033085862 </w:t>
       </w:r>
@@ -3942,7 +3868,7 @@
         <w:rPr>
           <w:rFonts w:ascii="Arial Narrow" w:eastAsia="Arial Narrow" w:hAnsi="Arial Narrow" w:cs="Arial Narrow"/>
           <w:kern w:val="0"/>
-          <ns2:ligatures ns2:val="none"/>
+          <w14:ligatures w14:val="none"/>
         </w:rPr>
         <w:t xml:space="preserve">del Seguro de Vida desde octubre de 2024, </w:t>
       </w:r>
@@ -3950,7 +3876,7 @@
         <w:rPr>
           <w:rFonts w:ascii="Arial Narrow" w:eastAsia="Arial Narrow" w:hAnsi="Arial Narrow" w:cs="Arial Narrow"/>
           <w:kern w:val="0"/>
-          <ns2:ligatures ns2:val="none"/>
+          <w14:ligatures w14:val="none"/>
         </w:rPr>
         <w:t>pese a ser una obligación asumida contractualmente</w:t>
       </w:r>
@@ -3958,23 +3884,23 @@
         <w:rPr>
           <w:rFonts w:ascii="Arial Narrow" w:eastAsia="Arial Narrow" w:hAnsi="Arial Narrow" w:cs="Arial Narrow"/>
           <w:kern w:val="0"/>
-          <ns2:ligatures ns2:val="none"/>
+          <w14:ligatures w14:val="none"/>
         </w:rPr>
         <w:t xml:space="preserve">. </w:t>
       </w:r>
     </w:p>
-    <w:p ns2:paraId="5C7006E1" ns2:textId="77777777">
-      <w:pPr>
-        <w:spacing w:after="0" w:line="240" w:lineRule="auto"/>
-        <w:jc w:val="both"/>
-        <w:rPr>
-          <w:rFonts w:ascii="Arial Narrow" w:eastAsia="Arial Narrow" w:hAnsi="Arial Narrow" w:cs="Arial Narrow"/>
-          <w:kern w:val="0"/>
-          <ns2:ligatures ns2:val="none"/>
-        </w:rPr>
-      </w:pPr>
-    </w:p>
-    <w:p ns2:paraId="606B22A4" ns2:textId="1394FD26">
+    <w:p>
+      <w:pPr>
+        <w:spacing w:after="0" w:line="240" w:lineRule="auto"/>
+        <w:jc w:val="both"/>
+        <w:rPr>
+          <w:rFonts w:ascii="Arial Narrow" w:eastAsia="Arial Narrow" w:hAnsi="Arial Narrow" w:cs="Arial Narrow"/>
+          <w:kern w:val="0"/>
+          <w14:ligatures w14:val="none"/>
+        </w:rPr>
+      </w:pPr>
+    </w:p>
+    <w:p>
       <w:pPr>
         <w:pStyle w:val="Prrafodelista"/>
         <w:numPr>
@@ -3990,14 +3916,14 @@
         <w:rPr>
           <w:rFonts w:ascii="Arial Narrow" w:eastAsia="Arial Narrow" w:hAnsi="Arial Narrow" w:cs="Arial Narrow"/>
           <w:kern w:val="0"/>
-          <ns2:ligatures ns2:val="none"/>
-        </w:rPr>
-      </w:pPr>
-      <w:r>
-        <w:rPr>
-          <w:rFonts w:ascii="Arial Narrow" w:eastAsia="Arial Narrow" w:hAnsi="Arial Narrow" w:cs="Arial Narrow"/>
-          <w:kern w:val="0"/>
-          <ns2:ligatures ns2:val="none"/>
+          <w14:ligatures w14:val="none"/>
+        </w:rPr>
+      </w:pPr>
+      <w:r>
+        <w:rPr>
+          <w:rFonts w:ascii="Arial Narrow" w:eastAsia="Arial Narrow" w:hAnsi="Arial Narrow" w:cs="Arial Narrow"/>
+          <w:kern w:val="0"/>
+          <w14:ligatures w14:val="none"/>
         </w:rPr>
         <w:t xml:space="preserve">Presunta </w:t>
       </w:r>
@@ -4005,7 +3931,7 @@
         <w:rPr>
           <w:rFonts w:ascii="Arial Narrow" w:eastAsia="Arial Narrow" w:hAnsi="Arial Narrow" w:cs="Arial Narrow"/>
           <w:kern w:val="0"/>
-          <ns2:ligatures ns2:val="none"/>
+          <w14:ligatures w14:val="none"/>
         </w:rPr>
         <w:t xml:space="preserve">infracción a los artículos 18 y 19 de la Ley </w:t>
       </w:r>
@@ -4013,7 +3939,7 @@
         <w:rPr>
           <w:rFonts w:ascii="Arial Narrow" w:eastAsia="Arial Narrow" w:hAnsi="Arial Narrow" w:cs="Arial Narrow"/>
           <w:kern w:val="0"/>
-          <ns2:ligatures ns2:val="none"/>
+          <w14:ligatures w14:val="none"/>
         </w:rPr>
         <w:t xml:space="preserve"/>
       </w:r>
@@ -4021,7 +3947,7 @@
         <w:rPr>
           <w:rFonts w:ascii="Arial Narrow" w:eastAsia="Arial Narrow" w:hAnsi="Arial Narrow" w:cs="Arial Narrow"/>
           <w:kern w:val="0"/>
-          <ns2:ligatures ns2:val="none"/>
+          <w14:ligatures w14:val="none"/>
         </w:rPr>
         <w:t>29571, Código de Protección y Defensa del Consumidor</w:t>
       </w:r>
@@ -4029,7 +3955,7 @@
         <w:rPr>
           <w:rFonts w:ascii="Arial Narrow" w:eastAsia="Arial Narrow" w:hAnsi="Arial Narrow" w:cs="Arial Narrow"/>
           <w:kern w:val="0"/>
-          <ns2:ligatures ns2:val="none"/>
+          <w14:ligatures w14:val="none"/>
         </w:rPr>
         <w:t xml:space="preserve">, en tanto </w:t>
       </w:r>
@@ -4037,7 +3963,7 @@
         <w:rPr>
           <w:rFonts w:ascii="Arial Narrow" w:eastAsia="Arial Narrow" w:hAnsi="Arial Narrow" w:cs="Arial Narrow"/>
           <w:kern w:val="0"/>
-          <ns2:ligatures ns2:val="none"/>
+          <w14:ligatures w14:val="none"/>
         </w:rPr>
         <w:t xml:space="preserve">la compañía aseguradora </w:t>
       </w:r>
@@ -4045,7 +3971,7 @@
         <w:rPr>
           <w:rFonts w:ascii="Arial Narrow" w:eastAsia="Arial Narrow" w:hAnsi="Arial Narrow" w:cs="Arial Narrow"/>
           <w:kern w:val="0"/>
-          <ns2:ligatures ns2:val="none"/>
+          <w14:ligatures w14:val="none"/>
         </w:rPr>
         <w:t xml:space="preserve">habría anulado </w:t>
       </w:r>
@@ -4053,7 +3979,7 @@
         <w:rPr>
           <w:rFonts w:ascii="Arial Narrow" w:eastAsia="Arial Narrow" w:hAnsi="Arial Narrow" w:cs="Arial Narrow"/>
           <w:kern w:val="0"/>
-          <ns2:ligatures ns2:val="none"/>
+          <w14:ligatures w14:val="none"/>
         </w:rPr>
         <w:t xml:space="preserve">injustificadamente </w:t>
       </w:r>
@@ -4061,7 +3987,7 @@
         <w:rPr>
           <w:rFonts w:ascii="Arial Narrow" w:eastAsia="Arial Narrow" w:hAnsi="Arial Narrow" w:cs="Arial Narrow"/>
           <w:kern w:val="0"/>
-          <ns2:ligatures ns2:val="none"/>
+          <w14:ligatures w14:val="none"/>
         </w:rPr>
         <w:t xml:space="preserve">la Póliza 02262/0033085909 del Seguro de Vida </w:t>
       </w:r>
@@ -4069,7 +3995,7 @@
         <w:rPr>
           <w:rFonts w:ascii="Arial Narrow" w:eastAsia="Arial Narrow" w:hAnsi="Arial Narrow" w:cs="Arial Narrow"/>
           <w:kern w:val="0"/>
-          <ns2:ligatures ns2:val="none"/>
+          <w14:ligatures w14:val="none"/>
         </w:rPr>
         <w:t xml:space="preserve">sin haber comunicado </w:t>
       </w:r>
@@ -4077,7 +4003,7 @@
         <w:rPr>
           <w:rFonts w:ascii="Arial Narrow" w:eastAsia="Arial Narrow" w:hAnsi="Arial Narrow" w:cs="Arial Narrow"/>
           <w:kern w:val="0"/>
-          <ns2:ligatures ns2:val="none"/>
+          <w14:ligatures w14:val="none"/>
         </w:rPr>
         <w:t>oportunamente</w:t>
       </w:r>
@@ -4085,7 +4011,7 @@
         <w:rPr>
           <w:rFonts w:ascii="Arial Narrow" w:eastAsia="Arial Narrow" w:hAnsi="Arial Narrow" w:cs="Arial Narrow"/>
           <w:kern w:val="0"/>
-          <ns2:ligatures ns2:val="none"/>
+          <w14:ligatures w14:val="none"/>
         </w:rPr>
         <w:t xml:space="preserve"> al denunciante la existencia de incumplimientos</w:t>
       </w:r>
@@ -4093,7 +4019,7 @@
         <w:rPr>
           <w:rFonts w:ascii="Arial Narrow" w:eastAsia="Arial Narrow" w:hAnsi="Arial Narrow" w:cs="Arial Narrow"/>
           <w:kern w:val="0"/>
-          <ns2:ligatures ns2:val="none"/>
+          <w14:ligatures w14:val="none"/>
         </w:rPr>
         <w:t xml:space="preserve"> de pago</w:t>
       </w:r>
@@ -4101,7 +4027,7 @@
         <w:rPr>
           <w:rFonts w:ascii="Arial Narrow" w:eastAsia="Arial Narrow" w:hAnsi="Arial Narrow" w:cs="Arial Narrow"/>
           <w:kern w:val="0"/>
-          <ns2:ligatures ns2:val="none"/>
+          <w14:ligatures w14:val="none"/>
         </w:rPr>
         <w:t xml:space="preserve"> o la eventual pérdida de vigencia de la referida póliza</w:t>
       </w:r>
@@ -4109,12 +4035,12 @@
         <w:rPr>
           <w:rFonts w:ascii="Arial Narrow" w:eastAsia="Arial Narrow" w:hAnsi="Arial Narrow" w:cs="Arial Narrow"/>
           <w:kern w:val="0"/>
-          <ns2:ligatures ns2:val="none"/>
+          <w14:ligatures w14:val="none"/>
         </w:rPr>
         <w:t>.</w:t>
       </w:r>
     </w:p>
-    <w:p ns2:paraId="1050427D" ns2:textId="77777777">
+    <w:p>
       <w:pPr>
         <w:pStyle w:val="Prrafodelista"/>
         <w:spacing w:after="0" w:line="240" w:lineRule="auto"/>
@@ -4123,11 +4049,11 @@
         <w:rPr>
           <w:rFonts w:ascii="Arial Narrow" w:eastAsia="Arial Narrow" w:hAnsi="Arial Narrow" w:cs="Arial Narrow"/>
           <w:kern w:val="0"/>
-          <ns2:ligatures ns2:val="none"/>
-        </w:rPr>
-      </w:pPr>
-    </w:p>
-    <w:p ns2:paraId="7021EC17" ns2:textId="089E4F6F">
+          <w14:ligatures w14:val="none"/>
+        </w:rPr>
+      </w:pPr>
+    </w:p>
+    <w:p>
       <w:pPr>
         <w:pStyle w:val="Prrafodelista"/>
         <w:numPr>
@@ -4143,14 +4069,14 @@
         <w:rPr>
           <w:rFonts w:ascii="Arial Narrow" w:eastAsia="Arial Narrow" w:hAnsi="Arial Narrow" w:cs="Arial Narrow"/>
           <w:kern w:val="0"/>
-          <ns2:ligatures ns2:val="none"/>
-        </w:rPr>
-      </w:pPr>
-      <w:r>
-        <w:rPr>
-          <w:rFonts w:ascii="Arial Narrow" w:eastAsia="Arial Narrow" w:hAnsi="Arial Narrow" w:cs="Arial Narrow"/>
-          <w:kern w:val="0"/>
-          <ns2:ligatures ns2:val="none"/>
+          <w14:ligatures w14:val="none"/>
+        </w:rPr>
+      </w:pPr>
+      <w:r>
+        <w:rPr>
+          <w:rFonts w:ascii="Arial Narrow" w:eastAsia="Arial Narrow" w:hAnsi="Arial Narrow" w:cs="Arial Narrow"/>
+          <w:kern w:val="0"/>
+          <w14:ligatures w14:val="none"/>
         </w:rPr>
         <w:t xml:space="preserve">Presunta infracción a los artículos 18 y 19 de la Ley </w:t>
       </w:r>
@@ -4158,7 +4084,7 @@
         <w:rPr>
           <w:rFonts w:ascii="Arial Narrow" w:eastAsia="Arial Narrow" w:hAnsi="Arial Narrow" w:cs="Arial Narrow"/>
           <w:kern w:val="0"/>
-          <ns2:ligatures ns2:val="none"/>
+          <w14:ligatures w14:val="none"/>
         </w:rPr>
         <w:t xml:space="preserve"/>
       </w:r>
@@ -4166,7 +4092,7 @@
         <w:rPr>
           <w:rFonts w:ascii="Arial Narrow" w:eastAsia="Arial Narrow" w:hAnsi="Arial Narrow" w:cs="Arial Narrow"/>
           <w:kern w:val="0"/>
-          <ns2:ligatures ns2:val="none"/>
+          <w14:ligatures w14:val="none"/>
         </w:rPr>
         <w:t xml:space="preserve">29571, Código de Protección y Defensa del Consumidor, en tanto </w:t>
       </w:r>
@@ -4174,7 +4100,7 @@
         <w:rPr>
           <w:rFonts w:ascii="Arial Narrow" w:eastAsia="Arial Narrow" w:hAnsi="Arial Narrow" w:cs="Arial Narrow"/>
           <w:kern w:val="0"/>
-          <ns2:ligatures ns2:val="none"/>
+          <w14:ligatures w14:val="none"/>
         </w:rPr>
         <w:t xml:space="preserve">la compañía aseguradora habría anulado injustificadamente </w:t>
       </w:r>
@@ -4182,7 +4108,7 @@
         <w:rPr>
           <w:rFonts w:ascii="Arial Narrow" w:eastAsia="Arial Narrow" w:hAnsi="Arial Narrow" w:cs="Arial Narrow"/>
           <w:kern w:val="0"/>
-          <ns2:ligatures ns2:val="none"/>
+          <w14:ligatures w14:val="none"/>
         </w:rPr>
         <w:t xml:space="preserve">la Póliza 02262/0033085862 del Seguro de Vida </w:t>
       </w:r>
@@ -4190,7 +4116,7 @@
         <w:rPr>
           <w:rFonts w:ascii="Arial Narrow" w:eastAsia="Arial Narrow" w:hAnsi="Arial Narrow" w:cs="Arial Narrow"/>
           <w:kern w:val="0"/>
-          <ns2:ligatures ns2:val="none"/>
+          <w14:ligatures w14:val="none"/>
         </w:rPr>
         <w:t xml:space="preserve">sin haber comunicado </w:t>
       </w:r>
@@ -4198,7 +4124,7 @@
         <w:rPr>
           <w:rFonts w:ascii="Arial Narrow" w:eastAsia="Arial Narrow" w:hAnsi="Arial Narrow" w:cs="Arial Narrow"/>
           <w:kern w:val="0"/>
-          <ns2:ligatures ns2:val="none"/>
+          <w14:ligatures w14:val="none"/>
         </w:rPr>
         <w:t xml:space="preserve">oportunamente </w:t>
       </w:r>
@@ -4206,7 +4132,7 @@
         <w:rPr>
           <w:rFonts w:ascii="Arial Narrow" w:eastAsia="Arial Narrow" w:hAnsi="Arial Narrow" w:cs="Arial Narrow"/>
           <w:kern w:val="0"/>
-          <ns2:ligatures ns2:val="none"/>
+          <w14:ligatures w14:val="none"/>
         </w:rPr>
         <w:t xml:space="preserve">al denunciante la existencia de incumplimientos </w:t>
       </w:r>
@@ -4214,7 +4140,7 @@
         <w:rPr>
           <w:rFonts w:ascii="Arial Narrow" w:eastAsia="Arial Narrow" w:hAnsi="Arial Narrow" w:cs="Arial Narrow"/>
           <w:kern w:val="0"/>
-          <ns2:ligatures ns2:val="none"/>
+          <w14:ligatures w14:val="none"/>
         </w:rPr>
         <w:t xml:space="preserve">de pago </w:t>
       </w:r>
@@ -4222,7 +4148,7 @@
         <w:rPr>
           <w:rFonts w:ascii="Arial Narrow" w:eastAsia="Arial Narrow" w:hAnsi="Arial Narrow" w:cs="Arial Narrow"/>
           <w:kern w:val="0"/>
-          <ns2:ligatures ns2:val="none"/>
+          <w14:ligatures w14:val="none"/>
         </w:rPr>
         <w:t xml:space="preserve">o la eventual pérdida de vigencia de </w:t>
       </w:r>
@@ -4230,7 +4156,7 @@
         <w:rPr>
           <w:rFonts w:ascii="Arial Narrow" w:eastAsia="Arial Narrow" w:hAnsi="Arial Narrow" w:cs="Arial Narrow"/>
           <w:kern w:val="0"/>
-          <ns2:ligatures ns2:val="none"/>
+          <w14:ligatures w14:val="none"/>
         </w:rPr>
         <w:t>la referida póliza</w:t>
       </w:r>
@@ -4238,7 +4164,7 @@
         <w:rPr>
           <w:rFonts w:ascii="Arial Narrow" w:eastAsia="Arial Narrow" w:hAnsi="Arial Narrow" w:cs="Arial Narrow"/>
           <w:kern w:val="0"/>
-          <ns2:ligatures ns2:val="none"/>
+          <w14:ligatures w14:val="none"/>
         </w:rPr>
         <w:t>.</w:t>
       </w:r>
@@ -4246,12 +4172,12 @@
         <w:rPr>
           <w:rFonts w:ascii="Arial Narrow" w:eastAsia="Arial Narrow" w:hAnsi="Arial Narrow" w:cs="Arial Narrow"/>
           <w:kern w:val="0"/>
-          <ns2:ligatures ns2:val="none"/>
+          <w14:ligatures w14:val="none"/>
         </w:rPr>
         <w:t xml:space="preserve"> </w:t>
       </w:r>
     </w:p>
-    <w:p ns2:paraId="27B6F9C6" ns2:textId="77777777">
+    <w:p>
       <w:pPr>
         <w:pStyle w:val="Prrafodelista"/>
         <w:spacing w:after="0" w:line="240" w:lineRule="auto"/>
@@ -4260,11 +4186,11 @@
         <w:rPr>
           <w:rFonts w:ascii="Arial Narrow" w:eastAsia="Arial Narrow" w:hAnsi="Arial Narrow" w:cs="Arial Narrow"/>
           <w:kern w:val="0"/>
-          <ns2:ligatures ns2:val="none"/>
-        </w:rPr>
-      </w:pPr>
-    </w:p>
-    <w:p ns2:paraId="0238B891" ns2:textId="7CB01EC3">
+          <w14:ligatures w14:val="none"/>
+        </w:rPr>
+      </w:pPr>
+    </w:p>
+    <w:p>
       <w:pPr>
         <w:pStyle w:val="Prrafodelista"/>
         <w:numPr>
@@ -4280,14 +4206,14 @@
         <w:rPr>
           <w:rFonts w:ascii="Arial Narrow" w:eastAsia="Arial Narrow" w:hAnsi="Arial Narrow" w:cs="Arial Narrow"/>
           <w:kern w:val="0"/>
-          <ns2:ligatures ns2:val="none"/>
-        </w:rPr>
-      </w:pPr>
-      <w:r>
-        <w:rPr>
-          <w:rFonts w:ascii="Arial Narrow" w:eastAsia="Arial Narrow" w:hAnsi="Arial Narrow" w:cs="Arial Narrow"/>
-          <w:kern w:val="0"/>
-          <ns2:ligatures ns2:val="none"/>
+          <w14:ligatures w14:val="none"/>
+        </w:rPr>
+      </w:pPr>
+      <w:r>
+        <w:rPr>
+          <w:rFonts w:ascii="Arial Narrow" w:eastAsia="Arial Narrow" w:hAnsi="Arial Narrow" w:cs="Arial Narrow"/>
+          <w:kern w:val="0"/>
+          <w14:ligatures w14:val="none"/>
         </w:rPr>
         <w:t xml:space="preserve">Presunta </w:t>
       </w:r>
@@ -4295,7 +4221,7 @@
         <w:rPr>
           <w:rFonts w:ascii="Arial Narrow" w:eastAsia="Arial Narrow" w:hAnsi="Arial Narrow" w:cs="Arial Narrow"/>
           <w:kern w:val="0"/>
-          <ns2:ligatures ns2:val="none"/>
+          <w14:ligatures w14:val="none"/>
         </w:rPr>
         <w:t>infracción a los artículos 18 y 19 de la Ley</w:t>
       </w:r>
@@ -4303,7 +4229,7 @@
         <w:rPr>
           <w:rFonts w:ascii="Arial Narrow" w:eastAsia="Arial Narrow" w:hAnsi="Arial Narrow" w:cs="Arial Narrow"/>
           <w:kern w:val="0"/>
-          <ns2:ligatures ns2:val="none"/>
+          <w14:ligatures w14:val="none"/>
         </w:rPr>
         <w:t xml:space="preserve"> </w:t>
       </w:r>
@@ -4311,7 +4237,7 @@
         <w:rPr>
           <w:rFonts w:ascii="Arial Narrow" w:eastAsia="Arial Narrow" w:hAnsi="Arial Narrow" w:cs="Arial Narrow"/>
           <w:kern w:val="0"/>
-          <ns2:ligatures ns2:val="none"/>
+          <w14:ligatures w14:val="none"/>
         </w:rPr>
         <w:t xml:space="preserve"> 29571, Código de Protección y Defensa del Consumidor</w:t>
       </w:r>
@@ -4319,7 +4245,7 @@
         <w:rPr>
           <w:rFonts w:ascii="Arial Narrow" w:eastAsia="Arial Narrow" w:hAnsi="Arial Narrow" w:cs="Arial Narrow"/>
           <w:kern w:val="0"/>
-          <ns2:ligatures ns2:val="none"/>
+          <w14:ligatures w14:val="none"/>
         </w:rPr>
         <w:t xml:space="preserve">, en tanto </w:t>
       </w:r>
@@ -4327,7 +4253,7 @@
         <w:rPr>
           <w:rFonts w:ascii="Arial Narrow" w:eastAsia="Arial Narrow" w:hAnsi="Arial Narrow" w:cs="Arial Narrow"/>
           <w:kern w:val="0"/>
-          <ns2:ligatures ns2:val="none"/>
+          <w14:ligatures w14:val="none"/>
         </w:rPr>
         <w:t xml:space="preserve">la compañía aseguradora </w:t>
       </w:r>
@@ -4335,7 +4261,7 @@
         <w:rPr>
           <w:rFonts w:ascii="Arial Narrow" w:eastAsia="Arial Narrow" w:hAnsi="Arial Narrow" w:cs="Arial Narrow"/>
           <w:kern w:val="0"/>
-          <ns2:ligatures ns2:val="none"/>
+          <w14:ligatures w14:val="none"/>
         </w:rPr>
         <w:t xml:space="preserve">se habría negado injustificadamente a rehabilitar </w:t>
       </w:r>
@@ -4343,7 +4269,7 @@
         <w:rPr>
           <w:rFonts w:ascii="Arial Narrow" w:eastAsia="Arial Narrow" w:hAnsi="Arial Narrow" w:cs="Arial Narrow"/>
           <w:kern w:val="0"/>
-          <ns2:ligatures ns2:val="none"/>
+          <w14:ligatures w14:val="none"/>
         </w:rPr>
         <w:t xml:space="preserve">la </w:t>
       </w:r>
@@ -4353,7 +4279,7 @@
           <w:color w:val="000000"/>
           <w:kern w:val="0"/>
           <w:lang w:val="es-ES" w:eastAsia="es-ES"/>
-          <ns2:ligatures ns2:val="none"/>
+          <w14:ligatures w14:val="none"/>
         </w:rPr>
         <w:t>Póliza 02262/0033085909 del Seguro de Vida</w:t>
       </w:r>
@@ -4361,7 +4287,7 @@
         <w:rPr>
           <w:rFonts w:ascii="Arial Narrow" w:eastAsia="Arial Narrow" w:hAnsi="Arial Narrow" w:cs="Arial Narrow"/>
           <w:kern w:val="0"/>
-          <ns2:ligatures ns2:val="none"/>
+          <w14:ligatures w14:val="none"/>
         </w:rPr>
         <w:t xml:space="preserve"> </w:t>
       </w:r>
@@ -4369,7 +4295,7 @@
         <w:rPr>
           <w:rFonts w:ascii="Arial Narrow" w:eastAsia="Arial Narrow" w:hAnsi="Arial Narrow" w:cs="Arial Narrow"/>
           <w:kern w:val="0"/>
-          <ns2:ligatures ns2:val="none"/>
+          <w14:ligatures w14:val="none"/>
         </w:rPr>
         <w:t>solicitada por el denunciante el 12 de noviembre de 2025</w:t>
       </w:r>
@@ -4377,12 +4303,12 @@
         <w:rPr>
           <w:rFonts w:ascii="Arial Narrow" w:eastAsia="Arial Narrow" w:hAnsi="Arial Narrow" w:cs="Arial Narrow"/>
           <w:kern w:val="0"/>
-          <ns2:ligatures ns2:val="none"/>
+          <w14:ligatures w14:val="none"/>
         </w:rPr>
         <w:t>.</w:t>
       </w:r>
     </w:p>
-    <w:p ns2:paraId="659D9EAD" ns2:textId="77777777">
+    <w:p>
       <w:pPr>
         <w:pStyle w:val="Prrafodelista"/>
         <w:spacing w:after="0" w:line="240" w:lineRule="auto"/>
@@ -4391,11 +4317,11 @@
         <w:rPr>
           <w:rFonts w:ascii="Arial Narrow" w:eastAsia="Arial Narrow" w:hAnsi="Arial Narrow" w:cs="Arial Narrow"/>
           <w:kern w:val="0"/>
-          <ns2:ligatures ns2:val="none"/>
-        </w:rPr>
-      </w:pPr>
-    </w:p>
-    <w:p ns2:paraId="23E0CD82" ns2:textId="0A4463AA">
+          <w14:ligatures w14:val="none"/>
+        </w:rPr>
+      </w:pPr>
+    </w:p>
+    <w:p>
       <w:pPr>
         <w:pStyle w:val="Prrafodelista"/>
         <w:numPr>
@@ -4411,14 +4337,14 @@
         <w:rPr>
           <w:rFonts w:ascii="Arial Narrow" w:eastAsia="Arial Narrow" w:hAnsi="Arial Narrow" w:cs="Arial Narrow"/>
           <w:kern w:val="0"/>
-          <ns2:ligatures ns2:val="none"/>
-        </w:rPr>
-      </w:pPr>
-      <w:r>
-        <w:rPr>
-          <w:rFonts w:ascii="Arial Narrow" w:eastAsia="Arial Narrow" w:hAnsi="Arial Narrow" w:cs="Arial Narrow"/>
-          <w:kern w:val="0"/>
-          <ns2:ligatures ns2:val="none"/>
+          <w14:ligatures w14:val="none"/>
+        </w:rPr>
+      </w:pPr>
+      <w:r>
+        <w:rPr>
+          <w:rFonts w:ascii="Arial Narrow" w:eastAsia="Arial Narrow" w:hAnsi="Arial Narrow" w:cs="Arial Narrow"/>
+          <w:kern w:val="0"/>
+          <w14:ligatures w14:val="none"/>
         </w:rPr>
         <w:t>Presunta infracción a los artículos 18 y 19 de la Ley</w:t>
       </w:r>
@@ -4426,7 +4352,7 @@
         <w:rPr>
           <w:rFonts w:ascii="Arial Narrow" w:eastAsia="Arial Narrow" w:hAnsi="Arial Narrow" w:cs="Arial Narrow"/>
           <w:kern w:val="0"/>
-          <ns2:ligatures ns2:val="none"/>
+          <w14:ligatures w14:val="none"/>
         </w:rPr>
         <w:t xml:space="preserve"> </w:t>
       </w:r>
@@ -4434,7 +4360,7 @@
         <w:rPr>
           <w:rFonts w:ascii="Arial Narrow" w:eastAsia="Arial Narrow" w:hAnsi="Arial Narrow" w:cs="Arial Narrow"/>
           <w:kern w:val="0"/>
-          <ns2:ligatures ns2:val="none"/>
+          <w14:ligatures w14:val="none"/>
         </w:rPr>
         <w:t xml:space="preserve"> 29571, Código de Protección y Defensa del Consumidor, en tanto </w:t>
       </w:r>
@@ -4442,7 +4368,7 @@
         <w:rPr>
           <w:rFonts w:ascii="Arial Narrow" w:eastAsia="Arial Narrow" w:hAnsi="Arial Narrow" w:cs="Arial Narrow"/>
           <w:kern w:val="0"/>
-          <ns2:ligatures ns2:val="none"/>
+          <w14:ligatures w14:val="none"/>
         </w:rPr>
         <w:t xml:space="preserve">la compañía aseguradora </w:t>
       </w:r>
@@ -4450,7 +4376,7 @@
         <w:rPr>
           <w:rFonts w:ascii="Arial Narrow" w:eastAsia="Arial Narrow" w:hAnsi="Arial Narrow" w:cs="Arial Narrow"/>
           <w:kern w:val="0"/>
-          <ns2:ligatures ns2:val="none"/>
+          <w14:ligatures w14:val="none"/>
         </w:rPr>
         <w:t xml:space="preserve">se habría negado injustificadamente a rehabilitar </w:t>
       </w:r>
@@ -4458,7 +4384,7 @@
         <w:rPr>
           <w:rFonts w:ascii="Arial Narrow" w:eastAsia="Arial Narrow" w:hAnsi="Arial Narrow" w:cs="Arial Narrow"/>
           <w:kern w:val="0"/>
-          <ns2:ligatures ns2:val="none"/>
+          <w14:ligatures w14:val="none"/>
         </w:rPr>
         <w:t xml:space="preserve">la Póliza 02262/0033085862 del Seguro de Vida </w:t>
       </w:r>
@@ -4466,7 +4392,7 @@
         <w:rPr>
           <w:rFonts w:ascii="Arial Narrow" w:eastAsia="Arial Narrow" w:hAnsi="Arial Narrow" w:cs="Arial Narrow"/>
           <w:kern w:val="0"/>
-          <ns2:ligatures ns2:val="none"/>
+          <w14:ligatures w14:val="none"/>
         </w:rPr>
         <w:t>solicitada por el denunciante el 12 de noviembre de 2025</w:t>
       </w:r>
@@ -4474,12 +4400,12 @@
         <w:rPr>
           <w:rFonts w:ascii="Arial Narrow" w:eastAsia="Arial Narrow" w:hAnsi="Arial Narrow" w:cs="Arial Narrow"/>
           <w:kern w:val="0"/>
-          <ns2:ligatures ns2:val="none"/>
+          <w14:ligatures w14:val="none"/>
         </w:rPr>
         <w:t>.</w:t>
       </w:r>
     </w:p>
-    <w:p ns2:paraId="53A59713" ns2:textId="77777777">
+    <w:p>
       <w:pPr>
         <w:pStyle w:val="Prrafodelista"/>
         <w:spacing w:after="0" w:line="240" w:lineRule="auto"/>
@@ -4488,11 +4414,11 @@
         <w:rPr>
           <w:rFonts w:ascii="Arial Narrow" w:eastAsia="Arial Narrow" w:hAnsi="Arial Narrow" w:cs="Arial Narrow"/>
           <w:kern w:val="0"/>
-          <ns2:ligatures ns2:val="none"/>
-        </w:rPr>
-      </w:pPr>
-    </w:p>
-    <w:p ns2:paraId="12A1A040" ns2:textId="357B757E">
+          <w14:ligatures w14:val="none"/>
+        </w:rPr>
+      </w:pPr>
+    </w:p>
+    <w:p>
       <w:pPr>
         <w:pStyle w:val="Prrafodelista"/>
         <w:numPr>
@@ -4508,14 +4434,14 @@
         <w:rPr>
           <w:rFonts w:ascii="Arial Narrow" w:eastAsia="Arial Narrow" w:hAnsi="Arial Narrow" w:cs="Arial Narrow"/>
           <w:kern w:val="0"/>
-          <ns2:ligatures ns2:val="none"/>
-        </w:rPr>
-      </w:pPr>
-      <w:r>
-        <w:rPr>
-          <w:rFonts w:ascii="Arial Narrow" w:eastAsia="Arial Narrow" w:hAnsi="Arial Narrow" w:cs="Arial Narrow"/>
-          <w:kern w:val="0"/>
-          <ns2:ligatures ns2:val="none"/>
+          <w14:ligatures w14:val="none"/>
+        </w:rPr>
+      </w:pPr>
+      <w:r>
+        <w:rPr>
+          <w:rFonts w:ascii="Arial Narrow" w:eastAsia="Arial Narrow" w:hAnsi="Arial Narrow" w:cs="Arial Narrow"/>
+          <w:kern w:val="0"/>
+          <w14:ligatures w14:val="none"/>
         </w:rPr>
         <w:t xml:space="preserve">Presunta </w:t>
       </w:r>
@@ -4523,7 +4449,7 @@
         <w:rPr>
           <w:rFonts w:ascii="Arial Narrow" w:eastAsia="Arial Narrow" w:hAnsi="Arial Narrow" w:cs="Arial Narrow"/>
           <w:kern w:val="0"/>
-          <ns2:ligatures ns2:val="none"/>
+          <w14:ligatures w14:val="none"/>
         </w:rPr>
         <w:t>infracción a los artículos 18 y 19 de la Ley</w:t>
       </w:r>
@@ -4531,7 +4457,7 @@
         <w:rPr>
           <w:rFonts w:ascii="Arial Narrow" w:eastAsia="Arial Narrow" w:hAnsi="Arial Narrow" w:cs="Arial Narrow"/>
           <w:kern w:val="0"/>
-          <ns2:ligatures ns2:val="none"/>
+          <w14:ligatures w14:val="none"/>
         </w:rPr>
         <w:t xml:space="preserve"> </w:t>
       </w:r>
@@ -4539,7 +4465,7 @@
         <w:rPr>
           <w:rFonts w:ascii="Arial Narrow" w:eastAsia="Arial Narrow" w:hAnsi="Arial Narrow" w:cs="Arial Narrow"/>
           <w:kern w:val="0"/>
-          <ns2:ligatures ns2:val="none"/>
+          <w14:ligatures w14:val="none"/>
         </w:rPr>
         <w:t xml:space="preserve"> 29571, Código de Protección y Defensa del Consumidor</w:t>
       </w:r>
@@ -4547,7 +4473,7 @@
         <w:rPr>
           <w:rFonts w:ascii="Arial Narrow" w:eastAsia="Arial Narrow" w:hAnsi="Arial Narrow" w:cs="Arial Narrow"/>
           <w:kern w:val="0"/>
-          <ns2:ligatures ns2:val="none"/>
+          <w14:ligatures w14:val="none"/>
         </w:rPr>
         <w:t xml:space="preserve">, en tanto </w:t>
       </w:r>
@@ -4555,7 +4481,7 @@
         <w:rPr>
           <w:rFonts w:ascii="Arial Narrow" w:eastAsia="Arial Narrow" w:hAnsi="Arial Narrow" w:cs="Arial Narrow"/>
           <w:kern w:val="0"/>
-          <ns2:ligatures ns2:val="none"/>
+          <w14:ligatures w14:val="none"/>
         </w:rPr>
         <w:t xml:space="preserve">la compañía aseguradora </w:t>
       </w:r>
@@ -4563,7 +4489,7 @@
         <w:rPr>
           <w:rFonts w:ascii="Arial Narrow" w:eastAsia="Arial Narrow" w:hAnsi="Arial Narrow" w:cs="Arial Narrow"/>
           <w:kern w:val="0"/>
-          <ns2:ligatures ns2:val="none"/>
+          <w14:ligatures w14:val="none"/>
         </w:rPr>
         <w:t xml:space="preserve">se </w:t>
       </w:r>
@@ -4571,7 +4497,7 @@
         <w:rPr>
           <w:rFonts w:ascii="Arial Narrow" w:eastAsia="Arial Narrow" w:hAnsi="Arial Narrow" w:cs="Arial Narrow"/>
           <w:kern w:val="0"/>
-          <ns2:ligatures ns2:val="none"/>
+          <w14:ligatures w14:val="none"/>
         </w:rPr>
         <w:t xml:space="preserve">habría negado </w:t>
       </w:r>
@@ -4579,7 +4505,7 @@
         <w:rPr>
           <w:rFonts w:ascii="Arial Narrow" w:eastAsia="Arial Narrow" w:hAnsi="Arial Narrow" w:cs="Arial Narrow"/>
           <w:kern w:val="0"/>
-          <ns2:ligatures ns2:val="none"/>
+          <w14:ligatures w14:val="none"/>
         </w:rPr>
         <w:t xml:space="preserve">injustificadamente </w:t>
       </w:r>
@@ -4587,7 +4513,7 @@
         <w:rPr>
           <w:rFonts w:ascii="Arial Narrow" w:eastAsia="Arial Narrow" w:hAnsi="Arial Narrow" w:cs="Arial Narrow"/>
           <w:kern w:val="0"/>
-          <ns2:ligatures ns2:val="none"/>
+          <w14:ligatures w14:val="none"/>
         </w:rPr>
         <w:t xml:space="preserve">a realizar </w:t>
       </w:r>
@@ -4595,7 +4521,7 @@
         <w:rPr>
           <w:rFonts w:ascii="Arial Narrow" w:eastAsia="Arial Narrow" w:hAnsi="Arial Narrow" w:cs="Arial Narrow"/>
           <w:kern w:val="0"/>
-          <ns2:ligatures ns2:val="none"/>
+          <w14:ligatures w14:val="none"/>
         </w:rPr>
         <w:t xml:space="preserve">el rescate anticipado de </w:t>
       </w:r>
@@ -4603,7 +4529,7 @@
         <w:rPr>
           <w:rFonts w:ascii="Arial Narrow" w:eastAsia="Arial Narrow" w:hAnsi="Arial Narrow" w:cs="Arial Narrow"/>
           <w:kern w:val="0"/>
-          <ns2:ligatures ns2:val="none"/>
+          <w14:ligatures w14:val="none"/>
         </w:rPr>
         <w:t xml:space="preserve">la </w:t>
       </w:r>
@@ -4613,7 +4539,7 @@
           <w:color w:val="000000"/>
           <w:kern w:val="0"/>
           <w:lang w:val="es-ES" w:eastAsia="es-ES"/>
-          <ns2:ligatures ns2:val="none"/>
+          <w14:ligatures w14:val="none"/>
         </w:rPr>
         <w:t xml:space="preserve">Póliza 02262/0033085909 del Seguro de Vida </w:t>
       </w:r>
@@ -4621,7 +4547,7 @@
         <w:rPr>
           <w:rFonts w:ascii="Arial Narrow" w:eastAsia="Arial Narrow" w:hAnsi="Arial Narrow" w:cs="Arial Narrow"/>
           <w:kern w:val="0"/>
-          <ns2:ligatures ns2:val="none"/>
+          <w14:ligatures w14:val="none"/>
         </w:rPr>
         <w:t>solicitada por el denunciante el 18 de noviembre de 2025</w:t>
       </w:r>
@@ -4629,22 +4555,22 @@
         <w:rPr>
           <w:rFonts w:ascii="Arial Narrow" w:eastAsia="Arial Narrow" w:hAnsi="Arial Narrow" w:cs="Arial Narrow"/>
           <w:kern w:val="0"/>
-          <ns2:ligatures ns2:val="none"/>
+          <w14:ligatures w14:val="none"/>
         </w:rPr>
         <w:t>.</w:t>
       </w:r>
     </w:p>
-    <w:p ns2:paraId="6630AC3C" ns2:textId="77777777">
+    <w:p>
       <w:pPr>
         <w:pStyle w:val="Prrafodelista"/>
         <w:rPr>
           <w:rFonts w:ascii="Arial Narrow" w:eastAsia="Arial Narrow" w:hAnsi="Arial Narrow" w:cs="Arial Narrow"/>
           <w:kern w:val="0"/>
-          <ns2:ligatures ns2:val="none"/>
-        </w:rPr>
-      </w:pPr>
-    </w:p>
-    <w:p ns2:paraId="5913C31A" ns2:textId="1362385B">
+          <w14:ligatures w14:val="none"/>
+        </w:rPr>
+      </w:pPr>
+    </w:p>
+    <w:p>
       <w:pPr>
         <w:pStyle w:val="Prrafodelista"/>
         <w:numPr>
@@ -4660,14 +4586,14 @@
         <w:rPr>
           <w:rFonts w:ascii="Arial Narrow" w:eastAsia="Arial Narrow" w:hAnsi="Arial Narrow" w:cs="Arial Narrow"/>
           <w:kern w:val="0"/>
-          <ns2:ligatures ns2:val="none"/>
-        </w:rPr>
-      </w:pPr>
-      <w:r>
-        <w:rPr>
-          <w:rFonts w:ascii="Arial Narrow" w:eastAsia="Arial Narrow" w:hAnsi="Arial Narrow" w:cs="Arial Narrow"/>
-          <w:kern w:val="0"/>
-          <ns2:ligatures ns2:val="none"/>
+          <w14:ligatures w14:val="none"/>
+        </w:rPr>
+      </w:pPr>
+      <w:r>
+        <w:rPr>
+          <w:rFonts w:ascii="Arial Narrow" w:eastAsia="Arial Narrow" w:hAnsi="Arial Narrow" w:cs="Arial Narrow"/>
+          <w:kern w:val="0"/>
+          <w14:ligatures w14:val="none"/>
         </w:rPr>
         <w:t>Presunta infracción a los artículos 18 y 19 de la Ley</w:t>
       </w:r>
@@ -4675,7 +4601,7 @@
         <w:rPr>
           <w:rFonts w:ascii="Arial Narrow" w:eastAsia="Arial Narrow" w:hAnsi="Arial Narrow" w:cs="Arial Narrow"/>
           <w:kern w:val="0"/>
-          <ns2:ligatures ns2:val="none"/>
+          <w14:ligatures w14:val="none"/>
         </w:rPr>
         <w:t xml:space="preserve"> </w:t>
       </w:r>
@@ -4683,7 +4609,7 @@
         <w:rPr>
           <w:rFonts w:ascii="Arial Narrow" w:eastAsia="Arial Narrow" w:hAnsi="Arial Narrow" w:cs="Arial Narrow"/>
           <w:kern w:val="0"/>
-          <ns2:ligatures ns2:val="none"/>
+          <w14:ligatures w14:val="none"/>
         </w:rPr>
         <w:t xml:space="preserve"> 29571, Código de Protección y Defensa del Consumidor, en tanto </w:t>
       </w:r>
@@ -4691,7 +4617,7 @@
         <w:rPr>
           <w:rFonts w:ascii="Arial Narrow" w:eastAsia="Arial Narrow" w:hAnsi="Arial Narrow" w:cs="Arial Narrow"/>
           <w:kern w:val="0"/>
-          <ns2:ligatures ns2:val="none"/>
+          <w14:ligatures w14:val="none"/>
         </w:rPr>
         <w:t xml:space="preserve">la compañía aseguradora </w:t>
       </w:r>
@@ -4699,7 +4625,7 @@
         <w:rPr>
           <w:rFonts w:ascii="Arial Narrow" w:eastAsia="Arial Narrow" w:hAnsi="Arial Narrow" w:cs="Arial Narrow"/>
           <w:kern w:val="0"/>
-          <ns2:ligatures ns2:val="none"/>
+          <w14:ligatures w14:val="none"/>
         </w:rPr>
         <w:t xml:space="preserve">se habría negado injustificadamente a realizar el rescate </w:t>
       </w:r>
@@ -4707,7 +4633,7 @@
         <w:rPr>
           <w:rFonts w:ascii="Arial Narrow" w:eastAsia="Arial Narrow" w:hAnsi="Arial Narrow" w:cs="Arial Narrow"/>
           <w:kern w:val="0"/>
-          <ns2:ligatures ns2:val="none"/>
+          <w14:ligatures w14:val="none"/>
         </w:rPr>
         <w:t>anticipado de la Póliza 02262/0033085862 del Seguro de Vida solicitada por el denunciante el 18 de noviembre de 2025</w:t>
       </w:r>
@@ -4715,25 +4641,25 @@
         <w:rPr>
           <w:rFonts w:ascii="Arial Narrow" w:eastAsia="Arial Narrow" w:hAnsi="Arial Narrow" w:cs="Arial Narrow"/>
           <w:kern w:val="0"/>
-          <ns2:ligatures ns2:val="none"/>
+          <w14:ligatures w14:val="none"/>
         </w:rPr>
         <w:t>.</w:t>
       </w:r>
     </w:p>
     <w:bookmarkEnd w:id="24"/>
     <w:bookmarkEnd w:id="25"/>
-    <w:p ns2:paraId="042B3F54" ns2:textId="777BBF33">
-      <w:pPr>
-        <w:spacing w:after="0" w:line="240" w:lineRule="auto"/>
-        <w:jc w:val="both"/>
-        <w:rPr>
-          <w:rFonts w:ascii="Arial Narrow" w:eastAsia="Arial Narrow" w:hAnsi="Arial Narrow" w:cs="Arial Narrow"/>
-          <w:kern w:val="0"/>
-          <ns2:ligatures ns2:val="none"/>
-        </w:rPr>
-      </w:pPr>
-    </w:p>
-    <w:p ns2:paraId="0A292C9F" ns2:textId="4AB96C08">
+    <w:p>
+      <w:pPr>
+        <w:spacing w:after="0" w:line="240" w:lineRule="auto"/>
+        <w:jc w:val="both"/>
+        <w:rPr>
+          <w:rFonts w:ascii="Arial Narrow" w:eastAsia="Arial Narrow" w:hAnsi="Arial Narrow" w:cs="Arial Narrow"/>
+          <w:kern w:val="0"/>
+          <w14:ligatures w14:val="none"/>
+        </w:rPr>
+      </w:pPr>
+    </w:p>
+    <w:p>
       <w:pPr>
         <w:spacing w:line="240" w:lineRule="auto"/>
         <w:contextualSpacing/>
@@ -4741,7 +4667,7 @@
         <w:rPr>
           <w:rFonts w:ascii="Arial Narrow" w:eastAsia="Calibri" w:hAnsi="Arial Narrow" w:cs="Arial"/>
           <w:kern w:val="0"/>
-          <ns2:ligatures ns2:val="none"/>
+          <w14:ligatures w14:val="none"/>
         </w:rPr>
       </w:pPr>
       <w:r>
@@ -4751,7 +4677,7 @@
           <w:color w:val="000000"/>
           <w:kern w:val="0"/>
           <w:lang w:eastAsia="es-PE"/>
-          <ns2:ligatures ns2:val="none"/>
+          <w14:ligatures w14:val="none"/>
         </w:rPr>
         <w:t>SEGUNDO:</w:t>
       </w:r>
@@ -4761,7 +4687,7 @@
           <w:color w:val="000000"/>
           <w:kern w:val="0"/>
           <w:lang w:eastAsia="es-PE"/>
-          <ns2:ligatures ns2:val="none"/>
+          <w14:ligatures w14:val="none"/>
         </w:rPr>
         <w:t xml:space="preserve"> tener por ofrecidos</w:t>
       </w:r>
@@ -4771,7 +4697,7 @@
           <w:color w:val="000000"/>
           <w:kern w:val="0"/>
           <w:lang w:eastAsia="es-PE"/>
-          <ns2:ligatures ns2:val="none"/>
+          <w14:ligatures w14:val="none"/>
         </w:rPr>
         <w:t xml:space="preserve"> los medios probatorios presentados en el escrito de denuncia </w:t>
       </w:r>
@@ -4781,7 +4707,7 @@
           <w:color w:val="000000"/>
           <w:kern w:val="0"/>
           <w:lang w:val="es-ES" w:eastAsia="es-ES"/>
-          <ns2:ligatures ns2:val="none"/>
+          <w14:ligatures w14:val="none"/>
         </w:rPr>
         <w:t xml:space="preserve">del </w:t>
       </w:r>
@@ -4791,7 +4717,7 @@
           <w:color w:val="000000"/>
           <w:kern w:val="0"/>
           <w:lang w:val="es-ES" w:eastAsia="es-ES"/>
-          <ns2:ligatures ns2:val="none"/>
+          <w14:ligatures w14:val="none"/>
         </w:rPr>
         <w:t>22 de febrero de 2026</w:t>
       </w:r>
@@ -4799,12 +4725,12 @@
         <w:rPr>
           <w:rFonts w:ascii="Arial Narrow" w:eastAsia="Calibri" w:hAnsi="Arial Narrow" w:cs="Arial"/>
           <w:kern w:val="0"/>
-          <ns2:ligatures ns2:val="none"/>
+          <w14:ligatures w14:val="none"/>
         </w:rPr>
         <w:t>.</w:t>
       </w:r>
     </w:p>
-    <w:p ns2:paraId="68A17E97" ns2:textId="77777777">
+    <w:p>
       <w:pPr>
         <w:spacing w:line="240" w:lineRule="auto"/>
         <w:contextualSpacing/>
@@ -4814,20 +4740,20 @@
           <w:color w:val="000000"/>
           <w:kern w:val="0"/>
           <w:lang w:eastAsia="es-PE"/>
-          <ns2:ligatures ns2:val="none"/>
-        </w:rPr>
-      </w:pPr>
-    </w:p>
-    <w:p ns2:paraId="168254DA" ns2:textId="2F25D4BF">
-      <w:pPr>
-        <w:spacing w:after="0" w:line="240" w:lineRule="auto"/>
-        <w:jc w:val="both"/>
-        <w:rPr>
-          <w:rFonts w:ascii="Arial Narrow" w:eastAsia="Arial Narrow" w:hAnsi="Arial Narrow" w:cs="Arial Narrow"/>
-          <w:color w:val="000000"/>
-          <w:kern w:val="0"/>
-          <w:lang w:eastAsia="es-PE"/>
-          <ns2:ligatures ns2:val="none"/>
+          <w14:ligatures w14:val="none"/>
+        </w:rPr>
+      </w:pPr>
+    </w:p>
+    <w:p>
+      <w:pPr>
+        <w:spacing w:after="0" w:line="240" w:lineRule="auto"/>
+        <w:jc w:val="both"/>
+        <w:rPr>
+          <w:rFonts w:ascii="Arial Narrow" w:eastAsia="Arial Narrow" w:hAnsi="Arial Narrow" w:cs="Arial Narrow"/>
+          <w:color w:val="000000"/>
+          <w:kern w:val="0"/>
+          <w:lang w:eastAsia="es-PE"/>
+          <w14:ligatures w14:val="none"/>
         </w:rPr>
       </w:pPr>
       <w:r>
@@ -4837,7 +4763,7 @@
           <w:color w:val="000000"/>
           <w:kern w:val="0"/>
           <w:lang w:eastAsia="es-PE"/>
-          <ns2:ligatures ns2:val="none"/>
+          <w14:ligatures w14:val="none"/>
         </w:rPr>
         <w:t xml:space="preserve">TERCERO: </w:t>
       </w:r>
@@ -4847,7 +4773,7 @@
           <w:color w:val="000000"/>
           <w:kern w:val="0"/>
           <w:lang w:eastAsia="es-PE"/>
-          <ns2:ligatures ns2:val="none"/>
+          <w14:ligatures w14:val="none"/>
         </w:rPr>
         <w:t xml:space="preserve">requerir a </w:t>
       </w:r>
@@ -4857,7 +4783,7 @@
           <w:bCs/>
           <w:spacing w:val="-3"/>
           <w:kern w:val="0"/>
-          <ns2:ligatures ns2:val="none"/>
+          <w14:ligatures w14:val="none"/>
         </w:rPr>
         <w:t xml:space="preserve">Rímac Seguros y Reaseguros S.A. </w:t>
       </w:r>
@@ -4867,12 +4793,12 @@
           <w:color w:val="000000"/>
           <w:kern w:val="0"/>
           <w:lang w:eastAsia="es-PE"/>
-          <ns2:ligatures ns2:val="none"/>
+          <w14:ligatures w14:val="none"/>
         </w:rPr>
         <w:t>que cumpla con lo siguiente:</w:t>
       </w:r>
     </w:p>
-    <w:p ns2:paraId="20FDFB8D" ns2:textId="77777777">
+    <w:p>
       <w:pPr>
         <w:spacing w:after="0" w:line="240" w:lineRule="auto"/>
         <w:jc w:val="both"/>
@@ -4881,11 +4807,11 @@
           <w:color w:val="000000"/>
           <w:kern w:val="0"/>
           <w:lang w:eastAsia="es-PE"/>
-          <ns2:ligatures ns2:val="none"/>
-        </w:rPr>
-      </w:pPr>
-    </w:p>
-    <w:p ns2:paraId="4AA80738" ns2:textId="77777777">
+          <w14:ligatures w14:val="none"/>
+        </w:rPr>
+      </w:pPr>
+    </w:p>
+    <w:p>
       <w:pPr>
         <w:numPr>
           <w:ilvl w:val="0"/>
@@ -4899,21 +4825,21 @@
           <w:color w:val="000000"/>
           <w:kern w:val="0"/>
           <w:lang w:eastAsia="es-PE"/>
-          <ns2:ligatures ns2:val="none"/>
-        </w:rPr>
-      </w:pPr>
-      <w:r>
-        <w:rPr>
-          <w:rFonts w:ascii="Arial Narrow" w:eastAsia="Arial Narrow" w:hAnsi="Arial Narrow" w:cs="Arial Narrow"/>
-          <w:color w:val="000000"/>
-          <w:kern w:val="0"/>
-          <w:lang w:eastAsia="es-PE"/>
-          <ns2:ligatures ns2:val="none"/>
+          <w14:ligatures w14:val="none"/>
+        </w:rPr>
+      </w:pPr>
+      <w:r>
+        <w:rPr>
+          <w:rFonts w:ascii="Arial Narrow" w:eastAsia="Arial Narrow" w:hAnsi="Arial Narrow" w:cs="Arial Narrow"/>
+          <w:color w:val="000000"/>
+          <w:kern w:val="0"/>
+          <w:lang w:eastAsia="es-PE"/>
+          <w14:ligatures w14:val="none"/>
         </w:rPr>
         <w:t>presentar documentos que acrediten su inscripción en los Registros Públicos o una declaración jurada que indique que cuenta con dicha inscripción;</w:t>
       </w:r>
     </w:p>
-    <w:p ns2:paraId="2B29D59F" ns2:textId="77777777">
+    <w:p>
       <w:pPr>
         <w:numPr>
           <w:ilvl w:val="0"/>
@@ -4927,21 +4853,21 @@
           <w:color w:val="000000"/>
           <w:kern w:val="0"/>
           <w:lang w:eastAsia="es-PE"/>
-          <ns2:ligatures ns2:val="none"/>
-        </w:rPr>
-      </w:pPr>
-      <w:r>
-        <w:rPr>
-          <w:rFonts w:ascii="Arial Narrow" w:eastAsia="Arial Narrow" w:hAnsi="Arial Narrow" w:cs="Arial Narrow"/>
-          <w:color w:val="000000"/>
-          <w:kern w:val="0"/>
-          <w:lang w:eastAsia="es-PE"/>
-          <ns2:ligatures ns2:val="none"/>
+          <w14:ligatures w14:val="none"/>
+        </w:rPr>
+      </w:pPr>
+      <w:r>
+        <w:rPr>
+          <w:rFonts w:ascii="Arial Narrow" w:eastAsia="Arial Narrow" w:hAnsi="Arial Narrow" w:cs="Arial Narrow"/>
+          <w:color w:val="000000"/>
+          <w:kern w:val="0"/>
+          <w:lang w:eastAsia="es-PE"/>
+          <w14:ligatures w14:val="none"/>
         </w:rPr>
         <w:t>presentar copia simple de las facultades de representación de su representante legal en el presente procedimiento o la declaración jurada que indique que cuenta con dichas facultades y que estas se encuentran vigentes;</w:t>
       </w:r>
     </w:p>
-    <w:p ns2:paraId="7EF50C46" ns2:textId="77777777">
+    <w:p>
       <w:pPr>
         <w:numPr>
           <w:ilvl w:val="0"/>
@@ -4955,21 +4881,21 @@
           <w:color w:val="000000"/>
           <w:kern w:val="0"/>
           <w:lang w:eastAsia="es-PE"/>
-          <ns2:ligatures ns2:val="none"/>
-        </w:rPr>
-      </w:pPr>
-      <w:r>
-        <w:rPr>
-          <w:rFonts w:ascii="Arial Narrow" w:eastAsia="Arial Narrow" w:hAnsi="Arial Narrow" w:cs="Arial Narrow"/>
-          <w:color w:val="000000"/>
-          <w:kern w:val="0"/>
-          <w:lang w:eastAsia="es-PE"/>
-          <ns2:ligatures ns2:val="none"/>
+          <w14:ligatures w14:val="none"/>
+        </w:rPr>
+      </w:pPr>
+      <w:r>
+        <w:rPr>
+          <w:rFonts w:ascii="Arial Narrow" w:eastAsia="Arial Narrow" w:hAnsi="Arial Narrow" w:cs="Arial Narrow"/>
+          <w:color w:val="000000"/>
+          <w:kern w:val="0"/>
+          <w:lang w:eastAsia="es-PE"/>
+          <w14:ligatures w14:val="none"/>
         </w:rPr>
         <w:t>consignar el Número de Registro Único de Contribuyentes (RUC); y,</w:t>
       </w:r>
     </w:p>
-    <w:p ns2:paraId="19E4DFA1" ns2:textId="77777777">
+    <w:p>
       <w:pPr>
         <w:numPr>
           <w:ilvl w:val="0"/>
@@ -4981,16 +4907,16 @@
         <w:rPr>
           <w:rFonts w:ascii="Arial Narrow" w:eastAsia="Calibri" w:hAnsi="Arial Narrow" w:cs="Arial"/>
           <w:kern w:val="0"/>
-          <ns2:ligatures ns2:val="none"/>
-        </w:rPr>
-      </w:pPr>
-      <w:r>
-        <w:rPr>
-          <w:rFonts w:ascii="Arial Narrow" w:eastAsia="Arial Narrow" w:hAnsi="Arial Narrow" w:cs="Arial Narrow"/>
-          <w:color w:val="000000"/>
-          <w:kern w:val="0"/>
-          <w:lang w:eastAsia="es-PE"/>
-          <ns2:ligatures ns2:val="none"/>
+          <w14:ligatures w14:val="none"/>
+        </w:rPr>
+      </w:pPr>
+      <w:r>
+        <w:rPr>
+          <w:rFonts w:ascii="Arial Narrow" w:eastAsia="Arial Narrow" w:hAnsi="Arial Narrow" w:cs="Arial Narrow"/>
+          <w:color w:val="000000"/>
+          <w:kern w:val="0"/>
+          <w:lang w:eastAsia="es-PE"/>
+          <w14:ligatures w14:val="none"/>
         </w:rPr>
         <w:t>fijar domicilio procesal para el procedimiento, de conformidad con el numeral 1 del artículo 442</w:t>
       </w:r>
@@ -5000,7 +4926,7 @@
           <w:color w:val="000000"/>
           <w:kern w:val="0"/>
           <w:lang w:eastAsia="es-PE"/>
-          <ns2:ligatures ns2:val="none"/>
+          <w14:ligatures w14:val="none"/>
         </w:rPr>
         <w:t/>
       </w:r>
@@ -5010,7 +4936,7 @@
           <w:color w:val="000000"/>
           <w:kern w:val="0"/>
           <w:lang w:eastAsia="es-PE"/>
-          <ns2:ligatures ns2:val="none"/>
+          <w14:ligatures w14:val="none"/>
         </w:rPr>
         <w:t xml:space="preserve"> del Código Procesal Civil. </w:t>
       </w:r>
@@ -5018,7 +4944,7 @@
         <w:rPr>
           <w:rFonts w:ascii="Arial Narrow" w:eastAsia="Calibri" w:hAnsi="Arial Narrow" w:cs="Arial"/>
           <w:kern w:val="0"/>
-          <ns2:ligatures ns2:val="none"/>
+          <w14:ligatures w14:val="none"/>
         </w:rPr>
         <w:t>Para ello podrá señalar domicilio físico o una dirección electrónica a la que pueda remitirse las notificaciones</w:t>
       </w:r>
@@ -5027,12 +4953,12 @@
           <w:rFonts w:ascii="Arial Narrow" w:eastAsia="Arial" w:hAnsi="Arial Narrow" w:cs="Arial"/>
           <w:kern w:val="0"/>
           <w:lang w:val="es"/>
-          <ns2:ligatures ns2:val="none"/>
+          <w14:ligatures w14:val="none"/>
         </w:rPr>
         <w:t>;</w:t>
       </w:r>
     </w:p>
-    <w:p ns2:paraId="7C63E340" ns2:textId="77777777">
+    <w:p>
       <w:pPr>
         <w:numPr>
           <w:ilvl w:val="0"/>
@@ -5044,14 +4970,14 @@
         <w:rPr>
           <w:rFonts w:ascii="Arial Narrow" w:eastAsia="Calibri" w:hAnsi="Arial Narrow" w:cs="Arial"/>
           <w:kern w:val="0"/>
-          <ns2:ligatures ns2:val="none"/>
+          <w14:ligatures w14:val="none"/>
         </w:rPr>
       </w:pPr>
       <w:r>
         <w:rPr>
           <w:rFonts w:ascii="Arial Narrow" w:eastAsia="Calibri" w:hAnsi="Arial Narrow" w:cs="Arial"/>
           <w:kern w:val="0"/>
-          <ns2:ligatures ns2:val="none"/>
+          <w14:ligatures w14:val="none"/>
         </w:rPr>
         <w:t xml:space="preserve">en caso califique como micro empresa o pequeña empresa, presentar los documentos que acrediten su volumen de ventas o ingresos brutos percibidos el año anterior relativo a todas sus actividades </w:t>
       </w:r>
@@ -5059,7 +4985,7 @@
         <w:rPr>
           <w:rFonts w:ascii="Arial Narrow" w:eastAsia="Calibri" w:hAnsi="Arial Narrow" w:cs="Arial"/>
           <w:kern w:val="0"/>
-          <ns2:ligatures ns2:val="none"/>
+          <w14:ligatures w14:val="none"/>
         </w:rPr>
         <w:lastRenderedPageBreak/>
         <w:t>económicas y el número de trabajadores con el que cuenta</w:t>
@@ -5070,7 +4996,7 @@
           <w:rFonts w:ascii="Arial Narrow" w:eastAsia="Calibri" w:hAnsi="Arial Narrow" w:cs="Arial"/>
           <w:kern w:val="0"/>
           <w:vertAlign w:val="superscript"/>
-          <ns2:ligatures ns2:val="none"/>
+          <w14:ligatures w14:val="none"/>
         </w:rPr>
         <w:footnoteReference w:id="5"/>
       </w:r>
@@ -5078,7 +5004,7 @@
         <w:rPr>
           <w:rFonts w:ascii="Arial Narrow" w:eastAsia="Calibri" w:hAnsi="Arial Narrow" w:cs="Arial"/>
           <w:kern w:val="0"/>
-          <ns2:ligatures ns2:val="none"/>
+          <w14:ligatures w14:val="none"/>
         </w:rPr>
         <w:t>. Ello, a fin de que la Comisión pueda meritar dicha documentación, conforme lo establece el artículo 110</w:t>
       </w:r>
@@ -5088,7 +5014,7 @@
           <w:color w:val="000000"/>
           <w:kern w:val="0"/>
           <w:lang w:eastAsia="es-PE"/>
-          <ns2:ligatures ns2:val="none"/>
+          <w14:ligatures w14:val="none"/>
         </w:rPr>
         <w:t/>
       </w:r>
@@ -5096,7 +5022,7 @@
         <w:rPr>
           <w:rFonts w:ascii="Arial Narrow" w:eastAsia="Calibri" w:hAnsi="Arial Narrow" w:cs="Arial"/>
           <w:kern w:val="0"/>
-          <ns2:ligatures ns2:val="none"/>
+          <w14:ligatures w14:val="none"/>
         </w:rPr>
         <w:t xml:space="preserve"> del </w:t>
       </w:r>
@@ -5105,7 +5031,7 @@
           <w:rFonts w:ascii="Arial Narrow" w:eastAsia="Calibri" w:hAnsi="Arial Narrow" w:cs="Arial"/>
           <w:spacing w:val="-2"/>
           <w:kern w:val="0"/>
-          <ns2:ligatures ns2:val="none"/>
+          <w14:ligatures w14:val="none"/>
         </w:rPr>
         <w:t>Código</w:t>
       </w:r>
@@ -5116,7 +5042,7 @@
           <w:spacing w:val="-2"/>
           <w:kern w:val="0"/>
           <w:vertAlign w:val="superscript"/>
-          <ns2:ligatures ns2:val="none"/>
+          <w14:ligatures w14:val="none"/>
         </w:rPr>
         <w:footnoteReference w:id="6"/>
       </w:r>
@@ -5125,12 +5051,12 @@
           <w:rFonts w:ascii="Arial Narrow" w:eastAsia="Calibri" w:hAnsi="Arial Narrow" w:cs="Arial"/>
           <w:spacing w:val="-2"/>
           <w:kern w:val="0"/>
-          <ns2:ligatures ns2:val="none"/>
+          <w14:ligatures w14:val="none"/>
         </w:rPr>
         <w:t>.</w:t>
       </w:r>
     </w:p>
-    <w:p ns2:paraId="1F11FE32" ns2:textId="77777777">
+    <w:p>
       <w:pPr>
         <w:spacing w:after="0" w:line="240" w:lineRule="auto"/>
         <w:ind w:left="567"/>
@@ -5140,20 +5066,20 @@
           <w:color w:val="000000"/>
           <w:kern w:val="0"/>
           <w:lang w:eastAsia="es-PE"/>
-          <ns2:ligatures ns2:val="none"/>
-        </w:rPr>
-      </w:pPr>
-    </w:p>
-    <w:p>
-      <w:pPr>
-        <w:spacing w:after="0" w:line="240" w:lineRule="auto"/>
-        <w:jc w:val="both"/>
-        <w:rPr>
-          <w:rFonts w:ascii="Arial Narrow" w:eastAsia="Arial Narrow" w:hAnsi="Arial Narrow" w:cs="Arial Narrow"/>
-          <w:color w:val="000000"/>
-          <w:kern w:val="0"/>
-          <w:lang w:eastAsia="es-PE"/>
-          <ns2:ligatures ns2:val="none"/>
+          <w14:ligatures w14:val="none"/>
+        </w:rPr>
+      </w:pPr>
+    </w:p>
+    <w:p>
+      <w:pPr>
+        <w:spacing w:after="0" w:line="240" w:lineRule="auto"/>
+        <w:jc w:val="both"/>
+        <w:rPr>
+          <w:rFonts w:ascii="Arial Narrow" w:eastAsia="Arial Narrow" w:hAnsi="Arial Narrow" w:cs="Arial Narrow"/>
+          <w:color w:val="000000"/>
+          <w:kern w:val="0"/>
+          <w:lang w:eastAsia="es-PE"/>
+          <w14:ligatures w14:val="none"/>
         </w:rPr>
       </w:pPr>
       <w:r>
@@ -5172,32 +5098,72 @@
           <w:sz w:val="20"/>
           <w:szCs w:val="20"/>
         </w:rPr>
-        <w:t xml:space="preserve">correr traslado de la presente resolución a Rímac Seguros y Reaseguros S.A. para que, de conformidad con lo dispuesto por el artículo 26 de la Ley sobre Facultades, Normas y Organización del Indecopi, aprobada por Decreto Legislativo 807, presente sus descargos sobre la imputación de cargos realizada en un plazo no mayor a cinco (5) días hábiles contado a partir del día siguiente de la notificación de la presente resolución, vencido el cual, el Secretario Técnico declarará en rebeldía al denunciado que no lo hubiera presentado. Debe precisarse que de conformidad con lo establecido por el artículo 223 del Texto Único Ordenado de la Ley 27444, Ley del Procedimiento Administrativo General, las alegaciones y los hechos relevantes de la reclamación, salvo que hayan sido específicamente negadas en la contestación, se tendrán por aceptadas o merituadas como ciertas.</w:t>
-      </w:r>
-    </w:p>
-    <w:p ns2:paraId="228F876C" ns2:textId="77777777">
-      <w:pPr>
-        <w:spacing w:after="0" w:line="240" w:lineRule="auto"/>
-        <w:jc w:val="both"/>
-        <w:rPr>
-          <w:rFonts w:ascii="Arial Narrow" w:eastAsia="Arial Narrow" w:hAnsi="Arial Narrow" w:cs="Arial Narrow"/>
-          <w:color w:val="000000"/>
-          <w:kern w:val="0"/>
-          <w:lang w:eastAsia="es-PE"/>
-          <ns2:ligatures ns2:val="none"/>
-        </w:rPr>
-      </w:pPr>
-    </w:p>
-    <w:p ns2:paraId="774AFBA5" ns2:textId="25D89F23">
-      <w:pPr>
-        <w:spacing w:after="0" w:line="240" w:lineRule="auto"/>
-        <w:jc w:val="both"/>
-        <w:rPr>
-          <w:rFonts w:ascii="Arial Narrow" w:eastAsia="Times New Roman" w:hAnsi="Arial Narrow" w:cs="Arial"/>
-          <w:color w:val="000000"/>
-          <w:kern w:val="0"/>
+        <w:t xml:space="preserve">correr traslado de la presente resolución a Rímac Seguros y Reaseguros S.A. para que, de conformidad con lo dispuesto por el artículo 26 de la Ley sobre Facultades, Normas y Organización del Indecopi, aprobada por Decreto Legislativo 807</w:t>
+      </w:r>
+      <w:r>
+        <w:rPr>
+          <w:rStyle w:val="Refdenotaalpie"/>
+          <w:rFonts w:ascii="Arial Narrow" w:eastAsia="Times New Roman" w:hAnsi="Arial Narrow" w:cs="Times New Roman"/>
+          <w:color w:val="000000"/>
+          <w:kern w:val="0"/>
+          <w:vertAlign w:val="superscript"/>
           <w:lang w:val="es-ES" w:eastAsia="es-ES"/>
-          <ns2:ligatures ns2:val="none"/>
+          <w14:ligatures w14:val="none"/>
+        </w:rPr>
+        <w:footnoteReference w:id="12"/>
+      </w:r>
+      <w:r>
+        <w:rPr>
+          <w:rFonts w:ascii="Arial Narrow" w:hAnsi="Arial Narrow" w:cs="Arial Narrow"/>
+          <w:sz w:val="20"/>
+          <w:szCs w:val="20"/>
+        </w:rPr>
+        <w:t xml:space="preserve">, presente sus descargos sobre la imputación de cargos realizada en un plazo no mayor a cinco (5) días hábiles contado a partir del día siguiente de la notificación de la presente resolución, vencido el cual, el Secretario Técnico declarará en rebeldía al denunciado que no lo hubiera presentado. Debe precisarse que de conformidad con lo establecido por el artículo 223 del Texto Único Ordenado de la Ley 27444, Ley del Procedimiento Administrativo General</w:t>
+      </w:r>
+      <w:r>
+        <w:rPr>
+          <w:rStyle w:val="Refdenotaalpie"/>
+          <w:rFonts w:ascii="Arial Narrow" w:eastAsia="Times New Roman" w:hAnsi="Arial Narrow" w:cs="Times New Roman"/>
+          <w:color w:val="000000"/>
+          <w:kern w:val="0"/>
+          <w:vertAlign w:val="superscript"/>
+          <w:lang w:val="es-ES" w:eastAsia="es-ES"/>
+          <w14:ligatures w14:val="none"/>
+        </w:rPr>
+        <w:footnoteReference w:id="13"/>
+      </w:r>
+      <w:r>
+        <w:rPr>
+          <w:rFonts w:ascii="Arial Narrow" w:hAnsi="Arial Narrow" w:cs="Arial Narrow"/>
+          <w:sz w:val="20"/>
+          <w:szCs w:val="20"/>
+        </w:rPr>
+        <w:t xml:space="preserve">, las alegaciones y los hechos relevantes de la reclamación, salvo que hayan sido específicamente negadas en la contestación, se tendrán por aceptadas o merituadas como ciertas.</w:t>
+      </w:r>
+    </w:p>
+    <w:p>
+      <w:pPr>
+        <w:spacing w:after="0" w:line="240" w:lineRule="auto"/>
+        <w:jc w:val="both"/>
+        <w:rPr>
+          <w:rFonts w:ascii="Arial Narrow" w:eastAsia="Arial Narrow" w:hAnsi="Arial Narrow" w:cs="Arial Narrow"/>
+          <w:color w:val="000000"/>
+          <w:kern w:val="0"/>
+          <w:lang w:eastAsia="es-PE"/>
+          <w14:ligatures w14:val="none"/>
+        </w:rPr>
+      </w:pPr>
+    </w:p>
+    <w:p>
+      <w:pPr>
+        <w:spacing w:after="0" w:line="240" w:lineRule="auto"/>
+        <w:jc w:val="both"/>
+        <w:rPr>
+          <w:rFonts w:ascii="Arial Narrow" w:eastAsia="Times New Roman" w:hAnsi="Arial Narrow" w:cs="Arial"/>
+          <w:color w:val="000000"/>
+          <w:kern w:val="0"/>
+          <w:lang w:val="es-ES" w:eastAsia="es-ES"/>
+          <w14:ligatures w14:val="none"/>
         </w:rPr>
       </w:pPr>
       <w:r>
@@ -5207,7 +5173,7 @@
           <w:color w:val="000000"/>
           <w:kern w:val="0"/>
           <w:lang w:eastAsia="es-PE"/>
-          <ns2:ligatures ns2:val="none"/>
+          <w14:ligatures w14:val="none"/>
         </w:rPr>
         <w:t xml:space="preserve">QUINTO: </w:t>
       </w:r>
@@ -5218,7 +5184,7 @@
           <w:color w:val="000000"/>
           <w:kern w:val="0"/>
           <w:lang w:eastAsia="es-ES"/>
-          <ns2:ligatures ns2:val="none"/>
+          <w14:ligatures w14:val="none"/>
         </w:rPr>
         <w:t xml:space="preserve">requerir </w:t>
       </w:r>
@@ -5228,7 +5194,7 @@
           <w:color w:val="000000"/>
           <w:kern w:val="0"/>
           <w:lang w:val="es-ES" w:eastAsia="es-ES"/>
-          <ns2:ligatures ns2:val="none"/>
+          <w14:ligatures w14:val="none"/>
         </w:rPr>
         <w:t xml:space="preserve">que, en un </w:t>
       </w:r>
@@ -5238,7 +5204,7 @@
           <w:color w:val="000000"/>
           <w:kern w:val="0"/>
           <w:lang w:eastAsia="es-ES"/>
-          <ns2:ligatures ns2:val="none"/>
+          <w14:ligatures w14:val="none"/>
         </w:rPr>
         <w:t>plazo no mayor de cinco (5) días hábiles contado a partir del día siguiente de la notificación de la presente resolución</w:t>
       </w:r>
@@ -5249,7 +5215,7 @@
           <w:color w:val="000000"/>
           <w:kern w:val="0"/>
           <w:lang w:eastAsia="es-ES"/>
-          <ns2:ligatures ns2:val="none"/>
+          <w14:ligatures w14:val="none"/>
         </w:rPr>
         <w:t xml:space="preserve">, </w:t>
       </w:r>
@@ -5261,7 +5227,7 @@
           <w:kern w:val="0"/>
           <w:shd w:val="clear" w:color="auto" w:fill="FFFFFF"/>
           <w:lang w:eastAsia="es-PE"/>
-          <ns2:ligatures ns2:val="none"/>
+          <w14:ligatures w14:val="none"/>
         </w:rPr>
         <w:t>el proveedor denunciado</w:t>
       </w:r>
@@ -5271,7 +5237,7 @@
           <w:color w:val="000000"/>
           <w:kern w:val="0"/>
           <w:lang w:eastAsia="es-ES"/>
-          <ns2:ligatures ns2:val="none"/>
+          <w14:ligatures w14:val="none"/>
         </w:rPr>
         <w:t xml:space="preserve"> </w:t>
       </w:r>
@@ -5282,7 +5248,7 @@
           <w:color w:val="000000"/>
           <w:kern w:val="0"/>
           <w:lang w:val="es-ES" w:eastAsia="es-ES"/>
-          <ns2:ligatures ns2:val="none"/>
+          <w14:ligatures w14:val="none"/>
         </w:rPr>
         <w:t xml:space="preserve">cumpla con: </w:t>
       </w:r>
@@ -5292,7 +5258,7 @@
           <w:color w:val="000000"/>
           <w:kern w:val="0"/>
           <w:lang w:val="es-ES" w:eastAsia="es-ES"/>
-          <ns2:ligatures ns2:val="none"/>
+          <w14:ligatures w14:val="none"/>
         </w:rPr>
         <w:t>(i) presentar una copia completa, legible y debidamente suscrita de la Póliza 02262/0033085909 del Seguro de Vida, así como el cargo de remisión de la póliza; (ii) presentar una copia completa, legible y debidamente suscrita de la Póliza 02262/0033085862 del Seguro de Vida, así como el cargo de remisión de la póliza; (iii) presentar los medios probatorios que acrediten la justificación de la negativa de otorgar al denunciante la rehabilitación de la Póliza 02262/0033085909 del Seguro de Vida y de la Póliza 02262/0033085862 del Seguro de Vida; y, (iv) presentar todas las comunicaciones cursadas con la parte denunciante en virtud de los hechos materia de denuncia</w:t>
       </w:r>
@@ -5302,12 +5268,12 @@
           <w:color w:val="000000"/>
           <w:kern w:val="0"/>
           <w:lang w:val="es-ES" w:eastAsia="es-ES"/>
-          <ns2:ligatures ns2:val="none"/>
+          <w14:ligatures w14:val="none"/>
         </w:rPr>
         <w:t>.</w:t>
       </w:r>
     </w:p>
-    <w:p ns2:paraId="12A4D8BD" ns2:textId="77777777">
+    <w:p>
       <w:pPr>
         <w:spacing w:after="0" w:line="240" w:lineRule="auto"/>
         <w:jc w:val="both"/>
@@ -5317,20 +5283,20 @@
           <w:color w:val="000000"/>
           <w:kern w:val="0"/>
           <w:lang w:val="es-ES" w:eastAsia="es-PE"/>
-          <ns2:ligatures ns2:val="none"/>
-        </w:rPr>
-      </w:pPr>
-    </w:p>
-    <w:p ns2:paraId="591B7E6F" ns2:textId="77777777">
-      <w:pPr>
-        <w:spacing w:after="0" w:line="240" w:lineRule="auto"/>
-        <w:jc w:val="both"/>
-        <w:rPr>
-          <w:rFonts w:ascii="Arial Narrow" w:eastAsia="Arial Narrow" w:hAnsi="Arial Narrow" w:cs="Arial Narrow"/>
-          <w:color w:val="000000"/>
-          <w:kern w:val="0"/>
-          <w:lang w:eastAsia="es-PE"/>
-          <ns2:ligatures ns2:val="none"/>
+          <w14:ligatures w14:val="none"/>
+        </w:rPr>
+      </w:pPr>
+    </w:p>
+    <w:p>
+      <w:pPr>
+        <w:spacing w:after="0" w:line="240" w:lineRule="auto"/>
+        <w:jc w:val="both"/>
+        <w:rPr>
+          <w:rFonts w:ascii="Arial Narrow" w:eastAsia="Arial Narrow" w:hAnsi="Arial Narrow" w:cs="Arial Narrow"/>
+          <w:color w:val="000000"/>
+          <w:kern w:val="0"/>
+          <w:lang w:eastAsia="es-PE"/>
+          <w14:ligatures w14:val="none"/>
         </w:rPr>
       </w:pPr>
       <w:r>
@@ -5340,7 +5306,7 @@
           <w:color w:val="000000"/>
           <w:kern w:val="0"/>
           <w:lang w:eastAsia="es-PE"/>
-          <ns2:ligatures ns2:val="none"/>
+          <w14:ligatures w14:val="none"/>
         </w:rPr>
         <w:t>SEXTO:</w:t>
       </w:r>
@@ -5350,7 +5316,7 @@
           <w:color w:val="000000"/>
           <w:kern w:val="0"/>
           <w:lang w:eastAsia="es-PE"/>
-          <ns2:ligatures ns2:val="none"/>
+          <w14:ligatures w14:val="none"/>
         </w:rPr>
         <w:t xml:space="preserve"> </w:t>
       </w:r>
@@ -5361,7 +5327,7 @@
           <w:color w:val="000000"/>
           <w:kern w:val="0"/>
           <w:lang w:eastAsia="es-PE"/>
-          <ns2:ligatures ns2:val="none"/>
+          <w14:ligatures w14:val="none"/>
         </w:rPr>
         <w:t>informar a las partes que el artículo 110</w:t>
       </w:r>
@@ -5371,7 +5337,7 @@
           <w:color w:val="000000"/>
           <w:kern w:val="0"/>
           <w:lang w:eastAsia="es-PE"/>
-          <ns2:ligatures ns2:val="none"/>
+          <w14:ligatures w14:val="none"/>
         </w:rPr>
         <w:t/>
       </w:r>
@@ -5381,7 +5347,7 @@
           <w:color w:val="000000"/>
           <w:kern w:val="0"/>
           <w:lang w:eastAsia="es-PE"/>
-          <ns2:ligatures ns2:val="none"/>
+          <w14:ligatures w14:val="none"/>
         </w:rPr>
         <w:t xml:space="preserve"> de la Ley 29571, Código de Protección y Defensa del Consumidor</w:t>
       </w:r>
@@ -5393,7 +5359,7 @@
           <w:kern w:val="0"/>
           <w:vertAlign w:val="superscript"/>
           <w:lang w:eastAsia="es-PE"/>
-          <ns2:ligatures ns2:val="none"/>
+          <w14:ligatures w14:val="none"/>
         </w:rPr>
         <w:footnoteReference w:id="7"/>
       </w:r>
@@ -5403,7 +5369,7 @@
           <w:color w:val="000000"/>
           <w:kern w:val="0"/>
           <w:lang w:eastAsia="es-PE"/>
-          <ns2:ligatures ns2:val="none"/>
+          <w14:ligatures w14:val="none"/>
         </w:rPr>
         <w:t>, faculta a la Comisión a calificar las infracciones de la referida norma como leves, graves o muy graves e imponer sanciones que van desde una amonestación hasta una multa por un máximo de 450 Unidades Impositivas Tributarias, sin perjuicio de las medidas correctivas, reparadoras y complementarias, que puedan ordenarse de acuerdo a lo estipulado en los artículos 114</w:t>
       </w:r>
@@ -5413,7 +5379,7 @@
           <w:color w:val="000000"/>
           <w:kern w:val="0"/>
           <w:lang w:eastAsia="es-PE"/>
-          <ns2:ligatures ns2:val="none"/>
+          <w14:ligatures w14:val="none"/>
         </w:rPr>
         <w:t/>
       </w:r>
@@ -5423,7 +5389,7 @@
           <w:color w:val="000000"/>
           <w:kern w:val="0"/>
           <w:lang w:eastAsia="es-PE"/>
-          <ns2:ligatures ns2:val="none"/>
+          <w14:ligatures w14:val="none"/>
         </w:rPr>
         <w:t>, 115</w:t>
       </w:r>
@@ -5433,7 +5399,7 @@
           <w:color w:val="000000"/>
           <w:kern w:val="0"/>
           <w:lang w:eastAsia="es-PE"/>
-          <ns2:ligatures ns2:val="none"/>
+          <w14:ligatures w14:val="none"/>
         </w:rPr>
         <w:t/>
       </w:r>
@@ -5443,7 +5409,7 @@
           <w:color w:val="000000"/>
           <w:kern w:val="0"/>
           <w:lang w:eastAsia="es-PE"/>
-          <ns2:ligatures ns2:val="none"/>
+          <w14:ligatures w14:val="none"/>
         </w:rPr>
         <w:t xml:space="preserve"> y 116</w:t>
       </w:r>
@@ -5453,7 +5419,7 @@
           <w:color w:val="000000"/>
           <w:kern w:val="0"/>
           <w:lang w:eastAsia="es-PE"/>
-          <ns2:ligatures ns2:val="none"/>
+          <w14:ligatures w14:val="none"/>
         </w:rPr>
         <w:t/>
       </w:r>
@@ -5463,7 +5429,7 @@
           <w:color w:val="000000"/>
           <w:kern w:val="0"/>
           <w:lang w:eastAsia="es-PE"/>
-          <ns2:ligatures ns2:val="none"/>
+          <w14:ligatures w14:val="none"/>
         </w:rPr>
         <w:t xml:space="preserve"> de la referida norma</w:t>
       </w:r>
@@ -5475,7 +5441,7 @@
           <w:kern w:val="0"/>
           <w:vertAlign w:val="superscript"/>
           <w:lang w:eastAsia="es-PE"/>
-          <ns2:ligatures ns2:val="none"/>
+          <w14:ligatures w14:val="none"/>
         </w:rPr>
         <w:footnoteReference w:id="8"/>
       </w:r>
@@ -5485,7 +5451,7 @@
           <w:color w:val="000000"/>
           <w:kern w:val="0"/>
           <w:lang w:eastAsia="es-PE"/>
-          <ns2:ligatures ns2:val="none"/>
+          <w14:ligatures w14:val="none"/>
         </w:rPr>
         <w:t xml:space="preserve">. </w:t>
       </w:r>
@@ -5496,7 +5462,7 @@
           <w:color w:val="000000"/>
           <w:kern w:val="0"/>
           <w:lang w:eastAsia="es-PE"/>
-          <ns2:ligatures ns2:val="none"/>
+          <w14:ligatures w14:val="none"/>
         </w:rPr>
         <w:lastRenderedPageBreak/>
         <w:t>Asimismo, se consideran circunstancias atenuantes para la graduación de la sanción, el allanamiento de la denuncia o el reconocimiento de las pretensiones en ella contenidas, de acuerdo con el artículo 112</w:t>
@@ -5507,7 +5473,7 @@
           <w:color w:val="000000"/>
           <w:kern w:val="0"/>
           <w:lang w:eastAsia="es-PE"/>
-          <ns2:ligatures ns2:val="none"/>
+          <w14:ligatures w14:val="none"/>
         </w:rPr>
         <w:t/>
       </w:r>
@@ -5517,7 +5483,7 @@
           <w:color w:val="000000"/>
           <w:kern w:val="0"/>
           <w:lang w:eastAsia="es-PE"/>
-          <ns2:ligatures ns2:val="none"/>
+          <w14:ligatures w14:val="none"/>
         </w:rPr>
         <w:t xml:space="preserve"> del Código</w:t>
       </w:r>
@@ -5529,7 +5495,7 @@
           <w:kern w:val="0"/>
           <w:vertAlign w:val="superscript"/>
           <w:lang w:eastAsia="es-PE"/>
-          <ns2:ligatures ns2:val="none"/>
+          <w14:ligatures w14:val="none"/>
         </w:rPr>
         <w:footnoteReference w:id="9"/>
       </w:r>
@@ -5539,12 +5505,12 @@
           <w:color w:val="000000"/>
           <w:kern w:val="0"/>
           <w:lang w:eastAsia="es-PE"/>
-          <ns2:ligatures ns2:val="none"/>
+          <w14:ligatures w14:val="none"/>
         </w:rPr>
         <w:t>.</w:t>
       </w:r>
     </w:p>
-    <w:p ns2:paraId="0ECE55DF" ns2:textId="77777777">
+    <w:p>
       <w:pPr>
         <w:shd w:val="clear" w:color="auto" w:fill="FFFFFF"/>
         <w:spacing w:after="0" w:line="240" w:lineRule="auto"/>
@@ -5555,11 +5521,11 @@
           <w:color w:val="000000"/>
           <w:kern w:val="0"/>
           <w:lang w:eastAsia="es-PE"/>
-          <ns2:ligatures ns2:val="none"/>
-        </w:rPr>
-      </w:pPr>
-    </w:p>
-    <w:p ns2:paraId="1CC114EB" ns2:textId="77777777">
+          <w14:ligatures w14:val="none"/>
+        </w:rPr>
+      </w:pPr>
+    </w:p>
+    <w:p>
       <w:pPr>
         <w:shd w:val="clear" w:color="auto" w:fill="FFFFFF"/>
         <w:spacing w:after="0" w:line="240" w:lineRule="auto"/>
@@ -5569,7 +5535,7 @@
           <w:color w:val="000000"/>
           <w:kern w:val="0"/>
           <w:lang w:eastAsia="es-PE"/>
-          <ns2:ligatures ns2:val="none"/>
+          <w14:ligatures w14:val="none"/>
         </w:rPr>
       </w:pPr>
       <w:r>
@@ -5579,7 +5545,7 @@
           <w:color w:val="000000"/>
           <w:kern w:val="0"/>
           <w:lang w:eastAsia="es-PE"/>
-          <ns2:ligatures ns2:val="none"/>
+          <w14:ligatures w14:val="none"/>
         </w:rPr>
         <w:t>SÉTIMO:</w:t>
       </w:r>
@@ -5589,7 +5555,7 @@
           <w:color w:val="000000"/>
           <w:kern w:val="0"/>
           <w:lang w:eastAsia="es-PE"/>
-          <ns2:ligatures ns2:val="none"/>
+          <w14:ligatures w14:val="none"/>
         </w:rPr>
         <w:t xml:space="preserve"> informar a las partes que conforme a lo establecido en el artículo 39</w:t>
       </w:r>
@@ -5599,7 +5565,7 @@
           <w:color w:val="000000"/>
           <w:kern w:val="0"/>
           <w:lang w:eastAsia="es-PE"/>
-          <ns2:ligatures ns2:val="none"/>
+          <w14:ligatures w14:val="none"/>
         </w:rPr>
         <w:t/>
       </w:r>
@@ -5609,12 +5575,12 @@
           <w:color w:val="000000"/>
           <w:kern w:val="0"/>
           <w:lang w:eastAsia="es-PE"/>
-          <ns2:ligatures ns2:val="none"/>
+          <w14:ligatures w14:val="none"/>
         </w:rPr>
         <w:t xml:space="preserve"> de la Ley sobre Facultades, Normas y Organización del Indecopi, aprobada por Decreto Legislativo 807, los gastos por los peritajes realizados, actuación de pruebas, inspecciones y otros derivados de la tramitación del proceso serán de cargo de la parte que solicita la prueba, salvo pacto en contrario. En todos los casos, la resolución final determinará si los gastos deben ser asumidos por alguna de las partes, o reembolsados a la otra parte o al Indecopi, según sea el caso, de manera adicional a la sanción que haya podido imponerse. </w:t>
       </w:r>
     </w:p>
-    <w:p ns2:paraId="364C4B19" ns2:textId="77777777">
+    <w:p>
       <w:pPr>
         <w:shd w:val="clear" w:color="auto" w:fill="FFFFFF"/>
         <w:spacing w:after="0" w:line="240" w:lineRule="auto"/>
@@ -5624,11 +5590,11 @@
           <w:color w:val="000000"/>
           <w:kern w:val="0"/>
           <w:lang w:eastAsia="es-PE"/>
-          <ns2:ligatures ns2:val="none"/>
-        </w:rPr>
-      </w:pPr>
-    </w:p>
-    <w:p ns2:paraId="27E9BBC0" ns2:textId="77777777">
+          <w14:ligatures w14:val="none"/>
+        </w:rPr>
+      </w:pPr>
+    </w:p>
+    <w:p>
       <w:pPr>
         <w:suppressAutoHyphens/>
         <w:spacing w:after="0" w:line="240" w:lineRule="auto"/>
@@ -5637,7 +5603,7 @@
           <w:rFonts w:ascii="Arial Narrow" w:eastAsia="Calibri" w:hAnsi="Arial Narrow" w:cs="Arial"/>
           <w:kern w:val="0"/>
           <w:u w:val="single"/>
-          <ns2:ligatures ns2:val="none"/>
+          <w14:ligatures w14:val="none"/>
         </w:rPr>
       </w:pPr>
       <w:r>
@@ -5646,7 +5612,7 @@
           <w:b/>
           <w:bCs/>
           <w:kern w:val="0"/>
-          <ns2:ligatures ns2:val="none"/>
+          <w14:ligatures w14:val="none"/>
         </w:rPr>
         <w:t>OCTAVO</w:t>
       </w:r>
@@ -5655,7 +5621,7 @@
           <w:rFonts w:ascii="Arial Narrow" w:eastAsia="Calibri" w:hAnsi="Arial Narrow" w:cs="Arial"/>
           <w:b/>
           <w:kern w:val="0"/>
-          <ns2:ligatures ns2:val="none"/>
+          <w14:ligatures w14:val="none"/>
         </w:rPr>
         <w:t>:</w:t>
       </w:r>
@@ -5663,7 +5629,7 @@
         <w:rPr>
           <w:rFonts w:ascii="Arial Narrow" w:eastAsia="Calibri" w:hAnsi="Arial Narrow" w:cs="Arial"/>
           <w:kern w:val="0"/>
-          <ns2:ligatures ns2:val="none"/>
+          <w14:ligatures w14:val="none"/>
         </w:rPr>
         <w:t xml:space="preserve"> comunicar a las partes que, de acuerdo a lo señalado por el artículo 29</w:t>
       </w:r>
@@ -5673,7 +5639,7 @@
           <w:color w:val="000000"/>
           <w:kern w:val="0"/>
           <w:lang w:eastAsia="es-PE"/>
-          <ns2:ligatures ns2:val="none"/>
+          <w14:ligatures w14:val="none"/>
         </w:rPr>
         <w:t/>
       </w:r>
@@ -5681,7 +5647,7 @@
         <w:rPr>
           <w:rFonts w:ascii="Arial Narrow" w:eastAsia="Calibri" w:hAnsi="Arial Narrow" w:cs="Arial"/>
           <w:kern w:val="0"/>
-          <ns2:ligatures ns2:val="none"/>
+          <w14:ligatures w14:val="none"/>
         </w:rPr>
         <w:t xml:space="preserve"> del Decreto Legislativo 807</w:t>
       </w:r>
@@ -5691,7 +5657,7 @@
           <w:rFonts w:ascii="Arial Narrow" w:eastAsia="Calibri" w:hAnsi="Arial Narrow" w:cs="Arial"/>
           <w:kern w:val="0"/>
           <w:vertAlign w:val="superscript"/>
-          <ns2:ligatures ns2:val="none"/>
+          <w14:ligatures w14:val="none"/>
         </w:rPr>
         <w:footnoteReference w:id="10"/>
       </w:r>
@@ -5699,7 +5665,7 @@
         <w:rPr>
           <w:rFonts w:ascii="Arial Narrow" w:eastAsia="Calibri" w:hAnsi="Arial Narrow" w:cs="Arial"/>
           <w:kern w:val="0"/>
-          <ns2:ligatures ns2:val="none"/>
+          <w14:ligatures w14:val="none"/>
         </w:rPr>
         <w:t xml:space="preserve">, hasta antes de la emisión de la Resolución Final tienen la posibilidad de solicitar una audiencia de conciliación. En caso deleguen a favor de una tercera persona su actuación en la diligencia programada, esta deberá presentar un poder especial con firma legalizada ante Notario Público, donde conste </w:t>
       </w:r>
@@ -5708,7 +5674,7 @@
           <w:rFonts w:ascii="Arial Narrow" w:eastAsia="Calibri" w:hAnsi="Arial Narrow" w:cs="Arial"/>
           <w:kern w:val="0"/>
           <w:u w:val="single"/>
-          <ns2:ligatures ns2:val="none"/>
+          <w14:ligatures w14:val="none"/>
         </w:rPr>
         <w:t>expresamente su facultad para asistir y conciliar en su representación</w:t>
       </w:r>
@@ -5717,7 +5683,7 @@
           <w:rFonts w:ascii="Arial Narrow" w:eastAsia="Calibri" w:hAnsi="Arial Narrow" w:cs="Arial"/>
           <w:bCs/>
           <w:kern w:val="0"/>
-          <ns2:ligatures ns2:val="none"/>
+          <w14:ligatures w14:val="none"/>
         </w:rPr>
         <w:t>.</w:t>
       </w:r>
@@ -5727,7 +5693,7 @@
           <w:b/>
           <w:bCs/>
           <w:kern w:val="0"/>
-          <ns2:ligatures ns2:val="none"/>
+          <w14:ligatures w14:val="none"/>
         </w:rPr>
         <w:t xml:space="preserve"> </w:t>
       </w:r>
@@ -5736,12 +5702,12 @@
           <w:rFonts w:ascii="Arial Narrow" w:eastAsia="Calibri" w:hAnsi="Arial Narrow" w:cs="Arial"/>
           <w:kern w:val="0"/>
           <w:u w:val="single"/>
-          <ns2:ligatures ns2:val="none"/>
+          <w14:ligatures w14:val="none"/>
         </w:rPr>
         <w:t xml:space="preserve">Ello bajo apercibimiento de no realizar la audiencia de conciliación y levantar el acta de inasistencia correspondiente. </w:t>
       </w:r>
     </w:p>
-    <w:p ns2:paraId="4CD47B08" ns2:textId="77777777">
+    <w:p>
       <w:pPr>
         <w:suppressAutoHyphens/>
         <w:spacing w:after="0" w:line="240" w:lineRule="auto"/>
@@ -5750,11 +5716,11 @@
           <w:rFonts w:ascii="Arial Narrow" w:eastAsia="Calibri" w:hAnsi="Arial Narrow" w:cs="Arial"/>
           <w:kern w:val="0"/>
           <w:u w:val="single"/>
-          <ns2:ligatures ns2:val="none"/>
-        </w:rPr>
-      </w:pPr>
-    </w:p>
-    <w:p ns2:paraId="0E80CA49" ns2:textId="77777777">
+          <w14:ligatures w14:val="none"/>
+        </w:rPr>
+      </w:pPr>
+    </w:p>
+    <w:p>
       <w:pPr>
         <w:suppressAutoHyphens/>
         <w:spacing w:after="0" w:line="240" w:lineRule="auto"/>
@@ -5764,7 +5730,7 @@
           <w:color w:val="000000"/>
           <w:kern w:val="0"/>
           <w:lang w:eastAsia="es-PE"/>
-          <ns2:ligatures ns2:val="none"/>
+          <w14:ligatures w14:val="none"/>
         </w:rPr>
       </w:pPr>
       <w:r>
@@ -5774,7 +5740,7 @@
           <w:color w:val="000000"/>
           <w:kern w:val="0"/>
           <w:lang w:eastAsia="es-PE"/>
-          <ns2:ligatures ns2:val="none"/>
+          <w14:ligatures w14:val="none"/>
         </w:rPr>
         <w:t>NOVENO:</w:t>
       </w:r>
@@ -5784,14 +5750,14 @@
           <w:color w:val="000000"/>
           <w:kern w:val="0"/>
           <w:lang w:eastAsia="es-PE"/>
-          <ns2:ligatures ns2:val="none"/>
+          <w14:ligatures w14:val="none"/>
         </w:rPr>
         <w:t xml:space="preserve"> poner en conocimiento de las partes que, antes de la emisión de la Resolución Final, tienen la posibilidad de formular su desistimiento o presentar el acuerdo arribado mediante la conciliación, mediación, transacción o cualquier otro que, de forma indubitable, deje constancia que se ha solucionado la controversia materia de denuncia.</w:t>
       </w:r>
       <w:bookmarkStart w:id="29" w:name="h.gjdgxs" w:colFirst="0" w:colLast="0"/>
       <w:bookmarkEnd w:id="29"/>
     </w:p>
-    <w:p ns2:paraId="7DDD06F7" ns2:textId="77777777">
+    <w:p>
       <w:pPr>
         <w:suppressAutoHyphens/>
         <w:spacing w:after="0" w:line="240" w:lineRule="auto"/>
@@ -5801,11 +5767,11 @@
           <w:color w:val="000000"/>
           <w:kern w:val="0"/>
           <w:lang w:eastAsia="es-PE"/>
-          <ns2:ligatures ns2:val="none"/>
-        </w:rPr>
-      </w:pPr>
-    </w:p>
-    <w:p ns2:paraId="236137A1" ns2:textId="4CCBCB8D">
+          <w14:ligatures w14:val="none"/>
+        </w:rPr>
+      </w:pPr>
+    </w:p>
+    <w:p>
       <w:pPr>
         <w:suppressAutoHyphens/>
         <w:spacing w:after="0" w:line="240" w:lineRule="auto"/>
@@ -5828,7 +5794,7 @@
           <w:b/>
           <w:spacing w:val="-3"/>
           <w:kern w:val="0"/>
-          <ns2:ligatures ns2:val="none"/>
+          <w14:ligatures w14:val="none"/>
         </w:rPr>
         <w:t/>
       </w:r>
@@ -5838,7 +5804,7 @@
           <w:bCs/>
           <w:spacing w:val="-3"/>
           <w:kern w:val="0"/>
-          <ns2:ligatures ns2:val="none"/>
+          <w14:ligatures w14:val="none"/>
         </w:rPr>
         <w:t xml:space="preserve"/>
       </w:r>
@@ -5848,7 +5814,7 @@
           <w:bCs/>
           <w:spacing w:val="-3"/>
           <w:kern w:val="0"/>
-          <ns2:ligatures ns2:val="none"/>
+          <w14:ligatures w14:val="none"/>
         </w:rPr>
         <w:t xml:space="preserve"/>
       </w:r>
@@ -5970,7 +5936,7 @@
           <w:color w:val="000000"/>
           <w:kern w:val="0"/>
           <w:lang w:eastAsia="es-PE"/>
-          <ns2:ligatures ns2:val="none"/>
+          <w14:ligatures w14:val="none"/>
         </w:rPr>
         <w:t/>
       </w:r>
@@ -5995,7 +5961,7 @@
           <w:color w:val="000000"/>
           <w:kern w:val="0"/>
           <w:lang w:eastAsia="es-PE"/>
-          <ns2:ligatures ns2:val="none"/>
+          <w14:ligatures w14:val="none"/>
         </w:rPr>
         <w:t/>
       </w:r>
@@ -6031,7 +5997,7 @@
     </w:p>
     <w:bookmarkEnd w:id="0"/>
     <w:bookmarkEnd w:id="30"/>
-    <w:p ns2:paraId="2E71D930" ns2:textId="77777777">
+    <w:p>
       <w:pPr>
         <w:spacing w:after="0" w:line="240" w:lineRule="auto"/>
         <w:jc w:val="both"/>
@@ -6041,11 +6007,11 @@
           <w:color w:val="000000"/>
           <w:kern w:val="0"/>
           <w:lang w:val="es-ES" w:eastAsia="es-PE"/>
-          <ns2:ligatures ns2:val="none"/>
-        </w:rPr>
-      </w:pPr>
-    </w:p>
-    <w:p ns2:paraId="150305C2" ns2:textId="77777777">
+          <w14:ligatures w14:val="none"/>
+        </w:rPr>
+      </w:pPr>
+    </w:p>
+    <w:p>
       <w:pPr>
         <w:spacing w:after="0" w:line="240" w:lineRule="auto"/>
         <w:jc w:val="both"/>
@@ -6055,11 +6021,11 @@
           <w:color w:val="000000"/>
           <w:kern w:val="0"/>
           <w:lang w:val="es-ES" w:eastAsia="es-PE"/>
-          <ns2:ligatures ns2:val="none"/>
-        </w:rPr>
-      </w:pPr>
-    </w:p>
-    <w:p ns2:paraId="03CAC917" ns2:textId="77777777">
+          <w14:ligatures w14:val="none"/>
+        </w:rPr>
+      </w:pPr>
+    </w:p>
+    <w:p>
       <w:pPr>
         <w:shd w:val="clear" w:color="auto" w:fill="FFFFFF"/>
         <w:spacing w:after="0" w:line="240" w:lineRule="auto"/>
@@ -6081,7 +6047,7 @@
         <w:t xml:space="preserve">Firmado digitalmente por </w:t>
       </w:r>
     </w:p>
-    <w:p ns2:paraId="1591267D" ns2:textId="77777777">
+    <w:p>
       <w:pPr>
         <w:shd w:val="clear" w:color="auto" w:fill="FFFFFF"/>
         <w:spacing w:after="0" w:line="240" w:lineRule="auto"/>
@@ -6103,7 +6069,7 @@
         <w:t xml:space="preserve">LUISA ANALÍ SILVA MALPARTIDA</w:t>
       </w:r>
     </w:p>
-    <w:p ns2:paraId="7C7E468C" ns2:textId="77777777">
+    <w:p>
       <w:pPr>
         <w:shd w:val="clear" w:color="auto" w:fill="FFFFFF"/>
         <w:spacing w:after="0" w:line="240" w:lineRule="auto"/>
@@ -6125,7 +6091,7 @@
         <w:t xml:space="preserve">Secretaria Técnica Ad Hoc</w:t>
       </w:r>
     </w:p>
-    <w:p ns2:paraId="13657175" ns2:textId="77777777">
+    <w:p>
       <w:pPr>
         <w:shd w:val="clear" w:color="auto" w:fill="FFFFFF"/>
         <w:spacing w:after="0" w:line="240" w:lineRule="auto"/>
@@ -6147,7 +6113,7 @@
         <w:t>Comisión de Protección al Consumidor 1</w:t>
       </w:r>
     </w:p>
-    <w:p ns2:paraId="74AAB5F4" ns2:textId="64BF8D98">
+    <w:p>
       <w:pPr>
         <w:spacing w:after="0" w:line="240" w:lineRule="auto"/>
         <w:rPr>
@@ -6165,12 +6131,12 @@
       </w:r>
     </w:p>
     <w:sectPr>
-      <w:headerReference w:type="even" ns3:id="rId8"/>
-      <w:headerReference w:type="default" ns3:id="rId9"/>
-      <w:footerReference w:type="even" ns3:id="rId10"/>
-      <w:footerReference w:type="default" ns3:id="rId11"/>
-      <w:headerReference w:type="first" ns3:id="rId12"/>
-      <w:footerReference w:type="first" ns3:id="rId13"/>
+      <w:headerReference w:type="even" r:id="rId8"/>
+      <w:headerReference w:type="default" r:id="rId9"/>
+      <w:footerReference w:type="even" r:id="rId10"/>
+      <w:footerReference w:type="default" r:id="rId11"/>
+      <w:headerReference w:type="first" r:id="rId12"/>
+      <w:footerReference w:type="first" r:id="rId13"/>
       <w:pgSz w:w="11906" w:h="16838"/>
       <w:pgMar w:top="1417" w:right="1701" w:bottom="1417" w:left="1701" w:header="708" w:footer="708" w:gutter="0"/>
       <w:cols w:space="708"/>
@@ -6181,7 +6147,7 @@
 </file>
 
 <file path=word/endnotes.xml><?xml version="1.0" encoding="utf-8"?>
-<w:endnotes xmlns:wpc="http://schemas.microsoft.com/office/word/2010/wordprocessingCanvas" xmlns:cx="http://schemas.microsoft.com/office/drawing/2014/chartex" xmlns:cx1="http://schemas.microsoft.com/office/drawing/2015/9/8/chartex" xmlns:cx2="http://schemas.microsoft.com/office/drawing/2015/10/21/chartex" xmlns:cx3="http://schemas.microsoft.com/office/drawing/2016/5/9/chartex" xmlns:cx4="http://schemas.microsoft.com/office/drawing/2016/5/10/chartex" xmlns:cx5="http://schemas.microsoft.com/office/drawing/2016/5/11/chartex" xmlns:cx6="http://schemas.microsoft.com/office/drawing/2016/5/12/chartex" xmlns:cx7="http://schemas.microsoft.com/office/drawing/2016/5/13/chartex" xmlns:cx8="http://schemas.microsoft.com/office/drawing/2016/5/14/chartex" xmlns:mc="http://schemas.openxmlformats.org/markup-compatibility/2006" xmlns:aink="http://schemas.microsoft.com/office/drawing/2016/ink" xmlns:am3d="http://schemas.microsoft.com/office/drawing/2017/model3d" xmlns:o="urn:schemas-microsoft-com:office:office" xmlns:oel="http://schemas.microsoft.com/office/2019/extlst" xmlns:r="http://schemas.openxmlformats.org/officeDocument/2006/relationships" xmlns:m="http://schemas.openxmlformats.org/officeDocument/2006/math" xmlns:v="urn:schemas-microsoft-com:vml" xmlns:wp14="http://schemas.microsoft.com/office/word/2010/wordprocessingDrawing" xmlns:wp="http://schemas.openxmlformats.org/drawingml/2006/wordprocessingDrawing" xmlns:w10="urn:schemas-microsoft-com:office:word" xmlns:w="http://schemas.openxmlformats.org/wordprocessingml/2006/main" xmlns:w14="http://schemas.microsoft.com/office/word/2010/wordml" xmlns:w15="http://schemas.microsoft.com/office/word/2012/wordml" xmlns:w16cex="http://schemas.microsoft.com/office/word/2018/wordml/cex" xmlns:w16cid="http://schemas.microsoft.com/office/word/2016/wordml/cid" xmlns:w16="http://schemas.microsoft.com/office/word/2018/wordml" xmlns:w16du="http://schemas.microsoft.com/office/word/2023/wordml/word16du" xmlns:w16sdtdh="http://schemas.microsoft.com/office/word/2020/wordml/sdtdatahash" xmlns:w16sdtfl="http://schemas.microsoft.com/office/word/2024/wordml/sdtformatlock" xmlns:w16se="http://schemas.microsoft.com/office/word/2015/wordml/symex" xmlns:wpg="http://schemas.microsoft.com/office/word/2010/wordprocessingGroup" xmlns:wpi="http://schemas.microsoft.com/office/word/2010/wordprocessingInk" xmlns:wne="http://schemas.microsoft.com/office/word/2006/wordml" xmlns:wps="http://schemas.microsoft.com/office/word/2010/wordprocessingShape" mc:Ignorable="w14 w15 w16se w16cid w16 w16cex w16sdtdh w16sdtfl w16du wp14">
+<w:endnotes xmlns:mc="http://schemas.openxmlformats.org/markup-compatibility/2006" xmlns:r="http://schemas.openxmlformats.org/officeDocument/2006/relationships" xmlns:w="http://schemas.openxmlformats.org/wordprocessingml/2006/main" xmlns:w14="http://schemas.microsoft.com/office/word/2010/wordml" xmlns:w15="http://schemas.microsoft.com/office/word/2012/wordml" xmlns:w16="http://schemas.microsoft.com/office/word/2018/wordml" xmlns:w16cex="http://schemas.microsoft.com/office/word/2018/wordml/cex" xmlns:w16cid="http://schemas.microsoft.com/office/word/2016/wordml/cid" xmlns:w16du="http://schemas.microsoft.com/office/word/2023/wordml/word16du" xmlns:w16sdtdh="http://schemas.microsoft.com/office/word/2020/wordml/sdtdatahash" xmlns:w16se="http://schemas.microsoft.com/office/word/2015/wordml/symex" xmlns:wp14="http://schemas.microsoft.com/office/word/2010/wordprocessingDrawing" mc:Ignorable="w14 w15 w16se w16cid w16 w16cex w16sdtdh w16du wp14">
   <w:endnote w:type="separator" w:id="-1">
     <w:p>
       <w:pPr>
@@ -6206,7 +6172,7 @@
 </file>
 
 <file path=word/footer1.xml><?xml version="1.0" encoding="utf-8"?>
-<w:ftr xmlns:wpc="http://schemas.microsoft.com/office/word/2010/wordprocessingCanvas" xmlns:cx="http://schemas.microsoft.com/office/drawing/2014/chartex" xmlns:cx1="http://schemas.microsoft.com/office/drawing/2015/9/8/chartex" xmlns:cx2="http://schemas.microsoft.com/office/drawing/2015/10/21/chartex" xmlns:cx3="http://schemas.microsoft.com/office/drawing/2016/5/9/chartex" xmlns:cx4="http://schemas.microsoft.com/office/drawing/2016/5/10/chartex" xmlns:cx5="http://schemas.microsoft.com/office/drawing/2016/5/11/chartex" xmlns:cx6="http://schemas.microsoft.com/office/drawing/2016/5/12/chartex" xmlns:cx7="http://schemas.microsoft.com/office/drawing/2016/5/13/chartex" xmlns:cx8="http://schemas.microsoft.com/office/drawing/2016/5/14/chartex" xmlns:mc="http://schemas.openxmlformats.org/markup-compatibility/2006" xmlns:aink="http://schemas.microsoft.com/office/drawing/2016/ink" xmlns:am3d="http://schemas.microsoft.com/office/drawing/2017/model3d" xmlns:o="urn:schemas-microsoft-com:office:office" xmlns:oel="http://schemas.microsoft.com/office/2019/extlst" xmlns:r="http://schemas.openxmlformats.org/officeDocument/2006/relationships" xmlns:m="http://schemas.openxmlformats.org/officeDocument/2006/math" xmlns:v="urn:schemas-microsoft-com:vml" xmlns:wp14="http://schemas.microsoft.com/office/word/2010/wordprocessingDrawing" xmlns:wp="http://schemas.openxmlformats.org/drawingml/2006/wordprocessingDrawing" xmlns:w10="urn:schemas-microsoft-com:office:word" xmlns:w="http://schemas.openxmlformats.org/wordprocessingml/2006/main" xmlns:w14="http://schemas.microsoft.com/office/word/2010/wordml" xmlns:w15="http://schemas.microsoft.com/office/word/2012/wordml" xmlns:w16cex="http://schemas.microsoft.com/office/word/2018/wordml/cex" xmlns:w16cid="http://schemas.microsoft.com/office/word/2016/wordml/cid" xmlns:w16="http://schemas.microsoft.com/office/word/2018/wordml" xmlns:w16du="http://schemas.microsoft.com/office/word/2023/wordml/word16du" xmlns:w16sdtdh="http://schemas.microsoft.com/office/word/2020/wordml/sdtdatahash" xmlns:w16sdtfl="http://schemas.microsoft.com/office/word/2024/wordml/sdtformatlock" xmlns:w16se="http://schemas.microsoft.com/office/word/2015/wordml/symex" xmlns:wpg="http://schemas.microsoft.com/office/word/2010/wordprocessingGroup" xmlns:wpi="http://schemas.microsoft.com/office/word/2010/wordprocessingInk" xmlns:wne="http://schemas.microsoft.com/office/word/2006/wordml" xmlns:wps="http://schemas.microsoft.com/office/word/2010/wordprocessingShape" mc:Ignorable="w14 w15 w16se w16cid w16 w16cex w16sdtdh w16sdtfl w16du wp14">
+<w:ftr xmlns:mc="http://schemas.openxmlformats.org/markup-compatibility/2006" xmlns:r="http://schemas.openxmlformats.org/officeDocument/2006/relationships" xmlns:w="http://schemas.openxmlformats.org/wordprocessingml/2006/main" xmlns:w14="http://schemas.microsoft.com/office/word/2010/wordml" xmlns:w15="http://schemas.microsoft.com/office/word/2012/wordml" xmlns:w16="http://schemas.microsoft.com/office/word/2018/wordml" xmlns:w16cex="http://schemas.microsoft.com/office/word/2018/wordml/cex" xmlns:w16cid="http://schemas.microsoft.com/office/word/2016/wordml/cid" xmlns:w16du="http://schemas.microsoft.com/office/word/2023/wordml/word16du" xmlns:w16sdtdh="http://schemas.microsoft.com/office/word/2020/wordml/sdtdatahash" xmlns:w16se="http://schemas.microsoft.com/office/word/2015/wordml/symex" xmlns:wp14="http://schemas.microsoft.com/office/word/2010/wordprocessingDrawing" mc:Ignorable="w14 w15 w16se w16cid w16 w16cex w16sdtdh w16du wp14">
   <w:p>
     <w:pPr>
       <w:pStyle w:val="Piedepgina"/>
@@ -6305,7 +6271,7 @@
 </file>
 
 <file path=word/footnotes.xml><?xml version="1.0" encoding="utf-8"?>
-<w:footnotes xmlns:wpc="http://schemas.microsoft.com/office/word/2010/wordprocessingCanvas" xmlns:cx="http://schemas.microsoft.com/office/drawing/2014/chartex" xmlns:cx1="http://schemas.microsoft.com/office/drawing/2015/9/8/chartex" xmlns:cx2="http://schemas.microsoft.com/office/drawing/2015/10/21/chartex" xmlns:cx3="http://schemas.microsoft.com/office/drawing/2016/5/9/chartex" xmlns:cx4="http://schemas.microsoft.com/office/drawing/2016/5/10/chartex" xmlns:cx5="http://schemas.microsoft.com/office/drawing/2016/5/11/chartex" xmlns:cx6="http://schemas.microsoft.com/office/drawing/2016/5/12/chartex" xmlns:cx7="http://schemas.microsoft.com/office/drawing/2016/5/13/chartex" xmlns:cx8="http://schemas.microsoft.com/office/drawing/2016/5/14/chartex" xmlns:mc="http://schemas.openxmlformats.org/markup-compatibility/2006" xmlns:aink="http://schemas.microsoft.com/office/drawing/2016/ink" xmlns:am3d="http://schemas.microsoft.com/office/drawing/2017/model3d" xmlns:o="urn:schemas-microsoft-com:office:office" xmlns:oel="http://schemas.microsoft.com/office/2019/extlst" xmlns:r="http://schemas.openxmlformats.org/officeDocument/2006/relationships" xmlns:m="http://schemas.openxmlformats.org/officeDocument/2006/math" xmlns:v="urn:schemas-microsoft-com:vml" xmlns:wp14="http://schemas.microsoft.com/office/word/2010/wordprocessingDrawing" xmlns:wp="http://schemas.openxmlformats.org/drawingml/2006/wordprocessingDrawing" xmlns:w10="urn:schemas-microsoft-com:office:word" xmlns:w="http://schemas.openxmlformats.org/wordprocessingml/2006/main" xmlns:w14="http://schemas.microsoft.com/office/word/2010/wordml" xmlns:w15="http://schemas.microsoft.com/office/word/2012/wordml" xmlns:w16cex="http://schemas.microsoft.com/office/word/2018/wordml/cex" xmlns:w16cid="http://schemas.microsoft.com/office/word/2016/wordml/cid" xmlns:w16="http://schemas.microsoft.com/office/word/2018/wordml" xmlns:w16du="http://schemas.microsoft.com/office/word/2023/wordml/word16du" xmlns:w16sdtdh="http://schemas.microsoft.com/office/word/2020/wordml/sdtdatahash" xmlns:w16sdtfl="http://schemas.microsoft.com/office/word/2024/wordml/sdtformatlock" xmlns:w16se="http://schemas.microsoft.com/office/word/2015/wordml/symex" xmlns:wpg="http://schemas.microsoft.com/office/word/2010/wordprocessingGroup" xmlns:wpi="http://schemas.microsoft.com/office/word/2010/wordprocessingInk" xmlns:wne="http://schemas.microsoft.com/office/word/2006/wordml" xmlns:wps="http://schemas.microsoft.com/office/word/2010/wordprocessingShape" mc:Ignorable="w14 w15 w16se w16cid w16 w16cex w16sdtdh w16sdtfl w16du wp14">
+<w:footnotes xmlns:mc="http://schemas.openxmlformats.org/markup-compatibility/2006" xmlns:r="http://schemas.openxmlformats.org/officeDocument/2006/relationships" xmlns:w="http://schemas.openxmlformats.org/wordprocessingml/2006/main" xmlns:w14="http://schemas.microsoft.com/office/word/2010/wordml" xmlns:w15="http://schemas.microsoft.com/office/word/2012/wordml" xmlns:w16="http://schemas.microsoft.com/office/word/2018/wordml" xmlns:w16cex="http://schemas.microsoft.com/office/word/2018/wordml/cex" xmlns:w16cid="http://schemas.microsoft.com/office/word/2016/wordml/cid" xmlns:w16du="http://schemas.microsoft.com/office/word/2023/wordml/word16du" xmlns:w16sdtdh="http://schemas.microsoft.com/office/word/2020/wordml/sdtdatahash" xmlns:w16se="http://schemas.microsoft.com/office/word/2015/wordml/symex" xmlns:wp14="http://schemas.microsoft.com/office/word/2010/wordprocessingDrawing" mc:Ignorable="w14 w15 w16se w16cid w16 w16cex w16sdtdh w16du wp14">
   <w:footnote w:type="separator" w:id="-1">
     <w:p>
       <w:pPr>
@@ -7250,6 +7216,161 @@
       </w:pPr>
     </w:p>
   </w:footnote>
+  <w:footnote w:id="12">
+    <w:p>
+      <w:pPr>
+        <w:pStyle w:val="Textonotapie"/>
+        <w:ind w:left="567" w:hanging="567"/>
+        <w:jc w:val="both"/>
+      </w:pPr>
+      <w:r>
+        <w:rPr>
+          <w:rStyle w:val="Refdenotaalpie"/>
+          <w:rFonts w:ascii="Arial Narrow" w:hAnsi="Arial Narrow" w:cs="Arial"/>
+          <w:sz w:val="16"/>
+          <w:szCs w:val="17"/>
+          <w:vertAlign w:val="superscript"/>
+        </w:rPr>
+        <w:footnoteRef/>
+      </w:r>
+      <w:r>
+        <w:rPr>
+          <w:rFonts w:ascii="Arial Narrow" w:hAnsi="Arial Narrow" w:cs="Arial"/>
+          <w:sz w:val="17"/>
+          <w:szCs w:val="17"/>
+        </w:rPr>
+        <w:tab/>
+      </w:r>
+      <w:r>
+        <w:rPr>
+          <w:rFonts w:ascii="Arial Narrow" w:hAnsi="Arial Narrow" w:cs="Arial"/>
+          <w:b/>
+          <w:bCs/>
+          <w:sz w:val="17"/>
+          <w:szCs w:val="17"/>
+        </w:rPr>
+        <w:t xml:space="preserve">DECRETO LEGISLATIVO 807, LEY SOBRE FACULTADES, NORMAS Y ORGANIZACIÓN DEL INDECOPI, publicado el 18 de abril de 1996</w:t>
+      </w:r>
+    </w:p>
+    <w:p>
+      <w:pPr>
+        <w:pStyle w:val="Textonotapie"/>
+        <w:ind w:left="567" w:hanging="567"/>
+        <w:jc w:val="both"/>
+      </w:pPr>
+      <w:r>
+        <w:rPr>
+          <w:rFonts w:ascii="Arial Narrow" w:hAnsi="Arial Narrow" w:cs="Arial"/>
+          <w:sz w:val="17"/>
+          <w:szCs w:val="17"/>
+        </w:rPr>
+        <w:tab/>
+      </w:r>
+      <w:r>
+        <w:rPr>
+          <w:rFonts w:ascii="Arial Narrow" w:hAnsi="Arial Narrow" w:cs="Arial"/>
+          <w:b/>
+          <w:bCs/>
+          <w:sz w:val="17"/>
+          <w:szCs w:val="17"/>
+        </w:rPr>
+        <w:t xml:space="preserve">Artículo 26.-</w:t>
+      </w:r>
+      <w:r>
+        <w:rPr>
+          <w:rFonts w:ascii="Arial Narrow" w:hAnsi="Arial Narrow" w:cs="Arial"/>
+          <w:sz w:val="17"/>
+          <w:szCs w:val="17"/>
+        </w:rPr>
+        <w:t xml:space="preserve"> Una vez admitida a trámite la denuncia, se correrá traslado de la misma al denunciado, a fin de que éste presente su descargo. El plazo para la presentación del descargo será de cinco (5) días contados desde la notificación, vencido el cual, el Secretario Técnico declarará en rebeldía al denunciado que no lo hubiera presentado.</w:t>
+      </w:r>
+    </w:p>
+  </w:footnote>
+  <w:footnote w:id="13">
+    <w:p>
+      <w:pPr>
+        <w:pStyle w:val="Textonotapie"/>
+        <w:ind w:left="567" w:hanging="567"/>
+        <w:jc w:val="both"/>
+      </w:pPr>
+      <w:r>
+        <w:rPr>
+          <w:rStyle w:val="Refdenotaalpie"/>
+          <w:rFonts w:ascii="Arial Narrow" w:hAnsi="Arial Narrow" w:cs="Arial"/>
+          <w:sz w:val="16"/>
+          <w:szCs w:val="17"/>
+          <w:vertAlign w:val="superscript"/>
+        </w:rPr>
+        <w:footnoteRef/>
+      </w:r>
+      <w:r>
+        <w:rPr>
+          <w:rFonts w:ascii="Arial Narrow" w:hAnsi="Arial Narrow" w:cs="Arial"/>
+          <w:sz w:val="17"/>
+          <w:szCs w:val="17"/>
+        </w:rPr>
+        <w:tab/>
+      </w:r>
+      <w:r>
+        <w:rPr>
+          <w:rFonts w:ascii="Arial Narrow" w:hAnsi="Arial Narrow" w:cs="Arial"/>
+          <w:b/>
+          <w:bCs/>
+          <w:sz w:val="17"/>
+          <w:szCs w:val="17"/>
+        </w:rPr>
+        <w:t xml:space="preserve">DECRETO SUPREMO 006-2026-JUS, TEXTO ÚNICO ORDENADO DE LA LEY 27444, LEY DEL PROCEDIMIENTO ADMINISTRATIVO GENERAL, publicado el 30 de abril de 2026</w:t>
+      </w:r>
+    </w:p>
+    <w:p>
+      <w:pPr>
+        <w:pStyle w:val="Textonotapie"/>
+        <w:ind w:left="567" w:hanging="567"/>
+        <w:jc w:val="both"/>
+      </w:pPr>
+      <w:r>
+        <w:rPr>
+          <w:rFonts w:ascii="Arial Narrow" w:hAnsi="Arial Narrow" w:cs="Arial"/>
+          <w:sz w:val="17"/>
+          <w:szCs w:val="17"/>
+        </w:rPr>
+        <w:tab/>
+      </w:r>
+      <w:r>
+        <w:rPr>
+          <w:rFonts w:ascii="Arial Narrow" w:hAnsi="Arial Narrow" w:cs="Arial"/>
+          <w:b/>
+          <w:bCs/>
+          <w:sz w:val="17"/>
+          <w:szCs w:val="17"/>
+        </w:rPr>
+        <w:t xml:space="preserve">Artículo 223.- Contestación de la reclamación</w:t>
+      </w:r>
+    </w:p>
+    <w:p>
+      <w:pPr>
+        <w:pStyle w:val="Textonotapie"/>
+        <w:ind w:left="567" w:hanging="567"/>
+        <w:jc w:val="both"/>
+      </w:pPr>
+      <w:r>
+        <w:rPr>
+          <w:rFonts w:ascii="Arial Narrow" w:hAnsi="Arial Narrow" w:cs="Arial"/>
+          <w:sz w:val="17"/>
+          <w:szCs w:val="17"/>
+        </w:rPr>
+        <w:tab/>
+      </w:r>
+      <w:r>
+        <w:rPr>
+          <w:rFonts w:ascii="Arial Narrow" w:hAnsi="Arial Narrow" w:cs="Arial"/>
+          <w:sz w:val="17"/>
+          <w:szCs w:val="17"/>
+        </w:rPr>
+        <w:t xml:space="preserve">223.1 El reclamado deberá presentar la contestación de la reclamación dentro de los quince (15) días posteriores a la notificación de ésta; vencido este plazo, la Administración declarará en rebeldía al reclamado que no la hubiera presentado. La contestación deberá contener los requisitos de los escritos previstos en el artículo 113 de la presente Ley, así como la absolución de todos los asuntos controvertidos de hecho y de derecho, Las alegaciones y los hechos relevantes de la reclamación, salvo que hayan sido específicamente negadas en la contestación, se tendrán por aceptadas o merituadas como ciertas.</w:t>
+      </w:r>
+    </w:p>
+  </w:footnote>
   <w:footnote w:id="7">
     <w:p>
       <w:pPr>
@@ -8644,7 +8765,7 @@
 </file>
 
 <file path=word/header1.xml><?xml version="1.0" encoding="utf-8"?>
-<w:hdr xmlns:wpc="http://schemas.microsoft.com/office/word/2010/wordprocessingCanvas" xmlns:cx="http://schemas.microsoft.com/office/drawing/2014/chartex" xmlns:cx1="http://schemas.microsoft.com/office/drawing/2015/9/8/chartex" xmlns:cx2="http://schemas.microsoft.com/office/drawing/2015/10/21/chartex" xmlns:cx3="http://schemas.microsoft.com/office/drawing/2016/5/9/chartex" xmlns:cx4="http://schemas.microsoft.com/office/drawing/2016/5/10/chartex" xmlns:cx5="http://schemas.microsoft.com/office/drawing/2016/5/11/chartex" xmlns:cx6="http://schemas.microsoft.com/office/drawing/2016/5/12/chartex" xmlns:cx7="http://schemas.microsoft.com/office/drawing/2016/5/13/chartex" xmlns:cx8="http://schemas.microsoft.com/office/drawing/2016/5/14/chartex" xmlns:mc="http://schemas.openxmlformats.org/markup-compatibility/2006" xmlns:aink="http://schemas.microsoft.com/office/drawing/2016/ink" xmlns:am3d="http://schemas.microsoft.com/office/drawing/2017/model3d" xmlns:o="urn:schemas-microsoft-com:office:office" xmlns:oel="http://schemas.microsoft.com/office/2019/extlst" xmlns:r="http://schemas.openxmlformats.org/officeDocument/2006/relationships" xmlns:m="http://schemas.openxmlformats.org/officeDocument/2006/math" xmlns:v="urn:schemas-microsoft-com:vml" xmlns:wp14="http://schemas.microsoft.com/office/word/2010/wordprocessingDrawing" xmlns:wp="http://schemas.openxmlformats.org/drawingml/2006/wordprocessingDrawing" xmlns:w10="urn:schemas-microsoft-com:office:word" xmlns:w="http://schemas.openxmlformats.org/wordprocessingml/2006/main" xmlns:w14="http://schemas.microsoft.com/office/word/2010/wordml" xmlns:w15="http://schemas.microsoft.com/office/word/2012/wordml" xmlns:w16cex="http://schemas.microsoft.com/office/word/2018/wordml/cex" xmlns:w16cid="http://schemas.microsoft.com/office/word/2016/wordml/cid" xmlns:w16="http://schemas.microsoft.com/office/word/2018/wordml" xmlns:w16du="http://schemas.microsoft.com/office/word/2023/wordml/word16du" xmlns:w16sdtdh="http://schemas.microsoft.com/office/word/2020/wordml/sdtdatahash" xmlns:w16sdtfl="http://schemas.microsoft.com/office/word/2024/wordml/sdtformatlock" xmlns:w16se="http://schemas.microsoft.com/office/word/2015/wordml/symex" xmlns:wpg="http://schemas.microsoft.com/office/word/2010/wordprocessingGroup" xmlns:wpi="http://schemas.microsoft.com/office/word/2010/wordprocessingInk" xmlns:wne="http://schemas.microsoft.com/office/word/2006/wordml" xmlns:wps="http://schemas.microsoft.com/office/word/2010/wordprocessingShape" mc:Ignorable="w14 w15 w16se w16cid w16 w16cex w16sdtdh w16sdtfl w16du wp14">
+<w:hdr xmlns:mc="http://schemas.openxmlformats.org/markup-compatibility/2006" xmlns:r="http://schemas.openxmlformats.org/officeDocument/2006/relationships" xmlns:w="http://schemas.openxmlformats.org/wordprocessingml/2006/main" xmlns:w14="http://schemas.microsoft.com/office/word/2010/wordml" xmlns:w15="http://schemas.microsoft.com/office/word/2012/wordml" xmlns:w16="http://schemas.microsoft.com/office/word/2018/wordml" xmlns:w16cex="http://schemas.microsoft.com/office/word/2018/wordml/cex" xmlns:w16cid="http://schemas.microsoft.com/office/word/2016/wordml/cid" xmlns:w16du="http://schemas.microsoft.com/office/word/2023/wordml/word16du" xmlns:w16sdtdh="http://schemas.microsoft.com/office/word/2020/wordml/sdtdatahash" xmlns:w16se="http://schemas.microsoft.com/office/word/2015/wordml/symex" xmlns:wp14="http://schemas.microsoft.com/office/word/2010/wordprocessingDrawing" mc:Ignorable="w14 w15 w16se w16cid w16 w16cex w16sdtdh w16du wp14">
   <w:p>
     <w:pPr>
       <w:pStyle w:val="Encabezado"/>

--- a/plantillas_maestras/02_seguro_vida/anulacion_indebida/2_o_mas_ddos_varios/varon/TPL_0630_2026_SEGURO_VIDA_ANULACION_INDEBIDA_ASEGURADORA_VARON_R2.docx
+++ b/plantillas_maestras/02_seguro_vida/anulacion_indebida/2_o_mas_ddos_varios/varon/TPL_0630_2026_SEGURO_VIDA_ANULACION_INDEBIDA_ASEGURADORA_VARON_R2.docx
@@ -594,127 +594,7 @@
           <w:lang w:val="es-ES" w:eastAsia="es-ES"/>
           <w14:ligatures w14:val="none"/>
         </w:rPr>
-        <w:t xml:space="preserve">Mediante el escrito del 22 de febrero de 2026, el señor [APELLIDO] denunció a Rímac por presuntas infracciones a la Ley 29571, Código de Protección y Defensa del Consumidor (en adelante, Código), señalando lo siguiente:</w:t>
-      </w:r>
-      <w:r>
-        <w:rPr>
-          <w:rFonts w:ascii="Arial Narrow" w:eastAsia="Arial Narrow" w:hAnsi="Arial Narrow" w:cs="Arial Narrow"/>
-          <w:color w:val="000000"/>
-          <w:kern w:val="0"/>
-          <w:sz w:val="22"/>
-          <w:szCs w:val="22"/>
-          <w:lang w:val="es-ES" w:eastAsia="es-ES"/>
-          <w14:ligatures w14:val="none"/>
-        </w:rPr>
-        <w:t xml:space="preserve"/>
-      </w:r>
-      <w:r>
-        <w:rPr>
-          <w:rFonts w:ascii="Arial Narrow" w:eastAsia="Arial Narrow" w:hAnsi="Arial Narrow" w:cs="Arial Narrow"/>
-          <w:color w:val="000000"/>
-          <w:kern w:val="0"/>
-          <w:sz w:val="22"/>
-          <w:szCs w:val="22"/>
-          <w:lang w:val="es-ES" w:eastAsia="es-ES"/>
-          <w14:ligatures w14:val="none"/>
-        </w:rPr>
-        <w:t/>
-      </w:r>
-      <w:r>
-        <w:rPr>
-          <w:rFonts w:ascii="Arial Narrow" w:eastAsia="Arial Narrow" w:hAnsi="Arial Narrow" w:cs="Arial Narrow"/>
-          <w:kern w:val="0"/>
-          <w14:ligatures w14:val="none"/>
-          <w:sz w:val="22"/>
-          <w:szCs w:val="22"/>
-        </w:rPr>
-        <w:t/>
-      </w:r>
-      <w:r>
-        <w:rPr>
-          <w:rFonts w:ascii="Arial Narrow" w:eastAsia="Arial Narrow" w:hAnsi="Arial Narrow" w:cs="Arial Narrow"/>
-          <w:kern w:val="0"/>
-          <w14:ligatures w14:val="none"/>
-          <w:sz w:val="22"/>
-          <w:szCs w:val="22"/>
-        </w:rPr>
-        <w:t xml:space="preserve"/>
-      </w:r>
-      <w:r>
-        <w:rPr>
-          <w:rFonts w:ascii="Arial Narrow" w:eastAsia="Arial Narrow" w:hAnsi="Arial Narrow" w:cs="Arial Narrow"/>
-          <w:kern w:val="0"/>
-          <w14:ligatures w14:val="none"/>
-          <w:sz w:val="22"/>
-          <w:szCs w:val="22"/>
-        </w:rPr>
-        <w:t/>
-      </w:r>
-      <w:r>
-        <w:rPr>
-          <w:rFonts w:ascii="Arial Narrow" w:eastAsia="Arial Narrow" w:hAnsi="Arial Narrow" w:cs="Arial Narrow"/>
-          <w:kern w:val="0"/>
-          <w14:ligatures w14:val="none"/>
-          <w:sz w:val="22"/>
-          <w:szCs w:val="22"/>
-        </w:rPr>
-        <w:t xml:space="preserve"/>
-      </w:r>
-      <w:r>
-        <w:rPr>
-          <w:rFonts w:ascii="Arial Narrow" w:eastAsia="Arial Narrow" w:hAnsi="Arial Narrow" w:cs="Arial Narrow"/>
-          <w:kern w:val="0"/>
-          <w14:ligatures w14:val="none"/>
-          <w:sz w:val="22"/>
-          <w:szCs w:val="22"/>
-        </w:rPr>
-        <w:t xml:space="preserve"/>
-      </w:r>
-      <w:r>
-        <w:rPr>
-          <w:rFonts w:ascii="Arial Narrow" w:eastAsia="Arial Narrow" w:hAnsi="Arial Narrow" w:cs="Arial Narrow"/>
-          <w:kern w:val="0"/>
-          <w14:ligatures w14:val="none"/>
-          <w:sz w:val="22"/>
-          <w:szCs w:val="22"/>
-        </w:rPr>
-        <w:t/>
-      </w:r>
-      <w:r>
-        <w:rPr>
-          <w:rFonts w:ascii="Arial Narrow" w:eastAsia="Arial Narrow" w:hAnsi="Arial Narrow" w:cs="Arial Narrow"/>
-          <w:color w:val="000000"/>
-          <w:kern w:val="0"/>
-          <w:sz w:val="22"/>
-          <w:szCs w:val="22"/>
-          <w:lang w:val="es-ES" w:eastAsia="es-ES"/>
-          <w14:ligatures w14:val="none"/>
-        </w:rPr>
-        <w:t/>
-      </w:r>
-      <w:r>
-        <w:rPr>
-          <w:rFonts w:ascii="Arial Narrow" w:eastAsia="Arial Narrow" w:hAnsi="Arial Narrow" w:cs="Arial Narrow"/>
-          <w:color w:val="000000"/>
-          <w:kern w:val="0"/>
-          <w:sz w:val="22"/>
-          <w:szCs w:val="22"/>
-          <w:lang w:val="es-ES" w:eastAsia="es-ES"/>
-          <w14:ligatures w14:val="none"/>
-        </w:rPr>
-        <w:t xml:space="preserve"/>
-      </w:r>
-      <w:r>
-        <w:rPr>
-          <w:rFonts w:ascii="Arial Narrow" w:eastAsia="Arial Narrow" w:hAnsi="Arial Narrow" w:cs="Arial Narrow"/>
-          <w:color w:val="000000"/>
-          <w:kern w:val="0"/>
-          <w:sz w:val="22"/>
-          <w:szCs w:val="22"/>
-          <w:lang w:val="es-ES" w:eastAsia="es-ES"/>
-          <w14:ligatures w14:val="none"/>
-        </w:rPr>
-        <w:t/>
+        <w:t xml:space="preserve">Mediante el escrito del 22 de febrero de 2026, el señor [APELLIDO] denunció a Rímac por presuntas infracciones a la Ley 29571, Código de Protección y Defensa del Consumidor</w:t>
       </w:r>
       <w:r>
         <w:rPr>
@@ -729,6 +609,138 @@
           <w14:ligatures w14:val="none"/>
         </w:rPr>
         <w:footnoteReference w:id="1"/>
+      </w:r>
+      <w:r>
+        <w:rPr>
+          <w:rFonts w:ascii="Arial Narrow" w:eastAsia="Arial Narrow" w:hAnsi="Arial Narrow" w:cs="Arial Narrow"/>
+          <w:color w:val="000000"/>
+          <w:kern w:val="0"/>
+          <w:sz w:val="22"/>
+          <w:szCs w:val="22"/>
+          <w:lang w:val="es-ES" w:eastAsia="es-ES"/>
+          <w14:ligatures w14:val="none"/>
+        </w:rPr>
+        <w:t xml:space="preserve"> (en adelante, Código), señalando lo siguiente:</w:t>
+      </w:r>
+      <w:r>
+        <w:rPr>
+          <w:rFonts w:ascii="Arial Narrow" w:eastAsia="Arial Narrow" w:hAnsi="Arial Narrow" w:cs="Arial Narrow"/>
+          <w:color w:val="000000"/>
+          <w:kern w:val="0"/>
+          <w:sz w:val="22"/>
+          <w:szCs w:val="22"/>
+          <w:lang w:val="es-ES" w:eastAsia="es-ES"/>
+          <w14:ligatures w14:val="none"/>
+        </w:rPr>
+        <w:t xml:space="preserve"/>
+      </w:r>
+      <w:r>
+        <w:rPr>
+          <w:rFonts w:ascii="Arial Narrow" w:eastAsia="Arial Narrow" w:hAnsi="Arial Narrow" w:cs="Arial Narrow"/>
+          <w:color w:val="000000"/>
+          <w:kern w:val="0"/>
+          <w:sz w:val="22"/>
+          <w:szCs w:val="22"/>
+          <w:lang w:val="es-ES" w:eastAsia="es-ES"/>
+          <w14:ligatures w14:val="none"/>
+        </w:rPr>
+        <w:t/>
+      </w:r>
+      <w:r>
+        <w:rPr>
+          <w:rFonts w:ascii="Arial Narrow" w:eastAsia="Arial Narrow" w:hAnsi="Arial Narrow" w:cs="Arial Narrow"/>
+          <w:kern w:val="0"/>
+          <w14:ligatures w14:val="none"/>
+          <w:sz w:val="22"/>
+          <w:szCs w:val="22"/>
+        </w:rPr>
+        <w:t/>
+      </w:r>
+      <w:r>
+        <w:rPr>
+          <w:rFonts w:ascii="Arial Narrow" w:eastAsia="Arial Narrow" w:hAnsi="Arial Narrow" w:cs="Arial Narrow"/>
+          <w:kern w:val="0"/>
+          <w14:ligatures w14:val="none"/>
+          <w:sz w:val="22"/>
+          <w:szCs w:val="22"/>
+        </w:rPr>
+        <w:t xml:space="preserve"/>
+      </w:r>
+      <w:r>
+        <w:rPr>
+          <w:rFonts w:ascii="Arial Narrow" w:eastAsia="Arial Narrow" w:hAnsi="Arial Narrow" w:cs="Arial Narrow"/>
+          <w:kern w:val="0"/>
+          <w14:ligatures w14:val="none"/>
+          <w:sz w:val="22"/>
+          <w:szCs w:val="22"/>
+        </w:rPr>
+        <w:t/>
+      </w:r>
+      <w:r>
+        <w:rPr>
+          <w:rFonts w:ascii="Arial Narrow" w:eastAsia="Arial Narrow" w:hAnsi="Arial Narrow" w:cs="Arial Narrow"/>
+          <w:kern w:val="0"/>
+          <w14:ligatures w14:val="none"/>
+          <w:sz w:val="22"/>
+          <w:szCs w:val="22"/>
+        </w:rPr>
+        <w:t xml:space="preserve"/>
+      </w:r>
+      <w:r>
+        <w:rPr>
+          <w:rFonts w:ascii="Arial Narrow" w:eastAsia="Arial Narrow" w:hAnsi="Arial Narrow" w:cs="Arial Narrow"/>
+          <w:kern w:val="0"/>
+          <w14:ligatures w14:val="none"/>
+          <w:sz w:val="22"/>
+          <w:szCs w:val="22"/>
+        </w:rPr>
+        <w:t xml:space="preserve"/>
+      </w:r>
+      <w:r>
+        <w:rPr>
+          <w:rFonts w:ascii="Arial Narrow" w:eastAsia="Arial Narrow" w:hAnsi="Arial Narrow" w:cs="Arial Narrow"/>
+          <w:kern w:val="0"/>
+          <w14:ligatures w14:val="none"/>
+          <w:sz w:val="22"/>
+          <w:szCs w:val="22"/>
+        </w:rPr>
+        <w:t/>
+      </w:r>
+      <w:r>
+        <w:rPr>
+          <w:rFonts w:ascii="Arial Narrow" w:eastAsia="Arial Narrow" w:hAnsi="Arial Narrow" w:cs="Arial Narrow"/>
+          <w:color w:val="000000"/>
+          <w:kern w:val="0"/>
+          <w:sz w:val="22"/>
+          <w:szCs w:val="22"/>
+          <w:lang w:val="es-ES" w:eastAsia="es-ES"/>
+          <w14:ligatures w14:val="none"/>
+        </w:rPr>
+        <w:t/>
+      </w:r>
+      <w:r>
+        <w:rPr>
+          <w:rFonts w:ascii="Arial Narrow" w:eastAsia="Arial Narrow" w:hAnsi="Arial Narrow" w:cs="Arial Narrow"/>
+          <w:color w:val="000000"/>
+          <w:kern w:val="0"/>
+          <w:sz w:val="22"/>
+          <w:szCs w:val="22"/>
+          <w:lang w:val="es-ES" w:eastAsia="es-ES"/>
+          <w14:ligatures w14:val="none"/>
+        </w:rPr>
+        <w:t xml:space="preserve"/>
+      </w:r>
+      <w:r>
+        <w:rPr>
+          <w:rFonts w:ascii="Arial Narrow" w:eastAsia="Arial Narrow" w:hAnsi="Arial Narrow" w:cs="Arial Narrow"/>
+          <w:color w:val="000000"/>
+          <w:kern w:val="0"/>
+          <w:sz w:val="22"/>
+          <w:szCs w:val="22"/>
+          <w:lang w:val="es-ES" w:eastAsia="es-ES"/>
+          <w14:ligatures w14:val="none"/>
+        </w:rPr>
+        <w:t/>
       </w:r>
       <w:r>
         <w:rPr>
@@ -4131,7 +4143,19 @@
           <w:lang w:eastAsia="es-PE"/>
           <w14:ligatures w14:val="none"/>
         </w:rPr>
-        <w:t xml:space="preserve">PRIMERO: admitir a trámite la denuncia del 22 de febrero de 2026 interpuesta por el señor [DENUNCIANTE] contra Rímac Seguros y Reaseguros S.A., por lo siguiente:</w:t>
+        <w:t xml:space="preserve">PRIMERO:</w:t>
+      </w:r>
+      <w:r>
+        <w:rPr>
+          <w:rFonts w:ascii="Arial Narrow" w:eastAsia="Arial Narrow" w:hAnsi="Arial Narrow" w:cs="Arial Narrow"/>
+          <w:color w:val="000000"/>
+          <w:kern w:val="0"/>
+          <w:sz w:val="22"/>
+          <w:szCs w:val="22"/>
+          <w:lang w:eastAsia="es-PE"/>
+          <w14:ligatures w14:val="none"/>
+        </w:rPr>
+        <w:t xml:space="preserve"> admitir a trámite la denuncia del 22 de febrero de 2026 interpuesta por el señor [DENUNCIANTE] contra Rímac Seguros y Reaseguros S.A., por lo siguiente:</w:t>
       </w:r>
       <w:r>
         <w:rPr>
@@ -4188,7 +4212,6 @@
       <w:r>
         <w:rPr>
           <w:rFonts w:ascii="Arial Narrow" w:eastAsia="Arial Narrow" w:hAnsi="Arial Narrow" w:cs="Arial Narrow"/>
-          <w:bCs/>
           <w:spacing w:val="-3"/>
           <w:kern w:val="0"/>
           <w14:ligatures w14:val="none"/>
@@ -4213,7 +4236,6 @@
       <w:r>
         <w:rPr>
           <w:rFonts w:ascii="Arial Narrow" w:eastAsia="Arial Narrow" w:hAnsi="Arial Narrow" w:cs="Arial Narrow"/>
-          <w:bCs/>
           <w:spacing w:val="-3"/>
           <w:kern w:val="0"/>
           <w14:ligatures w14:val="none"/>
@@ -5655,7 +5677,19 @@
           <w:lang w:eastAsia="es-PE"/>
           <w14:ligatures w14:val="none"/>
         </w:rPr>
-        <w:t xml:space="preserve">TERCERO: </w:t>
+        <w:t xml:space="preserve">TERCERO:</w:t>
+      </w:r>
+      <w:r>
+        <w:rPr>
+          <w:rFonts w:ascii="Arial Narrow" w:eastAsia="Arial Narrow" w:hAnsi="Arial Narrow" w:cs="Arial Narrow"/>
+          <w:color w:val="000000"/>
+          <w:kern w:val="0"/>
+          <w:sz w:val="22"/>
+          <w:szCs w:val="22"/>
+          <w:lang w:eastAsia="es-PE"/>
+          <w14:ligatures w14:val="none"/>
+        </w:rPr>
+        <w:t xml:space="preserve"> </w:t>
       </w:r>
       <w:r>
         <w:rPr>
@@ -5672,7 +5706,6 @@
       <w:r>
         <w:rPr>
           <w:rFonts w:ascii="Arial Narrow" w:eastAsia="Arial Narrow" w:hAnsi="Arial Narrow" w:cs="Arial Narrow"/>
-          <w:bCs/>
           <w:spacing w:val="-3"/>
           <w:kern w:val="0"/>
           <w14:ligatures w14:val="none"/>
@@ -6036,7 +6069,15 @@
           <w:sz w:val="22"/>
           <w:szCs w:val="22"/>
         </w:rPr>
-        <w:t xml:space="preserve">CUARTO: </w:t>
+        <w:t xml:space="preserve">CUARTO:</w:t>
+      </w:r>
+      <w:r>
+        <w:rPr>
+          <w:rFonts w:ascii="Arial Narrow" w:eastAsia="Arial Narrow" w:hAnsi="Arial Narrow" w:cs="Arial Narrow"/>
+          <w:sz w:val="22"/>
+          <w:szCs w:val="22"/>
+        </w:rPr>
+        <w:t xml:space="preserve"> </w:t>
       </w:r>
       <w:r>
         <w:rPr>
@@ -6058,7 +6099,7 @@
           <w:lang w:val="es-ES" w:eastAsia="es-ES"/>
           <w14:ligatures w14:val="none"/>
         </w:rPr>
-        <w:footnoteReference w:id="12"/>
+        <w:footnoteReference w:id="7"/>
       </w:r>
       <w:r>
         <w:rPr>
@@ -6080,7 +6121,7 @@
           <w:lang w:val="es-ES" w:eastAsia="es-ES"/>
           <w14:ligatures w14:val="none"/>
         </w:rPr>
-        <w:footnoteReference w:id="13"/>
+        <w:footnoteReference w:id="8"/>
       </w:r>
       <w:r>
         <w:rPr>
@@ -6131,7 +6172,19 @@
           <w:lang w:eastAsia="es-PE"/>
           <w14:ligatures w14:val="none"/>
         </w:rPr>
-        <w:t xml:space="preserve">QUINTO: </w:t>
+        <w:t xml:space="preserve">QUINTO:</w:t>
+      </w:r>
+      <w:r>
+        <w:rPr>
+          <w:rFonts w:ascii="Arial Narrow" w:eastAsia="Arial Narrow" w:hAnsi="Arial Narrow" w:cs="Arial Narrow"/>
+          <w:color w:val="000000"/>
+          <w:kern w:val="0"/>
+          <w:sz w:val="22"/>
+          <w:szCs w:val="22"/>
+          <w:lang w:eastAsia="es-PE"/>
+          <w14:ligatures w14:val="none"/>
+        </w:rPr>
+        <w:t xml:space="preserve"> </w:t>
       </w:r>
       <w:bookmarkStart w:id="26" w:name="_Hlk188286813"/>
       <w:r>
@@ -6351,7 +6404,7 @@
           <w:lang w:eastAsia="es-PE"/>
           <w14:ligatures w14:val="none"/>
         </w:rPr>
-        <w:footnoteReference w:id="7"/>
+        <w:footnoteReference w:id="9"/>
       </w:r>
       <w:r>
         <w:rPr>
@@ -6449,7 +6502,7 @@
           <w:lang w:eastAsia="es-PE"/>
           <w14:ligatures w14:val="none"/>
         </w:rPr>
-        <w:footnoteReference w:id="8"/>
+        <w:footnoteReference w:id="10"/>
       </w:r>
       <w:r>
         <w:rPr>
@@ -6513,7 +6566,7 @@
           <w:lang w:eastAsia="es-PE"/>
           <w14:ligatures w14:val="none"/>
         </w:rPr>
-        <w:footnoteReference w:id="9"/>
+        <w:footnoteReference w:id="11"/>
       </w:r>
       <w:r>
         <w:rPr>
@@ -6705,7 +6758,7 @@
           <w:vertAlign w:val="superscript"/>
           <w14:ligatures w14:val="none"/>
         </w:rPr>
-        <w:footnoteReference w:id="10"/>
+        <w:footnoteReference w:id="12"/>
       </w:r>
       <w:r>
         <w:rPr>
@@ -6723,29 +6776,139 @@
           <w:kern w:val="0"/>
           <w:sz w:val="22"/>
           <w:szCs w:val="22"/>
+          <w14:ligatures w14:val="none"/>
+        </w:rPr>
+        <w:t>expresamente su facultad para asistir y conciliar en su representación</w:t>
+      </w:r>
+      <w:r>
+        <w:rPr>
+          <w:rFonts w:ascii="Arial Narrow" w:eastAsia="Arial Narrow" w:hAnsi="Arial Narrow" w:cs="Arial Narrow"/>
+          <w:kern w:val="0"/>
+          <w14:ligatures w14:val="none"/>
+          <w:sz w:val="22"/>
+          <w:szCs w:val="22"/>
+        </w:rPr>
+        <w:t>.</w:t>
+      </w:r>
+      <w:r>
+        <w:rPr>
+          <w:rFonts w:ascii="Arial Narrow" w:eastAsia="Arial Narrow" w:hAnsi="Arial Narrow" w:cs="Arial Narrow"/>
+          <w:kern w:val="0"/>
+          <w14:ligatures w14:val="none"/>
+          <w:sz w:val="22"/>
+          <w:szCs w:val="22"/>
+        </w:rPr>
+        <w:t xml:space="preserve"> </w:t>
+      </w:r>
+      <w:r>
+        <w:rPr>
+          <w:rFonts w:ascii="Arial Narrow" w:eastAsia="Arial Narrow" w:hAnsi="Arial Narrow" w:cs="Arial Narrow"/>
+          <w:kern w:val="0"/>
+          <w:sz w:val="22"/>
+          <w:szCs w:val="22"/>
+          <w14:ligatures w14:val="none"/>
+        </w:rPr>
+        <w:t xml:space="preserve">Ello bajo apercibimiento de no realizar la audiencia de conciliación y levantar el acta de inasistencia correspondiente. </w:t>
+      </w:r>
+    </w:p>
+    <w:p>
+      <w:pPr>
+        <w:suppressAutoHyphens/>
+        <w:spacing w:after="0" w:line="240" w:lineRule="auto"/>
+        <w:jc w:val="both"/>
+        <w:rPr>
+          <w:rFonts w:ascii="Arial Narrow" w:eastAsia="Arial Narrow" w:hAnsi="Arial Narrow" w:cs="Arial Narrow"/>
+          <w:kern w:val="0"/>
+          <w:sz w:val="22"/>
+          <w:szCs w:val="22"/>
           <w:u w:val="single"/>
           <w14:ligatures w14:val="none"/>
         </w:rPr>
-        <w:t>expresamente su facultad para asistir y conciliar en su representación</w:t>
-      </w:r>
-      <w:r>
-        <w:rPr>
-          <w:rFonts w:ascii="Arial Narrow" w:eastAsia="Arial Narrow" w:hAnsi="Arial Narrow" w:cs="Arial Narrow"/>
-          <w:bCs/>
-          <w:kern w:val="0"/>
-          <w14:ligatures w14:val="none"/>
-          <w:sz w:val="22"/>
-          <w:szCs w:val="22"/>
-        </w:rPr>
-        <w:t>.</w:t>
-      </w:r>
+      </w:pPr>
+    </w:p>
+    <w:p>
+      <w:pPr>
+        <w:suppressAutoHyphens/>
+        <w:spacing w:after="0" w:line="240" w:lineRule="auto"/>
+        <w:jc w:val="both"/>
+        <w:rPr>
+          <w:rFonts w:ascii="Arial Narrow" w:eastAsia="Arial Narrow" w:hAnsi="Arial Narrow" w:cs="Arial Narrow"/>
+          <w:color w:val="000000"/>
+          <w:kern w:val="0"/>
+          <w:sz w:val="22"/>
+          <w:szCs w:val="22"/>
+          <w:lang w:eastAsia="es-PE"/>
+          <w14:ligatures w14:val="none"/>
+        </w:rPr>
+      </w:pPr>
+      <w:r>
+        <w:rPr>
+          <w:rFonts w:ascii="Arial Narrow" w:eastAsia="Arial Narrow" w:hAnsi="Arial Narrow" w:cs="Arial Narrow"/>
+          <w:b/>
+          <w:color w:val="000000"/>
+          <w:kern w:val="0"/>
+          <w:sz w:val="22"/>
+          <w:szCs w:val="22"/>
+          <w:lang w:eastAsia="es-PE"/>
+          <w14:ligatures w14:val="none"/>
+        </w:rPr>
+        <w:t>NOVENO:</w:t>
+      </w:r>
+      <w:r>
+        <w:rPr>
+          <w:rFonts w:ascii="Arial Narrow" w:eastAsia="Arial Narrow" w:hAnsi="Arial Narrow" w:cs="Arial Narrow"/>
+          <w:color w:val="000000"/>
+          <w:kern w:val="0"/>
+          <w:sz w:val="22"/>
+          <w:szCs w:val="22"/>
+          <w:lang w:eastAsia="es-PE"/>
+          <w14:ligatures w14:val="none"/>
+        </w:rPr>
+        <w:t xml:space="preserve"> poner en conocimiento de las partes que, antes de la emisión de la Resolución Final, tienen la posibilidad de formular su desistimiento o presentar el acuerdo arribado mediante la conciliación, mediación, transacción o cualquier otro que, de forma indubitable, deje constancia que se ha solucionado la controversia materia de denuncia.</w:t>
+      </w:r>
+      <w:bookmarkStart w:id="29" w:name="h.gjdgxs" w:colFirst="0" w:colLast="0"/>
+      <w:bookmarkEnd w:id="29"/>
+    </w:p>
+    <w:p>
+      <w:pPr>
+        <w:suppressAutoHyphens/>
+        <w:spacing w:after="0" w:line="240" w:lineRule="auto"/>
+        <w:jc w:val="both"/>
+        <w:rPr>
+          <w:rFonts w:ascii="Arial Narrow" w:eastAsia="Arial Narrow" w:hAnsi="Arial Narrow" w:cs="Arial Narrow"/>
+          <w:color w:val="000000"/>
+          <w:kern w:val="0"/>
+          <w:sz w:val="22"/>
+          <w:szCs w:val="22"/>
+          <w:lang w:eastAsia="es-PE"/>
+          <w14:ligatures w14:val="none"/>
+        </w:rPr>
+      </w:pPr>
+    </w:p>
+    <w:p>
+      <w:pPr>
+        <w:suppressAutoHyphens/>
+        <w:spacing w:after="0" w:line="240" w:lineRule="auto"/>
+        <w:jc w:val="both"/>
+        <w:rPr>
+          <w:rFonts w:ascii="Arial Narrow" w:eastAsia="Arial Narrow" w:hAnsi="Arial Narrow" w:cs="Arial Narrow"/>
+          <w:sz w:val="22"/>
+          <w:szCs w:val="22"/>
+        </w:rPr>
+      </w:pPr>
       <w:r>
         <w:rPr>
           <w:rFonts w:ascii="Arial Narrow" w:eastAsia="Arial Narrow" w:hAnsi="Arial Narrow" w:cs="Arial Narrow"/>
           <w:b/>
           <w:bCs/>
-          <w:kern w:val="0"/>
-          <w14:ligatures w14:val="none"/>
+          <w:sz w:val="22"/>
+          <w:szCs w:val="22"/>
+        </w:rPr>
+        <w:t xml:space="preserve">DÉCIMO:</w:t>
+      </w:r>
+      <w:r>
+        <w:rPr>
+          <w:rFonts w:ascii="Arial Narrow" w:eastAsia="Arial Narrow" w:hAnsi="Arial Narrow" w:cs="Arial Narrow"/>
           <w:sz w:val="22"/>
           <w:szCs w:val="22"/>
         </w:rPr>
@@ -6754,117 +6917,10 @@
       <w:r>
         <w:rPr>
           <w:rFonts w:ascii="Arial Narrow" w:eastAsia="Arial Narrow" w:hAnsi="Arial Narrow" w:cs="Arial Narrow"/>
-          <w:kern w:val="0"/>
-          <w:sz w:val="22"/>
-          <w:szCs w:val="22"/>
-          <w:u w:val="single"/>
-          <w14:ligatures w14:val="none"/>
-        </w:rPr>
-        <w:t xml:space="preserve">Ello bajo apercibimiento de no realizar la audiencia de conciliación y levantar el acta de inasistencia correspondiente. </w:t>
-      </w:r>
-    </w:p>
-    <w:p>
-      <w:pPr>
-        <w:suppressAutoHyphens/>
-        <w:spacing w:after="0" w:line="240" w:lineRule="auto"/>
-        <w:jc w:val="both"/>
-        <w:rPr>
-          <w:rFonts w:ascii="Arial Narrow" w:eastAsia="Arial Narrow" w:hAnsi="Arial Narrow" w:cs="Arial Narrow"/>
-          <w:kern w:val="0"/>
-          <w:sz w:val="22"/>
-          <w:szCs w:val="22"/>
-          <w:u w:val="single"/>
-          <w14:ligatures w14:val="none"/>
-        </w:rPr>
-      </w:pPr>
-    </w:p>
-    <w:p>
-      <w:pPr>
-        <w:suppressAutoHyphens/>
-        <w:spacing w:after="0" w:line="240" w:lineRule="auto"/>
-        <w:jc w:val="both"/>
-        <w:rPr>
-          <w:rFonts w:ascii="Arial Narrow" w:eastAsia="Arial Narrow" w:hAnsi="Arial Narrow" w:cs="Arial Narrow"/>
-          <w:color w:val="000000"/>
-          <w:kern w:val="0"/>
-          <w:sz w:val="22"/>
-          <w:szCs w:val="22"/>
-          <w:lang w:eastAsia="es-PE"/>
-          <w14:ligatures w14:val="none"/>
-        </w:rPr>
-      </w:pPr>
-      <w:r>
-        <w:rPr>
-          <w:rFonts w:ascii="Arial Narrow" w:eastAsia="Arial Narrow" w:hAnsi="Arial Narrow" w:cs="Arial Narrow"/>
-          <w:b/>
-          <w:color w:val="000000"/>
-          <w:kern w:val="0"/>
-          <w:sz w:val="22"/>
-          <w:szCs w:val="22"/>
-          <w:lang w:eastAsia="es-PE"/>
-          <w14:ligatures w14:val="none"/>
-        </w:rPr>
-        <w:t>NOVENO:</w:t>
-      </w:r>
-      <w:r>
-        <w:rPr>
-          <w:rFonts w:ascii="Arial Narrow" w:eastAsia="Arial Narrow" w:hAnsi="Arial Narrow" w:cs="Arial Narrow"/>
-          <w:color w:val="000000"/>
-          <w:kern w:val="0"/>
-          <w:sz w:val="22"/>
-          <w:szCs w:val="22"/>
-          <w:lang w:eastAsia="es-PE"/>
-          <w14:ligatures w14:val="none"/>
-        </w:rPr>
-        <w:t xml:space="preserve"> poner en conocimiento de las partes que, antes de la emisión de la Resolución Final, tienen la posibilidad de formular su desistimiento o presentar el acuerdo arribado mediante la conciliación, mediación, transacción o cualquier otro que, de forma indubitable, deje constancia que se ha solucionado la controversia materia de denuncia.</w:t>
-      </w:r>
-      <w:bookmarkStart w:id="29" w:name="h.gjdgxs" w:colFirst="0" w:colLast="0"/>
-      <w:bookmarkEnd w:id="29"/>
-    </w:p>
-    <w:p>
-      <w:pPr>
-        <w:suppressAutoHyphens/>
-        <w:spacing w:after="0" w:line="240" w:lineRule="auto"/>
-        <w:jc w:val="both"/>
-        <w:rPr>
-          <w:rFonts w:ascii="Arial Narrow" w:eastAsia="Arial Narrow" w:hAnsi="Arial Narrow" w:cs="Arial Narrow"/>
-          <w:color w:val="000000"/>
-          <w:kern w:val="0"/>
-          <w:sz w:val="22"/>
-          <w:szCs w:val="22"/>
-          <w:lang w:eastAsia="es-PE"/>
-          <w14:ligatures w14:val="none"/>
-        </w:rPr>
-      </w:pPr>
-    </w:p>
-    <w:p>
-      <w:pPr>
-        <w:suppressAutoHyphens/>
-        <w:spacing w:after="0" w:line="240" w:lineRule="auto"/>
-        <w:jc w:val="both"/>
-        <w:rPr>
-          <w:rFonts w:ascii="Arial Narrow" w:eastAsia="Arial Narrow" w:hAnsi="Arial Narrow" w:cs="Arial Narrow"/>
-          <w:sz w:val="22"/>
-          <w:szCs w:val="22"/>
-        </w:rPr>
-      </w:pPr>
-      <w:r>
-        <w:rPr>
-          <w:rFonts w:ascii="Arial Narrow" w:eastAsia="Arial Narrow" w:hAnsi="Arial Narrow" w:cs="Arial Narrow"/>
-          <w:b/>
-          <w:bCs/>
-          <w:sz w:val="22"/>
-          <w:szCs w:val="22"/>
-        </w:rPr>
-        <w:t xml:space="preserve">DÉCIMO: </w:t>
-      </w:r>
-      <w:r>
-        <w:rPr>
-          <w:rFonts w:ascii="Arial Narrow" w:eastAsia="Arial Narrow" w:hAnsi="Arial Narrow" w:cs="Arial Narrow"/>
-          <w:sz w:val="22"/>
-          <w:szCs w:val="22"/>
-        </w:rPr>
-        <w:t xml:space="preserve">requerir al señor [DENUNCIANTE] y a Rímac Seguros y Reaseguros S.A. para que, dentro del plazo de dos (2) días hábiles siguientes a la fecha en que reciban la notificación en sus bandejas de correo electrónico, efectúen la confirmación de recepción de la notificación remitida por este despacho a sus correos electrónicos, de conformidad con el segundo párrafo del numeral 4 del artículo 20 del Texto Único Ordenado de la Ley del Procedimiento Administrativo General, aprobado mediante Decreto Supremo 006-2026-JUS, bajo apercibimiento de rehacer el acto de notificación y notificarle conforme al numeral 1 del artículo 20 del citado cuerpo normativo.</w:t>
+          <w:sz w:val="22"/>
+          <w:szCs w:val="22"/>
+        </w:rPr>
+        <w:t xml:space="preserve">requerir al señor [DENUNCIANTE] y a Rímac Seguros y Reaseguros S.A. para que, dentro del plazo de dos (2) días hábiles siguientes a la fecha en que reciban la notificación en sus bandejas de correo electrónico, efectúen la confirmación de recepción de la notificación remitida por este despacho a sus correos electrónicos, de conformidad con el segundo párrafo del numeral 4 del artículo 20 del Texto Único Ordenado de la Ley del Procedimiento Administrativo General, aprobado mediante Decreto Supremo 006-2026-JUS, bajo apercibimiento de rehacer el acto de notificación y notificarles conforme al numeral 1 del artículo 20 del citado cuerpo normativo.</w:t>
       </w:r>
       <w:r>
         <w:rPr>
@@ -7113,7 +7169,7 @@
           <w:szCs w:val="22"/>
           <w:vertAlign w:val="superscript"/>
         </w:rPr>
-        <w:footnoteReference w:id="11"/>
+        <w:footnoteReference w:id="13"/>
       </w:r>
       <w:r>
         <w:rPr>
@@ -7446,6 +7502,9 @@
     <w:p>
       <w:pPr>
         <w:pStyle w:val="Textonotapie"/>
+        <w:tabs>
+          <w:tab w:val="left" w:pos="567"/>
+        </w:tabs>
         <w:ind w:left="567" w:hanging="567"/>
         <w:jc w:val="both"/>
         <w:rPr>
@@ -7470,7 +7529,8 @@
           <w:sz w:val="16"/>
           <w:szCs w:val="16"/>
         </w:rPr>
-        <w:t xml:space="preserve"> </w:t>
+        <w:tab/>
+        <w:t xml:space="preserve"/>
       </w:r>
       <w:r>
         <w:rPr>
@@ -7545,7 +7605,8 @@
           <w:sz w:val="16"/>
           <w:szCs w:val="16"/>
         </w:rPr>
-        <w:t xml:space="preserve"> </w:t>
+        <w:tab/>
+        <w:t xml:space="preserve"/>
       </w:r>
       <w:r>
         <w:rPr>
@@ -7652,10 +7713,30 @@
         <w:jc w:val="both"/>
         <w:rPr>
           <w:rFonts w:ascii="Arial Narrow" w:eastAsia="Arial Narrow" w:hAnsi="Arial Narrow" w:cs="Arial Narrow"/>
-          <w:sz w:val="16"/>
-          <w:szCs w:val="16"/>
-        </w:rPr>
-      </w:pPr>
+          <w:b/>
+          <w:bCs/>
+          <w:sz w:val="16"/>
+          <w:szCs w:val="16"/>
+        </w:rPr>
+      </w:pPr>
+      <w:r>
+        <w:rPr>
+          <w:rFonts w:ascii="Arial Narrow" w:eastAsia="Arial Narrow" w:hAnsi="Arial Narrow" w:cs="Arial Narrow"/>
+          <w:sz w:val="16"/>
+          <w:szCs w:val="16"/>
+        </w:rPr>
+        <w:tab/>
+      </w:r>
+      <w:r>
+        <w:rPr>
+          <w:rFonts w:ascii="Arial Narrow" w:eastAsia="Arial Narrow" w:hAnsi="Arial Narrow" w:cs="Arial Narrow"/>
+          <w:b/>
+          <w:bCs/>
+          <w:sz w:val="16"/>
+          <w:szCs w:val="16"/>
+        </w:rPr>
+        <w:t xml:space="preserve">LEY DE ORGANIZACIÓN Y FUNCIONES DEL INDECOPI, APROBADA POR DECRETO LEGISLATIVO 1033 </w:t>
+      </w:r>
     </w:p>
     <w:p>
       <w:pPr>
@@ -7667,29 +7748,28 @@
         <w:jc w:val="both"/>
         <w:rPr>
           <w:rFonts w:ascii="Arial Narrow" w:eastAsia="Arial Narrow" w:hAnsi="Arial Narrow" w:cs="Arial Narrow"/>
+          <w:sz w:val="16"/>
+          <w:szCs w:val="16"/>
+        </w:rPr>
+      </w:pPr>
+      <w:r>
+        <w:rPr>
+          <w:rFonts w:ascii="Arial Narrow" w:eastAsia="Arial Narrow" w:hAnsi="Arial Narrow" w:cs="Arial Narrow"/>
           <w:b/>
           <w:bCs/>
           <w:sz w:val="16"/>
           <w:szCs w:val="16"/>
         </w:rPr>
-      </w:pPr>
-      <w:r>
-        <w:rPr>
-          <w:rFonts w:ascii="Arial Narrow" w:eastAsia="Arial Narrow" w:hAnsi="Arial Narrow" w:cs="Arial Narrow"/>
-          <w:sz w:val="16"/>
-          <w:szCs w:val="16"/>
-        </w:rPr>
         <w:tab/>
-      </w:r>
-      <w:r>
-        <w:rPr>
-          <w:rFonts w:ascii="Arial Narrow" w:eastAsia="Arial Narrow" w:hAnsi="Arial Narrow" w:cs="Arial Narrow"/>
-          <w:b/>
-          <w:bCs/>
-          <w:sz w:val="16"/>
-          <w:szCs w:val="16"/>
-        </w:rPr>
-        <w:t xml:space="preserve">LEY DE ORGANIZACIÓN Y FUNCIONES DEL INDECOPI, APROBADA POR DECRETO LEGISLATIVO 1033 </w:t>
+        <w:t>Artículo 27.-</w:t>
+      </w:r>
+      <w:r>
+        <w:rPr>
+          <w:rFonts w:ascii="Arial Narrow" w:eastAsia="Arial Narrow" w:hAnsi="Arial Narrow" w:cs="Arial Narrow"/>
+          <w:sz w:val="16"/>
+          <w:szCs w:val="16"/>
+        </w:rPr>
+        <w:t xml:space="preserve"> De la Comisión de Protección al Consumidor.- </w:t>
       </w:r>
     </w:p>
     <w:p>
@@ -7709,21 +7789,11 @@
       <w:r>
         <w:rPr>
           <w:rFonts w:ascii="Arial Narrow" w:eastAsia="Arial Narrow" w:hAnsi="Arial Narrow" w:cs="Arial Narrow"/>
-          <w:b/>
-          <w:bCs/>
           <w:sz w:val="16"/>
           <w:szCs w:val="16"/>
         </w:rPr>
         <w:tab/>
-        <w:t>Artículo 27.-</w:t>
-      </w:r>
-      <w:r>
-        <w:rPr>
-          <w:rFonts w:ascii="Arial Narrow" w:eastAsia="Arial Narrow" w:hAnsi="Arial Narrow" w:cs="Arial Narrow"/>
-          <w:sz w:val="16"/>
-          <w:szCs w:val="16"/>
-        </w:rPr>
-        <w:t xml:space="preserve"> De la Comisión de Protección al Consumidor.- </w:t>
+        <w:t>Corresponde a la Comisión de Protección al Consumidor velar por el cumplimiento de la Ley de Protección al Consumidor y de las leyes que, en general, protegen a los consumidores de la falta de idoneidad de los bienes y servicios en función de la información brindada, de las omisiones de información y de la discriminación en el consumo, así como de aquellas que complementen o sustituyan a las anteriores.</w:t>
       </w:r>
     </w:p>
     <w:p>
@@ -7736,20 +7806,15 @@
         <w:jc w:val="both"/>
         <w:rPr>
           <w:rFonts w:ascii="Arial Narrow" w:eastAsia="Arial Narrow" w:hAnsi="Arial Narrow" w:cs="Arial Narrow"/>
-          <w:sz w:val="16"/>
-          <w:szCs w:val="16"/>
-        </w:rPr>
-      </w:pPr>
-      <w:r>
-        <w:rPr>
-          <w:rFonts w:ascii="Arial Narrow" w:eastAsia="Arial Narrow" w:hAnsi="Arial Narrow" w:cs="Arial Narrow"/>
-          <w:sz w:val="16"/>
-          <w:szCs w:val="16"/>
-        </w:rPr>
-        <w:tab/>
-        <w:t>Corresponde a la Comisión de Protección al Consumidor velar por el cumplimiento de la Ley de Protección al Consumidor y de las leyes que, en general, protegen a los consumidores de la falta de idoneidad de los bienes y servicios en función de la información brindada, de las omisiones de información y de la discriminación en el consumo, así como de aquellas que complementen o sustituyan a las anteriores.</w:t>
-      </w:r>
-    </w:p>
+          <w:b/>
+          <w:bCs/>
+          <w:sz w:val="16"/>
+          <w:szCs w:val="16"/>
+        </w:rPr>
+      </w:pPr>
+    </w:p>
+  </w:footnote>
+  <w:footnote w:id="3">
     <w:p>
       <w:pPr>
         <w:pStyle w:val="Textonotapie"/>
@@ -7766,9 +7831,150 @@
           <w:szCs w:val="16"/>
         </w:rPr>
       </w:pPr>
-    </w:p>
-  </w:footnote>
-  <w:footnote w:id="3">
+      <w:r>
+        <w:rPr>
+          <w:rStyle w:val="Refdenotaalpie"/>
+          <w:rFonts w:ascii="Arial Narrow" w:eastAsia="Arial Narrow" w:hAnsi="Arial Narrow" w:cs="Arial Narrow"/>
+          <w:sz w:val="16"/>
+          <w:szCs w:val="16"/>
+          <w:vertAlign w:val="superscript"/>
+        </w:rPr>
+        <w:footnoteRef/>
+      </w:r>
+      <w:r>
+        <w:rPr>
+          <w:rFonts w:ascii="Arial Narrow" w:eastAsia="Arial Narrow" w:hAnsi="Arial Narrow" w:cs="Arial Narrow"/>
+          <w:sz w:val="16"/>
+          <w:szCs w:val="16"/>
+        </w:rPr>
+        <w:tab/>
+        <w:t xml:space="preserve"/>
+      </w:r>
+      <w:r>
+        <w:rPr>
+          <w:rFonts w:ascii="Arial Narrow" w:eastAsia="Arial Narrow" w:hAnsi="Arial Narrow" w:cs="Arial Narrow"/>
+          <w:sz w:val="16"/>
+          <w:szCs w:val="16"/>
+        </w:rPr>
+        <w:tab/>
+      </w:r>
+      <w:r>
+        <w:rPr>
+          <w:rFonts w:ascii="Arial Narrow" w:eastAsia="Arial Narrow" w:hAnsi="Arial Narrow" w:cs="Arial Narrow"/>
+          <w:b/>
+          <w:bCs/>
+          <w:sz w:val="16"/>
+          <w:szCs w:val="16"/>
+        </w:rPr>
+        <w:t xml:space="preserve">LEY 29571, CÓDIGO DE PROTECCIÓN Y DEFENSA DEL CONSUMIDOR, publicado el 2 de setiembre de 2010 y modificado por Decreto Legislativo 1308 </w:t>
+      </w:r>
+    </w:p>
+    <w:p>
+      <w:pPr>
+        <w:pStyle w:val="Textonotapie"/>
+        <w:ind w:left="567" w:right="-1"/>
+        <w:jc w:val="both"/>
+        <w:rPr>
+          <w:rFonts w:ascii="Arial Narrow" w:eastAsia="Arial Narrow" w:hAnsi="Arial Narrow" w:cs="Arial Narrow"/>
+          <w:b/>
+          <w:bCs/>
+          <w:sz w:val="16"/>
+          <w:szCs w:val="16"/>
+        </w:rPr>
+      </w:pPr>
+      <w:r>
+        <w:rPr>
+          <w:rFonts w:ascii="Arial Narrow" w:eastAsia="Arial Narrow" w:hAnsi="Arial Narrow" w:cs="Arial Narrow"/>
+          <w:b/>
+          <w:bCs/>
+          <w:sz w:val="16"/>
+          <w:szCs w:val="16"/>
+        </w:rPr>
+        <w:t xml:space="preserve">Artículo 18.- Idoneidad </w:t>
+      </w:r>
+    </w:p>
+    <w:p>
+      <w:pPr>
+        <w:pStyle w:val="Textonotapie"/>
+        <w:ind w:left="567" w:right="-1"/>
+        <w:jc w:val="both"/>
+        <w:rPr>
+          <w:rFonts w:ascii="Arial Narrow" w:eastAsia="Arial Narrow" w:hAnsi="Arial Narrow" w:cs="Arial Narrow"/>
+          <w:sz w:val="16"/>
+          <w:szCs w:val="16"/>
+        </w:rPr>
+      </w:pPr>
+      <w:r>
+        <w:rPr>
+          <w:rFonts w:ascii="Arial Narrow" w:eastAsia="Arial Narrow" w:hAnsi="Arial Narrow" w:cs="Arial Narrow"/>
+          <w:sz w:val="16"/>
+          <w:szCs w:val="16"/>
+        </w:rPr>
+        <w:t xml:space="preserve">Se entiende por idoneidad la correspondencia entre lo que un consumidor espera y lo que efectivamente recibe, en función a lo que se le hubiera ofrecido, la publicidad e información transmitida, las condiciones y circunstancias de la transacción, las características y naturaleza del producto o servicio, el precio, entre otros factores, atendiendo a las circunstancias del caso. </w:t>
+      </w:r>
+    </w:p>
+    <w:p>
+      <w:pPr>
+        <w:pStyle w:val="Textonotapie"/>
+        <w:ind w:left="567" w:right="-1"/>
+        <w:jc w:val="both"/>
+        <w:rPr>
+          <w:rFonts w:ascii="Arial Narrow" w:eastAsia="Arial Narrow" w:hAnsi="Arial Narrow" w:cs="Arial Narrow"/>
+          <w:sz w:val="16"/>
+          <w:szCs w:val="16"/>
+        </w:rPr>
+      </w:pPr>
+      <w:r>
+        <w:rPr>
+          <w:rFonts w:ascii="Arial Narrow" w:eastAsia="Arial Narrow" w:hAnsi="Arial Narrow" w:cs="Arial Narrow"/>
+          <w:sz w:val="16"/>
+          <w:szCs w:val="16"/>
+        </w:rPr>
+        <w:t xml:space="preserve">La idoneidad es evaluada en función a la propia naturaleza del producto o servicio y a su aptitud para satisfacer la finalidad para la cual ha sido puesto en el mercado. Las autorizaciones por parte de los organismos del Estado para la fabricación de un producto o la prestación de un servicio, en los casos que sea necesario, no eximen de responsabilidad al proveedor frente al consumidor. </w:t>
+      </w:r>
+    </w:p>
+    <w:p>
+      <w:pPr>
+        <w:pStyle w:val="Textonotapie"/>
+        <w:ind w:left="567" w:right="-1"/>
+        <w:jc w:val="both"/>
+        <w:rPr>
+          <w:rFonts w:ascii="Arial Narrow" w:eastAsia="Arial Narrow" w:hAnsi="Arial Narrow" w:cs="Arial Narrow"/>
+          <w:sz w:val="16"/>
+          <w:szCs w:val="16"/>
+        </w:rPr>
+      </w:pPr>
+      <w:r>
+        <w:rPr>
+          <w:rFonts w:ascii="Arial Narrow" w:eastAsia="Arial Narrow" w:hAnsi="Arial Narrow" w:cs="Arial Narrow"/>
+          <w:b/>
+          <w:bCs/>
+          <w:sz w:val="16"/>
+          <w:szCs w:val="16"/>
+        </w:rPr>
+        <w:t xml:space="preserve">Artículo 19.- Obligación de los proveedores </w:t>
+      </w:r>
+    </w:p>
+    <w:p>
+      <w:pPr>
+        <w:pStyle w:val="Textonotapie"/>
+        <w:ind w:left="567" w:right="-1"/>
+        <w:jc w:val="both"/>
+        <w:rPr>
+          <w:rFonts w:ascii="Arial Narrow" w:eastAsia="Arial Narrow" w:hAnsi="Arial Narrow" w:cs="Arial Narrow"/>
+          <w:sz w:val="16"/>
+          <w:szCs w:val="16"/>
+        </w:rPr>
+      </w:pPr>
+      <w:r>
+        <w:rPr>
+          <w:rFonts w:ascii="Arial Narrow" w:eastAsia="Arial Narrow" w:hAnsi="Arial Narrow" w:cs="Arial Narrow"/>
+          <w:sz w:val="16"/>
+          <w:szCs w:val="16"/>
+        </w:rPr>
+        <w:t>El proveedor responde por la idoneidad y calidad de los productos y servicios ofrecidos; por la autenticidad de las marcas y leyendas que exhiben sus productos o del signo que respalda al prestador del servicio, por la falta de conformidad entre la publicidad comercial de los productos y servicios y estos, así como por el contenido y la vida útil del producto indicado en el envase, en lo que corresponda.</w:t>
+      </w:r>
+    </w:p>
     <w:p>
       <w:pPr>
         <w:pStyle w:val="Textonotapie"/>
@@ -7785,161 +7991,9 @@
           <w:szCs w:val="16"/>
         </w:rPr>
       </w:pPr>
-      <w:r>
-        <w:rPr>
-          <w:rStyle w:val="Refdenotaalpie"/>
-          <w:rFonts w:ascii="Arial Narrow" w:eastAsia="Arial Narrow" w:hAnsi="Arial Narrow" w:cs="Arial Narrow"/>
-          <w:sz w:val="16"/>
-          <w:szCs w:val="16"/>
-          <w:vertAlign w:val="superscript"/>
-        </w:rPr>
-        <w:footnoteRef/>
-      </w:r>
-      <w:r>
-        <w:rPr>
-          <w:rFonts w:ascii="Arial Narrow" w:eastAsia="Arial Narrow" w:hAnsi="Arial Narrow" w:cs="Arial Narrow"/>
-          <w:sz w:val="16"/>
-          <w:szCs w:val="16"/>
-        </w:rPr>
-        <w:t xml:space="preserve"> </w:t>
-      </w:r>
-      <w:r>
-        <w:rPr>
-          <w:rFonts w:ascii="Arial Narrow" w:eastAsia="Arial Narrow" w:hAnsi="Arial Narrow" w:cs="Arial Narrow"/>
-          <w:sz w:val="16"/>
-          <w:szCs w:val="16"/>
-        </w:rPr>
-        <w:tab/>
-      </w:r>
-      <w:r>
-        <w:rPr>
-          <w:rFonts w:ascii="Arial Narrow" w:eastAsia="Arial Narrow" w:hAnsi="Arial Narrow" w:cs="Arial Narrow"/>
-          <w:b/>
-          <w:bCs/>
-          <w:sz w:val="16"/>
-          <w:szCs w:val="16"/>
-        </w:rPr>
-        <w:t xml:space="preserve">LEY 29571, CÓDIGO DE PROTECCIÓN Y DEFENSA DEL CONSUMIDOR, publicado el 2 de setiembre de 2010 y modificado por Decreto Legislativo 1308 </w:t>
-      </w:r>
-    </w:p>
-    <w:p>
-      <w:pPr>
-        <w:pStyle w:val="Textonotapie"/>
-        <w:ind w:left="567" w:right="-1"/>
-        <w:jc w:val="both"/>
-        <w:rPr>
-          <w:rFonts w:ascii="Arial Narrow" w:eastAsia="Arial Narrow" w:hAnsi="Arial Narrow" w:cs="Arial Narrow"/>
-          <w:b/>
-          <w:bCs/>
-          <w:sz w:val="16"/>
-          <w:szCs w:val="16"/>
-        </w:rPr>
-      </w:pPr>
-      <w:r>
-        <w:rPr>
-          <w:rFonts w:ascii="Arial Narrow" w:eastAsia="Arial Narrow" w:hAnsi="Arial Narrow" w:cs="Arial Narrow"/>
-          <w:b/>
-          <w:bCs/>
-          <w:sz w:val="16"/>
-          <w:szCs w:val="16"/>
-        </w:rPr>
-        <w:t xml:space="preserve">Artículo 18.- Idoneidad </w:t>
-      </w:r>
-    </w:p>
-    <w:p>
-      <w:pPr>
-        <w:pStyle w:val="Textonotapie"/>
-        <w:ind w:left="567" w:right="-1"/>
-        <w:jc w:val="both"/>
-        <w:rPr>
-          <w:rFonts w:ascii="Arial Narrow" w:eastAsia="Arial Narrow" w:hAnsi="Arial Narrow" w:cs="Arial Narrow"/>
-          <w:sz w:val="16"/>
-          <w:szCs w:val="16"/>
-        </w:rPr>
-      </w:pPr>
-      <w:r>
-        <w:rPr>
-          <w:rFonts w:ascii="Arial Narrow" w:eastAsia="Arial Narrow" w:hAnsi="Arial Narrow" w:cs="Arial Narrow"/>
-          <w:sz w:val="16"/>
-          <w:szCs w:val="16"/>
-        </w:rPr>
-        <w:t xml:space="preserve">Se entiende por idoneidad la correspondencia entre lo que un consumidor espera y lo que efectivamente recibe, en función a lo que se le hubiera ofrecido, la publicidad e información transmitida, las condiciones y circunstancias de la transacción, las características y naturaleza del producto o servicio, el precio, entre otros factores, atendiendo a las circunstancias del caso. </w:t>
-      </w:r>
-    </w:p>
-    <w:p>
-      <w:pPr>
-        <w:pStyle w:val="Textonotapie"/>
-        <w:ind w:left="567" w:right="-1"/>
-        <w:jc w:val="both"/>
-        <w:rPr>
-          <w:rFonts w:ascii="Arial Narrow" w:eastAsia="Arial Narrow" w:hAnsi="Arial Narrow" w:cs="Arial Narrow"/>
-          <w:sz w:val="16"/>
-          <w:szCs w:val="16"/>
-        </w:rPr>
-      </w:pPr>
-      <w:r>
-        <w:rPr>
-          <w:rFonts w:ascii="Arial Narrow" w:eastAsia="Arial Narrow" w:hAnsi="Arial Narrow" w:cs="Arial Narrow"/>
-          <w:sz w:val="16"/>
-          <w:szCs w:val="16"/>
-        </w:rPr>
-        <w:t xml:space="preserve">La idoneidad es evaluada en función a la propia naturaleza del producto o servicio y a su aptitud para satisfacer la finalidad para la cual ha sido puesto en el mercado. Las autorizaciones por parte de los organismos del Estado para la fabricación de un producto o la prestación de un servicio, en los casos que sea necesario, no eximen de responsabilidad al proveedor frente al consumidor. </w:t>
-      </w:r>
-    </w:p>
-    <w:p>
-      <w:pPr>
-        <w:pStyle w:val="Textonotapie"/>
-        <w:ind w:left="567" w:right="-1"/>
-        <w:jc w:val="both"/>
-        <w:rPr>
-          <w:rFonts w:ascii="Arial Narrow" w:eastAsia="Arial Narrow" w:hAnsi="Arial Narrow" w:cs="Arial Narrow"/>
-          <w:sz w:val="16"/>
-          <w:szCs w:val="16"/>
-        </w:rPr>
-      </w:pPr>
-    </w:p>
-    <w:p>
-      <w:pPr>
-        <w:pStyle w:val="Textonotapie"/>
-        <w:ind w:left="567" w:right="-1"/>
-        <w:jc w:val="both"/>
-        <w:rPr>
-          <w:rFonts w:ascii="Arial Narrow" w:eastAsia="Arial Narrow" w:hAnsi="Arial Narrow" w:cs="Arial Narrow"/>
-          <w:sz w:val="16"/>
-          <w:szCs w:val="16"/>
-        </w:rPr>
-      </w:pPr>
-      <w:r>
-        <w:rPr>
-          <w:rFonts w:ascii="Arial Narrow" w:eastAsia="Arial Narrow" w:hAnsi="Arial Narrow" w:cs="Arial Narrow"/>
-          <w:b/>
-          <w:bCs/>
-          <w:sz w:val="16"/>
-          <w:szCs w:val="16"/>
-        </w:rPr>
-        <w:t xml:space="preserve">Artículo 19.- Obligación de los proveedores </w:t>
-      </w:r>
-    </w:p>
-    <w:p>
-      <w:pPr>
-        <w:pStyle w:val="Textonotapie"/>
-        <w:ind w:left="567" w:right="-1"/>
-        <w:jc w:val="both"/>
-        <w:rPr>
-          <w:rFonts w:ascii="Arial Narrow" w:eastAsia="Arial Narrow" w:hAnsi="Arial Narrow" w:cs="Arial Narrow"/>
-          <w:sz w:val="16"/>
-          <w:szCs w:val="16"/>
-        </w:rPr>
-      </w:pPr>
-      <w:r>
-        <w:rPr>
-          <w:rFonts w:ascii="Arial Narrow" w:eastAsia="Arial Narrow" w:hAnsi="Arial Narrow" w:cs="Arial Narrow"/>
-          <w:sz w:val="16"/>
-          <w:szCs w:val="16"/>
-        </w:rPr>
-        <w:t>El proveedor responde por la idoneidad y calidad de los productos y servicios ofrecidos; por la autenticidad de las marcas y leyendas que exhiben sus productos o del signo que respalda al prestador del servicio, por la falta de conformidad entre la publicidad comercial de los productos y servicios y estos, así como por el contenido y la vida útil del producto indicado en el envase, en lo que corresponda.</w:t>
-      </w:r>
-    </w:p>
+    </w:p>
+  </w:footnote>
+  <w:footnote w:id="4">
     <w:p>
       <w:pPr>
         <w:pStyle w:val="Textonotapie"/>
@@ -7950,15 +8004,56 @@
         <w:jc w:val="both"/>
         <w:rPr>
           <w:rFonts w:ascii="Arial Narrow" w:eastAsia="Arial Narrow" w:hAnsi="Arial Narrow" w:cs="Arial Narrow"/>
+          <w:sz w:val="16"/>
+          <w:szCs w:val="16"/>
+        </w:rPr>
+      </w:pPr>
+      <w:r>
+        <w:rPr>
+          <w:rStyle w:val="Refdenotaalpie"/>
+          <w:rFonts w:ascii="Arial Narrow" w:eastAsia="Arial Narrow" w:hAnsi="Arial Narrow" w:cs="Arial Narrow"/>
+          <w:sz w:val="16"/>
+          <w:szCs w:val="16"/>
+          <w:vertAlign w:val="superscript"/>
+        </w:rPr>
+        <w:footnoteRef/>
+      </w:r>
+      <w:r>
+        <w:rPr>
+          <w:rFonts w:ascii="Arial Narrow" w:eastAsia="Arial Narrow" w:hAnsi="Arial Narrow" w:cs="Arial Narrow"/>
+          <w:sz w:val="16"/>
+          <w:szCs w:val="16"/>
+        </w:rPr>
+        <w:tab/>
+        <w:t xml:space="preserve"/>
+      </w:r>
+      <w:r>
+        <w:rPr>
+          <w:rFonts w:ascii="Arial Narrow" w:eastAsia="Arial Narrow" w:hAnsi="Arial Narrow" w:cs="Arial Narrow"/>
+          <w:sz w:val="16"/>
+          <w:szCs w:val="16"/>
+        </w:rPr>
+        <w:tab/>
+      </w:r>
+      <w:r>
+        <w:rPr>
+          <w:rFonts w:ascii="Arial Narrow" w:eastAsia="Arial Narrow" w:hAnsi="Arial Narrow" w:cs="Arial Narrow"/>
           <w:b/>
           <w:bCs/>
           <w:sz w:val="16"/>
           <w:szCs w:val="16"/>
         </w:rPr>
-      </w:pPr>
-    </w:p>
-  </w:footnote>
-  <w:footnote w:id="4">
+        <w:t>LEY SOBRE FACULTADES, NORMAS Y ORGANIZACIÓN DEL INDECOPI, APROBADA POR DECRETO LEGISLATIVO 807 Artículo 24.-</w:t>
+      </w:r>
+      <w:r>
+        <w:rPr>
+          <w:rFonts w:ascii="Arial Narrow" w:eastAsia="Arial Narrow" w:hAnsi="Arial Narrow" w:cs="Arial Narrow"/>
+          <w:sz w:val="16"/>
+          <w:szCs w:val="16"/>
+        </w:rPr>
+        <w:t xml:space="preserve"> El Secretario Técnico se encargará de la tramitación del procedimiento. Para ello, cuenta con las siguientes facultades:</w:t>
+      </w:r>
+    </w:p>
     <w:p>
       <w:pPr>
         <w:pStyle w:val="Textonotapie"/>
@@ -7975,47 +8070,12 @@
       </w:pPr>
       <w:r>
         <w:rPr>
-          <w:rStyle w:val="Refdenotaalpie"/>
-          <w:rFonts w:ascii="Arial Narrow" w:eastAsia="Arial Narrow" w:hAnsi="Arial Narrow" w:cs="Arial Narrow"/>
-          <w:sz w:val="16"/>
-          <w:szCs w:val="16"/>
-          <w:vertAlign w:val="superscript"/>
-        </w:rPr>
-        <w:footnoteRef/>
-      </w:r>
-      <w:r>
-        <w:rPr>
-          <w:rFonts w:ascii="Arial Narrow" w:eastAsia="Arial Narrow" w:hAnsi="Arial Narrow" w:cs="Arial Narrow"/>
-          <w:sz w:val="16"/>
-          <w:szCs w:val="16"/>
-        </w:rPr>
-        <w:t xml:space="preserve"> </w:t>
-      </w:r>
-      <w:r>
-        <w:rPr>
           <w:rFonts w:ascii="Arial Narrow" w:eastAsia="Arial Narrow" w:hAnsi="Arial Narrow" w:cs="Arial Narrow"/>
           <w:sz w:val="16"/>
           <w:szCs w:val="16"/>
         </w:rPr>
         <w:tab/>
-      </w:r>
-      <w:r>
-        <w:rPr>
-          <w:rFonts w:ascii="Arial Narrow" w:eastAsia="Arial Narrow" w:hAnsi="Arial Narrow" w:cs="Arial Narrow"/>
-          <w:b/>
-          <w:bCs/>
-          <w:sz w:val="16"/>
-          <w:szCs w:val="16"/>
-        </w:rPr>
-        <w:t>LEY SOBRE FACULTADES, NORMAS Y ORGANIZACIÓN DEL INDECOPI, APROBADA POR DECRETO LEGISLATIVO 807 Artículo 24.-</w:t>
-      </w:r>
-      <w:r>
-        <w:rPr>
-          <w:rFonts w:ascii="Arial Narrow" w:eastAsia="Arial Narrow" w:hAnsi="Arial Narrow" w:cs="Arial Narrow"/>
-          <w:sz w:val="16"/>
-          <w:szCs w:val="16"/>
-        </w:rPr>
-        <w:t xml:space="preserve"> El Secretario Técnico se encargará de la tramitación del procedimiento. Para ello, cuenta con las siguientes facultades:</w:t>
+        <w:t xml:space="preserve">(...) </w:t>
       </w:r>
     </w:p>
     <w:p>
@@ -8039,7 +8099,7 @@
           <w:szCs w:val="16"/>
         </w:rPr>
         <w:tab/>
-        <w:t xml:space="preserve">(...) </w:t>
+        <w:t xml:space="preserve">c) Admitir denuncias a trámite, en aquellos casos en que la Comisión le haya delegado esta facultad. </w:t>
       </w:r>
     </w:p>
     <w:p>
@@ -8063,7 +8123,7 @@
           <w:szCs w:val="16"/>
         </w:rPr>
         <w:tab/>
-        <w:t xml:space="preserve">c) Admitir denuncias a trámite, en aquellos casos en que la Comisión le haya delegado esta facultad. </w:t>
+        <w:t>(...).</w:t>
       </w:r>
     </w:p>
     <w:p>
@@ -8080,6 +8140,33 @@
           <w:szCs w:val="16"/>
         </w:rPr>
       </w:pPr>
+    </w:p>
+  </w:footnote>
+  <w:footnote w:id="5">
+    <w:p>
+      <w:pPr>
+        <w:pStyle w:val="Textonotapie"/>
+        <w:tabs>
+          <w:tab w:val="left" w:pos="567"/>
+        </w:tabs>
+        <w:ind w:left="567" w:hanging="567"/>
+        <w:jc w:val="both"/>
+        <w:rPr>
+          <w:rFonts w:ascii="Arial Narrow" w:eastAsia="Arial Narrow" w:hAnsi="Arial Narrow" w:cs="Arial Narrow"/>
+          <w:sz w:val="16"/>
+          <w:szCs w:val="16"/>
+        </w:rPr>
+      </w:pPr>
+      <w:r>
+        <w:rPr>
+          <w:rStyle w:val="Refdenotaalpie"/>
+          <w:rFonts w:ascii="Arial Narrow" w:eastAsia="Arial Narrow" w:hAnsi="Arial Narrow" w:cs="Arial Narrow"/>
+          <w:sz w:val="16"/>
+          <w:szCs w:val="16"/>
+          <w:vertAlign w:val="superscript"/>
+        </w:rPr>
+        <w:footnoteRef/>
+      </w:r>
       <w:r>
         <w:rPr>
           <w:rFonts w:ascii="Arial Narrow" w:eastAsia="Arial Narrow" w:hAnsi="Arial Narrow" w:cs="Arial Narrow"/>
@@ -8087,9 +8174,661 @@
           <w:szCs w:val="16"/>
         </w:rPr>
         <w:tab/>
-        <w:t>(...).</w:t>
-      </w:r>
-    </w:p>
+        <w:t xml:space="preserve"/>
+      </w:r>
+      <w:r>
+        <w:rPr>
+          <w:rFonts w:ascii="Arial Narrow" w:eastAsia="Arial Narrow" w:hAnsi="Arial Narrow" w:cs="Arial Narrow"/>
+          <w:sz w:val="16"/>
+          <w:szCs w:val="16"/>
+        </w:rPr>
+        <w:tab/>
+        <w:t>El número de trabajadores se atenderá siempre que la empresa haya sido constituida antes de la vigencia de la Ley 30056, publicada el 2 de julio de 2013, que modificó el artículo 5 del Texto Único Ordenado de la Ley de Promoción de la Competitividad, Formalización y Desarrollo de la Micro y Pequeña Empresa y de Acceso al Empleo Decente (LEY MYPE). Ello, en la medida que la Tercera Disposición Complementaria Transitoria de la norma modificatoria precisa que las empresas constituidas antes de la entrada en vigencia de dicha Ley se rigen por los requisitos de acogimiento al régimen de las micro y pequeñas empresas regulados en el Decreto Legislativo 1086.</w:t>
+      </w:r>
+    </w:p>
+    <w:p>
+      <w:pPr>
+        <w:pStyle w:val="Textonotapie"/>
+        <w:ind w:left="567" w:hanging="567"/>
+        <w:jc w:val="both"/>
+        <w:rPr>
+          <w:rFonts w:ascii="Arial Narrow" w:eastAsia="Arial Narrow" w:hAnsi="Arial Narrow" w:cs="Arial Narrow"/>
+          <w:sz w:val="16"/>
+          <w:szCs w:val="16"/>
+        </w:rPr>
+      </w:pPr>
+    </w:p>
+  </w:footnote>
+  <w:footnote w:id="6">
+    <w:p>
+      <w:pPr>
+        <w:pStyle w:val="Textonotapie"/>
+        <w:tabs>
+          <w:tab w:val="left" w:pos="567"/>
+        </w:tabs>
+        <w:ind w:left="567" w:hanging="567"/>
+        <w:jc w:val="both"/>
+        <w:rPr>
+          <w:rFonts w:ascii="Arial Narrow" w:eastAsia="Arial Narrow" w:hAnsi="Arial Narrow" w:cs="Arial Narrow"/>
+          <w:sz w:val="16"/>
+          <w:szCs w:val="16"/>
+        </w:rPr>
+      </w:pPr>
+      <w:r>
+        <w:rPr>
+          <w:rStyle w:val="Refdenotaalpie"/>
+          <w:rFonts w:ascii="Arial Narrow" w:eastAsia="Arial Narrow" w:hAnsi="Arial Narrow" w:cs="Arial Narrow"/>
+          <w:sz w:val="16"/>
+          <w:szCs w:val="16"/>
+          <w:vertAlign w:val="superscript"/>
+        </w:rPr>
+        <w:footnoteRef/>
+      </w:r>
+      <w:r>
+        <w:rPr>
+          <w:rFonts w:ascii="Arial Narrow" w:eastAsia="Arial Narrow" w:hAnsi="Arial Narrow" w:cs="Arial Narrow"/>
+          <w:sz w:val="16"/>
+          <w:szCs w:val="16"/>
+        </w:rPr>
+        <w:tab/>
+        <w:t xml:space="preserve"/>
+      </w:r>
+      <w:r>
+        <w:rPr>
+          <w:rFonts w:ascii="Arial Narrow" w:eastAsia="Arial Narrow" w:hAnsi="Arial Narrow" w:cs="Arial Narrow"/>
+          <w:sz w:val="16"/>
+          <w:szCs w:val="16"/>
+        </w:rPr>
+        <w:tab/>
+      </w:r>
+      <w:r>
+        <w:rPr>
+          <w:rFonts w:ascii="Arial Narrow" w:eastAsia="Arial Narrow" w:hAnsi="Arial Narrow" w:cs="Arial Narrow"/>
+          <w:b/>
+          <w:sz w:val="16"/>
+          <w:szCs w:val="16"/>
+        </w:rPr>
+        <w:t>LEY 29571, CÓDIGO DE PROTECCIÓN Y DEFENSA DEL CONSUMIDOR</w:t>
+      </w:r>
+      <w:r>
+        <w:rPr>
+          <w:rFonts w:ascii="Arial Narrow" w:eastAsia="Arial Narrow" w:hAnsi="Arial Narrow" w:cs="Arial Narrow"/>
+          <w:b/>
+          <w:bCs/>
+          <w:sz w:val="16"/>
+          <w:szCs w:val="16"/>
+        </w:rPr>
+        <w:t xml:space="preserve">, </w:t>
+      </w:r>
+      <w:r>
+        <w:rPr>
+          <w:rFonts w:ascii="Arial Narrow" w:eastAsia="Arial Narrow" w:hAnsi="Arial Narrow" w:cs="Arial Narrow"/>
+          <w:b/>
+          <w:sz w:val="16"/>
+          <w:szCs w:val="16"/>
+        </w:rPr>
+        <w:t>publicado el 2 de setiembre de 2010 y modificado por Decreto Legislativo 1308</w:t>
+      </w:r>
+    </w:p>
+    <w:p>
+      <w:pPr>
+        <w:pStyle w:val="Textonotapie"/>
+        <w:ind w:left="567" w:hanging="567"/>
+        <w:jc w:val="both"/>
+        <w:rPr>
+          <w:rFonts w:ascii="Arial Narrow" w:eastAsia="Arial Narrow" w:hAnsi="Arial Narrow" w:cs="Arial Narrow"/>
+          <w:b/>
+          <w:bCs/>
+          <w:sz w:val="16"/>
+          <w:szCs w:val="16"/>
+        </w:rPr>
+      </w:pPr>
+      <w:r>
+        <w:rPr>
+          <w:rFonts w:ascii="Arial Narrow" w:eastAsia="Arial Narrow" w:hAnsi="Arial Narrow" w:cs="Arial Narrow"/>
+          <w:sz w:val="16"/>
+          <w:szCs w:val="16"/>
+        </w:rPr>
+        <w:tab/>
+      </w:r>
+      <w:r>
+        <w:rPr>
+          <w:rFonts w:ascii="Arial Narrow" w:eastAsia="Arial Narrow" w:hAnsi="Arial Narrow" w:cs="Arial Narrow"/>
+          <w:b/>
+          <w:bCs/>
+          <w:sz w:val="16"/>
+          <w:szCs w:val="16"/>
+        </w:rPr>
+        <w:t>Artículo 110.- Sanciones Administrativas</w:t>
+      </w:r>
+    </w:p>
+    <w:p>
+      <w:pPr>
+        <w:autoSpaceDE w:val="0"/>
+        <w:autoSpaceDN w:val="0"/>
+        <w:adjustRightInd w:val="0"/>
+        <w:spacing w:after="0" w:line="240" w:lineRule="auto"/>
+        <w:ind w:left="567"/>
+        <w:jc w:val="both"/>
+        <w:rPr>
+          <w:rFonts w:ascii="Arial Narrow" w:eastAsia="Arial Narrow" w:hAnsi="Arial Narrow" w:cs="Arial Narrow"/>
+          <w:sz w:val="16"/>
+          <w:szCs w:val="16"/>
+          <w:lang w:eastAsia="es-PE"/>
+        </w:rPr>
+      </w:pPr>
+      <w:r>
+        <w:rPr>
+          <w:rFonts w:ascii="Arial Narrow" w:eastAsia="Arial Narrow" w:hAnsi="Arial Narrow" w:cs="Arial Narrow"/>
+          <w:sz w:val="16"/>
+          <w:szCs w:val="16"/>
+          <w:lang w:eastAsia="es-PE"/>
+        </w:rPr>
+        <w:t>(…)</w:t>
+      </w:r>
+    </w:p>
+    <w:p>
+      <w:pPr>
+        <w:autoSpaceDE w:val="0"/>
+        <w:autoSpaceDN w:val="0"/>
+        <w:adjustRightInd w:val="0"/>
+        <w:spacing w:after="0" w:line="240" w:lineRule="auto"/>
+        <w:ind w:left="567"/>
+        <w:jc w:val="both"/>
+        <w:rPr>
+          <w:rFonts w:ascii="Arial Narrow" w:eastAsia="Arial Narrow" w:hAnsi="Arial Narrow" w:cs="Arial Narrow"/>
+          <w:sz w:val="16"/>
+          <w:szCs w:val="16"/>
+          <w:lang w:eastAsia="es-PE"/>
+        </w:rPr>
+      </w:pPr>
+      <w:r>
+        <w:rPr>
+          <w:rFonts w:ascii="Arial Narrow" w:eastAsia="Arial Narrow" w:hAnsi="Arial Narrow" w:cs="Arial Narrow"/>
+          <w:sz w:val="16"/>
+          <w:szCs w:val="16"/>
+          <w:lang w:eastAsia="es-PE"/>
+        </w:rPr>
+        <w:t>En el caso de las microempresas, la multa no puede superar el diez por ciento (10%) de las ventas o ingresos brutos percibidos por el infractor, relativos a todas sus actividades económicas, correspondientes al ejercicio inmediato anterior al de la expedición de la resolución de primera instancia, siempre que se haya acreditado dichos ingresos, no se encuentre en una situación de reincidencia y el caso no verse sobre la vida, salud o integridad de los consumidores. Para el caso de las pequeñas empresas, la multa no puede superar el veinte por ciento (20%) de las ventas o ingresos brutos percibidos por el infractor, conforme a los requisitos señalados anteriormente.</w:t>
+      </w:r>
+    </w:p>
+    <w:p>
+      <w:pPr>
+        <w:autoSpaceDE w:val="0"/>
+        <w:autoSpaceDN w:val="0"/>
+        <w:adjustRightInd w:val="0"/>
+        <w:spacing w:after="0" w:line="240" w:lineRule="auto"/>
+        <w:ind w:left="567"/>
+        <w:jc w:val="both"/>
+        <w:rPr>
+          <w:rFonts w:ascii="Arial Narrow" w:eastAsia="Arial Narrow" w:hAnsi="Arial Narrow" w:cs="Arial Narrow"/>
+          <w:sz w:val="16"/>
+          <w:szCs w:val="16"/>
+          <w:lang w:eastAsia="es-PE"/>
+        </w:rPr>
+      </w:pPr>
+      <w:r>
+        <w:rPr>
+          <w:rFonts w:ascii="Arial Narrow" w:eastAsia="Arial Narrow" w:hAnsi="Arial Narrow" w:cs="Arial Narrow"/>
+          <w:sz w:val="16"/>
+          <w:szCs w:val="16"/>
+          <w:lang w:eastAsia="es-PE"/>
+        </w:rPr>
+        <w:t>(…).</w:t>
+      </w:r>
+    </w:p>
+    <w:p>
+      <w:pPr>
+        <w:pStyle w:val="Textonotapie"/>
+        <w:ind w:left="567" w:hanging="567"/>
+        <w:jc w:val="both"/>
+        <w:rPr>
+          <w:rFonts w:ascii="Arial Narrow" w:eastAsia="Arial Narrow" w:hAnsi="Arial Narrow" w:cs="Arial Narrow"/>
+          <w:sz w:val="16"/>
+          <w:szCs w:val="16"/>
+        </w:rPr>
+      </w:pPr>
+    </w:p>
+  </w:footnote>
+  <w:footnote w:id="7">
+    <w:p>
+      <w:pPr>
+        <w:pStyle w:val="Textonotapie"/>
+        <w:tabs>
+          <w:tab w:val="left" w:pos="567"/>
+        </w:tabs>
+        <w:ind w:left="567" w:hanging="567"/>
+        <w:jc w:val="both"/>
+        <w:rPr>
+          <w:rFonts w:ascii="Arial Narrow" w:eastAsia="Arial Narrow" w:hAnsi="Arial Narrow" w:cs="Arial Narrow"/>
+          <w:sz w:val="16"/>
+          <w:szCs w:val="16"/>
+        </w:rPr>
+      </w:pPr>
+      <w:r>
+        <w:rPr>
+          <w:rStyle w:val="Refdenotaalpie"/>
+          <w:rFonts w:ascii="Arial Narrow" w:eastAsia="Arial Narrow" w:hAnsi="Arial Narrow" w:cs="Arial Narrow"/>
+          <w:sz w:val="16"/>
+          <w:szCs w:val="16"/>
+          <w:vertAlign w:val="superscript"/>
+        </w:rPr>
+        <w:footnoteRef/>
+      </w:r>
+      <w:r>
+        <w:rPr>
+          <w:rFonts w:ascii="Arial Narrow" w:eastAsia="Arial Narrow" w:hAnsi="Arial Narrow" w:cs="Arial Narrow"/>
+          <w:sz w:val="16"/>
+          <w:szCs w:val="16"/>
+        </w:rPr>
+        <w:tab/>
+      </w:r>
+      <w:r>
+        <w:rPr>
+          <w:rFonts w:ascii="Arial Narrow" w:eastAsia="Arial Narrow" w:hAnsi="Arial Narrow" w:cs="Arial Narrow"/>
+          <w:b/>
+          <w:bCs/>
+          <w:sz w:val="16"/>
+          <w:szCs w:val="16"/>
+        </w:rPr>
+        <w:t xml:space="preserve">DECRETO LEGISLATIVO 807, LEY SOBRE FACULTADES, NORMAS Y ORGANIZACIÓN DEL INDECOPI, publicado el 18 de abril de 1996</w:t>
+      </w:r>
+    </w:p>
+    <w:p>
+      <w:pPr>
+        <w:pStyle w:val="Textonotapie"/>
+        <w:ind w:left="567" w:hanging="567"/>
+        <w:jc w:val="both"/>
+        <w:rPr>
+          <w:rFonts w:ascii="Arial Narrow" w:eastAsia="Arial Narrow" w:hAnsi="Arial Narrow" w:cs="Arial Narrow"/>
+          <w:sz w:val="16"/>
+          <w:szCs w:val="16"/>
+        </w:rPr>
+      </w:pPr>
+      <w:r>
+        <w:rPr>
+          <w:rFonts w:ascii="Arial Narrow" w:eastAsia="Arial Narrow" w:hAnsi="Arial Narrow" w:cs="Arial Narrow"/>
+          <w:sz w:val="16"/>
+          <w:szCs w:val="16"/>
+        </w:rPr>
+        <w:tab/>
+      </w:r>
+      <w:r>
+        <w:rPr>
+          <w:rFonts w:ascii="Arial Narrow" w:eastAsia="Arial Narrow" w:hAnsi="Arial Narrow" w:cs="Arial Narrow"/>
+          <w:b/>
+          <w:bCs/>
+          <w:sz w:val="16"/>
+          <w:szCs w:val="16"/>
+        </w:rPr>
+        <w:t xml:space="preserve">Artículo 26.-</w:t>
+      </w:r>
+      <w:r>
+        <w:rPr>
+          <w:rFonts w:ascii="Arial Narrow" w:eastAsia="Arial Narrow" w:hAnsi="Arial Narrow" w:cs="Arial Narrow"/>
+          <w:sz w:val="16"/>
+          <w:szCs w:val="16"/>
+        </w:rPr>
+        <w:t xml:space="preserve"> Una vez admitida a trámite la denuncia, se correrá traslado de la misma al denunciado, a fin de que éste presente su descargo. El plazo para la presentación del descargo será de cinco (5) días contados desde la notificación, vencido el cual, el Secretario Técnico declarará en rebeldía al denunciado que no lo hubiera presentado.</w:t>
+      </w:r>
+    </w:p>
+    <w:p>
+      <w:pPr>
+        <w:pStyle w:val="Textonotapie"/>
+        <w:ind w:left="567" w:hanging="567"/>
+        <w:jc w:val="both"/>
+        <w:rPr>
+          <w:rFonts w:ascii="Arial Narrow" w:eastAsia="Arial Narrow" w:hAnsi="Arial Narrow" w:cs="Arial Narrow"/>
+          <w:sz w:val="16"/>
+          <w:szCs w:val="16"/>
+        </w:rPr>
+      </w:pPr>
+    </w:p>
+  </w:footnote>
+  <w:footnote w:id="8">
+    <w:p>
+      <w:pPr>
+        <w:pStyle w:val="Textonotapie"/>
+        <w:tabs>
+          <w:tab w:val="left" w:pos="567"/>
+        </w:tabs>
+        <w:ind w:left="567" w:hanging="567"/>
+        <w:jc w:val="both"/>
+        <w:rPr>
+          <w:rFonts w:ascii="Arial Narrow" w:eastAsia="Arial Narrow" w:hAnsi="Arial Narrow" w:cs="Arial Narrow"/>
+          <w:sz w:val="16"/>
+          <w:szCs w:val="16"/>
+        </w:rPr>
+      </w:pPr>
+      <w:r>
+        <w:rPr>
+          <w:rStyle w:val="Refdenotaalpie"/>
+          <w:rFonts w:ascii="Arial Narrow" w:eastAsia="Arial Narrow" w:hAnsi="Arial Narrow" w:cs="Arial Narrow"/>
+          <w:sz w:val="16"/>
+          <w:szCs w:val="16"/>
+          <w:vertAlign w:val="superscript"/>
+        </w:rPr>
+        <w:footnoteRef/>
+      </w:r>
+      <w:r>
+        <w:rPr>
+          <w:rFonts w:ascii="Arial Narrow" w:eastAsia="Arial Narrow" w:hAnsi="Arial Narrow" w:cs="Arial Narrow"/>
+          <w:sz w:val="16"/>
+          <w:szCs w:val="16"/>
+        </w:rPr>
+        <w:tab/>
+      </w:r>
+      <w:r>
+        <w:rPr>
+          <w:rFonts w:ascii="Arial Narrow" w:eastAsia="Arial Narrow" w:hAnsi="Arial Narrow" w:cs="Arial Narrow"/>
+          <w:b/>
+          <w:bCs/>
+          <w:sz w:val="16"/>
+          <w:szCs w:val="16"/>
+        </w:rPr>
+        <w:t xml:space="preserve">DECRETO SUPREMO 006-2026-JUS, TEXTO ÚNICO ORDENADO DE LA LEY 27444, LEY DEL PROCEDIMIENTO ADMINISTRATIVO GENERAL, publicado el 30 de abril de 2026</w:t>
+      </w:r>
+    </w:p>
+    <w:p>
+      <w:pPr>
+        <w:pStyle w:val="Textonotapie"/>
+        <w:ind w:left="567" w:hanging="567"/>
+        <w:jc w:val="both"/>
+        <w:rPr>
+          <w:rFonts w:ascii="Arial Narrow" w:eastAsia="Arial Narrow" w:hAnsi="Arial Narrow" w:cs="Arial Narrow"/>
+          <w:sz w:val="16"/>
+          <w:szCs w:val="16"/>
+        </w:rPr>
+      </w:pPr>
+      <w:r>
+        <w:rPr>
+          <w:rFonts w:ascii="Arial Narrow" w:eastAsia="Arial Narrow" w:hAnsi="Arial Narrow" w:cs="Arial Narrow"/>
+          <w:sz w:val="16"/>
+          <w:szCs w:val="16"/>
+        </w:rPr>
+        <w:tab/>
+      </w:r>
+      <w:r>
+        <w:rPr>
+          <w:rFonts w:ascii="Arial Narrow" w:eastAsia="Arial Narrow" w:hAnsi="Arial Narrow" w:cs="Arial Narrow"/>
+          <w:b/>
+          <w:bCs/>
+          <w:sz w:val="16"/>
+          <w:szCs w:val="16"/>
+        </w:rPr>
+        <w:t xml:space="preserve">Artículo 223.- Contestación de la reclamación</w:t>
+      </w:r>
+    </w:p>
+    <w:p>
+      <w:pPr>
+        <w:pStyle w:val="Textonotapie"/>
+        <w:ind w:left="567" w:hanging="567"/>
+        <w:jc w:val="both"/>
+        <w:rPr>
+          <w:rFonts w:ascii="Arial Narrow" w:eastAsia="Arial Narrow" w:hAnsi="Arial Narrow" w:cs="Arial Narrow"/>
+          <w:sz w:val="16"/>
+          <w:szCs w:val="16"/>
+        </w:rPr>
+      </w:pPr>
+      <w:r>
+        <w:rPr>
+          <w:rFonts w:ascii="Arial Narrow" w:eastAsia="Arial Narrow" w:hAnsi="Arial Narrow" w:cs="Arial Narrow"/>
+          <w:sz w:val="16"/>
+          <w:szCs w:val="16"/>
+        </w:rPr>
+        <w:tab/>
+      </w:r>
+      <w:r>
+        <w:rPr>
+          <w:rFonts w:ascii="Arial Narrow" w:eastAsia="Arial Narrow" w:hAnsi="Arial Narrow" w:cs="Arial Narrow"/>
+          <w:sz w:val="16"/>
+          <w:szCs w:val="16"/>
+        </w:rPr>
+        <w:t xml:space="preserve">223.1 El reclamado deberá presentar la contestación de la reclamación dentro de los quince (15) días posteriores a la notificación de ésta; vencido este plazo, la Administración declarará en rebeldía al reclamado que no la hubiera presentado. La contestación deberá contener los requisitos de los escritos previstos en el artículo 113 de la presente Ley, así como la absolución de todos los asuntos controvertidos de hecho y de derecho, Las alegaciones y los hechos relevantes de la reclamación, salvo que hayan sido específicamente negadas en la contestación, se tendrán por aceptadas o merituadas como ciertas.</w:t>
+      </w:r>
+    </w:p>
+    <w:p>
+      <w:pPr>
+        <w:pStyle w:val="Textonotapie"/>
+        <w:ind w:left="567" w:hanging="567"/>
+        <w:jc w:val="both"/>
+        <w:rPr>
+          <w:rFonts w:ascii="Arial Narrow" w:eastAsia="Arial Narrow" w:hAnsi="Arial Narrow" w:cs="Arial Narrow"/>
+          <w:sz w:val="16"/>
+          <w:szCs w:val="16"/>
+        </w:rPr>
+      </w:pPr>
+    </w:p>
+  </w:footnote>
+  <w:footnote w:id="9">
+    <w:p>
+      <w:pPr>
+        <w:tabs>
+          <w:tab w:val="left" w:pos="567"/>
+        </w:tabs>
+        <w:spacing w:after="0" w:line="240" w:lineRule="auto"/>
+        <w:ind w:left="567" w:hanging="567"/>
+        <w:jc w:val="both"/>
+        <w:rPr>
+          <w:rFonts w:ascii="Arial Narrow" w:eastAsia="Arial Narrow" w:hAnsi="Arial Narrow" w:cs="Arial Narrow"/>
+          <w:sz w:val="16"/>
+          <w:szCs w:val="16"/>
+        </w:rPr>
+      </w:pPr>
+      <w:r>
+        <w:rPr>
+          <w:rStyle w:val="Refdenotaalpie"/>
+          <w:rFonts w:ascii="Arial Narrow" w:eastAsia="Arial Narrow" w:hAnsi="Arial Narrow" w:cs="Arial Narrow"/>
+          <w:sz w:val="16"/>
+          <w:szCs w:val="16"/>
+          <w:vertAlign w:val="superscript"/>
+        </w:rPr>
+        <w:footnoteRef/>
+      </w:r>
+      <w:r>
+        <w:rPr>
+          <w:rFonts w:ascii="Arial Narrow" w:eastAsia="Arial Narrow" w:hAnsi="Arial Narrow" w:cs="Arial Narrow"/>
+          <w:sz w:val="16"/>
+          <w:szCs w:val="16"/>
+          <w:vertAlign w:val="superscript"/>
+        </w:rPr>
+        <w:tab/>
+        <w:t xml:space="preserve"/>
+      </w:r>
+      <w:r>
+        <w:rPr>
+          <w:rFonts w:ascii="Arial Narrow" w:eastAsia="Arial Narrow" w:hAnsi="Arial Narrow" w:cs="Arial Narrow"/>
+          <w:sz w:val="16"/>
+          <w:szCs w:val="16"/>
+        </w:rPr>
+        <w:t xml:space="preserve"> </w:t>
+      </w:r>
+      <w:r>
+        <w:rPr>
+          <w:rFonts w:ascii="Arial Narrow" w:eastAsia="Arial Narrow" w:hAnsi="Arial Narrow" w:cs="Arial Narrow"/>
+          <w:sz w:val="16"/>
+          <w:szCs w:val="16"/>
+        </w:rPr>
+        <w:tab/>
+      </w:r>
+      <w:r>
+        <w:rPr>
+          <w:rFonts w:ascii="Arial Narrow" w:eastAsia="Arial Narrow" w:hAnsi="Arial Narrow" w:cs="Arial Narrow"/>
+          <w:b/>
+          <w:sz w:val="16"/>
+          <w:szCs w:val="16"/>
+        </w:rPr>
+        <w:t>LEY 29571, CÓDIGO DE PROTECCIÓN Y DEFENSA DEL CONSUMIDOR</w:t>
+      </w:r>
+      <w:r>
+        <w:rPr>
+          <w:rFonts w:ascii="Arial Narrow" w:eastAsia="Arial Narrow" w:hAnsi="Arial Narrow" w:cs="Arial Narrow"/>
+          <w:b/>
+          <w:bCs/>
+          <w:sz w:val="16"/>
+          <w:szCs w:val="16"/>
+        </w:rPr>
+        <w:t xml:space="preserve">, </w:t>
+      </w:r>
+      <w:r>
+        <w:rPr>
+          <w:rFonts w:ascii="Arial Narrow" w:eastAsia="Arial Narrow" w:hAnsi="Arial Narrow" w:cs="Arial Narrow"/>
+          <w:b/>
+          <w:sz w:val="16"/>
+          <w:szCs w:val="16"/>
+        </w:rPr>
+        <w:t>publicado el 2 de setiembre de 2010 y modificado por Decreto Legislativo 1308</w:t>
+      </w:r>
+    </w:p>
+    <w:p>
+      <w:pPr>
+        <w:spacing w:after="0" w:line="240" w:lineRule="auto"/>
+        <w:ind w:left="567" w:hanging="567"/>
+        <w:jc w:val="both"/>
+        <w:rPr>
+          <w:rFonts w:ascii="Arial Narrow" w:eastAsia="Arial Narrow" w:hAnsi="Arial Narrow" w:cs="Arial Narrow"/>
+          <w:b/>
+          <w:sz w:val="16"/>
+          <w:szCs w:val="16"/>
+        </w:rPr>
+      </w:pPr>
+      <w:r>
+        <w:rPr>
+          <w:rFonts w:ascii="Arial Narrow" w:eastAsia="Arial Narrow" w:hAnsi="Arial Narrow" w:cs="Arial Narrow"/>
+          <w:b/>
+          <w:sz w:val="16"/>
+          <w:szCs w:val="16"/>
+        </w:rPr>
+        <w:tab/>
+        <w:t>Artículo 110.- Sanciones administrativas</w:t>
+      </w:r>
+    </w:p>
+    <w:p>
+      <w:pPr>
+        <w:spacing w:after="0" w:line="240" w:lineRule="auto"/>
+        <w:ind w:left="567"/>
+        <w:jc w:val="both"/>
+        <w:rPr>
+          <w:rFonts w:ascii="Arial Narrow" w:eastAsia="Arial Narrow" w:hAnsi="Arial Narrow" w:cs="Arial Narrow"/>
+          <w:sz w:val="16"/>
+          <w:szCs w:val="16"/>
+        </w:rPr>
+      </w:pPr>
+      <w:r>
+        <w:rPr>
+          <w:rFonts w:ascii="Arial Narrow" w:eastAsia="Arial Narrow" w:hAnsi="Arial Narrow" w:cs="Arial Narrow"/>
+          <w:sz w:val="16"/>
+          <w:szCs w:val="16"/>
+        </w:rPr>
+        <w:t>El órgano resolutivo puede sancionar las infracciones administrativas a que se refiere el artículo 108 con amonestación y multas de hasta cuatrocientos cincuenta (450) Unidades Impositivas Tributarias (UIT), las cuales son calificadas de la siguiente manera:</w:t>
+      </w:r>
+    </w:p>
+    <w:p>
+      <w:pPr>
+        <w:numPr>
+          <w:ilvl w:val="0"/>
+          <w:numId w:val="2"/>
+        </w:numPr>
+        <w:spacing w:after="0" w:line="240" w:lineRule="auto"/>
+        <w:ind w:left="426" w:firstLine="141"/>
+        <w:jc w:val="both"/>
+        <w:rPr>
+          <w:rFonts w:ascii="Arial Narrow" w:eastAsia="Arial Narrow" w:hAnsi="Arial Narrow" w:cs="Arial Narrow"/>
+          <w:sz w:val="16"/>
+          <w:szCs w:val="16"/>
+        </w:rPr>
+      </w:pPr>
+      <w:r>
+        <w:rPr>
+          <w:rFonts w:ascii="Arial Narrow" w:eastAsia="Arial Narrow" w:hAnsi="Arial Narrow" w:cs="Arial Narrow"/>
+          <w:sz w:val="16"/>
+          <w:szCs w:val="16"/>
+        </w:rPr>
+        <w:t>Infracciones leves, con una amonestación o con una multa de hasta cincuenta (50) UIT.</w:t>
+      </w:r>
+    </w:p>
+    <w:p>
+      <w:pPr>
+        <w:numPr>
+          <w:ilvl w:val="0"/>
+          <w:numId w:val="2"/>
+        </w:numPr>
+        <w:spacing w:after="0" w:line="240" w:lineRule="auto"/>
+        <w:ind w:left="426" w:firstLine="141"/>
+        <w:jc w:val="both"/>
+        <w:rPr>
+          <w:rFonts w:ascii="Arial Narrow" w:eastAsia="Arial Narrow" w:hAnsi="Arial Narrow" w:cs="Arial Narrow"/>
+          <w:sz w:val="16"/>
+          <w:szCs w:val="16"/>
+        </w:rPr>
+      </w:pPr>
+      <w:r>
+        <w:rPr>
+          <w:rFonts w:ascii="Arial Narrow" w:eastAsia="Arial Narrow" w:hAnsi="Arial Narrow" w:cs="Arial Narrow"/>
+          <w:sz w:val="16"/>
+          <w:szCs w:val="16"/>
+        </w:rPr>
+        <w:t>Infracciones graves, con una multa de hasta ciento cincuenta (150) UIT.</w:t>
+      </w:r>
+    </w:p>
+    <w:p>
+      <w:pPr>
+        <w:numPr>
+          <w:ilvl w:val="0"/>
+          <w:numId w:val="2"/>
+        </w:numPr>
+        <w:spacing w:after="0" w:line="240" w:lineRule="auto"/>
+        <w:ind w:left="426" w:firstLine="141"/>
+        <w:jc w:val="both"/>
+        <w:rPr>
+          <w:rFonts w:ascii="Arial Narrow" w:eastAsia="Arial Narrow" w:hAnsi="Arial Narrow" w:cs="Arial Narrow"/>
+          <w:sz w:val="16"/>
+          <w:szCs w:val="16"/>
+        </w:rPr>
+      </w:pPr>
+      <w:r>
+        <w:rPr>
+          <w:rFonts w:ascii="Arial Narrow" w:eastAsia="Arial Narrow" w:hAnsi="Arial Narrow" w:cs="Arial Narrow"/>
+          <w:sz w:val="16"/>
+          <w:szCs w:val="16"/>
+        </w:rPr>
+        <w:t>Infracciones muy graves, con una multa de hasta cuatrocientos cincuenta (450) UIT.</w:t>
+      </w:r>
+    </w:p>
+    <w:p>
+      <w:pPr>
+        <w:spacing w:after="0" w:line="240" w:lineRule="auto"/>
+        <w:ind w:left="567"/>
+        <w:jc w:val="both"/>
+        <w:rPr>
+          <w:rFonts w:ascii="Arial Narrow" w:eastAsia="Arial Narrow" w:hAnsi="Arial Narrow" w:cs="Arial Narrow"/>
+          <w:sz w:val="16"/>
+          <w:szCs w:val="16"/>
+        </w:rPr>
+      </w:pPr>
+      <w:r>
+        <w:rPr>
+          <w:rFonts w:ascii="Arial Narrow" w:eastAsia="Arial Narrow" w:hAnsi="Arial Narrow" w:cs="Arial Narrow"/>
+          <w:sz w:val="16"/>
+          <w:szCs w:val="16"/>
+        </w:rPr>
+        <w:t>(…).</w:t>
+      </w:r>
+    </w:p>
+    <w:p>
+      <w:pPr>
+        <w:spacing w:after="0" w:line="240" w:lineRule="auto"/>
+        <w:ind w:left="567" w:hanging="567"/>
+        <w:jc w:val="both"/>
+        <w:rPr>
+          <w:rFonts w:ascii="Arial Narrow" w:eastAsia="Arial Narrow" w:hAnsi="Arial Narrow" w:cs="Arial Narrow"/>
+          <w:sz w:val="16"/>
+          <w:szCs w:val="16"/>
+        </w:rPr>
+      </w:pPr>
+    </w:p>
+  </w:footnote>
+  <w:footnote w:id="10">
     <w:p>
       <w:pPr>
         <w:pStyle w:val="Textonotapie"/>
@@ -8100,39 +8839,56 @@
         <w:jc w:val="both"/>
         <w:rPr>
           <w:rFonts w:ascii="Arial Narrow" w:eastAsia="Arial Narrow" w:hAnsi="Arial Narrow" w:cs="Arial Narrow"/>
-          <w:sz w:val="16"/>
-          <w:szCs w:val="16"/>
-        </w:rPr>
-      </w:pPr>
-      <w:r>
-        <w:rPr>
-          <w:rFonts w:ascii="Arial Narrow" w:eastAsia="Arial Narrow" w:hAnsi="Arial Narrow" w:cs="Arial Narrow"/>
-          <w:sz w:val="16"/>
-          <w:szCs w:val="16"/>
-        </w:rPr>
-        <w:t xml:space="preserve">. </w:t>
-      </w:r>
-    </w:p>
-    <w:p>
-      <w:pPr>
-        <w:pStyle w:val="Textonotapie"/>
+          <w:b/>
+          <w:bCs/>
+          <w:sz w:val="16"/>
+          <w:szCs w:val="16"/>
+        </w:rPr>
+      </w:pPr>
+      <w:r>
+        <w:rPr>
+          <w:rStyle w:val="Refdenotaalpie"/>
+          <w:rFonts w:ascii="Arial Narrow" w:eastAsia="Arial Narrow" w:hAnsi="Arial Narrow" w:cs="Arial Narrow"/>
+          <w:sz w:val="16"/>
+          <w:szCs w:val="16"/>
+          <w:vertAlign w:val="superscript"/>
+        </w:rPr>
+        <w:footnoteRef/>
+      </w:r>
+      <w:r>
+        <w:rPr>
+          <w:rFonts w:ascii="Arial Narrow" w:eastAsia="Arial Narrow" w:hAnsi="Arial Narrow" w:cs="Arial Narrow"/>
+          <w:sz w:val="16"/>
+          <w:szCs w:val="16"/>
+        </w:rPr>
+        <w:tab/>
+        <w:t xml:space="preserve"/>
+      </w:r>
+      <w:r>
+        <w:rPr>
+          <w:rFonts w:ascii="Arial Narrow" w:eastAsia="Arial Narrow" w:hAnsi="Arial Narrow" w:cs="Arial Narrow"/>
+          <w:sz w:val="16"/>
+          <w:szCs w:val="16"/>
+        </w:rPr>
+        <w:tab/>
+      </w:r>
+      <w:r>
+        <w:rPr>
+          <w:rFonts w:ascii="Arial Narrow" w:eastAsia="Arial Narrow" w:hAnsi="Arial Narrow" w:cs="Arial Narrow"/>
+          <w:b/>
+          <w:bCs/>
+          <w:sz w:val="16"/>
+          <w:szCs w:val="16"/>
+        </w:rPr>
+        <w:t xml:space="preserve">LEY 29571, CÓDIGO DE PROTECCIÓN Y DEFENSA DEL CONSUMIDOR, publicado el 2 de setiembre de 2010 y modificado por Decreto Legislativo 1308 </w:t>
+      </w:r>
+    </w:p>
+    <w:p>
+      <w:pPr>
         <w:tabs>
           <w:tab w:val="left" w:pos="567"/>
         </w:tabs>
-        <w:ind w:left="567" w:right="-1" w:hanging="567"/>
-        <w:jc w:val="both"/>
-        <w:rPr>
-          <w:rFonts w:ascii="Arial Narrow" w:eastAsia="Arial Narrow" w:hAnsi="Arial Narrow" w:cs="Arial Narrow"/>
-          <w:sz w:val="16"/>
-          <w:szCs w:val="16"/>
-        </w:rPr>
-      </w:pPr>
-    </w:p>
-  </w:footnote>
-  <w:footnote w:id="5">
-    <w:p>
-      <w:pPr>
-        <w:pStyle w:val="Textonotapie"/>
+        <w:spacing w:after="0" w:line="240" w:lineRule="auto"/>
         <w:ind w:left="567" w:hanging="567"/>
         <w:jc w:val="both"/>
         <w:rPr>
@@ -8143,697 +8899,12 @@
       </w:pPr>
       <w:r>
         <w:rPr>
-          <w:rStyle w:val="Refdenotaalpie"/>
-          <w:rFonts w:ascii="Arial Narrow" w:eastAsia="Arial Narrow" w:hAnsi="Arial Narrow" w:cs="Arial Narrow"/>
-          <w:sz w:val="16"/>
-          <w:szCs w:val="16"/>
-          <w:vertAlign w:val="superscript"/>
-        </w:rPr>
-        <w:footnoteRef/>
-      </w:r>
-      <w:r>
-        <w:rPr>
-          <w:rFonts w:ascii="Arial Narrow" w:eastAsia="Arial Narrow" w:hAnsi="Arial Narrow" w:cs="Arial Narrow"/>
-          <w:sz w:val="16"/>
-          <w:szCs w:val="16"/>
-        </w:rPr>
-        <w:t xml:space="preserve"> </w:t>
-      </w:r>
-      <w:r>
-        <w:rPr>
           <w:rFonts w:ascii="Arial Narrow" w:eastAsia="Arial Narrow" w:hAnsi="Arial Narrow" w:cs="Arial Narrow"/>
           <w:sz w:val="16"/>
           <w:szCs w:val="16"/>
         </w:rPr>
         <w:tab/>
-        <w:t>El número de trabajadores se atenderá siempre que la empresa haya sido constituida antes de la vigencia de la Ley 30056, publicada el 2 de julio de 2013, que modificó el artículo 5 del Texto Único Ordenado de la Ley de Promoción de la Competitividad, Formalización y Desarrollo de la Micro y Pequeña Empresa y de Acceso al Empleo Decente (LEY MYPE). Ello, en la medida que la Tercera Disposición Complementaria Transitoria de la norma modificatoria precisa que las empresas constituidas antes de la entrada en vigencia de dicha Ley se rigen por los requisitos de acogimiento al régimen de las micro y pequeñas empresas regulados en el Decreto Legislativo 1086.</w:t>
-      </w:r>
-    </w:p>
-    <w:p>
-      <w:pPr>
-        <w:pStyle w:val="Textonotapie"/>
-        <w:ind w:left="567" w:hanging="567"/>
-        <w:jc w:val="both"/>
-        <w:rPr>
-          <w:rFonts w:ascii="Arial Narrow" w:eastAsia="Arial Narrow" w:hAnsi="Arial Narrow" w:cs="Arial Narrow"/>
-          <w:sz w:val="16"/>
-          <w:szCs w:val="16"/>
-        </w:rPr>
-      </w:pPr>
-    </w:p>
-  </w:footnote>
-  <w:footnote w:id="6">
-    <w:p>
-      <w:pPr>
-        <w:pStyle w:val="Textonotapie"/>
-        <w:ind w:left="567" w:hanging="567"/>
-        <w:jc w:val="both"/>
-        <w:rPr>
-          <w:rFonts w:ascii="Arial Narrow" w:eastAsia="Arial Narrow" w:hAnsi="Arial Narrow" w:cs="Arial Narrow"/>
-          <w:sz w:val="16"/>
-          <w:szCs w:val="16"/>
-        </w:rPr>
-      </w:pPr>
-      <w:r>
-        <w:rPr>
-          <w:rStyle w:val="Refdenotaalpie"/>
-          <w:rFonts w:ascii="Arial Narrow" w:eastAsia="Arial Narrow" w:hAnsi="Arial Narrow" w:cs="Arial Narrow"/>
-          <w:sz w:val="16"/>
-          <w:szCs w:val="16"/>
-          <w:vertAlign w:val="superscript"/>
-        </w:rPr>
-        <w:footnoteRef/>
-      </w:r>
-      <w:r>
-        <w:rPr>
-          <w:rFonts w:ascii="Arial Narrow" w:eastAsia="Arial Narrow" w:hAnsi="Arial Narrow" w:cs="Arial Narrow"/>
-          <w:sz w:val="16"/>
-          <w:szCs w:val="16"/>
-        </w:rPr>
-        <w:t xml:space="preserve"> </w:t>
-      </w:r>
-      <w:r>
-        <w:rPr>
-          <w:rFonts w:ascii="Arial Narrow" w:eastAsia="Arial Narrow" w:hAnsi="Arial Narrow" w:cs="Arial Narrow"/>
-          <w:sz w:val="16"/>
-          <w:szCs w:val="16"/>
-        </w:rPr>
-        <w:tab/>
-      </w:r>
-      <w:r>
-        <w:rPr>
-          <w:rFonts w:ascii="Arial Narrow" w:eastAsia="Arial Narrow" w:hAnsi="Arial Narrow" w:cs="Arial Narrow"/>
-          <w:b/>
-          <w:sz w:val="16"/>
-          <w:szCs w:val="16"/>
-        </w:rPr>
-        <w:t>LEY 29571, CÓDIGO DE PROTECCIÓN Y DEFENSA DEL CONSUMIDOR</w:t>
-      </w:r>
-      <w:r>
-        <w:rPr>
-          <w:rFonts w:ascii="Arial Narrow" w:eastAsia="Arial Narrow" w:hAnsi="Arial Narrow" w:cs="Arial Narrow"/>
-          <w:b/>
-          <w:bCs/>
-          <w:sz w:val="16"/>
-          <w:szCs w:val="16"/>
-        </w:rPr>
-        <w:t xml:space="preserve">, </w:t>
-      </w:r>
-      <w:r>
-        <w:rPr>
-          <w:rFonts w:ascii="Arial Narrow" w:eastAsia="Arial Narrow" w:hAnsi="Arial Narrow" w:cs="Arial Narrow"/>
-          <w:b/>
-          <w:sz w:val="16"/>
-          <w:szCs w:val="16"/>
-        </w:rPr>
-        <w:t>publicado el 2 de setiembre de 2010 y modificado por Decreto Legislativo 1308</w:t>
-      </w:r>
-    </w:p>
-    <w:p>
-      <w:pPr>
-        <w:pStyle w:val="Textonotapie"/>
-        <w:ind w:left="567" w:hanging="567"/>
-        <w:jc w:val="both"/>
-        <w:rPr>
-          <w:rFonts w:ascii="Arial Narrow" w:eastAsia="Arial Narrow" w:hAnsi="Arial Narrow" w:cs="Arial Narrow"/>
-          <w:b/>
-          <w:bCs/>
-          <w:sz w:val="16"/>
-          <w:szCs w:val="16"/>
-        </w:rPr>
-      </w:pPr>
-      <w:r>
-        <w:rPr>
-          <w:rFonts w:ascii="Arial Narrow" w:eastAsia="Arial Narrow" w:hAnsi="Arial Narrow" w:cs="Arial Narrow"/>
-          <w:sz w:val="16"/>
-          <w:szCs w:val="16"/>
-        </w:rPr>
-        <w:tab/>
-      </w:r>
-      <w:r>
-        <w:rPr>
-          <w:rFonts w:ascii="Arial Narrow" w:eastAsia="Arial Narrow" w:hAnsi="Arial Narrow" w:cs="Arial Narrow"/>
-          <w:b/>
-          <w:bCs/>
-          <w:sz w:val="16"/>
-          <w:szCs w:val="16"/>
-        </w:rPr>
-        <w:t>Artículo 110.- Sanciones Administrativas</w:t>
-      </w:r>
-    </w:p>
-    <w:p>
-      <w:pPr>
-        <w:autoSpaceDE w:val="0"/>
-        <w:autoSpaceDN w:val="0"/>
-        <w:adjustRightInd w:val="0"/>
-        <w:spacing w:after="0" w:line="240" w:lineRule="auto"/>
-        <w:ind w:left="567"/>
-        <w:jc w:val="both"/>
-        <w:rPr>
-          <w:rFonts w:ascii="Arial Narrow" w:eastAsia="Arial Narrow" w:hAnsi="Arial Narrow" w:cs="Arial Narrow"/>
-          <w:sz w:val="16"/>
-          <w:szCs w:val="16"/>
-          <w:lang w:eastAsia="es-PE"/>
-        </w:rPr>
-      </w:pPr>
-      <w:r>
-        <w:rPr>
-          <w:rFonts w:ascii="Arial Narrow" w:eastAsia="Arial Narrow" w:hAnsi="Arial Narrow" w:cs="Arial Narrow"/>
-          <w:sz w:val="16"/>
-          <w:szCs w:val="16"/>
-          <w:lang w:eastAsia="es-PE"/>
-        </w:rPr>
-        <w:t>(…)</w:t>
-      </w:r>
-    </w:p>
-    <w:p>
-      <w:pPr>
-        <w:autoSpaceDE w:val="0"/>
-        <w:autoSpaceDN w:val="0"/>
-        <w:adjustRightInd w:val="0"/>
-        <w:spacing w:after="0" w:line="240" w:lineRule="auto"/>
-        <w:ind w:left="567"/>
-        <w:jc w:val="both"/>
-        <w:rPr>
-          <w:rFonts w:ascii="Arial Narrow" w:eastAsia="Arial Narrow" w:hAnsi="Arial Narrow" w:cs="Arial Narrow"/>
-          <w:sz w:val="16"/>
-          <w:szCs w:val="16"/>
-          <w:lang w:eastAsia="es-PE"/>
-        </w:rPr>
-      </w:pPr>
-      <w:r>
-        <w:rPr>
-          <w:rFonts w:ascii="Arial Narrow" w:eastAsia="Arial Narrow" w:hAnsi="Arial Narrow" w:cs="Arial Narrow"/>
-          <w:sz w:val="16"/>
-          <w:szCs w:val="16"/>
-          <w:lang w:eastAsia="es-PE"/>
-        </w:rPr>
-        <w:t>En el caso de las microempresas, la multa no puede superar el diez por ciento (10%) de las ventas o ingresos brutos percibidos por el infractor, relativos a todas sus actividades económicas, correspondientes al ejercicio inmediato anterior al de la expedición de la resolución de primera instancia, siempre que se haya acreditado dichos ingresos, no se encuentre en una situación de reincidencia y el caso no verse sobre la vida, salud o integridad de los consumidores. Para el caso de las pequeñas empresas, la multa no puede superar el veinte por ciento (20%) de las ventas o ingresos brutos percibidos por el infractor, conforme a los requisitos señalados anteriormente.</w:t>
-      </w:r>
-    </w:p>
-    <w:p>
-      <w:pPr>
-        <w:autoSpaceDE w:val="0"/>
-        <w:autoSpaceDN w:val="0"/>
-        <w:adjustRightInd w:val="0"/>
-        <w:spacing w:after="0" w:line="240" w:lineRule="auto"/>
-        <w:ind w:left="567"/>
-        <w:jc w:val="both"/>
-        <w:rPr>
-          <w:rFonts w:ascii="Arial Narrow" w:eastAsia="Arial Narrow" w:hAnsi="Arial Narrow" w:cs="Arial Narrow"/>
-          <w:sz w:val="16"/>
-          <w:szCs w:val="16"/>
-          <w:lang w:eastAsia="es-PE"/>
-        </w:rPr>
-      </w:pPr>
-      <w:r>
-        <w:rPr>
-          <w:rFonts w:ascii="Arial Narrow" w:eastAsia="Arial Narrow" w:hAnsi="Arial Narrow" w:cs="Arial Narrow"/>
-          <w:sz w:val="16"/>
-          <w:szCs w:val="16"/>
-          <w:lang w:eastAsia="es-PE"/>
-        </w:rPr>
-        <w:t>(…).</w:t>
-      </w:r>
-    </w:p>
-    <w:p>
-      <w:pPr>
-        <w:pStyle w:val="Textonotapie"/>
-        <w:ind w:left="567" w:hanging="567"/>
-        <w:jc w:val="both"/>
-        <w:rPr>
-          <w:rFonts w:ascii="Arial Narrow" w:eastAsia="Arial Narrow" w:hAnsi="Arial Narrow" w:cs="Arial Narrow"/>
-          <w:sz w:val="16"/>
-          <w:szCs w:val="16"/>
-        </w:rPr>
-      </w:pPr>
-    </w:p>
-  </w:footnote>
-  <w:footnote w:id="12">
-    <w:p>
-      <w:pPr>
-        <w:pStyle w:val="Textonotapie"/>
-        <w:ind w:left="567" w:hanging="567"/>
-        <w:jc w:val="both"/>
-        <w:rPr>
-          <w:rFonts w:ascii="Arial Narrow" w:eastAsia="Arial Narrow" w:hAnsi="Arial Narrow" w:cs="Arial Narrow"/>
-          <w:sz w:val="16"/>
-          <w:szCs w:val="16"/>
-        </w:rPr>
-      </w:pPr>
-      <w:r>
-        <w:rPr>
-          <w:rStyle w:val="Refdenotaalpie"/>
-          <w:rFonts w:ascii="Arial Narrow" w:eastAsia="Arial Narrow" w:hAnsi="Arial Narrow" w:cs="Arial Narrow"/>
-          <w:sz w:val="16"/>
-          <w:szCs w:val="16"/>
-          <w:vertAlign w:val="superscript"/>
-        </w:rPr>
-        <w:footnoteRef/>
-      </w:r>
-      <w:r>
-        <w:rPr>
-          <w:rFonts w:ascii="Arial Narrow" w:eastAsia="Arial Narrow" w:hAnsi="Arial Narrow" w:cs="Arial Narrow"/>
-          <w:sz w:val="16"/>
-          <w:szCs w:val="16"/>
-        </w:rPr>
-        <w:tab/>
-      </w:r>
-      <w:r>
-        <w:rPr>
-          <w:rFonts w:ascii="Arial Narrow" w:eastAsia="Arial Narrow" w:hAnsi="Arial Narrow" w:cs="Arial Narrow"/>
-          <w:b/>
-          <w:bCs/>
-          <w:sz w:val="16"/>
-          <w:szCs w:val="16"/>
-        </w:rPr>
-        <w:t xml:space="preserve">DECRETO LEGISLATIVO 807, LEY SOBRE FACULTADES, NORMAS Y ORGANIZACIÓN DEL INDECOPI, publicado el 18 de abril de 1996</w:t>
-      </w:r>
-    </w:p>
-    <w:p>
-      <w:pPr>
-        <w:pStyle w:val="Textonotapie"/>
-        <w:ind w:left="567" w:hanging="567"/>
-        <w:jc w:val="both"/>
-        <w:rPr>
-          <w:rFonts w:ascii="Arial Narrow" w:eastAsia="Arial Narrow" w:hAnsi="Arial Narrow" w:cs="Arial Narrow"/>
-          <w:sz w:val="16"/>
-          <w:szCs w:val="16"/>
-        </w:rPr>
-      </w:pPr>
-      <w:r>
-        <w:rPr>
-          <w:rFonts w:ascii="Arial Narrow" w:eastAsia="Arial Narrow" w:hAnsi="Arial Narrow" w:cs="Arial Narrow"/>
-          <w:sz w:val="16"/>
-          <w:szCs w:val="16"/>
-        </w:rPr>
-        <w:tab/>
-      </w:r>
-      <w:r>
-        <w:rPr>
-          <w:rFonts w:ascii="Arial Narrow" w:eastAsia="Arial Narrow" w:hAnsi="Arial Narrow" w:cs="Arial Narrow"/>
-          <w:b/>
-          <w:bCs/>
-          <w:sz w:val="16"/>
-          <w:szCs w:val="16"/>
-        </w:rPr>
-        <w:t xml:space="preserve">Artículo 26.-</w:t>
-      </w:r>
-      <w:r>
-        <w:rPr>
-          <w:rFonts w:ascii="Arial Narrow" w:eastAsia="Arial Narrow" w:hAnsi="Arial Narrow" w:cs="Arial Narrow"/>
-          <w:sz w:val="16"/>
-          <w:szCs w:val="16"/>
-        </w:rPr>
-        <w:t xml:space="preserve"> Una vez admitida a trámite la denuncia, se correrá traslado de la misma al denunciado, a fin de que éste presente su descargo. El plazo para la presentación del descargo será de cinco (5) días contados desde la notificación, vencido el cual, el Secretario Técnico declarará en rebeldía al denunciado que no lo hubiera presentado.</w:t>
-      </w:r>
-    </w:p>
-    <w:p>
-      <w:pPr>
-        <w:pStyle w:val="Textonotapie"/>
-        <w:ind w:left="567" w:hanging="567"/>
-        <w:jc w:val="both"/>
-        <w:rPr>
-          <w:rFonts w:ascii="Arial Narrow" w:eastAsia="Arial Narrow" w:hAnsi="Arial Narrow" w:cs="Arial Narrow"/>
-          <w:sz w:val="16"/>
-          <w:szCs w:val="16"/>
-        </w:rPr>
-      </w:pPr>
-    </w:p>
-  </w:footnote>
-  <w:footnote w:id="13">
-    <w:p>
-      <w:pPr>
-        <w:pStyle w:val="Textonotapie"/>
-        <w:ind w:left="567" w:hanging="567"/>
-        <w:jc w:val="both"/>
-        <w:rPr>
-          <w:rFonts w:ascii="Arial Narrow" w:eastAsia="Arial Narrow" w:hAnsi="Arial Narrow" w:cs="Arial Narrow"/>
-          <w:sz w:val="16"/>
-          <w:szCs w:val="16"/>
-        </w:rPr>
-      </w:pPr>
-      <w:r>
-        <w:rPr>
-          <w:rStyle w:val="Refdenotaalpie"/>
-          <w:rFonts w:ascii="Arial Narrow" w:eastAsia="Arial Narrow" w:hAnsi="Arial Narrow" w:cs="Arial Narrow"/>
-          <w:sz w:val="16"/>
-          <w:szCs w:val="16"/>
-          <w:vertAlign w:val="superscript"/>
-        </w:rPr>
-        <w:footnoteRef/>
-      </w:r>
-      <w:r>
-        <w:rPr>
-          <w:rFonts w:ascii="Arial Narrow" w:eastAsia="Arial Narrow" w:hAnsi="Arial Narrow" w:cs="Arial Narrow"/>
-          <w:sz w:val="16"/>
-          <w:szCs w:val="16"/>
-        </w:rPr>
-        <w:tab/>
-      </w:r>
-      <w:r>
-        <w:rPr>
-          <w:rFonts w:ascii="Arial Narrow" w:eastAsia="Arial Narrow" w:hAnsi="Arial Narrow" w:cs="Arial Narrow"/>
-          <w:b/>
-          <w:bCs/>
-          <w:sz w:val="16"/>
-          <w:szCs w:val="16"/>
-        </w:rPr>
-        <w:t xml:space="preserve">DECRETO SUPREMO 006-2026-JUS, TEXTO ÚNICO ORDENADO DE LA LEY 27444, LEY DEL PROCEDIMIENTO ADMINISTRATIVO GENERAL, publicado el 30 de abril de 2026</w:t>
-      </w:r>
-    </w:p>
-    <w:p>
-      <w:pPr>
-        <w:pStyle w:val="Textonotapie"/>
-        <w:ind w:left="567" w:hanging="567"/>
-        <w:jc w:val="both"/>
-        <w:rPr>
-          <w:rFonts w:ascii="Arial Narrow" w:eastAsia="Arial Narrow" w:hAnsi="Arial Narrow" w:cs="Arial Narrow"/>
-          <w:sz w:val="16"/>
-          <w:szCs w:val="16"/>
-        </w:rPr>
-      </w:pPr>
-      <w:r>
-        <w:rPr>
-          <w:rFonts w:ascii="Arial Narrow" w:eastAsia="Arial Narrow" w:hAnsi="Arial Narrow" w:cs="Arial Narrow"/>
-          <w:sz w:val="16"/>
-          <w:szCs w:val="16"/>
-        </w:rPr>
-        <w:tab/>
-      </w:r>
-      <w:r>
-        <w:rPr>
-          <w:rFonts w:ascii="Arial Narrow" w:eastAsia="Arial Narrow" w:hAnsi="Arial Narrow" w:cs="Arial Narrow"/>
-          <w:b/>
-          <w:bCs/>
-          <w:sz w:val="16"/>
-          <w:szCs w:val="16"/>
-        </w:rPr>
-        <w:t xml:space="preserve">Artículo 223.- Contestación de la reclamación</w:t>
-      </w:r>
-    </w:p>
-    <w:p>
-      <w:pPr>
-        <w:pStyle w:val="Textonotapie"/>
-        <w:ind w:left="567" w:hanging="567"/>
-        <w:jc w:val="both"/>
-        <w:rPr>
-          <w:rFonts w:ascii="Arial Narrow" w:eastAsia="Arial Narrow" w:hAnsi="Arial Narrow" w:cs="Arial Narrow"/>
-          <w:sz w:val="16"/>
-          <w:szCs w:val="16"/>
-        </w:rPr>
-      </w:pPr>
-      <w:r>
-        <w:rPr>
-          <w:rFonts w:ascii="Arial Narrow" w:eastAsia="Arial Narrow" w:hAnsi="Arial Narrow" w:cs="Arial Narrow"/>
-          <w:sz w:val="16"/>
-          <w:szCs w:val="16"/>
-        </w:rPr>
-        <w:tab/>
-      </w:r>
-      <w:r>
-        <w:rPr>
-          <w:rFonts w:ascii="Arial Narrow" w:eastAsia="Arial Narrow" w:hAnsi="Arial Narrow" w:cs="Arial Narrow"/>
-          <w:sz w:val="16"/>
-          <w:szCs w:val="16"/>
-        </w:rPr>
-        <w:t xml:space="preserve">223.1 El reclamado deberá presentar la contestación de la reclamación dentro de los quince (15) días posteriores a la notificación de ésta; vencido este plazo, la Administración declarará en rebeldía al reclamado que no la hubiera presentado. La contestación deberá contener los requisitos de los escritos previstos en el artículo 113 de la presente Ley, así como la absolución de todos los asuntos controvertidos de hecho y de derecho, Las alegaciones y los hechos relevantes de la reclamación, salvo que hayan sido específicamente negadas en la contestación, se tendrán por aceptadas o merituadas como ciertas.</w:t>
-      </w:r>
-    </w:p>
-    <w:p>
-      <w:pPr>
-        <w:pStyle w:val="Textonotapie"/>
-        <w:ind w:left="567" w:hanging="567"/>
-        <w:jc w:val="both"/>
-        <w:rPr>
-          <w:rFonts w:ascii="Arial Narrow" w:eastAsia="Arial Narrow" w:hAnsi="Arial Narrow" w:cs="Arial Narrow"/>
-          <w:sz w:val="16"/>
-          <w:szCs w:val="16"/>
-        </w:rPr>
-      </w:pPr>
-    </w:p>
-  </w:footnote>
-  <w:footnote w:id="7">
-    <w:p>
-      <w:pPr>
-        <w:spacing w:after="0" w:line="240" w:lineRule="auto"/>
-        <w:ind w:left="567" w:hanging="567"/>
-        <w:jc w:val="both"/>
-        <w:rPr>
-          <w:rFonts w:ascii="Arial Narrow" w:eastAsia="Arial Narrow" w:hAnsi="Arial Narrow" w:cs="Arial Narrow"/>
-          <w:sz w:val="16"/>
-          <w:szCs w:val="16"/>
-        </w:rPr>
-      </w:pPr>
-      <w:r>
-        <w:rPr>
-          <w:rStyle w:val="Refdenotaalpie"/>
-          <w:rFonts w:ascii="Arial Narrow" w:eastAsia="Arial Narrow" w:hAnsi="Arial Narrow" w:cs="Arial Narrow"/>
-          <w:sz w:val="16"/>
-          <w:szCs w:val="16"/>
-          <w:vertAlign w:val="superscript"/>
-        </w:rPr>
-        <w:footnoteRef/>
-      </w:r>
-      <w:r>
-        <w:rPr>
-          <w:rFonts w:ascii="Arial Narrow" w:eastAsia="Arial Narrow" w:hAnsi="Arial Narrow" w:cs="Arial Narrow"/>
-          <w:sz w:val="16"/>
-          <w:szCs w:val="16"/>
-          <w:vertAlign w:val="superscript"/>
-        </w:rPr>
-        <w:t xml:space="preserve"> </w:t>
-      </w:r>
-      <w:r>
-        <w:rPr>
-          <w:rFonts w:ascii="Arial Narrow" w:eastAsia="Arial Narrow" w:hAnsi="Arial Narrow" w:cs="Arial Narrow"/>
-          <w:sz w:val="16"/>
-          <w:szCs w:val="16"/>
-        </w:rPr>
-        <w:t xml:space="preserve"> </w:t>
-      </w:r>
-      <w:r>
-        <w:rPr>
-          <w:rFonts w:ascii="Arial Narrow" w:eastAsia="Arial Narrow" w:hAnsi="Arial Narrow" w:cs="Arial Narrow"/>
-          <w:sz w:val="16"/>
-          <w:szCs w:val="16"/>
-        </w:rPr>
-        <w:tab/>
-      </w:r>
-      <w:r>
-        <w:rPr>
-          <w:rFonts w:ascii="Arial Narrow" w:eastAsia="Arial Narrow" w:hAnsi="Arial Narrow" w:cs="Arial Narrow"/>
-          <w:b/>
-          <w:sz w:val="16"/>
-          <w:szCs w:val="16"/>
-        </w:rPr>
-        <w:t>LEY 29571, CÓDIGO DE PROTECCIÓN Y DEFENSA DEL CONSUMIDOR</w:t>
-      </w:r>
-      <w:r>
-        <w:rPr>
-          <w:rFonts w:ascii="Arial Narrow" w:eastAsia="Arial Narrow" w:hAnsi="Arial Narrow" w:cs="Arial Narrow"/>
-          <w:b/>
-          <w:bCs/>
-          <w:sz w:val="16"/>
-          <w:szCs w:val="16"/>
-        </w:rPr>
-        <w:t xml:space="preserve">, </w:t>
-      </w:r>
-      <w:r>
-        <w:rPr>
-          <w:rFonts w:ascii="Arial Narrow" w:eastAsia="Arial Narrow" w:hAnsi="Arial Narrow" w:cs="Arial Narrow"/>
-          <w:b/>
-          <w:sz w:val="16"/>
-          <w:szCs w:val="16"/>
-        </w:rPr>
-        <w:t>publicado el 2 de setiembre de 2010 y modificado por Decreto Legislativo 1308</w:t>
-      </w:r>
-    </w:p>
-    <w:p>
-      <w:pPr>
-        <w:spacing w:after="0" w:line="240" w:lineRule="auto"/>
-        <w:ind w:left="567" w:hanging="567"/>
-        <w:jc w:val="both"/>
-        <w:rPr>
-          <w:rFonts w:ascii="Arial Narrow" w:eastAsia="Arial Narrow" w:hAnsi="Arial Narrow" w:cs="Arial Narrow"/>
-          <w:b/>
-          <w:sz w:val="16"/>
-          <w:szCs w:val="16"/>
-        </w:rPr>
-      </w:pPr>
-      <w:r>
-        <w:rPr>
-          <w:rFonts w:ascii="Arial Narrow" w:eastAsia="Arial Narrow" w:hAnsi="Arial Narrow" w:cs="Arial Narrow"/>
-          <w:b/>
-          <w:sz w:val="16"/>
-          <w:szCs w:val="16"/>
-        </w:rPr>
-        <w:tab/>
-        <w:t>Artículo 110.- Sanciones administrativas</w:t>
-      </w:r>
-    </w:p>
-    <w:p>
-      <w:pPr>
-        <w:spacing w:after="0" w:line="240" w:lineRule="auto"/>
-        <w:ind w:left="567"/>
-        <w:jc w:val="both"/>
-        <w:rPr>
-          <w:rFonts w:ascii="Arial Narrow" w:eastAsia="Arial Narrow" w:hAnsi="Arial Narrow" w:cs="Arial Narrow"/>
-          <w:sz w:val="16"/>
-          <w:szCs w:val="16"/>
-        </w:rPr>
-      </w:pPr>
-      <w:r>
-        <w:rPr>
-          <w:rFonts w:ascii="Arial Narrow" w:eastAsia="Arial Narrow" w:hAnsi="Arial Narrow" w:cs="Arial Narrow"/>
-          <w:sz w:val="16"/>
-          <w:szCs w:val="16"/>
-        </w:rPr>
-        <w:t>El órgano resolutivo puede sancionar las infracciones administrativas a que se refiere el artículo 108 con amonestación y multas de hasta cuatrocientos cincuenta (450) Unidades Impositivas Tributarias (UIT), las cuales son calificadas de la siguiente manera:</w:t>
-      </w:r>
-    </w:p>
-    <w:p>
-      <w:pPr>
-        <w:numPr>
-          <w:ilvl w:val="0"/>
-          <w:numId w:val="2"/>
-        </w:numPr>
-        <w:spacing w:after="0" w:line="240" w:lineRule="auto"/>
-        <w:ind w:left="426" w:firstLine="141"/>
-        <w:jc w:val="both"/>
-        <w:rPr>
-          <w:rFonts w:ascii="Arial Narrow" w:eastAsia="Arial Narrow" w:hAnsi="Arial Narrow" w:cs="Arial Narrow"/>
-          <w:sz w:val="16"/>
-          <w:szCs w:val="16"/>
-        </w:rPr>
-      </w:pPr>
-      <w:r>
-        <w:rPr>
-          <w:rFonts w:ascii="Arial Narrow" w:eastAsia="Arial Narrow" w:hAnsi="Arial Narrow" w:cs="Arial Narrow"/>
-          <w:sz w:val="16"/>
-          <w:szCs w:val="16"/>
-        </w:rPr>
-        <w:t>Infracciones leves, con una amonestación o con una multa de hasta cincuenta (50) UIT.</w:t>
-      </w:r>
-    </w:p>
-    <w:p>
-      <w:pPr>
-        <w:numPr>
-          <w:ilvl w:val="0"/>
-          <w:numId w:val="2"/>
-        </w:numPr>
-        <w:spacing w:after="0" w:line="240" w:lineRule="auto"/>
-        <w:ind w:left="426" w:firstLine="141"/>
-        <w:jc w:val="both"/>
-        <w:rPr>
-          <w:rFonts w:ascii="Arial Narrow" w:eastAsia="Arial Narrow" w:hAnsi="Arial Narrow" w:cs="Arial Narrow"/>
-          <w:sz w:val="16"/>
-          <w:szCs w:val="16"/>
-        </w:rPr>
-      </w:pPr>
-      <w:r>
-        <w:rPr>
-          <w:rFonts w:ascii="Arial Narrow" w:eastAsia="Arial Narrow" w:hAnsi="Arial Narrow" w:cs="Arial Narrow"/>
-          <w:sz w:val="16"/>
-          <w:szCs w:val="16"/>
-        </w:rPr>
-        <w:t>Infracciones graves, con una multa de hasta ciento cincuenta (150) UIT.</w:t>
-      </w:r>
-    </w:p>
-    <w:p>
-      <w:pPr>
-        <w:numPr>
-          <w:ilvl w:val="0"/>
-          <w:numId w:val="2"/>
-        </w:numPr>
-        <w:spacing w:after="0" w:line="240" w:lineRule="auto"/>
-        <w:ind w:left="426" w:firstLine="141"/>
-        <w:jc w:val="both"/>
-        <w:rPr>
-          <w:rFonts w:ascii="Arial Narrow" w:eastAsia="Arial Narrow" w:hAnsi="Arial Narrow" w:cs="Arial Narrow"/>
-          <w:sz w:val="16"/>
-          <w:szCs w:val="16"/>
-        </w:rPr>
-      </w:pPr>
-      <w:r>
-        <w:rPr>
-          <w:rFonts w:ascii="Arial Narrow" w:eastAsia="Arial Narrow" w:hAnsi="Arial Narrow" w:cs="Arial Narrow"/>
-          <w:sz w:val="16"/>
-          <w:szCs w:val="16"/>
-        </w:rPr>
-        <w:t>Infracciones muy graves, con una multa de hasta cuatrocientos cincuenta (450) UIT.</w:t>
-      </w:r>
-    </w:p>
-    <w:p>
-      <w:pPr>
-        <w:spacing w:after="0" w:line="240" w:lineRule="auto"/>
-        <w:ind w:left="567"/>
-        <w:jc w:val="both"/>
-        <w:rPr>
-          <w:rFonts w:ascii="Arial Narrow" w:eastAsia="Arial Narrow" w:hAnsi="Arial Narrow" w:cs="Arial Narrow"/>
-          <w:sz w:val="16"/>
-          <w:szCs w:val="16"/>
-        </w:rPr>
-      </w:pPr>
-      <w:r>
-        <w:rPr>
-          <w:rFonts w:ascii="Arial Narrow" w:eastAsia="Arial Narrow" w:hAnsi="Arial Narrow" w:cs="Arial Narrow"/>
-          <w:sz w:val="16"/>
-          <w:szCs w:val="16"/>
-        </w:rPr>
-        <w:t>(…).</w:t>
-      </w:r>
-    </w:p>
-    <w:p>
-      <w:pPr>
-        <w:spacing w:after="0" w:line="240" w:lineRule="auto"/>
-        <w:ind w:left="567" w:hanging="567"/>
-        <w:jc w:val="both"/>
-        <w:rPr>
-          <w:rFonts w:ascii="Arial Narrow" w:eastAsia="Arial Narrow" w:hAnsi="Arial Narrow" w:cs="Arial Narrow"/>
-          <w:sz w:val="16"/>
-          <w:szCs w:val="16"/>
-        </w:rPr>
-      </w:pPr>
-    </w:p>
-  </w:footnote>
-  <w:footnote w:id="8">
-    <w:p>
-      <w:pPr>
-        <w:spacing w:after="0" w:line="240" w:lineRule="auto"/>
-        <w:ind w:left="567" w:hanging="567"/>
-        <w:jc w:val="both"/>
-        <w:rPr>
-          <w:rFonts w:ascii="Arial Narrow" w:eastAsia="Arial Narrow" w:hAnsi="Arial Narrow" w:cs="Arial Narrow"/>
-          <w:sz w:val="16"/>
-          <w:szCs w:val="16"/>
-        </w:rPr>
-      </w:pPr>
-      <w:r>
-        <w:rPr>
-          <w:rStyle w:val="Refdenotaalpie"/>
-          <w:rFonts w:ascii="Arial Narrow" w:eastAsia="Arial Narrow" w:hAnsi="Arial Narrow" w:cs="Arial Narrow"/>
-          <w:sz w:val="16"/>
-          <w:szCs w:val="16"/>
-          <w:vertAlign w:val="superscript"/>
-        </w:rPr>
-        <w:footnoteRef/>
-      </w:r>
-      <w:r>
-        <w:rPr>
-          <w:rFonts w:ascii="Arial Narrow" w:eastAsia="Arial Narrow" w:hAnsi="Arial Narrow" w:cs="Arial Narrow"/>
-          <w:sz w:val="16"/>
-          <w:szCs w:val="16"/>
-        </w:rPr>
-        <w:t xml:space="preserve"> </w:t>
-      </w:r>
-      <w:r>
-        <w:rPr>
-          <w:rFonts w:ascii="Arial Narrow" w:eastAsia="Arial Narrow" w:hAnsi="Arial Narrow" w:cs="Arial Narrow"/>
-          <w:sz w:val="16"/>
-          <w:szCs w:val="16"/>
-        </w:rPr>
-        <w:tab/>
+        <w:t xml:space="preserve"/>
       </w:r>
       <w:r>
         <w:rPr>
@@ -8906,18 +8977,6 @@
         <w:tab/>
         <w:t>Las medidas correctivas complementarias pueden dictarse de oficio o a pedido de parte.</w:t>
       </w:r>
-    </w:p>
-    <w:p>
-      <w:pPr>
-        <w:spacing w:after="0" w:line="240" w:lineRule="auto"/>
-        <w:ind w:left="567" w:hanging="567"/>
-        <w:jc w:val="both"/>
-        <w:rPr>
-          <w:rFonts w:ascii="Arial Narrow" w:eastAsia="Arial Narrow" w:hAnsi="Arial Narrow" w:cs="Arial Narrow"/>
-          <w:sz w:val="16"/>
-          <w:szCs w:val="16"/>
-        </w:rPr>
-      </w:pPr>
     </w:p>
     <w:p>
       <w:pPr>
@@ -9132,8 +9191,12 @@
     </w:p>
     <w:p>
       <w:pPr>
-        <w:pStyle w:val="Sinespaciado"/>
-        <w:ind w:firstLine="567"/>
+        <w:numPr>
+          <w:ilvl w:val="0"/>
+          <w:numId w:val="1"/>
+        </w:numPr>
+        <w:spacing w:after="0" w:line="240" w:lineRule="auto"/>
+        <w:ind w:left="567" w:firstLine="0"/>
         <w:jc w:val="both"/>
         <w:rPr>
           <w:rFonts w:ascii="Arial Narrow" w:eastAsia="Arial Narrow" w:hAnsi="Arial Narrow" w:cs="Arial Narrow"/>
@@ -9152,8 +9215,12 @@
     </w:p>
     <w:p>
       <w:pPr>
-        <w:pStyle w:val="Sinespaciado"/>
-        <w:ind w:firstLine="567"/>
+        <w:numPr>
+          <w:ilvl w:val="0"/>
+          <w:numId w:val="1"/>
+        </w:numPr>
+        <w:spacing w:after="0" w:line="240" w:lineRule="auto"/>
+        <w:ind w:left="567" w:firstLine="0"/>
         <w:jc w:val="both"/>
         <w:rPr>
           <w:rFonts w:ascii="Arial Narrow" w:eastAsia="Arial Narrow" w:hAnsi="Arial Narrow" w:cs="Arial Narrow"/>
@@ -9297,18 +9364,6 @@
         <w:jc w:val="both"/>
         <w:rPr>
           <w:rFonts w:ascii="Arial Narrow" w:eastAsia="Arial Narrow" w:hAnsi="Arial Narrow" w:cs="Arial Narrow"/>
-          <w:sz w:val="16"/>
-          <w:szCs w:val="16"/>
-        </w:rPr>
-      </w:pPr>
-    </w:p>
-    <w:p>
-      <w:pPr>
-        <w:spacing w:after="0" w:line="240" w:lineRule="auto"/>
-        <w:ind w:left="567"/>
-        <w:jc w:val="both"/>
-        <w:rPr>
-          <w:rFonts w:ascii="Arial Narrow" w:eastAsia="Arial Narrow" w:hAnsi="Arial Narrow" w:cs="Arial Narrow"/>
           <w:b/>
           <w:bCs/>
           <w:sz w:val="16"/>
@@ -9539,7 +9594,7 @@
       </w:pPr>
     </w:p>
   </w:footnote>
-  <w:footnote w:id="9">
+  <w:footnote w:id="11">
     <w:p>
       <w:pPr>
         <w:pStyle w:val="Textonotapie"/>
@@ -9571,7 +9626,8 @@
           <w:sz w:val="16"/>
           <w:szCs w:val="16"/>
         </w:rPr>
-        <w:t xml:space="preserve"> </w:t>
+        <w:tab/>
+        <w:t xml:space="preserve"/>
       </w:r>
       <w:r>
         <w:rPr>
@@ -9744,12 +9800,15 @@
       </w:pPr>
     </w:p>
   </w:footnote>
-  <w:footnote w:id="10">
+  <w:footnote w:id="12">
     <w:p>
       <w:pPr>
         <w:autoSpaceDE w:val="0"/>
         <w:autoSpaceDN w:val="0"/>
         <w:adjustRightInd w:val="0"/>
+        <w:tabs>
+          <w:tab w:val="left" w:pos="567"/>
+        </w:tabs>
         <w:spacing w:after="0" w:line="240" w:lineRule="auto"/>
         <w:ind w:left="567" w:hanging="567"/>
         <w:jc w:val="both"/>
@@ -9781,7 +9840,8 @@
           <w:sz w:val="16"/>
           <w:szCs w:val="16"/>
         </w:rPr>
-        <w:t xml:space="preserve"> </w:t>
+        <w:tab/>
+        <w:t xml:space="preserve"/>
       </w:r>
       <w:r>
         <w:rPr>
@@ -9845,10 +9905,13 @@
       </w:pPr>
     </w:p>
   </w:footnote>
-  <w:footnote w:id="11">
+  <w:footnote w:id="13">
     <w:p>
       <w:pPr>
         <w:pStyle w:val="Textonotapie"/>
+        <w:tabs>
+          <w:tab w:val="left" w:pos="567"/>
+        </w:tabs>
         <w:ind w:left="567" w:hanging="567"/>
         <w:jc w:val="both"/>
         <w:rPr>
@@ -9873,7 +9936,8 @@
           <w:sz w:val="16"/>
           <w:szCs w:val="16"/>
         </w:rPr>
-        <w:t xml:space="preserve"> </w:t>
+        <w:tab/>
+        <w:t xml:space="preserve"/>
       </w:r>
       <w:r>
         <w:rPr>

--- a/plantillas_maestras/02_seguro_vida/anulacion_indebida/2_o_mas_ddos_varios/varon/TPL_0630_2026_SEGURO_VIDA_ANULACION_INDEBIDA_ASEGURADORA_VARON_R2.docx
+++ b/plantillas_maestras/02_seguro_vida/anulacion_indebida/2_o_mas_ddos_varios/varon/TPL_0630_2026_SEGURO_VIDA_ANULACION_INDEBIDA_ASEGURADORA_VARON_R2.docx
@@ -552,7 +552,7 @@
     </w:p>
     <w:p>
       <w:pPr>
-        <w:spacing w:after="0" w:line="240" w:lineRule="auto"/>
+        <w:spacing w:before="0" w:after="0" w:line="240" w:lineRule="auto"/>
         <w:jc w:val="both"/>
         <w:rPr>
           <w:rFonts w:ascii="Arial Narrow" w:eastAsia="Arial Narrow" w:hAnsi="Arial Narrow" w:cs="Arial Narrow"/>
@@ -770,7 +770,7 @@
     </w:p>
     <w:p>
       <w:pPr>
-        <w:spacing w:after="0" w:line="240" w:lineRule="auto"/>
+        <w:spacing w:before="0" w:after="0" w:line="240" w:lineRule="auto"/>
         <w:jc w:val="both"/>
         <w:rPr>
           <w:rFonts w:ascii="Arial Narrow" w:eastAsia="Arial Narrow" w:hAnsi="Arial Narrow" w:cs="Arial Narrow"/>
@@ -966,7 +966,7 @@
     <w:p>
       <w:pPr>
         <w:pStyle w:val="Prrafodelista"/>
-        <w:spacing w:after="0" w:line="240" w:lineRule="auto"/>
+        <w:spacing w:before="0" w:after="0" w:line="240" w:lineRule="auto"/>
         <w:ind w:left="1134"/>
         <w:jc w:val="both"/>
         <w:rPr>
@@ -1102,7 +1102,7 @@
     </w:p>
     <w:p>
       <w:pPr>
-        <w:spacing w:after="0" w:line="240" w:lineRule="auto"/>
+        <w:spacing w:before="0" w:after="0" w:line="240" w:lineRule="auto"/>
         <w:jc w:val="both"/>
         <w:rPr>
           <w:rFonts w:ascii="Arial Narrow" w:eastAsia="Arial Narrow" w:hAnsi="Arial Narrow" w:cs="Arial Narrow"/>
@@ -1370,7 +1370,7 @@
     <w:p>
       <w:pPr>
         <w:pStyle w:val="Prrafodelista"/>
-        <w:spacing w:after="0" w:line="240" w:lineRule="auto"/>
+        <w:spacing w:before="0" w:after="0" w:line="240" w:lineRule="auto"/>
         <w:ind w:left="1134"/>
         <w:jc w:val="both"/>
         <w:rPr>
@@ -1470,7 +1470,7 @@
     </w:p>
     <w:p>
       <w:pPr>
-        <w:spacing w:after="0" w:line="240" w:lineRule="auto"/>
+        <w:spacing w:before="0" w:after="0" w:line="240" w:lineRule="auto"/>
         <w:ind w:left="567"/>
         <w:jc w:val="both"/>
         <w:rPr>
@@ -1667,7 +1667,7 @@
     <w:p>
       <w:pPr>
         <w:pStyle w:val="Prrafodelista"/>
-        <w:spacing w:after="0" w:line="240" w:lineRule="auto"/>
+        <w:spacing w:before="0" w:after="0" w:line="240" w:lineRule="auto"/>
         <w:ind w:left="1134"/>
         <w:jc w:val="both"/>
         <w:rPr>
@@ -1744,7 +1744,7 @@
     <w:p>
       <w:pPr>
         <w:pStyle w:val="Prrafodelista"/>
-        <w:spacing w:after="0" w:line="240" w:lineRule="auto"/>
+        <w:spacing w:before="0" w:after="0" w:line="240" w:lineRule="auto"/>
         <w:ind w:left="1134"/>
         <w:jc w:val="both"/>
         <w:rPr>
@@ -1866,10 +1866,10 @@
     </w:p>
     <w:p>
       <w:pPr>
+        <w:spacing w:before="0" w:after="0" w:line="240" w:lineRule="auto"/>
         <w:tabs>
           <w:tab w:val="left" w:pos="1134"/>
         </w:tabs>
-        <w:spacing w:after="0" w:line="240" w:lineRule="auto"/>
         <w:jc w:val="both"/>
         <w:rPr>
           <w:rFonts w:ascii="Arial Narrow" w:eastAsia="Arial Narrow" w:hAnsi="Arial Narrow" w:cs="Arial Narrow"/>
@@ -2170,7 +2170,7 @@
     </w:p>
     <w:p>
       <w:pPr>
-        <w:spacing w:after="0" w:line="240" w:lineRule="auto"/>
+        <w:spacing w:before="0" w:after="0" w:line="240" w:lineRule="auto"/>
         <w:contextualSpacing/>
         <w:jc w:val="both"/>
         <w:rPr>
@@ -2226,7 +2226,7 @@
     </w:p>
     <w:p>
       <w:pPr>
-        <w:spacing w:after="0" w:line="240" w:lineRule="auto"/>
+        <w:spacing w:before="0" w:after="0" w:line="240" w:lineRule="auto"/>
         <w:contextualSpacing/>
         <w:jc w:val="both"/>
         <w:rPr>
@@ -2436,7 +2436,7 @@
     <w:p>
       <w:pPr>
         <w:pStyle w:val="Prrafodelista"/>
-        <w:spacing w:after="0" w:line="240" w:lineRule="auto"/>
+        <w:spacing w:before="0" w:after="0" w:line="240" w:lineRule="auto"/>
         <w:ind w:left="567"/>
         <w:jc w:val="both"/>
         <w:rPr>
@@ -2584,7 +2584,7 @@
     <w:bookmarkEnd w:id="1"/>
     <w:p>
       <w:pPr>
-        <w:spacing w:after="0" w:line="240" w:lineRule="auto"/>
+        <w:spacing w:before="0" w:after="0" w:line="240" w:lineRule="auto"/>
         <w:jc w:val="both"/>
         <w:rPr>
           <w:rFonts w:ascii="Arial Narrow" w:eastAsia="Arial Narrow" w:hAnsi="Arial Narrow" w:cs="Arial Narrow"/>
@@ -2728,7 +2728,7 @@
     </w:p>
     <w:p>
       <w:pPr>
-        <w:spacing w:after="0" w:line="240" w:lineRule="auto"/>
+        <w:spacing w:before="0" w:after="0" w:line="240" w:lineRule="auto"/>
         <w:jc w:val="both"/>
         <w:rPr>
           <w:rFonts w:ascii="Arial Narrow" w:eastAsia="Arial Narrow" w:hAnsi="Arial Narrow" w:cs="Arial Narrow"/>
@@ -2885,7 +2885,7 @@
     <w:p>
       <w:pPr>
         <w:pStyle w:val="Prrafodelista"/>
-        <w:spacing w:line="240" w:lineRule="auto"/>
+        <w:spacing w:before="0" w:after="0" w:line="240" w:lineRule="auto"/>
         <w:rPr>
           <w:rFonts w:ascii="Arial Narrow" w:eastAsia="Arial Narrow" w:hAnsi="Arial Narrow" w:cs="Arial Narrow"/>
           <w:kern w:val="0"/>
@@ -3010,6 +3010,7 @@
     <w:p>
       <w:pPr>
         <w:pStyle w:val="Prrafodelista"/>
+        <w:spacing w:before="0" w:after="0" w:line="240" w:lineRule="auto"/>
         <w:rPr>
           <w:rFonts w:ascii="Arial Narrow" w:eastAsia="Arial Narrow" w:hAnsi="Arial Narrow" w:cs="Arial Narrow"/>
           <w:kern w:val="0"/>
@@ -3152,7 +3153,7 @@
     </w:p>
     <w:p>
       <w:pPr>
-        <w:spacing w:after="0" w:line="240" w:lineRule="auto"/>
+        <w:spacing w:before="0" w:after="0" w:line="240" w:lineRule="auto"/>
         <w:jc w:val="both"/>
         <w:rPr>
           <w:rFonts w:ascii="Arial Narrow" w:eastAsia="Arial Narrow" w:hAnsi="Arial Narrow" w:cs="Arial Narrow"/>
@@ -3317,7 +3318,7 @@
     </w:p>
     <w:p>
       <w:pPr>
-        <w:spacing w:after="0" w:line="240" w:lineRule="auto"/>
+        <w:spacing w:before="0" w:after="0" w:line="240" w:lineRule="auto"/>
         <w:jc w:val="both"/>
         <w:rPr>
           <w:rFonts w:ascii="Arial Narrow" w:eastAsia="Arial Narrow" w:hAnsi="Arial Narrow" w:cs="Arial Narrow"/>
@@ -3481,7 +3482,7 @@
     <w:bookmarkEnd w:id="20"/>
     <w:p>
       <w:pPr>
-        <w:spacing w:after="0" w:line="240" w:lineRule="auto"/>
+        <w:spacing w:before="0" w:after="0" w:line="240" w:lineRule="auto"/>
         <w:jc w:val="both"/>
         <w:rPr>
           <w:rFonts w:ascii="Arial Narrow" w:eastAsia="Arial Narrow" w:hAnsi="Arial Narrow" w:cs="Arial Narrow"/>
@@ -3553,7 +3554,7 @@
     </w:p>
     <w:p>
       <w:pPr>
-        <w:spacing w:after="0" w:line="240" w:lineRule="auto"/>
+        <w:spacing w:before="0" w:after="0" w:line="240" w:lineRule="auto"/>
         <w:ind w:left="567"/>
         <w:contextualSpacing/>
         <w:jc w:val="both"/>
@@ -3636,7 +3637,7 @@
     </w:p>
     <w:p>
       <w:pPr>
-        <w:spacing w:after="0" w:line="240" w:lineRule="auto"/>
+        <w:spacing w:before="0" w:after="0" w:line="240" w:lineRule="auto"/>
         <w:jc w:val="both"/>
         <w:rPr>
           <w:rFonts w:ascii="Arial Narrow" w:eastAsia="Arial Narrow" w:hAnsi="Arial Narrow" w:cs="Arial Narrow"/>
@@ -4049,7 +4050,7 @@
     <w:p>
       <w:pPr>
         <w:pStyle w:val="Prrafodelista"/>
-        <w:spacing w:after="0" w:line="240" w:lineRule="auto"/>
+        <w:spacing w:before="0" w:after="0" w:line="240" w:lineRule="auto"/>
         <w:ind w:left="567"/>
         <w:jc w:val="both"/>
         <w:rPr>
@@ -4104,10 +4105,37 @@
     </w:p>
     <w:p>
       <w:pPr>
+        <w:spacing w:before="0" w:after="0" w:line="240" w:lineRule="auto"/>
+        <w:jc w:val="both"/>
+        <w:rPr>
+          <w:rFonts w:ascii="Arial Narrow" w:eastAsia="Arial Narrow" w:hAnsi="Arial Narrow" w:cs="Arial Narrow"/>
+          <w:b/>
+          <w:color w:val="000000"/>
+          <w:kern w:val="0"/>
+          <w:sz w:val="22"/>
+          <w:szCs w:val="22"/>
+          <w:lang w:eastAsia="es-PE"/>
+          <w14:ligatures w14:val="none"/>
+        </w:rPr>
+      </w:pPr>
+    </w:p>
+    <w:p>
+      <w:pPr>
         <w:spacing w:after="0" w:line="240" w:lineRule="auto"/>
         <w:jc w:val="both"/>
         <w:rPr>
           <w:rFonts w:ascii="Arial Narrow" w:eastAsia="Arial Narrow" w:hAnsi="Arial Narrow" w:cs="Arial Narrow"/>
+          <w:color w:val="000000"/>
+          <w:kern w:val="0"/>
+          <w:sz w:val="22"/>
+          <w:szCs w:val="22"/>
+          <w:lang w:eastAsia="es-PE"/>
+          <w14:ligatures w14:val="none"/>
+        </w:rPr>
+      </w:pPr>
+      <w:r>
+        <w:rPr>
+          <w:rFonts w:ascii="Arial Narrow" w:eastAsia="Arial Narrow" w:hAnsi="Arial Narrow" w:cs="Arial Narrow"/>
           <w:b/>
           <w:color w:val="000000"/>
           <w:kern w:val="0"/>
@@ -4116,33 +4144,6 @@
           <w:lang w:eastAsia="es-PE"/>
           <w14:ligatures w14:val="none"/>
         </w:rPr>
-      </w:pPr>
-    </w:p>
-    <w:p>
-      <w:pPr>
-        <w:spacing w:after="0" w:line="240" w:lineRule="auto"/>
-        <w:jc w:val="both"/>
-        <w:rPr>
-          <w:rFonts w:ascii="Arial Narrow" w:eastAsia="Arial Narrow" w:hAnsi="Arial Narrow" w:cs="Arial Narrow"/>
-          <w:color w:val="000000"/>
-          <w:kern w:val="0"/>
-          <w:sz w:val="22"/>
-          <w:szCs w:val="22"/>
-          <w:lang w:eastAsia="es-PE"/>
-          <w14:ligatures w14:val="none"/>
-        </w:rPr>
-      </w:pPr>
-      <w:r>
-        <w:rPr>
-          <w:rFonts w:ascii="Arial Narrow" w:eastAsia="Arial Narrow" w:hAnsi="Arial Narrow" w:cs="Arial Narrow"/>
-          <w:b/>
-          <w:color w:val="000000"/>
-          <w:kern w:val="0"/>
-          <w:sz w:val="22"/>
-          <w:szCs w:val="22"/>
-          <w:lang w:eastAsia="es-PE"/>
-          <w14:ligatures w14:val="none"/>
-        </w:rPr>
         <w:t xml:space="preserve">PRIMERO:</w:t>
       </w:r>
       <w:r>
@@ -4276,7 +4277,7 @@
     <w:p>
       <w:pPr>
         <w:pStyle w:val="Prrafodelista"/>
-        <w:spacing w:after="0" w:line="240" w:lineRule="auto"/>
+        <w:spacing w:before="0" w:after="0" w:line="240" w:lineRule="auto"/>
         <w:ind w:left="567"/>
         <w:jc w:val="both"/>
         <w:rPr>
@@ -4453,6 +4454,7 @@
     <w:p>
       <w:pPr>
         <w:pStyle w:val="Prrafodelista"/>
+        <w:spacing w:before="0" w:after="0" w:line="240" w:lineRule="auto"/>
         <w:rPr>
           <w:rFonts w:ascii="Arial Narrow" w:eastAsia="Arial Narrow" w:hAnsi="Arial Narrow" w:cs="Arial Narrow"/>
           <w:kern w:val="0"/>
@@ -4617,7 +4619,7 @@
     </w:p>
     <w:p>
       <w:pPr>
-        <w:spacing w:after="0" w:line="240" w:lineRule="auto"/>
+        <w:spacing w:before="0" w:after="0" w:line="240" w:lineRule="auto"/>
         <w:jc w:val="both"/>
         <w:rPr>
           <w:rFonts w:ascii="Arial Narrow" w:eastAsia="Arial Narrow" w:hAnsi="Arial Narrow" w:cs="Arial Narrow"/>
@@ -4803,7 +4805,7 @@
     <w:p>
       <w:pPr>
         <w:pStyle w:val="Prrafodelista"/>
-        <w:spacing w:after="0" w:line="240" w:lineRule="auto"/>
+        <w:spacing w:before="0" w:after="0" w:line="240" w:lineRule="auto"/>
         <w:ind w:left="567"/>
         <w:jc w:val="both"/>
         <w:rPr>
@@ -4970,7 +4972,7 @@
     <w:p>
       <w:pPr>
         <w:pStyle w:val="Prrafodelista"/>
-        <w:spacing w:after="0" w:line="240" w:lineRule="auto"/>
+        <w:spacing w:before="0" w:after="0" w:line="240" w:lineRule="auto"/>
         <w:ind w:left="567"/>
         <w:jc w:val="both"/>
         <w:rPr>
@@ -5129,7 +5131,7 @@
     <w:p>
       <w:pPr>
         <w:pStyle w:val="Prrafodelista"/>
-        <w:spacing w:after="0" w:line="240" w:lineRule="auto"/>
+        <w:spacing w:before="0" w:after="0" w:line="240" w:lineRule="auto"/>
         <w:ind w:left="567"/>
         <w:jc w:val="both"/>
         <w:rPr>
@@ -5246,7 +5248,7 @@
     <w:p>
       <w:pPr>
         <w:pStyle w:val="Prrafodelista"/>
-        <w:spacing w:after="0" w:line="240" w:lineRule="auto"/>
+        <w:spacing w:before="0" w:after="0" w:line="240" w:lineRule="auto"/>
         <w:ind w:left="567"/>
         <w:jc w:val="both"/>
         <w:rPr>
@@ -5435,6 +5437,7 @@
     <w:p>
       <w:pPr>
         <w:pStyle w:val="Prrafodelista"/>
+        <w:spacing w:before="0" w:after="0" w:line="240" w:lineRule="auto"/>
         <w:rPr>
           <w:rFonts w:ascii="Arial Narrow" w:eastAsia="Arial Narrow" w:hAnsi="Arial Narrow" w:cs="Arial Narrow"/>
           <w:kern w:val="0"/>
@@ -5540,7 +5543,7 @@
     <w:bookmarkEnd w:id="25"/>
     <w:p>
       <w:pPr>
-        <w:spacing w:after="0" w:line="240" w:lineRule="auto"/>
+        <w:spacing w:before="0" w:after="0" w:line="240" w:lineRule="auto"/>
         <w:jc w:val="both"/>
         <w:rPr>
           <w:rFonts w:ascii="Arial Narrow" w:eastAsia="Arial Narrow" w:hAnsi="Arial Narrow" w:cs="Arial Narrow"/>
@@ -5638,7 +5641,7 @@
     </w:p>
     <w:p>
       <w:pPr>
-        <w:spacing w:line="240" w:lineRule="auto"/>
+        <w:spacing w:before="0" w:after="0" w:line="240" w:lineRule="auto"/>
         <w:contextualSpacing/>
         <w:jc w:val="both"/>
         <w:rPr>
@@ -5729,7 +5732,7 @@
     </w:p>
     <w:p>
       <w:pPr>
-        <w:spacing w:after="0" w:line="240" w:lineRule="auto"/>
+        <w:spacing w:before="0" w:after="0" w:line="240" w:lineRule="auto"/>
         <w:jc w:val="both"/>
         <w:rPr>
           <w:rFonts w:ascii="Arial Narrow" w:eastAsia="Arial Narrow" w:hAnsi="Arial Narrow" w:cs="Arial Narrow"/>
@@ -6033,7 +6036,7 @@
     </w:p>
     <w:p>
       <w:pPr>
-        <w:spacing w:after="0" w:line="240" w:lineRule="auto"/>
+        <w:spacing w:before="0" w:after="0" w:line="240" w:lineRule="auto"/>
         <w:ind w:left="567"/>
         <w:jc w:val="both"/>
         <w:rPr>
@@ -6134,6 +6137,21 @@
     </w:p>
     <w:p>
       <w:pPr>
+        <w:spacing w:before="0" w:after="0" w:line="240" w:lineRule="auto"/>
+        <w:jc w:val="both"/>
+        <w:rPr>
+          <w:rFonts w:ascii="Arial Narrow" w:eastAsia="Arial Narrow" w:hAnsi="Arial Narrow" w:cs="Arial Narrow"/>
+          <w:color w:val="000000"/>
+          <w:kern w:val="0"/>
+          <w:sz w:val="22"/>
+          <w:szCs w:val="22"/>
+          <w:lang w:eastAsia="es-PE"/>
+          <w14:ligatures w14:val="none"/>
+        </w:rPr>
+      </w:pPr>
+    </w:p>
+    <w:p>
+      <w:pPr>
         <w:spacing w:after="0" w:line="240" w:lineRule="auto"/>
         <w:jc w:val="both"/>
         <w:rPr>
@@ -6142,21 +6160,6 @@
           <w:kern w:val="0"/>
           <w:sz w:val="22"/>
           <w:szCs w:val="22"/>
-          <w:lang w:eastAsia="es-PE"/>
-          <w14:ligatures w14:val="none"/>
-        </w:rPr>
-      </w:pPr>
-    </w:p>
-    <w:p>
-      <w:pPr>
-        <w:spacing w:after="0" w:line="240" w:lineRule="auto"/>
-        <w:jc w:val="both"/>
-        <w:rPr>
-          <w:rFonts w:ascii="Arial Narrow" w:eastAsia="Arial Narrow" w:hAnsi="Arial Narrow" w:cs="Arial Narrow"/>
-          <w:color w:val="000000"/>
-          <w:kern w:val="0"/>
-          <w:sz w:val="22"/>
-          <w:szCs w:val="22"/>
           <w:lang w:val="es-ES" w:eastAsia="es-ES"/>
           <w14:ligatures w14:val="none"/>
         </w:rPr>
@@ -6302,7 +6305,7 @@
     </w:p>
     <w:p>
       <w:pPr>
-        <w:spacing w:after="0" w:line="240" w:lineRule="auto"/>
+        <w:spacing w:before="0" w:after="0" w:line="240" w:lineRule="auto"/>
         <w:jc w:val="both"/>
         <w:rPr>
           <w:rFonts w:ascii="Arial Narrow" w:eastAsia="Arial Narrow" w:hAnsi="Arial Narrow" w:cs="Arial Narrow"/>
@@ -6583,11 +6586,39 @@
     </w:p>
     <w:p>
       <w:pPr>
+        <w:spacing w:before="0" w:after="0" w:line="240" w:lineRule="auto"/>
+        <w:shd w:val="clear" w:color="auto" w:fill="FFFFFF"/>
+        <w:jc w:val="both"/>
+        <w:rPr>
+          <w:rFonts w:ascii="Arial Narrow" w:eastAsia="Arial Narrow" w:hAnsi="Arial Narrow" w:cs="Arial Narrow"/>
+          <w:b/>
+          <w:color w:val="000000"/>
+          <w:kern w:val="0"/>
+          <w:sz w:val="22"/>
+          <w:szCs w:val="22"/>
+          <w:lang w:eastAsia="es-PE"/>
+          <w14:ligatures w14:val="none"/>
+        </w:rPr>
+      </w:pPr>
+    </w:p>
+    <w:p>
+      <w:pPr>
         <w:shd w:val="clear" w:color="auto" w:fill="FFFFFF"/>
         <w:spacing w:after="0" w:line="240" w:lineRule="auto"/>
         <w:jc w:val="both"/>
         <w:rPr>
           <w:rFonts w:ascii="Arial Narrow" w:eastAsia="Arial Narrow" w:hAnsi="Arial Narrow" w:cs="Arial Narrow"/>
+          <w:color w:val="000000"/>
+          <w:kern w:val="0"/>
+          <w:sz w:val="22"/>
+          <w:szCs w:val="22"/>
+          <w:lang w:eastAsia="es-PE"/>
+          <w14:ligatures w14:val="none"/>
+        </w:rPr>
+      </w:pPr>
+      <w:r>
+        <w:rPr>
+          <w:rFonts w:ascii="Arial Narrow" w:eastAsia="Arial Narrow" w:hAnsi="Arial Narrow" w:cs="Arial Narrow"/>
           <w:b/>
           <w:color w:val="000000"/>
           <w:kern w:val="0"/>
@@ -6596,77 +6627,49 @@
           <w:lang w:eastAsia="es-PE"/>
           <w14:ligatures w14:val="none"/>
         </w:rPr>
-      </w:pPr>
-    </w:p>
-    <w:p>
-      <w:pPr>
+        <w:t>SÉTIMO:</w:t>
+      </w:r>
+      <w:r>
+        <w:rPr>
+          <w:rFonts w:ascii="Arial Narrow" w:eastAsia="Arial Narrow" w:hAnsi="Arial Narrow" w:cs="Arial Narrow"/>
+          <w:color w:val="000000"/>
+          <w:kern w:val="0"/>
+          <w:sz w:val="22"/>
+          <w:szCs w:val="22"/>
+          <w:lang w:eastAsia="es-PE"/>
+          <w14:ligatures w14:val="none"/>
+        </w:rPr>
+        <w:t xml:space="preserve"> informar a las partes que conforme a lo establecido en el artículo 39</w:t>
+      </w:r>
+      <w:r>
+        <w:rPr>
+          <w:rFonts w:ascii="Arial Narrow" w:eastAsia="Arial Narrow" w:hAnsi="Arial Narrow" w:cs="Arial Narrow"/>
+          <w:color w:val="000000"/>
+          <w:kern w:val="0"/>
+          <w:sz w:val="22"/>
+          <w:szCs w:val="22"/>
+          <w:lang w:eastAsia="es-PE"/>
+          <w14:ligatures w14:val="none"/>
+        </w:rPr>
+        <w:t/>
+      </w:r>
+      <w:r>
+        <w:rPr>
+          <w:rFonts w:ascii="Arial Narrow" w:eastAsia="Arial Narrow" w:hAnsi="Arial Narrow" w:cs="Arial Narrow"/>
+          <w:color w:val="000000"/>
+          <w:kern w:val="0"/>
+          <w:sz w:val="22"/>
+          <w:szCs w:val="22"/>
+          <w:lang w:eastAsia="es-PE"/>
+          <w14:ligatures w14:val="none"/>
+        </w:rPr>
+        <w:t xml:space="preserve"> de la Ley sobre Facultades, Normas y Organización del Indecopi, aprobada por Decreto Legislativo 807, los gastos por los peritajes realizados, actuación de pruebas, inspecciones y otros derivados de la tramitación del proceso serán de cargo de la parte que solicita la prueba, salvo pacto en contrario. En todos los casos, la resolución final determinará si los gastos deben ser asumidos por alguna de las partes, o reembolsados a la otra parte o al Indecopi, según sea el caso, de manera adicional a la sanción que haya podido imponerse. </w:t>
+      </w:r>
+    </w:p>
+    <w:p>
+      <w:pPr>
+        <w:spacing w:before="0" w:after="0" w:line="240" w:lineRule="auto"/>
         <w:shd w:val="clear" w:color="auto" w:fill="FFFFFF"/>
-        <w:spacing w:after="0" w:line="240" w:lineRule="auto"/>
-        <w:jc w:val="both"/>
-        <w:rPr>
-          <w:rFonts w:ascii="Arial Narrow" w:eastAsia="Arial Narrow" w:hAnsi="Arial Narrow" w:cs="Arial Narrow"/>
-          <w:color w:val="000000"/>
-          <w:kern w:val="0"/>
-          <w:sz w:val="22"/>
-          <w:szCs w:val="22"/>
-          <w:lang w:eastAsia="es-PE"/>
-          <w14:ligatures w14:val="none"/>
-        </w:rPr>
-      </w:pPr>
-      <w:r>
-        <w:rPr>
-          <w:rFonts w:ascii="Arial Narrow" w:eastAsia="Arial Narrow" w:hAnsi="Arial Narrow" w:cs="Arial Narrow"/>
-          <w:b/>
-          <w:color w:val="000000"/>
-          <w:kern w:val="0"/>
-          <w:sz w:val="22"/>
-          <w:szCs w:val="22"/>
-          <w:lang w:eastAsia="es-PE"/>
-          <w14:ligatures w14:val="none"/>
-        </w:rPr>
-        <w:t>SÉTIMO:</w:t>
-      </w:r>
-      <w:r>
-        <w:rPr>
-          <w:rFonts w:ascii="Arial Narrow" w:eastAsia="Arial Narrow" w:hAnsi="Arial Narrow" w:cs="Arial Narrow"/>
-          <w:color w:val="000000"/>
-          <w:kern w:val="0"/>
-          <w:sz w:val="22"/>
-          <w:szCs w:val="22"/>
-          <w:lang w:eastAsia="es-PE"/>
-          <w14:ligatures w14:val="none"/>
-        </w:rPr>
-        <w:t xml:space="preserve"> informar a las partes que conforme a lo establecido en el artículo 39</w:t>
-      </w:r>
-      <w:r>
-        <w:rPr>
-          <w:rFonts w:ascii="Arial Narrow" w:eastAsia="Arial Narrow" w:hAnsi="Arial Narrow" w:cs="Arial Narrow"/>
-          <w:color w:val="000000"/>
-          <w:kern w:val="0"/>
-          <w:sz w:val="22"/>
-          <w:szCs w:val="22"/>
-          <w:lang w:eastAsia="es-PE"/>
-          <w14:ligatures w14:val="none"/>
-        </w:rPr>
-        <w:t/>
-      </w:r>
-      <w:r>
-        <w:rPr>
-          <w:rFonts w:ascii="Arial Narrow" w:eastAsia="Arial Narrow" w:hAnsi="Arial Narrow" w:cs="Arial Narrow"/>
-          <w:color w:val="000000"/>
-          <w:kern w:val="0"/>
-          <w:sz w:val="22"/>
-          <w:szCs w:val="22"/>
-          <w:lang w:eastAsia="es-PE"/>
-          <w14:ligatures w14:val="none"/>
-        </w:rPr>
-        <w:t xml:space="preserve"> de la Ley sobre Facultades, Normas y Organización del Indecopi, aprobada por Decreto Legislativo 807, los gastos por los peritajes realizados, actuación de pruebas, inspecciones y otros derivados de la tramitación del proceso serán de cargo de la parte que solicita la prueba, salvo pacto en contrario. En todos los casos, la resolución final determinará si los gastos deben ser asumidos por alguna de las partes, o reembolsados a la otra parte o al Indecopi, según sea el caso, de manera adicional a la sanción que haya podido imponerse. </w:t>
-      </w:r>
-    </w:p>
-    <w:p>
-      <w:pPr>
-        <w:shd w:val="clear" w:color="auto" w:fill="FFFFFF"/>
-        <w:spacing w:after="0" w:line="240" w:lineRule="auto"/>
         <w:jc w:val="both"/>
         <w:rPr>
           <w:rFonts w:ascii="Arial Narrow" w:eastAsia="Arial Narrow" w:hAnsi="Arial Narrow" w:cs="Arial Narrow"/>
@@ -6813,26 +6816,26 @@
     </w:p>
     <w:p>
       <w:pPr>
+        <w:spacing w:before="0" w:after="0" w:line="240" w:lineRule="auto"/>
+        <w:suppressAutoHyphens/>
+        <w:jc w:val="both"/>
+        <w:rPr>
+          <w:rFonts w:ascii="Arial Narrow" w:eastAsia="Arial Narrow" w:hAnsi="Arial Narrow" w:cs="Arial Narrow"/>
+          <w:kern w:val="0"/>
+          <w:sz w:val="22"/>
+          <w:szCs w:val="22"/>
+          <w:u w:val="single"/>
+          <w14:ligatures w14:val="none"/>
+        </w:rPr>
+      </w:pPr>
+    </w:p>
+    <w:p>
+      <w:pPr>
         <w:suppressAutoHyphens/>
         <w:spacing w:after="0" w:line="240" w:lineRule="auto"/>
         <w:jc w:val="both"/>
         <w:rPr>
           <w:rFonts w:ascii="Arial Narrow" w:eastAsia="Arial Narrow" w:hAnsi="Arial Narrow" w:cs="Arial Narrow"/>
-          <w:kern w:val="0"/>
-          <w:sz w:val="22"/>
-          <w:szCs w:val="22"/>
-          <w:u w:val="single"/>
-          <w14:ligatures w14:val="none"/>
-        </w:rPr>
-      </w:pPr>
-    </w:p>
-    <w:p>
-      <w:pPr>
-        <w:suppressAutoHyphens/>
-        <w:spacing w:after="0" w:line="240" w:lineRule="auto"/>
-        <w:jc w:val="both"/>
-        <w:rPr>
-          <w:rFonts w:ascii="Arial Narrow" w:eastAsia="Arial Narrow" w:hAnsi="Arial Narrow" w:cs="Arial Narrow"/>
           <w:color w:val="000000"/>
           <w:kern w:val="0"/>
           <w:sz w:val="22"/>
@@ -6871,8 +6874,8 @@
     </w:p>
     <w:p>
       <w:pPr>
+        <w:spacing w:before="0" w:after="0" w:line="240" w:lineRule="auto"/>
         <w:suppressAutoHyphens/>
-        <w:spacing w:after="0" w:line="240" w:lineRule="auto"/>
         <w:jc w:val="both"/>
         <w:rPr>
           <w:rFonts w:ascii="Arial Narrow" w:eastAsia="Arial Narrow" w:hAnsi="Arial Narrow" w:cs="Arial Narrow"/>
@@ -7529,7 +7532,6 @@
           <w:sz w:val="16"/>
           <w:szCs w:val="16"/>
         </w:rPr>
-        <w:tab/>
         <w:t xml:space="preserve"/>
       </w:r>
       <w:r>
@@ -7605,7 +7607,6 @@
           <w:sz w:val="16"/>
           <w:szCs w:val="16"/>
         </w:rPr>
-        <w:tab/>
         <w:t xml:space="preserve"/>
       </w:r>
       <w:r>
@@ -7614,7 +7615,6 @@
           <w:sz w:val="16"/>
           <w:szCs w:val="16"/>
         </w:rPr>
-        <w:tab/>
       </w:r>
       <w:r>
         <w:rPr>
@@ -7624,6 +7624,7 @@
           <w:sz w:val="16"/>
           <w:szCs w:val="16"/>
         </w:rPr>
+        <w:tab/>
         <w:t xml:space="preserve">LEY 29571, CÓDIGO DE PROTECCIÓN Y DEFENSA DEL CONSUMIDOR, publicado el 2 de setiembre de 2010 y modificado por Decreto Legislativo 1308 </w:t>
       </w:r>
     </w:p>
@@ -7847,7 +7848,6 @@
           <w:sz w:val="16"/>
           <w:szCs w:val="16"/>
         </w:rPr>
-        <w:tab/>
         <w:t xml:space="preserve"/>
       </w:r>
       <w:r>
@@ -7856,7 +7856,6 @@
           <w:sz w:val="16"/>
           <w:szCs w:val="16"/>
         </w:rPr>
-        <w:tab/>
       </w:r>
       <w:r>
         <w:rPr>
@@ -7866,6 +7865,7 @@
           <w:sz w:val="16"/>
           <w:szCs w:val="16"/>
         </w:rPr>
+        <w:tab/>
         <w:t xml:space="preserve">LEY 29571, CÓDIGO DE PROTECCIÓN Y DEFENSA DEL CONSUMIDOR, publicado el 2 de setiembre de 2010 y modificado por Decreto Legislativo 1308 </w:t>
       </w:r>
     </w:p>
@@ -8024,7 +8024,6 @@
           <w:sz w:val="16"/>
           <w:szCs w:val="16"/>
         </w:rPr>
-        <w:tab/>
         <w:t xml:space="preserve"/>
       </w:r>
       <w:r>
@@ -8033,7 +8032,6 @@
           <w:sz w:val="16"/>
           <w:szCs w:val="16"/>
         </w:rPr>
-        <w:tab/>
       </w:r>
       <w:r>
         <w:rPr>
@@ -8043,6 +8041,7 @@
           <w:sz w:val="16"/>
           <w:szCs w:val="16"/>
         </w:rPr>
+        <w:tab/>
         <w:t>LEY SOBRE FACULTADES, NORMAS Y ORGANIZACIÓN DEL INDECOPI, APROBADA POR DECRETO LEGISLATIVO 807 Artículo 24.-</w:t>
       </w:r>
       <w:r>
@@ -8173,7 +8172,6 @@
           <w:sz w:val="16"/>
           <w:szCs w:val="16"/>
         </w:rPr>
-        <w:tab/>
         <w:t xml:space="preserve"/>
       </w:r>
       <w:r>
@@ -8230,24 +8228,23 @@
           <w:sz w:val="16"/>
           <w:szCs w:val="16"/>
         </w:rPr>
+        <w:t xml:space="preserve"/>
+      </w:r>
+      <w:r>
+        <w:rPr>
+          <w:rFonts w:ascii="Arial Narrow" w:eastAsia="Arial Narrow" w:hAnsi="Arial Narrow" w:cs="Arial Narrow"/>
+          <w:sz w:val="16"/>
+          <w:szCs w:val="16"/>
+        </w:rPr>
+      </w:r>
+      <w:r>
+        <w:rPr>
+          <w:rFonts w:ascii="Arial Narrow" w:eastAsia="Arial Narrow" w:hAnsi="Arial Narrow" w:cs="Arial Narrow"/>
+          <w:b/>
+          <w:sz w:val="16"/>
+          <w:szCs w:val="16"/>
+        </w:rPr>
         <w:tab/>
-        <w:t xml:space="preserve"/>
-      </w:r>
-      <w:r>
-        <w:rPr>
-          <w:rFonts w:ascii="Arial Narrow" w:eastAsia="Arial Narrow" w:hAnsi="Arial Narrow" w:cs="Arial Narrow"/>
-          <w:sz w:val="16"/>
-          <w:szCs w:val="16"/>
-        </w:rPr>
-        <w:tab/>
-      </w:r>
-      <w:r>
-        <w:rPr>
-          <w:rFonts w:ascii="Arial Narrow" w:eastAsia="Arial Narrow" w:hAnsi="Arial Narrow" w:cs="Arial Narrow"/>
-          <w:b/>
-          <w:sz w:val="16"/>
-          <w:szCs w:val="16"/>
-        </w:rPr>
         <w:t>LEY 29571, CÓDIGO DE PROTECCIÓN Y DEFENSA DEL CONSUMIDOR</w:t>
       </w:r>
       <w:r>
@@ -8632,32 +8629,31 @@
           <w:szCs w:val="16"/>
           <w:vertAlign w:val="superscript"/>
         </w:rPr>
+        <w:t xml:space="preserve"/>
+      </w:r>
+      <w:r>
+        <w:rPr>
+          <w:rFonts w:ascii="Arial Narrow" w:eastAsia="Arial Narrow" w:hAnsi="Arial Narrow" w:cs="Arial Narrow"/>
+          <w:sz w:val="16"/>
+          <w:szCs w:val="16"/>
+        </w:rPr>
+        <w:t xml:space="preserve"/>
+      </w:r>
+      <w:r>
+        <w:rPr>
+          <w:rFonts w:ascii="Arial Narrow" w:eastAsia="Arial Narrow" w:hAnsi="Arial Narrow" w:cs="Arial Narrow"/>
+          <w:sz w:val="16"/>
+          <w:szCs w:val="16"/>
+        </w:rPr>
+      </w:r>
+      <w:r>
+        <w:rPr>
+          <w:rFonts w:ascii="Arial Narrow" w:eastAsia="Arial Narrow" w:hAnsi="Arial Narrow" w:cs="Arial Narrow"/>
+          <w:b/>
+          <w:sz w:val="16"/>
+          <w:szCs w:val="16"/>
+        </w:rPr>
         <w:tab/>
-        <w:t xml:space="preserve"/>
-      </w:r>
-      <w:r>
-        <w:rPr>
-          <w:rFonts w:ascii="Arial Narrow" w:eastAsia="Arial Narrow" w:hAnsi="Arial Narrow" w:cs="Arial Narrow"/>
-          <w:sz w:val="16"/>
-          <w:szCs w:val="16"/>
-        </w:rPr>
-        <w:t xml:space="preserve"> </w:t>
-      </w:r>
-      <w:r>
-        <w:rPr>
-          <w:rFonts w:ascii="Arial Narrow" w:eastAsia="Arial Narrow" w:hAnsi="Arial Narrow" w:cs="Arial Narrow"/>
-          <w:sz w:val="16"/>
-          <w:szCs w:val="16"/>
-        </w:rPr>
-        <w:tab/>
-      </w:r>
-      <w:r>
-        <w:rPr>
-          <w:rFonts w:ascii="Arial Narrow" w:eastAsia="Arial Narrow" w:hAnsi="Arial Narrow" w:cs="Arial Narrow"/>
-          <w:b/>
-          <w:sz w:val="16"/>
-          <w:szCs w:val="16"/>
-        </w:rPr>
         <w:t>LEY 29571, CÓDIGO DE PROTECCIÓN Y DEFENSA DEL CONSUMIDOR</w:t>
       </w:r>
       <w:r>
@@ -8861,7 +8857,6 @@
           <w:sz w:val="16"/>
           <w:szCs w:val="16"/>
         </w:rPr>
-        <w:tab/>
         <w:t xml:space="preserve"/>
       </w:r>
       <w:r>
@@ -8870,7 +8865,6 @@
           <w:sz w:val="16"/>
           <w:szCs w:val="16"/>
         </w:rPr>
-        <w:tab/>
       </w:r>
       <w:r>
         <w:rPr>
@@ -8880,6 +8874,7 @@
           <w:sz w:val="16"/>
           <w:szCs w:val="16"/>
         </w:rPr>
+        <w:tab/>
         <w:t xml:space="preserve">LEY 29571, CÓDIGO DE PROTECCIÓN Y DEFENSA DEL CONSUMIDOR, publicado el 2 de setiembre de 2010 y modificado por Decreto Legislativo 1308 </w:t>
       </w:r>
     </w:p>
@@ -9626,24 +9621,23 @@
           <w:sz w:val="16"/>
           <w:szCs w:val="16"/>
         </w:rPr>
+        <w:t xml:space="preserve"/>
+      </w:r>
+      <w:r>
+        <w:rPr>
+          <w:rFonts w:ascii="Arial Narrow" w:eastAsia="Arial Narrow" w:hAnsi="Arial Narrow" w:cs="Arial Narrow"/>
+          <w:sz w:val="16"/>
+          <w:szCs w:val="16"/>
+        </w:rPr>
+      </w:r>
+      <w:r>
+        <w:rPr>
+          <w:rFonts w:ascii="Arial Narrow" w:eastAsia="Arial Narrow" w:hAnsi="Arial Narrow" w:cs="Arial Narrow"/>
+          <w:b/>
+          <w:sz w:val="16"/>
+          <w:szCs w:val="16"/>
+        </w:rPr>
         <w:tab/>
-        <w:t xml:space="preserve"/>
-      </w:r>
-      <w:r>
-        <w:rPr>
-          <w:rFonts w:ascii="Arial Narrow" w:eastAsia="Arial Narrow" w:hAnsi="Arial Narrow" w:cs="Arial Narrow"/>
-          <w:sz w:val="16"/>
-          <w:szCs w:val="16"/>
-        </w:rPr>
-        <w:tab/>
-      </w:r>
-      <w:r>
-        <w:rPr>
-          <w:rFonts w:ascii="Arial Narrow" w:eastAsia="Arial Narrow" w:hAnsi="Arial Narrow" w:cs="Arial Narrow"/>
-          <w:b/>
-          <w:sz w:val="16"/>
-          <w:szCs w:val="16"/>
-        </w:rPr>
         <w:t>LEY 29571, CÓDIGO DE PROTECCIÓN Y DEFENSA DEL CONSUMIDOR</w:t>
       </w:r>
       <w:r>
@@ -9840,7 +9834,6 @@
           <w:sz w:val="16"/>
           <w:szCs w:val="16"/>
         </w:rPr>
-        <w:tab/>
         <w:t xml:space="preserve"/>
       </w:r>
       <w:r>
@@ -9936,31 +9929,30 @@
           <w:sz w:val="16"/>
           <w:szCs w:val="16"/>
         </w:rPr>
+        <w:t xml:space="preserve"/>
+      </w:r>
+      <w:r>
+        <w:rPr>
+          <w:rFonts w:ascii="Arial Narrow" w:eastAsia="Arial Narrow" w:hAnsi="Arial Narrow" w:cs="Arial Narrow"/>
+          <w:sz w:val="16"/>
+          <w:szCs w:val="16"/>
+        </w:rPr>
+      </w:r>
+      <w:r>
+        <w:rPr>
+          <w:rFonts w:ascii="Arial Narrow" w:eastAsia="Arial Narrow" w:hAnsi="Arial Narrow" w:cs="Arial Narrow"/>
+          <w:b/>
+          <w:sz w:val="16"/>
+          <w:szCs w:val="16"/>
+        </w:rPr>
         <w:tab/>
-        <w:t xml:space="preserve"/>
-      </w:r>
-      <w:r>
-        <w:rPr>
-          <w:rFonts w:ascii="Arial Narrow" w:eastAsia="Arial Narrow" w:hAnsi="Arial Narrow" w:cs="Arial Narrow"/>
-          <w:sz w:val="16"/>
-          <w:szCs w:val="16"/>
-        </w:rPr>
-        <w:tab/>
-      </w:r>
-      <w:r>
-        <w:rPr>
-          <w:rFonts w:ascii="Arial Narrow" w:eastAsia="Arial Narrow" w:hAnsi="Arial Narrow" w:cs="Arial Narrow"/>
-          <w:b/>
-          <w:sz w:val="16"/>
-          <w:szCs w:val="16"/>
-        </w:rPr>
         <w:t>TEXTO ÚNICO ORDENADO DE LA LEY DEL PROCEDIMIENTO ADMINISTRATIVO GENERAL, aprobado mediante Decreto Supremo 006-2026-JUS y publicado el 30 de abril de 2026</w:t>
       </w:r>
     </w:p>
     <w:p>
       <w:pPr>
         <w:pStyle w:val="Textonotapie"/>
-        <w:ind w:left="1134" w:hanging="567"/>
+        <w:ind w:left="1134"/>
         <w:jc w:val="both"/>
         <w:rPr>
           <w:rFonts w:ascii="Arial Narrow" w:eastAsia="Arial Narrow" w:hAnsi="Arial Narrow" w:cs="Arial Narrow"/>

--- a/plantillas_maestras/02_seguro_vida/anulacion_indebida/2_o_mas_ddos_varios/varon/TPL_0630_2026_SEGURO_VIDA_ANULACION_INDEBIDA_ASEGURADORA_VARON_R2.docx
+++ b/plantillas_maestras/02_seguro_vida/anulacion_indebida/2_o_mas_ddos_varios/varon/TPL_0630_2026_SEGURO_VIDA_ANULACION_INDEBIDA_ASEGURADORA_VARON_R2.docx
@@ -6088,7 +6088,7 @@
           <w:sz w:val="22"/>
           <w:szCs w:val="22"/>
         </w:rPr>
-        <w:t xml:space="preserve">correr traslado de la presente resolución a Rímac Seguros y Reaseguros S.A. para que, de conformidad con lo dispuesto por el artículo 26 de la Ley sobre Facultades, Normas y Organización del Indecopi, aprobada por Decreto Legislativo 807</w:t>
+        <w:t xml:space="preserve">correr traslado de la denuncia del 22 de febrero de 2026 a Rímac Seguros y Reaseguros S.A. para que, de conformidad con lo dispuesto por el artículo 26 de la Ley sobre Facultades, Normas y Organización del Indecopi, aprobada por Decreto Legislativo 807</w:t>
       </w:r>
       <w:r>
         <w:rPr>
